--- a/arb/docx/37.content.docx
+++ b/arb/docx/37.content.docx
@@ -939,6 +939,22 @@
       </w:r>
       <w:r>
         <w:rPr>
+          <w:lang w:val="ar_AE" w:bidi="ar_AE"/>
+        </w:rPr>
+        <w:t>בִּ⁠שְׁנַ֤ת שְׁתַּ֨יִם֙ לְ⁠דָרְיָ֣וֶשׁ הַ⁠מֶּ֔לֶךְ</w:t>
+      </w:r>
+    </w:p>
+    <w:p>
+      <w:pPr>
+        <w:bidi/>
+      </w:pPr>
+      <w:r>
+        <w:rPr>
+          <w:lang w:val="ar_AE" w:bidi="ar_AE"/>
+        </w:rPr>
+      </w:r>
+      <w:r>
+        <w:rPr>
           <w:b/>
           <w:lang w:val="ar_AE" w:bidi="ar_AE"/>
         </w:rPr>
@@ -1058,6 +1074,22 @@
       </w:r>
       <w:r>
         <w:rPr>
+          <w:lang w:val="ar_AE" w:bidi="ar_AE"/>
+        </w:rPr>
+        <w:t>בִּ⁠שְׁנַ֤ת שְׁתַּ֨יִם֙ &amp; בַּ⁠חֹ֨דֶשׁ֙ הַ⁠שִּׁשִּׁ֔י בְּ⁠י֥וֹם אֶחָ֖ד לַ⁠חֹ֑דֶשׁ</w:t>
+      </w:r>
+    </w:p>
+    <w:p>
+      <w:pPr>
+        <w:bidi/>
+      </w:pPr>
+      <w:r>
+        <w:rPr>
+          <w:lang w:val="ar_AE" w:bidi="ar_AE"/>
+        </w:rPr>
+      </w:r>
+      <w:r>
+        <w:rPr>
           <w:b/>
           <w:lang w:val="ar_AE" w:bidi="ar_AE"/>
         </w:rPr>
@@ -1171,6 +1203,22 @@
       </w:r>
       <w:r>
         <w:rPr>
+          <w:lang w:val="ar_AE" w:bidi="ar_AE"/>
+        </w:rPr>
+        <w:t>בַּ⁠חֹ֨דֶשׁ֙ הַ⁠שִּׁשִּׁ֔י בְּ⁠י֥וֹם אֶחָ֖ד לַ⁠חֹ֑דֶשׁ</w:t>
+      </w:r>
+    </w:p>
+    <w:p>
+      <w:pPr>
+        <w:bidi/>
+      </w:pPr>
+      <w:r>
+        <w:rPr>
+          <w:lang w:val="ar_AE" w:bidi="ar_AE"/>
+        </w:rPr>
+      </w:r>
+      <w:r>
+        <w:rPr>
           <w:b/>
           <w:lang w:val="ar_AE" w:bidi="ar_AE"/>
         </w:rPr>
@@ -1290,6 +1338,22 @@
       </w:r>
       <w:r>
         <w:rPr>
+          <w:lang w:val="ar_AE" w:bidi="ar_AE"/>
+        </w:rPr>
+        <w:t>הָיָ֨ה דְבַר־יְהוָ֜ה בְּ⁠יַד־חַגַּ֣י הַ⁠נָּבִ֗יא</w:t>
+      </w:r>
+    </w:p>
+    <w:p>
+      <w:pPr>
+        <w:bidi/>
+      </w:pPr>
+      <w:r>
+        <w:rPr>
+          <w:lang w:val="ar_AE" w:bidi="ar_AE"/>
+        </w:rPr>
+      </w:r>
+      <w:r>
+        <w:rPr>
           <w:b/>
           <w:lang w:val="ar_AE" w:bidi="ar_AE"/>
         </w:rPr>
@@ -1409,6 +1473,22 @@
       </w:r>
       <w:r>
         <w:rPr>
+          <w:lang w:val="ar_AE" w:bidi="ar_AE"/>
+        </w:rPr>
+        <w:t>דְבַר־יְהוָ֜ה</w:t>
+      </w:r>
+    </w:p>
+    <w:p>
+      <w:pPr>
+        <w:bidi/>
+      </w:pPr>
+      <w:r>
+        <w:rPr>
+          <w:lang w:val="ar_AE" w:bidi="ar_AE"/>
+        </w:rPr>
+      </w:r>
+      <w:r>
+        <w:rPr>
           <w:b/>
           <w:lang w:val="ar_AE" w:bidi="ar_AE"/>
         </w:rPr>
@@ -1528,6 +1608,22 @@
       </w:r>
       <w:r>
         <w:rPr>
+          <w:lang w:val="ar_AE" w:bidi="ar_AE"/>
+        </w:rPr>
+        <w:t>כֹּ֥ה אָמַ֛ר יְהוָ֥ה צְבָא֖וֹת לֵ⁠אמֹ֑ר הָ⁠עָ֤ם הַ⁠זֶּה֙ אָֽמְר֔וּ לֹ֥א עֶת־בֹּ֛א עֶת־בֵּ֥ית יְהוָ֖ה לְ⁠הִבָּנֽוֹת</w:t>
+      </w:r>
+    </w:p>
+    <w:p>
+      <w:pPr>
+        <w:bidi/>
+      </w:pPr>
+      <w:r>
+        <w:rPr>
+          <w:lang w:val="ar_AE" w:bidi="ar_AE"/>
+        </w:rPr>
+      </w:r>
+      <w:r>
+        <w:rPr>
           <w:b/>
           <w:lang w:val="ar_AE" w:bidi="ar_AE"/>
         </w:rPr>
@@ -1634,6 +1730,22 @@
       </w:r>
       <w:r>
         <w:rPr>
+          <w:lang w:val="ar_AE" w:bidi="ar_AE"/>
+        </w:rPr>
+        <w:t>יְהוָ֥ה צְבָא֖וֹת</w:t>
+      </w:r>
+    </w:p>
+    <w:p>
+      <w:pPr>
+        <w:bidi/>
+      </w:pPr>
+      <w:r>
+        <w:rPr>
+          <w:lang w:val="ar_AE" w:bidi="ar_AE"/>
+        </w:rPr>
+      </w:r>
+      <w:r>
+        <w:rPr>
           <w:b/>
           <w:lang w:val="ar_AE" w:bidi="ar_AE"/>
         </w:rPr>
@@ -1726,6 +1838,22 @@
       </w:r>
       <w:r>
         <w:rPr>
+          <w:lang w:val="ar_AE" w:bidi="ar_AE"/>
+        </w:rPr>
+        <w:t>הָ⁠עָ֤ם הַ⁠זֶּה֙</w:t>
+      </w:r>
+    </w:p>
+    <w:p>
+      <w:pPr>
+        <w:bidi/>
+      </w:pPr>
+      <w:r>
+        <w:rPr>
+          <w:lang w:val="ar_AE" w:bidi="ar_AE"/>
+        </w:rPr>
+      </w:r>
+      <w:r>
+        <w:rPr>
           <w:b/>
           <w:lang w:val="ar_AE" w:bidi="ar_AE"/>
         </w:rPr>
@@ -1845,6 +1973,22 @@
       </w:r>
       <w:r>
         <w:rPr>
+          <w:lang w:val="ar_AE" w:bidi="ar_AE"/>
+        </w:rPr>
+        <w:t>עֶת־בֵּ֥ית יְהוָ֖ה</w:t>
+      </w:r>
+    </w:p>
+    <w:p>
+      <w:pPr>
+        <w:bidi/>
+      </w:pPr>
+      <w:r>
+        <w:rPr>
+          <w:lang w:val="ar_AE" w:bidi="ar_AE"/>
+        </w:rPr>
+      </w:r>
+      <w:r>
+        <w:rPr>
           <w:b/>
           <w:lang w:val="ar_AE" w:bidi="ar_AE"/>
         </w:rPr>
@@ -1951,6 +2095,22 @@
         <w:rPr>
           <w:lang w:val="ar_AE" w:bidi="ar_AE"/>
         </w:rPr>
+      </w:r>
+    </w:p>
+    <w:p>
+      <w:pPr>
+        <w:bidi/>
+      </w:pPr>
+      <w:r>
+        <w:rPr>
+          <w:lang w:val="ar_AE" w:bidi="ar_AE"/>
+        </w:rPr>
+      </w:r>
+      <w:r>
+        <w:rPr>
+          <w:lang w:val="ar_AE" w:bidi="ar_AE"/>
+        </w:rPr>
+        <w:t>וַֽ⁠יְהִי֙ דְּבַר־יְהוָ֔ה בְּ⁠יַד־חַגַּ֥י הַ⁠נָּבִ֖יא</w:t>
       </w:r>
     </w:p>
     <w:p>
@@ -2088,6 +2248,22 @@
       </w:r>
       <w:r>
         <w:rPr>
+          <w:lang w:val="ar_AE" w:bidi="ar_AE"/>
+        </w:rPr>
+        <w:t>הַ⁠עֵ֤ת לָ⁠כֶם֙ אַתֶּ֔ם לָ⁠שֶׁ֖בֶת בְּ⁠בָתֵּי⁠כֶ֣ם סְפוּנִ֑ים וְ⁠הַ⁠בַּ֥יִת הַ⁠זֶּ֖ה חָרֵֽב</w:t>
+      </w:r>
+    </w:p>
+    <w:p>
+      <w:pPr>
+        <w:bidi/>
+      </w:pPr>
+      <w:r>
+        <w:rPr>
+          <w:lang w:val="ar_AE" w:bidi="ar_AE"/>
+        </w:rPr>
+      </w:r>
+      <w:r>
+        <w:rPr>
           <w:b/>
           <w:lang w:val="ar_AE" w:bidi="ar_AE"/>
         </w:rPr>
@@ -2194,6 +2370,22 @@
       </w:r>
       <w:r>
         <w:rPr>
+          <w:lang w:val="ar_AE" w:bidi="ar_AE"/>
+        </w:rPr>
+        <w:t>לָ⁠כֶם֙ אַתֶּ֔ם &amp; בְּ⁠בָתֵּי⁠כֶ֣ם</w:t>
+      </w:r>
+    </w:p>
+    <w:p>
+      <w:pPr>
+        <w:bidi/>
+      </w:pPr>
+      <w:r>
+        <w:rPr>
+          <w:lang w:val="ar_AE" w:bidi="ar_AE"/>
+        </w:rPr>
+      </w:r>
+      <w:r>
+        <w:rPr>
           <w:b/>
           <w:lang w:val="ar_AE" w:bidi="ar_AE"/>
         </w:rPr>
@@ -2340,6 +2532,22 @@
       </w:r>
       <w:r>
         <w:rPr>
+          <w:lang w:val="ar_AE" w:bidi="ar_AE"/>
+        </w:rPr>
+        <w:t>סְפוּנִ֑ים</w:t>
+      </w:r>
+    </w:p>
+    <w:p>
+      <w:pPr>
+        <w:bidi/>
+      </w:pPr>
+      <w:r>
+        <w:rPr>
+          <w:lang w:val="ar_AE" w:bidi="ar_AE"/>
+        </w:rPr>
+      </w:r>
+      <w:r>
+        <w:rPr>
           <w:b/>
           <w:lang w:val="ar_AE" w:bidi="ar_AE"/>
         </w:rPr>
@@ -2459,6 +2667,22 @@
       </w:r>
       <w:r>
         <w:rPr>
+          <w:lang w:val="ar_AE" w:bidi="ar_AE"/>
+        </w:rPr>
+        <w:t>וְ⁠עַתָּ֕ה כֹּ֥ה אָמַ֖ר יְהוָ֣ה צְבָא֑וֹת שִׂ֥ימוּ לְבַבְ⁠כֶ֖ם עַל־דַּרְכֵי⁠כֶֽם</w:t>
+      </w:r>
+    </w:p>
+    <w:p>
+      <w:pPr>
+        <w:bidi/>
+      </w:pPr>
+      <w:r>
+        <w:rPr>
+          <w:lang w:val="ar_AE" w:bidi="ar_AE"/>
+        </w:rPr>
+      </w:r>
+      <w:r>
+        <w:rPr>
           <w:b/>
           <w:lang w:val="ar_AE" w:bidi="ar_AE"/>
         </w:rPr>
@@ -2565,6 +2789,22 @@
       </w:r>
       <w:r>
         <w:rPr>
+          <w:lang w:val="ar_AE" w:bidi="ar_AE"/>
+        </w:rPr>
+        <w:t>שִׂ֥ימוּ לְבַבְ⁠כֶ֖ם עַל־דַּרְכֵי⁠כֶֽם</w:t>
+      </w:r>
+    </w:p>
+    <w:p>
+      <w:pPr>
+        <w:bidi/>
+      </w:pPr>
+      <w:r>
+        <w:rPr>
+          <w:lang w:val="ar_AE" w:bidi="ar_AE"/>
+        </w:rPr>
+      </w:r>
+      <w:r>
+        <w:rPr>
           <w:b/>
           <w:lang w:val="ar_AE" w:bidi="ar_AE"/>
         </w:rPr>
@@ -2684,6 +2924,22 @@
       </w:r>
       <w:r>
         <w:rPr>
+          <w:lang w:val="ar_AE" w:bidi="ar_AE"/>
+        </w:rPr>
+        <w:t>לְבַבְ⁠כֶ֖ם</w:t>
+      </w:r>
+    </w:p>
+    <w:p>
+      <w:pPr>
+        <w:bidi/>
+      </w:pPr>
+      <w:r>
+        <w:rPr>
+          <w:lang w:val="ar_AE" w:bidi="ar_AE"/>
+        </w:rPr>
+      </w:r>
+      <w:r>
+        <w:rPr>
           <w:b/>
           <w:lang w:val="ar_AE" w:bidi="ar_AE"/>
         </w:rPr>
@@ -2803,6 +3059,22 @@
       </w:r>
       <w:r>
         <w:rPr>
+          <w:lang w:val="ar_AE" w:bidi="ar_AE"/>
+        </w:rPr>
+        <w:t>דַּרְכֵי⁠כֶֽם</w:t>
+      </w:r>
+    </w:p>
+    <w:p>
+      <w:pPr>
+        <w:bidi/>
+      </w:pPr>
+      <w:r>
+        <w:rPr>
+          <w:lang w:val="ar_AE" w:bidi="ar_AE"/>
+        </w:rPr>
+      </w:r>
+      <w:r>
+        <w:rPr>
           <w:b/>
           <w:lang w:val="ar_AE" w:bidi="ar_AE"/>
         </w:rPr>
@@ -2909,6 +3181,22 @@
       </w:r>
       <w:r>
         <w:rPr>
+          <w:lang w:val="ar_AE" w:bidi="ar_AE"/>
+        </w:rPr>
+        <w:t>וְ⁠אֵין־לְ⁠שָׂבְעָה֙</w:t>
+      </w:r>
+    </w:p>
+    <w:p>
+      <w:pPr>
+        <w:bidi/>
+      </w:pPr>
+      <w:r>
+        <w:rPr>
+          <w:lang w:val="ar_AE" w:bidi="ar_AE"/>
+        </w:rPr>
+      </w:r>
+      <w:r>
+        <w:rPr>
           <w:b/>
           <w:lang w:val="ar_AE" w:bidi="ar_AE"/>
         </w:rPr>
@@ -3028,6 +3316,22 @@
       </w:r>
       <w:r>
         <w:rPr>
+          <w:lang w:val="ar_AE" w:bidi="ar_AE"/>
+        </w:rPr>
+        <w:t>וְ⁠אֵין־לְ⁠שָׁכְרָ֔ה</w:t>
+      </w:r>
+    </w:p>
+    <w:p>
+      <w:pPr>
+        <w:bidi/>
+      </w:pPr>
+      <w:r>
+        <w:rPr>
+          <w:lang w:val="ar_AE" w:bidi="ar_AE"/>
+        </w:rPr>
+      </w:r>
+      <w:r>
+        <w:rPr>
           <w:b/>
           <w:lang w:val="ar_AE" w:bidi="ar_AE"/>
         </w:rPr>
@@ -3134,6 +3438,22 @@
       </w:r>
       <w:r>
         <w:rPr>
+          <w:lang w:val="ar_AE" w:bidi="ar_AE"/>
+        </w:rPr>
+        <w:t>לָב֖וֹשׁ וְ⁠אֵין־לְ⁠חֹ֣ם ל֑⁠וֹ</w:t>
+      </w:r>
+    </w:p>
+    <w:p>
+      <w:pPr>
+        <w:bidi/>
+      </w:pPr>
+      <w:r>
+        <w:rPr>
+          <w:lang w:val="ar_AE" w:bidi="ar_AE"/>
+        </w:rPr>
+      </w:r>
+      <w:r>
+        <w:rPr>
           <w:b/>
           <w:lang w:val="ar_AE" w:bidi="ar_AE"/>
         </w:rPr>
@@ -3240,6 +3560,22 @@
       </w:r>
       <w:r>
         <w:rPr>
+          <w:lang w:val="ar_AE" w:bidi="ar_AE"/>
+        </w:rPr>
+        <w:t>וְ⁠הַ֨⁠מִּשְׂתַּכֵּ֔ר מִשְׂתַּכֵּ֖ר אֶל־צְר֥וֹר נָקֽוּב</w:t>
+      </w:r>
+    </w:p>
+    <w:p>
+      <w:pPr>
+        <w:bidi/>
+      </w:pPr>
+      <w:r>
+        <w:rPr>
+          <w:lang w:val="ar_AE" w:bidi="ar_AE"/>
+        </w:rPr>
+      </w:r>
+      <w:r>
+        <w:rPr>
           <w:b/>
           <w:lang w:val="ar_AE" w:bidi="ar_AE"/>
         </w:rPr>
@@ -3346,6 +3682,22 @@
       </w:r>
       <w:r>
         <w:rPr>
+          <w:lang w:val="ar_AE" w:bidi="ar_AE"/>
+        </w:rPr>
+        <w:t>וְ⁠הַ֨⁠מִּשְׂתַּכֵּ֔ר מִשְׂתַּכֵּ֖ר אֶל־צְר֥וֹר נָקֽוּב</w:t>
+      </w:r>
+    </w:p>
+    <w:p>
+      <w:pPr>
+        <w:bidi/>
+      </w:pPr>
+      <w:r>
+        <w:rPr>
+          <w:lang w:val="ar_AE" w:bidi="ar_AE"/>
+        </w:rPr>
+      </w:r>
+      <w:r>
+        <w:rPr>
           <w:b/>
           <w:lang w:val="ar_AE" w:bidi="ar_AE"/>
         </w:rPr>
@@ -3464,6 +3816,22 @@
       </w:r>
       <w:r>
         <w:rPr>
+          <w:lang w:val="ar_AE" w:bidi="ar_AE"/>
+        </w:rPr>
+        <w:t>צְר֥וֹר נָקֽוּב</w:t>
+      </w:r>
+    </w:p>
+    <w:p>
+      <w:pPr>
+        <w:bidi/>
+      </w:pPr>
+      <w:r>
+        <w:rPr>
+          <w:lang w:val="ar_AE" w:bidi="ar_AE"/>
+        </w:rPr>
+      </w:r>
+      <w:r>
+        <w:rPr>
           <w:b/>
           <w:lang w:val="ar_AE" w:bidi="ar_AE"/>
         </w:rPr>
@@ -3570,6 +3938,22 @@
       </w:r>
       <w:r>
         <w:rPr>
+          <w:lang w:val="ar_AE" w:bidi="ar_AE"/>
+        </w:rPr>
+        <w:t>כֹּ֥ה אָמַ֖ר יְהוָ֣ה צְבָא֑וֹת שִׂ֥ימוּ לְבַבְ⁠כֶ֖ם עַל־דַּרְכֵי⁠כֶֽם</w:t>
+      </w:r>
+    </w:p>
+    <w:p>
+      <w:pPr>
+        <w:bidi/>
+      </w:pPr>
+      <w:r>
+        <w:rPr>
+          <w:lang w:val="ar_AE" w:bidi="ar_AE"/>
+        </w:rPr>
+      </w:r>
+      <w:r>
+        <w:rPr>
           <w:b/>
           <w:lang w:val="ar_AE" w:bidi="ar_AE"/>
         </w:rPr>
@@ -3663,6 +4047,22 @@
         <w:rPr>
           <w:lang w:val="ar_AE" w:bidi="ar_AE"/>
         </w:rPr>
+      </w:r>
+    </w:p>
+    <w:p>
+      <w:pPr>
+        <w:bidi/>
+      </w:pPr>
+      <w:r>
+        <w:rPr>
+          <w:lang w:val="ar_AE" w:bidi="ar_AE"/>
+        </w:rPr>
+      </w:r>
+      <w:r>
+        <w:rPr>
+          <w:lang w:val="ar_AE" w:bidi="ar_AE"/>
+        </w:rPr>
+        <w:t>שִׂ֥ימוּ לְבַבְ⁠כֶ֖ם עַל־דַּרְכֵי⁠כֶֽם</w:t>
       </w:r>
     </w:p>
     <w:p>
@@ -3786,6 +4186,22 @@
       </w:r>
       <w:r>
         <w:rPr>
+          <w:lang w:val="ar_AE" w:bidi="ar_AE"/>
+        </w:rPr>
+        <w:t>עֲל֥וּ הָ⁠הָ֛ר וַ⁠הֲבֵאתֶ֥ם עֵ֖ץ וּ⁠בְנ֣וּ הַ⁠בָּ֑יִת וְ⁠אֶרְצֶה־בּ֥⁠וֹ ו⁠אכבד אָמַ֥ר יְהוָֽה</w:t>
+      </w:r>
+    </w:p>
+    <w:p>
+      <w:pPr>
+        <w:bidi/>
+      </w:pPr>
+      <w:r>
+        <w:rPr>
+          <w:lang w:val="ar_AE" w:bidi="ar_AE"/>
+        </w:rPr>
+      </w:r>
+      <w:r>
+        <w:rPr>
           <w:b/>
           <w:lang w:val="ar_AE" w:bidi="ar_AE"/>
         </w:rPr>
@@ -3892,6 +4308,22 @@
       </w:r>
       <w:r>
         <w:rPr>
+          <w:lang w:val="ar_AE" w:bidi="ar_AE"/>
+        </w:rPr>
+        <w:t>הָ⁠הָ֛ר</w:t>
+      </w:r>
+    </w:p>
+    <w:p>
+      <w:pPr>
+        <w:bidi/>
+      </w:pPr>
+      <w:r>
+        <w:rPr>
+          <w:lang w:val="ar_AE" w:bidi="ar_AE"/>
+        </w:rPr>
+      </w:r>
+      <w:r>
+        <w:rPr>
           <w:b/>
           <w:lang w:val="ar_AE" w:bidi="ar_AE"/>
         </w:rPr>
@@ -4011,6 +4443,22 @@
       </w:r>
       <w:r>
         <w:rPr>
+          <w:lang w:val="ar_AE" w:bidi="ar_AE"/>
+        </w:rPr>
+        <w:t>ו⁠אכבד</w:t>
+      </w:r>
+    </w:p>
+    <w:p>
+      <w:pPr>
+        <w:bidi/>
+      </w:pPr>
+      <w:r>
+        <w:rPr>
+          <w:lang w:val="ar_AE" w:bidi="ar_AE"/>
+        </w:rPr>
+      </w:r>
+      <w:r>
+        <w:rPr>
           <w:b/>
           <w:lang w:val="ar_AE" w:bidi="ar_AE"/>
         </w:rPr>
@@ -4117,6 +4565,22 @@
       </w:r>
       <w:r>
         <w:rPr>
+          <w:lang w:val="ar_AE" w:bidi="ar_AE"/>
+        </w:rPr>
+        <w:t>פָּנֹ֤ה אֶל־הַרְבֵּה֙ וְ⁠הִנֵּ֣ה לִ⁠מְעָ֔ט וַ⁠הֲבֵאתֶ֥ם הַ⁠בַּ֖יִת וְ⁠נָפַ֣חְתִּי ב֑⁠וֹ יַ֣עַן מֶ֗ה נְאֻם֙ יְהוָ֣ה צְבָא֔וֹת יַ֗עַן בֵּיתִ⁠י֙ אֲשֶׁר־ה֣וּא חָרֵ֔ב וְ⁠אַתֶּ֥ם רָצִ֖ים אִ֥ישׁ לְ⁠בֵיתֽ⁠וֹ</w:t>
+      </w:r>
+    </w:p>
+    <w:p>
+      <w:pPr>
+        <w:bidi/>
+      </w:pPr>
+      <w:r>
+        <w:rPr>
+          <w:lang w:val="ar_AE" w:bidi="ar_AE"/>
+        </w:rPr>
+      </w:r>
+      <w:r>
+        <w:rPr>
           <w:b/>
           <w:lang w:val="ar_AE" w:bidi="ar_AE"/>
         </w:rPr>
@@ -4223,6 +4687,22 @@
       </w:r>
       <w:r>
         <w:rPr>
+          <w:lang w:val="ar_AE" w:bidi="ar_AE"/>
+        </w:rPr>
+        <w:t>וְ⁠הִנֵּ֣ה</w:t>
+      </w:r>
+    </w:p>
+    <w:p>
+      <w:pPr>
+        <w:bidi/>
+      </w:pPr>
+      <w:r>
+        <w:rPr>
+          <w:lang w:val="ar_AE" w:bidi="ar_AE"/>
+        </w:rPr>
+      </w:r>
+      <w:r>
+        <w:rPr>
           <w:b/>
           <w:lang w:val="ar_AE" w:bidi="ar_AE"/>
         </w:rPr>
@@ -4328,6 +4808,22 @@
       </w:r>
       <w:r>
         <w:rPr>
+          <w:lang w:val="ar_AE" w:bidi="ar_AE"/>
+        </w:rPr>
+        <w:t>וְ⁠הִנֵּ֣ה לִ⁠מְעָ֔ט</w:t>
+      </w:r>
+    </w:p>
+    <w:p>
+      <w:pPr>
+        <w:bidi/>
+      </w:pPr>
+      <w:r>
+        <w:rPr>
+          <w:lang w:val="ar_AE" w:bidi="ar_AE"/>
+        </w:rPr>
+      </w:r>
+      <w:r>
+        <w:rPr>
           <w:b/>
           <w:lang w:val="ar_AE" w:bidi="ar_AE"/>
         </w:rPr>
@@ -4434,6 +4930,22 @@
       </w:r>
       <w:r>
         <w:rPr>
+          <w:lang w:val="ar_AE" w:bidi="ar_AE"/>
+        </w:rPr>
+        <w:t>וְ⁠נָפַ֣חְתִּי ב֑⁠וֹ</w:t>
+      </w:r>
+    </w:p>
+    <w:p>
+      <w:pPr>
+        <w:bidi/>
+      </w:pPr>
+      <w:r>
+        <w:rPr>
+          <w:lang w:val="ar_AE" w:bidi="ar_AE"/>
+        </w:rPr>
+      </w:r>
+      <w:r>
+        <w:rPr>
           <w:b/>
           <w:lang w:val="ar_AE" w:bidi="ar_AE"/>
         </w:rPr>
@@ -4540,6 +5052,22 @@
       </w:r>
       <w:r>
         <w:rPr>
+          <w:lang w:val="ar_AE" w:bidi="ar_AE"/>
+        </w:rPr>
+        <w:t>יַ֣עַן מֶ֗ה &amp; יַ֗עַן בֵּיתִ⁠י֙</w:t>
+      </w:r>
+    </w:p>
+    <w:p>
+      <w:pPr>
+        <w:bidi/>
+      </w:pPr>
+      <w:r>
+        <w:rPr>
+          <w:lang w:val="ar_AE" w:bidi="ar_AE"/>
+        </w:rPr>
+      </w:r>
+      <w:r>
+        <w:rPr>
           <w:b/>
           <w:lang w:val="ar_AE" w:bidi="ar_AE"/>
         </w:rPr>
@@ -4660,6 +5188,22 @@
       </w:r>
       <w:r>
         <w:rPr>
+          <w:lang w:val="ar_AE" w:bidi="ar_AE"/>
+        </w:rPr>
+        <w:t>נְאֻם֙ יְהוָ֣ה צְבָא֔וֹת</w:t>
+      </w:r>
+    </w:p>
+    <w:p>
+      <w:pPr>
+        <w:bidi/>
+      </w:pPr>
+      <w:r>
+        <w:rPr>
+          <w:lang w:val="ar_AE" w:bidi="ar_AE"/>
+        </w:rPr>
+      </w:r>
+      <w:r>
+        <w:rPr>
           <w:b/>
           <w:lang w:val="ar_AE" w:bidi="ar_AE"/>
         </w:rPr>
@@ -4766,6 +5310,22 @@
       </w:r>
       <w:r>
         <w:rPr>
+          <w:lang w:val="ar_AE" w:bidi="ar_AE"/>
+        </w:rPr>
+        <w:t>וְ⁠אַתֶּ֥ם רָצִ֖ים אִ֥ישׁ לְ⁠בֵיתֽ⁠וֹ</w:t>
+      </w:r>
+    </w:p>
+    <w:p>
+      <w:pPr>
+        <w:bidi/>
+      </w:pPr>
+      <w:r>
+        <w:rPr>
+          <w:lang w:val="ar_AE" w:bidi="ar_AE"/>
+        </w:rPr>
+      </w:r>
+      <w:r>
+        <w:rPr>
           <w:b/>
           <w:lang w:val="ar_AE" w:bidi="ar_AE"/>
         </w:rPr>
@@ -4885,6 +5445,22 @@
       </w:r>
       <w:r>
         <w:rPr>
+          <w:lang w:val="ar_AE" w:bidi="ar_AE"/>
+        </w:rPr>
+        <w:t>וְ⁠אַתֶּ֥ם רָצִ֖ים אִ֥ישׁ לְ⁠בֵיתֽ⁠וֹ</w:t>
+      </w:r>
+    </w:p>
+    <w:p>
+      <w:pPr>
+        <w:bidi/>
+      </w:pPr>
+      <w:r>
+        <w:rPr>
+          <w:lang w:val="ar_AE" w:bidi="ar_AE"/>
+        </w:rPr>
+      </w:r>
+      <w:r>
+        <w:rPr>
           <w:b/>
           <w:lang w:val="ar_AE" w:bidi="ar_AE"/>
         </w:rPr>
@@ -4977,6 +5553,22 @@
       </w:r>
       <w:r>
         <w:rPr>
+          <w:lang w:val="ar_AE" w:bidi="ar_AE"/>
+        </w:rPr>
+        <w:t>כָּלְא֥וּ שָמַ֖יִם מִ⁠טָּ֑ל וְ⁠הָ⁠אָ֖רֶץ כָּלְאָ֥ה יְבוּלָֽ⁠הּ</w:t>
+      </w:r>
+    </w:p>
+    <w:p>
+      <w:pPr>
+        <w:bidi/>
+      </w:pPr>
+      <w:r>
+        <w:rPr>
+          <w:lang w:val="ar_AE" w:bidi="ar_AE"/>
+        </w:rPr>
+      </w:r>
+      <w:r>
+        <w:rPr>
           <w:b/>
           <w:lang w:val="ar_AE" w:bidi="ar_AE"/>
         </w:rPr>
@@ -5157,6 +5749,22 @@
       </w:r>
       <w:r>
         <w:rPr>
+          <w:lang w:val="ar_AE" w:bidi="ar_AE"/>
+        </w:rPr>
+        <w:t>עֲלֵי⁠כֶ֔ם כָּלְא֥וּ שָמַ֖יִם מִ⁠טָּ֑ל</w:t>
+      </w:r>
+    </w:p>
+    <w:p>
+      <w:pPr>
+        <w:bidi/>
+      </w:pPr>
+      <w:r>
+        <w:rPr>
+          <w:lang w:val="ar_AE" w:bidi="ar_AE"/>
+        </w:rPr>
+      </w:r>
+      <w:r>
+        <w:rPr>
           <w:b/>
           <w:lang w:val="ar_AE" w:bidi="ar_AE"/>
         </w:rPr>
@@ -5276,6 +5884,22 @@
         <w:rPr>
           <w:lang w:val="ar_AE" w:bidi="ar_AE"/>
         </w:rPr>
+      </w:r>
+    </w:p>
+    <w:p>
+      <w:pPr>
+        <w:bidi/>
+      </w:pPr>
+      <w:r>
+        <w:rPr>
+          <w:lang w:val="ar_AE" w:bidi="ar_AE"/>
+        </w:rPr>
+      </w:r>
+      <w:r>
+        <w:rPr>
+          <w:lang w:val="ar_AE" w:bidi="ar_AE"/>
+        </w:rPr>
+        <w:t>עַל־הָ⁠אָ֣רֶץ וְ⁠עַל־הֶ⁠הָרִ֗ים וְ⁠עַל־הַ⁠דָּגָן֙ וְ⁠עַל־הַ⁠תִּיר֣וֹשׁ וְ⁠עַל־הַ⁠יִּצְהָ֔ר וְ⁠עַ֛ל אֲשֶׁ֥ר תּוֹצִ֖יא הָ⁠אֲדָמָ֑ה וְ⁠עַל־הָֽ⁠אָדָם֙ וְ⁠עַל־הַ⁠בְּהֵמָ֔ה וְ⁠עַ֖ל כָּל־יְגִ֥יעַ כַּפָּֽיִם</w:t>
       </w:r>
     </w:p>
     <w:p>
@@ -5439,6 +6063,22 @@
       </w:r>
       <w:r>
         <w:rPr>
+          <w:lang w:val="ar_AE" w:bidi="ar_AE"/>
+        </w:rPr>
+        <w:t>וָ⁠אֶקְרָ֨א חֹ֜רֶב עַל־הָ⁠אָ֣רֶץ וְ⁠עַל־הֶ⁠הָרִ֗ים וְ⁠עַל־הַ⁠דָּגָן֙ וְ⁠עַל־הַ⁠תִּיר֣וֹשׁ וְ⁠עַל־הַ⁠יִּצְהָ֔ר וְ⁠עַ֛ל אֲשֶׁ֥ר תּוֹצִ֖יא הָ⁠אֲדָמָ֑ה וְ⁠עַל־הָֽ⁠אָדָם֙ וְ⁠עַל־הַ⁠בְּהֵמָ֔ה וְ⁠עַ֖ל כָּל־יְגִ֥יעַ כַּפָּֽיִם</w:t>
+      </w:r>
+    </w:p>
+    <w:p>
+      <w:pPr>
+        <w:bidi/>
+      </w:pPr>
+      <w:r>
+        <w:rPr>
+          <w:lang w:val="ar_AE" w:bidi="ar_AE"/>
+        </w:rPr>
+      </w:r>
+      <w:r>
+        <w:rPr>
           <w:b/>
           <w:lang w:val="ar_AE" w:bidi="ar_AE"/>
         </w:rPr>
@@ -5570,6 +6210,22 @@
       </w:r>
       <w:r>
         <w:rPr>
+          <w:lang w:val="ar_AE" w:bidi="ar_AE"/>
+        </w:rPr>
+        <w:t>וָ⁠אֶקְרָ֨א</w:t>
+      </w:r>
+    </w:p>
+    <w:p>
+      <w:pPr>
+        <w:bidi/>
+      </w:pPr>
+      <w:r>
+        <w:rPr>
+          <w:lang w:val="ar_AE" w:bidi="ar_AE"/>
+        </w:rPr>
+      </w:r>
+      <w:r>
+        <w:rPr>
           <w:b/>
           <w:lang w:val="ar_AE" w:bidi="ar_AE"/>
         </w:rPr>
@@ -5676,6 +6332,22 @@
       </w:r>
       <w:r>
         <w:rPr>
+          <w:lang w:val="ar_AE" w:bidi="ar_AE"/>
+        </w:rPr>
+        <w:t>וְ⁠עַל־הַ⁠דָּגָן֙ וְ⁠עַל־הַ⁠תִּיר֣וֹשׁ וְ⁠עַל־הַ⁠יִּצְהָ֔ר</w:t>
+      </w:r>
+    </w:p>
+    <w:p>
+      <w:pPr>
+        <w:bidi/>
+      </w:pPr>
+      <w:r>
+        <w:rPr>
+          <w:lang w:val="ar_AE" w:bidi="ar_AE"/>
+        </w:rPr>
+      </w:r>
+      <w:r>
+        <w:rPr>
           <w:b/>
           <w:lang w:val="ar_AE" w:bidi="ar_AE"/>
         </w:rPr>
@@ -5821,6 +6493,22 @@
       </w:r>
       <w:r>
         <w:rPr>
+          <w:lang w:val="ar_AE" w:bidi="ar_AE"/>
+        </w:rPr>
+        <w:t>וְ⁠עַל־הָֽ⁠אָדָם֙ וְ⁠עַל־הַ⁠בְּהֵמָ֔ה</w:t>
+      </w:r>
+    </w:p>
+    <w:p>
+      <w:pPr>
+        <w:bidi/>
+      </w:pPr>
+      <w:r>
+        <w:rPr>
+          <w:lang w:val="ar_AE" w:bidi="ar_AE"/>
+        </w:rPr>
+      </w:r>
+      <w:r>
+        <w:rPr>
           <w:b/>
           <w:lang w:val="ar_AE" w:bidi="ar_AE"/>
         </w:rPr>
@@ -5953,6 +6641,22 @@
       </w:r>
       <w:r>
         <w:rPr>
+          <w:lang w:val="ar_AE" w:bidi="ar_AE"/>
+        </w:rPr>
+        <w:t>כַּפָּֽיִם</w:t>
+      </w:r>
+    </w:p>
+    <w:p>
+      <w:pPr>
+        <w:bidi/>
+      </w:pPr>
+      <w:r>
+        <w:rPr>
+          <w:lang w:val="ar_AE" w:bidi="ar_AE"/>
+        </w:rPr>
+      </w:r>
+      <w:r>
+        <w:rPr>
           <w:b/>
           <w:lang w:val="ar_AE" w:bidi="ar_AE"/>
         </w:rPr>
@@ -6072,6 +6776,22 @@
       </w:r>
       <w:r>
         <w:rPr>
+          <w:lang w:val="ar_AE" w:bidi="ar_AE"/>
+        </w:rPr>
+        <w:t>וַ⁠יִּשְׁמַ֣ע &amp; בְּ⁠קוֹל֙ יְהוָ֣ה אֱלֹֽהֵי⁠הֶ֔ם וְ⁠עַל־דִּבְרֵי֙ חַגַּ֣י הַ⁠נָּבִ֔יא</w:t>
+      </w:r>
+    </w:p>
+    <w:p>
+      <w:pPr>
+        <w:bidi/>
+      </w:pPr>
+      <w:r>
+        <w:rPr>
+          <w:lang w:val="ar_AE" w:bidi="ar_AE"/>
+        </w:rPr>
+      </w:r>
+      <w:r>
+        <w:rPr>
           <w:b/>
           <w:lang w:val="ar_AE" w:bidi="ar_AE"/>
         </w:rPr>
@@ -6205,6 +6925,22 @@
       </w:r>
       <w:r>
         <w:rPr>
+          <w:lang w:val="ar_AE" w:bidi="ar_AE"/>
+        </w:rPr>
+        <w:t>וַ⁠יִּשְׁמַ֣ע &amp; בְּ⁠קוֹל֙ יְהוָ֣ה אֱלֹֽהֵי⁠הֶ֔ם וְ⁠עַל־דִּבְרֵי֙ חַגַּ֣י הַ⁠נָּבִ֔יא</w:t>
+      </w:r>
+    </w:p>
+    <w:p>
+      <w:pPr>
+        <w:bidi/>
+      </w:pPr>
+      <w:r>
+        <w:rPr>
+          <w:lang w:val="ar_AE" w:bidi="ar_AE"/>
+        </w:rPr>
+      </w:r>
+      <w:r>
+        <w:rPr>
           <w:b/>
           <w:lang w:val="ar_AE" w:bidi="ar_AE"/>
         </w:rPr>
@@ -6323,6 +7059,22 @@
       </w:r>
       <w:r>
         <w:rPr>
+          <w:lang w:val="ar_AE" w:bidi="ar_AE"/>
+        </w:rPr>
+        <w:t>בְּ⁠קוֹל֙ יְהוָ֣ה אֱלֹֽהֵי⁠הֶ֔ם וְ⁠עַל־דִּבְרֵי֙ חַגַּ֣י הַ⁠נָּבִ֔יא</w:t>
+      </w:r>
+    </w:p>
+    <w:p>
+      <w:pPr>
+        <w:bidi/>
+      </w:pPr>
+      <w:r>
+        <w:rPr>
+          <w:lang w:val="ar_AE" w:bidi="ar_AE"/>
+        </w:rPr>
+      </w:r>
+      <w:r>
+        <w:rPr>
           <w:b/>
           <w:lang w:val="ar_AE" w:bidi="ar_AE"/>
         </w:rPr>
@@ -6442,6 +7194,22 @@
       </w:r>
       <w:r>
         <w:rPr>
+          <w:lang w:val="ar_AE" w:bidi="ar_AE"/>
+        </w:rPr>
+        <w:t>וַ⁠יִּֽירְא֥וּ הָ⁠עָ֖ם מִ⁠פְּנֵ֥י יְהוָֽה</w:t>
+      </w:r>
+    </w:p>
+    <w:p>
+      <w:pPr>
+        <w:bidi/>
+      </w:pPr>
+      <w:r>
+        <w:rPr>
+          <w:lang w:val="ar_AE" w:bidi="ar_AE"/>
+        </w:rPr>
+      </w:r>
+      <w:r>
+        <w:rPr>
           <w:b/>
           <w:lang w:val="ar_AE" w:bidi="ar_AE"/>
         </w:rPr>
@@ -6561,6 +7329,22 @@
       </w:r>
       <w:r>
         <w:rPr>
+          <w:lang w:val="ar_AE" w:bidi="ar_AE"/>
+        </w:rPr>
+        <w:t>אֲנִ֥י אִתְּ⁠כֶ֖ם נְאֻם־יְהוָֽה</w:t>
+      </w:r>
+    </w:p>
+    <w:p>
+      <w:pPr>
+        <w:bidi/>
+      </w:pPr>
+      <w:r>
+        <w:rPr>
+          <w:lang w:val="ar_AE" w:bidi="ar_AE"/>
+        </w:rPr>
+      </w:r>
+      <w:r>
+        <w:rPr>
           <w:b/>
           <w:lang w:val="ar_AE" w:bidi="ar_AE"/>
         </w:rPr>
@@ -6654,6 +7438,22 @@
         <w:rPr>
           <w:lang w:val="ar_AE" w:bidi="ar_AE"/>
         </w:rPr>
+      </w:r>
+    </w:p>
+    <w:p>
+      <w:pPr>
+        <w:bidi/>
+      </w:pPr>
+      <w:r>
+        <w:rPr>
+          <w:lang w:val="ar_AE" w:bidi="ar_AE"/>
+        </w:rPr>
+      </w:r>
+      <w:r>
+        <w:rPr>
+          <w:lang w:val="ar_AE" w:bidi="ar_AE"/>
+        </w:rPr>
+        <w:t>וַ⁠יָּ֣עַר יְהוָ֡ה אֶת־רוּחַ֩ זְרֻבָּבֶ֨ל בֶּן־שַׁלְתִּיאֵ֜ל פַּחַ֣ת יְהוּדָ֗ה וְ⁠אֶת־ר֨וּחַ֙ יְהוֹשֻׁ֤עַ בֶּן־יְהוֹצָדָק֙ הַ⁠כֹּהֵ֣ן הַ⁠גָּד֔וֹל וְֽ⁠אֶת־ר֔וּחַ כֹּ֖ל שְׁאֵרִ֣ית הָ⁠עָ֑ם</w:t>
       </w:r>
     </w:p>
     <w:p>
@@ -6779,6 +7579,22 @@
       </w:r>
       <w:r>
         <w:rPr>
+          <w:lang w:val="ar_AE" w:bidi="ar_AE"/>
+        </w:rPr>
+        <w:t>וַ⁠יָּ֣עַר יְהוָ֡ה אֶת־רוּחַ֩ זְרֻבָּבֶ֨ל בֶּן־שַׁלְתִּיאֵ֜ל פַּחַ֣ת יְהוּדָ֗ה וְ⁠אֶת־ר֨וּחַ֙ יְהוֹשֻׁ֤עַ בֶּן־יְהוֹצָדָק֙ הַ⁠כֹּהֵ֣ן הַ⁠גָּד֔וֹל וְֽ⁠אֶת־ר֔וּחַ כֹּ֖ל שְׁאֵרִ֣ית הָ⁠עָ֑ם</w:t>
+      </w:r>
+    </w:p>
+    <w:p>
+      <w:pPr>
+        <w:bidi/>
+      </w:pPr>
+      <w:r>
+        <w:rPr>
+          <w:lang w:val="ar_AE" w:bidi="ar_AE"/>
+        </w:rPr>
+      </w:r>
+      <w:r>
+        <w:rPr>
           <w:b/>
           <w:lang w:val="ar_AE" w:bidi="ar_AE"/>
         </w:rPr>
@@ -6872,6 +7688,22 @@
         <w:rPr>
           <w:lang w:val="ar_AE" w:bidi="ar_AE"/>
         </w:rPr>
+      </w:r>
+    </w:p>
+    <w:p>
+      <w:pPr>
+        <w:bidi/>
+      </w:pPr>
+      <w:r>
+        <w:rPr>
+          <w:lang w:val="ar_AE" w:bidi="ar_AE"/>
+        </w:rPr>
+      </w:r>
+      <w:r>
+        <w:rPr>
+          <w:lang w:val="ar_AE" w:bidi="ar_AE"/>
+        </w:rPr>
+        <w:t>בְּ⁠י֨וֹם עֶשְׂרִ֧ים וְ⁠אַרְבָּעָ֛ה לַ⁠חֹ֖דֶשׁ בַּ⁠שִּׁשִּׁ֑י</w:t>
       </w:r>
     </w:p>
     <w:p>
@@ -7022,6 +7854,22 @@
       </w:r>
       <w:r>
         <w:rPr>
+          <w:lang w:val="ar_AE" w:bidi="ar_AE"/>
+        </w:rPr>
+        <w:t>בְּ⁠י֨וֹם עֶשְׂרִ֧ים וְ⁠אַרְבָּעָ֛ה לַ⁠חֹ֖דֶשׁ בַּ⁠שִּׁשִּׁ֑י בִּ⁠שְׁנַ֥ת שְׁתַּ֖יִם</w:t>
+      </w:r>
+    </w:p>
+    <w:p>
+      <w:pPr>
+        <w:bidi/>
+      </w:pPr>
+      <w:r>
+        <w:rPr>
+          <w:lang w:val="ar_AE" w:bidi="ar_AE"/>
+        </w:rPr>
+      </w:r>
+      <w:r>
+        <w:rPr>
           <w:b/>
           <w:lang w:val="ar_AE" w:bidi="ar_AE"/>
         </w:rPr>
@@ -7249,6 +8097,22 @@
       </w:r>
       <w:r>
         <w:rPr>
+          <w:lang w:val="ar_AE" w:bidi="ar_AE"/>
+        </w:rPr>
+        <w:t>בַּ⁠שְּׁבִיעִ֕י בְּ⁠עֶשְׂרִ֥ים וְ⁠אֶחָ֖ד לַ⁠חֹ֑דֶשׁ</w:t>
+      </w:r>
+    </w:p>
+    <w:p>
+      <w:pPr>
+        <w:bidi/>
+      </w:pPr>
+      <w:r>
+        <w:rPr>
+          <w:lang w:val="ar_AE" w:bidi="ar_AE"/>
+        </w:rPr>
+      </w:r>
+      <w:r>
+        <w:rPr>
           <w:b/>
           <w:lang w:val="ar_AE" w:bidi="ar_AE"/>
         </w:rPr>
@@ -7355,6 +8219,22 @@
       </w:r>
       <w:r>
         <w:rPr>
+          <w:lang w:val="ar_AE" w:bidi="ar_AE"/>
+        </w:rPr>
+        <w:t>בַּ⁠שְּׁבִיעִ֕י בְּ⁠עֶשְׂרִ֥ים וְ⁠אֶחָ֖ד לַ⁠חֹ֑דֶשׁ</w:t>
+      </w:r>
+    </w:p>
+    <w:p>
+      <w:pPr>
+        <w:bidi/>
+      </w:pPr>
+      <w:r>
+        <w:rPr>
+          <w:lang w:val="ar_AE" w:bidi="ar_AE"/>
+        </w:rPr>
+      </w:r>
+      <w:r>
+        <w:rPr>
           <w:b/>
           <w:lang w:val="ar_AE" w:bidi="ar_AE"/>
         </w:rPr>
@@ -7434,6 +8314,22 @@
         <w:rPr>
           <w:lang w:val="ar_AE" w:bidi="ar_AE"/>
         </w:rPr>
+      </w:r>
+    </w:p>
+    <w:p>
+      <w:pPr>
+        <w:bidi/>
+      </w:pPr>
+      <w:r>
+        <w:rPr>
+          <w:lang w:val="ar_AE" w:bidi="ar_AE"/>
+        </w:rPr>
+      </w:r>
+      <w:r>
+        <w:rPr>
+          <w:lang w:val="ar_AE" w:bidi="ar_AE"/>
+        </w:rPr>
+        <w:t>בַּ⁠שְּׁבִיעִ֕י בְּ⁠עֶשְׂרִ֥ים וְ⁠אֶחָ֖ד לַ⁠חֹ֑דֶשׁ</w:t>
       </w:r>
     </w:p>
     <w:p>
@@ -7597,6 +8493,22 @@
       </w:r>
       <w:r>
         <w:rPr>
+          <w:lang w:val="ar_AE" w:bidi="ar_AE"/>
+        </w:rPr>
+        <w:t>הָיָה֙ דְּבַר־יְהוָ֔ה בְּ⁠יַד־חַגַּ֥י הַ⁠נָּבִ֖יא</w:t>
+      </w:r>
+    </w:p>
+    <w:p>
+      <w:pPr>
+        <w:bidi/>
+      </w:pPr>
+      <w:r>
+        <w:rPr>
+          <w:lang w:val="ar_AE" w:bidi="ar_AE"/>
+        </w:rPr>
+      </w:r>
+      <w:r>
+        <w:rPr>
           <w:b/>
           <w:lang w:val="ar_AE" w:bidi="ar_AE"/>
         </w:rPr>
@@ -7721,6 +8633,22 @@
       </w:r>
       <w:r>
         <w:rPr>
+          <w:lang w:val="ar_AE" w:bidi="ar_AE"/>
+        </w:rPr>
+        <w:t>הָ⁠עָ֖ם לֵ⁠אמֹֽר</w:t>
+      </w:r>
+    </w:p>
+    <w:p>
+      <w:pPr>
+        <w:bidi/>
+      </w:pPr>
+      <w:r>
+        <w:rPr>
+          <w:lang w:val="ar_AE" w:bidi="ar_AE"/>
+        </w:rPr>
+      </w:r>
+      <w:r>
+        <w:rPr>
           <w:b/>
           <w:lang w:val="ar_AE" w:bidi="ar_AE"/>
         </w:rPr>
@@ -7827,6 +8755,22 @@
       </w:r>
       <w:r>
         <w:rPr>
+          <w:lang w:val="ar_AE" w:bidi="ar_AE"/>
+        </w:rPr>
+        <w:t>מִ֤י בָ⁠כֶם֙ הַ⁠נִּשְׁאָ֔ר אֲשֶׁ֤ר רָאָה֙ אֶת־הַ⁠בַּ֣יִת הַ⁠זֶּ֔ה בִּ⁠כְבוֹד֖⁠וֹ הָ⁠רִאשׁ֑וֹן וּ⁠מָ֨ה אַתֶּ֜ם רֹאִ֤ים אֹת⁠וֹ֙ עַ֔תָּה הֲ⁠ל֥וֹא כָמֹ֛⁠הוּ כְּ⁠אַ֖יִן בְּ⁠עֵינֵי⁠כֶֽם</w:t>
+      </w:r>
+    </w:p>
+    <w:p>
+      <w:pPr>
+        <w:bidi/>
+      </w:pPr>
+      <w:r>
+        <w:rPr>
+          <w:lang w:val="ar_AE" w:bidi="ar_AE"/>
+        </w:rPr>
+      </w:r>
+      <w:r>
+        <w:rPr>
           <w:b/>
           <w:lang w:val="ar_AE" w:bidi="ar_AE"/>
         </w:rPr>
@@ -7933,6 +8877,22 @@
       </w:r>
       <w:r>
         <w:rPr>
+          <w:lang w:val="ar_AE" w:bidi="ar_AE"/>
+        </w:rPr>
+        <w:t>מִ֤י בָ⁠כֶם֙ הַ⁠נִּשְׁאָ֔ר אֲשֶׁ֤ר רָאָה֙ אֶת־הַ⁠בַּ֣יִת הַ⁠זֶּ֔ה בִּ⁠כְבוֹד֖⁠וֹ הָ⁠רִאשׁ֑וֹן וּ⁠מָ֨ה אַתֶּ֜ם רֹאִ֤ים אֹת⁠וֹ֙ עַ֔תָּה הֲ⁠ל֥וֹא כָמֹ֛⁠הוּ כְּ⁠אַ֖יִן בְּ⁠עֵינֵי⁠כֶֽם</w:t>
+      </w:r>
+    </w:p>
+    <w:p>
+      <w:pPr>
+        <w:bidi/>
+      </w:pPr>
+      <w:r>
+        <w:rPr>
+          <w:lang w:val="ar_AE" w:bidi="ar_AE"/>
+        </w:rPr>
+      </w:r>
+      <w:r>
+        <w:rPr>
           <w:b/>
           <w:lang w:val="ar_AE" w:bidi="ar_AE"/>
         </w:rPr>
@@ -8025,6 +8985,22 @@
       </w:r>
       <w:r>
         <w:rPr>
+          <w:lang w:val="ar_AE" w:bidi="ar_AE"/>
+        </w:rPr>
+        <w:t>בָ⁠כֶם֙ הַ⁠נִּשְׁאָ֔ר אֲשֶׁ֤ר רָאָה֙ אֶת־הַ⁠בַּ֣יִת הַ⁠זֶּ֔ה</w:t>
+      </w:r>
+    </w:p>
+    <w:p>
+      <w:pPr>
+        <w:bidi/>
+      </w:pPr>
+      <w:r>
+        <w:rPr>
+          <w:lang w:val="ar_AE" w:bidi="ar_AE"/>
+        </w:rPr>
+      </w:r>
+      <w:r>
+        <w:rPr>
           <w:b/>
           <w:lang w:val="ar_AE" w:bidi="ar_AE"/>
         </w:rPr>
@@ -8131,6 +9107,22 @@
       </w:r>
       <w:r>
         <w:rPr>
+          <w:lang w:val="ar_AE" w:bidi="ar_AE"/>
+        </w:rPr>
+        <w:t>אֲשֶׁ֤ר רָאָה֙ אֶת־הַ⁠בַּ֣יִת הַ⁠זֶּ֔ה בִּ⁠כְבוֹד֖⁠וֹ הָ⁠רִאשׁ֑וֹן</w:t>
+      </w:r>
+    </w:p>
+    <w:p>
+      <w:pPr>
+        <w:bidi/>
+      </w:pPr>
+      <w:r>
+        <w:rPr>
+          <w:lang w:val="ar_AE" w:bidi="ar_AE"/>
+        </w:rPr>
+      </w:r>
+      <w:r>
+        <w:rPr>
           <w:b/>
           <w:lang w:val="ar_AE" w:bidi="ar_AE"/>
         </w:rPr>
@@ -8250,6 +9242,22 @@
       </w:r>
       <w:r>
         <w:rPr>
+          <w:lang w:val="ar_AE" w:bidi="ar_AE"/>
+        </w:rPr>
+        <w:t>כָמֹ֛⁠הוּ</w:t>
+      </w:r>
+    </w:p>
+    <w:p>
+      <w:pPr>
+        <w:bidi/>
+      </w:pPr>
+      <w:r>
+        <w:rPr>
+          <w:lang w:val="ar_AE" w:bidi="ar_AE"/>
+        </w:rPr>
+      </w:r>
+      <w:r>
+        <w:rPr>
           <w:b/>
           <w:lang w:val="ar_AE" w:bidi="ar_AE"/>
         </w:rPr>
@@ -8369,6 +9377,22 @@
       </w:r>
       <w:r>
         <w:rPr>
+          <w:lang w:val="ar_AE" w:bidi="ar_AE"/>
+        </w:rPr>
+        <w:t>הֲ⁠ל֥וֹא כָמֹ֛⁠הוּ כְּ⁠אַ֖יִן בְּ⁠עֵינֵי⁠כֶֽם</w:t>
+      </w:r>
+    </w:p>
+    <w:p>
+      <w:pPr>
+        <w:bidi/>
+      </w:pPr>
+      <w:r>
+        <w:rPr>
+          <w:lang w:val="ar_AE" w:bidi="ar_AE"/>
+        </w:rPr>
+      </w:r>
+      <w:r>
+        <w:rPr>
           <w:b/>
           <w:lang w:val="ar_AE" w:bidi="ar_AE"/>
         </w:rPr>
@@ -8488,6 +9512,22 @@
       </w:r>
       <w:r>
         <w:rPr>
+          <w:lang w:val="ar_AE" w:bidi="ar_AE"/>
+        </w:rPr>
+        <w:t>וְ⁠עַתָּ֣ה חֲזַ֣ק זְרֻבָּבֶ֣ל ׀ נְאֻם־יְהוָ֡ה וַ⁠חֲזַ֣ק יְהוֹשֻׁ֣עַ בֶּן־יְהוֹצָדָק֩ הַ⁠כֹּהֵ֨ן הַ⁠גָּד֜וֹל וַ⁠חֲזַ֨ק כָּל־עַ֥ם הָ⁠אָ֛רֶץ נְאֻם־יְהוָ֖ה וַֽ⁠עֲשׂ֑וּ כִּֽי־אֲנִ֣י אִתְּ⁠כֶ֔ם נְאֻ֖ם יְהוָ֥ה צְבָאֽוֹת</w:t>
+      </w:r>
+    </w:p>
+    <w:p>
+      <w:pPr>
+        <w:bidi/>
+      </w:pPr>
+      <w:r>
+        <w:rPr>
+          <w:lang w:val="ar_AE" w:bidi="ar_AE"/>
+        </w:rPr>
+      </w:r>
+      <w:r>
+        <w:rPr>
           <w:b/>
           <w:lang w:val="ar_AE" w:bidi="ar_AE"/>
         </w:rPr>
@@ -8581,6 +9621,22 @@
         <w:rPr>
           <w:lang w:val="ar_AE" w:bidi="ar_AE"/>
         </w:rPr>
+      </w:r>
+    </w:p>
+    <w:p>
+      <w:pPr>
+        <w:bidi/>
+      </w:pPr>
+      <w:r>
+        <w:rPr>
+          <w:lang w:val="ar_AE" w:bidi="ar_AE"/>
+        </w:rPr>
+      </w:r>
+      <w:r>
+        <w:rPr>
+          <w:lang w:val="ar_AE" w:bidi="ar_AE"/>
+        </w:rPr>
+        <w:t>כָּל־עַ֥ם הָ⁠אָ֛רֶץ</w:t>
       </w:r>
     </w:p>
     <w:p>
@@ -8722,6 +9778,22 @@
       </w:r>
       <w:r>
         <w:rPr>
+          <w:lang w:val="ar_AE" w:bidi="ar_AE"/>
+        </w:rPr>
+        <w:t>אֶֽת־הַ⁠דָּבָ֞ר אֲשֶׁר־כָּרַ֤תִּי אִתְּ⁠כֶם֙ בְּ⁠צֵאתְ⁠כֶ֣ם מִ⁠מִּצְרַ֔יִם וְ⁠רוּחִ֖⁠י עֹמֶ֣דֶת בְּ⁠תוֹכְ⁠כֶ֑ם אַל־תִּירָֽאוּ</w:t>
+      </w:r>
+    </w:p>
+    <w:p>
+      <w:pPr>
+        <w:bidi/>
+      </w:pPr>
+      <w:r>
+        <w:rPr>
+          <w:lang w:val="ar_AE" w:bidi="ar_AE"/>
+        </w:rPr>
+      </w:r>
+      <w:r>
+        <w:rPr>
           <w:b/>
           <w:lang w:val="ar_AE" w:bidi="ar_AE"/>
         </w:rPr>
@@ -8828,6 +9900,22 @@
       </w:r>
       <w:r>
         <w:rPr>
+          <w:lang w:val="ar_AE" w:bidi="ar_AE"/>
+        </w:rPr>
+        <w:t>אֶֽת־הַ⁠דָּבָ֞ר אֲשֶׁר־כָּרַ֤תִּי אִתְּ⁠כֶם֙</w:t>
+      </w:r>
+    </w:p>
+    <w:p>
+      <w:pPr>
+        <w:bidi/>
+      </w:pPr>
+      <w:r>
+        <w:rPr>
+          <w:lang w:val="ar_AE" w:bidi="ar_AE"/>
+        </w:rPr>
+      </w:r>
+      <w:r>
+        <w:rPr>
           <w:b/>
           <w:lang w:val="ar_AE" w:bidi="ar_AE"/>
         </w:rPr>
@@ -8934,6 +10022,22 @@
       </w:r>
       <w:r>
         <w:rPr>
+          <w:lang w:val="ar_AE" w:bidi="ar_AE"/>
+        </w:rPr>
+        <w:t>אֶֽת־הַ⁠דָּבָ֞ר אֲשֶׁר־כָּרַ֤תִּי אִתְּ⁠כֶם֙</w:t>
+      </w:r>
+    </w:p>
+    <w:p>
+      <w:pPr>
+        <w:bidi/>
+      </w:pPr>
+      <w:r>
+        <w:rPr>
+          <w:lang w:val="ar_AE" w:bidi="ar_AE"/>
+        </w:rPr>
+      </w:r>
+      <w:r>
+        <w:rPr>
           <w:b/>
           <w:lang w:val="ar_AE" w:bidi="ar_AE"/>
         </w:rPr>
@@ -9026,6 +10130,22 @@
         <w:rPr>
           <w:lang w:val="ar_AE" w:bidi="ar_AE"/>
         </w:rPr>
+      </w:r>
+    </w:p>
+    <w:p>
+      <w:pPr>
+        <w:bidi/>
+      </w:pPr>
+      <w:r>
+        <w:rPr>
+          <w:lang w:val="ar_AE" w:bidi="ar_AE"/>
+        </w:rPr>
+      </w:r>
+      <w:r>
+        <w:rPr>
+          <w:lang w:val="ar_AE" w:bidi="ar_AE"/>
+        </w:rPr>
+        <w:t>אֶֽת־הַ⁠דָּבָ֞ר אֲשֶׁר־כָּרַ֤תִּי אִתְּ⁠כֶם֙ בְּ⁠צֵאתְ⁠כֶ֣ם מִ⁠מִּצְרַ֔יִם</w:t>
       </w:r>
     </w:p>
     <w:p>
@@ -9202,6 +10322,22 @@
       </w:r>
       <w:r>
         <w:rPr>
+          <w:lang w:val="ar_AE" w:bidi="ar_AE"/>
+        </w:rPr>
+        <w:t>וְ⁠רוּחִ֖⁠י עֹמֶ֣דֶת בְּ⁠תוֹכְ⁠כֶ֑ם</w:t>
+      </w:r>
+    </w:p>
+    <w:p>
+      <w:pPr>
+        <w:bidi/>
+      </w:pPr>
+      <w:r>
+        <w:rPr>
+          <w:lang w:val="ar_AE" w:bidi="ar_AE"/>
+        </w:rPr>
+      </w:r>
+      <w:r>
+        <w:rPr>
           <w:b/>
           <w:lang w:val="ar_AE" w:bidi="ar_AE"/>
         </w:rPr>
@@ -9308,6 +10444,22 @@
       </w:r>
       <w:r>
         <w:rPr>
+          <w:lang w:val="ar_AE" w:bidi="ar_AE"/>
+        </w:rPr>
+        <w:t>כִּ֣י כֹ֤ה אָמַר֙ יְהוָ֣ה צְבָא֔וֹת ע֥וֹד אַחַ֖ת מְעַ֣ט הִ֑יא וַ⁠אֲנִ֗י מַרְעִישׁ֙ אֶת־הַ⁠שָּׁמַ֣יִם וְ⁠אֶת־הָ⁠אָ֔רֶץ וְ⁠אֶת־הַ⁠יָּ֖ם וְ⁠אֶת־הֶ⁠חָרָבָֽה</w:t>
+      </w:r>
+    </w:p>
+    <w:p>
+      <w:pPr>
+        <w:bidi/>
+      </w:pPr>
+      <w:r>
+        <w:rPr>
+          <w:lang w:val="ar_AE" w:bidi="ar_AE"/>
+        </w:rPr>
+      </w:r>
+      <w:r>
+        <w:rPr>
           <w:b/>
           <w:lang w:val="ar_AE" w:bidi="ar_AE"/>
         </w:rPr>
@@ -9414,6 +10566,22 @@
       </w:r>
       <w:r>
         <w:rPr>
+          <w:lang w:val="ar_AE" w:bidi="ar_AE"/>
+        </w:rPr>
+        <w:t>ע֥וֹד אַחַ֖ת מְעַ֣ט הִ֑יא וַ⁠אֲנִ֗י מַרְעִישׁ֙</w:t>
+      </w:r>
+    </w:p>
+    <w:p>
+      <w:pPr>
+        <w:bidi/>
+      </w:pPr>
+      <w:r>
+        <w:rPr>
+          <w:lang w:val="ar_AE" w:bidi="ar_AE"/>
+        </w:rPr>
+      </w:r>
+      <w:r>
+        <w:rPr>
           <w:b/>
           <w:lang w:val="ar_AE" w:bidi="ar_AE"/>
         </w:rPr>
@@ -9532,6 +10700,22 @@
       </w:r>
       <w:r>
         <w:rPr>
+          <w:lang w:val="ar_AE" w:bidi="ar_AE"/>
+        </w:rPr>
+        <w:t>וַ⁠אֲנִ֗י מַרְעִישׁ֙</w:t>
+      </w:r>
+    </w:p>
+    <w:p>
+      <w:pPr>
+        <w:bidi/>
+      </w:pPr>
+      <w:r>
+        <w:rPr>
+          <w:lang w:val="ar_AE" w:bidi="ar_AE"/>
+        </w:rPr>
+      </w:r>
+      <w:r>
+        <w:rPr>
           <w:b/>
           <w:lang w:val="ar_AE" w:bidi="ar_AE"/>
         </w:rPr>
@@ -9663,6 +10847,22 @@
       </w:r>
       <w:r>
         <w:rPr>
+          <w:lang w:val="ar_AE" w:bidi="ar_AE"/>
+        </w:rPr>
+        <w:t>אֶת־הַ⁠שָּׁמַ֣יִם וְ⁠אֶת־הָ⁠אָ֔רֶץ וְ⁠אֶת־הַ⁠יָּ֖ם וְ⁠אֶת־הֶ⁠חָרָבָֽה</w:t>
+      </w:r>
+    </w:p>
+    <w:p>
+      <w:pPr>
+        <w:bidi/>
+      </w:pPr>
+      <w:r>
+        <w:rPr>
+          <w:lang w:val="ar_AE" w:bidi="ar_AE"/>
+        </w:rPr>
+      </w:r>
+      <w:r>
+        <w:rPr>
           <w:b/>
           <w:lang w:val="ar_AE" w:bidi="ar_AE"/>
         </w:rPr>
@@ -9821,6 +11021,22 @@
       </w:r>
       <w:r>
         <w:rPr>
+          <w:lang w:val="ar_AE" w:bidi="ar_AE"/>
+        </w:rPr>
+        <w:t>וְ⁠הִרְעַשְׁתִּי֙ אֶת־כָּל־הַ⁠גּוֹיִ֔ם וּ⁠בָ֖אוּ חֶמְדַּ֣ת כָּל־הַ⁠גּוֹיִ֑ם וּ⁠מִלֵּאתִ֞י אֶת־הַ⁠בַּ֤יִת הַ⁠זֶּה֙ כָּב֔וֹד אָמַ֖ר יְהוָ֥ה צְבָאֽוֹת</w:t>
+      </w:r>
+    </w:p>
+    <w:p>
+      <w:pPr>
+        <w:bidi/>
+      </w:pPr>
+      <w:r>
+        <w:rPr>
+          <w:lang w:val="ar_AE" w:bidi="ar_AE"/>
+        </w:rPr>
+      </w:r>
+      <w:r>
+        <w:rPr>
           <w:b/>
           <w:lang w:val="ar_AE" w:bidi="ar_AE"/>
         </w:rPr>
@@ -9927,6 +11143,22 @@
       </w:r>
       <w:r>
         <w:rPr>
+          <w:lang w:val="ar_AE" w:bidi="ar_AE"/>
+        </w:rPr>
+        <w:t>וְ⁠הִרְעַשְׁתִּי֙ אֶת־כָּל־הַ⁠גּוֹיִ֔ם</w:t>
+      </w:r>
+    </w:p>
+    <w:p>
+      <w:pPr>
+        <w:bidi/>
+      </w:pPr>
+      <w:r>
+        <w:rPr>
+          <w:lang w:val="ar_AE" w:bidi="ar_AE"/>
+        </w:rPr>
+      </w:r>
+      <w:r>
+        <w:rPr>
           <w:b/>
           <w:lang w:val="ar_AE" w:bidi="ar_AE"/>
         </w:rPr>
@@ -10045,6 +11277,22 @@
       </w:r>
       <w:r>
         <w:rPr>
+          <w:lang w:val="ar_AE" w:bidi="ar_AE"/>
+        </w:rPr>
+        <w:t>וּ⁠מִלֵּאתִ֞י אֶת־הַ⁠בַּ֤יִת הַ⁠זֶּה֙ כָּב֔וֹד</w:t>
+      </w:r>
+    </w:p>
+    <w:p>
+      <w:pPr>
+        <w:bidi/>
+      </w:pPr>
+      <w:r>
+        <w:rPr>
+          <w:lang w:val="ar_AE" w:bidi="ar_AE"/>
+        </w:rPr>
+      </w:r>
+      <w:r>
+        <w:rPr>
           <w:b/>
           <w:lang w:val="ar_AE" w:bidi="ar_AE"/>
         </w:rPr>
@@ -10203,6 +11451,22 @@
       </w:r>
       <w:r>
         <w:rPr>
+          <w:lang w:val="ar_AE" w:bidi="ar_AE"/>
+        </w:rPr>
+        <w:t>לִ֥⁠י הַ⁠כֶּ֖סֶף וְ⁠לִ֣⁠י הַ⁠זָּהָ֑ב נְאֻ֖ם יְהוָ֥ה צְבָאֽוֹת</w:t>
+      </w:r>
+    </w:p>
+    <w:p>
+      <w:pPr>
+        <w:bidi/>
+      </w:pPr>
+      <w:r>
+        <w:rPr>
+          <w:lang w:val="ar_AE" w:bidi="ar_AE"/>
+        </w:rPr>
+      </w:r>
+      <w:r>
+        <w:rPr>
           <w:b/>
           <w:lang w:val="ar_AE" w:bidi="ar_AE"/>
         </w:rPr>
@@ -10309,6 +11573,22 @@
       </w:r>
       <w:r>
         <w:rPr>
+          <w:lang w:val="ar_AE" w:bidi="ar_AE"/>
+        </w:rPr>
+        <w:t>לִ֥⁠י הַ⁠כֶּ֖סֶף וְ⁠לִ֣⁠י הַ⁠זָּהָ֑ב</w:t>
+      </w:r>
+    </w:p>
+    <w:p>
+      <w:pPr>
+        <w:bidi/>
+      </w:pPr>
+      <w:r>
+        <w:rPr>
+          <w:lang w:val="ar_AE" w:bidi="ar_AE"/>
+        </w:rPr>
+      </w:r>
+      <w:r>
+        <w:rPr>
           <w:b/>
           <w:lang w:val="ar_AE" w:bidi="ar_AE"/>
         </w:rPr>
@@ -10401,6 +11681,22 @@
       </w:r>
       <w:r>
         <w:rPr>
+          <w:lang w:val="ar_AE" w:bidi="ar_AE"/>
+        </w:rPr>
+        <w:t>גָּד֣וֹל יִֽהְיֶ֡ה כְּבוֹד֩ הַ⁠בַּ֨יִת הַ⁠זֶּ֤ה הָ⁠אַֽחֲרוֹן֙ מִן־הָ֣⁠רִאשׁ֔וֹן אָמַ֖ר יְהוָ֣ה צְבָא֑וֹת וּ⁠בַ⁠מָּק֤וֹם הַ⁠זֶּה֙ אֶתֵּ֣ן שָׁל֔וֹם נְאֻ֖ם יְהוָ֥ה צְבָאֽוֹת</w:t>
+      </w:r>
+    </w:p>
+    <w:p>
+      <w:pPr>
+        <w:bidi/>
+      </w:pPr>
+      <w:r>
+        <w:rPr>
+          <w:lang w:val="ar_AE" w:bidi="ar_AE"/>
+        </w:rPr>
+      </w:r>
+      <w:r>
+        <w:rPr>
           <w:b/>
           <w:lang w:val="ar_AE" w:bidi="ar_AE"/>
         </w:rPr>
@@ -10507,6 +11803,22 @@
       </w:r>
       <w:r>
         <w:rPr>
+          <w:lang w:val="ar_AE" w:bidi="ar_AE"/>
+        </w:rPr>
+        <w:t>גָּד֣וֹל יִֽהְיֶ֡ה כְּבוֹד֩ הַ⁠בַּ֨יִת הַ⁠זֶּ֤ה הָ⁠אַֽחֲרוֹן֙ מִן־הָ֣⁠רִאשׁ֔וֹן</w:t>
+      </w:r>
+    </w:p>
+    <w:p>
+      <w:pPr>
+        <w:bidi/>
+      </w:pPr>
+      <w:r>
+        <w:rPr>
+          <w:lang w:val="ar_AE" w:bidi="ar_AE"/>
+        </w:rPr>
+      </w:r>
+      <w:r>
+        <w:rPr>
           <w:b/>
           <w:lang w:val="ar_AE" w:bidi="ar_AE"/>
         </w:rPr>
@@ -10613,6 +11925,22 @@
       </w:r>
       <w:r>
         <w:rPr>
+          <w:lang w:val="ar_AE" w:bidi="ar_AE"/>
+        </w:rPr>
+        <w:t>גָּד֣וֹל יִֽהְיֶ֡ה כְּבוֹד֩ הַ⁠בַּ֨יִת הַ⁠זֶּ֤ה הָ⁠אַֽחֲרוֹן֙ מִן־הָ֣⁠רִאשׁ֔וֹן</w:t>
+      </w:r>
+    </w:p>
+    <w:p>
+      <w:pPr>
+        <w:bidi/>
+      </w:pPr>
+      <w:r>
+        <w:rPr>
+          <w:lang w:val="ar_AE" w:bidi="ar_AE"/>
+        </w:rPr>
+      </w:r>
+      <w:r>
+        <w:rPr>
           <w:b/>
           <w:lang w:val="ar_AE" w:bidi="ar_AE"/>
         </w:rPr>
@@ -10718,6 +12046,22 @@
       </w:r>
       <w:r>
         <w:rPr>
+          <w:lang w:val="ar_AE" w:bidi="ar_AE"/>
+        </w:rPr>
+        <w:t>הַ⁠בַּ֨יִת</w:t>
+      </w:r>
+    </w:p>
+    <w:p>
+      <w:pPr>
+        <w:bidi/>
+      </w:pPr>
+      <w:r>
+        <w:rPr>
+          <w:lang w:val="ar_AE" w:bidi="ar_AE"/>
+        </w:rPr>
+      </w:r>
+      <w:r>
+        <w:rPr>
           <w:b/>
           <w:lang w:val="ar_AE" w:bidi="ar_AE"/>
         </w:rPr>
@@ -10850,6 +12194,22 @@
       </w:r>
       <w:r>
         <w:rPr>
+          <w:lang w:val="ar_AE" w:bidi="ar_AE"/>
+        </w:rPr>
+        <w:t>וּ⁠בַ⁠מָּק֤וֹם הַ⁠זֶּה֙ אֶתֵּ֣ן שָׁל֔וֹם</w:t>
+      </w:r>
+    </w:p>
+    <w:p>
+      <w:pPr>
+        <w:bidi/>
+      </w:pPr>
+      <w:r>
+        <w:rPr>
+          <w:lang w:val="ar_AE" w:bidi="ar_AE"/>
+        </w:rPr>
+      </w:r>
+      <w:r>
+        <w:rPr>
           <w:b/>
           <w:lang w:val="ar_AE" w:bidi="ar_AE"/>
         </w:rPr>
@@ -10982,6 +12342,22 @@
       </w:r>
       <w:r>
         <w:rPr>
+          <w:lang w:val="ar_AE" w:bidi="ar_AE"/>
+        </w:rPr>
+        <w:t>בְּ⁠עֶשְׂרִ֤ים וְ⁠אַרְבָּעָה֙ לַ⁠תְּשִׁיעִ֔י</w:t>
+      </w:r>
+    </w:p>
+    <w:p>
+      <w:pPr>
+        <w:bidi/>
+      </w:pPr>
+      <w:r>
+        <w:rPr>
+          <w:lang w:val="ar_AE" w:bidi="ar_AE"/>
+        </w:rPr>
+      </w:r>
+      <w:r>
+        <w:rPr>
           <w:b/>
           <w:lang w:val="ar_AE" w:bidi="ar_AE"/>
         </w:rPr>
@@ -11088,6 +12464,22 @@
       </w:r>
       <w:r>
         <w:rPr>
+          <w:lang w:val="ar_AE" w:bidi="ar_AE"/>
+        </w:rPr>
+        <w:t>בְּ⁠עֶשְׂרִ֤ים וְ⁠אַרְבָּעָה֙ לַ⁠תְּשִׁיעִ֔י בִּ⁠שְׁנַ֥ת שְׁתַּ֖יִם לְ⁠דָרְיָ֑וֶשׁ</w:t>
+      </w:r>
+    </w:p>
+    <w:p>
+      <w:pPr>
+        <w:bidi/>
+      </w:pPr>
+      <w:r>
+        <w:rPr>
+          <w:lang w:val="ar_AE" w:bidi="ar_AE"/>
+        </w:rPr>
+      </w:r>
+      <w:r>
+        <w:rPr>
           <w:b/>
           <w:lang w:val="ar_AE" w:bidi="ar_AE"/>
         </w:rPr>
@@ -11181,6 +12573,22 @@
         <w:rPr>
           <w:lang w:val="ar_AE" w:bidi="ar_AE"/>
         </w:rPr>
+      </w:r>
+    </w:p>
+    <w:p>
+      <w:pPr>
+        <w:bidi/>
+      </w:pPr>
+      <w:r>
+        <w:rPr>
+          <w:lang w:val="ar_AE" w:bidi="ar_AE"/>
+        </w:rPr>
+      </w:r>
+      <w:r>
+        <w:rPr>
+          <w:lang w:val="ar_AE" w:bidi="ar_AE"/>
+        </w:rPr>
+        <w:t>בְּ⁠עֶשְׂרִ֤ים וְ⁠אַרְבָּעָה֙ לַ⁠תְּשִׁיעִ֔י</w:t>
       </w:r>
     </w:p>
     <w:p>
@@ -11330,6 +12738,22 @@
       </w:r>
       <w:r>
         <w:rPr>
+          <w:lang w:val="ar_AE" w:bidi="ar_AE"/>
+        </w:rPr>
+        <w:t>הָיָה֙ דְּבַר־יְהוָ֔ה אֶל־חַגַּ֥י הַ⁠נָּבִ֖יא לֵ⁠אמֹֽר</w:t>
+      </w:r>
+    </w:p>
+    <w:p>
+      <w:pPr>
+        <w:bidi/>
+      </w:pPr>
+      <w:r>
+        <w:rPr>
+          <w:lang w:val="ar_AE" w:bidi="ar_AE"/>
+        </w:rPr>
+      </w:r>
+      <w:r>
+        <w:rPr>
           <w:b/>
           <w:lang w:val="ar_AE" w:bidi="ar_AE"/>
         </w:rPr>
@@ -11454,6 +12878,22 @@
       </w:r>
       <w:r>
         <w:rPr>
+          <w:lang w:val="ar_AE" w:bidi="ar_AE"/>
+        </w:rPr>
+        <w:t>כֹּ֥ה אָמַ֖ר יְהוָ֣ה צְבָא֑וֹת שְׁאַל־נָ֧א אֶת־הַ⁠כֹּהֲנִ֛ים תּוֹרָ֖ה לֵ⁠אמֹֽר</w:t>
+      </w:r>
+    </w:p>
+    <w:p>
+      <w:pPr>
+        <w:bidi/>
+      </w:pPr>
+      <w:r>
+        <w:rPr>
+          <w:lang w:val="ar_AE" w:bidi="ar_AE"/>
+        </w:rPr>
+      </w:r>
+      <w:r>
+        <w:rPr>
           <w:b/>
           <w:lang w:val="ar_AE" w:bidi="ar_AE"/>
         </w:rPr>
@@ -11560,6 +13000,22 @@
       </w:r>
       <w:r>
         <w:rPr>
+          <w:lang w:val="ar_AE" w:bidi="ar_AE"/>
+        </w:rPr>
+        <w:t>הֵ֣ן ׀ יִשָּׂא־אִ֨ישׁ בְּשַׂר־קֹ֜דֶשׁ בִּ⁠כְנַ֣ף בִּגְד֗⁠וֹ וְ⁠נָגַ֣ע בִּ֠⁠כְנָפ⁠וֹ אֶל־הַ⁠לֶּ֨חֶם וְ⁠אֶל־הַ⁠נָּזִ֜יד וְ⁠אֶל־הַ⁠יַּ֧יִן וְ⁠אֶל־שֶׁ֛מֶן וְ⁠אֶל־כָּל־מַאֲכָ֖ל הֲ⁠יִקְדָּ֑שׁ</w:t>
+      </w:r>
+    </w:p>
+    <w:p>
+      <w:pPr>
+        <w:bidi/>
+      </w:pPr>
+      <w:r>
+        <w:rPr>
+          <w:lang w:val="ar_AE" w:bidi="ar_AE"/>
+        </w:rPr>
+      </w:r>
+      <w:r>
+        <w:rPr>
           <w:b/>
           <w:lang w:val="ar_AE" w:bidi="ar_AE"/>
         </w:rPr>
@@ -11666,6 +13122,22 @@
       </w:r>
       <w:r>
         <w:rPr>
+          <w:lang w:val="ar_AE" w:bidi="ar_AE"/>
+        </w:rPr>
+        <w:t>הֵ֣ן ׀ יִשָּׂא־אִ֨ישׁ בְּשַׂר־קֹ֜דֶשׁ בִּ⁠כְנַ֣ף בִּגְד֗⁠וֹ וְ⁠נָגַ֣ע בִּ֠⁠כְנָפ⁠וֹ אֶל־הַ⁠לֶּ֨חֶם וְ⁠אֶל־הַ⁠נָּזִ֜יד וְ⁠אֶל־הַ⁠יַּ֧יִן וְ⁠אֶל־שֶׁ֛מֶן וְ⁠אֶל־כָּל־מַאֲכָ֖ל הֲ⁠יִקְדָּ֑שׁ</w:t>
+      </w:r>
+    </w:p>
+    <w:p>
+      <w:pPr>
+        <w:bidi/>
+      </w:pPr>
+      <w:r>
+        <w:rPr>
+          <w:lang w:val="ar_AE" w:bidi="ar_AE"/>
+        </w:rPr>
+      </w:r>
+      <w:r>
+        <w:rPr>
           <w:b/>
           <w:lang w:val="ar_AE" w:bidi="ar_AE"/>
         </w:rPr>
@@ -11758,6 +13230,22 @@
       </w:r>
       <w:r>
         <w:rPr>
+          <w:lang w:val="ar_AE" w:bidi="ar_AE"/>
+        </w:rPr>
+        <w:t>בְּשַׂר־קֹ֜דֶשׁ</w:t>
+      </w:r>
+    </w:p>
+    <w:p>
+      <w:pPr>
+        <w:bidi/>
+      </w:pPr>
+      <w:r>
+        <w:rPr>
+          <w:lang w:val="ar_AE" w:bidi="ar_AE"/>
+        </w:rPr>
+      </w:r>
+      <w:r>
+        <w:rPr>
           <w:b/>
           <w:lang w:val="ar_AE" w:bidi="ar_AE"/>
         </w:rPr>
@@ -11864,6 +13352,22 @@
         <w:rPr>
           <w:lang w:val="ar_AE" w:bidi="ar_AE"/>
         </w:rPr>
+      </w:r>
+    </w:p>
+    <w:p>
+      <w:pPr>
+        <w:bidi/>
+      </w:pPr>
+      <w:r>
+        <w:rPr>
+          <w:lang w:val="ar_AE" w:bidi="ar_AE"/>
+        </w:rPr>
+      </w:r>
+      <w:r>
+        <w:rPr>
+          <w:lang w:val="ar_AE" w:bidi="ar_AE"/>
+        </w:rPr>
+        <w:t>לֹֽא</w:t>
       </w:r>
     </w:p>
     <w:p>
@@ -12014,6 +13518,22 @@
       </w:r>
       <w:r>
         <w:rPr>
+          <w:lang w:val="ar_AE" w:bidi="ar_AE"/>
+        </w:rPr>
+        <w:t>טְמֵא־נֶ֛פֶשׁ</w:t>
+      </w:r>
+    </w:p>
+    <w:p>
+      <w:pPr>
+        <w:bidi/>
+      </w:pPr>
+      <w:r>
+        <w:rPr>
+          <w:lang w:val="ar_AE" w:bidi="ar_AE"/>
+        </w:rPr>
+      </w:r>
+      <w:r>
+        <w:rPr>
           <w:b/>
           <w:lang w:val="ar_AE" w:bidi="ar_AE"/>
         </w:rPr>
@@ -12133,6 +13653,22 @@
       </w:r>
       <w:r>
         <w:rPr>
+          <w:lang w:val="ar_AE" w:bidi="ar_AE"/>
+        </w:rPr>
+        <w:t>טְמֵא־נֶ֛פֶשׁ</w:t>
+      </w:r>
+    </w:p>
+    <w:p>
+      <w:pPr>
+        <w:bidi/>
+      </w:pPr>
+      <w:r>
+        <w:rPr>
+          <w:lang w:val="ar_AE" w:bidi="ar_AE"/>
+        </w:rPr>
+      </w:r>
+      <w:r>
+        <w:rPr>
           <w:b/>
           <w:lang w:val="ar_AE" w:bidi="ar_AE"/>
         </w:rPr>
@@ -12225,6 +13761,22 @@
         <w:rPr>
           <w:lang w:val="ar_AE" w:bidi="ar_AE"/>
         </w:rPr>
+      </w:r>
+    </w:p>
+    <w:p>
+      <w:pPr>
+        <w:bidi/>
+      </w:pPr>
+      <w:r>
+        <w:rPr>
+          <w:lang w:val="ar_AE" w:bidi="ar_AE"/>
+        </w:rPr>
+      </w:r>
+      <w:r>
+        <w:rPr>
+          <w:lang w:val="ar_AE" w:bidi="ar_AE"/>
+        </w:rPr>
+        <w:t>טְמֵא־נֶ֛פֶשׁ</w:t>
       </w:r>
     </w:p>
     <w:p>
@@ -12348,6 +13900,22 @@
       </w:r>
       <w:r>
         <w:rPr>
+          <w:lang w:val="ar_AE" w:bidi="ar_AE"/>
+        </w:rPr>
+        <w:t>בְּ⁠כָל־אֵ֖לֶּה הֲ⁠יִטְמָ֑א</w:t>
+      </w:r>
+    </w:p>
+    <w:p>
+      <w:pPr>
+        <w:bidi/>
+      </w:pPr>
+      <w:r>
+        <w:rPr>
+          <w:lang w:val="ar_AE" w:bidi="ar_AE"/>
+        </w:rPr>
+      </w:r>
+      <w:r>
+        <w:rPr>
           <w:b/>
           <w:lang w:val="ar_AE" w:bidi="ar_AE"/>
         </w:rPr>
@@ -12467,6 +14035,22 @@
       </w:r>
       <w:r>
         <w:rPr>
+          <w:lang w:val="ar_AE" w:bidi="ar_AE"/>
+        </w:rPr>
+        <w:t>יִטְמָֽא</w:t>
+      </w:r>
+    </w:p>
+    <w:p>
+      <w:pPr>
+        <w:bidi/>
+      </w:pPr>
+      <w:r>
+        <w:rPr>
+          <w:lang w:val="ar_AE" w:bidi="ar_AE"/>
+        </w:rPr>
+      </w:r>
+      <w:r>
+        <w:rPr>
           <w:b/>
           <w:lang w:val="ar_AE" w:bidi="ar_AE"/>
         </w:rPr>
@@ -12573,6 +14157,22 @@
       </w:r>
       <w:r>
         <w:rPr>
+          <w:lang w:val="ar_AE" w:bidi="ar_AE"/>
+        </w:rPr>
+        <w:t>כֵּ֣ן הָֽ⁠עָם־הַ֠⁠זֶּה וְ⁠כֵן־הַ⁠גּ֨וֹי הַ⁠זֶּ֤ה לְ⁠פָנַ⁠י֙ נְאֻם־יְהוָ֔ה וְ⁠כֵ֖ן כָּל־מַעֲשֵׂ֣ה יְדֵי⁠הֶ֑ם וַ⁠אֲשֶׁ֥ר יַקְרִ֛יבוּ שָׁ֖ם טָמֵ֥א הֽוּא</w:t>
+      </w:r>
+    </w:p>
+    <w:p>
+      <w:pPr>
+        <w:bidi/>
+      </w:pPr>
+      <w:r>
+        <w:rPr>
+          <w:lang w:val="ar_AE" w:bidi="ar_AE"/>
+        </w:rPr>
+      </w:r>
+      <w:r>
+        <w:rPr>
           <w:b/>
           <w:lang w:val="ar_AE" w:bidi="ar_AE"/>
         </w:rPr>
@@ -12679,6 +14279,22 @@
       </w:r>
       <w:r>
         <w:rPr>
+          <w:lang w:val="ar_AE" w:bidi="ar_AE"/>
+        </w:rPr>
+        <w:t>כֵּ֣ן הָֽ⁠עָם־הַ֠⁠זֶּה וְ⁠כֵן־הַ⁠גּ֨וֹי הַ⁠זֶּ֤ה</w:t>
+      </w:r>
+    </w:p>
+    <w:p>
+      <w:pPr>
+        <w:bidi/>
+      </w:pPr>
+      <w:r>
+        <w:rPr>
+          <w:lang w:val="ar_AE" w:bidi="ar_AE"/>
+        </w:rPr>
+      </w:r>
+      <w:r>
+        <w:rPr>
           <w:b/>
           <w:lang w:val="ar_AE" w:bidi="ar_AE"/>
         </w:rPr>
@@ -12798,6 +14414,22 @@
       </w:r>
       <w:r>
         <w:rPr>
+          <w:lang w:val="ar_AE" w:bidi="ar_AE"/>
+        </w:rPr>
+        <w:t>כֵּ֣ן הָֽ⁠עָם־הַ֠⁠זֶּה וְ⁠כֵן־הַ⁠גּ֨וֹי הַ⁠זֶּ֤ה</w:t>
+      </w:r>
+    </w:p>
+    <w:p>
+      <w:pPr>
+        <w:bidi/>
+      </w:pPr>
+      <w:r>
+        <w:rPr>
+          <w:lang w:val="ar_AE" w:bidi="ar_AE"/>
+        </w:rPr>
+      </w:r>
+      <w:r>
+        <w:rPr>
           <w:b/>
           <w:lang w:val="ar_AE" w:bidi="ar_AE"/>
         </w:rPr>
@@ -12930,6 +14562,22 @@
       </w:r>
       <w:r>
         <w:rPr>
+          <w:lang w:val="ar_AE" w:bidi="ar_AE"/>
+        </w:rPr>
+        <w:t>לְ⁠פָנַ⁠י֙</w:t>
+      </w:r>
+    </w:p>
+    <w:p>
+      <w:pPr>
+        <w:bidi/>
+      </w:pPr>
+      <w:r>
+        <w:rPr>
+          <w:lang w:val="ar_AE" w:bidi="ar_AE"/>
+        </w:rPr>
+      </w:r>
+      <w:r>
+        <w:rPr>
           <w:b/>
           <w:lang w:val="ar_AE" w:bidi="ar_AE"/>
         </w:rPr>
@@ -13049,6 +14697,22 @@
       </w:r>
       <w:r>
         <w:rPr>
+          <w:lang w:val="ar_AE" w:bidi="ar_AE"/>
+        </w:rPr>
+        <w:t>לְ⁠פָנַ⁠י֙</w:t>
+      </w:r>
+    </w:p>
+    <w:p>
+      <w:pPr>
+        <w:bidi/>
+      </w:pPr>
+      <w:r>
+        <w:rPr>
+          <w:lang w:val="ar_AE" w:bidi="ar_AE"/>
+        </w:rPr>
+      </w:r>
+      <w:r>
+        <w:rPr>
           <w:b/>
           <w:lang w:val="ar_AE" w:bidi="ar_AE"/>
         </w:rPr>
@@ -13155,6 +14819,22 @@
       </w:r>
       <w:r>
         <w:rPr>
+          <w:lang w:val="ar_AE" w:bidi="ar_AE"/>
+        </w:rPr>
+        <w:t>וְ⁠כֵ֖ן כָּל־מַעֲשֵׂ֣ה יְדֵי⁠הֶ֑ם</w:t>
+      </w:r>
+    </w:p>
+    <w:p>
+      <w:pPr>
+        <w:bidi/>
+      </w:pPr>
+      <w:r>
+        <w:rPr>
+          <w:lang w:val="ar_AE" w:bidi="ar_AE"/>
+        </w:rPr>
+      </w:r>
+      <w:r>
+        <w:rPr>
           <w:b/>
           <w:lang w:val="ar_AE" w:bidi="ar_AE"/>
         </w:rPr>
@@ -13261,6 +14941,22 @@
         <w:rPr>
           <w:lang w:val="ar_AE" w:bidi="ar_AE"/>
         </w:rPr>
+      </w:r>
+    </w:p>
+    <w:p>
+      <w:pPr>
+        <w:bidi/>
+      </w:pPr>
+      <w:r>
+        <w:rPr>
+          <w:lang w:val="ar_AE" w:bidi="ar_AE"/>
+        </w:rPr>
+      </w:r>
+      <w:r>
+        <w:rPr>
+          <w:lang w:val="ar_AE" w:bidi="ar_AE"/>
+        </w:rPr>
+        <w:t>וַ⁠אֲשֶׁ֥ר יַקְרִ֛יבוּ שָׁ֖ם טָמֵ֥א הֽוּא</w:t>
       </w:r>
     </w:p>
     <w:p>
@@ -13411,6 +15107,22 @@
       </w:r>
       <w:r>
         <w:rPr>
+          <w:lang w:val="ar_AE" w:bidi="ar_AE"/>
+        </w:rPr>
+        <w:t>שִֽׂימוּ־נָ֣א לְבַבְ⁠כֶ֔ם</w:t>
+      </w:r>
+    </w:p>
+    <w:p>
+      <w:pPr>
+        <w:bidi/>
+      </w:pPr>
+      <w:r>
+        <w:rPr>
+          <w:lang w:val="ar_AE" w:bidi="ar_AE"/>
+        </w:rPr>
+      </w:r>
+      <w:r>
+        <w:rPr>
           <w:b/>
           <w:lang w:val="ar_AE" w:bidi="ar_AE"/>
         </w:rPr>
@@ -13535,6 +15247,22 @@
       </w:r>
       <w:r>
         <w:rPr>
+          <w:lang w:val="ar_AE" w:bidi="ar_AE"/>
+        </w:rPr>
+        <w:t>מִן־הַ⁠יּ֥וֹם הַ⁠זֶּ֖ה וָ⁠מָ֑עְלָ⁠ה</w:t>
+      </w:r>
+    </w:p>
+    <w:p>
+      <w:pPr>
+        <w:bidi/>
+      </w:pPr>
+      <w:r>
+        <w:rPr>
+          <w:lang w:val="ar_AE" w:bidi="ar_AE"/>
+        </w:rPr>
+      </w:r>
+      <w:r>
+        <w:rPr>
           <w:b/>
           <w:lang w:val="ar_AE" w:bidi="ar_AE"/>
         </w:rPr>
@@ -13654,6 +15382,22 @@
       </w:r>
       <w:r>
         <w:rPr>
+          <w:lang w:val="ar_AE" w:bidi="ar_AE"/>
+        </w:rPr>
+        <w:t>מִ⁠טֶּ֧רֶם שֽׂוּם־אֶ֛בֶן אֶל־אֶ֖בֶן בְּ⁠הֵיכַ֥ל יְהוָֽה</w:t>
+      </w:r>
+    </w:p>
+    <w:p>
+      <w:pPr>
+        <w:bidi/>
+      </w:pPr>
+      <w:r>
+        <w:rPr>
+          <w:lang w:val="ar_AE" w:bidi="ar_AE"/>
+        </w:rPr>
+      </w:r>
+      <w:r>
+        <w:rPr>
           <w:b/>
           <w:lang w:val="ar_AE" w:bidi="ar_AE"/>
         </w:rPr>
@@ -13760,6 +15504,22 @@
       </w:r>
       <w:r>
         <w:rPr>
+          <w:lang w:val="ar_AE" w:bidi="ar_AE"/>
+        </w:rPr>
+        <w:t>בְּ⁠הֵיכַ֥ל יְהוָֽה</w:t>
+      </w:r>
+    </w:p>
+    <w:p>
+      <w:pPr>
+        <w:bidi/>
+      </w:pPr>
+      <w:r>
+        <w:rPr>
+          <w:lang w:val="ar_AE" w:bidi="ar_AE"/>
+        </w:rPr>
+      </w:r>
+      <w:r>
+        <w:rPr>
           <w:b/>
           <w:lang w:val="ar_AE" w:bidi="ar_AE"/>
         </w:rPr>
@@ -13866,6 +15626,22 @@
       </w:r>
       <w:r>
         <w:rPr>
+          <w:lang w:val="ar_AE" w:bidi="ar_AE"/>
+        </w:rPr>
+        <w:t>מִֽ⁠הְיוֹתָ֥⁠ם</w:t>
+      </w:r>
+    </w:p>
+    <w:p>
+      <w:pPr>
+        <w:bidi/>
+      </w:pPr>
+      <w:r>
+        <w:rPr>
+          <w:lang w:val="ar_AE" w:bidi="ar_AE"/>
+        </w:rPr>
+      </w:r>
+      <w:r>
+        <w:rPr>
           <w:b/>
           <w:lang w:val="ar_AE" w:bidi="ar_AE"/>
         </w:rPr>
@@ -13997,6 +15773,22 @@
       </w:r>
       <w:r>
         <w:rPr>
+          <w:lang w:val="ar_AE" w:bidi="ar_AE"/>
+        </w:rPr>
+        <w:t>בָּא֙ אֶל־עֲרֵמַ֣ת עֶשְׂרִ֔ים וְ⁠הָיְתָ֖ה עֲשָׂרָ֑ה</w:t>
+      </w:r>
+    </w:p>
+    <w:p>
+      <w:pPr>
+        <w:bidi/>
+      </w:pPr>
+      <w:r>
+        <w:rPr>
+          <w:lang w:val="ar_AE" w:bidi="ar_AE"/>
+        </w:rPr>
+      </w:r>
+      <w:r>
+        <w:rPr>
           <w:b/>
           <w:lang w:val="ar_AE" w:bidi="ar_AE"/>
         </w:rPr>
@@ -14103,6 +15895,22 @@
       </w:r>
       <w:r>
         <w:rPr>
+          <w:lang w:val="ar_AE" w:bidi="ar_AE"/>
+        </w:rPr>
+        <w:t>בָּא֙ אֶל־עֲרֵמַ֣ת עֶשְׂרִ֔ים וְ⁠הָיְתָ֖ה עֲשָׂרָ֑ה</w:t>
+      </w:r>
+    </w:p>
+    <w:p>
+      <w:pPr>
+        <w:bidi/>
+      </w:pPr>
+      <w:r>
+        <w:rPr>
+          <w:lang w:val="ar_AE" w:bidi="ar_AE"/>
+        </w:rPr>
+      </w:r>
+      <w:r>
+        <w:rPr>
           <w:b/>
           <w:lang w:val="ar_AE" w:bidi="ar_AE"/>
         </w:rPr>
@@ -14222,6 +16030,22 @@
       </w:r>
       <w:r>
         <w:rPr>
+          <w:lang w:val="ar_AE" w:bidi="ar_AE"/>
+        </w:rPr>
+        <w:t>בָּ֣א אֶל־הַ⁠יֶּ֗קֶב לַ⁠חְשֹׂף֙ חֲמִשִּׁ֣ים פּוּרָ֔ה וְ⁠הָיְתָ֖ה עֶשְׂרִֽים</w:t>
+      </w:r>
+    </w:p>
+    <w:p>
+      <w:pPr>
+        <w:bidi/>
+      </w:pPr>
+      <w:r>
+        <w:rPr>
+          <w:lang w:val="ar_AE" w:bidi="ar_AE"/>
+        </w:rPr>
+      </w:r>
+      <w:r>
+        <w:rPr>
           <w:b/>
           <w:lang w:val="ar_AE" w:bidi="ar_AE"/>
         </w:rPr>
@@ -14328,6 +16152,22 @@
       </w:r>
       <w:r>
         <w:rPr>
+          <w:lang w:val="ar_AE" w:bidi="ar_AE"/>
+        </w:rPr>
+        <w:t>חֲמִשִּׁ֣ים פּוּרָ֔ה</w:t>
+      </w:r>
+    </w:p>
+    <w:p>
+      <w:pPr>
+        <w:bidi/>
+      </w:pPr>
+      <w:r>
+        <w:rPr>
+          <w:lang w:val="ar_AE" w:bidi="ar_AE"/>
+        </w:rPr>
+      </w:r>
+      <w:r>
+        <w:rPr>
           <w:b/>
           <w:lang w:val="ar_AE" w:bidi="ar_AE"/>
         </w:rPr>
@@ -14447,6 +16287,22 @@
       </w:r>
       <w:r>
         <w:rPr>
+          <w:lang w:val="ar_AE" w:bidi="ar_AE"/>
+        </w:rPr>
+        <w:t>הִכֵּ֨יתִי אֶתְ⁠כֶ֜ם בַּ⁠שִּׁדָּפ֤וֹן וּ⁠בַ⁠יֵּֽרָקוֹן֙ וּ⁠בַ⁠בָּרָ֔ד אֵ֖ת כָּל־מַעֲשֵׂ֣ה יְדֵי⁠כֶ֑ם וְ⁠אֵין־אֶתְ⁠כֶ֥ם אֵלַ֖⁠י נְאֻם־יְהוָֽה</w:t>
+      </w:r>
+    </w:p>
+    <w:p>
+      <w:pPr>
+        <w:bidi/>
+      </w:pPr>
+      <w:r>
+        <w:rPr>
+          <w:lang w:val="ar_AE" w:bidi="ar_AE"/>
+        </w:rPr>
+      </w:r>
+      <w:r>
+        <w:rPr>
           <w:b/>
           <w:lang w:val="ar_AE" w:bidi="ar_AE"/>
         </w:rPr>
@@ -14553,6 +16409,22 @@
       </w:r>
       <w:r>
         <w:rPr>
+          <w:lang w:val="ar_AE" w:bidi="ar_AE"/>
+        </w:rPr>
+        <w:t>אֵ֖ת כָּל־מַעֲשֵׂ֣ה יְדֵי⁠כֶ֑ם</w:t>
+      </w:r>
+    </w:p>
+    <w:p>
+      <w:pPr>
+        <w:bidi/>
+      </w:pPr>
+      <w:r>
+        <w:rPr>
+          <w:lang w:val="ar_AE" w:bidi="ar_AE"/>
+        </w:rPr>
+      </w:r>
+      <w:r>
+        <w:rPr>
           <w:b/>
           <w:lang w:val="ar_AE" w:bidi="ar_AE"/>
         </w:rPr>
@@ -14646,6 +16518,22 @@
         <w:rPr>
           <w:lang w:val="ar_AE" w:bidi="ar_AE"/>
         </w:rPr>
+      </w:r>
+    </w:p>
+    <w:p>
+      <w:pPr>
+        <w:bidi/>
+      </w:pPr>
+      <w:r>
+        <w:rPr>
+          <w:lang w:val="ar_AE" w:bidi="ar_AE"/>
+        </w:rPr>
+      </w:r>
+      <w:r>
+        <w:rPr>
+          <w:lang w:val="ar_AE" w:bidi="ar_AE"/>
+        </w:rPr>
+        <w:t>אֵ֖ת כָּל־מַעֲשֵׂ֣ה יְדֵי⁠כֶ֑ם</w:t>
       </w:r>
     </w:p>
     <w:p>
@@ -14769,6 +16657,22 @@
       </w:r>
       <w:r>
         <w:rPr>
+          <w:lang w:val="ar_AE" w:bidi="ar_AE"/>
+        </w:rPr>
+        <w:t>וְ⁠אֵין־אֶתְ⁠כֶ֥ם אֵלַ֖⁠י</w:t>
+      </w:r>
+    </w:p>
+    <w:p>
+      <w:pPr>
+        <w:bidi/>
+      </w:pPr>
+      <w:r>
+        <w:rPr>
+          <w:lang w:val="ar_AE" w:bidi="ar_AE"/>
+        </w:rPr>
+      </w:r>
+      <w:r>
+        <w:rPr>
           <w:b/>
           <w:lang w:val="ar_AE" w:bidi="ar_AE"/>
         </w:rPr>
@@ -14862,6 +16766,22 @@
         <w:rPr>
           <w:lang w:val="ar_AE" w:bidi="ar_AE"/>
         </w:rPr>
+      </w:r>
+    </w:p>
+    <w:p>
+      <w:pPr>
+        <w:bidi/>
+      </w:pPr>
+      <w:r>
+        <w:rPr>
+          <w:lang w:val="ar_AE" w:bidi="ar_AE"/>
+        </w:rPr>
+      </w:r>
+      <w:r>
+        <w:rPr>
+          <w:lang w:val="ar_AE" w:bidi="ar_AE"/>
+        </w:rPr>
+        <w:t>שִׂימוּ &amp; לְבַבְ⁠כֶ֔ם</w:t>
       </w:r>
     </w:p>
     <w:p>
@@ -14999,6 +16919,22 @@
       </w:r>
       <w:r>
         <w:rPr>
+          <w:lang w:val="ar_AE" w:bidi="ar_AE"/>
+        </w:rPr>
+        <w:t>מִן־הַ⁠יּ֥וֹם הַ⁠זֶּ֖ה וָ⁠מָ֑עְלָ⁠ה מִ⁠יּוֹם֩ עֶשְׂרִ֨ים וְ⁠אַרְבָּעָ֜ה לַ⁠תְּשִׁיעִ֗י לְ⁠מִן־הַ⁠יּ֛וֹם אֲשֶׁר־יֻסַּ֥ד הֵֽיכַל־יְהוָ֖ה</w:t>
+      </w:r>
+    </w:p>
+    <w:p>
+      <w:pPr>
+        <w:bidi/>
+      </w:pPr>
+      <w:r>
+        <w:rPr>
+          <w:lang w:val="ar_AE" w:bidi="ar_AE"/>
+        </w:rPr>
+      </w:r>
+      <w:r>
+        <w:rPr>
           <w:b/>
           <w:lang w:val="ar_AE" w:bidi="ar_AE"/>
         </w:rPr>
@@ -15167,6 +17103,22 @@
       </w:r>
       <w:r>
         <w:rPr>
+          <w:lang w:val="ar_AE" w:bidi="ar_AE"/>
+        </w:rPr>
+        <w:t>מִ⁠יּוֹם֩ עֶשְׂרִ֨ים וְ⁠אַרְבָּעָ֜ה לַ⁠תְּשִׁיעִ֗י</w:t>
+      </w:r>
+    </w:p>
+    <w:p>
+      <w:pPr>
+        <w:bidi/>
+      </w:pPr>
+      <w:r>
+        <w:rPr>
+          <w:lang w:val="ar_AE" w:bidi="ar_AE"/>
+        </w:rPr>
+      </w:r>
+      <w:r>
+        <w:rPr>
           <w:b/>
           <w:lang w:val="ar_AE" w:bidi="ar_AE"/>
         </w:rPr>
@@ -15260,6 +17212,22 @@
         <w:rPr>
           <w:lang w:val="ar_AE" w:bidi="ar_AE"/>
         </w:rPr>
+      </w:r>
+    </w:p>
+    <w:p>
+      <w:pPr>
+        <w:bidi/>
+      </w:pPr>
+      <w:r>
+        <w:rPr>
+          <w:lang w:val="ar_AE" w:bidi="ar_AE"/>
+        </w:rPr>
+      </w:r>
+      <w:r>
+        <w:rPr>
+          <w:lang w:val="ar_AE" w:bidi="ar_AE"/>
+        </w:rPr>
+        <w:t>מִ⁠יּוֹם֩ עֶשְׂרִ֨ים וְ⁠אַרְבָּעָ֜ה לַ⁠תְּשִׁיעִ֗י</w:t>
       </w:r>
     </w:p>
     <w:p>
@@ -15383,6 +17351,22 @@
       </w:r>
       <w:r>
         <w:rPr>
+          <w:lang w:val="ar_AE" w:bidi="ar_AE"/>
+        </w:rPr>
+        <w:t>יֻסַּ֥ד הֵֽיכַל־יְהוָ֖ה</w:t>
+      </w:r>
+    </w:p>
+    <w:p>
+      <w:pPr>
+        <w:bidi/>
+      </w:pPr>
+      <w:r>
+        <w:rPr>
+          <w:lang w:val="ar_AE" w:bidi="ar_AE"/>
+        </w:rPr>
+      </w:r>
+      <w:r>
+        <w:rPr>
           <w:b/>
           <w:lang w:val="ar_AE" w:bidi="ar_AE"/>
         </w:rPr>
@@ -15489,6 +17473,22 @@
       </w:r>
       <w:r>
         <w:rPr>
+          <w:lang w:val="ar_AE" w:bidi="ar_AE"/>
+        </w:rPr>
+        <w:t>הֵֽיכַל־יְהוָ֖ה</w:t>
+      </w:r>
+    </w:p>
+    <w:p>
+      <w:pPr>
+        <w:bidi/>
+      </w:pPr>
+      <w:r>
+        <w:rPr>
+          <w:lang w:val="ar_AE" w:bidi="ar_AE"/>
+        </w:rPr>
+      </w:r>
+      <w:r>
+        <w:rPr>
           <w:b/>
           <w:lang w:val="ar_AE" w:bidi="ar_AE"/>
         </w:rPr>
@@ -15582,6 +17582,22 @@
         <w:rPr>
           <w:lang w:val="ar_AE" w:bidi="ar_AE"/>
         </w:rPr>
+      </w:r>
+    </w:p>
+    <w:p>
+      <w:pPr>
+        <w:bidi/>
+      </w:pPr>
+      <w:r>
+        <w:rPr>
+          <w:lang w:val="ar_AE" w:bidi="ar_AE"/>
+        </w:rPr>
+      </w:r>
+      <w:r>
+        <w:rPr>
+          <w:lang w:val="ar_AE" w:bidi="ar_AE"/>
+        </w:rPr>
+        <w:t>שִׂ֥ימוּ לְבַבְ⁠כֶֽם</w:t>
       </w:r>
     </w:p>
     <w:p>
@@ -15719,6 +17735,22 @@
       </w:r>
       <w:r>
         <w:rPr>
+          <w:lang w:val="ar_AE" w:bidi="ar_AE"/>
+        </w:rPr>
+        <w:t>הַ⁠ע֤וֹד הַ⁠זֶּ֨רַע֙ בַּ⁠מְּגוּרָ֔ה</w:t>
+      </w:r>
+    </w:p>
+    <w:p>
+      <w:pPr>
+        <w:bidi/>
+      </w:pPr>
+      <w:r>
+        <w:rPr>
+          <w:lang w:val="ar_AE" w:bidi="ar_AE"/>
+        </w:rPr>
+      </w:r>
+      <w:r>
+        <w:rPr>
           <w:b/>
           <w:lang w:val="ar_AE" w:bidi="ar_AE"/>
         </w:rPr>
@@ -15825,6 +17857,22 @@
       </w:r>
       <w:r>
         <w:rPr>
+          <w:lang w:val="ar_AE" w:bidi="ar_AE"/>
+        </w:rPr>
+        <w:t>מִן־הַ⁠יּ֥וֹם הַ⁠זֶּ֖ה אֲבָרֵֽךְ</w:t>
+      </w:r>
+    </w:p>
+    <w:p>
+      <w:pPr>
+        <w:bidi/>
+      </w:pPr>
+      <w:r>
+        <w:rPr>
+          <w:lang w:val="ar_AE" w:bidi="ar_AE"/>
+        </w:rPr>
+      </w:r>
+      <w:r>
+        <w:rPr>
           <w:b/>
           <w:lang w:val="ar_AE" w:bidi="ar_AE"/>
         </w:rPr>
@@ -15931,6 +17979,22 @@
       </w:r>
       <w:r>
         <w:rPr>
+          <w:lang w:val="ar_AE" w:bidi="ar_AE"/>
+        </w:rPr>
+        <w:t>מִן־הַ⁠יּ֥וֹם הַ⁠זֶּ֖ה</w:t>
+      </w:r>
+    </w:p>
+    <w:p>
+      <w:pPr>
+        <w:bidi/>
+      </w:pPr>
+      <w:r>
+        <w:rPr>
+          <w:lang w:val="ar_AE" w:bidi="ar_AE"/>
+        </w:rPr>
+      </w:r>
+      <w:r>
+        <w:rPr>
           <w:b/>
           <w:lang w:val="ar_AE" w:bidi="ar_AE"/>
         </w:rPr>
@@ -16024,6 +18088,22 @@
         <w:rPr>
           <w:lang w:val="ar_AE" w:bidi="ar_AE"/>
         </w:rPr>
+      </w:r>
+    </w:p>
+    <w:p>
+      <w:pPr>
+        <w:bidi/>
+      </w:pPr>
+      <w:r>
+        <w:rPr>
+          <w:lang w:val="ar_AE" w:bidi="ar_AE"/>
+        </w:rPr>
+      </w:r>
+      <w:r>
+        <w:rPr>
+          <w:lang w:val="ar_AE" w:bidi="ar_AE"/>
+        </w:rPr>
+        <w:t>וַ⁠יְהִ֨י דְבַר־יְהוָ֤ה ׀ שֵׁנִית֙ אֶל־חַגַּ֔י</w:t>
       </w:r>
     </w:p>
     <w:p>
@@ -16161,6 +18241,22 @@
       </w:r>
       <w:r>
         <w:rPr>
+          <w:lang w:val="ar_AE" w:bidi="ar_AE"/>
+        </w:rPr>
+        <w:t>שֵׁנִית֙</w:t>
+      </w:r>
+    </w:p>
+    <w:p>
+      <w:pPr>
+        <w:bidi/>
+      </w:pPr>
+      <w:r>
+        <w:rPr>
+          <w:lang w:val="ar_AE" w:bidi="ar_AE"/>
+        </w:rPr>
+      </w:r>
+      <w:r>
+        <w:rPr>
           <w:b/>
           <w:lang w:val="ar_AE" w:bidi="ar_AE"/>
         </w:rPr>
@@ -16267,6 +18363,22 @@
       </w:r>
       <w:r>
         <w:rPr>
+          <w:lang w:val="ar_AE" w:bidi="ar_AE"/>
+        </w:rPr>
+        <w:t>בְּ⁠עֶשְׂרִ֧ים וְ⁠אַרְבָּעָ֛ה לַ⁠חֹ֖דֶשׁ</w:t>
+      </w:r>
+    </w:p>
+    <w:p>
+      <w:pPr>
+        <w:bidi/>
+      </w:pPr>
+      <w:r>
+        <w:rPr>
+          <w:lang w:val="ar_AE" w:bidi="ar_AE"/>
+        </w:rPr>
+      </w:r>
+      <w:r>
+        <w:rPr>
           <w:b/>
           <w:lang w:val="ar_AE" w:bidi="ar_AE"/>
         </w:rPr>
@@ -16360,6 +18472,22 @@
         <w:rPr>
           <w:lang w:val="ar_AE" w:bidi="ar_AE"/>
         </w:rPr>
+      </w:r>
+    </w:p>
+    <w:p>
+      <w:pPr>
+        <w:bidi/>
+      </w:pPr>
+      <w:r>
+        <w:rPr>
+          <w:lang w:val="ar_AE" w:bidi="ar_AE"/>
+        </w:rPr>
+      </w:r>
+      <w:r>
+        <w:rPr>
+          <w:lang w:val="ar_AE" w:bidi="ar_AE"/>
+        </w:rPr>
+        <w:t>בְּ⁠עֶשְׂרִ֧ים וְ⁠אַרְבָּעָ֛ה לַ⁠חֹ֖דֶשׁ</w:t>
       </w:r>
     </w:p>
     <w:p>
@@ -16603,6 +18731,22 @@
       </w:r>
       <w:r>
         <w:rPr>
+          <w:lang w:val="ar_AE" w:bidi="ar_AE"/>
+        </w:rPr>
+        <w:t>אֱמֹ֕ר אֶל־זְרֻבָּבֶ֥ל פַּֽחַת־יְהוּדָ֖ה לֵ⁠אמֹ֑ר אֲנִ֣י מַרְעִ֔ישׁ אֶת־הַ⁠שָּׁמַ֖יִם וְ⁠אֶת־הָ⁠אָֽרֶץ</w:t>
+      </w:r>
+    </w:p>
+    <w:p>
+      <w:pPr>
+        <w:bidi/>
+      </w:pPr>
+      <w:r>
+        <w:rPr>
+          <w:lang w:val="ar_AE" w:bidi="ar_AE"/>
+        </w:rPr>
+      </w:r>
+      <w:r>
+        <w:rPr>
           <w:b/>
           <w:lang w:val="ar_AE" w:bidi="ar_AE"/>
         </w:rPr>
@@ -16696,6 +18840,22 @@
         <w:rPr>
           <w:lang w:val="ar_AE" w:bidi="ar_AE"/>
         </w:rPr>
+      </w:r>
+    </w:p>
+    <w:p>
+      <w:pPr>
+        <w:bidi/>
+      </w:pPr>
+      <w:r>
+        <w:rPr>
+          <w:lang w:val="ar_AE" w:bidi="ar_AE"/>
+        </w:rPr>
+      </w:r>
+      <w:r>
+        <w:rPr>
+          <w:lang w:val="ar_AE" w:bidi="ar_AE"/>
+        </w:rPr>
+        <w:t>אֲנִ֣י מַרְעִ֔ישׁ אֶת־הַ⁠שָּׁמַ֖יִם וְ⁠אֶת־הָ⁠אָֽרֶץ</w:t>
       </w:r>
     </w:p>
     <w:p>
@@ -16833,6 +18993,22 @@
       </w:r>
       <w:r>
         <w:rPr>
+          <w:lang w:val="ar_AE" w:bidi="ar_AE"/>
+        </w:rPr>
+        <w:t>אֶת־הַ⁠שָּׁמַ֖יִם וְ⁠אֶת־הָ⁠אָֽרֶץ</w:t>
+      </w:r>
+    </w:p>
+    <w:p>
+      <w:pPr>
+        <w:bidi/>
+      </w:pPr>
+      <w:r>
+        <w:rPr>
+          <w:lang w:val="ar_AE" w:bidi="ar_AE"/>
+        </w:rPr>
+      </w:r>
+      <w:r>
+        <w:rPr>
           <w:b/>
           <w:lang w:val="ar_AE" w:bidi="ar_AE"/>
         </w:rPr>
@@ -16969,6 +19145,22 @@
       </w:r>
       <w:r>
         <w:rPr>
+          <w:lang w:val="ar_AE" w:bidi="ar_AE"/>
+        </w:rPr>
+        <w:t>כִּסֵּ֣א מַמְלָכ֔וֹת</w:t>
+      </w:r>
+    </w:p>
+    <w:p>
+      <w:pPr>
+        <w:bidi/>
+      </w:pPr>
+      <w:r>
+        <w:rPr>
+          <w:lang w:val="ar_AE" w:bidi="ar_AE"/>
+        </w:rPr>
+      </w:r>
+      <w:r>
+        <w:rPr>
           <w:b/>
           <w:lang w:val="ar_AE" w:bidi="ar_AE"/>
         </w:rPr>
@@ -17101,6 +19293,22 @@
       </w:r>
       <w:r>
         <w:rPr>
+          <w:lang w:val="ar_AE" w:bidi="ar_AE"/>
+        </w:rPr>
+        <w:t>כִּסֵּ֣א מַמְלָכ֔וֹת</w:t>
+      </w:r>
+    </w:p>
+    <w:p>
+      <w:pPr>
+        <w:bidi/>
+      </w:pPr>
+      <w:r>
+        <w:rPr>
+          <w:lang w:val="ar_AE" w:bidi="ar_AE"/>
+        </w:rPr>
+      </w:r>
+      <w:r>
+        <w:rPr>
           <w:b/>
           <w:lang w:val="ar_AE" w:bidi="ar_AE"/>
         </w:rPr>
@@ -17193,6 +19401,22 @@
       </w:r>
       <w:r>
         <w:rPr>
+          <w:lang w:val="ar_AE" w:bidi="ar_AE"/>
+        </w:rPr>
+        <w:t>וְ⁠הָפַכְתִּ֤י מֶרְכָּבָה֙ וְ⁠רֹ֣כְבֶ֔י⁠הָ וְ⁠יָרְד֤וּ סוּסִים֙ וְ⁠רֹ֣כְבֵי⁠הֶ֔ם</w:t>
+      </w:r>
+    </w:p>
+    <w:p>
+      <w:pPr>
+        <w:bidi/>
+      </w:pPr>
+      <w:r>
+        <w:rPr>
+          <w:lang w:val="ar_AE" w:bidi="ar_AE"/>
+        </w:rPr>
+      </w:r>
+      <w:r>
+        <w:rPr>
           <w:b/>
           <w:lang w:val="ar_AE" w:bidi="ar_AE"/>
         </w:rPr>
@@ -17299,6 +19523,22 @@
       </w:r>
       <w:r>
         <w:rPr>
+          <w:lang w:val="ar_AE" w:bidi="ar_AE"/>
+        </w:rPr>
+        <w:t>מֶרְכָּבָה֙ וְ⁠רֹ֣כְבֶ֔י⁠הָ</w:t>
+      </w:r>
+    </w:p>
+    <w:p>
+      <w:pPr>
+        <w:bidi/>
+      </w:pPr>
+      <w:r>
+        <w:rPr>
+          <w:lang w:val="ar_AE" w:bidi="ar_AE"/>
+        </w:rPr>
+      </w:r>
+      <w:r>
+        <w:rPr>
           <w:b/>
           <w:lang w:val="ar_AE" w:bidi="ar_AE"/>
         </w:rPr>
@@ -17431,6 +19671,22 @@
       </w:r>
       <w:r>
         <w:rPr>
+          <w:lang w:val="ar_AE" w:bidi="ar_AE"/>
+        </w:rPr>
+        <w:t>וְ⁠יָרְד֤וּ</w:t>
+      </w:r>
+    </w:p>
+    <w:p>
+      <w:pPr>
+        <w:bidi/>
+      </w:pPr>
+      <w:r>
+        <w:rPr>
+          <w:lang w:val="ar_AE" w:bidi="ar_AE"/>
+        </w:rPr>
+      </w:r>
+      <w:r>
+        <w:rPr>
           <w:b/>
           <w:lang w:val="ar_AE" w:bidi="ar_AE"/>
         </w:rPr>
@@ -17550,6 +19806,22 @@
         <w:rPr>
           <w:lang w:val="ar_AE" w:bidi="ar_AE"/>
         </w:rPr>
+      </w:r>
+    </w:p>
+    <w:p>
+      <w:pPr>
+        <w:bidi/>
+      </w:pPr>
+      <w:r>
+        <w:rPr>
+          <w:lang w:val="ar_AE" w:bidi="ar_AE"/>
+        </w:rPr>
+      </w:r>
+      <w:r>
+        <w:rPr>
+          <w:lang w:val="ar_AE" w:bidi="ar_AE"/>
+        </w:rPr>
+        <w:t>אִ֖ישׁ בְּ⁠חֶ֥רֶב אָחִֽי⁠ו</w:t>
       </w:r>
     </w:p>
     <w:p>
@@ -17699,6 +19971,22 @@
       </w:r>
       <w:r>
         <w:rPr>
+          <w:lang w:val="ar_AE" w:bidi="ar_AE"/>
+        </w:rPr>
+        <w:t>אִ֖ישׁ בְּ⁠חֶ֥רֶב אָחִֽי⁠ו</w:t>
+      </w:r>
+    </w:p>
+    <w:p>
+      <w:pPr>
+        <w:bidi/>
+      </w:pPr>
+      <w:r>
+        <w:rPr>
+          <w:lang w:val="ar_AE" w:bidi="ar_AE"/>
+        </w:rPr>
+      </w:r>
+      <w:r>
+        <w:rPr>
           <w:b/>
           <w:lang w:val="ar_AE" w:bidi="ar_AE"/>
         </w:rPr>
@@ -17804,6 +20092,22 @@
       </w:r>
       <w:r>
         <w:rPr>
+          <w:lang w:val="ar_AE" w:bidi="ar_AE"/>
+        </w:rPr>
+        <w:t>אָחִֽי⁠ו</w:t>
+      </w:r>
+    </w:p>
+    <w:p>
+      <w:pPr>
+        <w:bidi/>
+      </w:pPr>
+      <w:r>
+        <w:rPr>
+          <w:lang w:val="ar_AE" w:bidi="ar_AE"/>
+        </w:rPr>
+      </w:r>
+      <w:r>
+        <w:rPr>
           <w:b/>
           <w:lang w:val="ar_AE" w:bidi="ar_AE"/>
         </w:rPr>
@@ -17909,6 +20213,22 @@
       </w:r>
       <w:r>
         <w:rPr>
+          <w:lang w:val="ar_AE" w:bidi="ar_AE"/>
+        </w:rPr>
+        <w:t>בַּ⁠יּ֣וֹם הַ⁠ה֣וּא נְאֻם־יְהוָ֣ה צְבָא֡וֹת אֶ֠קָּחֲ⁠ךָ זְרֻבָּבֶ֨ל בֶּן־שְׁאַלְתִּיאֵ֤ל עַבְדִּ⁠י֙ נְאֻם־יְהוָ֔ה וְ⁠שַׂמְתִּ֖י⁠ךָ כַּֽ⁠חוֹתָ֑ם כִּֽי־בְ⁠ךָ֣ בָחַ֔רְתִּי נְאֻ֖ם יְהוָ֥ה צְבָאֽוֹת</w:t>
+      </w:r>
+    </w:p>
+    <w:p>
+      <w:pPr>
+        <w:bidi/>
+      </w:pPr>
+      <w:r>
+        <w:rPr>
+          <w:lang w:val="ar_AE" w:bidi="ar_AE"/>
+        </w:rPr>
+      </w:r>
+      <w:r>
+        <w:rPr>
           <w:b/>
           <w:lang w:val="ar_AE" w:bidi="ar_AE"/>
         </w:rPr>
@@ -18015,6 +20335,22 @@
       </w:r>
       <w:r>
         <w:rPr>
+          <w:lang w:val="ar_AE" w:bidi="ar_AE"/>
+        </w:rPr>
+        <w:t>בַּ⁠יּ֣וֹם הַ⁠ה֣וּא</w:t>
+      </w:r>
+    </w:p>
+    <w:p>
+      <w:pPr>
+        <w:bidi/>
+      </w:pPr>
+      <w:r>
+        <w:rPr>
+          <w:lang w:val="ar_AE" w:bidi="ar_AE"/>
+        </w:rPr>
+      </w:r>
+      <w:r>
+        <w:rPr>
           <w:b/>
           <w:lang w:val="ar_AE" w:bidi="ar_AE"/>
         </w:rPr>
@@ -18120,6 +20456,22 @@
       </w:r>
       <w:r>
         <w:rPr>
+          <w:lang w:val="ar_AE" w:bidi="ar_AE"/>
+        </w:rPr>
+        <w:t>אֶ֠קָּחֲ⁠ךָ &amp; וְ⁠שַׂמְתִּ֖י⁠ךָ &amp; בְ⁠ךָ֣ בָחַ֔רְתִּי</w:t>
+      </w:r>
+    </w:p>
+    <w:p>
+      <w:pPr>
+        <w:bidi/>
+      </w:pPr>
+      <w:r>
+        <w:rPr>
+          <w:lang w:val="ar_AE" w:bidi="ar_AE"/>
+        </w:rPr>
+      </w:r>
+      <w:r>
+        <w:rPr>
           <w:b/>
           <w:lang w:val="ar_AE" w:bidi="ar_AE"/>
         </w:rPr>
@@ -18254,6 +20606,22 @@
       </w:r>
       <w:r>
         <w:rPr>
+          <w:lang w:val="ar_AE" w:bidi="ar_AE"/>
+        </w:rPr>
+        <w:t>כַּֽ⁠חוֹתָ֑ם</w:t>
+      </w:r>
+    </w:p>
+    <w:p>
+      <w:pPr>
+        <w:bidi/>
+      </w:pPr>
+      <w:r>
+        <w:rPr>
+          <w:lang w:val="ar_AE" w:bidi="ar_AE"/>
+        </w:rPr>
+      </w:r>
+      <w:r>
+        <w:rPr>
           <w:b/>
           <w:lang w:val="ar_AE" w:bidi="ar_AE"/>
         </w:rPr>
@@ -18360,6 +20728,22 @@
         <w:rPr>
           <w:lang w:val="ar_AE" w:bidi="ar_AE"/>
         </w:rPr>
+      </w:r>
+    </w:p>
+    <w:p>
+      <w:pPr>
+        <w:bidi/>
+      </w:pPr>
+      <w:r>
+        <w:rPr>
+          <w:lang w:val="ar_AE" w:bidi="ar_AE"/>
+        </w:rPr>
+      </w:r>
+      <w:r>
+        <w:rPr>
+          <w:lang w:val="ar_AE" w:bidi="ar_AE"/>
+        </w:rPr>
+        <w:t>כַּֽ⁠חוֹתָ֑ם</w:t>
       </w:r>
     </w:p>
     <w:p>

--- a/arb/docx/37.content.docx
+++ b/arb/docx/37.content.docx
@@ -32,51 +32,16 @@
     </w:p>
     <w:p>
       <w:pPr>
-        <w:pStyle w:val="Heading2"/>
-        <w:bidi/>
-      </w:pPr>
-      <w:r>
-        <w:rPr>
-          <w:lang w:val="ar_AE" w:bidi="ar_AE"/>
-        </w:rPr>
-        <w:t>License Information</w:t>
-      </w:r>
-      <w:r>
-        <w:rPr>
-          <w:lang w:val="ar_AE" w:bidi="ar_AE"/>
-        </w:rPr>
-      </w:r>
-    </w:p>
-    <w:p>
-      <w:pPr>
-        <w:bidi/>
-      </w:pPr>
-      <w:r>
-        <w:rPr>
-          <w:lang w:val="ar_AE" w:bidi="ar_AE"/>
-        </w:rPr>
-      </w:r>
-      <w:r>
-        <w:rPr>
-          <w:b/>
-          <w:lang w:val="ar_AE" w:bidi="ar_AE"/>
-        </w:rPr>
-        <w:t>ملاحظات الترجمة (كلمة متكشفة)</w:t>
-      </w:r>
-      <w:r>
-        <w:rPr>
-          <w:lang w:val="ar_AE" w:bidi="ar_AE"/>
-        </w:rPr>
-        <w:t xml:space="preserve"> (Arabic) is based on</w:t>
-      </w:r>
-      <w:r>
-        <w:rPr>
-          <w:lang w:val="ar_AE" w:bidi="ar_AE"/>
-        </w:rPr>
-        <w:t xml:space="preserve">: </w:t>
-      </w:r>
-      <w:r>
-        <w:rPr>
+        <w:bidi/>
+      </w:pPr>
+      <w:r>
+        <w:rPr>
+          <w:lang w:val="ar_AE" w:bidi="ar_AE"/>
+        </w:rPr>
+      </w:r>
+      <w:r>
+        <w:rPr>
+          <w:b/>
           <w:lang w:val="ar_AE" w:bidi="ar_AE"/>
         </w:rPr>
         <w:t>unfoldingWord® Translation Notes</w:t>
@@ -85,64 +50,31 @@
         <w:rPr>
           <w:lang w:val="ar_AE" w:bidi="ar_AE"/>
         </w:rPr>
-        <w:t xml:space="preserve">, </w:t>
-      </w:r>
-      <w:hyperlink r:id="rId13">
-        <w:r>
-          <w:rPr>
-            <w:lang w:val="ar_AE" w:bidi="ar_AE"/>
-          </w:rPr>
-          <w:rPr>
-            <w:color w:val="0000EE"/>
-            <w:u w:val="single"/>
-          </w:rPr>
-          <w:t>unfoldingWord</w:t>
-        </w:r>
-      </w:hyperlink>
-      <w:r>
-        <w:rPr>
-          <w:lang w:val="ar_AE" w:bidi="ar_AE"/>
-        </w:rPr>
-        <w:t xml:space="preserve">, 2022, which is licensed under a </w:t>
-      </w:r>
-      <w:hyperlink r:id="rId14">
-        <w:r>
-          <w:rPr>
-            <w:lang w:val="ar_AE" w:bidi="ar_AE"/>
-          </w:rPr>
-          <w:rPr>
-            <w:color w:val="0000EE"/>
-            <w:u w:val="single"/>
-          </w:rPr>
-          <w:t>CC BY-SA 4.0 license</w:t>
-        </w:r>
-      </w:hyperlink>
-      <w:r>
-        <w:rPr>
-          <w:lang w:val="ar_AE" w:bidi="ar_AE"/>
-        </w:rPr>
-        <w:t>.</w:t>
-      </w:r>
-      <w:r>
-        <w:rPr>
-          <w:lang w:val="ar_AE" w:bidi="ar_AE"/>
-        </w:rPr>
-      </w:r>
-    </w:p>
-    <w:p>
-      <w:pPr>
-        <w:bidi/>
-      </w:pPr>
-      <w:r>
-        <w:rPr>
-          <w:lang w:val="ar_AE" w:bidi="ar_AE"/>
-        </w:rPr>
-      </w:r>
-      <w:r>
-        <w:rPr>
-          <w:lang w:val="ar_AE" w:bidi="ar_AE"/>
-        </w:rPr>
-        <w:t>This PDF version is provided under the same license.</w:t>
+        <w:t xml:space="preserve"> © 2022 unfoldingWord. Released under CC BY-SA 4.0 license. </w:t>
+      </w:r>
+      <w:r>
+        <w:rPr>
+          <w:lang w:val="ar_AE" w:bidi="ar_AE"/>
+        </w:rPr>
+        <w:t>unfoldingWord® Translation Notes</w:t>
+      </w:r>
+      <w:r>
+        <w:rPr>
+          <w:lang w:val="ar_AE" w:bidi="ar_AE"/>
+        </w:rPr>
+        <w:t xml:space="preserve"> has been adapted in the following languages: Tok Pisin, Arabic (عربي), French (Français), Hindi (हिंदी), Indonesian (Bahasa Indonesia), Portuguese (Português), Russian (Русский), Spanish (Español), Swahili (Kiswahili), and Simplified Chinese (简体中文) from </w:t>
+      </w:r>
+      <w:r>
+        <w:rPr>
+          <w:lang w:val="ar_AE" w:bidi="ar_AE"/>
+        </w:rPr>
+        <w:t>unfoldingWord® Translation Notes</w:t>
+      </w:r>
+      <w:r>
+        <w:rPr>
+          <w:lang w:val="ar_AE" w:bidi="ar_AE"/>
+        </w:rPr>
+        <w:t xml:space="preserve"> © 2022 unfoldingWord. Released under CC BY-SA 4.0 license by Mission Mutual</w:t>
       </w:r>
       <w:r>
         <w:rPr>
@@ -939,22 +871,6 @@
       </w:r>
       <w:r>
         <w:rPr>
-          <w:lang w:val="ar_AE" w:bidi="ar_AE"/>
-        </w:rPr>
-        <w:t>בִּ⁠שְׁנַ֤ת שְׁתַּ֨יִם֙ לְ⁠דָרְיָ֣וֶשׁ הַ⁠מֶּ֔לֶךְ</w:t>
-      </w:r>
-    </w:p>
-    <w:p>
-      <w:pPr>
-        <w:bidi/>
-      </w:pPr>
-      <w:r>
-        <w:rPr>
-          <w:lang w:val="ar_AE" w:bidi="ar_AE"/>
-        </w:rPr>
-      </w:r>
-      <w:r>
-        <w:rPr>
           <w:b/>
           <w:lang w:val="ar_AE" w:bidi="ar_AE"/>
         </w:rPr>
@@ -1074,22 +990,6 @@
       </w:r>
       <w:r>
         <w:rPr>
-          <w:lang w:val="ar_AE" w:bidi="ar_AE"/>
-        </w:rPr>
-        <w:t>בִּ⁠שְׁנַ֤ת שְׁתַּ֨יִם֙ &amp; בַּ⁠חֹ֨דֶשׁ֙ הַ⁠שִּׁשִּׁ֔י בְּ⁠י֥וֹם אֶחָ֖ד לַ⁠חֹ֑דֶשׁ</w:t>
-      </w:r>
-    </w:p>
-    <w:p>
-      <w:pPr>
-        <w:bidi/>
-      </w:pPr>
-      <w:r>
-        <w:rPr>
-          <w:lang w:val="ar_AE" w:bidi="ar_AE"/>
-        </w:rPr>
-      </w:r>
-      <w:r>
-        <w:rPr>
           <w:b/>
           <w:lang w:val="ar_AE" w:bidi="ar_AE"/>
         </w:rPr>
@@ -1203,22 +1103,6 @@
       </w:r>
       <w:r>
         <w:rPr>
-          <w:lang w:val="ar_AE" w:bidi="ar_AE"/>
-        </w:rPr>
-        <w:t>בַּ⁠חֹ֨דֶשׁ֙ הַ⁠שִּׁשִּׁ֔י בְּ⁠י֥וֹם אֶחָ֖ד לַ⁠חֹ֑דֶשׁ</w:t>
-      </w:r>
-    </w:p>
-    <w:p>
-      <w:pPr>
-        <w:bidi/>
-      </w:pPr>
-      <w:r>
-        <w:rPr>
-          <w:lang w:val="ar_AE" w:bidi="ar_AE"/>
-        </w:rPr>
-      </w:r>
-      <w:r>
-        <w:rPr>
           <w:b/>
           <w:lang w:val="ar_AE" w:bidi="ar_AE"/>
         </w:rPr>
@@ -1338,22 +1222,6 @@
       </w:r>
       <w:r>
         <w:rPr>
-          <w:lang w:val="ar_AE" w:bidi="ar_AE"/>
-        </w:rPr>
-        <w:t>הָיָ֨ה דְבַר־יְהוָ֜ה בְּ⁠יַד־חַגַּ֣י הַ⁠נָּבִ֗יא</w:t>
-      </w:r>
-    </w:p>
-    <w:p>
-      <w:pPr>
-        <w:bidi/>
-      </w:pPr>
-      <w:r>
-        <w:rPr>
-          <w:lang w:val="ar_AE" w:bidi="ar_AE"/>
-        </w:rPr>
-      </w:r>
-      <w:r>
-        <w:rPr>
           <w:b/>
           <w:lang w:val="ar_AE" w:bidi="ar_AE"/>
         </w:rPr>
@@ -1473,22 +1341,6 @@
       </w:r>
       <w:r>
         <w:rPr>
-          <w:lang w:val="ar_AE" w:bidi="ar_AE"/>
-        </w:rPr>
-        <w:t>דְבַר־יְהוָ֜ה</w:t>
-      </w:r>
-    </w:p>
-    <w:p>
-      <w:pPr>
-        <w:bidi/>
-      </w:pPr>
-      <w:r>
-        <w:rPr>
-          <w:lang w:val="ar_AE" w:bidi="ar_AE"/>
-        </w:rPr>
-      </w:r>
-      <w:r>
-        <w:rPr>
           <w:b/>
           <w:lang w:val="ar_AE" w:bidi="ar_AE"/>
         </w:rPr>
@@ -1608,22 +1460,6 @@
       </w:r>
       <w:r>
         <w:rPr>
-          <w:lang w:val="ar_AE" w:bidi="ar_AE"/>
-        </w:rPr>
-        <w:t>כֹּ֥ה אָמַ֛ר יְהוָ֥ה צְבָא֖וֹת לֵ⁠אמֹ֑ר הָ⁠עָ֤ם הַ⁠זֶּה֙ אָֽמְר֔וּ לֹ֥א עֶת־בֹּ֛א עֶת־בֵּ֥ית יְהוָ֖ה לְ⁠הִבָּנֽוֹת</w:t>
-      </w:r>
-    </w:p>
-    <w:p>
-      <w:pPr>
-        <w:bidi/>
-      </w:pPr>
-      <w:r>
-        <w:rPr>
-          <w:lang w:val="ar_AE" w:bidi="ar_AE"/>
-        </w:rPr>
-      </w:r>
-      <w:r>
-        <w:rPr>
           <w:b/>
           <w:lang w:val="ar_AE" w:bidi="ar_AE"/>
         </w:rPr>
@@ -1730,22 +1566,6 @@
       </w:r>
       <w:r>
         <w:rPr>
-          <w:lang w:val="ar_AE" w:bidi="ar_AE"/>
-        </w:rPr>
-        <w:t>יְהוָ֥ה צְבָא֖וֹת</w:t>
-      </w:r>
-    </w:p>
-    <w:p>
-      <w:pPr>
-        <w:bidi/>
-      </w:pPr>
-      <w:r>
-        <w:rPr>
-          <w:lang w:val="ar_AE" w:bidi="ar_AE"/>
-        </w:rPr>
-      </w:r>
-      <w:r>
-        <w:rPr>
           <w:b/>
           <w:lang w:val="ar_AE" w:bidi="ar_AE"/>
         </w:rPr>
@@ -1838,22 +1658,6 @@
       </w:r>
       <w:r>
         <w:rPr>
-          <w:lang w:val="ar_AE" w:bidi="ar_AE"/>
-        </w:rPr>
-        <w:t>הָ⁠עָ֤ם הַ⁠זֶּה֙</w:t>
-      </w:r>
-    </w:p>
-    <w:p>
-      <w:pPr>
-        <w:bidi/>
-      </w:pPr>
-      <w:r>
-        <w:rPr>
-          <w:lang w:val="ar_AE" w:bidi="ar_AE"/>
-        </w:rPr>
-      </w:r>
-      <w:r>
-        <w:rPr>
           <w:b/>
           <w:lang w:val="ar_AE" w:bidi="ar_AE"/>
         </w:rPr>
@@ -1973,22 +1777,6 @@
       </w:r>
       <w:r>
         <w:rPr>
-          <w:lang w:val="ar_AE" w:bidi="ar_AE"/>
-        </w:rPr>
-        <w:t>עֶת־בֵּ֥ית יְהוָ֖ה</w:t>
-      </w:r>
-    </w:p>
-    <w:p>
-      <w:pPr>
-        <w:bidi/>
-      </w:pPr>
-      <w:r>
-        <w:rPr>
-          <w:lang w:val="ar_AE" w:bidi="ar_AE"/>
-        </w:rPr>
-      </w:r>
-      <w:r>
-        <w:rPr>
           <w:b/>
           <w:lang w:val="ar_AE" w:bidi="ar_AE"/>
         </w:rPr>
@@ -2108,22 +1896,6 @@
       </w:r>
       <w:r>
         <w:rPr>
-          <w:lang w:val="ar_AE" w:bidi="ar_AE"/>
-        </w:rPr>
-        <w:t>וַֽ⁠יְהִי֙ דְּבַר־יְהוָ֔ה בְּ⁠יַד־חַגַּ֥י הַ⁠נָּבִ֖יא</w:t>
-      </w:r>
-    </w:p>
-    <w:p>
-      <w:pPr>
-        <w:bidi/>
-      </w:pPr>
-      <w:r>
-        <w:rPr>
-          <w:lang w:val="ar_AE" w:bidi="ar_AE"/>
-        </w:rPr>
-      </w:r>
-      <w:r>
-        <w:rPr>
           <w:b/>
           <w:lang w:val="ar_AE" w:bidi="ar_AE"/>
         </w:rPr>
@@ -2159,7 +1931,7 @@
         </w:rPr>
         <w:t xml:space="preserve">انظر كيف ترجمت هذا في </w:t>
       </w:r>
-      <w:hyperlink r:id="rId15">
+      <w:hyperlink r:id="rId13">
         <w:r>
           <w:rPr>
             <w:lang w:val="ar_AE" w:bidi="ar_AE"/>
@@ -2248,22 +2020,6 @@
       </w:r>
       <w:r>
         <w:rPr>
-          <w:lang w:val="ar_AE" w:bidi="ar_AE"/>
-        </w:rPr>
-        <w:t>הַ⁠עֵ֤ת לָ⁠כֶם֙ אַתֶּ֔ם לָ⁠שֶׁ֖בֶת בְּ⁠בָתֵּי⁠כֶ֣ם סְפוּנִ֑ים וְ⁠הַ⁠בַּ֥יִת הַ⁠זֶּ֖ה חָרֵֽב</w:t>
-      </w:r>
-    </w:p>
-    <w:p>
-      <w:pPr>
-        <w:bidi/>
-      </w:pPr>
-      <w:r>
-        <w:rPr>
-          <w:lang w:val="ar_AE" w:bidi="ar_AE"/>
-        </w:rPr>
-      </w:r>
-      <w:r>
-        <w:rPr>
           <w:b/>
           <w:lang w:val="ar_AE" w:bidi="ar_AE"/>
         </w:rPr>
@@ -2370,22 +2126,6 @@
       </w:r>
       <w:r>
         <w:rPr>
-          <w:lang w:val="ar_AE" w:bidi="ar_AE"/>
-        </w:rPr>
-        <w:t>לָ⁠כֶם֙ אַתֶּ֔ם &amp; בְּ⁠בָתֵּי⁠כֶ֣ם</w:t>
-      </w:r>
-    </w:p>
-    <w:p>
-      <w:pPr>
-        <w:bidi/>
-      </w:pPr>
-      <w:r>
-        <w:rPr>
-          <w:lang w:val="ar_AE" w:bidi="ar_AE"/>
-        </w:rPr>
-      </w:r>
-      <w:r>
-        <w:rPr>
           <w:b/>
           <w:lang w:val="ar_AE" w:bidi="ar_AE"/>
         </w:rPr>
@@ -2532,22 +2272,6 @@
       </w:r>
       <w:r>
         <w:rPr>
-          <w:lang w:val="ar_AE" w:bidi="ar_AE"/>
-        </w:rPr>
-        <w:t>סְפוּנִ֑ים</w:t>
-      </w:r>
-    </w:p>
-    <w:p>
-      <w:pPr>
-        <w:bidi/>
-      </w:pPr>
-      <w:r>
-        <w:rPr>
-          <w:lang w:val="ar_AE" w:bidi="ar_AE"/>
-        </w:rPr>
-      </w:r>
-      <w:r>
-        <w:rPr>
           <w:b/>
           <w:lang w:val="ar_AE" w:bidi="ar_AE"/>
         </w:rPr>
@@ -2667,22 +2391,6 @@
       </w:r>
       <w:r>
         <w:rPr>
-          <w:lang w:val="ar_AE" w:bidi="ar_AE"/>
-        </w:rPr>
-        <w:t>וְ⁠עַתָּ֕ה כֹּ֥ה אָמַ֖ר יְהוָ֣ה צְבָא֑וֹת שִׂ֥ימוּ לְבַבְ⁠כֶ֖ם עַל־דַּרְכֵי⁠כֶֽם</w:t>
-      </w:r>
-    </w:p>
-    <w:p>
-      <w:pPr>
-        <w:bidi/>
-      </w:pPr>
-      <w:r>
-        <w:rPr>
-          <w:lang w:val="ar_AE" w:bidi="ar_AE"/>
-        </w:rPr>
-      </w:r>
-      <w:r>
-        <w:rPr>
           <w:b/>
           <w:lang w:val="ar_AE" w:bidi="ar_AE"/>
         </w:rPr>
@@ -2789,22 +2497,6 @@
       </w:r>
       <w:r>
         <w:rPr>
-          <w:lang w:val="ar_AE" w:bidi="ar_AE"/>
-        </w:rPr>
-        <w:t>שִׂ֥ימוּ לְבַבְ⁠כֶ֖ם עַל־דַּרְכֵי⁠כֶֽם</w:t>
-      </w:r>
-    </w:p>
-    <w:p>
-      <w:pPr>
-        <w:bidi/>
-      </w:pPr>
-      <w:r>
-        <w:rPr>
-          <w:lang w:val="ar_AE" w:bidi="ar_AE"/>
-        </w:rPr>
-      </w:r>
-      <w:r>
-        <w:rPr>
           <w:b/>
           <w:lang w:val="ar_AE" w:bidi="ar_AE"/>
         </w:rPr>
@@ -2924,22 +2616,6 @@
       </w:r>
       <w:r>
         <w:rPr>
-          <w:lang w:val="ar_AE" w:bidi="ar_AE"/>
-        </w:rPr>
-        <w:t>לְבַבְ⁠כֶ֖ם</w:t>
-      </w:r>
-    </w:p>
-    <w:p>
-      <w:pPr>
-        <w:bidi/>
-      </w:pPr>
-      <w:r>
-        <w:rPr>
-          <w:lang w:val="ar_AE" w:bidi="ar_AE"/>
-        </w:rPr>
-      </w:r>
-      <w:r>
-        <w:rPr>
           <w:b/>
           <w:lang w:val="ar_AE" w:bidi="ar_AE"/>
         </w:rPr>
@@ -3059,22 +2735,6 @@
       </w:r>
       <w:r>
         <w:rPr>
-          <w:lang w:val="ar_AE" w:bidi="ar_AE"/>
-        </w:rPr>
-        <w:t>דַּרְכֵי⁠כֶֽם</w:t>
-      </w:r>
-    </w:p>
-    <w:p>
-      <w:pPr>
-        <w:bidi/>
-      </w:pPr>
-      <w:r>
-        <w:rPr>
-          <w:lang w:val="ar_AE" w:bidi="ar_AE"/>
-        </w:rPr>
-      </w:r>
-      <w:r>
-        <w:rPr>
           <w:b/>
           <w:lang w:val="ar_AE" w:bidi="ar_AE"/>
         </w:rPr>
@@ -3181,22 +2841,6 @@
       </w:r>
       <w:r>
         <w:rPr>
-          <w:lang w:val="ar_AE" w:bidi="ar_AE"/>
-        </w:rPr>
-        <w:t>וְ⁠אֵין־לְ⁠שָׂבְעָה֙</w:t>
-      </w:r>
-    </w:p>
-    <w:p>
-      <w:pPr>
-        <w:bidi/>
-      </w:pPr>
-      <w:r>
-        <w:rPr>
-          <w:lang w:val="ar_AE" w:bidi="ar_AE"/>
-        </w:rPr>
-      </w:r>
-      <w:r>
-        <w:rPr>
           <w:b/>
           <w:lang w:val="ar_AE" w:bidi="ar_AE"/>
         </w:rPr>
@@ -3316,22 +2960,6 @@
       </w:r>
       <w:r>
         <w:rPr>
-          <w:lang w:val="ar_AE" w:bidi="ar_AE"/>
-        </w:rPr>
-        <w:t>וְ⁠אֵין־לְ⁠שָׁכְרָ֔ה</w:t>
-      </w:r>
-    </w:p>
-    <w:p>
-      <w:pPr>
-        <w:bidi/>
-      </w:pPr>
-      <w:r>
-        <w:rPr>
-          <w:lang w:val="ar_AE" w:bidi="ar_AE"/>
-        </w:rPr>
-      </w:r>
-      <w:r>
-        <w:rPr>
           <w:b/>
           <w:lang w:val="ar_AE" w:bidi="ar_AE"/>
         </w:rPr>
@@ -3438,22 +3066,6 @@
       </w:r>
       <w:r>
         <w:rPr>
-          <w:lang w:val="ar_AE" w:bidi="ar_AE"/>
-        </w:rPr>
-        <w:t>לָב֖וֹשׁ וְ⁠אֵין־לְ⁠חֹ֣ם ל֑⁠וֹ</w:t>
-      </w:r>
-    </w:p>
-    <w:p>
-      <w:pPr>
-        <w:bidi/>
-      </w:pPr>
-      <w:r>
-        <w:rPr>
-          <w:lang w:val="ar_AE" w:bidi="ar_AE"/>
-        </w:rPr>
-      </w:r>
-      <w:r>
-        <w:rPr>
           <w:b/>
           <w:lang w:val="ar_AE" w:bidi="ar_AE"/>
         </w:rPr>
@@ -3560,22 +3172,6 @@
       </w:r>
       <w:r>
         <w:rPr>
-          <w:lang w:val="ar_AE" w:bidi="ar_AE"/>
-        </w:rPr>
-        <w:t>וְ⁠הַ֨⁠מִּשְׂתַּכֵּ֔ר מִשְׂתַּכֵּ֖ר אֶל־צְר֥וֹר נָקֽוּב</w:t>
-      </w:r>
-    </w:p>
-    <w:p>
-      <w:pPr>
-        <w:bidi/>
-      </w:pPr>
-      <w:r>
-        <w:rPr>
-          <w:lang w:val="ar_AE" w:bidi="ar_AE"/>
-        </w:rPr>
-      </w:r>
-      <w:r>
-        <w:rPr>
           <w:b/>
           <w:lang w:val="ar_AE" w:bidi="ar_AE"/>
         </w:rPr>
@@ -3682,22 +3278,6 @@
       </w:r>
       <w:r>
         <w:rPr>
-          <w:lang w:val="ar_AE" w:bidi="ar_AE"/>
-        </w:rPr>
-        <w:t>וְ⁠הַ֨⁠מִּשְׂתַּכֵּ֔ר מִשְׂתַּכֵּ֖ר אֶל־צְר֥וֹר נָקֽוּב</w:t>
-      </w:r>
-    </w:p>
-    <w:p>
-      <w:pPr>
-        <w:bidi/>
-      </w:pPr>
-      <w:r>
-        <w:rPr>
-          <w:lang w:val="ar_AE" w:bidi="ar_AE"/>
-        </w:rPr>
-      </w:r>
-      <w:r>
-        <w:rPr>
           <w:b/>
           <w:lang w:val="ar_AE" w:bidi="ar_AE"/>
         </w:rPr>
@@ -3816,22 +3396,6 @@
       </w:r>
       <w:r>
         <w:rPr>
-          <w:lang w:val="ar_AE" w:bidi="ar_AE"/>
-        </w:rPr>
-        <w:t>צְר֥וֹר נָקֽוּב</w:t>
-      </w:r>
-    </w:p>
-    <w:p>
-      <w:pPr>
-        <w:bidi/>
-      </w:pPr>
-      <w:r>
-        <w:rPr>
-          <w:lang w:val="ar_AE" w:bidi="ar_AE"/>
-        </w:rPr>
-      </w:r>
-      <w:r>
-        <w:rPr>
           <w:b/>
           <w:lang w:val="ar_AE" w:bidi="ar_AE"/>
         </w:rPr>
@@ -3938,22 +3502,6 @@
       </w:r>
       <w:r>
         <w:rPr>
-          <w:lang w:val="ar_AE" w:bidi="ar_AE"/>
-        </w:rPr>
-        <w:t>כֹּ֥ה אָמַ֖ר יְהוָ֣ה צְבָא֑וֹת שִׂ֥ימוּ לְבַבְ⁠כֶ֖ם עַל־דַּרְכֵי⁠כֶֽם</w:t>
-      </w:r>
-    </w:p>
-    <w:p>
-      <w:pPr>
-        <w:bidi/>
-      </w:pPr>
-      <w:r>
-        <w:rPr>
-          <w:lang w:val="ar_AE" w:bidi="ar_AE"/>
-        </w:rPr>
-      </w:r>
-      <w:r>
-        <w:rPr>
           <w:b/>
           <w:lang w:val="ar_AE" w:bidi="ar_AE"/>
         </w:rPr>
@@ -4060,22 +3608,6 @@
       </w:r>
       <w:r>
         <w:rPr>
-          <w:lang w:val="ar_AE" w:bidi="ar_AE"/>
-        </w:rPr>
-        <w:t>שִׂ֥ימוּ לְבַבְ⁠כֶ֖ם עַל־דַּרְכֵי⁠כֶֽם</w:t>
-      </w:r>
-    </w:p>
-    <w:p>
-      <w:pPr>
-        <w:bidi/>
-      </w:pPr>
-      <w:r>
-        <w:rPr>
-          <w:lang w:val="ar_AE" w:bidi="ar_AE"/>
-        </w:rPr>
-      </w:r>
-      <w:r>
-        <w:rPr>
           <w:b/>
           <w:lang w:val="ar_AE" w:bidi="ar_AE"/>
         </w:rPr>
@@ -4097,7 +3629,7 @@
         </w:rPr>
         <w:t xml:space="preserve">انظر كيف ترجمت في </w:t>
       </w:r>
-      <w:hyperlink r:id="rId16">
+      <w:hyperlink r:id="rId14">
         <w:r>
           <w:rPr>
             <w:lang w:val="ar_AE" w:bidi="ar_AE"/>
@@ -4186,22 +3718,6 @@
       </w:r>
       <w:r>
         <w:rPr>
-          <w:lang w:val="ar_AE" w:bidi="ar_AE"/>
-        </w:rPr>
-        <w:t>עֲל֥וּ הָ⁠הָ֛ר וַ⁠הֲבֵאתֶ֥ם עֵ֖ץ וּ⁠בְנ֣וּ הַ⁠בָּ֑יִת וְ⁠אֶרְצֶה־בּ֥⁠וֹ ו⁠אכבד אָמַ֥ר יְהוָֽה</w:t>
-      </w:r>
-    </w:p>
-    <w:p>
-      <w:pPr>
-        <w:bidi/>
-      </w:pPr>
-      <w:r>
-        <w:rPr>
-          <w:lang w:val="ar_AE" w:bidi="ar_AE"/>
-        </w:rPr>
-      </w:r>
-      <w:r>
-        <w:rPr>
           <w:b/>
           <w:lang w:val="ar_AE" w:bidi="ar_AE"/>
         </w:rPr>
@@ -4308,22 +3824,6 @@
       </w:r>
       <w:r>
         <w:rPr>
-          <w:lang w:val="ar_AE" w:bidi="ar_AE"/>
-        </w:rPr>
-        <w:t>הָ⁠הָ֛ר</w:t>
-      </w:r>
-    </w:p>
-    <w:p>
-      <w:pPr>
-        <w:bidi/>
-      </w:pPr>
-      <w:r>
-        <w:rPr>
-          <w:lang w:val="ar_AE" w:bidi="ar_AE"/>
-        </w:rPr>
-      </w:r>
-      <w:r>
-        <w:rPr>
           <w:b/>
           <w:lang w:val="ar_AE" w:bidi="ar_AE"/>
         </w:rPr>
@@ -4443,22 +3943,6 @@
       </w:r>
       <w:r>
         <w:rPr>
-          <w:lang w:val="ar_AE" w:bidi="ar_AE"/>
-        </w:rPr>
-        <w:t>ו⁠אכבד</w:t>
-      </w:r>
-    </w:p>
-    <w:p>
-      <w:pPr>
-        <w:bidi/>
-      </w:pPr>
-      <w:r>
-        <w:rPr>
-          <w:lang w:val="ar_AE" w:bidi="ar_AE"/>
-        </w:rPr>
-      </w:r>
-      <w:r>
-        <w:rPr>
           <w:b/>
           <w:lang w:val="ar_AE" w:bidi="ar_AE"/>
         </w:rPr>
@@ -4565,22 +4049,6 @@
       </w:r>
       <w:r>
         <w:rPr>
-          <w:lang w:val="ar_AE" w:bidi="ar_AE"/>
-        </w:rPr>
-        <w:t>פָּנֹ֤ה אֶל־הַרְבֵּה֙ וְ⁠הִנֵּ֣ה לִ⁠מְעָ֔ט וַ⁠הֲבֵאתֶ֥ם הַ⁠בַּ֖יִת וְ⁠נָפַ֣חְתִּי ב֑⁠וֹ יַ֣עַן מֶ֗ה נְאֻם֙ יְהוָ֣ה צְבָא֔וֹת יַ֗עַן בֵּיתִ⁠י֙ אֲשֶׁר־ה֣וּא חָרֵ֔ב וְ⁠אַתֶּ֥ם רָצִ֖ים אִ֥ישׁ לְ⁠בֵיתֽ⁠וֹ</w:t>
-      </w:r>
-    </w:p>
-    <w:p>
-      <w:pPr>
-        <w:bidi/>
-      </w:pPr>
-      <w:r>
-        <w:rPr>
-          <w:lang w:val="ar_AE" w:bidi="ar_AE"/>
-        </w:rPr>
-      </w:r>
-      <w:r>
-        <w:rPr>
           <w:b/>
           <w:lang w:val="ar_AE" w:bidi="ar_AE"/>
         </w:rPr>
@@ -4687,22 +4155,6 @@
       </w:r>
       <w:r>
         <w:rPr>
-          <w:lang w:val="ar_AE" w:bidi="ar_AE"/>
-        </w:rPr>
-        <w:t>וְ⁠הִנֵּ֣ה</w:t>
-      </w:r>
-    </w:p>
-    <w:p>
-      <w:pPr>
-        <w:bidi/>
-      </w:pPr>
-      <w:r>
-        <w:rPr>
-          <w:lang w:val="ar_AE" w:bidi="ar_AE"/>
-        </w:rPr>
-      </w:r>
-      <w:r>
-        <w:rPr>
           <w:b/>
           <w:lang w:val="ar_AE" w:bidi="ar_AE"/>
         </w:rPr>
@@ -4808,22 +4260,6 @@
       </w:r>
       <w:r>
         <w:rPr>
-          <w:lang w:val="ar_AE" w:bidi="ar_AE"/>
-        </w:rPr>
-        <w:t>וְ⁠הִנֵּ֣ה לִ⁠מְעָ֔ט</w:t>
-      </w:r>
-    </w:p>
-    <w:p>
-      <w:pPr>
-        <w:bidi/>
-      </w:pPr>
-      <w:r>
-        <w:rPr>
-          <w:lang w:val="ar_AE" w:bidi="ar_AE"/>
-        </w:rPr>
-      </w:r>
-      <w:r>
-        <w:rPr>
           <w:b/>
           <w:lang w:val="ar_AE" w:bidi="ar_AE"/>
         </w:rPr>
@@ -4930,22 +4366,6 @@
       </w:r>
       <w:r>
         <w:rPr>
-          <w:lang w:val="ar_AE" w:bidi="ar_AE"/>
-        </w:rPr>
-        <w:t>וְ⁠נָפַ֣חְתִּי ב֑⁠וֹ</w:t>
-      </w:r>
-    </w:p>
-    <w:p>
-      <w:pPr>
-        <w:bidi/>
-      </w:pPr>
-      <w:r>
-        <w:rPr>
-          <w:lang w:val="ar_AE" w:bidi="ar_AE"/>
-        </w:rPr>
-      </w:r>
-      <w:r>
-        <w:rPr>
           <w:b/>
           <w:lang w:val="ar_AE" w:bidi="ar_AE"/>
         </w:rPr>
@@ -5052,22 +4472,6 @@
       </w:r>
       <w:r>
         <w:rPr>
-          <w:lang w:val="ar_AE" w:bidi="ar_AE"/>
-        </w:rPr>
-        <w:t>יַ֣עַן מֶ֗ה &amp; יַ֗עַן בֵּיתִ⁠י֙</w:t>
-      </w:r>
-    </w:p>
-    <w:p>
-      <w:pPr>
-        <w:bidi/>
-      </w:pPr>
-      <w:r>
-        <w:rPr>
-          <w:lang w:val="ar_AE" w:bidi="ar_AE"/>
-        </w:rPr>
-      </w:r>
-      <w:r>
-        <w:rPr>
           <w:b/>
           <w:lang w:val="ar_AE" w:bidi="ar_AE"/>
         </w:rPr>
@@ -5188,22 +4592,6 @@
       </w:r>
       <w:r>
         <w:rPr>
-          <w:lang w:val="ar_AE" w:bidi="ar_AE"/>
-        </w:rPr>
-        <w:t>נְאֻם֙ יְהוָ֣ה צְבָא֔וֹת</w:t>
-      </w:r>
-    </w:p>
-    <w:p>
-      <w:pPr>
-        <w:bidi/>
-      </w:pPr>
-      <w:r>
-        <w:rPr>
-          <w:lang w:val="ar_AE" w:bidi="ar_AE"/>
-        </w:rPr>
-      </w:r>
-      <w:r>
-        <w:rPr>
           <w:b/>
           <w:lang w:val="ar_AE" w:bidi="ar_AE"/>
         </w:rPr>
@@ -5310,22 +4698,6 @@
       </w:r>
       <w:r>
         <w:rPr>
-          <w:lang w:val="ar_AE" w:bidi="ar_AE"/>
-        </w:rPr>
-        <w:t>וְ⁠אַתֶּ֥ם רָצִ֖ים אִ֥ישׁ לְ⁠בֵיתֽ⁠וֹ</w:t>
-      </w:r>
-    </w:p>
-    <w:p>
-      <w:pPr>
-        <w:bidi/>
-      </w:pPr>
-      <w:r>
-        <w:rPr>
-          <w:lang w:val="ar_AE" w:bidi="ar_AE"/>
-        </w:rPr>
-      </w:r>
-      <w:r>
-        <w:rPr>
           <w:b/>
           <w:lang w:val="ar_AE" w:bidi="ar_AE"/>
         </w:rPr>
@@ -5445,22 +4817,6 @@
       </w:r>
       <w:r>
         <w:rPr>
-          <w:lang w:val="ar_AE" w:bidi="ar_AE"/>
-        </w:rPr>
-        <w:t>וְ⁠אַתֶּ֥ם רָצִ֖ים אִ֥ישׁ לְ⁠בֵיתֽ⁠וֹ</w:t>
-      </w:r>
-    </w:p>
-    <w:p>
-      <w:pPr>
-        <w:bidi/>
-      </w:pPr>
-      <w:r>
-        <w:rPr>
-          <w:lang w:val="ar_AE" w:bidi="ar_AE"/>
-        </w:rPr>
-      </w:r>
-      <w:r>
-        <w:rPr>
           <w:b/>
           <w:lang w:val="ar_AE" w:bidi="ar_AE"/>
         </w:rPr>
@@ -5553,22 +4909,6 @@
       </w:r>
       <w:r>
         <w:rPr>
-          <w:lang w:val="ar_AE" w:bidi="ar_AE"/>
-        </w:rPr>
-        <w:t>כָּלְא֥וּ שָמַ֖יִם מִ⁠טָּ֑ל וְ⁠הָ⁠אָ֖רֶץ כָּלְאָ֥ה יְבוּלָֽ⁠הּ</w:t>
-      </w:r>
-    </w:p>
-    <w:p>
-      <w:pPr>
-        <w:bidi/>
-      </w:pPr>
-      <w:r>
-        <w:rPr>
-          <w:lang w:val="ar_AE" w:bidi="ar_AE"/>
-        </w:rPr>
-      </w:r>
-      <w:r>
-        <w:rPr>
           <w:b/>
           <w:lang w:val="ar_AE" w:bidi="ar_AE"/>
         </w:rPr>
@@ -5749,22 +5089,6 @@
       </w:r>
       <w:r>
         <w:rPr>
-          <w:lang w:val="ar_AE" w:bidi="ar_AE"/>
-        </w:rPr>
-        <w:t>עֲלֵי⁠כֶ֔ם כָּלְא֥וּ שָמַ֖יִם מִ⁠טָּ֑ל</w:t>
-      </w:r>
-    </w:p>
-    <w:p>
-      <w:pPr>
-        <w:bidi/>
-      </w:pPr>
-      <w:r>
-        <w:rPr>
-          <w:lang w:val="ar_AE" w:bidi="ar_AE"/>
-        </w:rPr>
-      </w:r>
-      <w:r>
-        <w:rPr>
           <w:b/>
           <w:lang w:val="ar_AE" w:bidi="ar_AE"/>
         </w:rPr>
@@ -5884,22 +5208,6 @@
         <w:rPr>
           <w:lang w:val="ar_AE" w:bidi="ar_AE"/>
         </w:rPr>
-      </w:r>
-    </w:p>
-    <w:p>
-      <w:pPr>
-        <w:bidi/>
-      </w:pPr>
-      <w:r>
-        <w:rPr>
-          <w:lang w:val="ar_AE" w:bidi="ar_AE"/>
-        </w:rPr>
-      </w:r>
-      <w:r>
-        <w:rPr>
-          <w:lang w:val="ar_AE" w:bidi="ar_AE"/>
-        </w:rPr>
-        <w:t>עַל־הָ⁠אָ֣רֶץ וְ⁠עַל־הֶ⁠הָרִ֗ים וְ⁠עַל־הַ⁠דָּגָן֙ וְ⁠עַל־הַ⁠תִּיר֣וֹשׁ וְ⁠עַל־הַ⁠יִּצְהָ֔ר וְ⁠עַ֛ל אֲשֶׁ֥ר תּוֹצִ֖יא הָ⁠אֲדָמָ֑ה וְ⁠עַל־הָֽ⁠אָדָם֙ וְ⁠עַל־הַ⁠בְּהֵמָ֔ה וְ⁠עַ֖ל כָּל־יְגִ֥יעַ כַּפָּֽיִם</w:t>
       </w:r>
     </w:p>
     <w:p>
@@ -6063,22 +5371,6 @@
       </w:r>
       <w:r>
         <w:rPr>
-          <w:lang w:val="ar_AE" w:bidi="ar_AE"/>
-        </w:rPr>
-        <w:t>וָ⁠אֶקְרָ֨א חֹ֜רֶב עַל־הָ⁠אָ֣רֶץ וְ⁠עַל־הֶ⁠הָרִ֗ים וְ⁠עַל־הַ⁠דָּגָן֙ וְ⁠עַל־הַ⁠תִּיר֣וֹשׁ וְ⁠עַל־הַ⁠יִּצְהָ֔ר וְ⁠עַ֛ל אֲשֶׁ֥ר תּוֹצִ֖יא הָ⁠אֲדָמָ֑ה וְ⁠עַל־הָֽ⁠אָדָם֙ וְ⁠עַל־הַ⁠בְּהֵמָ֔ה וְ⁠עַ֖ל כָּל־יְגִ֥יעַ כַּפָּֽיִם</w:t>
-      </w:r>
-    </w:p>
-    <w:p>
-      <w:pPr>
-        <w:bidi/>
-      </w:pPr>
-      <w:r>
-        <w:rPr>
-          <w:lang w:val="ar_AE" w:bidi="ar_AE"/>
-        </w:rPr>
-      </w:r>
-      <w:r>
-        <w:rPr>
           <w:b/>
           <w:lang w:val="ar_AE" w:bidi="ar_AE"/>
         </w:rPr>
@@ -6210,22 +5502,6 @@
       </w:r>
       <w:r>
         <w:rPr>
-          <w:lang w:val="ar_AE" w:bidi="ar_AE"/>
-        </w:rPr>
-        <w:t>וָ⁠אֶקְרָ֨א</w:t>
-      </w:r>
-    </w:p>
-    <w:p>
-      <w:pPr>
-        <w:bidi/>
-      </w:pPr>
-      <w:r>
-        <w:rPr>
-          <w:lang w:val="ar_AE" w:bidi="ar_AE"/>
-        </w:rPr>
-      </w:r>
-      <w:r>
-        <w:rPr>
           <w:b/>
           <w:lang w:val="ar_AE" w:bidi="ar_AE"/>
         </w:rPr>
@@ -6332,22 +5608,6 @@
       </w:r>
       <w:r>
         <w:rPr>
-          <w:lang w:val="ar_AE" w:bidi="ar_AE"/>
-        </w:rPr>
-        <w:t>וְ⁠עַל־הַ⁠דָּגָן֙ וְ⁠עַל־הַ⁠תִּיר֣וֹשׁ וְ⁠עַל־הַ⁠יִּצְהָ֔ר</w:t>
-      </w:r>
-    </w:p>
-    <w:p>
-      <w:pPr>
-        <w:bidi/>
-      </w:pPr>
-      <w:r>
-        <w:rPr>
-          <w:lang w:val="ar_AE" w:bidi="ar_AE"/>
-        </w:rPr>
-      </w:r>
-      <w:r>
-        <w:rPr>
           <w:b/>
           <w:lang w:val="ar_AE" w:bidi="ar_AE"/>
         </w:rPr>
@@ -6493,22 +5753,6 @@
       </w:r>
       <w:r>
         <w:rPr>
-          <w:lang w:val="ar_AE" w:bidi="ar_AE"/>
-        </w:rPr>
-        <w:t>וְ⁠עַל־הָֽ⁠אָדָם֙ וְ⁠עַל־הַ⁠בְּהֵמָ֔ה</w:t>
-      </w:r>
-    </w:p>
-    <w:p>
-      <w:pPr>
-        <w:bidi/>
-      </w:pPr>
-      <w:r>
-        <w:rPr>
-          <w:lang w:val="ar_AE" w:bidi="ar_AE"/>
-        </w:rPr>
-      </w:r>
-      <w:r>
-        <w:rPr>
           <w:b/>
           <w:lang w:val="ar_AE" w:bidi="ar_AE"/>
         </w:rPr>
@@ -6641,22 +5885,6 @@
       </w:r>
       <w:r>
         <w:rPr>
-          <w:lang w:val="ar_AE" w:bidi="ar_AE"/>
-        </w:rPr>
-        <w:t>כַּפָּֽיִם</w:t>
-      </w:r>
-    </w:p>
-    <w:p>
-      <w:pPr>
-        <w:bidi/>
-      </w:pPr>
-      <w:r>
-        <w:rPr>
-          <w:lang w:val="ar_AE" w:bidi="ar_AE"/>
-        </w:rPr>
-      </w:r>
-      <w:r>
-        <w:rPr>
           <w:b/>
           <w:lang w:val="ar_AE" w:bidi="ar_AE"/>
         </w:rPr>
@@ -6776,22 +6004,6 @@
       </w:r>
       <w:r>
         <w:rPr>
-          <w:lang w:val="ar_AE" w:bidi="ar_AE"/>
-        </w:rPr>
-        <w:t>וַ⁠יִּשְׁמַ֣ע &amp; בְּ⁠קוֹל֙ יְהוָ֣ה אֱלֹֽהֵי⁠הֶ֔ם וְ⁠עַל־דִּבְרֵי֙ חַגַּ֣י הַ⁠נָּבִ֔יא</w:t>
-      </w:r>
-    </w:p>
-    <w:p>
-      <w:pPr>
-        <w:bidi/>
-      </w:pPr>
-      <w:r>
-        <w:rPr>
-          <w:lang w:val="ar_AE" w:bidi="ar_AE"/>
-        </w:rPr>
-      </w:r>
-      <w:r>
-        <w:rPr>
           <w:b/>
           <w:lang w:val="ar_AE" w:bidi="ar_AE"/>
         </w:rPr>
@@ -6925,22 +6137,6 @@
       </w:r>
       <w:r>
         <w:rPr>
-          <w:lang w:val="ar_AE" w:bidi="ar_AE"/>
-        </w:rPr>
-        <w:t>וַ⁠יִּשְׁמַ֣ע &amp; בְּ⁠קוֹל֙ יְהוָ֣ה אֱלֹֽהֵי⁠הֶ֔ם וְ⁠עַל־דִּבְרֵי֙ חַגַּ֣י הַ⁠נָּבִ֔יא</w:t>
-      </w:r>
-    </w:p>
-    <w:p>
-      <w:pPr>
-        <w:bidi/>
-      </w:pPr>
-      <w:r>
-        <w:rPr>
-          <w:lang w:val="ar_AE" w:bidi="ar_AE"/>
-        </w:rPr>
-      </w:r>
-      <w:r>
-        <w:rPr>
           <w:b/>
           <w:lang w:val="ar_AE" w:bidi="ar_AE"/>
         </w:rPr>
@@ -7059,22 +6255,6 @@
       </w:r>
       <w:r>
         <w:rPr>
-          <w:lang w:val="ar_AE" w:bidi="ar_AE"/>
-        </w:rPr>
-        <w:t>בְּ⁠קוֹל֙ יְהוָ֣ה אֱלֹֽהֵי⁠הֶ֔ם וְ⁠עַל־דִּבְרֵי֙ חַגַּ֣י הַ⁠נָּבִ֔יא</w:t>
-      </w:r>
-    </w:p>
-    <w:p>
-      <w:pPr>
-        <w:bidi/>
-      </w:pPr>
-      <w:r>
-        <w:rPr>
-          <w:lang w:val="ar_AE" w:bidi="ar_AE"/>
-        </w:rPr>
-      </w:r>
-      <w:r>
-        <w:rPr>
           <w:b/>
           <w:lang w:val="ar_AE" w:bidi="ar_AE"/>
         </w:rPr>
@@ -7194,22 +6374,6 @@
       </w:r>
       <w:r>
         <w:rPr>
-          <w:lang w:val="ar_AE" w:bidi="ar_AE"/>
-        </w:rPr>
-        <w:t>וַ⁠יִּֽירְא֥וּ הָ⁠עָ֖ם מִ⁠פְּנֵ֥י יְהוָֽה</w:t>
-      </w:r>
-    </w:p>
-    <w:p>
-      <w:pPr>
-        <w:bidi/>
-      </w:pPr>
-      <w:r>
-        <w:rPr>
-          <w:lang w:val="ar_AE" w:bidi="ar_AE"/>
-        </w:rPr>
-      </w:r>
-      <w:r>
-        <w:rPr>
           <w:b/>
           <w:lang w:val="ar_AE" w:bidi="ar_AE"/>
         </w:rPr>
@@ -7329,22 +6493,6 @@
       </w:r>
       <w:r>
         <w:rPr>
-          <w:lang w:val="ar_AE" w:bidi="ar_AE"/>
-        </w:rPr>
-        <w:t>אֲנִ֥י אִתְּ⁠כֶ֖ם נְאֻם־יְהוָֽה</w:t>
-      </w:r>
-    </w:p>
-    <w:p>
-      <w:pPr>
-        <w:bidi/>
-      </w:pPr>
-      <w:r>
-        <w:rPr>
-          <w:lang w:val="ar_AE" w:bidi="ar_AE"/>
-        </w:rPr>
-      </w:r>
-      <w:r>
-        <w:rPr>
           <w:b/>
           <w:lang w:val="ar_AE" w:bidi="ar_AE"/>
         </w:rPr>
@@ -7438,22 +6586,6 @@
         <w:rPr>
           <w:lang w:val="ar_AE" w:bidi="ar_AE"/>
         </w:rPr>
-      </w:r>
-    </w:p>
-    <w:p>
-      <w:pPr>
-        <w:bidi/>
-      </w:pPr>
-      <w:r>
-        <w:rPr>
-          <w:lang w:val="ar_AE" w:bidi="ar_AE"/>
-        </w:rPr>
-      </w:r>
-      <w:r>
-        <w:rPr>
-          <w:lang w:val="ar_AE" w:bidi="ar_AE"/>
-        </w:rPr>
-        <w:t>וַ⁠יָּ֣עַר יְהוָ֡ה אֶת־רוּחַ֩ זְרֻבָּבֶ֨ל בֶּן־שַׁלְתִּיאֵ֜ל פַּחַ֣ת יְהוּדָ֗ה וְ⁠אֶת־ר֨וּחַ֙ יְהוֹשֻׁ֤עַ בֶּן־יְהוֹצָדָק֙ הַ⁠כֹּהֵ֣ן הַ⁠גָּד֔וֹל וְֽ⁠אֶת־ר֔וּחַ כֹּ֖ל שְׁאֵרִ֣ית הָ⁠עָ֑ם</w:t>
       </w:r>
     </w:p>
     <w:p>
@@ -7579,22 +6711,6 @@
       </w:r>
       <w:r>
         <w:rPr>
-          <w:lang w:val="ar_AE" w:bidi="ar_AE"/>
-        </w:rPr>
-        <w:t>וַ⁠יָּ֣עַר יְהוָ֡ה אֶת־רוּחַ֩ זְרֻבָּבֶ֨ל בֶּן־שַׁלְתִּיאֵ֜ל פַּחַ֣ת יְהוּדָ֗ה וְ⁠אֶת־ר֨וּחַ֙ יְהוֹשֻׁ֤עַ בֶּן־יְהוֹצָדָק֙ הַ⁠כֹּהֵ֣ן הַ⁠גָּד֔וֹל וְֽ⁠אֶת־ר֔וּחַ כֹּ֖ל שְׁאֵרִ֣ית הָ⁠עָ֑ם</w:t>
-      </w:r>
-    </w:p>
-    <w:p>
-      <w:pPr>
-        <w:bidi/>
-      </w:pPr>
-      <w:r>
-        <w:rPr>
-          <w:lang w:val="ar_AE" w:bidi="ar_AE"/>
-        </w:rPr>
-      </w:r>
-      <w:r>
-        <w:rPr>
           <w:b/>
           <w:lang w:val="ar_AE" w:bidi="ar_AE"/>
         </w:rPr>
@@ -7701,22 +6817,6 @@
       </w:r>
       <w:r>
         <w:rPr>
-          <w:lang w:val="ar_AE" w:bidi="ar_AE"/>
-        </w:rPr>
-        <w:t>בְּ⁠י֨וֹם עֶשְׂרִ֧ים וְ⁠אַרְבָּעָ֛ה לַ⁠חֹ֖דֶשׁ בַּ⁠שִּׁשִּׁ֑י</w:t>
-      </w:r>
-    </w:p>
-    <w:p>
-      <w:pPr>
-        <w:bidi/>
-      </w:pPr>
-      <w:r>
-        <w:rPr>
-          <w:lang w:val="ar_AE" w:bidi="ar_AE"/>
-        </w:rPr>
-      </w:r>
-      <w:r>
-        <w:rPr>
           <w:b/>
           <w:lang w:val="ar_AE" w:bidi="ar_AE"/>
         </w:rPr>
@@ -7765,7 +6865,7 @@
         </w:rPr>
         <w:t xml:space="preserve"> من التقويم العبري شهري أغسطس وسبتمبر في التقويمات الغربية. انظر كيف قررت ترجمة العبارة المماثلة إلى اليوم والشهر والسنة في </w:t>
       </w:r>
-      <w:hyperlink r:id="rId15">
+      <w:hyperlink r:id="rId13">
         <w:r>
           <w:rPr>
             <w:lang w:val="ar_AE" w:bidi="ar_AE"/>
@@ -7854,22 +6954,6 @@
       </w:r>
       <w:r>
         <w:rPr>
-          <w:lang w:val="ar_AE" w:bidi="ar_AE"/>
-        </w:rPr>
-        <w:t>בְּ⁠י֨וֹם עֶשְׂרִ֧ים וְ⁠אַרְבָּעָ֛ה לַ⁠חֹ֖דֶשׁ בַּ⁠שִּׁשִּׁ֑י בִּ⁠שְׁנַ֥ת שְׁתַּ֖יִם</w:t>
-      </w:r>
-    </w:p>
-    <w:p>
-      <w:pPr>
-        <w:bidi/>
-      </w:pPr>
-      <w:r>
-        <w:rPr>
-          <w:lang w:val="ar_AE" w:bidi="ar_AE"/>
-        </w:rPr>
-      </w:r>
-      <w:r>
-        <w:rPr>
           <w:b/>
           <w:lang w:val="ar_AE" w:bidi="ar_AE"/>
         </w:rPr>
@@ -8097,22 +7181,6 @@
       </w:r>
       <w:r>
         <w:rPr>
-          <w:lang w:val="ar_AE" w:bidi="ar_AE"/>
-        </w:rPr>
-        <w:t>בַּ⁠שְּׁבִיעִ֕י בְּ⁠עֶשְׂרִ֥ים וְ⁠אֶחָ֖ד לַ⁠חֹ֑דֶשׁ</w:t>
-      </w:r>
-    </w:p>
-    <w:p>
-      <w:pPr>
-        <w:bidi/>
-      </w:pPr>
-      <w:r>
-        <w:rPr>
-          <w:lang w:val="ar_AE" w:bidi="ar_AE"/>
-        </w:rPr>
-      </w:r>
-      <w:r>
-        <w:rPr>
           <w:b/>
           <w:lang w:val="ar_AE" w:bidi="ar_AE"/>
         </w:rPr>
@@ -8219,22 +7287,6 @@
       </w:r>
       <w:r>
         <w:rPr>
-          <w:lang w:val="ar_AE" w:bidi="ar_AE"/>
-        </w:rPr>
-        <w:t>בַּ⁠שְּׁבִיעִ֕י בְּ⁠עֶשְׂרִ֥ים וְ⁠אֶחָ֖ד לַ⁠חֹ֑דֶשׁ</w:t>
-      </w:r>
-    </w:p>
-    <w:p>
-      <w:pPr>
-        <w:bidi/>
-      </w:pPr>
-      <w:r>
-        <w:rPr>
-          <w:lang w:val="ar_AE" w:bidi="ar_AE"/>
-        </w:rPr>
-      </w:r>
-      <w:r>
-        <w:rPr>
           <w:b/>
           <w:lang w:val="ar_AE" w:bidi="ar_AE"/>
         </w:rPr>
@@ -8327,22 +7379,6 @@
       </w:r>
       <w:r>
         <w:rPr>
-          <w:lang w:val="ar_AE" w:bidi="ar_AE"/>
-        </w:rPr>
-        <w:t>בַּ⁠שְּׁבִיעִ֕י בְּ⁠עֶשְׂרִ֥ים וְ⁠אֶחָ֖ד לַ⁠חֹ֑דֶשׁ</w:t>
-      </w:r>
-    </w:p>
-    <w:p>
-      <w:pPr>
-        <w:bidi/>
-      </w:pPr>
-      <w:r>
-        <w:rPr>
-          <w:lang w:val="ar_AE" w:bidi="ar_AE"/>
-        </w:rPr>
-      </w:r>
-      <w:r>
-        <w:rPr>
           <w:b/>
           <w:lang w:val="ar_AE" w:bidi="ar_AE"/>
         </w:rPr>
@@ -8404,7 +7440,7 @@
         </w:rPr>
         <w:t xml:space="preserve"> في التقويم العبري يكون قريباً من منتصف أكتوبر في التقويم الغربي. انظر كيف قررت ترجمة العبارة المماثلة إلى يوم وشهر في </w:t>
       </w:r>
-      <w:hyperlink r:id="rId15">
+      <w:hyperlink r:id="rId13">
         <w:r>
           <w:rPr>
             <w:lang w:val="ar_AE" w:bidi="ar_AE"/>
@@ -8493,22 +7529,6 @@
       </w:r>
       <w:r>
         <w:rPr>
-          <w:lang w:val="ar_AE" w:bidi="ar_AE"/>
-        </w:rPr>
-        <w:t>הָיָה֙ דְּבַר־יְהוָ֔ה בְּ⁠יַד־חַגַּ֥י הַ⁠נָּבִ֖יא</w:t>
-      </w:r>
-    </w:p>
-    <w:p>
-      <w:pPr>
-        <w:bidi/>
-      </w:pPr>
-      <w:r>
-        <w:rPr>
-          <w:lang w:val="ar_AE" w:bidi="ar_AE"/>
-        </w:rPr>
-      </w:r>
-      <w:r>
-        <w:rPr>
           <w:b/>
           <w:lang w:val="ar_AE" w:bidi="ar_AE"/>
         </w:rPr>
@@ -8544,7 +7564,7 @@
         </w:rPr>
         <w:t xml:space="preserve">لاحظ كيف ترجمت هذه العبارة نفسها في </w:t>
       </w:r>
-      <w:hyperlink r:id="rId15">
+      <w:hyperlink r:id="rId13">
         <w:r>
           <w:rPr>
             <w:lang w:val="ar_AE" w:bidi="ar_AE"/>
@@ -8633,22 +7653,6 @@
       </w:r>
       <w:r>
         <w:rPr>
-          <w:lang w:val="ar_AE" w:bidi="ar_AE"/>
-        </w:rPr>
-        <w:t>הָ⁠עָ֖ם לֵ⁠אמֹֽר</w:t>
-      </w:r>
-    </w:p>
-    <w:p>
-      <w:pPr>
-        <w:bidi/>
-      </w:pPr>
-      <w:r>
-        <w:rPr>
-          <w:lang w:val="ar_AE" w:bidi="ar_AE"/>
-        </w:rPr>
-      </w:r>
-      <w:r>
-        <w:rPr>
           <w:b/>
           <w:lang w:val="ar_AE" w:bidi="ar_AE"/>
         </w:rPr>
@@ -8755,22 +7759,6 @@
       </w:r>
       <w:r>
         <w:rPr>
-          <w:lang w:val="ar_AE" w:bidi="ar_AE"/>
-        </w:rPr>
-        <w:t>מִ֤י בָ⁠כֶם֙ הַ⁠נִּשְׁאָ֔ר אֲשֶׁ֤ר רָאָה֙ אֶת־הַ⁠בַּ֣יִת הַ⁠זֶּ֔ה בִּ⁠כְבוֹד֖⁠וֹ הָ⁠רִאשׁ֑וֹן וּ⁠מָ֨ה אַתֶּ֜ם רֹאִ֤ים אֹת⁠וֹ֙ עַ֔תָּה הֲ⁠ל֥וֹא כָמֹ֛⁠הוּ כְּ⁠אַ֖יִן בְּ⁠עֵינֵי⁠כֶֽם</w:t>
-      </w:r>
-    </w:p>
-    <w:p>
-      <w:pPr>
-        <w:bidi/>
-      </w:pPr>
-      <w:r>
-        <w:rPr>
-          <w:lang w:val="ar_AE" w:bidi="ar_AE"/>
-        </w:rPr>
-      </w:r>
-      <w:r>
-        <w:rPr>
           <w:b/>
           <w:lang w:val="ar_AE" w:bidi="ar_AE"/>
         </w:rPr>
@@ -8877,22 +7865,6 @@
       </w:r>
       <w:r>
         <w:rPr>
-          <w:lang w:val="ar_AE" w:bidi="ar_AE"/>
-        </w:rPr>
-        <w:t>מִ֤י בָ⁠כֶם֙ הַ⁠נִּשְׁאָ֔ר אֲשֶׁ֤ר רָאָה֙ אֶת־הַ⁠בַּ֣יִת הַ⁠זֶּ֔ה בִּ⁠כְבוֹד֖⁠וֹ הָ⁠רִאשׁ֑וֹן וּ⁠מָ֨ה אַתֶּ֜ם רֹאִ֤ים אֹת⁠וֹ֙ עַ֔תָּה הֲ⁠ל֥וֹא כָמֹ֛⁠הוּ כְּ⁠אַ֖יִן בְּ⁠עֵינֵי⁠כֶֽם</w:t>
-      </w:r>
-    </w:p>
-    <w:p>
-      <w:pPr>
-        <w:bidi/>
-      </w:pPr>
-      <w:r>
-        <w:rPr>
-          <w:lang w:val="ar_AE" w:bidi="ar_AE"/>
-        </w:rPr>
-      </w:r>
-      <w:r>
-        <w:rPr>
           <w:b/>
           <w:lang w:val="ar_AE" w:bidi="ar_AE"/>
         </w:rPr>
@@ -8985,22 +7957,6 @@
       </w:r>
       <w:r>
         <w:rPr>
-          <w:lang w:val="ar_AE" w:bidi="ar_AE"/>
-        </w:rPr>
-        <w:t>בָ⁠כֶם֙ הַ⁠נִּשְׁאָ֔ר אֲשֶׁ֤ר רָאָה֙ אֶת־הַ⁠בַּ֣יִת הַ⁠זֶּ֔ה</w:t>
-      </w:r>
-    </w:p>
-    <w:p>
-      <w:pPr>
-        <w:bidi/>
-      </w:pPr>
-      <w:r>
-        <w:rPr>
-          <w:lang w:val="ar_AE" w:bidi="ar_AE"/>
-        </w:rPr>
-      </w:r>
-      <w:r>
-        <w:rPr>
           <w:b/>
           <w:lang w:val="ar_AE" w:bidi="ar_AE"/>
         </w:rPr>
@@ -9107,22 +8063,6 @@
       </w:r>
       <w:r>
         <w:rPr>
-          <w:lang w:val="ar_AE" w:bidi="ar_AE"/>
-        </w:rPr>
-        <w:t>אֲשֶׁ֤ר רָאָה֙ אֶת־הַ⁠בַּ֣יִת הַ⁠זֶּ֔ה בִּ⁠כְבוֹד֖⁠וֹ הָ⁠רִאשׁ֑וֹן</w:t>
-      </w:r>
-    </w:p>
-    <w:p>
-      <w:pPr>
-        <w:bidi/>
-      </w:pPr>
-      <w:r>
-        <w:rPr>
-          <w:lang w:val="ar_AE" w:bidi="ar_AE"/>
-        </w:rPr>
-      </w:r>
-      <w:r>
-        <w:rPr>
           <w:b/>
           <w:lang w:val="ar_AE" w:bidi="ar_AE"/>
         </w:rPr>
@@ -9242,22 +8182,6 @@
       </w:r>
       <w:r>
         <w:rPr>
-          <w:lang w:val="ar_AE" w:bidi="ar_AE"/>
-        </w:rPr>
-        <w:t>כָמֹ֛⁠הוּ</w:t>
-      </w:r>
-    </w:p>
-    <w:p>
-      <w:pPr>
-        <w:bidi/>
-      </w:pPr>
-      <w:r>
-        <w:rPr>
-          <w:lang w:val="ar_AE" w:bidi="ar_AE"/>
-        </w:rPr>
-      </w:r>
-      <w:r>
-        <w:rPr>
           <w:b/>
           <w:lang w:val="ar_AE" w:bidi="ar_AE"/>
         </w:rPr>
@@ -9377,22 +8301,6 @@
       </w:r>
       <w:r>
         <w:rPr>
-          <w:lang w:val="ar_AE" w:bidi="ar_AE"/>
-        </w:rPr>
-        <w:t>הֲ⁠ל֥וֹא כָמֹ֛⁠הוּ כְּ⁠אַ֖יִן בְּ⁠עֵינֵי⁠כֶֽם</w:t>
-      </w:r>
-    </w:p>
-    <w:p>
-      <w:pPr>
-        <w:bidi/>
-      </w:pPr>
-      <w:r>
-        <w:rPr>
-          <w:lang w:val="ar_AE" w:bidi="ar_AE"/>
-        </w:rPr>
-      </w:r>
-      <w:r>
-        <w:rPr>
           <w:b/>
           <w:lang w:val="ar_AE" w:bidi="ar_AE"/>
         </w:rPr>
@@ -9512,22 +8420,6 @@
       </w:r>
       <w:r>
         <w:rPr>
-          <w:lang w:val="ar_AE" w:bidi="ar_AE"/>
-        </w:rPr>
-        <w:t>וְ⁠עַתָּ֣ה חֲזַ֣ק זְרֻבָּבֶ֣ל ׀ נְאֻם־יְהוָ֡ה וַ⁠חֲזַ֣ק יְהוֹשֻׁ֣עַ בֶּן־יְהוֹצָדָק֩ הַ⁠כֹּהֵ֨ן הַ⁠גָּד֜וֹל וַ⁠חֲזַ֨ק כָּל־עַ֥ם הָ⁠אָ֛רֶץ נְאֻם־יְהוָ֖ה וַֽ⁠עֲשׂ֑וּ כִּֽי־אֲנִ֣י אִתְּ⁠כֶ֔ם נְאֻ֖ם יְהוָ֥ה צְבָאֽוֹת</w:t>
-      </w:r>
-    </w:p>
-    <w:p>
-      <w:pPr>
-        <w:bidi/>
-      </w:pPr>
-      <w:r>
-        <w:rPr>
-          <w:lang w:val="ar_AE" w:bidi="ar_AE"/>
-        </w:rPr>
-      </w:r>
-      <w:r>
-        <w:rPr>
           <w:b/>
           <w:lang w:val="ar_AE" w:bidi="ar_AE"/>
         </w:rPr>
@@ -9634,22 +8526,6 @@
       </w:r>
       <w:r>
         <w:rPr>
-          <w:lang w:val="ar_AE" w:bidi="ar_AE"/>
-        </w:rPr>
-        <w:t>כָּל־עַ֥ם הָ⁠אָ֛רֶץ</w:t>
-      </w:r>
-    </w:p>
-    <w:p>
-      <w:pPr>
-        <w:bidi/>
-      </w:pPr>
-      <w:r>
-        <w:rPr>
-          <w:lang w:val="ar_AE" w:bidi="ar_AE"/>
-        </w:rPr>
-      </w:r>
-      <w:r>
-        <w:rPr>
           <w:b/>
           <w:lang w:val="ar_AE" w:bidi="ar_AE"/>
         </w:rPr>
@@ -9671,7 +8547,7 @@
         </w:rPr>
         <w:t xml:space="preserve">يستخدم الرب هذا التعبير للإشارة إلى اليهود الذين عادوا من السبي. حيث تعني العبارة نفس الشيء مثل مصطلح "البقية" في </w:t>
       </w:r>
-      <w:hyperlink r:id="rId17">
+      <w:hyperlink r:id="rId15">
         <w:r>
           <w:rPr>
             <w:lang w:val="ar_AE" w:bidi="ar_AE"/>
@@ -9689,7 +8565,7 @@
         </w:rPr>
         <w:t xml:space="preserve"> و</w:t>
       </w:r>
-      <w:hyperlink r:id="rId18">
+      <w:hyperlink r:id="rId16">
         <w:r>
           <w:rPr>
             <w:lang w:val="ar_AE" w:bidi="ar_AE"/>
@@ -9778,22 +8654,6 @@
       </w:r>
       <w:r>
         <w:rPr>
-          <w:lang w:val="ar_AE" w:bidi="ar_AE"/>
-        </w:rPr>
-        <w:t>אֶֽת־הַ⁠דָּבָ֞ר אֲשֶׁר־כָּרַ֤תִּי אִתְּ⁠כֶם֙ בְּ⁠צֵאתְ⁠כֶ֣ם מִ⁠מִּצְרַ֔יִם וְ⁠רוּחִ֖⁠י עֹמֶ֣דֶת בְּ⁠תוֹכְ⁠כֶ֑ם אַל־תִּירָֽאוּ</w:t>
-      </w:r>
-    </w:p>
-    <w:p>
-      <w:pPr>
-        <w:bidi/>
-      </w:pPr>
-      <w:r>
-        <w:rPr>
-          <w:lang w:val="ar_AE" w:bidi="ar_AE"/>
-        </w:rPr>
-      </w:r>
-      <w:r>
-        <w:rPr>
           <w:b/>
           <w:lang w:val="ar_AE" w:bidi="ar_AE"/>
         </w:rPr>
@@ -9900,22 +8760,6 @@
       </w:r>
       <w:r>
         <w:rPr>
-          <w:lang w:val="ar_AE" w:bidi="ar_AE"/>
-        </w:rPr>
-        <w:t>אֶֽת־הַ⁠דָּבָ֞ר אֲשֶׁר־כָּרַ֤תִּי אִתְּ⁠כֶם֙</w:t>
-      </w:r>
-    </w:p>
-    <w:p>
-      <w:pPr>
-        <w:bidi/>
-      </w:pPr>
-      <w:r>
-        <w:rPr>
-          <w:lang w:val="ar_AE" w:bidi="ar_AE"/>
-        </w:rPr>
-      </w:r>
-      <w:r>
-        <w:rPr>
           <w:b/>
           <w:lang w:val="ar_AE" w:bidi="ar_AE"/>
         </w:rPr>
@@ -10022,22 +8866,6 @@
       </w:r>
       <w:r>
         <w:rPr>
-          <w:lang w:val="ar_AE" w:bidi="ar_AE"/>
-        </w:rPr>
-        <w:t>אֶֽת־הַ⁠דָּבָ֞ר אֲשֶׁר־כָּרַ֤תִּי אִתְּ⁠כֶם֙</w:t>
-      </w:r>
-    </w:p>
-    <w:p>
-      <w:pPr>
-        <w:bidi/>
-      </w:pPr>
-      <w:r>
-        <w:rPr>
-          <w:lang w:val="ar_AE" w:bidi="ar_AE"/>
-        </w:rPr>
-      </w:r>
-      <w:r>
-        <w:rPr>
           <w:b/>
           <w:lang w:val="ar_AE" w:bidi="ar_AE"/>
         </w:rPr>
@@ -10143,22 +8971,6 @@
       </w:r>
       <w:r>
         <w:rPr>
-          <w:lang w:val="ar_AE" w:bidi="ar_AE"/>
-        </w:rPr>
-        <w:t>אֶֽת־הַ⁠דָּבָ֞ר אֲשֶׁר־כָּרַ֤תִּי אִתְּ⁠כֶם֙ בְּ⁠צֵאתְ⁠כֶ֣ם מִ⁠מִּצְרַ֔יִם</w:t>
-      </w:r>
-    </w:p>
-    <w:p>
-      <w:pPr>
-        <w:bidi/>
-      </w:pPr>
-      <w:r>
-        <w:rPr>
-          <w:lang w:val="ar_AE" w:bidi="ar_AE"/>
-        </w:rPr>
-      </w:r>
-      <w:r>
-        <w:rPr>
           <w:b/>
           <w:lang w:val="ar_AE" w:bidi="ar_AE"/>
         </w:rPr>
@@ -10220,7 +9032,7 @@
         </w:rPr>
         <w:t xml:space="preserve">". فقد أعطى الرب هذا الوعد لبني إسرائيل عند خروجهم من أرض مصر. انظر، على سبيل المثال، </w:t>
       </w:r>
-      <w:hyperlink r:id="rId19">
+      <w:hyperlink r:id="rId17">
         <w:r>
           <w:rPr>
             <w:lang w:val="ar_AE" w:bidi="ar_AE"/>
@@ -10322,22 +9134,6 @@
       </w:r>
       <w:r>
         <w:rPr>
-          <w:lang w:val="ar_AE" w:bidi="ar_AE"/>
-        </w:rPr>
-        <w:t>וְ⁠רוּחִ֖⁠י עֹמֶ֣דֶת בְּ⁠תוֹכְ⁠כֶ֑ם</w:t>
-      </w:r>
-    </w:p>
-    <w:p>
-      <w:pPr>
-        <w:bidi/>
-      </w:pPr>
-      <w:r>
-        <w:rPr>
-          <w:lang w:val="ar_AE" w:bidi="ar_AE"/>
-        </w:rPr>
-      </w:r>
-      <w:r>
-        <w:rPr>
           <w:b/>
           <w:lang w:val="ar_AE" w:bidi="ar_AE"/>
         </w:rPr>
@@ -10444,22 +9240,6 @@
       </w:r>
       <w:r>
         <w:rPr>
-          <w:lang w:val="ar_AE" w:bidi="ar_AE"/>
-        </w:rPr>
-        <w:t>כִּ֣י כֹ֤ה אָמַר֙ יְהוָ֣ה צְבָא֔וֹת ע֥וֹד אַחַ֖ת מְעַ֣ט הִ֑יא וַ⁠אֲנִ֗י מַרְעִישׁ֙ אֶת־הַ⁠שָּׁמַ֣יִם וְ⁠אֶת־הָ⁠אָ֔רֶץ וְ⁠אֶת־הַ⁠יָּ֖ם וְ⁠אֶת־הֶ⁠חָרָבָֽה</w:t>
-      </w:r>
-    </w:p>
-    <w:p>
-      <w:pPr>
-        <w:bidi/>
-      </w:pPr>
-      <w:r>
-        <w:rPr>
-          <w:lang w:val="ar_AE" w:bidi="ar_AE"/>
-        </w:rPr>
-      </w:r>
-      <w:r>
-        <w:rPr>
           <w:b/>
           <w:lang w:val="ar_AE" w:bidi="ar_AE"/>
         </w:rPr>
@@ -10566,22 +9346,6 @@
       </w:r>
       <w:r>
         <w:rPr>
-          <w:lang w:val="ar_AE" w:bidi="ar_AE"/>
-        </w:rPr>
-        <w:t>ע֥וֹד אַחַ֖ת מְעַ֣ט הִ֑יא וַ⁠אֲנִ֗י מַרְעִישׁ֙</w:t>
-      </w:r>
-    </w:p>
-    <w:p>
-      <w:pPr>
-        <w:bidi/>
-      </w:pPr>
-      <w:r>
-        <w:rPr>
-          <w:lang w:val="ar_AE" w:bidi="ar_AE"/>
-        </w:rPr>
-      </w:r>
-      <w:r>
-        <w:rPr>
           <w:b/>
           <w:lang w:val="ar_AE" w:bidi="ar_AE"/>
         </w:rPr>
@@ -10700,22 +9464,6 @@
       </w:r>
       <w:r>
         <w:rPr>
-          <w:lang w:val="ar_AE" w:bidi="ar_AE"/>
-        </w:rPr>
-        <w:t>וַ⁠אֲנִ֗י מַרְעִישׁ֙</w:t>
-      </w:r>
-    </w:p>
-    <w:p>
-      <w:pPr>
-        <w:bidi/>
-      </w:pPr>
-      <w:r>
-        <w:rPr>
-          <w:lang w:val="ar_AE" w:bidi="ar_AE"/>
-        </w:rPr>
-      </w:r>
-      <w:r>
-        <w:rPr>
           <w:b/>
           <w:lang w:val="ar_AE" w:bidi="ar_AE"/>
         </w:rPr>
@@ -10847,22 +9595,6 @@
       </w:r>
       <w:r>
         <w:rPr>
-          <w:lang w:val="ar_AE" w:bidi="ar_AE"/>
-        </w:rPr>
-        <w:t>אֶת־הַ⁠שָּׁמַ֣יִם וְ⁠אֶת־הָ⁠אָ֔רֶץ וְ⁠אֶת־הַ⁠יָּ֖ם וְ⁠אֶת־הֶ⁠חָרָבָֽה</w:t>
-      </w:r>
-    </w:p>
-    <w:p>
-      <w:pPr>
-        <w:bidi/>
-      </w:pPr>
-      <w:r>
-        <w:rPr>
-          <w:lang w:val="ar_AE" w:bidi="ar_AE"/>
-        </w:rPr>
-      </w:r>
-      <w:r>
-        <w:rPr>
           <w:b/>
           <w:lang w:val="ar_AE" w:bidi="ar_AE"/>
         </w:rPr>
@@ -11021,22 +9753,6 @@
       </w:r>
       <w:r>
         <w:rPr>
-          <w:lang w:val="ar_AE" w:bidi="ar_AE"/>
-        </w:rPr>
-        <w:t>וְ⁠הִרְעַשְׁתִּי֙ אֶת־כָּל־הַ⁠גּוֹיִ֔ם וּ⁠בָ֖אוּ חֶמְדַּ֣ת כָּל־הַ⁠גּוֹיִ֑ם וּ⁠מִלֵּאתִ֞י אֶת־הַ⁠בַּ֤יִת הַ⁠זֶּה֙ כָּב֔וֹד אָמַ֖ר יְהוָ֥ה צְבָאֽוֹת</w:t>
-      </w:r>
-    </w:p>
-    <w:p>
-      <w:pPr>
-        <w:bidi/>
-      </w:pPr>
-      <w:r>
-        <w:rPr>
-          <w:lang w:val="ar_AE" w:bidi="ar_AE"/>
-        </w:rPr>
-      </w:r>
-      <w:r>
-        <w:rPr>
           <w:b/>
           <w:lang w:val="ar_AE" w:bidi="ar_AE"/>
         </w:rPr>
@@ -11143,22 +9859,6 @@
       </w:r>
       <w:r>
         <w:rPr>
-          <w:lang w:val="ar_AE" w:bidi="ar_AE"/>
-        </w:rPr>
-        <w:t>וְ⁠הִרְעַשְׁתִּי֙ אֶת־כָּל־הַ⁠גּוֹיִ֔ם</w:t>
-      </w:r>
-    </w:p>
-    <w:p>
-      <w:pPr>
-        <w:bidi/>
-      </w:pPr>
-      <w:r>
-        <w:rPr>
-          <w:lang w:val="ar_AE" w:bidi="ar_AE"/>
-        </w:rPr>
-      </w:r>
-      <w:r>
-        <w:rPr>
           <w:b/>
           <w:lang w:val="ar_AE" w:bidi="ar_AE"/>
         </w:rPr>
@@ -11277,22 +9977,6 @@
       </w:r>
       <w:r>
         <w:rPr>
-          <w:lang w:val="ar_AE" w:bidi="ar_AE"/>
-        </w:rPr>
-        <w:t>וּ⁠מִלֵּאתִ֞י אֶת־הַ⁠בַּ֤יִת הַ⁠זֶּה֙ כָּב֔וֹד</w:t>
-      </w:r>
-    </w:p>
-    <w:p>
-      <w:pPr>
-        <w:bidi/>
-      </w:pPr>
-      <w:r>
-        <w:rPr>
-          <w:lang w:val="ar_AE" w:bidi="ar_AE"/>
-        </w:rPr>
-      </w:r>
-      <w:r>
-        <w:rPr>
           <w:b/>
           <w:lang w:val="ar_AE" w:bidi="ar_AE"/>
         </w:rPr>
@@ -11451,22 +10135,6 @@
       </w:r>
       <w:r>
         <w:rPr>
-          <w:lang w:val="ar_AE" w:bidi="ar_AE"/>
-        </w:rPr>
-        <w:t>לִ֥⁠י הַ⁠כֶּ֖סֶף וְ⁠לִ֣⁠י הַ⁠זָּהָ֑ב נְאֻ֖ם יְהוָ֥ה צְבָאֽוֹת</w:t>
-      </w:r>
-    </w:p>
-    <w:p>
-      <w:pPr>
-        <w:bidi/>
-      </w:pPr>
-      <w:r>
-        <w:rPr>
-          <w:lang w:val="ar_AE" w:bidi="ar_AE"/>
-        </w:rPr>
-      </w:r>
-      <w:r>
-        <w:rPr>
           <w:b/>
           <w:lang w:val="ar_AE" w:bidi="ar_AE"/>
         </w:rPr>
@@ -11573,22 +10241,6 @@
       </w:r>
       <w:r>
         <w:rPr>
-          <w:lang w:val="ar_AE" w:bidi="ar_AE"/>
-        </w:rPr>
-        <w:t>לִ֥⁠י הַ⁠כֶּ֖סֶף וְ⁠לִ֣⁠י הַ⁠זָּהָ֑ב</w:t>
-      </w:r>
-    </w:p>
-    <w:p>
-      <w:pPr>
-        <w:bidi/>
-      </w:pPr>
-      <w:r>
-        <w:rPr>
-          <w:lang w:val="ar_AE" w:bidi="ar_AE"/>
-        </w:rPr>
-      </w:r>
-      <w:r>
-        <w:rPr>
           <w:b/>
           <w:lang w:val="ar_AE" w:bidi="ar_AE"/>
         </w:rPr>
@@ -11681,22 +10333,6 @@
       </w:r>
       <w:r>
         <w:rPr>
-          <w:lang w:val="ar_AE" w:bidi="ar_AE"/>
-        </w:rPr>
-        <w:t>גָּד֣וֹל יִֽהְיֶ֡ה כְּבוֹד֩ הַ⁠בַּ֨יִת הַ⁠זֶּ֤ה הָ⁠אַֽחֲרוֹן֙ מִן־הָ֣⁠רִאשׁ֔וֹן אָמַ֖ר יְהוָ֣ה צְבָא֑וֹת וּ⁠בַ⁠מָּק֤וֹם הַ⁠זֶּה֙ אֶתֵּ֣ן שָׁל֔וֹם נְאֻ֖ם יְהוָ֥ה צְבָאֽוֹת</w:t>
-      </w:r>
-    </w:p>
-    <w:p>
-      <w:pPr>
-        <w:bidi/>
-      </w:pPr>
-      <w:r>
-        <w:rPr>
-          <w:lang w:val="ar_AE" w:bidi="ar_AE"/>
-        </w:rPr>
-      </w:r>
-      <w:r>
-        <w:rPr>
           <w:b/>
           <w:lang w:val="ar_AE" w:bidi="ar_AE"/>
         </w:rPr>
@@ -11803,22 +10439,6 @@
       </w:r>
       <w:r>
         <w:rPr>
-          <w:lang w:val="ar_AE" w:bidi="ar_AE"/>
-        </w:rPr>
-        <w:t>גָּד֣וֹל יִֽהְיֶ֡ה כְּבוֹד֩ הַ⁠בַּ֨יִת הַ⁠זֶּ֤ה הָ⁠אַֽחֲרוֹן֙ מִן־הָ֣⁠רִאשׁ֔וֹן</w:t>
-      </w:r>
-    </w:p>
-    <w:p>
-      <w:pPr>
-        <w:bidi/>
-      </w:pPr>
-      <w:r>
-        <w:rPr>
-          <w:lang w:val="ar_AE" w:bidi="ar_AE"/>
-        </w:rPr>
-      </w:r>
-      <w:r>
-        <w:rPr>
           <w:b/>
           <w:lang w:val="ar_AE" w:bidi="ar_AE"/>
         </w:rPr>
@@ -11925,22 +10545,6 @@
       </w:r>
       <w:r>
         <w:rPr>
-          <w:lang w:val="ar_AE" w:bidi="ar_AE"/>
-        </w:rPr>
-        <w:t>גָּד֣וֹל יִֽהְיֶ֡ה כְּבוֹד֩ הַ⁠בַּ֨יִת הַ⁠זֶּ֤ה הָ⁠אַֽחֲרוֹן֙ מִן־הָ֣⁠רִאשׁ֔וֹן</w:t>
-      </w:r>
-    </w:p>
-    <w:p>
-      <w:pPr>
-        <w:bidi/>
-      </w:pPr>
-      <w:r>
-        <w:rPr>
-          <w:lang w:val="ar_AE" w:bidi="ar_AE"/>
-        </w:rPr>
-      </w:r>
-      <w:r>
-        <w:rPr>
           <w:b/>
           <w:lang w:val="ar_AE" w:bidi="ar_AE"/>
         </w:rPr>
@@ -12046,22 +10650,6 @@
       </w:r>
       <w:r>
         <w:rPr>
-          <w:lang w:val="ar_AE" w:bidi="ar_AE"/>
-        </w:rPr>
-        <w:t>הַ⁠בַּ֨יִת</w:t>
-      </w:r>
-    </w:p>
-    <w:p>
-      <w:pPr>
-        <w:bidi/>
-      </w:pPr>
-      <w:r>
-        <w:rPr>
-          <w:lang w:val="ar_AE" w:bidi="ar_AE"/>
-        </w:rPr>
-      </w:r>
-      <w:r>
-        <w:rPr>
           <w:b/>
           <w:lang w:val="ar_AE" w:bidi="ar_AE"/>
         </w:rPr>
@@ -12194,22 +10782,6 @@
       </w:r>
       <w:r>
         <w:rPr>
-          <w:lang w:val="ar_AE" w:bidi="ar_AE"/>
-        </w:rPr>
-        <w:t>וּ⁠בַ⁠מָּק֤וֹם הַ⁠זֶּה֙ אֶתֵּ֣ן שָׁל֔וֹם</w:t>
-      </w:r>
-    </w:p>
-    <w:p>
-      <w:pPr>
-        <w:bidi/>
-      </w:pPr>
-      <w:r>
-        <w:rPr>
-          <w:lang w:val="ar_AE" w:bidi="ar_AE"/>
-        </w:rPr>
-      </w:r>
-      <w:r>
-        <w:rPr>
           <w:b/>
           <w:lang w:val="ar_AE" w:bidi="ar_AE"/>
         </w:rPr>
@@ -12342,22 +10914,6 @@
       </w:r>
       <w:r>
         <w:rPr>
-          <w:lang w:val="ar_AE" w:bidi="ar_AE"/>
-        </w:rPr>
-        <w:t>בְּ⁠עֶשְׂרִ֤ים וְ⁠אַרְבָּעָה֙ לַ⁠תְּשִׁיעִ֔י</w:t>
-      </w:r>
-    </w:p>
-    <w:p>
-      <w:pPr>
-        <w:bidi/>
-      </w:pPr>
-      <w:r>
-        <w:rPr>
-          <w:lang w:val="ar_AE" w:bidi="ar_AE"/>
-        </w:rPr>
-      </w:r>
-      <w:r>
-        <w:rPr>
           <w:b/>
           <w:lang w:val="ar_AE" w:bidi="ar_AE"/>
         </w:rPr>
@@ -12464,22 +11020,6 @@
       </w:r>
       <w:r>
         <w:rPr>
-          <w:lang w:val="ar_AE" w:bidi="ar_AE"/>
-        </w:rPr>
-        <w:t>בְּ⁠עֶשְׂרִ֤ים וְ⁠אַרְבָּעָה֙ לַ⁠תְּשִׁיעִ֔י בִּ⁠שְׁנַ֥ת שְׁתַּ֖יִם לְ⁠דָרְיָ֑וֶשׁ</w:t>
-      </w:r>
-    </w:p>
-    <w:p>
-      <w:pPr>
-        <w:bidi/>
-      </w:pPr>
-      <w:r>
-        <w:rPr>
-          <w:lang w:val="ar_AE" w:bidi="ar_AE"/>
-        </w:rPr>
-      </w:r>
-      <w:r>
-        <w:rPr>
           <w:b/>
           <w:lang w:val="ar_AE" w:bidi="ar_AE"/>
         </w:rPr>
@@ -12586,22 +11126,6 @@
       </w:r>
       <w:r>
         <w:rPr>
-          <w:lang w:val="ar_AE" w:bidi="ar_AE"/>
-        </w:rPr>
-        <w:t>בְּ⁠עֶשְׂרִ֤ים וְ⁠אַרְבָּעָה֙ לַ⁠תְּשִׁיעִ֔י</w:t>
-      </w:r>
-    </w:p>
-    <w:p>
-      <w:pPr>
-        <w:bidi/>
-      </w:pPr>
-      <w:r>
-        <w:rPr>
-          <w:lang w:val="ar_AE" w:bidi="ar_AE"/>
-        </w:rPr>
-      </w:r>
-      <w:r>
-        <w:rPr>
           <w:b/>
           <w:lang w:val="ar_AE" w:bidi="ar_AE"/>
         </w:rPr>
@@ -12649,7 +11173,7 @@
         </w:rPr>
         <w:t xml:space="preserve"> في التقويم العبري بالقرب من منتصف ديسمبر في التقويمات الغربية. انظر كيف قررت ترجمة العبارة المشابهة إلى يوم وشهر في </w:t>
       </w:r>
-      <w:hyperlink r:id="rId15">
+      <w:hyperlink r:id="rId13">
         <w:r>
           <w:rPr>
             <w:lang w:val="ar_AE" w:bidi="ar_AE"/>
@@ -12738,22 +11262,6 @@
       </w:r>
       <w:r>
         <w:rPr>
-          <w:lang w:val="ar_AE" w:bidi="ar_AE"/>
-        </w:rPr>
-        <w:t>הָיָה֙ דְּבַר־יְהוָ֔ה אֶל־חַגַּ֥י הַ⁠נָּבִ֖יא לֵ⁠אמֹֽר</w:t>
-      </w:r>
-    </w:p>
-    <w:p>
-      <w:pPr>
-        <w:bidi/>
-      </w:pPr>
-      <w:r>
-        <w:rPr>
-          <w:lang w:val="ar_AE" w:bidi="ar_AE"/>
-        </w:rPr>
-      </w:r>
-      <w:r>
-        <w:rPr>
           <w:b/>
           <w:lang w:val="ar_AE" w:bidi="ar_AE"/>
         </w:rPr>
@@ -12789,7 +11297,7 @@
         </w:rPr>
         <w:t xml:space="preserve">انظر كيف ترجمت العبارة المماثلة في </w:t>
       </w:r>
-      <w:hyperlink r:id="rId15">
+      <w:hyperlink r:id="rId13">
         <w:r>
           <w:rPr>
             <w:lang w:val="ar_AE" w:bidi="ar_AE"/>
@@ -12878,22 +11386,6 @@
       </w:r>
       <w:r>
         <w:rPr>
-          <w:lang w:val="ar_AE" w:bidi="ar_AE"/>
-        </w:rPr>
-        <w:t>כֹּ֥ה אָמַ֖ר יְהוָ֣ה צְבָא֑וֹת שְׁאַל־נָ֧א אֶת־הַ⁠כֹּהֲנִ֛ים תּוֹרָ֖ה לֵ⁠אמֹֽר</w:t>
-      </w:r>
-    </w:p>
-    <w:p>
-      <w:pPr>
-        <w:bidi/>
-      </w:pPr>
-      <w:r>
-        <w:rPr>
-          <w:lang w:val="ar_AE" w:bidi="ar_AE"/>
-        </w:rPr>
-      </w:r>
-      <w:r>
-        <w:rPr>
           <w:b/>
           <w:lang w:val="ar_AE" w:bidi="ar_AE"/>
         </w:rPr>
@@ -13000,22 +11492,6 @@
       </w:r>
       <w:r>
         <w:rPr>
-          <w:lang w:val="ar_AE" w:bidi="ar_AE"/>
-        </w:rPr>
-        <w:t>הֵ֣ן ׀ יִשָּׂא־אִ֨ישׁ בְּשַׂר־קֹ֜דֶשׁ בִּ⁠כְנַ֣ף בִּגְד֗⁠וֹ וְ⁠נָגַ֣ע בִּ֠⁠כְנָפ⁠וֹ אֶל־הַ⁠לֶּ֨חֶם וְ⁠אֶל־הַ⁠נָּזִ֜יד וְ⁠אֶל־הַ⁠יַּ֧יִן וְ⁠אֶל־שֶׁ֛מֶן וְ⁠אֶל־כָּל־מַאֲכָ֖ל הֲ⁠יִקְדָּ֑שׁ</w:t>
-      </w:r>
-    </w:p>
-    <w:p>
-      <w:pPr>
-        <w:bidi/>
-      </w:pPr>
-      <w:r>
-        <w:rPr>
-          <w:lang w:val="ar_AE" w:bidi="ar_AE"/>
-        </w:rPr>
-      </w:r>
-      <w:r>
-        <w:rPr>
           <w:b/>
           <w:lang w:val="ar_AE" w:bidi="ar_AE"/>
         </w:rPr>
@@ -13122,22 +11598,6 @@
       </w:r>
       <w:r>
         <w:rPr>
-          <w:lang w:val="ar_AE" w:bidi="ar_AE"/>
-        </w:rPr>
-        <w:t>הֵ֣ן ׀ יִשָּׂא־אִ֨ישׁ בְּשַׂר־קֹ֜דֶשׁ בִּ⁠כְנַ֣ף בִּגְד֗⁠וֹ וְ⁠נָגַ֣ע בִּ֠⁠כְנָפ⁠וֹ אֶל־הַ⁠לֶּ֨חֶם וְ⁠אֶל־הַ⁠נָּזִ֜יד וְ⁠אֶל־הַ⁠יַּ֧יִן וְ⁠אֶל־שֶׁ֛מֶן וְ⁠אֶל־כָּל־מַאֲכָ֖ל הֲ⁠יִקְדָּ֑שׁ</w:t>
-      </w:r>
-    </w:p>
-    <w:p>
-      <w:pPr>
-        <w:bidi/>
-      </w:pPr>
-      <w:r>
-        <w:rPr>
-          <w:lang w:val="ar_AE" w:bidi="ar_AE"/>
-        </w:rPr>
-      </w:r>
-      <w:r>
-        <w:rPr>
           <w:b/>
           <w:lang w:val="ar_AE" w:bidi="ar_AE"/>
         </w:rPr>
@@ -13230,22 +11690,6 @@
       </w:r>
       <w:r>
         <w:rPr>
-          <w:lang w:val="ar_AE" w:bidi="ar_AE"/>
-        </w:rPr>
-        <w:t>בְּשַׂר־קֹ֜דֶשׁ</w:t>
-      </w:r>
-    </w:p>
-    <w:p>
-      <w:pPr>
-        <w:bidi/>
-      </w:pPr>
-      <w:r>
-        <w:rPr>
-          <w:lang w:val="ar_AE" w:bidi="ar_AE"/>
-        </w:rPr>
-      </w:r>
-      <w:r>
-        <w:rPr>
           <w:b/>
           <w:lang w:val="ar_AE" w:bidi="ar_AE"/>
         </w:rPr>
@@ -13365,22 +11809,6 @@
       </w:r>
       <w:r>
         <w:rPr>
-          <w:lang w:val="ar_AE" w:bidi="ar_AE"/>
-        </w:rPr>
-        <w:t>לֹֽא</w:t>
-      </w:r>
-    </w:p>
-    <w:p>
-      <w:pPr>
-        <w:bidi/>
-      </w:pPr>
-      <w:r>
-        <w:rPr>
-          <w:lang w:val="ar_AE" w:bidi="ar_AE"/>
-        </w:rPr>
-      </w:r>
-      <w:r>
-        <w:rPr>
           <w:b/>
           <w:lang w:val="ar_AE" w:bidi="ar_AE"/>
         </w:rPr>
@@ -13429,7 +11857,7 @@
         </w:rPr>
         <w:t xml:space="preserve"> يجعل الإنسان "مقدسًا" (وبالتالي يمنحه بعض الامتيازات ولكنه يجعله أيضًا خاضعًا لبعض القيود، انظر </w:t>
       </w:r>
-      <w:hyperlink r:id="rId20">
+      <w:hyperlink r:id="rId18">
         <w:r>
           <w:rPr>
             <w:lang w:val="ar_AE" w:bidi="ar_AE"/>
@@ -13518,22 +11946,6 @@
       </w:r>
       <w:r>
         <w:rPr>
-          <w:lang w:val="ar_AE" w:bidi="ar_AE"/>
-        </w:rPr>
-        <w:t>טְמֵא־נֶ֛פֶשׁ</w:t>
-      </w:r>
-    </w:p>
-    <w:p>
-      <w:pPr>
-        <w:bidi/>
-      </w:pPr>
-      <w:r>
-        <w:rPr>
-          <w:lang w:val="ar_AE" w:bidi="ar_AE"/>
-        </w:rPr>
-      </w:r>
-      <w:r>
-        <w:rPr>
           <w:b/>
           <w:lang w:val="ar_AE" w:bidi="ar_AE"/>
         </w:rPr>
@@ -13653,22 +12065,6 @@
       </w:r>
       <w:r>
         <w:rPr>
-          <w:lang w:val="ar_AE" w:bidi="ar_AE"/>
-        </w:rPr>
-        <w:t>טְמֵא־נֶ֛פֶשׁ</w:t>
-      </w:r>
-    </w:p>
-    <w:p>
-      <w:pPr>
-        <w:bidi/>
-      </w:pPr>
-      <w:r>
-        <w:rPr>
-          <w:lang w:val="ar_AE" w:bidi="ar_AE"/>
-        </w:rPr>
-      </w:r>
-      <w:r>
-        <w:rPr>
           <w:b/>
           <w:lang w:val="ar_AE" w:bidi="ar_AE"/>
         </w:rPr>
@@ -13774,22 +12170,6 @@
       </w:r>
       <w:r>
         <w:rPr>
-          <w:lang w:val="ar_AE" w:bidi="ar_AE"/>
-        </w:rPr>
-        <w:t>טְמֵא־נֶ֛פֶשׁ</w:t>
-      </w:r>
-    </w:p>
-    <w:p>
-      <w:pPr>
-        <w:bidi/>
-      </w:pPr>
-      <w:r>
-        <w:rPr>
-          <w:lang w:val="ar_AE" w:bidi="ar_AE"/>
-        </w:rPr>
-      </w:r>
-      <w:r>
-        <w:rPr>
           <w:b/>
           <w:lang w:val="ar_AE" w:bidi="ar_AE"/>
         </w:rPr>
@@ -13811,7 +12191,7 @@
         </w:rPr>
         <w:t xml:space="preserve">يشترك حجّي والكهنة في المعرفة بأنّ الإسرائيلي إذا لمس جسدًا ميتًا، أي شيئًا نجسًا من الناحية الطقسية، فإنّه يصير نجسًا هو نفسه لفترة زمنية معيّنة (انظر </w:t>
       </w:r>
-      <w:hyperlink r:id="rId21">
+      <w:hyperlink r:id="rId19">
         <w:r>
           <w:rPr>
             <w:lang w:val="ar_AE" w:bidi="ar_AE"/>
@@ -13900,22 +12280,6 @@
       </w:r>
       <w:r>
         <w:rPr>
-          <w:lang w:val="ar_AE" w:bidi="ar_AE"/>
-        </w:rPr>
-        <w:t>בְּ⁠כָל־אֵ֖לֶּה הֲ⁠יִטְמָ֑א</w:t>
-      </w:r>
-    </w:p>
-    <w:p>
-      <w:pPr>
-        <w:bidi/>
-      </w:pPr>
-      <w:r>
-        <w:rPr>
-          <w:lang w:val="ar_AE" w:bidi="ar_AE"/>
-        </w:rPr>
-      </w:r>
-      <w:r>
-        <w:rPr>
           <w:b/>
           <w:lang w:val="ar_AE" w:bidi="ar_AE"/>
         </w:rPr>
@@ -14035,22 +12399,6 @@
       </w:r>
       <w:r>
         <w:rPr>
-          <w:lang w:val="ar_AE" w:bidi="ar_AE"/>
-        </w:rPr>
-        <w:t>יִטְמָֽא</w:t>
-      </w:r>
-    </w:p>
-    <w:p>
-      <w:pPr>
-        <w:bidi/>
-      </w:pPr>
-      <w:r>
-        <w:rPr>
-          <w:lang w:val="ar_AE" w:bidi="ar_AE"/>
-        </w:rPr>
-      </w:r>
-      <w:r>
-        <w:rPr>
           <w:b/>
           <w:lang w:val="ar_AE" w:bidi="ar_AE"/>
         </w:rPr>
@@ -14157,22 +12505,6 @@
       </w:r>
       <w:r>
         <w:rPr>
-          <w:lang w:val="ar_AE" w:bidi="ar_AE"/>
-        </w:rPr>
-        <w:t>כֵּ֣ן הָֽ⁠עָם־הַ֠⁠זֶּה וְ⁠כֵן־הַ⁠גּ֨וֹי הַ⁠זֶּ֤ה לְ⁠פָנַ⁠י֙ נְאֻם־יְהוָ֔ה וְ⁠כֵ֖ן כָּל־מַעֲשֵׂ֣ה יְדֵי⁠הֶ֑ם וַ⁠אֲשֶׁ֥ר יַקְרִ֛יבוּ שָׁ֖ם טָמֵ֥א הֽוּא</w:t>
-      </w:r>
-    </w:p>
-    <w:p>
-      <w:pPr>
-        <w:bidi/>
-      </w:pPr>
-      <w:r>
-        <w:rPr>
-          <w:lang w:val="ar_AE" w:bidi="ar_AE"/>
-        </w:rPr>
-      </w:r>
-      <w:r>
-        <w:rPr>
           <w:b/>
           <w:lang w:val="ar_AE" w:bidi="ar_AE"/>
         </w:rPr>
@@ -14279,22 +12611,6 @@
       </w:r>
       <w:r>
         <w:rPr>
-          <w:lang w:val="ar_AE" w:bidi="ar_AE"/>
-        </w:rPr>
-        <w:t>כֵּ֣ן הָֽ⁠עָם־הַ֠⁠זֶּה וְ⁠כֵן־הַ⁠גּ֨וֹי הַ⁠זֶּ֤ה</w:t>
-      </w:r>
-    </w:p>
-    <w:p>
-      <w:pPr>
-        <w:bidi/>
-      </w:pPr>
-      <w:r>
-        <w:rPr>
-          <w:lang w:val="ar_AE" w:bidi="ar_AE"/>
-        </w:rPr>
-      </w:r>
-      <w:r>
-        <w:rPr>
           <w:b/>
           <w:lang w:val="ar_AE" w:bidi="ar_AE"/>
         </w:rPr>
@@ -14414,22 +12730,6 @@
       </w:r>
       <w:r>
         <w:rPr>
-          <w:lang w:val="ar_AE" w:bidi="ar_AE"/>
-        </w:rPr>
-        <w:t>כֵּ֣ן הָֽ⁠עָם־הַ֠⁠זֶּה וְ⁠כֵן־הַ⁠גּ֨וֹי הַ⁠זֶּ֤ה</w:t>
-      </w:r>
-    </w:p>
-    <w:p>
-      <w:pPr>
-        <w:bidi/>
-      </w:pPr>
-      <w:r>
-        <w:rPr>
-          <w:lang w:val="ar_AE" w:bidi="ar_AE"/>
-        </w:rPr>
-      </w:r>
-      <w:r>
-        <w:rPr>
           <w:b/>
           <w:lang w:val="ar_AE" w:bidi="ar_AE"/>
         </w:rPr>
@@ -14562,22 +12862,6 @@
       </w:r>
       <w:r>
         <w:rPr>
-          <w:lang w:val="ar_AE" w:bidi="ar_AE"/>
-        </w:rPr>
-        <w:t>לְ⁠פָנַ⁠י֙</w:t>
-      </w:r>
-    </w:p>
-    <w:p>
-      <w:pPr>
-        <w:bidi/>
-      </w:pPr>
-      <w:r>
-        <w:rPr>
-          <w:lang w:val="ar_AE" w:bidi="ar_AE"/>
-        </w:rPr>
-      </w:r>
-      <w:r>
-        <w:rPr>
           <w:b/>
           <w:lang w:val="ar_AE" w:bidi="ar_AE"/>
         </w:rPr>
@@ -14697,22 +12981,6 @@
       </w:r>
       <w:r>
         <w:rPr>
-          <w:lang w:val="ar_AE" w:bidi="ar_AE"/>
-        </w:rPr>
-        <w:t>לְ⁠פָנַ⁠י֙</w:t>
-      </w:r>
-    </w:p>
-    <w:p>
-      <w:pPr>
-        <w:bidi/>
-      </w:pPr>
-      <w:r>
-        <w:rPr>
-          <w:lang w:val="ar_AE" w:bidi="ar_AE"/>
-        </w:rPr>
-      </w:r>
-      <w:r>
-        <w:rPr>
           <w:b/>
           <w:lang w:val="ar_AE" w:bidi="ar_AE"/>
         </w:rPr>
@@ -14819,22 +13087,6 @@
       </w:r>
       <w:r>
         <w:rPr>
-          <w:lang w:val="ar_AE" w:bidi="ar_AE"/>
-        </w:rPr>
-        <w:t>וְ⁠כֵ֖ן כָּל־מַעֲשֵׂ֣ה יְדֵי⁠הֶ֑ם</w:t>
-      </w:r>
-    </w:p>
-    <w:p>
-      <w:pPr>
-        <w:bidi/>
-      </w:pPr>
-      <w:r>
-        <w:rPr>
-          <w:lang w:val="ar_AE" w:bidi="ar_AE"/>
-        </w:rPr>
-      </w:r>
-      <w:r>
-        <w:rPr>
           <w:b/>
           <w:lang w:val="ar_AE" w:bidi="ar_AE"/>
         </w:rPr>
@@ -14954,22 +13206,6 @@
       </w:r>
       <w:r>
         <w:rPr>
-          <w:lang w:val="ar_AE" w:bidi="ar_AE"/>
-        </w:rPr>
-        <w:t>וַ⁠אֲשֶׁ֥ר יַקְרִ֛יבוּ שָׁ֖ם טָמֵ֥א הֽוּא</w:t>
-      </w:r>
-    </w:p>
-    <w:p>
-      <w:pPr>
-        <w:bidi/>
-      </w:pPr>
-      <w:r>
-        <w:rPr>
-          <w:lang w:val="ar_AE" w:bidi="ar_AE"/>
-        </w:rPr>
-      </w:r>
-      <w:r>
-        <w:rPr>
           <w:b/>
           <w:lang w:val="ar_AE" w:bidi="ar_AE"/>
         </w:rPr>
@@ -15018,7 +13254,7 @@
         </w:rPr>
         <w:t xml:space="preserve"> ضمنيًا، مذبحًا أقامه العائدون من السبي في موقع الهيكل. حيث يتم وصف ذلك في </w:t>
       </w:r>
-      <w:hyperlink r:id="rId22">
+      <w:hyperlink r:id="rId20">
         <w:r>
           <w:rPr>
             <w:lang w:val="ar_AE" w:bidi="ar_AE"/>
@@ -15107,22 +13343,6 @@
       </w:r>
       <w:r>
         <w:rPr>
-          <w:lang w:val="ar_AE" w:bidi="ar_AE"/>
-        </w:rPr>
-        <w:t>שִֽׂימוּ־נָ֣א לְבַבְ⁠כֶ֔ם</w:t>
-      </w:r>
-    </w:p>
-    <w:p>
-      <w:pPr>
-        <w:bidi/>
-      </w:pPr>
-      <w:r>
-        <w:rPr>
-          <w:lang w:val="ar_AE" w:bidi="ar_AE"/>
-        </w:rPr>
-      </w:r>
-      <w:r>
-        <w:rPr>
           <w:b/>
           <w:lang w:val="ar_AE" w:bidi="ar_AE"/>
         </w:rPr>
@@ -15158,7 +13378,7 @@
         </w:rPr>
         <w:t xml:space="preserve">انظر كيف ترجمت هذا التعبير في </w:t>
       </w:r>
-      <w:hyperlink r:id="rId16">
+      <w:hyperlink r:id="rId14">
         <w:r>
           <w:rPr>
             <w:lang w:val="ar_AE" w:bidi="ar_AE"/>
@@ -15247,22 +13467,6 @@
       </w:r>
       <w:r>
         <w:rPr>
-          <w:lang w:val="ar_AE" w:bidi="ar_AE"/>
-        </w:rPr>
-        <w:t>מִן־הַ⁠יּ֥וֹם הַ⁠זֶּ֖ה וָ⁠מָ֑עְלָ⁠ה</w:t>
-      </w:r>
-    </w:p>
-    <w:p>
-      <w:pPr>
-        <w:bidi/>
-      </w:pPr>
-      <w:r>
-        <w:rPr>
-          <w:lang w:val="ar_AE" w:bidi="ar_AE"/>
-        </w:rPr>
-      </w:r>
-      <w:r>
-        <w:rPr>
           <w:b/>
           <w:lang w:val="ar_AE" w:bidi="ar_AE"/>
         </w:rPr>
@@ -15382,22 +13586,6 @@
       </w:r>
       <w:r>
         <w:rPr>
-          <w:lang w:val="ar_AE" w:bidi="ar_AE"/>
-        </w:rPr>
-        <w:t>מִ⁠טֶּ֧רֶם שֽׂוּם־אֶ֛בֶן אֶל־אֶ֖בֶן בְּ⁠הֵיכַ֥ל יְהוָֽה</w:t>
-      </w:r>
-    </w:p>
-    <w:p>
-      <w:pPr>
-        <w:bidi/>
-      </w:pPr>
-      <w:r>
-        <w:rPr>
-          <w:lang w:val="ar_AE" w:bidi="ar_AE"/>
-        </w:rPr>
-      </w:r>
-      <w:r>
-        <w:rPr>
           <w:b/>
           <w:lang w:val="ar_AE" w:bidi="ar_AE"/>
         </w:rPr>
@@ -15504,22 +13692,6 @@
       </w:r>
       <w:r>
         <w:rPr>
-          <w:lang w:val="ar_AE" w:bidi="ar_AE"/>
-        </w:rPr>
-        <w:t>בְּ⁠הֵיכַ֥ל יְהוָֽה</w:t>
-      </w:r>
-    </w:p>
-    <w:p>
-      <w:pPr>
-        <w:bidi/>
-      </w:pPr>
-      <w:r>
-        <w:rPr>
-          <w:lang w:val="ar_AE" w:bidi="ar_AE"/>
-        </w:rPr>
-      </w:r>
-      <w:r>
-        <w:rPr>
           <w:b/>
           <w:lang w:val="ar_AE" w:bidi="ar_AE"/>
         </w:rPr>
@@ -15626,22 +13798,6 @@
       </w:r>
       <w:r>
         <w:rPr>
-          <w:lang w:val="ar_AE" w:bidi="ar_AE"/>
-        </w:rPr>
-        <w:t>מִֽ⁠הְיוֹתָ֥⁠ם</w:t>
-      </w:r>
-    </w:p>
-    <w:p>
-      <w:pPr>
-        <w:bidi/>
-      </w:pPr>
-      <w:r>
-        <w:rPr>
-          <w:lang w:val="ar_AE" w:bidi="ar_AE"/>
-        </w:rPr>
-      </w:r>
-      <w:r>
-        <w:rPr>
           <w:b/>
           <w:lang w:val="ar_AE" w:bidi="ar_AE"/>
         </w:rPr>
@@ -15773,22 +13929,6 @@
       </w:r>
       <w:r>
         <w:rPr>
-          <w:lang w:val="ar_AE" w:bidi="ar_AE"/>
-        </w:rPr>
-        <w:t>בָּא֙ אֶל־עֲרֵמַ֣ת עֶשְׂרִ֔ים וְ⁠הָיְתָ֖ה עֲשָׂרָ֑ה</w:t>
-      </w:r>
-    </w:p>
-    <w:p>
-      <w:pPr>
-        <w:bidi/>
-      </w:pPr>
-      <w:r>
-        <w:rPr>
-          <w:lang w:val="ar_AE" w:bidi="ar_AE"/>
-        </w:rPr>
-      </w:r>
-      <w:r>
-        <w:rPr>
           <w:b/>
           <w:lang w:val="ar_AE" w:bidi="ar_AE"/>
         </w:rPr>
@@ -15895,22 +14035,6 @@
       </w:r>
       <w:r>
         <w:rPr>
-          <w:lang w:val="ar_AE" w:bidi="ar_AE"/>
-        </w:rPr>
-        <w:t>בָּא֙ אֶל־עֲרֵמַ֣ת עֶשְׂרִ֔ים וְ⁠הָיְתָ֖ה עֲשָׂרָ֑ה</w:t>
-      </w:r>
-    </w:p>
-    <w:p>
-      <w:pPr>
-        <w:bidi/>
-      </w:pPr>
-      <w:r>
-        <w:rPr>
-          <w:lang w:val="ar_AE" w:bidi="ar_AE"/>
-        </w:rPr>
-      </w:r>
-      <w:r>
-        <w:rPr>
           <w:b/>
           <w:lang w:val="ar_AE" w:bidi="ar_AE"/>
         </w:rPr>
@@ -16030,22 +14154,6 @@
       </w:r>
       <w:r>
         <w:rPr>
-          <w:lang w:val="ar_AE" w:bidi="ar_AE"/>
-        </w:rPr>
-        <w:t>בָּ֣א אֶל־הַ⁠יֶּ֗קֶב לַ⁠חְשֹׂף֙ חֲמִשִּׁ֣ים פּוּרָ֔ה וְ⁠הָיְתָ֖ה עֶשְׂרִֽים</w:t>
-      </w:r>
-    </w:p>
-    <w:p>
-      <w:pPr>
-        <w:bidi/>
-      </w:pPr>
-      <w:r>
-        <w:rPr>
-          <w:lang w:val="ar_AE" w:bidi="ar_AE"/>
-        </w:rPr>
-      </w:r>
-      <w:r>
-        <w:rPr>
           <w:b/>
           <w:lang w:val="ar_AE" w:bidi="ar_AE"/>
         </w:rPr>
@@ -16152,22 +14260,6 @@
       </w:r>
       <w:r>
         <w:rPr>
-          <w:lang w:val="ar_AE" w:bidi="ar_AE"/>
-        </w:rPr>
-        <w:t>חֲמִשִּׁ֣ים פּוּרָ֔ה</w:t>
-      </w:r>
-    </w:p>
-    <w:p>
-      <w:pPr>
-        <w:bidi/>
-      </w:pPr>
-      <w:r>
-        <w:rPr>
-          <w:lang w:val="ar_AE" w:bidi="ar_AE"/>
-        </w:rPr>
-      </w:r>
-      <w:r>
-        <w:rPr>
           <w:b/>
           <w:lang w:val="ar_AE" w:bidi="ar_AE"/>
         </w:rPr>
@@ -16287,22 +14379,6 @@
       </w:r>
       <w:r>
         <w:rPr>
-          <w:lang w:val="ar_AE" w:bidi="ar_AE"/>
-        </w:rPr>
-        <w:t>הִכֵּ֨יתִי אֶתְ⁠כֶ֜ם בַּ⁠שִּׁדָּפ֤וֹן וּ⁠בַ⁠יֵּֽרָקוֹן֙ וּ⁠בַ⁠בָּרָ֔ד אֵ֖ת כָּל־מַעֲשֵׂ֣ה יְדֵי⁠כֶ֑ם וְ⁠אֵין־אֶתְ⁠כֶ֥ם אֵלַ֖⁠י נְאֻם־יְהוָֽה</w:t>
-      </w:r>
-    </w:p>
-    <w:p>
-      <w:pPr>
-        <w:bidi/>
-      </w:pPr>
-      <w:r>
-        <w:rPr>
-          <w:lang w:val="ar_AE" w:bidi="ar_AE"/>
-        </w:rPr>
-      </w:r>
-      <w:r>
-        <w:rPr>
           <w:b/>
           <w:lang w:val="ar_AE" w:bidi="ar_AE"/>
         </w:rPr>
@@ -16409,22 +14485,6 @@
       </w:r>
       <w:r>
         <w:rPr>
-          <w:lang w:val="ar_AE" w:bidi="ar_AE"/>
-        </w:rPr>
-        <w:t>אֵ֖ת כָּל־מַעֲשֵׂ֣ה יְדֵי⁠כֶ֑ם</w:t>
-      </w:r>
-    </w:p>
-    <w:p>
-      <w:pPr>
-        <w:bidi/>
-      </w:pPr>
-      <w:r>
-        <w:rPr>
-          <w:lang w:val="ar_AE" w:bidi="ar_AE"/>
-        </w:rPr>
-      </w:r>
-      <w:r>
-        <w:rPr>
           <w:b/>
           <w:lang w:val="ar_AE" w:bidi="ar_AE"/>
         </w:rPr>
@@ -16531,22 +14591,6 @@
       </w:r>
       <w:r>
         <w:rPr>
-          <w:lang w:val="ar_AE" w:bidi="ar_AE"/>
-        </w:rPr>
-        <w:t>אֵ֖ת כָּל־מַעֲשֵׂ֣ה יְדֵי⁠כֶ֑ם</w:t>
-      </w:r>
-    </w:p>
-    <w:p>
-      <w:pPr>
-        <w:bidi/>
-      </w:pPr>
-      <w:r>
-        <w:rPr>
-          <w:lang w:val="ar_AE" w:bidi="ar_AE"/>
-        </w:rPr>
-      </w:r>
-      <w:r>
-        <w:rPr>
           <w:b/>
           <w:lang w:val="ar_AE" w:bidi="ar_AE"/>
         </w:rPr>
@@ -16568,7 +14612,7 @@
         </w:rPr>
         <w:t xml:space="preserve">انظر كيف ترجمت التعبير المشابه في </w:t>
       </w:r>
-      <w:hyperlink r:id="rId23">
+      <w:hyperlink r:id="rId21">
         <w:r>
           <w:rPr>
             <w:lang w:val="ar_AE" w:bidi="ar_AE"/>
@@ -16657,22 +14701,6 @@
       </w:r>
       <w:r>
         <w:rPr>
-          <w:lang w:val="ar_AE" w:bidi="ar_AE"/>
-        </w:rPr>
-        <w:t>וְ⁠אֵין־אֶתְ⁠כֶ֥ם אֵלַ֖⁠י</w:t>
-      </w:r>
-    </w:p>
-    <w:p>
-      <w:pPr>
-        <w:bidi/>
-      </w:pPr>
-      <w:r>
-        <w:rPr>
-          <w:lang w:val="ar_AE" w:bidi="ar_AE"/>
-        </w:rPr>
-      </w:r>
-      <w:r>
-        <w:rPr>
           <w:b/>
           <w:lang w:val="ar_AE" w:bidi="ar_AE"/>
         </w:rPr>
@@ -16779,22 +14807,6 @@
       </w:r>
       <w:r>
         <w:rPr>
-          <w:lang w:val="ar_AE" w:bidi="ar_AE"/>
-        </w:rPr>
-        <w:t>שִׂימוּ &amp; לְבַבְ⁠כֶ֔ם</w:t>
-      </w:r>
-    </w:p>
-    <w:p>
-      <w:pPr>
-        <w:bidi/>
-      </w:pPr>
-      <w:r>
-        <w:rPr>
-          <w:lang w:val="ar_AE" w:bidi="ar_AE"/>
-        </w:rPr>
-      </w:r>
-      <w:r>
-        <w:rPr>
           <w:b/>
           <w:lang w:val="ar_AE" w:bidi="ar_AE"/>
         </w:rPr>
@@ -16830,7 +14842,7 @@
         </w:rPr>
         <w:t xml:space="preserve">انظر كيف ترجمت العبارة المشابهة في </w:t>
       </w:r>
-      <w:hyperlink r:id="rId16">
+      <w:hyperlink r:id="rId14">
         <w:r>
           <w:rPr>
             <w:lang w:val="ar_AE" w:bidi="ar_AE"/>
@@ -16919,22 +14931,6 @@
       </w:r>
       <w:r>
         <w:rPr>
-          <w:lang w:val="ar_AE" w:bidi="ar_AE"/>
-        </w:rPr>
-        <w:t>מִן־הַ⁠יּ֥וֹם הַ⁠זֶּ֖ה וָ⁠מָ֑עְלָ⁠ה מִ⁠יּוֹם֩ עֶשְׂרִ֨ים וְ⁠אַרְבָּעָ֜ה לַ⁠תְּשִׁיעִ֗י לְ⁠מִן־הַ⁠יּ֛וֹם אֲשֶׁר־יֻסַּ֥ד הֵֽיכַל־יְהוָ֖ה</w:t>
-      </w:r>
-    </w:p>
-    <w:p>
-      <w:pPr>
-        <w:bidi/>
-      </w:pPr>
-      <w:r>
-        <w:rPr>
-          <w:lang w:val="ar_AE" w:bidi="ar_AE"/>
-        </w:rPr>
-      </w:r>
-      <w:r>
-        <w:rPr>
           <w:b/>
           <w:lang w:val="ar_AE" w:bidi="ar_AE"/>
         </w:rPr>
@@ -16983,7 +14979,7 @@
         </w:rPr>
         <w:t xml:space="preserve">هنا كما في </w:t>
       </w:r>
-      <w:hyperlink r:id="rId24">
+      <w:hyperlink r:id="rId22">
         <w:r>
           <w:rPr>
             <w:lang w:val="ar_AE" w:bidi="ar_AE"/>
@@ -17014,7 +15010,7 @@
         </w:rPr>
         <w:t xml:space="preserve">"، في السنة الثانية من حكم داريوس، كما يشير </w:t>
       </w:r>
-      <w:hyperlink r:id="rId25">
+      <w:hyperlink r:id="rId23">
         <w:r>
           <w:rPr>
             <w:lang w:val="ar_AE" w:bidi="ar_AE"/>
@@ -17103,22 +15099,6 @@
       </w:r>
       <w:r>
         <w:rPr>
-          <w:lang w:val="ar_AE" w:bidi="ar_AE"/>
-        </w:rPr>
-        <w:t>מִ⁠יּוֹם֩ עֶשְׂרִ֨ים וְ⁠אַרְבָּעָ֜ה לַ⁠תְּשִׁיעִ֗י</w:t>
-      </w:r>
-    </w:p>
-    <w:p>
-      <w:pPr>
-        <w:bidi/>
-      </w:pPr>
-      <w:r>
-        <w:rPr>
-          <w:lang w:val="ar_AE" w:bidi="ar_AE"/>
-        </w:rPr>
-      </w:r>
-      <w:r>
-        <w:rPr>
           <w:b/>
           <w:lang w:val="ar_AE" w:bidi="ar_AE"/>
         </w:rPr>
@@ -17225,22 +15205,6 @@
       </w:r>
       <w:r>
         <w:rPr>
-          <w:lang w:val="ar_AE" w:bidi="ar_AE"/>
-        </w:rPr>
-        <w:t>מִ⁠יּוֹם֩ עֶשְׂרִ֨ים וְ⁠אַרְבָּעָ֜ה לַ⁠תְּשִׁיעִ֗י</w:t>
-      </w:r>
-    </w:p>
-    <w:p>
-      <w:pPr>
-        <w:bidi/>
-      </w:pPr>
-      <w:r>
-        <w:rPr>
-          <w:lang w:val="ar_AE" w:bidi="ar_AE"/>
-        </w:rPr>
-      </w:r>
-      <w:r>
-        <w:rPr>
           <w:b/>
           <w:lang w:val="ar_AE" w:bidi="ar_AE"/>
         </w:rPr>
@@ -17262,7 +15226,7 @@
         </w:rPr>
         <w:t xml:space="preserve">إذا كانت لغتك لا تستخدم الأعداد الترتيبية، يمكنك استخدام الأعداد الأساسية هنا. انظر إلى ما قمت به في </w:t>
       </w:r>
-      <w:hyperlink r:id="rId25">
+      <w:hyperlink r:id="rId23">
         <w:r>
           <w:rPr>
             <w:lang w:val="ar_AE" w:bidi="ar_AE"/>
@@ -17351,22 +15315,6 @@
       </w:r>
       <w:r>
         <w:rPr>
-          <w:lang w:val="ar_AE" w:bidi="ar_AE"/>
-        </w:rPr>
-        <w:t>יֻסַּ֥ד הֵֽיכַל־יְהוָ֖ה</w:t>
-      </w:r>
-    </w:p>
-    <w:p>
-      <w:pPr>
-        <w:bidi/>
-      </w:pPr>
-      <w:r>
-        <w:rPr>
-          <w:lang w:val="ar_AE" w:bidi="ar_AE"/>
-        </w:rPr>
-      </w:r>
-      <w:r>
-        <w:rPr>
           <w:b/>
           <w:lang w:val="ar_AE" w:bidi="ar_AE"/>
         </w:rPr>
@@ -17473,22 +15421,6 @@
       </w:r>
       <w:r>
         <w:rPr>
-          <w:lang w:val="ar_AE" w:bidi="ar_AE"/>
-        </w:rPr>
-        <w:t>הֵֽיכַל־יְהוָ֖ה</w:t>
-      </w:r>
-    </w:p>
-    <w:p>
-      <w:pPr>
-        <w:bidi/>
-      </w:pPr>
-      <w:r>
-        <w:rPr>
-          <w:lang w:val="ar_AE" w:bidi="ar_AE"/>
-        </w:rPr>
-      </w:r>
-      <w:r>
-        <w:rPr>
           <w:b/>
           <w:lang w:val="ar_AE" w:bidi="ar_AE"/>
         </w:rPr>
@@ -17595,22 +15527,6 @@
       </w:r>
       <w:r>
         <w:rPr>
-          <w:lang w:val="ar_AE" w:bidi="ar_AE"/>
-        </w:rPr>
-        <w:t>שִׂ֥ימוּ לְבַבְ⁠כֶֽם</w:t>
-      </w:r>
-    </w:p>
-    <w:p>
-      <w:pPr>
-        <w:bidi/>
-      </w:pPr>
-      <w:r>
-        <w:rPr>
-          <w:lang w:val="ar_AE" w:bidi="ar_AE"/>
-        </w:rPr>
-      </w:r>
-      <w:r>
-        <w:rPr>
           <w:b/>
           <w:lang w:val="ar_AE" w:bidi="ar_AE"/>
         </w:rPr>
@@ -17646,7 +15562,7 @@
         </w:rPr>
         <w:t xml:space="preserve">لاحظ كيف ترجمت هذه العبارة في </w:t>
       </w:r>
-      <w:hyperlink r:id="rId16">
+      <w:hyperlink r:id="rId14">
         <w:r>
           <w:rPr>
             <w:lang w:val="ar_AE" w:bidi="ar_AE"/>
@@ -17735,22 +15651,6 @@
       </w:r>
       <w:r>
         <w:rPr>
-          <w:lang w:val="ar_AE" w:bidi="ar_AE"/>
-        </w:rPr>
-        <w:t>הַ⁠ע֤וֹד הַ⁠זֶּ֨רַע֙ בַּ⁠מְּגוּרָ֔ה</w:t>
-      </w:r>
-    </w:p>
-    <w:p>
-      <w:pPr>
-        <w:bidi/>
-      </w:pPr>
-      <w:r>
-        <w:rPr>
-          <w:lang w:val="ar_AE" w:bidi="ar_AE"/>
-        </w:rPr>
-      </w:r>
-      <w:r>
-        <w:rPr>
           <w:b/>
           <w:lang w:val="ar_AE" w:bidi="ar_AE"/>
         </w:rPr>
@@ -17857,22 +15757,6 @@
       </w:r>
       <w:r>
         <w:rPr>
-          <w:lang w:val="ar_AE" w:bidi="ar_AE"/>
-        </w:rPr>
-        <w:t>מִן־הַ⁠יּ֥וֹם הַ⁠זֶּ֖ה אֲבָרֵֽךְ</w:t>
-      </w:r>
-    </w:p>
-    <w:p>
-      <w:pPr>
-        <w:bidi/>
-      </w:pPr>
-      <w:r>
-        <w:rPr>
-          <w:lang w:val="ar_AE" w:bidi="ar_AE"/>
-        </w:rPr>
-      </w:r>
-      <w:r>
-        <w:rPr>
           <w:b/>
           <w:lang w:val="ar_AE" w:bidi="ar_AE"/>
         </w:rPr>
@@ -17979,22 +15863,6 @@
       </w:r>
       <w:r>
         <w:rPr>
-          <w:lang w:val="ar_AE" w:bidi="ar_AE"/>
-        </w:rPr>
-        <w:t>מִן־הַ⁠יּ֥וֹם הַ⁠זֶּ֖ה</w:t>
-      </w:r>
-    </w:p>
-    <w:p>
-      <w:pPr>
-        <w:bidi/>
-      </w:pPr>
-      <w:r>
-        <w:rPr>
-          <w:lang w:val="ar_AE" w:bidi="ar_AE"/>
-        </w:rPr>
-      </w:r>
-      <w:r>
-        <w:rPr>
           <w:b/>
           <w:lang w:val="ar_AE" w:bidi="ar_AE"/>
         </w:rPr>
@@ -18101,22 +15969,6 @@
       </w:r>
       <w:r>
         <w:rPr>
-          <w:lang w:val="ar_AE" w:bidi="ar_AE"/>
-        </w:rPr>
-        <w:t>וַ⁠יְהִ֨י דְבַר־יְהוָ֤ה ׀ שֵׁנִית֙ אֶל־חַגַּ֔י</w:t>
-      </w:r>
-    </w:p>
-    <w:p>
-      <w:pPr>
-        <w:bidi/>
-      </w:pPr>
-      <w:r>
-        <w:rPr>
-          <w:lang w:val="ar_AE" w:bidi="ar_AE"/>
-        </w:rPr>
-      </w:r>
-      <w:r>
-        <w:rPr>
           <w:b/>
           <w:lang w:val="ar_AE" w:bidi="ar_AE"/>
         </w:rPr>
@@ -18152,7 +16004,7 @@
         </w:rPr>
         <w:t xml:space="preserve">انظر كيف ترجمت العبارة المشابهة في </w:t>
       </w:r>
-      <w:hyperlink r:id="rId25">
+      <w:hyperlink r:id="rId23">
         <w:r>
           <w:rPr>
             <w:lang w:val="ar_AE" w:bidi="ar_AE"/>
@@ -18241,22 +16093,6 @@
       </w:r>
       <w:r>
         <w:rPr>
-          <w:lang w:val="ar_AE" w:bidi="ar_AE"/>
-        </w:rPr>
-        <w:t>שֵׁנִית֙</w:t>
-      </w:r>
-    </w:p>
-    <w:p>
-      <w:pPr>
-        <w:bidi/>
-      </w:pPr>
-      <w:r>
-        <w:rPr>
-          <w:lang w:val="ar_AE" w:bidi="ar_AE"/>
-        </w:rPr>
-      </w:r>
-      <w:r>
-        <w:rPr>
           <w:b/>
           <w:lang w:val="ar_AE" w:bidi="ar_AE"/>
         </w:rPr>
@@ -18363,22 +16199,6 @@
       </w:r>
       <w:r>
         <w:rPr>
-          <w:lang w:val="ar_AE" w:bidi="ar_AE"/>
-        </w:rPr>
-        <w:t>בְּ⁠עֶשְׂרִ֧ים וְ⁠אַרְבָּעָ֛ה לַ⁠חֹ֖דֶשׁ</w:t>
-      </w:r>
-    </w:p>
-    <w:p>
-      <w:pPr>
-        <w:bidi/>
-      </w:pPr>
-      <w:r>
-        <w:rPr>
-          <w:lang w:val="ar_AE" w:bidi="ar_AE"/>
-        </w:rPr>
-      </w:r>
-      <w:r>
-        <w:rPr>
           <w:b/>
           <w:lang w:val="ar_AE" w:bidi="ar_AE"/>
         </w:rPr>
@@ -18485,22 +16305,6 @@
       </w:r>
       <w:r>
         <w:rPr>
-          <w:lang w:val="ar_AE" w:bidi="ar_AE"/>
-        </w:rPr>
-        <w:t>בְּ⁠עֶשְׂרִ֧ים וְ⁠אַרְבָּעָ֛ה לַ⁠חֹ֖דֶשׁ</w:t>
-      </w:r>
-    </w:p>
-    <w:p>
-      <w:pPr>
-        <w:bidi/>
-      </w:pPr>
-      <w:r>
-        <w:rPr>
-          <w:lang w:val="ar_AE" w:bidi="ar_AE"/>
-        </w:rPr>
-      </w:r>
-      <w:r>
-        <w:rPr>
           <w:b/>
           <w:lang w:val="ar_AE" w:bidi="ar_AE"/>
         </w:rPr>
@@ -18642,7 +16446,7 @@
         </w:rPr>
         <w:t xml:space="preserve">لاحظ كيف ترجمت اسم الشهر العبري في </w:t>
       </w:r>
-      <w:hyperlink r:id="rId25">
+      <w:hyperlink r:id="rId23">
         <w:r>
           <w:rPr>
             <w:lang w:val="ar_AE" w:bidi="ar_AE"/>
@@ -18731,22 +16535,6 @@
       </w:r>
       <w:r>
         <w:rPr>
-          <w:lang w:val="ar_AE" w:bidi="ar_AE"/>
-        </w:rPr>
-        <w:t>אֱמֹ֕ר אֶל־זְרֻבָּבֶ֥ל פַּֽחַת־יְהוּדָ֖ה לֵ⁠אמֹ֑ר אֲנִ֣י מַרְעִ֔ישׁ אֶת־הַ⁠שָּׁמַ֖יִם וְ⁠אֶת־הָ⁠אָֽרֶץ</w:t>
-      </w:r>
-    </w:p>
-    <w:p>
-      <w:pPr>
-        <w:bidi/>
-      </w:pPr>
-      <w:r>
-        <w:rPr>
-          <w:lang w:val="ar_AE" w:bidi="ar_AE"/>
-        </w:rPr>
-      </w:r>
-      <w:r>
-        <w:rPr>
           <w:b/>
           <w:lang w:val="ar_AE" w:bidi="ar_AE"/>
         </w:rPr>
@@ -18853,22 +16641,6 @@
       </w:r>
       <w:r>
         <w:rPr>
-          <w:lang w:val="ar_AE" w:bidi="ar_AE"/>
-        </w:rPr>
-        <w:t>אֲנִ֣י מַרְעִ֔ישׁ אֶת־הַ⁠שָּׁמַ֖יִם וְ⁠אֶת־הָ⁠אָֽרֶץ</w:t>
-      </w:r>
-    </w:p>
-    <w:p>
-      <w:pPr>
-        <w:bidi/>
-      </w:pPr>
-      <w:r>
-        <w:rPr>
-          <w:lang w:val="ar_AE" w:bidi="ar_AE"/>
-        </w:rPr>
-      </w:r>
-      <w:r>
-        <w:rPr>
           <w:b/>
           <w:lang w:val="ar_AE" w:bidi="ar_AE"/>
         </w:rPr>
@@ -18904,7 +16676,7 @@
         </w:rPr>
         <w:t xml:space="preserve">انظر كيف ترجمت التعبير المشابه في </w:t>
       </w:r>
-      <w:hyperlink r:id="rId26">
+      <w:hyperlink r:id="rId24">
         <w:r>
           <w:rPr>
             <w:lang w:val="ar_AE" w:bidi="ar_AE"/>
@@ -18993,22 +16765,6 @@
       </w:r>
       <w:r>
         <w:rPr>
-          <w:lang w:val="ar_AE" w:bidi="ar_AE"/>
-        </w:rPr>
-        <w:t>אֶת־הַ⁠שָּׁמַ֖יִם וְ⁠אֶת־הָ⁠אָֽרֶץ</w:t>
-      </w:r>
-    </w:p>
-    <w:p>
-      <w:pPr>
-        <w:bidi/>
-      </w:pPr>
-      <w:r>
-        <w:rPr>
-          <w:lang w:val="ar_AE" w:bidi="ar_AE"/>
-        </w:rPr>
-      </w:r>
-      <w:r>
-        <w:rPr>
           <w:b/>
           <w:lang w:val="ar_AE" w:bidi="ar_AE"/>
         </w:rPr>
@@ -19056,7 +16812,7 @@
         </w:rPr>
         <w:t xml:space="preserve">، لتمثيل كل الخليقة. انظر كيف ترجمت التعبير المشابه في </w:t>
       </w:r>
-      <w:hyperlink r:id="rId26">
+      <w:hyperlink r:id="rId24">
         <w:r>
           <w:rPr>
             <w:lang w:val="ar_AE" w:bidi="ar_AE"/>
@@ -19145,22 +16901,6 @@
       </w:r>
       <w:r>
         <w:rPr>
-          <w:lang w:val="ar_AE" w:bidi="ar_AE"/>
-        </w:rPr>
-        <w:t>כִּסֵּ֣א מַמְלָכ֔וֹת</w:t>
-      </w:r>
-    </w:p>
-    <w:p>
-      <w:pPr>
-        <w:bidi/>
-      </w:pPr>
-      <w:r>
-        <w:rPr>
-          <w:lang w:val="ar_AE" w:bidi="ar_AE"/>
-        </w:rPr>
-      </w:r>
-      <w:r>
-        <w:rPr>
           <w:b/>
           <w:lang w:val="ar_AE" w:bidi="ar_AE"/>
         </w:rPr>
@@ -19293,22 +17033,6 @@
       </w:r>
       <w:r>
         <w:rPr>
-          <w:lang w:val="ar_AE" w:bidi="ar_AE"/>
-        </w:rPr>
-        <w:t>כִּסֵּ֣א מַמְלָכ֔וֹת</w:t>
-      </w:r>
-    </w:p>
-    <w:p>
-      <w:pPr>
-        <w:bidi/>
-      </w:pPr>
-      <w:r>
-        <w:rPr>
-          <w:lang w:val="ar_AE" w:bidi="ar_AE"/>
-        </w:rPr>
-      </w:r>
-      <w:r>
-        <w:rPr>
           <w:b/>
           <w:lang w:val="ar_AE" w:bidi="ar_AE"/>
         </w:rPr>
@@ -19401,22 +17125,6 @@
       </w:r>
       <w:r>
         <w:rPr>
-          <w:lang w:val="ar_AE" w:bidi="ar_AE"/>
-        </w:rPr>
-        <w:t>וְ⁠הָפַכְתִּ֤י מֶרְכָּבָה֙ וְ⁠רֹ֣כְבֶ֔י⁠הָ וְ⁠יָרְד֤וּ סוּסִים֙ וְ⁠רֹ֣כְבֵי⁠הֶ֔ם</w:t>
-      </w:r>
-    </w:p>
-    <w:p>
-      <w:pPr>
-        <w:bidi/>
-      </w:pPr>
-      <w:r>
-        <w:rPr>
-          <w:lang w:val="ar_AE" w:bidi="ar_AE"/>
-        </w:rPr>
-      </w:r>
-      <w:r>
-        <w:rPr>
           <w:b/>
           <w:lang w:val="ar_AE" w:bidi="ar_AE"/>
         </w:rPr>
@@ -19523,22 +17231,6 @@
       </w:r>
       <w:r>
         <w:rPr>
-          <w:lang w:val="ar_AE" w:bidi="ar_AE"/>
-        </w:rPr>
-        <w:t>מֶרְכָּבָה֙ וְ⁠רֹ֣כְבֶ֔י⁠הָ</w:t>
-      </w:r>
-    </w:p>
-    <w:p>
-      <w:pPr>
-        <w:bidi/>
-      </w:pPr>
-      <w:r>
-        <w:rPr>
-          <w:lang w:val="ar_AE" w:bidi="ar_AE"/>
-        </w:rPr>
-      </w:r>
-      <w:r>
-        <w:rPr>
           <w:b/>
           <w:lang w:val="ar_AE" w:bidi="ar_AE"/>
         </w:rPr>
@@ -19671,22 +17363,6 @@
       </w:r>
       <w:r>
         <w:rPr>
-          <w:lang w:val="ar_AE" w:bidi="ar_AE"/>
-        </w:rPr>
-        <w:t>וְ⁠יָרְד֤וּ</w:t>
-      </w:r>
-    </w:p>
-    <w:p>
-      <w:pPr>
-        <w:bidi/>
-      </w:pPr>
-      <w:r>
-        <w:rPr>
-          <w:lang w:val="ar_AE" w:bidi="ar_AE"/>
-        </w:rPr>
-      </w:r>
-      <w:r>
-        <w:rPr>
           <w:b/>
           <w:lang w:val="ar_AE" w:bidi="ar_AE"/>
         </w:rPr>
@@ -19819,22 +17495,6 @@
       </w:r>
       <w:r>
         <w:rPr>
-          <w:lang w:val="ar_AE" w:bidi="ar_AE"/>
-        </w:rPr>
-        <w:t>אִ֖ישׁ בְּ⁠חֶ֥רֶב אָחִֽי⁠ו</w:t>
-      </w:r>
-    </w:p>
-    <w:p>
-      <w:pPr>
-        <w:bidi/>
-      </w:pPr>
-      <w:r>
-        <w:rPr>
-          <w:lang w:val="ar_AE" w:bidi="ar_AE"/>
-        </w:rPr>
-      </w:r>
-      <w:r>
-        <w:rPr>
           <w:b/>
           <w:lang w:val="ar_AE" w:bidi="ar_AE"/>
         </w:rPr>
@@ -19882,7 +17542,7 @@
         </w:rPr>
         <w:t xml:space="preserve">" في </w:t>
       </w:r>
-      <w:hyperlink r:id="rId27">
+      <w:hyperlink r:id="rId25">
         <w:r>
           <w:rPr>
             <w:lang w:val="ar_AE" w:bidi="ar_AE"/>
@@ -19971,22 +17631,6 @@
       </w:r>
       <w:r>
         <w:rPr>
-          <w:lang w:val="ar_AE" w:bidi="ar_AE"/>
-        </w:rPr>
-        <w:t>אִ֖ישׁ בְּ⁠חֶ֥רֶב אָחִֽי⁠ו</w:t>
-      </w:r>
-    </w:p>
-    <w:p>
-      <w:pPr>
-        <w:bidi/>
-      </w:pPr>
-      <w:r>
-        <w:rPr>
-          <w:lang w:val="ar_AE" w:bidi="ar_AE"/>
-        </w:rPr>
-      </w:r>
-      <w:r>
-        <w:rPr>
           <w:b/>
           <w:lang w:val="ar_AE" w:bidi="ar_AE"/>
         </w:rPr>
@@ -20092,22 +17736,6 @@
       </w:r>
       <w:r>
         <w:rPr>
-          <w:lang w:val="ar_AE" w:bidi="ar_AE"/>
-        </w:rPr>
-        <w:t>אָחִֽי⁠ו</w:t>
-      </w:r>
-    </w:p>
-    <w:p>
-      <w:pPr>
-        <w:bidi/>
-      </w:pPr>
-      <w:r>
-        <w:rPr>
-          <w:lang w:val="ar_AE" w:bidi="ar_AE"/>
-        </w:rPr>
-      </w:r>
-      <w:r>
-        <w:rPr>
           <w:b/>
           <w:lang w:val="ar_AE" w:bidi="ar_AE"/>
         </w:rPr>
@@ -20213,22 +17841,6 @@
       </w:r>
       <w:r>
         <w:rPr>
-          <w:lang w:val="ar_AE" w:bidi="ar_AE"/>
-        </w:rPr>
-        <w:t>בַּ⁠יּ֣וֹם הַ⁠ה֣וּא נְאֻם־יְהוָ֣ה צְבָא֡וֹת אֶ֠קָּחֲ⁠ךָ זְרֻבָּבֶ֨ל בֶּן־שְׁאַלְתִּיאֵ֤ל עַבְדִּ⁠י֙ נְאֻם־יְהוָ֔ה וְ⁠שַׂמְתִּ֖י⁠ךָ כַּֽ⁠חוֹתָ֑ם כִּֽי־בְ⁠ךָ֣ בָחַ֔רְתִּי נְאֻ֖ם יְהוָ֥ה צְבָאֽוֹת</w:t>
-      </w:r>
-    </w:p>
-    <w:p>
-      <w:pPr>
-        <w:bidi/>
-      </w:pPr>
-      <w:r>
-        <w:rPr>
-          <w:lang w:val="ar_AE" w:bidi="ar_AE"/>
-        </w:rPr>
-      </w:r>
-      <w:r>
-        <w:rPr>
           <w:b/>
           <w:lang w:val="ar_AE" w:bidi="ar_AE"/>
         </w:rPr>
@@ -20335,22 +17947,6 @@
       </w:r>
       <w:r>
         <w:rPr>
-          <w:lang w:val="ar_AE" w:bidi="ar_AE"/>
-        </w:rPr>
-        <w:t>בַּ⁠יּ֣וֹם הַ⁠ה֣וּא</w:t>
-      </w:r>
-    </w:p>
-    <w:p>
-      <w:pPr>
-        <w:bidi/>
-      </w:pPr>
-      <w:r>
-        <w:rPr>
-          <w:lang w:val="ar_AE" w:bidi="ar_AE"/>
-        </w:rPr>
-      </w:r>
-      <w:r>
-        <w:rPr>
           <w:b/>
           <w:lang w:val="ar_AE" w:bidi="ar_AE"/>
         </w:rPr>
@@ -20456,22 +18052,6 @@
       </w:r>
       <w:r>
         <w:rPr>
-          <w:lang w:val="ar_AE" w:bidi="ar_AE"/>
-        </w:rPr>
-        <w:t>אֶ֠קָּחֲ⁠ךָ &amp; וְ⁠שַׂמְתִּ֖י⁠ךָ &amp; בְ⁠ךָ֣ בָחַ֔רְתִּי</w:t>
-      </w:r>
-    </w:p>
-    <w:p>
-      <w:pPr>
-        <w:bidi/>
-      </w:pPr>
-      <w:r>
-        <w:rPr>
-          <w:lang w:val="ar_AE" w:bidi="ar_AE"/>
-        </w:rPr>
-      </w:r>
-      <w:r>
-        <w:rPr>
           <w:b/>
           <w:lang w:val="ar_AE" w:bidi="ar_AE"/>
         </w:rPr>
@@ -20606,22 +18186,6 @@
       </w:r>
       <w:r>
         <w:rPr>
-          <w:lang w:val="ar_AE" w:bidi="ar_AE"/>
-        </w:rPr>
-        <w:t>כַּֽ⁠חוֹתָ֑ם</w:t>
-      </w:r>
-    </w:p>
-    <w:p>
-      <w:pPr>
-        <w:bidi/>
-      </w:pPr>
-      <w:r>
-        <w:rPr>
-          <w:lang w:val="ar_AE" w:bidi="ar_AE"/>
-        </w:rPr>
-      </w:r>
-      <w:r>
-        <w:rPr>
           <w:b/>
           <w:lang w:val="ar_AE" w:bidi="ar_AE"/>
         </w:rPr>
@@ -20728,22 +18292,6 @@
         <w:rPr>
           <w:lang w:val="ar_AE" w:bidi="ar_AE"/>
         </w:rPr>
-      </w:r>
-    </w:p>
-    <w:p>
-      <w:pPr>
-        <w:bidi/>
-      </w:pPr>
-      <w:r>
-        <w:rPr>
-          <w:lang w:val="ar_AE" w:bidi="ar_AE"/>
-        </w:rPr>
-      </w:r>
-      <w:r>
-        <w:rPr>
-          <w:lang w:val="ar_AE" w:bidi="ar_AE"/>
-        </w:rPr>
-        <w:t>כַּֽ⁠חוֹתָ֑ם</w:t>
       </w:r>
     </w:p>
     <w:p>

--- a/arb/docx/37.content.docx
+++ b/arb/docx/37.content.docx
@@ -32,16 +32,51 @@
     </w:p>
     <w:p>
       <w:pPr>
-        <w:bidi/>
-      </w:pPr>
-      <w:r>
-        <w:rPr>
-          <w:lang w:val="ar_AE" w:bidi="ar_AE"/>
-        </w:rPr>
-      </w:r>
-      <w:r>
-        <w:rPr>
-          <w:b/>
+        <w:pStyle w:val="Heading2"/>
+        <w:bidi/>
+      </w:pPr>
+      <w:r>
+        <w:rPr>
+          <w:lang w:val="ar_AE" w:bidi="ar_AE"/>
+        </w:rPr>
+        <w:t>License Information</w:t>
+      </w:r>
+      <w:r>
+        <w:rPr>
+          <w:lang w:val="ar_AE" w:bidi="ar_AE"/>
+        </w:rPr>
+      </w:r>
+    </w:p>
+    <w:p>
+      <w:pPr>
+        <w:bidi/>
+      </w:pPr>
+      <w:r>
+        <w:rPr>
+          <w:lang w:val="ar_AE" w:bidi="ar_AE"/>
+        </w:rPr>
+      </w:r>
+      <w:r>
+        <w:rPr>
+          <w:b/>
+          <w:lang w:val="ar_AE" w:bidi="ar_AE"/>
+        </w:rPr>
+        <w:t>ملاحظات الترجمة (كلمة متكشفة)</w:t>
+      </w:r>
+      <w:r>
+        <w:rPr>
+          <w:lang w:val="ar_AE" w:bidi="ar_AE"/>
+        </w:rPr>
+        <w:t xml:space="preserve"> (Arabic) is based on</w:t>
+      </w:r>
+      <w:r>
+        <w:rPr>
+          <w:lang w:val="ar_AE" w:bidi="ar_AE"/>
+        </w:rPr>
+        <w:t xml:space="preserve">: </w:t>
+      </w:r>
+      <w:r>
+        <w:rPr>
           <w:lang w:val="ar_AE" w:bidi="ar_AE"/>
         </w:rPr>
         <w:t>unfoldingWord® Translation Notes</w:t>
@@ -50,31 +85,64 @@
         <w:rPr>
           <w:lang w:val="ar_AE" w:bidi="ar_AE"/>
         </w:rPr>
-        <w:t xml:space="preserve"> © 2022 unfoldingWord. Released under CC BY-SA 4.0 license. </w:t>
-      </w:r>
-      <w:r>
-        <w:rPr>
-          <w:lang w:val="ar_AE" w:bidi="ar_AE"/>
-        </w:rPr>
-        <w:t>unfoldingWord® Translation Notes</w:t>
-      </w:r>
-      <w:r>
-        <w:rPr>
-          <w:lang w:val="ar_AE" w:bidi="ar_AE"/>
-        </w:rPr>
-        <w:t xml:space="preserve"> has been adapted in the following languages: Tok Pisin, Arabic (عربي), French (Français), Hindi (हिंदी), Indonesian (Bahasa Indonesia), Portuguese (Português), Russian (Русский), Spanish (Español), Swahili (Kiswahili), and Simplified Chinese (简体中文) from </w:t>
-      </w:r>
-      <w:r>
-        <w:rPr>
-          <w:lang w:val="ar_AE" w:bidi="ar_AE"/>
-        </w:rPr>
-        <w:t>unfoldingWord® Translation Notes</w:t>
-      </w:r>
-      <w:r>
-        <w:rPr>
-          <w:lang w:val="ar_AE" w:bidi="ar_AE"/>
-        </w:rPr>
-        <w:t xml:space="preserve"> © 2022 unfoldingWord. Released under CC BY-SA 4.0 license by Mission Mutual</w:t>
+        <w:t xml:space="preserve">, </w:t>
+      </w:r>
+      <w:hyperlink r:id="rId13">
+        <w:r>
+          <w:rPr>
+            <w:lang w:val="ar_AE" w:bidi="ar_AE"/>
+          </w:rPr>
+          <w:rPr>
+            <w:color w:val="0000EE"/>
+            <w:u w:val="single"/>
+          </w:rPr>
+          <w:t>unfoldingWord</w:t>
+        </w:r>
+      </w:hyperlink>
+      <w:r>
+        <w:rPr>
+          <w:lang w:val="ar_AE" w:bidi="ar_AE"/>
+        </w:rPr>
+        <w:t xml:space="preserve">, 2022, which is licensed under a </w:t>
+      </w:r>
+      <w:hyperlink r:id="rId14">
+        <w:r>
+          <w:rPr>
+            <w:lang w:val="ar_AE" w:bidi="ar_AE"/>
+          </w:rPr>
+          <w:rPr>
+            <w:color w:val="0000EE"/>
+            <w:u w:val="single"/>
+          </w:rPr>
+          <w:t>CC BY-SA 4.0 license</w:t>
+        </w:r>
+      </w:hyperlink>
+      <w:r>
+        <w:rPr>
+          <w:lang w:val="ar_AE" w:bidi="ar_AE"/>
+        </w:rPr>
+        <w:t>.</w:t>
+      </w:r>
+      <w:r>
+        <w:rPr>
+          <w:lang w:val="ar_AE" w:bidi="ar_AE"/>
+        </w:rPr>
+      </w:r>
+    </w:p>
+    <w:p>
+      <w:pPr>
+        <w:bidi/>
+      </w:pPr>
+      <w:r>
+        <w:rPr>
+          <w:lang w:val="ar_AE" w:bidi="ar_AE"/>
+        </w:rPr>
+      </w:r>
+      <w:r>
+        <w:rPr>
+          <w:lang w:val="ar_AE" w:bidi="ar_AE"/>
+        </w:rPr>
+        <w:t>This PDF version is provided under the same license.</w:t>
       </w:r>
       <w:r>
         <w:rPr>
@@ -871,6 +939,22 @@
       </w:r>
       <w:r>
         <w:rPr>
+          <w:lang w:val="ar_AE" w:bidi="ar_AE"/>
+        </w:rPr>
+        <w:t>בִּ⁠שְׁנַ֤ת שְׁתַּ֨יִם֙ לְ⁠דָרְיָ֣וֶשׁ הַ⁠מֶּ֔לֶךְ</w:t>
+      </w:r>
+    </w:p>
+    <w:p>
+      <w:pPr>
+        <w:bidi/>
+      </w:pPr>
+      <w:r>
+        <w:rPr>
+          <w:lang w:val="ar_AE" w:bidi="ar_AE"/>
+        </w:rPr>
+      </w:r>
+      <w:r>
+        <w:rPr>
           <w:b/>
           <w:lang w:val="ar_AE" w:bidi="ar_AE"/>
         </w:rPr>
@@ -990,6 +1074,22 @@
       </w:r>
       <w:r>
         <w:rPr>
+          <w:lang w:val="ar_AE" w:bidi="ar_AE"/>
+        </w:rPr>
+        <w:t>בִּ⁠שְׁנַ֤ת שְׁתַּ֨יִם֙ &amp; בַּ⁠חֹ֨דֶשׁ֙ הַ⁠שִּׁשִּׁ֔י בְּ⁠י֥וֹם אֶחָ֖ד לַ⁠חֹ֑דֶשׁ</w:t>
+      </w:r>
+    </w:p>
+    <w:p>
+      <w:pPr>
+        <w:bidi/>
+      </w:pPr>
+      <w:r>
+        <w:rPr>
+          <w:lang w:val="ar_AE" w:bidi="ar_AE"/>
+        </w:rPr>
+      </w:r>
+      <w:r>
+        <w:rPr>
           <w:b/>
           <w:lang w:val="ar_AE" w:bidi="ar_AE"/>
         </w:rPr>
@@ -1103,6 +1203,22 @@
       </w:r>
       <w:r>
         <w:rPr>
+          <w:lang w:val="ar_AE" w:bidi="ar_AE"/>
+        </w:rPr>
+        <w:t>בַּ⁠חֹ֨דֶשׁ֙ הַ⁠שִּׁשִּׁ֔י בְּ⁠י֥וֹם אֶחָ֖ד לַ⁠חֹ֑דֶשׁ</w:t>
+      </w:r>
+    </w:p>
+    <w:p>
+      <w:pPr>
+        <w:bidi/>
+      </w:pPr>
+      <w:r>
+        <w:rPr>
+          <w:lang w:val="ar_AE" w:bidi="ar_AE"/>
+        </w:rPr>
+      </w:r>
+      <w:r>
+        <w:rPr>
           <w:b/>
           <w:lang w:val="ar_AE" w:bidi="ar_AE"/>
         </w:rPr>
@@ -1222,6 +1338,22 @@
       </w:r>
       <w:r>
         <w:rPr>
+          <w:lang w:val="ar_AE" w:bidi="ar_AE"/>
+        </w:rPr>
+        <w:t>הָיָ֨ה דְבַר־יְהוָ֜ה בְּ⁠יַד־חַגַּ֣י הַ⁠נָּבִ֗יא</w:t>
+      </w:r>
+    </w:p>
+    <w:p>
+      <w:pPr>
+        <w:bidi/>
+      </w:pPr>
+      <w:r>
+        <w:rPr>
+          <w:lang w:val="ar_AE" w:bidi="ar_AE"/>
+        </w:rPr>
+      </w:r>
+      <w:r>
+        <w:rPr>
           <w:b/>
           <w:lang w:val="ar_AE" w:bidi="ar_AE"/>
         </w:rPr>
@@ -1341,6 +1473,22 @@
       </w:r>
       <w:r>
         <w:rPr>
+          <w:lang w:val="ar_AE" w:bidi="ar_AE"/>
+        </w:rPr>
+        <w:t>דְבַר־יְהוָ֜ה</w:t>
+      </w:r>
+    </w:p>
+    <w:p>
+      <w:pPr>
+        <w:bidi/>
+      </w:pPr>
+      <w:r>
+        <w:rPr>
+          <w:lang w:val="ar_AE" w:bidi="ar_AE"/>
+        </w:rPr>
+      </w:r>
+      <w:r>
+        <w:rPr>
           <w:b/>
           <w:lang w:val="ar_AE" w:bidi="ar_AE"/>
         </w:rPr>
@@ -1460,6 +1608,22 @@
       </w:r>
       <w:r>
         <w:rPr>
+          <w:lang w:val="ar_AE" w:bidi="ar_AE"/>
+        </w:rPr>
+        <w:t>כֹּ֥ה אָמַ֛ר יְהוָ֥ה צְבָא֖וֹת לֵ⁠אמֹ֑ר הָ⁠עָ֤ם הַ⁠זֶּה֙ אָֽמְר֔וּ לֹ֥א עֶת־בֹּ֛א עֶת־בֵּ֥ית יְהוָ֖ה לְ⁠הִבָּנֽוֹת</w:t>
+      </w:r>
+    </w:p>
+    <w:p>
+      <w:pPr>
+        <w:bidi/>
+      </w:pPr>
+      <w:r>
+        <w:rPr>
+          <w:lang w:val="ar_AE" w:bidi="ar_AE"/>
+        </w:rPr>
+      </w:r>
+      <w:r>
+        <w:rPr>
           <w:b/>
           <w:lang w:val="ar_AE" w:bidi="ar_AE"/>
         </w:rPr>
@@ -1566,6 +1730,22 @@
       </w:r>
       <w:r>
         <w:rPr>
+          <w:lang w:val="ar_AE" w:bidi="ar_AE"/>
+        </w:rPr>
+        <w:t>יְהוָ֥ה צְבָא֖וֹת</w:t>
+      </w:r>
+    </w:p>
+    <w:p>
+      <w:pPr>
+        <w:bidi/>
+      </w:pPr>
+      <w:r>
+        <w:rPr>
+          <w:lang w:val="ar_AE" w:bidi="ar_AE"/>
+        </w:rPr>
+      </w:r>
+      <w:r>
+        <w:rPr>
           <w:b/>
           <w:lang w:val="ar_AE" w:bidi="ar_AE"/>
         </w:rPr>
@@ -1658,6 +1838,22 @@
       </w:r>
       <w:r>
         <w:rPr>
+          <w:lang w:val="ar_AE" w:bidi="ar_AE"/>
+        </w:rPr>
+        <w:t>הָ⁠עָ֤ם הַ⁠זֶּה֙</w:t>
+      </w:r>
+    </w:p>
+    <w:p>
+      <w:pPr>
+        <w:bidi/>
+      </w:pPr>
+      <w:r>
+        <w:rPr>
+          <w:lang w:val="ar_AE" w:bidi="ar_AE"/>
+        </w:rPr>
+      </w:r>
+      <w:r>
+        <w:rPr>
           <w:b/>
           <w:lang w:val="ar_AE" w:bidi="ar_AE"/>
         </w:rPr>
@@ -1777,6 +1973,22 @@
       </w:r>
       <w:r>
         <w:rPr>
+          <w:lang w:val="ar_AE" w:bidi="ar_AE"/>
+        </w:rPr>
+        <w:t>עֶת־בֵּ֥ית יְהוָ֖ה</w:t>
+      </w:r>
+    </w:p>
+    <w:p>
+      <w:pPr>
+        <w:bidi/>
+      </w:pPr>
+      <w:r>
+        <w:rPr>
+          <w:lang w:val="ar_AE" w:bidi="ar_AE"/>
+        </w:rPr>
+      </w:r>
+      <w:r>
+        <w:rPr>
           <w:b/>
           <w:lang w:val="ar_AE" w:bidi="ar_AE"/>
         </w:rPr>
@@ -1896,6 +2108,22 @@
       </w:r>
       <w:r>
         <w:rPr>
+          <w:lang w:val="ar_AE" w:bidi="ar_AE"/>
+        </w:rPr>
+        <w:t>וַֽ⁠יְהִי֙ דְּבַר־יְהוָ֔ה בְּ⁠יַד־חַגַּ֥י הַ⁠נָּבִ֖יא</w:t>
+      </w:r>
+    </w:p>
+    <w:p>
+      <w:pPr>
+        <w:bidi/>
+      </w:pPr>
+      <w:r>
+        <w:rPr>
+          <w:lang w:val="ar_AE" w:bidi="ar_AE"/>
+        </w:rPr>
+      </w:r>
+      <w:r>
+        <w:rPr>
           <w:b/>
           <w:lang w:val="ar_AE" w:bidi="ar_AE"/>
         </w:rPr>
@@ -1931,7 +2159,7 @@
         </w:rPr>
         <w:t xml:space="preserve">انظر كيف ترجمت هذا في </w:t>
       </w:r>
-      <w:hyperlink r:id="rId13">
+      <w:hyperlink r:id="rId15">
         <w:r>
           <w:rPr>
             <w:lang w:val="ar_AE" w:bidi="ar_AE"/>
@@ -2020,6 +2248,22 @@
       </w:r>
       <w:r>
         <w:rPr>
+          <w:lang w:val="ar_AE" w:bidi="ar_AE"/>
+        </w:rPr>
+        <w:t>הַ⁠עֵ֤ת לָ⁠כֶם֙ אַתֶּ֔ם לָ⁠שֶׁ֖בֶת בְּ⁠בָתֵּי⁠כֶ֣ם סְפוּנִ֑ים וְ⁠הַ⁠בַּ֥יִת הַ⁠זֶּ֖ה חָרֵֽב</w:t>
+      </w:r>
+    </w:p>
+    <w:p>
+      <w:pPr>
+        <w:bidi/>
+      </w:pPr>
+      <w:r>
+        <w:rPr>
+          <w:lang w:val="ar_AE" w:bidi="ar_AE"/>
+        </w:rPr>
+      </w:r>
+      <w:r>
+        <w:rPr>
           <w:b/>
           <w:lang w:val="ar_AE" w:bidi="ar_AE"/>
         </w:rPr>
@@ -2126,6 +2370,22 @@
       </w:r>
       <w:r>
         <w:rPr>
+          <w:lang w:val="ar_AE" w:bidi="ar_AE"/>
+        </w:rPr>
+        <w:t>לָ⁠כֶם֙ אַתֶּ֔ם &amp; בְּ⁠בָתֵּי⁠כֶ֣ם</w:t>
+      </w:r>
+    </w:p>
+    <w:p>
+      <w:pPr>
+        <w:bidi/>
+      </w:pPr>
+      <w:r>
+        <w:rPr>
+          <w:lang w:val="ar_AE" w:bidi="ar_AE"/>
+        </w:rPr>
+      </w:r>
+      <w:r>
+        <w:rPr>
           <w:b/>
           <w:lang w:val="ar_AE" w:bidi="ar_AE"/>
         </w:rPr>
@@ -2272,6 +2532,22 @@
       </w:r>
       <w:r>
         <w:rPr>
+          <w:lang w:val="ar_AE" w:bidi="ar_AE"/>
+        </w:rPr>
+        <w:t>סְפוּנִ֑ים</w:t>
+      </w:r>
+    </w:p>
+    <w:p>
+      <w:pPr>
+        <w:bidi/>
+      </w:pPr>
+      <w:r>
+        <w:rPr>
+          <w:lang w:val="ar_AE" w:bidi="ar_AE"/>
+        </w:rPr>
+      </w:r>
+      <w:r>
+        <w:rPr>
           <w:b/>
           <w:lang w:val="ar_AE" w:bidi="ar_AE"/>
         </w:rPr>
@@ -2391,6 +2667,22 @@
       </w:r>
       <w:r>
         <w:rPr>
+          <w:lang w:val="ar_AE" w:bidi="ar_AE"/>
+        </w:rPr>
+        <w:t>וְ⁠עַתָּ֕ה כֹּ֥ה אָמַ֖ר יְהוָ֣ה צְבָא֑וֹת שִׂ֥ימוּ לְבַבְ⁠כֶ֖ם עַל־דַּרְכֵי⁠כֶֽם</w:t>
+      </w:r>
+    </w:p>
+    <w:p>
+      <w:pPr>
+        <w:bidi/>
+      </w:pPr>
+      <w:r>
+        <w:rPr>
+          <w:lang w:val="ar_AE" w:bidi="ar_AE"/>
+        </w:rPr>
+      </w:r>
+      <w:r>
+        <w:rPr>
           <w:b/>
           <w:lang w:val="ar_AE" w:bidi="ar_AE"/>
         </w:rPr>
@@ -2497,6 +2789,22 @@
       </w:r>
       <w:r>
         <w:rPr>
+          <w:lang w:val="ar_AE" w:bidi="ar_AE"/>
+        </w:rPr>
+        <w:t>שִׂ֥ימוּ לְבַבְ⁠כֶ֖ם עַל־דַּרְכֵי⁠כֶֽם</w:t>
+      </w:r>
+    </w:p>
+    <w:p>
+      <w:pPr>
+        <w:bidi/>
+      </w:pPr>
+      <w:r>
+        <w:rPr>
+          <w:lang w:val="ar_AE" w:bidi="ar_AE"/>
+        </w:rPr>
+      </w:r>
+      <w:r>
+        <w:rPr>
           <w:b/>
           <w:lang w:val="ar_AE" w:bidi="ar_AE"/>
         </w:rPr>
@@ -2616,6 +2924,22 @@
       </w:r>
       <w:r>
         <w:rPr>
+          <w:lang w:val="ar_AE" w:bidi="ar_AE"/>
+        </w:rPr>
+        <w:t>לְבַבְ⁠כֶ֖ם</w:t>
+      </w:r>
+    </w:p>
+    <w:p>
+      <w:pPr>
+        <w:bidi/>
+      </w:pPr>
+      <w:r>
+        <w:rPr>
+          <w:lang w:val="ar_AE" w:bidi="ar_AE"/>
+        </w:rPr>
+      </w:r>
+      <w:r>
+        <w:rPr>
           <w:b/>
           <w:lang w:val="ar_AE" w:bidi="ar_AE"/>
         </w:rPr>
@@ -2735,6 +3059,22 @@
       </w:r>
       <w:r>
         <w:rPr>
+          <w:lang w:val="ar_AE" w:bidi="ar_AE"/>
+        </w:rPr>
+        <w:t>דַּרְכֵי⁠כֶֽם</w:t>
+      </w:r>
+    </w:p>
+    <w:p>
+      <w:pPr>
+        <w:bidi/>
+      </w:pPr>
+      <w:r>
+        <w:rPr>
+          <w:lang w:val="ar_AE" w:bidi="ar_AE"/>
+        </w:rPr>
+      </w:r>
+      <w:r>
+        <w:rPr>
           <w:b/>
           <w:lang w:val="ar_AE" w:bidi="ar_AE"/>
         </w:rPr>
@@ -2841,6 +3181,22 @@
       </w:r>
       <w:r>
         <w:rPr>
+          <w:lang w:val="ar_AE" w:bidi="ar_AE"/>
+        </w:rPr>
+        <w:t>וְ⁠אֵין־לְ⁠שָׂבְעָה֙</w:t>
+      </w:r>
+    </w:p>
+    <w:p>
+      <w:pPr>
+        <w:bidi/>
+      </w:pPr>
+      <w:r>
+        <w:rPr>
+          <w:lang w:val="ar_AE" w:bidi="ar_AE"/>
+        </w:rPr>
+      </w:r>
+      <w:r>
+        <w:rPr>
           <w:b/>
           <w:lang w:val="ar_AE" w:bidi="ar_AE"/>
         </w:rPr>
@@ -2960,6 +3316,22 @@
       </w:r>
       <w:r>
         <w:rPr>
+          <w:lang w:val="ar_AE" w:bidi="ar_AE"/>
+        </w:rPr>
+        <w:t>וְ⁠אֵין־לְ⁠שָׁכְרָ֔ה</w:t>
+      </w:r>
+    </w:p>
+    <w:p>
+      <w:pPr>
+        <w:bidi/>
+      </w:pPr>
+      <w:r>
+        <w:rPr>
+          <w:lang w:val="ar_AE" w:bidi="ar_AE"/>
+        </w:rPr>
+      </w:r>
+      <w:r>
+        <w:rPr>
           <w:b/>
           <w:lang w:val="ar_AE" w:bidi="ar_AE"/>
         </w:rPr>
@@ -3066,6 +3438,22 @@
       </w:r>
       <w:r>
         <w:rPr>
+          <w:lang w:val="ar_AE" w:bidi="ar_AE"/>
+        </w:rPr>
+        <w:t>לָב֖וֹשׁ וְ⁠אֵין־לְ⁠חֹ֣ם ל֑⁠וֹ</w:t>
+      </w:r>
+    </w:p>
+    <w:p>
+      <w:pPr>
+        <w:bidi/>
+      </w:pPr>
+      <w:r>
+        <w:rPr>
+          <w:lang w:val="ar_AE" w:bidi="ar_AE"/>
+        </w:rPr>
+      </w:r>
+      <w:r>
+        <w:rPr>
           <w:b/>
           <w:lang w:val="ar_AE" w:bidi="ar_AE"/>
         </w:rPr>
@@ -3172,6 +3560,22 @@
       </w:r>
       <w:r>
         <w:rPr>
+          <w:lang w:val="ar_AE" w:bidi="ar_AE"/>
+        </w:rPr>
+        <w:t>וְ⁠הַ֨⁠מִּשְׂתַּכֵּ֔ר מִשְׂתַּכֵּ֖ר אֶל־צְר֥וֹר נָקֽוּב</w:t>
+      </w:r>
+    </w:p>
+    <w:p>
+      <w:pPr>
+        <w:bidi/>
+      </w:pPr>
+      <w:r>
+        <w:rPr>
+          <w:lang w:val="ar_AE" w:bidi="ar_AE"/>
+        </w:rPr>
+      </w:r>
+      <w:r>
+        <w:rPr>
           <w:b/>
           <w:lang w:val="ar_AE" w:bidi="ar_AE"/>
         </w:rPr>
@@ -3278,6 +3682,22 @@
       </w:r>
       <w:r>
         <w:rPr>
+          <w:lang w:val="ar_AE" w:bidi="ar_AE"/>
+        </w:rPr>
+        <w:t>וְ⁠הַ֨⁠מִּשְׂתַּכֵּ֔ר מִשְׂתַּכֵּ֖ר אֶל־צְר֥וֹר נָקֽוּב</w:t>
+      </w:r>
+    </w:p>
+    <w:p>
+      <w:pPr>
+        <w:bidi/>
+      </w:pPr>
+      <w:r>
+        <w:rPr>
+          <w:lang w:val="ar_AE" w:bidi="ar_AE"/>
+        </w:rPr>
+      </w:r>
+      <w:r>
+        <w:rPr>
           <w:b/>
           <w:lang w:val="ar_AE" w:bidi="ar_AE"/>
         </w:rPr>
@@ -3396,6 +3816,22 @@
       </w:r>
       <w:r>
         <w:rPr>
+          <w:lang w:val="ar_AE" w:bidi="ar_AE"/>
+        </w:rPr>
+        <w:t>צְר֥וֹר נָקֽוּב</w:t>
+      </w:r>
+    </w:p>
+    <w:p>
+      <w:pPr>
+        <w:bidi/>
+      </w:pPr>
+      <w:r>
+        <w:rPr>
+          <w:lang w:val="ar_AE" w:bidi="ar_AE"/>
+        </w:rPr>
+      </w:r>
+      <w:r>
+        <w:rPr>
           <w:b/>
           <w:lang w:val="ar_AE" w:bidi="ar_AE"/>
         </w:rPr>
@@ -3502,6 +3938,22 @@
       </w:r>
       <w:r>
         <w:rPr>
+          <w:lang w:val="ar_AE" w:bidi="ar_AE"/>
+        </w:rPr>
+        <w:t>כֹּ֥ה אָמַ֖ר יְהוָ֣ה צְבָא֑וֹת שִׂ֥ימוּ לְבַבְ⁠כֶ֖ם עַל־דַּרְכֵי⁠כֶֽם</w:t>
+      </w:r>
+    </w:p>
+    <w:p>
+      <w:pPr>
+        <w:bidi/>
+      </w:pPr>
+      <w:r>
+        <w:rPr>
+          <w:lang w:val="ar_AE" w:bidi="ar_AE"/>
+        </w:rPr>
+      </w:r>
+      <w:r>
+        <w:rPr>
           <w:b/>
           <w:lang w:val="ar_AE" w:bidi="ar_AE"/>
         </w:rPr>
@@ -3608,6 +4060,22 @@
       </w:r>
       <w:r>
         <w:rPr>
+          <w:lang w:val="ar_AE" w:bidi="ar_AE"/>
+        </w:rPr>
+        <w:t>שִׂ֥ימוּ לְבַבְ⁠כֶ֖ם עַל־דַּרְכֵי⁠כֶֽם</w:t>
+      </w:r>
+    </w:p>
+    <w:p>
+      <w:pPr>
+        <w:bidi/>
+      </w:pPr>
+      <w:r>
+        <w:rPr>
+          <w:lang w:val="ar_AE" w:bidi="ar_AE"/>
+        </w:rPr>
+      </w:r>
+      <w:r>
+        <w:rPr>
           <w:b/>
           <w:lang w:val="ar_AE" w:bidi="ar_AE"/>
         </w:rPr>
@@ -3629,7 +4097,7 @@
         </w:rPr>
         <w:t xml:space="preserve">انظر كيف ترجمت في </w:t>
       </w:r>
-      <w:hyperlink r:id="rId14">
+      <w:hyperlink r:id="rId16">
         <w:r>
           <w:rPr>
             <w:lang w:val="ar_AE" w:bidi="ar_AE"/>
@@ -3718,6 +4186,22 @@
       </w:r>
       <w:r>
         <w:rPr>
+          <w:lang w:val="ar_AE" w:bidi="ar_AE"/>
+        </w:rPr>
+        <w:t>עֲל֥וּ הָ⁠הָ֛ר וַ⁠הֲבֵאתֶ֥ם עֵ֖ץ וּ⁠בְנ֣וּ הַ⁠בָּ֑יִת וְ⁠אֶרְצֶה־בּ֥⁠וֹ ו⁠אכבד אָמַ֥ר יְהוָֽה</w:t>
+      </w:r>
+    </w:p>
+    <w:p>
+      <w:pPr>
+        <w:bidi/>
+      </w:pPr>
+      <w:r>
+        <w:rPr>
+          <w:lang w:val="ar_AE" w:bidi="ar_AE"/>
+        </w:rPr>
+      </w:r>
+      <w:r>
+        <w:rPr>
           <w:b/>
           <w:lang w:val="ar_AE" w:bidi="ar_AE"/>
         </w:rPr>
@@ -3824,6 +4308,22 @@
       </w:r>
       <w:r>
         <w:rPr>
+          <w:lang w:val="ar_AE" w:bidi="ar_AE"/>
+        </w:rPr>
+        <w:t>הָ⁠הָ֛ר</w:t>
+      </w:r>
+    </w:p>
+    <w:p>
+      <w:pPr>
+        <w:bidi/>
+      </w:pPr>
+      <w:r>
+        <w:rPr>
+          <w:lang w:val="ar_AE" w:bidi="ar_AE"/>
+        </w:rPr>
+      </w:r>
+      <w:r>
+        <w:rPr>
           <w:b/>
           <w:lang w:val="ar_AE" w:bidi="ar_AE"/>
         </w:rPr>
@@ -3943,6 +4443,22 @@
       </w:r>
       <w:r>
         <w:rPr>
+          <w:lang w:val="ar_AE" w:bidi="ar_AE"/>
+        </w:rPr>
+        <w:t>ו⁠אכבד</w:t>
+      </w:r>
+    </w:p>
+    <w:p>
+      <w:pPr>
+        <w:bidi/>
+      </w:pPr>
+      <w:r>
+        <w:rPr>
+          <w:lang w:val="ar_AE" w:bidi="ar_AE"/>
+        </w:rPr>
+      </w:r>
+      <w:r>
+        <w:rPr>
           <w:b/>
           <w:lang w:val="ar_AE" w:bidi="ar_AE"/>
         </w:rPr>
@@ -4049,6 +4565,22 @@
       </w:r>
       <w:r>
         <w:rPr>
+          <w:lang w:val="ar_AE" w:bidi="ar_AE"/>
+        </w:rPr>
+        <w:t>פָּנֹ֤ה אֶל־הַרְבֵּה֙ וְ⁠הִנֵּ֣ה לִ⁠מְעָ֔ט וַ⁠הֲבֵאתֶ֥ם הַ⁠בַּ֖יִת וְ⁠נָפַ֣חְתִּי ב֑⁠וֹ יַ֣עַן מֶ֗ה נְאֻם֙ יְהוָ֣ה צְבָא֔וֹת יַ֗עַן בֵּיתִ⁠י֙ אֲשֶׁר־ה֣וּא חָרֵ֔ב וְ⁠אַתֶּ֥ם רָצִ֖ים אִ֥ישׁ לְ⁠בֵיתֽ⁠וֹ</w:t>
+      </w:r>
+    </w:p>
+    <w:p>
+      <w:pPr>
+        <w:bidi/>
+      </w:pPr>
+      <w:r>
+        <w:rPr>
+          <w:lang w:val="ar_AE" w:bidi="ar_AE"/>
+        </w:rPr>
+      </w:r>
+      <w:r>
+        <w:rPr>
           <w:b/>
           <w:lang w:val="ar_AE" w:bidi="ar_AE"/>
         </w:rPr>
@@ -4155,6 +4687,22 @@
       </w:r>
       <w:r>
         <w:rPr>
+          <w:lang w:val="ar_AE" w:bidi="ar_AE"/>
+        </w:rPr>
+        <w:t>וְ⁠הִנֵּ֣ה</w:t>
+      </w:r>
+    </w:p>
+    <w:p>
+      <w:pPr>
+        <w:bidi/>
+      </w:pPr>
+      <w:r>
+        <w:rPr>
+          <w:lang w:val="ar_AE" w:bidi="ar_AE"/>
+        </w:rPr>
+      </w:r>
+      <w:r>
+        <w:rPr>
           <w:b/>
           <w:lang w:val="ar_AE" w:bidi="ar_AE"/>
         </w:rPr>
@@ -4260,6 +4808,22 @@
       </w:r>
       <w:r>
         <w:rPr>
+          <w:lang w:val="ar_AE" w:bidi="ar_AE"/>
+        </w:rPr>
+        <w:t>וְ⁠הִנֵּ֣ה לִ⁠מְעָ֔ט</w:t>
+      </w:r>
+    </w:p>
+    <w:p>
+      <w:pPr>
+        <w:bidi/>
+      </w:pPr>
+      <w:r>
+        <w:rPr>
+          <w:lang w:val="ar_AE" w:bidi="ar_AE"/>
+        </w:rPr>
+      </w:r>
+      <w:r>
+        <w:rPr>
           <w:b/>
           <w:lang w:val="ar_AE" w:bidi="ar_AE"/>
         </w:rPr>
@@ -4366,6 +4930,22 @@
       </w:r>
       <w:r>
         <w:rPr>
+          <w:lang w:val="ar_AE" w:bidi="ar_AE"/>
+        </w:rPr>
+        <w:t>וְ⁠נָפַ֣חְתִּי ב֑⁠וֹ</w:t>
+      </w:r>
+    </w:p>
+    <w:p>
+      <w:pPr>
+        <w:bidi/>
+      </w:pPr>
+      <w:r>
+        <w:rPr>
+          <w:lang w:val="ar_AE" w:bidi="ar_AE"/>
+        </w:rPr>
+      </w:r>
+      <w:r>
+        <w:rPr>
           <w:b/>
           <w:lang w:val="ar_AE" w:bidi="ar_AE"/>
         </w:rPr>
@@ -4472,6 +5052,22 @@
       </w:r>
       <w:r>
         <w:rPr>
+          <w:lang w:val="ar_AE" w:bidi="ar_AE"/>
+        </w:rPr>
+        <w:t>יַ֣עַן מֶ֗ה &amp; יַ֗עַן בֵּיתִ⁠י֙</w:t>
+      </w:r>
+    </w:p>
+    <w:p>
+      <w:pPr>
+        <w:bidi/>
+      </w:pPr>
+      <w:r>
+        <w:rPr>
+          <w:lang w:val="ar_AE" w:bidi="ar_AE"/>
+        </w:rPr>
+      </w:r>
+      <w:r>
+        <w:rPr>
           <w:b/>
           <w:lang w:val="ar_AE" w:bidi="ar_AE"/>
         </w:rPr>
@@ -4592,6 +5188,22 @@
       </w:r>
       <w:r>
         <w:rPr>
+          <w:lang w:val="ar_AE" w:bidi="ar_AE"/>
+        </w:rPr>
+        <w:t>נְאֻם֙ יְהוָ֣ה צְבָא֔וֹת</w:t>
+      </w:r>
+    </w:p>
+    <w:p>
+      <w:pPr>
+        <w:bidi/>
+      </w:pPr>
+      <w:r>
+        <w:rPr>
+          <w:lang w:val="ar_AE" w:bidi="ar_AE"/>
+        </w:rPr>
+      </w:r>
+      <w:r>
+        <w:rPr>
           <w:b/>
           <w:lang w:val="ar_AE" w:bidi="ar_AE"/>
         </w:rPr>
@@ -4698,6 +5310,22 @@
       </w:r>
       <w:r>
         <w:rPr>
+          <w:lang w:val="ar_AE" w:bidi="ar_AE"/>
+        </w:rPr>
+        <w:t>וְ⁠אַתֶּ֥ם רָצִ֖ים אִ֥ישׁ לְ⁠בֵיתֽ⁠וֹ</w:t>
+      </w:r>
+    </w:p>
+    <w:p>
+      <w:pPr>
+        <w:bidi/>
+      </w:pPr>
+      <w:r>
+        <w:rPr>
+          <w:lang w:val="ar_AE" w:bidi="ar_AE"/>
+        </w:rPr>
+      </w:r>
+      <w:r>
+        <w:rPr>
           <w:b/>
           <w:lang w:val="ar_AE" w:bidi="ar_AE"/>
         </w:rPr>
@@ -4817,6 +5445,22 @@
       </w:r>
       <w:r>
         <w:rPr>
+          <w:lang w:val="ar_AE" w:bidi="ar_AE"/>
+        </w:rPr>
+        <w:t>וְ⁠אַתֶּ֥ם רָצִ֖ים אִ֥ישׁ לְ⁠בֵיתֽ⁠וֹ</w:t>
+      </w:r>
+    </w:p>
+    <w:p>
+      <w:pPr>
+        <w:bidi/>
+      </w:pPr>
+      <w:r>
+        <w:rPr>
+          <w:lang w:val="ar_AE" w:bidi="ar_AE"/>
+        </w:rPr>
+      </w:r>
+      <w:r>
+        <w:rPr>
           <w:b/>
           <w:lang w:val="ar_AE" w:bidi="ar_AE"/>
         </w:rPr>
@@ -4909,6 +5553,22 @@
       </w:r>
       <w:r>
         <w:rPr>
+          <w:lang w:val="ar_AE" w:bidi="ar_AE"/>
+        </w:rPr>
+        <w:t>כָּלְא֥וּ שָמַ֖יִם מִ⁠טָּ֑ל וְ⁠הָ⁠אָ֖רֶץ כָּלְאָ֥ה יְבוּלָֽ⁠הּ</w:t>
+      </w:r>
+    </w:p>
+    <w:p>
+      <w:pPr>
+        <w:bidi/>
+      </w:pPr>
+      <w:r>
+        <w:rPr>
+          <w:lang w:val="ar_AE" w:bidi="ar_AE"/>
+        </w:rPr>
+      </w:r>
+      <w:r>
+        <w:rPr>
           <w:b/>
           <w:lang w:val="ar_AE" w:bidi="ar_AE"/>
         </w:rPr>
@@ -5089,6 +5749,22 @@
       </w:r>
       <w:r>
         <w:rPr>
+          <w:lang w:val="ar_AE" w:bidi="ar_AE"/>
+        </w:rPr>
+        <w:t>עֲלֵי⁠כֶ֔ם כָּלְא֥וּ שָמַ֖יִם מִ⁠טָּ֑ל</w:t>
+      </w:r>
+    </w:p>
+    <w:p>
+      <w:pPr>
+        <w:bidi/>
+      </w:pPr>
+      <w:r>
+        <w:rPr>
+          <w:lang w:val="ar_AE" w:bidi="ar_AE"/>
+        </w:rPr>
+      </w:r>
+      <w:r>
+        <w:rPr>
           <w:b/>
           <w:lang w:val="ar_AE" w:bidi="ar_AE"/>
         </w:rPr>
@@ -5208,6 +5884,22 @@
         <w:rPr>
           <w:lang w:val="ar_AE" w:bidi="ar_AE"/>
         </w:rPr>
+      </w:r>
+    </w:p>
+    <w:p>
+      <w:pPr>
+        <w:bidi/>
+      </w:pPr>
+      <w:r>
+        <w:rPr>
+          <w:lang w:val="ar_AE" w:bidi="ar_AE"/>
+        </w:rPr>
+      </w:r>
+      <w:r>
+        <w:rPr>
+          <w:lang w:val="ar_AE" w:bidi="ar_AE"/>
+        </w:rPr>
+        <w:t>עַל־הָ⁠אָ֣רֶץ וְ⁠עַל־הֶ⁠הָרִ֗ים וְ⁠עַל־הַ⁠דָּגָן֙ וְ⁠עַל־הַ⁠תִּיר֣וֹשׁ וְ⁠עַל־הַ⁠יִּצְהָ֔ר וְ⁠עַ֛ל אֲשֶׁ֥ר תּוֹצִ֖יא הָ⁠אֲדָמָ֑ה וְ⁠עַל־הָֽ⁠אָדָם֙ וְ⁠עַל־הַ⁠בְּהֵמָ֔ה וְ⁠עַ֖ל כָּל־יְגִ֥יעַ כַּפָּֽיִם</w:t>
       </w:r>
     </w:p>
     <w:p>
@@ -5371,6 +6063,22 @@
       </w:r>
       <w:r>
         <w:rPr>
+          <w:lang w:val="ar_AE" w:bidi="ar_AE"/>
+        </w:rPr>
+        <w:t>וָ⁠אֶקְרָ֨א חֹ֜רֶב עַל־הָ⁠אָ֣רֶץ וְ⁠עַל־הֶ⁠הָרִ֗ים וְ⁠עַל־הַ⁠דָּגָן֙ וְ⁠עַל־הַ⁠תִּיר֣וֹשׁ וְ⁠עַל־הַ⁠יִּצְהָ֔ר וְ⁠עַ֛ל אֲשֶׁ֥ר תּוֹצִ֖יא הָ⁠אֲדָמָ֑ה וְ⁠עַל־הָֽ⁠אָדָם֙ וְ⁠עַל־הַ⁠בְּהֵמָ֔ה וְ⁠עַ֖ל כָּל־יְגִ֥יעַ כַּפָּֽיִם</w:t>
+      </w:r>
+    </w:p>
+    <w:p>
+      <w:pPr>
+        <w:bidi/>
+      </w:pPr>
+      <w:r>
+        <w:rPr>
+          <w:lang w:val="ar_AE" w:bidi="ar_AE"/>
+        </w:rPr>
+      </w:r>
+      <w:r>
+        <w:rPr>
           <w:b/>
           <w:lang w:val="ar_AE" w:bidi="ar_AE"/>
         </w:rPr>
@@ -5502,6 +6210,22 @@
       </w:r>
       <w:r>
         <w:rPr>
+          <w:lang w:val="ar_AE" w:bidi="ar_AE"/>
+        </w:rPr>
+        <w:t>וָ⁠אֶקְרָ֨א</w:t>
+      </w:r>
+    </w:p>
+    <w:p>
+      <w:pPr>
+        <w:bidi/>
+      </w:pPr>
+      <w:r>
+        <w:rPr>
+          <w:lang w:val="ar_AE" w:bidi="ar_AE"/>
+        </w:rPr>
+      </w:r>
+      <w:r>
+        <w:rPr>
           <w:b/>
           <w:lang w:val="ar_AE" w:bidi="ar_AE"/>
         </w:rPr>
@@ -5608,6 +6332,22 @@
       </w:r>
       <w:r>
         <w:rPr>
+          <w:lang w:val="ar_AE" w:bidi="ar_AE"/>
+        </w:rPr>
+        <w:t>וְ⁠עַל־הַ⁠דָּגָן֙ וְ⁠עַל־הַ⁠תִּיר֣וֹשׁ וְ⁠עַל־הַ⁠יִּצְהָ֔ר</w:t>
+      </w:r>
+    </w:p>
+    <w:p>
+      <w:pPr>
+        <w:bidi/>
+      </w:pPr>
+      <w:r>
+        <w:rPr>
+          <w:lang w:val="ar_AE" w:bidi="ar_AE"/>
+        </w:rPr>
+      </w:r>
+      <w:r>
+        <w:rPr>
           <w:b/>
           <w:lang w:val="ar_AE" w:bidi="ar_AE"/>
         </w:rPr>
@@ -5753,6 +6493,22 @@
       </w:r>
       <w:r>
         <w:rPr>
+          <w:lang w:val="ar_AE" w:bidi="ar_AE"/>
+        </w:rPr>
+        <w:t>וְ⁠עַל־הָֽ⁠אָדָם֙ וְ⁠עַל־הַ⁠בְּהֵמָ֔ה</w:t>
+      </w:r>
+    </w:p>
+    <w:p>
+      <w:pPr>
+        <w:bidi/>
+      </w:pPr>
+      <w:r>
+        <w:rPr>
+          <w:lang w:val="ar_AE" w:bidi="ar_AE"/>
+        </w:rPr>
+      </w:r>
+      <w:r>
+        <w:rPr>
           <w:b/>
           <w:lang w:val="ar_AE" w:bidi="ar_AE"/>
         </w:rPr>
@@ -5885,6 +6641,22 @@
       </w:r>
       <w:r>
         <w:rPr>
+          <w:lang w:val="ar_AE" w:bidi="ar_AE"/>
+        </w:rPr>
+        <w:t>כַּפָּֽיִם</w:t>
+      </w:r>
+    </w:p>
+    <w:p>
+      <w:pPr>
+        <w:bidi/>
+      </w:pPr>
+      <w:r>
+        <w:rPr>
+          <w:lang w:val="ar_AE" w:bidi="ar_AE"/>
+        </w:rPr>
+      </w:r>
+      <w:r>
+        <w:rPr>
           <w:b/>
           <w:lang w:val="ar_AE" w:bidi="ar_AE"/>
         </w:rPr>
@@ -6004,6 +6776,22 @@
       </w:r>
       <w:r>
         <w:rPr>
+          <w:lang w:val="ar_AE" w:bidi="ar_AE"/>
+        </w:rPr>
+        <w:t>וַ⁠יִּשְׁמַ֣ע &amp; בְּ⁠קוֹל֙ יְהוָ֣ה אֱלֹֽהֵי⁠הֶ֔ם וְ⁠עַל־דִּבְרֵי֙ חַגַּ֣י הַ⁠נָּבִ֔יא</w:t>
+      </w:r>
+    </w:p>
+    <w:p>
+      <w:pPr>
+        <w:bidi/>
+      </w:pPr>
+      <w:r>
+        <w:rPr>
+          <w:lang w:val="ar_AE" w:bidi="ar_AE"/>
+        </w:rPr>
+      </w:r>
+      <w:r>
+        <w:rPr>
           <w:b/>
           <w:lang w:val="ar_AE" w:bidi="ar_AE"/>
         </w:rPr>
@@ -6137,6 +6925,22 @@
       </w:r>
       <w:r>
         <w:rPr>
+          <w:lang w:val="ar_AE" w:bidi="ar_AE"/>
+        </w:rPr>
+        <w:t>וַ⁠יִּשְׁמַ֣ע &amp; בְּ⁠קוֹל֙ יְהוָ֣ה אֱלֹֽהֵי⁠הֶ֔ם וְ⁠עַל־דִּבְרֵי֙ חַגַּ֣י הַ⁠נָּבִ֔יא</w:t>
+      </w:r>
+    </w:p>
+    <w:p>
+      <w:pPr>
+        <w:bidi/>
+      </w:pPr>
+      <w:r>
+        <w:rPr>
+          <w:lang w:val="ar_AE" w:bidi="ar_AE"/>
+        </w:rPr>
+      </w:r>
+      <w:r>
+        <w:rPr>
           <w:b/>
           <w:lang w:val="ar_AE" w:bidi="ar_AE"/>
         </w:rPr>
@@ -6255,6 +7059,22 @@
       </w:r>
       <w:r>
         <w:rPr>
+          <w:lang w:val="ar_AE" w:bidi="ar_AE"/>
+        </w:rPr>
+        <w:t>בְּ⁠קוֹל֙ יְהוָ֣ה אֱלֹֽהֵי⁠הֶ֔ם וְ⁠עַל־דִּבְרֵי֙ חַגַּ֣י הַ⁠נָּבִ֔יא</w:t>
+      </w:r>
+    </w:p>
+    <w:p>
+      <w:pPr>
+        <w:bidi/>
+      </w:pPr>
+      <w:r>
+        <w:rPr>
+          <w:lang w:val="ar_AE" w:bidi="ar_AE"/>
+        </w:rPr>
+      </w:r>
+      <w:r>
+        <w:rPr>
           <w:b/>
           <w:lang w:val="ar_AE" w:bidi="ar_AE"/>
         </w:rPr>
@@ -6374,6 +7194,22 @@
       </w:r>
       <w:r>
         <w:rPr>
+          <w:lang w:val="ar_AE" w:bidi="ar_AE"/>
+        </w:rPr>
+        <w:t>וַ⁠יִּֽירְא֥וּ הָ⁠עָ֖ם מִ⁠פְּנֵ֥י יְהוָֽה</w:t>
+      </w:r>
+    </w:p>
+    <w:p>
+      <w:pPr>
+        <w:bidi/>
+      </w:pPr>
+      <w:r>
+        <w:rPr>
+          <w:lang w:val="ar_AE" w:bidi="ar_AE"/>
+        </w:rPr>
+      </w:r>
+      <w:r>
+        <w:rPr>
           <w:b/>
           <w:lang w:val="ar_AE" w:bidi="ar_AE"/>
         </w:rPr>
@@ -6493,6 +7329,22 @@
       </w:r>
       <w:r>
         <w:rPr>
+          <w:lang w:val="ar_AE" w:bidi="ar_AE"/>
+        </w:rPr>
+        <w:t>אֲנִ֥י אִתְּ⁠כֶ֖ם נְאֻם־יְהוָֽה</w:t>
+      </w:r>
+    </w:p>
+    <w:p>
+      <w:pPr>
+        <w:bidi/>
+      </w:pPr>
+      <w:r>
+        <w:rPr>
+          <w:lang w:val="ar_AE" w:bidi="ar_AE"/>
+        </w:rPr>
+      </w:r>
+      <w:r>
+        <w:rPr>
           <w:b/>
           <w:lang w:val="ar_AE" w:bidi="ar_AE"/>
         </w:rPr>
@@ -6586,6 +7438,22 @@
         <w:rPr>
           <w:lang w:val="ar_AE" w:bidi="ar_AE"/>
         </w:rPr>
+      </w:r>
+    </w:p>
+    <w:p>
+      <w:pPr>
+        <w:bidi/>
+      </w:pPr>
+      <w:r>
+        <w:rPr>
+          <w:lang w:val="ar_AE" w:bidi="ar_AE"/>
+        </w:rPr>
+      </w:r>
+      <w:r>
+        <w:rPr>
+          <w:lang w:val="ar_AE" w:bidi="ar_AE"/>
+        </w:rPr>
+        <w:t>וַ⁠יָּ֣עַר יְהוָ֡ה אֶת־רוּחַ֩ זְרֻבָּבֶ֨ל בֶּן־שַׁלְתִּיאֵ֜ל פַּחַ֣ת יְהוּדָ֗ה וְ⁠אֶת־ר֨וּחַ֙ יְהוֹשֻׁ֤עַ בֶּן־יְהוֹצָדָק֙ הַ⁠כֹּהֵ֣ן הַ⁠גָּד֔וֹל וְֽ⁠אֶת־ר֔וּחַ כֹּ֖ל שְׁאֵרִ֣ית הָ⁠עָ֑ם</w:t>
       </w:r>
     </w:p>
     <w:p>
@@ -6711,6 +7579,22 @@
       </w:r>
       <w:r>
         <w:rPr>
+          <w:lang w:val="ar_AE" w:bidi="ar_AE"/>
+        </w:rPr>
+        <w:t>וַ⁠יָּ֣עַר יְהוָ֡ה אֶת־רוּחַ֩ זְרֻבָּבֶ֨ל בֶּן־שַׁלְתִּיאֵ֜ל פַּחַ֣ת יְהוּדָ֗ה וְ⁠אֶת־ר֨וּחַ֙ יְהוֹשֻׁ֤עַ בֶּן־יְהוֹצָדָק֙ הַ⁠כֹּהֵ֣ן הַ⁠גָּד֔וֹל וְֽ⁠אֶת־ר֔וּחַ כֹּ֖ל שְׁאֵרִ֣ית הָ⁠עָ֑ם</w:t>
+      </w:r>
+    </w:p>
+    <w:p>
+      <w:pPr>
+        <w:bidi/>
+      </w:pPr>
+      <w:r>
+        <w:rPr>
+          <w:lang w:val="ar_AE" w:bidi="ar_AE"/>
+        </w:rPr>
+      </w:r>
+      <w:r>
+        <w:rPr>
           <w:b/>
           <w:lang w:val="ar_AE" w:bidi="ar_AE"/>
         </w:rPr>
@@ -6817,6 +7701,22 @@
       </w:r>
       <w:r>
         <w:rPr>
+          <w:lang w:val="ar_AE" w:bidi="ar_AE"/>
+        </w:rPr>
+        <w:t>בְּ⁠י֨וֹם עֶשְׂרִ֧ים וְ⁠אַרְבָּעָ֛ה לַ⁠חֹ֖דֶשׁ בַּ⁠שִּׁשִּׁ֑י</w:t>
+      </w:r>
+    </w:p>
+    <w:p>
+      <w:pPr>
+        <w:bidi/>
+      </w:pPr>
+      <w:r>
+        <w:rPr>
+          <w:lang w:val="ar_AE" w:bidi="ar_AE"/>
+        </w:rPr>
+      </w:r>
+      <w:r>
+        <w:rPr>
           <w:b/>
           <w:lang w:val="ar_AE" w:bidi="ar_AE"/>
         </w:rPr>
@@ -6865,7 +7765,7 @@
         </w:rPr>
         <w:t xml:space="preserve"> من التقويم العبري شهري أغسطس وسبتمبر في التقويمات الغربية. انظر كيف قررت ترجمة العبارة المماثلة إلى اليوم والشهر والسنة في </w:t>
       </w:r>
-      <w:hyperlink r:id="rId13">
+      <w:hyperlink r:id="rId15">
         <w:r>
           <w:rPr>
             <w:lang w:val="ar_AE" w:bidi="ar_AE"/>
@@ -6954,6 +7854,22 @@
       </w:r>
       <w:r>
         <w:rPr>
+          <w:lang w:val="ar_AE" w:bidi="ar_AE"/>
+        </w:rPr>
+        <w:t>בְּ⁠י֨וֹם עֶשְׂרִ֧ים וְ⁠אַרְבָּעָ֛ה לַ⁠חֹ֖דֶשׁ בַּ⁠שִּׁשִּׁ֑י בִּ⁠שְׁנַ֥ת שְׁתַּ֖יִם</w:t>
+      </w:r>
+    </w:p>
+    <w:p>
+      <w:pPr>
+        <w:bidi/>
+      </w:pPr>
+      <w:r>
+        <w:rPr>
+          <w:lang w:val="ar_AE" w:bidi="ar_AE"/>
+        </w:rPr>
+      </w:r>
+      <w:r>
+        <w:rPr>
           <w:b/>
           <w:lang w:val="ar_AE" w:bidi="ar_AE"/>
         </w:rPr>
@@ -7181,6 +8097,22 @@
       </w:r>
       <w:r>
         <w:rPr>
+          <w:lang w:val="ar_AE" w:bidi="ar_AE"/>
+        </w:rPr>
+        <w:t>בַּ⁠שְּׁבִיעִ֕י בְּ⁠עֶשְׂרִ֥ים וְ⁠אֶחָ֖ד לַ⁠חֹ֑דֶשׁ</w:t>
+      </w:r>
+    </w:p>
+    <w:p>
+      <w:pPr>
+        <w:bidi/>
+      </w:pPr>
+      <w:r>
+        <w:rPr>
+          <w:lang w:val="ar_AE" w:bidi="ar_AE"/>
+        </w:rPr>
+      </w:r>
+      <w:r>
+        <w:rPr>
           <w:b/>
           <w:lang w:val="ar_AE" w:bidi="ar_AE"/>
         </w:rPr>
@@ -7287,6 +8219,22 @@
       </w:r>
       <w:r>
         <w:rPr>
+          <w:lang w:val="ar_AE" w:bidi="ar_AE"/>
+        </w:rPr>
+        <w:t>בַּ⁠שְּׁבִיעִ֕י בְּ⁠עֶשְׂרִ֥ים וְ⁠אֶחָ֖ד לַ⁠חֹ֑דֶשׁ</w:t>
+      </w:r>
+    </w:p>
+    <w:p>
+      <w:pPr>
+        <w:bidi/>
+      </w:pPr>
+      <w:r>
+        <w:rPr>
+          <w:lang w:val="ar_AE" w:bidi="ar_AE"/>
+        </w:rPr>
+      </w:r>
+      <w:r>
+        <w:rPr>
           <w:b/>
           <w:lang w:val="ar_AE" w:bidi="ar_AE"/>
         </w:rPr>
@@ -7379,6 +8327,22 @@
       </w:r>
       <w:r>
         <w:rPr>
+          <w:lang w:val="ar_AE" w:bidi="ar_AE"/>
+        </w:rPr>
+        <w:t>בַּ⁠שְּׁבִיעִ֕י בְּ⁠עֶשְׂרִ֥ים וְ⁠אֶחָ֖ד לַ⁠חֹ֑דֶשׁ</w:t>
+      </w:r>
+    </w:p>
+    <w:p>
+      <w:pPr>
+        <w:bidi/>
+      </w:pPr>
+      <w:r>
+        <w:rPr>
+          <w:lang w:val="ar_AE" w:bidi="ar_AE"/>
+        </w:rPr>
+      </w:r>
+      <w:r>
+        <w:rPr>
           <w:b/>
           <w:lang w:val="ar_AE" w:bidi="ar_AE"/>
         </w:rPr>
@@ -7440,7 +8404,7 @@
         </w:rPr>
         <w:t xml:space="preserve"> في التقويم العبري يكون قريباً من منتصف أكتوبر في التقويم الغربي. انظر كيف قررت ترجمة العبارة المماثلة إلى يوم وشهر في </w:t>
       </w:r>
-      <w:hyperlink r:id="rId13">
+      <w:hyperlink r:id="rId15">
         <w:r>
           <w:rPr>
             <w:lang w:val="ar_AE" w:bidi="ar_AE"/>
@@ -7529,6 +8493,22 @@
       </w:r>
       <w:r>
         <w:rPr>
+          <w:lang w:val="ar_AE" w:bidi="ar_AE"/>
+        </w:rPr>
+        <w:t>הָיָה֙ דְּבַר־יְהוָ֔ה בְּ⁠יַד־חַגַּ֥י הַ⁠נָּבִ֖יא</w:t>
+      </w:r>
+    </w:p>
+    <w:p>
+      <w:pPr>
+        <w:bidi/>
+      </w:pPr>
+      <w:r>
+        <w:rPr>
+          <w:lang w:val="ar_AE" w:bidi="ar_AE"/>
+        </w:rPr>
+      </w:r>
+      <w:r>
+        <w:rPr>
           <w:b/>
           <w:lang w:val="ar_AE" w:bidi="ar_AE"/>
         </w:rPr>
@@ -7564,7 +8544,7 @@
         </w:rPr>
         <w:t xml:space="preserve">لاحظ كيف ترجمت هذه العبارة نفسها في </w:t>
       </w:r>
-      <w:hyperlink r:id="rId13">
+      <w:hyperlink r:id="rId15">
         <w:r>
           <w:rPr>
             <w:lang w:val="ar_AE" w:bidi="ar_AE"/>
@@ -7653,6 +8633,22 @@
       </w:r>
       <w:r>
         <w:rPr>
+          <w:lang w:val="ar_AE" w:bidi="ar_AE"/>
+        </w:rPr>
+        <w:t>הָ⁠עָ֖ם לֵ⁠אמֹֽר</w:t>
+      </w:r>
+    </w:p>
+    <w:p>
+      <w:pPr>
+        <w:bidi/>
+      </w:pPr>
+      <w:r>
+        <w:rPr>
+          <w:lang w:val="ar_AE" w:bidi="ar_AE"/>
+        </w:rPr>
+      </w:r>
+      <w:r>
+        <w:rPr>
           <w:b/>
           <w:lang w:val="ar_AE" w:bidi="ar_AE"/>
         </w:rPr>
@@ -7759,6 +8755,22 @@
       </w:r>
       <w:r>
         <w:rPr>
+          <w:lang w:val="ar_AE" w:bidi="ar_AE"/>
+        </w:rPr>
+        <w:t>מִ֤י בָ⁠כֶם֙ הַ⁠נִּשְׁאָ֔ר אֲשֶׁ֤ר רָאָה֙ אֶת־הַ⁠בַּ֣יִת הַ⁠זֶּ֔ה בִּ⁠כְבוֹד֖⁠וֹ הָ⁠רִאשׁ֑וֹן וּ⁠מָ֨ה אַתֶּ֜ם רֹאִ֤ים אֹת⁠וֹ֙ עַ֔תָּה הֲ⁠ל֥וֹא כָמֹ֛⁠הוּ כְּ⁠אַ֖יִן בְּ⁠עֵינֵי⁠כֶֽם</w:t>
+      </w:r>
+    </w:p>
+    <w:p>
+      <w:pPr>
+        <w:bidi/>
+      </w:pPr>
+      <w:r>
+        <w:rPr>
+          <w:lang w:val="ar_AE" w:bidi="ar_AE"/>
+        </w:rPr>
+      </w:r>
+      <w:r>
+        <w:rPr>
           <w:b/>
           <w:lang w:val="ar_AE" w:bidi="ar_AE"/>
         </w:rPr>
@@ -7865,6 +8877,22 @@
       </w:r>
       <w:r>
         <w:rPr>
+          <w:lang w:val="ar_AE" w:bidi="ar_AE"/>
+        </w:rPr>
+        <w:t>מִ֤י בָ⁠כֶם֙ הַ⁠נִּשְׁאָ֔ר אֲשֶׁ֤ר רָאָה֙ אֶת־הַ⁠בַּ֣יִת הַ⁠זֶּ֔ה בִּ⁠כְבוֹד֖⁠וֹ הָ⁠רִאשׁ֑וֹן וּ⁠מָ֨ה אַתֶּ֜ם רֹאִ֤ים אֹת⁠וֹ֙ עַ֔תָּה הֲ⁠ל֥וֹא כָמֹ֛⁠הוּ כְּ⁠אַ֖יִן בְּ⁠עֵינֵי⁠כֶֽם</w:t>
+      </w:r>
+    </w:p>
+    <w:p>
+      <w:pPr>
+        <w:bidi/>
+      </w:pPr>
+      <w:r>
+        <w:rPr>
+          <w:lang w:val="ar_AE" w:bidi="ar_AE"/>
+        </w:rPr>
+      </w:r>
+      <w:r>
+        <w:rPr>
           <w:b/>
           <w:lang w:val="ar_AE" w:bidi="ar_AE"/>
         </w:rPr>
@@ -7957,6 +8985,22 @@
       </w:r>
       <w:r>
         <w:rPr>
+          <w:lang w:val="ar_AE" w:bidi="ar_AE"/>
+        </w:rPr>
+        <w:t>בָ⁠כֶם֙ הַ⁠נִּשְׁאָ֔ר אֲשֶׁ֤ר רָאָה֙ אֶת־הַ⁠בַּ֣יִת הַ⁠זֶּ֔ה</w:t>
+      </w:r>
+    </w:p>
+    <w:p>
+      <w:pPr>
+        <w:bidi/>
+      </w:pPr>
+      <w:r>
+        <w:rPr>
+          <w:lang w:val="ar_AE" w:bidi="ar_AE"/>
+        </w:rPr>
+      </w:r>
+      <w:r>
+        <w:rPr>
           <w:b/>
           <w:lang w:val="ar_AE" w:bidi="ar_AE"/>
         </w:rPr>
@@ -8063,6 +9107,22 @@
       </w:r>
       <w:r>
         <w:rPr>
+          <w:lang w:val="ar_AE" w:bidi="ar_AE"/>
+        </w:rPr>
+        <w:t>אֲשֶׁ֤ר רָאָה֙ אֶת־הַ⁠בַּ֣יִת הַ⁠זֶּ֔ה בִּ⁠כְבוֹד֖⁠וֹ הָ⁠רִאשׁ֑וֹן</w:t>
+      </w:r>
+    </w:p>
+    <w:p>
+      <w:pPr>
+        <w:bidi/>
+      </w:pPr>
+      <w:r>
+        <w:rPr>
+          <w:lang w:val="ar_AE" w:bidi="ar_AE"/>
+        </w:rPr>
+      </w:r>
+      <w:r>
+        <w:rPr>
           <w:b/>
           <w:lang w:val="ar_AE" w:bidi="ar_AE"/>
         </w:rPr>
@@ -8182,6 +9242,22 @@
       </w:r>
       <w:r>
         <w:rPr>
+          <w:lang w:val="ar_AE" w:bidi="ar_AE"/>
+        </w:rPr>
+        <w:t>כָמֹ֛⁠הוּ</w:t>
+      </w:r>
+    </w:p>
+    <w:p>
+      <w:pPr>
+        <w:bidi/>
+      </w:pPr>
+      <w:r>
+        <w:rPr>
+          <w:lang w:val="ar_AE" w:bidi="ar_AE"/>
+        </w:rPr>
+      </w:r>
+      <w:r>
+        <w:rPr>
           <w:b/>
           <w:lang w:val="ar_AE" w:bidi="ar_AE"/>
         </w:rPr>
@@ -8301,6 +9377,22 @@
       </w:r>
       <w:r>
         <w:rPr>
+          <w:lang w:val="ar_AE" w:bidi="ar_AE"/>
+        </w:rPr>
+        <w:t>הֲ⁠ל֥וֹא כָמֹ֛⁠הוּ כְּ⁠אַ֖יִן בְּ⁠עֵינֵי⁠כֶֽם</w:t>
+      </w:r>
+    </w:p>
+    <w:p>
+      <w:pPr>
+        <w:bidi/>
+      </w:pPr>
+      <w:r>
+        <w:rPr>
+          <w:lang w:val="ar_AE" w:bidi="ar_AE"/>
+        </w:rPr>
+      </w:r>
+      <w:r>
+        <w:rPr>
           <w:b/>
           <w:lang w:val="ar_AE" w:bidi="ar_AE"/>
         </w:rPr>
@@ -8420,6 +9512,22 @@
       </w:r>
       <w:r>
         <w:rPr>
+          <w:lang w:val="ar_AE" w:bidi="ar_AE"/>
+        </w:rPr>
+        <w:t>וְ⁠עַתָּ֣ה חֲזַ֣ק זְרֻבָּבֶ֣ל ׀ נְאֻם־יְהוָ֡ה וַ⁠חֲזַ֣ק יְהוֹשֻׁ֣עַ בֶּן־יְהוֹצָדָק֩ הַ⁠כֹּהֵ֨ן הַ⁠גָּד֜וֹל וַ⁠חֲזַ֨ק כָּל־עַ֥ם הָ⁠אָ֛רֶץ נְאֻם־יְהוָ֖ה וַֽ⁠עֲשׂ֑וּ כִּֽי־אֲנִ֣י אִתְּ⁠כֶ֔ם נְאֻ֖ם יְהוָ֥ה צְבָאֽוֹת</w:t>
+      </w:r>
+    </w:p>
+    <w:p>
+      <w:pPr>
+        <w:bidi/>
+      </w:pPr>
+      <w:r>
+        <w:rPr>
+          <w:lang w:val="ar_AE" w:bidi="ar_AE"/>
+        </w:rPr>
+      </w:r>
+      <w:r>
+        <w:rPr>
           <w:b/>
           <w:lang w:val="ar_AE" w:bidi="ar_AE"/>
         </w:rPr>
@@ -8526,6 +9634,22 @@
       </w:r>
       <w:r>
         <w:rPr>
+          <w:lang w:val="ar_AE" w:bidi="ar_AE"/>
+        </w:rPr>
+        <w:t>כָּל־עַ֥ם הָ⁠אָ֛רֶץ</w:t>
+      </w:r>
+    </w:p>
+    <w:p>
+      <w:pPr>
+        <w:bidi/>
+      </w:pPr>
+      <w:r>
+        <w:rPr>
+          <w:lang w:val="ar_AE" w:bidi="ar_AE"/>
+        </w:rPr>
+      </w:r>
+      <w:r>
+        <w:rPr>
           <w:b/>
           <w:lang w:val="ar_AE" w:bidi="ar_AE"/>
         </w:rPr>
@@ -8547,7 +9671,7 @@
         </w:rPr>
         <w:t xml:space="preserve">يستخدم الرب هذا التعبير للإشارة إلى اليهود الذين عادوا من السبي. حيث تعني العبارة نفس الشيء مثل مصطلح "البقية" في </w:t>
       </w:r>
-      <w:hyperlink r:id="rId15">
+      <w:hyperlink r:id="rId17">
         <w:r>
           <w:rPr>
             <w:lang w:val="ar_AE" w:bidi="ar_AE"/>
@@ -8565,7 +9689,7 @@
         </w:rPr>
         <w:t xml:space="preserve"> و</w:t>
       </w:r>
-      <w:hyperlink r:id="rId16">
+      <w:hyperlink r:id="rId18">
         <w:r>
           <w:rPr>
             <w:lang w:val="ar_AE" w:bidi="ar_AE"/>
@@ -8654,6 +9778,22 @@
       </w:r>
       <w:r>
         <w:rPr>
+          <w:lang w:val="ar_AE" w:bidi="ar_AE"/>
+        </w:rPr>
+        <w:t>אֶֽת־הַ⁠דָּבָ֞ר אֲשֶׁר־כָּרַ֤תִּי אִתְּ⁠כֶם֙ בְּ⁠צֵאתְ⁠כֶ֣ם מִ⁠מִּצְרַ֔יִם וְ⁠רוּחִ֖⁠י עֹמֶ֣דֶת בְּ⁠תוֹכְ⁠כֶ֑ם אַל־תִּירָֽאוּ</w:t>
+      </w:r>
+    </w:p>
+    <w:p>
+      <w:pPr>
+        <w:bidi/>
+      </w:pPr>
+      <w:r>
+        <w:rPr>
+          <w:lang w:val="ar_AE" w:bidi="ar_AE"/>
+        </w:rPr>
+      </w:r>
+      <w:r>
+        <w:rPr>
           <w:b/>
           <w:lang w:val="ar_AE" w:bidi="ar_AE"/>
         </w:rPr>
@@ -8760,6 +9900,22 @@
       </w:r>
       <w:r>
         <w:rPr>
+          <w:lang w:val="ar_AE" w:bidi="ar_AE"/>
+        </w:rPr>
+        <w:t>אֶֽת־הַ⁠דָּבָ֞ר אֲשֶׁר־כָּרַ֤תִּי אִתְּ⁠כֶם֙</w:t>
+      </w:r>
+    </w:p>
+    <w:p>
+      <w:pPr>
+        <w:bidi/>
+      </w:pPr>
+      <w:r>
+        <w:rPr>
+          <w:lang w:val="ar_AE" w:bidi="ar_AE"/>
+        </w:rPr>
+      </w:r>
+      <w:r>
+        <w:rPr>
           <w:b/>
           <w:lang w:val="ar_AE" w:bidi="ar_AE"/>
         </w:rPr>
@@ -8866,6 +10022,22 @@
       </w:r>
       <w:r>
         <w:rPr>
+          <w:lang w:val="ar_AE" w:bidi="ar_AE"/>
+        </w:rPr>
+        <w:t>אֶֽת־הַ⁠דָּבָ֞ר אֲשֶׁר־כָּרַ֤תִּי אִתְּ⁠כֶם֙</w:t>
+      </w:r>
+    </w:p>
+    <w:p>
+      <w:pPr>
+        <w:bidi/>
+      </w:pPr>
+      <w:r>
+        <w:rPr>
+          <w:lang w:val="ar_AE" w:bidi="ar_AE"/>
+        </w:rPr>
+      </w:r>
+      <w:r>
+        <w:rPr>
           <w:b/>
           <w:lang w:val="ar_AE" w:bidi="ar_AE"/>
         </w:rPr>
@@ -8971,6 +10143,22 @@
       </w:r>
       <w:r>
         <w:rPr>
+          <w:lang w:val="ar_AE" w:bidi="ar_AE"/>
+        </w:rPr>
+        <w:t>אֶֽת־הַ⁠דָּבָ֞ר אֲשֶׁר־כָּרַ֤תִּי אִתְּ⁠כֶם֙ בְּ⁠צֵאתְ⁠כֶ֣ם מִ⁠מִּצְרַ֔יִם</w:t>
+      </w:r>
+    </w:p>
+    <w:p>
+      <w:pPr>
+        <w:bidi/>
+      </w:pPr>
+      <w:r>
+        <w:rPr>
+          <w:lang w:val="ar_AE" w:bidi="ar_AE"/>
+        </w:rPr>
+      </w:r>
+      <w:r>
+        <w:rPr>
           <w:b/>
           <w:lang w:val="ar_AE" w:bidi="ar_AE"/>
         </w:rPr>
@@ -9032,7 +10220,7 @@
         </w:rPr>
         <w:t xml:space="preserve">". فقد أعطى الرب هذا الوعد لبني إسرائيل عند خروجهم من أرض مصر. انظر، على سبيل المثال، </w:t>
       </w:r>
-      <w:hyperlink r:id="rId17">
+      <w:hyperlink r:id="rId19">
         <w:r>
           <w:rPr>
             <w:lang w:val="ar_AE" w:bidi="ar_AE"/>
@@ -9134,6 +10322,22 @@
       </w:r>
       <w:r>
         <w:rPr>
+          <w:lang w:val="ar_AE" w:bidi="ar_AE"/>
+        </w:rPr>
+        <w:t>וְ⁠רוּחִ֖⁠י עֹמֶ֣דֶת בְּ⁠תוֹכְ⁠כֶ֑ם</w:t>
+      </w:r>
+    </w:p>
+    <w:p>
+      <w:pPr>
+        <w:bidi/>
+      </w:pPr>
+      <w:r>
+        <w:rPr>
+          <w:lang w:val="ar_AE" w:bidi="ar_AE"/>
+        </w:rPr>
+      </w:r>
+      <w:r>
+        <w:rPr>
           <w:b/>
           <w:lang w:val="ar_AE" w:bidi="ar_AE"/>
         </w:rPr>
@@ -9240,6 +10444,22 @@
       </w:r>
       <w:r>
         <w:rPr>
+          <w:lang w:val="ar_AE" w:bidi="ar_AE"/>
+        </w:rPr>
+        <w:t>כִּ֣י כֹ֤ה אָמַר֙ יְהוָ֣ה צְבָא֔וֹת ע֥וֹד אַחַ֖ת מְעַ֣ט הִ֑יא וַ⁠אֲנִ֗י מַרְעִישׁ֙ אֶת־הַ⁠שָּׁמַ֣יִם וְ⁠אֶת־הָ⁠אָ֔רֶץ וְ⁠אֶת־הַ⁠יָּ֖ם וְ⁠אֶת־הֶ⁠חָרָבָֽה</w:t>
+      </w:r>
+    </w:p>
+    <w:p>
+      <w:pPr>
+        <w:bidi/>
+      </w:pPr>
+      <w:r>
+        <w:rPr>
+          <w:lang w:val="ar_AE" w:bidi="ar_AE"/>
+        </w:rPr>
+      </w:r>
+      <w:r>
+        <w:rPr>
           <w:b/>
           <w:lang w:val="ar_AE" w:bidi="ar_AE"/>
         </w:rPr>
@@ -9346,6 +10566,22 @@
       </w:r>
       <w:r>
         <w:rPr>
+          <w:lang w:val="ar_AE" w:bidi="ar_AE"/>
+        </w:rPr>
+        <w:t>ע֥וֹד אַחַ֖ת מְעַ֣ט הִ֑יא וַ⁠אֲנִ֗י מַרְעִישׁ֙</w:t>
+      </w:r>
+    </w:p>
+    <w:p>
+      <w:pPr>
+        <w:bidi/>
+      </w:pPr>
+      <w:r>
+        <w:rPr>
+          <w:lang w:val="ar_AE" w:bidi="ar_AE"/>
+        </w:rPr>
+      </w:r>
+      <w:r>
+        <w:rPr>
           <w:b/>
           <w:lang w:val="ar_AE" w:bidi="ar_AE"/>
         </w:rPr>
@@ -9464,6 +10700,22 @@
       </w:r>
       <w:r>
         <w:rPr>
+          <w:lang w:val="ar_AE" w:bidi="ar_AE"/>
+        </w:rPr>
+        <w:t>וַ⁠אֲנִ֗י מַרְעִישׁ֙</w:t>
+      </w:r>
+    </w:p>
+    <w:p>
+      <w:pPr>
+        <w:bidi/>
+      </w:pPr>
+      <w:r>
+        <w:rPr>
+          <w:lang w:val="ar_AE" w:bidi="ar_AE"/>
+        </w:rPr>
+      </w:r>
+      <w:r>
+        <w:rPr>
           <w:b/>
           <w:lang w:val="ar_AE" w:bidi="ar_AE"/>
         </w:rPr>
@@ -9595,6 +10847,22 @@
       </w:r>
       <w:r>
         <w:rPr>
+          <w:lang w:val="ar_AE" w:bidi="ar_AE"/>
+        </w:rPr>
+        <w:t>אֶת־הַ⁠שָּׁמַ֣יִם וְ⁠אֶת־הָ⁠אָ֔רֶץ וְ⁠אֶת־הַ⁠יָּ֖ם וְ⁠אֶת־הֶ⁠חָרָבָֽה</w:t>
+      </w:r>
+    </w:p>
+    <w:p>
+      <w:pPr>
+        <w:bidi/>
+      </w:pPr>
+      <w:r>
+        <w:rPr>
+          <w:lang w:val="ar_AE" w:bidi="ar_AE"/>
+        </w:rPr>
+      </w:r>
+      <w:r>
+        <w:rPr>
           <w:b/>
           <w:lang w:val="ar_AE" w:bidi="ar_AE"/>
         </w:rPr>
@@ -9753,6 +11021,22 @@
       </w:r>
       <w:r>
         <w:rPr>
+          <w:lang w:val="ar_AE" w:bidi="ar_AE"/>
+        </w:rPr>
+        <w:t>וְ⁠הִרְעַשְׁתִּי֙ אֶת־כָּל־הַ⁠גּוֹיִ֔ם וּ⁠בָ֖אוּ חֶמְדַּ֣ת כָּל־הַ⁠גּוֹיִ֑ם וּ⁠מִלֵּאתִ֞י אֶת־הַ⁠בַּ֤יִת הַ⁠זֶּה֙ כָּב֔וֹד אָמַ֖ר יְהוָ֥ה צְבָאֽוֹת</w:t>
+      </w:r>
+    </w:p>
+    <w:p>
+      <w:pPr>
+        <w:bidi/>
+      </w:pPr>
+      <w:r>
+        <w:rPr>
+          <w:lang w:val="ar_AE" w:bidi="ar_AE"/>
+        </w:rPr>
+      </w:r>
+      <w:r>
+        <w:rPr>
           <w:b/>
           <w:lang w:val="ar_AE" w:bidi="ar_AE"/>
         </w:rPr>
@@ -9859,6 +11143,22 @@
       </w:r>
       <w:r>
         <w:rPr>
+          <w:lang w:val="ar_AE" w:bidi="ar_AE"/>
+        </w:rPr>
+        <w:t>וְ⁠הִרְעַשְׁתִּי֙ אֶת־כָּל־הַ⁠גּוֹיִ֔ם</w:t>
+      </w:r>
+    </w:p>
+    <w:p>
+      <w:pPr>
+        <w:bidi/>
+      </w:pPr>
+      <w:r>
+        <w:rPr>
+          <w:lang w:val="ar_AE" w:bidi="ar_AE"/>
+        </w:rPr>
+      </w:r>
+      <w:r>
+        <w:rPr>
           <w:b/>
           <w:lang w:val="ar_AE" w:bidi="ar_AE"/>
         </w:rPr>
@@ -9977,6 +11277,22 @@
       </w:r>
       <w:r>
         <w:rPr>
+          <w:lang w:val="ar_AE" w:bidi="ar_AE"/>
+        </w:rPr>
+        <w:t>וּ⁠מִלֵּאתִ֞י אֶת־הַ⁠בַּ֤יִת הַ⁠זֶּה֙ כָּב֔וֹד</w:t>
+      </w:r>
+    </w:p>
+    <w:p>
+      <w:pPr>
+        <w:bidi/>
+      </w:pPr>
+      <w:r>
+        <w:rPr>
+          <w:lang w:val="ar_AE" w:bidi="ar_AE"/>
+        </w:rPr>
+      </w:r>
+      <w:r>
+        <w:rPr>
           <w:b/>
           <w:lang w:val="ar_AE" w:bidi="ar_AE"/>
         </w:rPr>
@@ -10135,6 +11451,22 @@
       </w:r>
       <w:r>
         <w:rPr>
+          <w:lang w:val="ar_AE" w:bidi="ar_AE"/>
+        </w:rPr>
+        <w:t>לִ֥⁠י הַ⁠כֶּ֖סֶף וְ⁠לִ֣⁠י הַ⁠זָּהָ֑ב נְאֻ֖ם יְהוָ֥ה צְבָאֽוֹת</w:t>
+      </w:r>
+    </w:p>
+    <w:p>
+      <w:pPr>
+        <w:bidi/>
+      </w:pPr>
+      <w:r>
+        <w:rPr>
+          <w:lang w:val="ar_AE" w:bidi="ar_AE"/>
+        </w:rPr>
+      </w:r>
+      <w:r>
+        <w:rPr>
           <w:b/>
           <w:lang w:val="ar_AE" w:bidi="ar_AE"/>
         </w:rPr>
@@ -10241,6 +11573,22 @@
       </w:r>
       <w:r>
         <w:rPr>
+          <w:lang w:val="ar_AE" w:bidi="ar_AE"/>
+        </w:rPr>
+        <w:t>לִ֥⁠י הַ⁠כֶּ֖סֶף וְ⁠לִ֣⁠י הַ⁠זָּהָ֑ב</w:t>
+      </w:r>
+    </w:p>
+    <w:p>
+      <w:pPr>
+        <w:bidi/>
+      </w:pPr>
+      <w:r>
+        <w:rPr>
+          <w:lang w:val="ar_AE" w:bidi="ar_AE"/>
+        </w:rPr>
+      </w:r>
+      <w:r>
+        <w:rPr>
           <w:b/>
           <w:lang w:val="ar_AE" w:bidi="ar_AE"/>
         </w:rPr>
@@ -10333,6 +11681,22 @@
       </w:r>
       <w:r>
         <w:rPr>
+          <w:lang w:val="ar_AE" w:bidi="ar_AE"/>
+        </w:rPr>
+        <w:t>גָּד֣וֹל יִֽהְיֶ֡ה כְּבוֹד֩ הַ⁠בַּ֨יִת הַ⁠זֶּ֤ה הָ⁠אַֽחֲרוֹן֙ מִן־הָ֣⁠רִאשׁ֔וֹן אָמַ֖ר יְהוָ֣ה צְבָא֑וֹת וּ⁠בַ⁠מָּק֤וֹם הַ⁠זֶּה֙ אֶתֵּ֣ן שָׁל֔וֹם נְאֻ֖ם יְהוָ֥ה צְבָאֽוֹת</w:t>
+      </w:r>
+    </w:p>
+    <w:p>
+      <w:pPr>
+        <w:bidi/>
+      </w:pPr>
+      <w:r>
+        <w:rPr>
+          <w:lang w:val="ar_AE" w:bidi="ar_AE"/>
+        </w:rPr>
+      </w:r>
+      <w:r>
+        <w:rPr>
           <w:b/>
           <w:lang w:val="ar_AE" w:bidi="ar_AE"/>
         </w:rPr>
@@ -10439,6 +11803,22 @@
       </w:r>
       <w:r>
         <w:rPr>
+          <w:lang w:val="ar_AE" w:bidi="ar_AE"/>
+        </w:rPr>
+        <w:t>גָּד֣וֹל יִֽהְיֶ֡ה כְּבוֹד֩ הַ⁠בַּ֨יִת הַ⁠זֶּ֤ה הָ⁠אַֽחֲרוֹן֙ מִן־הָ֣⁠רִאשׁ֔וֹן</w:t>
+      </w:r>
+    </w:p>
+    <w:p>
+      <w:pPr>
+        <w:bidi/>
+      </w:pPr>
+      <w:r>
+        <w:rPr>
+          <w:lang w:val="ar_AE" w:bidi="ar_AE"/>
+        </w:rPr>
+      </w:r>
+      <w:r>
+        <w:rPr>
           <w:b/>
           <w:lang w:val="ar_AE" w:bidi="ar_AE"/>
         </w:rPr>
@@ -10545,6 +11925,22 @@
       </w:r>
       <w:r>
         <w:rPr>
+          <w:lang w:val="ar_AE" w:bidi="ar_AE"/>
+        </w:rPr>
+        <w:t>גָּד֣וֹל יִֽהְיֶ֡ה כְּבוֹד֩ הַ⁠בַּ֨יִת הַ⁠זֶּ֤ה הָ⁠אַֽחֲרוֹן֙ מִן־הָ֣⁠רִאשׁ֔וֹן</w:t>
+      </w:r>
+    </w:p>
+    <w:p>
+      <w:pPr>
+        <w:bidi/>
+      </w:pPr>
+      <w:r>
+        <w:rPr>
+          <w:lang w:val="ar_AE" w:bidi="ar_AE"/>
+        </w:rPr>
+      </w:r>
+      <w:r>
+        <w:rPr>
           <w:b/>
           <w:lang w:val="ar_AE" w:bidi="ar_AE"/>
         </w:rPr>
@@ -10650,6 +12046,22 @@
       </w:r>
       <w:r>
         <w:rPr>
+          <w:lang w:val="ar_AE" w:bidi="ar_AE"/>
+        </w:rPr>
+        <w:t>הַ⁠בַּ֨יִת</w:t>
+      </w:r>
+    </w:p>
+    <w:p>
+      <w:pPr>
+        <w:bidi/>
+      </w:pPr>
+      <w:r>
+        <w:rPr>
+          <w:lang w:val="ar_AE" w:bidi="ar_AE"/>
+        </w:rPr>
+      </w:r>
+      <w:r>
+        <w:rPr>
           <w:b/>
           <w:lang w:val="ar_AE" w:bidi="ar_AE"/>
         </w:rPr>
@@ -10782,6 +12194,22 @@
       </w:r>
       <w:r>
         <w:rPr>
+          <w:lang w:val="ar_AE" w:bidi="ar_AE"/>
+        </w:rPr>
+        <w:t>וּ⁠בַ⁠מָּק֤וֹם הַ⁠זֶּה֙ אֶתֵּ֣ן שָׁל֔וֹם</w:t>
+      </w:r>
+    </w:p>
+    <w:p>
+      <w:pPr>
+        <w:bidi/>
+      </w:pPr>
+      <w:r>
+        <w:rPr>
+          <w:lang w:val="ar_AE" w:bidi="ar_AE"/>
+        </w:rPr>
+      </w:r>
+      <w:r>
+        <w:rPr>
           <w:b/>
           <w:lang w:val="ar_AE" w:bidi="ar_AE"/>
         </w:rPr>
@@ -10914,6 +12342,22 @@
       </w:r>
       <w:r>
         <w:rPr>
+          <w:lang w:val="ar_AE" w:bidi="ar_AE"/>
+        </w:rPr>
+        <w:t>בְּ⁠עֶשְׂרִ֤ים וְ⁠אַרְבָּעָה֙ לַ⁠תְּשִׁיעִ֔י</w:t>
+      </w:r>
+    </w:p>
+    <w:p>
+      <w:pPr>
+        <w:bidi/>
+      </w:pPr>
+      <w:r>
+        <w:rPr>
+          <w:lang w:val="ar_AE" w:bidi="ar_AE"/>
+        </w:rPr>
+      </w:r>
+      <w:r>
+        <w:rPr>
           <w:b/>
           <w:lang w:val="ar_AE" w:bidi="ar_AE"/>
         </w:rPr>
@@ -11020,6 +12464,22 @@
       </w:r>
       <w:r>
         <w:rPr>
+          <w:lang w:val="ar_AE" w:bidi="ar_AE"/>
+        </w:rPr>
+        <w:t>בְּ⁠עֶשְׂרִ֤ים וְ⁠אַרְבָּעָה֙ לַ⁠תְּשִׁיעִ֔י בִּ⁠שְׁנַ֥ת שְׁתַּ֖יִם לְ⁠דָרְיָ֑וֶשׁ</w:t>
+      </w:r>
+    </w:p>
+    <w:p>
+      <w:pPr>
+        <w:bidi/>
+      </w:pPr>
+      <w:r>
+        <w:rPr>
+          <w:lang w:val="ar_AE" w:bidi="ar_AE"/>
+        </w:rPr>
+      </w:r>
+      <w:r>
+        <w:rPr>
           <w:b/>
           <w:lang w:val="ar_AE" w:bidi="ar_AE"/>
         </w:rPr>
@@ -11126,6 +12586,22 @@
       </w:r>
       <w:r>
         <w:rPr>
+          <w:lang w:val="ar_AE" w:bidi="ar_AE"/>
+        </w:rPr>
+        <w:t>בְּ⁠עֶשְׂרִ֤ים וְ⁠אַרְבָּעָה֙ לַ⁠תְּשִׁיעִ֔י</w:t>
+      </w:r>
+    </w:p>
+    <w:p>
+      <w:pPr>
+        <w:bidi/>
+      </w:pPr>
+      <w:r>
+        <w:rPr>
+          <w:lang w:val="ar_AE" w:bidi="ar_AE"/>
+        </w:rPr>
+      </w:r>
+      <w:r>
+        <w:rPr>
           <w:b/>
           <w:lang w:val="ar_AE" w:bidi="ar_AE"/>
         </w:rPr>
@@ -11173,7 +12649,7 @@
         </w:rPr>
         <w:t xml:space="preserve"> في التقويم العبري بالقرب من منتصف ديسمبر في التقويمات الغربية. انظر كيف قررت ترجمة العبارة المشابهة إلى يوم وشهر في </w:t>
       </w:r>
-      <w:hyperlink r:id="rId13">
+      <w:hyperlink r:id="rId15">
         <w:r>
           <w:rPr>
             <w:lang w:val="ar_AE" w:bidi="ar_AE"/>
@@ -11262,6 +12738,22 @@
       </w:r>
       <w:r>
         <w:rPr>
+          <w:lang w:val="ar_AE" w:bidi="ar_AE"/>
+        </w:rPr>
+        <w:t>הָיָה֙ דְּבַר־יְהוָ֔ה אֶל־חַגַּ֥י הַ⁠נָּבִ֖יא לֵ⁠אמֹֽר</w:t>
+      </w:r>
+    </w:p>
+    <w:p>
+      <w:pPr>
+        <w:bidi/>
+      </w:pPr>
+      <w:r>
+        <w:rPr>
+          <w:lang w:val="ar_AE" w:bidi="ar_AE"/>
+        </w:rPr>
+      </w:r>
+      <w:r>
+        <w:rPr>
           <w:b/>
           <w:lang w:val="ar_AE" w:bidi="ar_AE"/>
         </w:rPr>
@@ -11297,7 +12789,7 @@
         </w:rPr>
         <w:t xml:space="preserve">انظر كيف ترجمت العبارة المماثلة في </w:t>
       </w:r>
-      <w:hyperlink r:id="rId13">
+      <w:hyperlink r:id="rId15">
         <w:r>
           <w:rPr>
             <w:lang w:val="ar_AE" w:bidi="ar_AE"/>
@@ -11386,6 +12878,22 @@
       </w:r>
       <w:r>
         <w:rPr>
+          <w:lang w:val="ar_AE" w:bidi="ar_AE"/>
+        </w:rPr>
+        <w:t>כֹּ֥ה אָמַ֖ר יְהוָ֣ה צְבָא֑וֹת שְׁאַל־נָ֧א אֶת־הַ⁠כֹּהֲנִ֛ים תּוֹרָ֖ה לֵ⁠אמֹֽר</w:t>
+      </w:r>
+    </w:p>
+    <w:p>
+      <w:pPr>
+        <w:bidi/>
+      </w:pPr>
+      <w:r>
+        <w:rPr>
+          <w:lang w:val="ar_AE" w:bidi="ar_AE"/>
+        </w:rPr>
+      </w:r>
+      <w:r>
+        <w:rPr>
           <w:b/>
           <w:lang w:val="ar_AE" w:bidi="ar_AE"/>
         </w:rPr>
@@ -11492,6 +13000,22 @@
       </w:r>
       <w:r>
         <w:rPr>
+          <w:lang w:val="ar_AE" w:bidi="ar_AE"/>
+        </w:rPr>
+        <w:t>הֵ֣ן ׀ יִשָּׂא־אִ֨ישׁ בְּשַׂר־קֹ֜דֶשׁ בִּ⁠כְנַ֣ף בִּגְד֗⁠וֹ וְ⁠נָגַ֣ע בִּ֠⁠כְנָפ⁠וֹ אֶל־הַ⁠לֶּ֨חֶם וְ⁠אֶל־הַ⁠נָּזִ֜יד וְ⁠אֶל־הַ⁠יַּ֧יִן וְ⁠אֶל־שֶׁ֛מֶן וְ⁠אֶל־כָּל־מַאֲכָ֖ל הֲ⁠יִקְדָּ֑שׁ</w:t>
+      </w:r>
+    </w:p>
+    <w:p>
+      <w:pPr>
+        <w:bidi/>
+      </w:pPr>
+      <w:r>
+        <w:rPr>
+          <w:lang w:val="ar_AE" w:bidi="ar_AE"/>
+        </w:rPr>
+      </w:r>
+      <w:r>
+        <w:rPr>
           <w:b/>
           <w:lang w:val="ar_AE" w:bidi="ar_AE"/>
         </w:rPr>
@@ -11598,6 +13122,22 @@
       </w:r>
       <w:r>
         <w:rPr>
+          <w:lang w:val="ar_AE" w:bidi="ar_AE"/>
+        </w:rPr>
+        <w:t>הֵ֣ן ׀ יִשָּׂא־אִ֨ישׁ בְּשַׂר־קֹ֜דֶשׁ בִּ⁠כְנַ֣ף בִּגְד֗⁠וֹ וְ⁠נָגַ֣ע בִּ֠⁠כְנָפ⁠וֹ אֶל־הַ⁠לֶּ֨חֶם וְ⁠אֶל־הַ⁠נָּזִ֜יד וְ⁠אֶל־הַ⁠יַּ֧יִן וְ⁠אֶל־שֶׁ֛מֶן וְ⁠אֶל־כָּל־מַאֲכָ֖ל הֲ⁠יִקְדָּ֑שׁ</w:t>
+      </w:r>
+    </w:p>
+    <w:p>
+      <w:pPr>
+        <w:bidi/>
+      </w:pPr>
+      <w:r>
+        <w:rPr>
+          <w:lang w:val="ar_AE" w:bidi="ar_AE"/>
+        </w:rPr>
+      </w:r>
+      <w:r>
+        <w:rPr>
           <w:b/>
           <w:lang w:val="ar_AE" w:bidi="ar_AE"/>
         </w:rPr>
@@ -11690,6 +13230,22 @@
       </w:r>
       <w:r>
         <w:rPr>
+          <w:lang w:val="ar_AE" w:bidi="ar_AE"/>
+        </w:rPr>
+        <w:t>בְּשַׂר־קֹ֜דֶשׁ</w:t>
+      </w:r>
+    </w:p>
+    <w:p>
+      <w:pPr>
+        <w:bidi/>
+      </w:pPr>
+      <w:r>
+        <w:rPr>
+          <w:lang w:val="ar_AE" w:bidi="ar_AE"/>
+        </w:rPr>
+      </w:r>
+      <w:r>
+        <w:rPr>
           <w:b/>
           <w:lang w:val="ar_AE" w:bidi="ar_AE"/>
         </w:rPr>
@@ -11809,6 +13365,22 @@
       </w:r>
       <w:r>
         <w:rPr>
+          <w:lang w:val="ar_AE" w:bidi="ar_AE"/>
+        </w:rPr>
+        <w:t>לֹֽא</w:t>
+      </w:r>
+    </w:p>
+    <w:p>
+      <w:pPr>
+        <w:bidi/>
+      </w:pPr>
+      <w:r>
+        <w:rPr>
+          <w:lang w:val="ar_AE" w:bidi="ar_AE"/>
+        </w:rPr>
+      </w:r>
+      <w:r>
+        <w:rPr>
           <w:b/>
           <w:lang w:val="ar_AE" w:bidi="ar_AE"/>
         </w:rPr>
@@ -11857,7 +13429,7 @@
         </w:rPr>
         <w:t xml:space="preserve"> يجعل الإنسان "مقدسًا" (وبالتالي يمنحه بعض الامتيازات ولكنه يجعله أيضًا خاضعًا لبعض القيود، انظر </w:t>
       </w:r>
-      <w:hyperlink r:id="rId18">
+      <w:hyperlink r:id="rId20">
         <w:r>
           <w:rPr>
             <w:lang w:val="ar_AE" w:bidi="ar_AE"/>
@@ -11946,6 +13518,22 @@
       </w:r>
       <w:r>
         <w:rPr>
+          <w:lang w:val="ar_AE" w:bidi="ar_AE"/>
+        </w:rPr>
+        <w:t>טְמֵא־נֶ֛פֶשׁ</w:t>
+      </w:r>
+    </w:p>
+    <w:p>
+      <w:pPr>
+        <w:bidi/>
+      </w:pPr>
+      <w:r>
+        <w:rPr>
+          <w:lang w:val="ar_AE" w:bidi="ar_AE"/>
+        </w:rPr>
+      </w:r>
+      <w:r>
+        <w:rPr>
           <w:b/>
           <w:lang w:val="ar_AE" w:bidi="ar_AE"/>
         </w:rPr>
@@ -12065,6 +13653,22 @@
       </w:r>
       <w:r>
         <w:rPr>
+          <w:lang w:val="ar_AE" w:bidi="ar_AE"/>
+        </w:rPr>
+        <w:t>טְמֵא־נֶ֛פֶשׁ</w:t>
+      </w:r>
+    </w:p>
+    <w:p>
+      <w:pPr>
+        <w:bidi/>
+      </w:pPr>
+      <w:r>
+        <w:rPr>
+          <w:lang w:val="ar_AE" w:bidi="ar_AE"/>
+        </w:rPr>
+      </w:r>
+      <w:r>
+        <w:rPr>
           <w:b/>
           <w:lang w:val="ar_AE" w:bidi="ar_AE"/>
         </w:rPr>
@@ -12170,6 +13774,22 @@
       </w:r>
       <w:r>
         <w:rPr>
+          <w:lang w:val="ar_AE" w:bidi="ar_AE"/>
+        </w:rPr>
+        <w:t>טְמֵא־נֶ֛פֶשׁ</w:t>
+      </w:r>
+    </w:p>
+    <w:p>
+      <w:pPr>
+        <w:bidi/>
+      </w:pPr>
+      <w:r>
+        <w:rPr>
+          <w:lang w:val="ar_AE" w:bidi="ar_AE"/>
+        </w:rPr>
+      </w:r>
+      <w:r>
+        <w:rPr>
           <w:b/>
           <w:lang w:val="ar_AE" w:bidi="ar_AE"/>
         </w:rPr>
@@ -12191,7 +13811,7 @@
         </w:rPr>
         <w:t xml:space="preserve">يشترك حجّي والكهنة في المعرفة بأنّ الإسرائيلي إذا لمس جسدًا ميتًا، أي شيئًا نجسًا من الناحية الطقسية، فإنّه يصير نجسًا هو نفسه لفترة زمنية معيّنة (انظر </w:t>
       </w:r>
-      <w:hyperlink r:id="rId19">
+      <w:hyperlink r:id="rId21">
         <w:r>
           <w:rPr>
             <w:lang w:val="ar_AE" w:bidi="ar_AE"/>
@@ -12280,6 +13900,22 @@
       </w:r>
       <w:r>
         <w:rPr>
+          <w:lang w:val="ar_AE" w:bidi="ar_AE"/>
+        </w:rPr>
+        <w:t>בְּ⁠כָל־אֵ֖לֶּה הֲ⁠יִטְמָ֑א</w:t>
+      </w:r>
+    </w:p>
+    <w:p>
+      <w:pPr>
+        <w:bidi/>
+      </w:pPr>
+      <w:r>
+        <w:rPr>
+          <w:lang w:val="ar_AE" w:bidi="ar_AE"/>
+        </w:rPr>
+      </w:r>
+      <w:r>
+        <w:rPr>
           <w:b/>
           <w:lang w:val="ar_AE" w:bidi="ar_AE"/>
         </w:rPr>
@@ -12399,6 +14035,22 @@
       </w:r>
       <w:r>
         <w:rPr>
+          <w:lang w:val="ar_AE" w:bidi="ar_AE"/>
+        </w:rPr>
+        <w:t>יִטְמָֽא</w:t>
+      </w:r>
+    </w:p>
+    <w:p>
+      <w:pPr>
+        <w:bidi/>
+      </w:pPr>
+      <w:r>
+        <w:rPr>
+          <w:lang w:val="ar_AE" w:bidi="ar_AE"/>
+        </w:rPr>
+      </w:r>
+      <w:r>
+        <w:rPr>
           <w:b/>
           <w:lang w:val="ar_AE" w:bidi="ar_AE"/>
         </w:rPr>
@@ -12505,6 +14157,22 @@
       </w:r>
       <w:r>
         <w:rPr>
+          <w:lang w:val="ar_AE" w:bidi="ar_AE"/>
+        </w:rPr>
+        <w:t>כֵּ֣ן הָֽ⁠עָם־הַ֠⁠זֶּה וְ⁠כֵן־הַ⁠גּ֨וֹי הַ⁠זֶּ֤ה לְ⁠פָנַ⁠י֙ נְאֻם־יְהוָ֔ה וְ⁠כֵ֖ן כָּל־מַעֲשֵׂ֣ה יְדֵי⁠הֶ֑ם וַ⁠אֲשֶׁ֥ר יַקְרִ֛יבוּ שָׁ֖ם טָמֵ֥א הֽוּא</w:t>
+      </w:r>
+    </w:p>
+    <w:p>
+      <w:pPr>
+        <w:bidi/>
+      </w:pPr>
+      <w:r>
+        <w:rPr>
+          <w:lang w:val="ar_AE" w:bidi="ar_AE"/>
+        </w:rPr>
+      </w:r>
+      <w:r>
+        <w:rPr>
           <w:b/>
           <w:lang w:val="ar_AE" w:bidi="ar_AE"/>
         </w:rPr>
@@ -12611,6 +14279,22 @@
       </w:r>
       <w:r>
         <w:rPr>
+          <w:lang w:val="ar_AE" w:bidi="ar_AE"/>
+        </w:rPr>
+        <w:t>כֵּ֣ן הָֽ⁠עָם־הַ֠⁠זֶּה וְ⁠כֵן־הַ⁠גּ֨וֹי הַ⁠זֶּ֤ה</w:t>
+      </w:r>
+    </w:p>
+    <w:p>
+      <w:pPr>
+        <w:bidi/>
+      </w:pPr>
+      <w:r>
+        <w:rPr>
+          <w:lang w:val="ar_AE" w:bidi="ar_AE"/>
+        </w:rPr>
+      </w:r>
+      <w:r>
+        <w:rPr>
           <w:b/>
           <w:lang w:val="ar_AE" w:bidi="ar_AE"/>
         </w:rPr>
@@ -12730,6 +14414,22 @@
       </w:r>
       <w:r>
         <w:rPr>
+          <w:lang w:val="ar_AE" w:bidi="ar_AE"/>
+        </w:rPr>
+        <w:t>כֵּ֣ן הָֽ⁠עָם־הַ֠⁠זֶּה וְ⁠כֵן־הַ⁠גּ֨וֹי הַ⁠זֶּ֤ה</w:t>
+      </w:r>
+    </w:p>
+    <w:p>
+      <w:pPr>
+        <w:bidi/>
+      </w:pPr>
+      <w:r>
+        <w:rPr>
+          <w:lang w:val="ar_AE" w:bidi="ar_AE"/>
+        </w:rPr>
+      </w:r>
+      <w:r>
+        <w:rPr>
           <w:b/>
           <w:lang w:val="ar_AE" w:bidi="ar_AE"/>
         </w:rPr>
@@ -12862,6 +14562,22 @@
       </w:r>
       <w:r>
         <w:rPr>
+          <w:lang w:val="ar_AE" w:bidi="ar_AE"/>
+        </w:rPr>
+        <w:t>לְ⁠פָנַ⁠י֙</w:t>
+      </w:r>
+    </w:p>
+    <w:p>
+      <w:pPr>
+        <w:bidi/>
+      </w:pPr>
+      <w:r>
+        <w:rPr>
+          <w:lang w:val="ar_AE" w:bidi="ar_AE"/>
+        </w:rPr>
+      </w:r>
+      <w:r>
+        <w:rPr>
           <w:b/>
           <w:lang w:val="ar_AE" w:bidi="ar_AE"/>
         </w:rPr>
@@ -12981,6 +14697,22 @@
       </w:r>
       <w:r>
         <w:rPr>
+          <w:lang w:val="ar_AE" w:bidi="ar_AE"/>
+        </w:rPr>
+        <w:t>לְ⁠פָנַ⁠י֙</w:t>
+      </w:r>
+    </w:p>
+    <w:p>
+      <w:pPr>
+        <w:bidi/>
+      </w:pPr>
+      <w:r>
+        <w:rPr>
+          <w:lang w:val="ar_AE" w:bidi="ar_AE"/>
+        </w:rPr>
+      </w:r>
+      <w:r>
+        <w:rPr>
           <w:b/>
           <w:lang w:val="ar_AE" w:bidi="ar_AE"/>
         </w:rPr>
@@ -13087,6 +14819,22 @@
       </w:r>
       <w:r>
         <w:rPr>
+          <w:lang w:val="ar_AE" w:bidi="ar_AE"/>
+        </w:rPr>
+        <w:t>וְ⁠כֵ֖ן כָּל־מַעֲשֵׂ֣ה יְדֵי⁠הֶ֑ם</w:t>
+      </w:r>
+    </w:p>
+    <w:p>
+      <w:pPr>
+        <w:bidi/>
+      </w:pPr>
+      <w:r>
+        <w:rPr>
+          <w:lang w:val="ar_AE" w:bidi="ar_AE"/>
+        </w:rPr>
+      </w:r>
+      <w:r>
+        <w:rPr>
           <w:b/>
           <w:lang w:val="ar_AE" w:bidi="ar_AE"/>
         </w:rPr>
@@ -13206,6 +14954,22 @@
       </w:r>
       <w:r>
         <w:rPr>
+          <w:lang w:val="ar_AE" w:bidi="ar_AE"/>
+        </w:rPr>
+        <w:t>וַ⁠אֲשֶׁ֥ר יַקְרִ֛יבוּ שָׁ֖ם טָמֵ֥א הֽוּא</w:t>
+      </w:r>
+    </w:p>
+    <w:p>
+      <w:pPr>
+        <w:bidi/>
+      </w:pPr>
+      <w:r>
+        <w:rPr>
+          <w:lang w:val="ar_AE" w:bidi="ar_AE"/>
+        </w:rPr>
+      </w:r>
+      <w:r>
+        <w:rPr>
           <w:b/>
           <w:lang w:val="ar_AE" w:bidi="ar_AE"/>
         </w:rPr>
@@ -13254,7 +15018,7 @@
         </w:rPr>
         <w:t xml:space="preserve"> ضمنيًا، مذبحًا أقامه العائدون من السبي في موقع الهيكل. حيث يتم وصف ذلك في </w:t>
       </w:r>
-      <w:hyperlink r:id="rId20">
+      <w:hyperlink r:id="rId22">
         <w:r>
           <w:rPr>
             <w:lang w:val="ar_AE" w:bidi="ar_AE"/>
@@ -13343,6 +15107,22 @@
       </w:r>
       <w:r>
         <w:rPr>
+          <w:lang w:val="ar_AE" w:bidi="ar_AE"/>
+        </w:rPr>
+        <w:t>שִֽׂימוּ־נָ֣א לְבַבְ⁠כֶ֔ם</w:t>
+      </w:r>
+    </w:p>
+    <w:p>
+      <w:pPr>
+        <w:bidi/>
+      </w:pPr>
+      <w:r>
+        <w:rPr>
+          <w:lang w:val="ar_AE" w:bidi="ar_AE"/>
+        </w:rPr>
+      </w:r>
+      <w:r>
+        <w:rPr>
           <w:b/>
           <w:lang w:val="ar_AE" w:bidi="ar_AE"/>
         </w:rPr>
@@ -13378,7 +15158,7 @@
         </w:rPr>
         <w:t xml:space="preserve">انظر كيف ترجمت هذا التعبير في </w:t>
       </w:r>
-      <w:hyperlink r:id="rId14">
+      <w:hyperlink r:id="rId16">
         <w:r>
           <w:rPr>
             <w:lang w:val="ar_AE" w:bidi="ar_AE"/>
@@ -13467,6 +15247,22 @@
       </w:r>
       <w:r>
         <w:rPr>
+          <w:lang w:val="ar_AE" w:bidi="ar_AE"/>
+        </w:rPr>
+        <w:t>מִן־הַ⁠יּ֥וֹם הַ⁠זֶּ֖ה וָ⁠מָ֑עְלָ⁠ה</w:t>
+      </w:r>
+    </w:p>
+    <w:p>
+      <w:pPr>
+        <w:bidi/>
+      </w:pPr>
+      <w:r>
+        <w:rPr>
+          <w:lang w:val="ar_AE" w:bidi="ar_AE"/>
+        </w:rPr>
+      </w:r>
+      <w:r>
+        <w:rPr>
           <w:b/>
           <w:lang w:val="ar_AE" w:bidi="ar_AE"/>
         </w:rPr>
@@ -13586,6 +15382,22 @@
       </w:r>
       <w:r>
         <w:rPr>
+          <w:lang w:val="ar_AE" w:bidi="ar_AE"/>
+        </w:rPr>
+        <w:t>מִ⁠טֶּ֧רֶם שֽׂוּם־אֶ֛בֶן אֶל־אֶ֖בֶן בְּ⁠הֵיכַ֥ל יְהוָֽה</w:t>
+      </w:r>
+    </w:p>
+    <w:p>
+      <w:pPr>
+        <w:bidi/>
+      </w:pPr>
+      <w:r>
+        <w:rPr>
+          <w:lang w:val="ar_AE" w:bidi="ar_AE"/>
+        </w:rPr>
+      </w:r>
+      <w:r>
+        <w:rPr>
           <w:b/>
           <w:lang w:val="ar_AE" w:bidi="ar_AE"/>
         </w:rPr>
@@ -13692,6 +15504,22 @@
       </w:r>
       <w:r>
         <w:rPr>
+          <w:lang w:val="ar_AE" w:bidi="ar_AE"/>
+        </w:rPr>
+        <w:t>בְּ⁠הֵיכַ֥ל יְהוָֽה</w:t>
+      </w:r>
+    </w:p>
+    <w:p>
+      <w:pPr>
+        <w:bidi/>
+      </w:pPr>
+      <w:r>
+        <w:rPr>
+          <w:lang w:val="ar_AE" w:bidi="ar_AE"/>
+        </w:rPr>
+      </w:r>
+      <w:r>
+        <w:rPr>
           <w:b/>
           <w:lang w:val="ar_AE" w:bidi="ar_AE"/>
         </w:rPr>
@@ -13798,6 +15626,22 @@
       </w:r>
       <w:r>
         <w:rPr>
+          <w:lang w:val="ar_AE" w:bidi="ar_AE"/>
+        </w:rPr>
+        <w:t>מִֽ⁠הְיוֹתָ֥⁠ם</w:t>
+      </w:r>
+    </w:p>
+    <w:p>
+      <w:pPr>
+        <w:bidi/>
+      </w:pPr>
+      <w:r>
+        <w:rPr>
+          <w:lang w:val="ar_AE" w:bidi="ar_AE"/>
+        </w:rPr>
+      </w:r>
+      <w:r>
+        <w:rPr>
           <w:b/>
           <w:lang w:val="ar_AE" w:bidi="ar_AE"/>
         </w:rPr>
@@ -13929,6 +15773,22 @@
       </w:r>
       <w:r>
         <w:rPr>
+          <w:lang w:val="ar_AE" w:bidi="ar_AE"/>
+        </w:rPr>
+        <w:t>בָּא֙ אֶל־עֲרֵמַ֣ת עֶשְׂרִ֔ים וְ⁠הָיְתָ֖ה עֲשָׂרָ֑ה</w:t>
+      </w:r>
+    </w:p>
+    <w:p>
+      <w:pPr>
+        <w:bidi/>
+      </w:pPr>
+      <w:r>
+        <w:rPr>
+          <w:lang w:val="ar_AE" w:bidi="ar_AE"/>
+        </w:rPr>
+      </w:r>
+      <w:r>
+        <w:rPr>
           <w:b/>
           <w:lang w:val="ar_AE" w:bidi="ar_AE"/>
         </w:rPr>
@@ -14035,6 +15895,22 @@
       </w:r>
       <w:r>
         <w:rPr>
+          <w:lang w:val="ar_AE" w:bidi="ar_AE"/>
+        </w:rPr>
+        <w:t>בָּא֙ אֶל־עֲרֵמַ֣ת עֶשְׂרִ֔ים וְ⁠הָיְתָ֖ה עֲשָׂרָ֑ה</w:t>
+      </w:r>
+    </w:p>
+    <w:p>
+      <w:pPr>
+        <w:bidi/>
+      </w:pPr>
+      <w:r>
+        <w:rPr>
+          <w:lang w:val="ar_AE" w:bidi="ar_AE"/>
+        </w:rPr>
+      </w:r>
+      <w:r>
+        <w:rPr>
           <w:b/>
           <w:lang w:val="ar_AE" w:bidi="ar_AE"/>
         </w:rPr>
@@ -14154,6 +16030,22 @@
       </w:r>
       <w:r>
         <w:rPr>
+          <w:lang w:val="ar_AE" w:bidi="ar_AE"/>
+        </w:rPr>
+        <w:t>בָּ֣א אֶל־הַ⁠יֶּ֗קֶב לַ⁠חְשֹׂף֙ חֲמִשִּׁ֣ים פּוּרָ֔ה וְ⁠הָיְתָ֖ה עֶשְׂרִֽים</w:t>
+      </w:r>
+    </w:p>
+    <w:p>
+      <w:pPr>
+        <w:bidi/>
+      </w:pPr>
+      <w:r>
+        <w:rPr>
+          <w:lang w:val="ar_AE" w:bidi="ar_AE"/>
+        </w:rPr>
+      </w:r>
+      <w:r>
+        <w:rPr>
           <w:b/>
           <w:lang w:val="ar_AE" w:bidi="ar_AE"/>
         </w:rPr>
@@ -14260,6 +16152,22 @@
       </w:r>
       <w:r>
         <w:rPr>
+          <w:lang w:val="ar_AE" w:bidi="ar_AE"/>
+        </w:rPr>
+        <w:t>חֲמִשִּׁ֣ים פּוּרָ֔ה</w:t>
+      </w:r>
+    </w:p>
+    <w:p>
+      <w:pPr>
+        <w:bidi/>
+      </w:pPr>
+      <w:r>
+        <w:rPr>
+          <w:lang w:val="ar_AE" w:bidi="ar_AE"/>
+        </w:rPr>
+      </w:r>
+      <w:r>
+        <w:rPr>
           <w:b/>
           <w:lang w:val="ar_AE" w:bidi="ar_AE"/>
         </w:rPr>
@@ -14379,6 +16287,22 @@
       </w:r>
       <w:r>
         <w:rPr>
+          <w:lang w:val="ar_AE" w:bidi="ar_AE"/>
+        </w:rPr>
+        <w:t>הִכֵּ֨יתִי אֶתְ⁠כֶ֜ם בַּ⁠שִּׁדָּפ֤וֹן וּ⁠בַ⁠יֵּֽרָקוֹן֙ וּ⁠בַ⁠בָּרָ֔ד אֵ֖ת כָּל־מַעֲשֵׂ֣ה יְדֵי⁠כֶ֑ם וְ⁠אֵין־אֶתְ⁠כֶ֥ם אֵלַ֖⁠י נְאֻם־יְהוָֽה</w:t>
+      </w:r>
+    </w:p>
+    <w:p>
+      <w:pPr>
+        <w:bidi/>
+      </w:pPr>
+      <w:r>
+        <w:rPr>
+          <w:lang w:val="ar_AE" w:bidi="ar_AE"/>
+        </w:rPr>
+      </w:r>
+      <w:r>
+        <w:rPr>
           <w:b/>
           <w:lang w:val="ar_AE" w:bidi="ar_AE"/>
         </w:rPr>
@@ -14485,6 +16409,22 @@
       </w:r>
       <w:r>
         <w:rPr>
+          <w:lang w:val="ar_AE" w:bidi="ar_AE"/>
+        </w:rPr>
+        <w:t>אֵ֖ת כָּל־מַעֲשֵׂ֣ה יְדֵי⁠כֶ֑ם</w:t>
+      </w:r>
+    </w:p>
+    <w:p>
+      <w:pPr>
+        <w:bidi/>
+      </w:pPr>
+      <w:r>
+        <w:rPr>
+          <w:lang w:val="ar_AE" w:bidi="ar_AE"/>
+        </w:rPr>
+      </w:r>
+      <w:r>
+        <w:rPr>
           <w:b/>
           <w:lang w:val="ar_AE" w:bidi="ar_AE"/>
         </w:rPr>
@@ -14591,6 +16531,22 @@
       </w:r>
       <w:r>
         <w:rPr>
+          <w:lang w:val="ar_AE" w:bidi="ar_AE"/>
+        </w:rPr>
+        <w:t>אֵ֖ת כָּל־מַעֲשֵׂ֣ה יְדֵי⁠כֶ֑ם</w:t>
+      </w:r>
+    </w:p>
+    <w:p>
+      <w:pPr>
+        <w:bidi/>
+      </w:pPr>
+      <w:r>
+        <w:rPr>
+          <w:lang w:val="ar_AE" w:bidi="ar_AE"/>
+        </w:rPr>
+      </w:r>
+      <w:r>
+        <w:rPr>
           <w:b/>
           <w:lang w:val="ar_AE" w:bidi="ar_AE"/>
         </w:rPr>
@@ -14612,7 +16568,7 @@
         </w:rPr>
         <w:t xml:space="preserve">انظر كيف ترجمت التعبير المشابه في </w:t>
       </w:r>
-      <w:hyperlink r:id="rId21">
+      <w:hyperlink r:id="rId23">
         <w:r>
           <w:rPr>
             <w:lang w:val="ar_AE" w:bidi="ar_AE"/>
@@ -14701,6 +16657,22 @@
       </w:r>
       <w:r>
         <w:rPr>
+          <w:lang w:val="ar_AE" w:bidi="ar_AE"/>
+        </w:rPr>
+        <w:t>וְ⁠אֵין־אֶתְ⁠כֶ֥ם אֵלַ֖⁠י</w:t>
+      </w:r>
+    </w:p>
+    <w:p>
+      <w:pPr>
+        <w:bidi/>
+      </w:pPr>
+      <w:r>
+        <w:rPr>
+          <w:lang w:val="ar_AE" w:bidi="ar_AE"/>
+        </w:rPr>
+      </w:r>
+      <w:r>
+        <w:rPr>
           <w:b/>
           <w:lang w:val="ar_AE" w:bidi="ar_AE"/>
         </w:rPr>
@@ -14807,6 +16779,22 @@
       </w:r>
       <w:r>
         <w:rPr>
+          <w:lang w:val="ar_AE" w:bidi="ar_AE"/>
+        </w:rPr>
+        <w:t>שִׂימוּ &amp; לְבַבְ⁠כֶ֔ם</w:t>
+      </w:r>
+    </w:p>
+    <w:p>
+      <w:pPr>
+        <w:bidi/>
+      </w:pPr>
+      <w:r>
+        <w:rPr>
+          <w:lang w:val="ar_AE" w:bidi="ar_AE"/>
+        </w:rPr>
+      </w:r>
+      <w:r>
+        <w:rPr>
           <w:b/>
           <w:lang w:val="ar_AE" w:bidi="ar_AE"/>
         </w:rPr>
@@ -14842,7 +16830,7 @@
         </w:rPr>
         <w:t xml:space="preserve">انظر كيف ترجمت العبارة المشابهة في </w:t>
       </w:r>
-      <w:hyperlink r:id="rId14">
+      <w:hyperlink r:id="rId16">
         <w:r>
           <w:rPr>
             <w:lang w:val="ar_AE" w:bidi="ar_AE"/>
@@ -14931,6 +16919,22 @@
       </w:r>
       <w:r>
         <w:rPr>
+          <w:lang w:val="ar_AE" w:bidi="ar_AE"/>
+        </w:rPr>
+        <w:t>מִן־הַ⁠יּ֥וֹם הַ⁠זֶּ֖ה וָ⁠מָ֑עְלָ⁠ה מִ⁠יּוֹם֩ עֶשְׂרִ֨ים וְ⁠אַרְבָּעָ֜ה לַ⁠תְּשִׁיעִ֗י לְ⁠מִן־הַ⁠יּ֛וֹם אֲשֶׁר־יֻסַּ֥ד הֵֽיכַל־יְהוָ֖ה</w:t>
+      </w:r>
+    </w:p>
+    <w:p>
+      <w:pPr>
+        <w:bidi/>
+      </w:pPr>
+      <w:r>
+        <w:rPr>
+          <w:lang w:val="ar_AE" w:bidi="ar_AE"/>
+        </w:rPr>
+      </w:r>
+      <w:r>
+        <w:rPr>
           <w:b/>
           <w:lang w:val="ar_AE" w:bidi="ar_AE"/>
         </w:rPr>
@@ -14979,7 +16983,7 @@
         </w:rPr>
         <w:t xml:space="preserve">هنا كما في </w:t>
       </w:r>
-      <w:hyperlink r:id="rId22">
+      <w:hyperlink r:id="rId24">
         <w:r>
           <w:rPr>
             <w:lang w:val="ar_AE" w:bidi="ar_AE"/>
@@ -15010,7 +17014,7 @@
         </w:rPr>
         <w:t xml:space="preserve">"، في السنة الثانية من حكم داريوس، كما يشير </w:t>
       </w:r>
-      <w:hyperlink r:id="rId23">
+      <w:hyperlink r:id="rId25">
         <w:r>
           <w:rPr>
             <w:lang w:val="ar_AE" w:bidi="ar_AE"/>
@@ -15099,6 +17103,22 @@
       </w:r>
       <w:r>
         <w:rPr>
+          <w:lang w:val="ar_AE" w:bidi="ar_AE"/>
+        </w:rPr>
+        <w:t>מִ⁠יּוֹם֩ עֶשְׂרִ֨ים וְ⁠אַרְבָּעָ֜ה לַ⁠תְּשִׁיעִ֗י</w:t>
+      </w:r>
+    </w:p>
+    <w:p>
+      <w:pPr>
+        <w:bidi/>
+      </w:pPr>
+      <w:r>
+        <w:rPr>
+          <w:lang w:val="ar_AE" w:bidi="ar_AE"/>
+        </w:rPr>
+      </w:r>
+      <w:r>
+        <w:rPr>
           <w:b/>
           <w:lang w:val="ar_AE" w:bidi="ar_AE"/>
         </w:rPr>
@@ -15205,6 +17225,22 @@
       </w:r>
       <w:r>
         <w:rPr>
+          <w:lang w:val="ar_AE" w:bidi="ar_AE"/>
+        </w:rPr>
+        <w:t>מִ⁠יּוֹם֩ עֶשְׂרִ֨ים וְ⁠אַרְבָּעָ֜ה לַ⁠תְּשִׁיעִ֗י</w:t>
+      </w:r>
+    </w:p>
+    <w:p>
+      <w:pPr>
+        <w:bidi/>
+      </w:pPr>
+      <w:r>
+        <w:rPr>
+          <w:lang w:val="ar_AE" w:bidi="ar_AE"/>
+        </w:rPr>
+      </w:r>
+      <w:r>
+        <w:rPr>
           <w:b/>
           <w:lang w:val="ar_AE" w:bidi="ar_AE"/>
         </w:rPr>
@@ -15226,7 +17262,7 @@
         </w:rPr>
         <w:t xml:space="preserve">إذا كانت لغتك لا تستخدم الأعداد الترتيبية، يمكنك استخدام الأعداد الأساسية هنا. انظر إلى ما قمت به في </w:t>
       </w:r>
-      <w:hyperlink r:id="rId23">
+      <w:hyperlink r:id="rId25">
         <w:r>
           <w:rPr>
             <w:lang w:val="ar_AE" w:bidi="ar_AE"/>
@@ -15315,6 +17351,22 @@
       </w:r>
       <w:r>
         <w:rPr>
+          <w:lang w:val="ar_AE" w:bidi="ar_AE"/>
+        </w:rPr>
+        <w:t>יֻסַּ֥ד הֵֽיכַל־יְהוָ֖ה</w:t>
+      </w:r>
+    </w:p>
+    <w:p>
+      <w:pPr>
+        <w:bidi/>
+      </w:pPr>
+      <w:r>
+        <w:rPr>
+          <w:lang w:val="ar_AE" w:bidi="ar_AE"/>
+        </w:rPr>
+      </w:r>
+      <w:r>
+        <w:rPr>
           <w:b/>
           <w:lang w:val="ar_AE" w:bidi="ar_AE"/>
         </w:rPr>
@@ -15421,6 +17473,22 @@
       </w:r>
       <w:r>
         <w:rPr>
+          <w:lang w:val="ar_AE" w:bidi="ar_AE"/>
+        </w:rPr>
+        <w:t>הֵֽיכַל־יְהוָ֖ה</w:t>
+      </w:r>
+    </w:p>
+    <w:p>
+      <w:pPr>
+        <w:bidi/>
+      </w:pPr>
+      <w:r>
+        <w:rPr>
+          <w:lang w:val="ar_AE" w:bidi="ar_AE"/>
+        </w:rPr>
+      </w:r>
+      <w:r>
+        <w:rPr>
           <w:b/>
           <w:lang w:val="ar_AE" w:bidi="ar_AE"/>
         </w:rPr>
@@ -15527,6 +17595,22 @@
       </w:r>
       <w:r>
         <w:rPr>
+          <w:lang w:val="ar_AE" w:bidi="ar_AE"/>
+        </w:rPr>
+        <w:t>שִׂ֥ימוּ לְבַבְ⁠כֶֽם</w:t>
+      </w:r>
+    </w:p>
+    <w:p>
+      <w:pPr>
+        <w:bidi/>
+      </w:pPr>
+      <w:r>
+        <w:rPr>
+          <w:lang w:val="ar_AE" w:bidi="ar_AE"/>
+        </w:rPr>
+      </w:r>
+      <w:r>
+        <w:rPr>
           <w:b/>
           <w:lang w:val="ar_AE" w:bidi="ar_AE"/>
         </w:rPr>
@@ -15562,7 +17646,7 @@
         </w:rPr>
         <w:t xml:space="preserve">لاحظ كيف ترجمت هذه العبارة في </w:t>
       </w:r>
-      <w:hyperlink r:id="rId14">
+      <w:hyperlink r:id="rId16">
         <w:r>
           <w:rPr>
             <w:lang w:val="ar_AE" w:bidi="ar_AE"/>
@@ -15651,6 +17735,22 @@
       </w:r>
       <w:r>
         <w:rPr>
+          <w:lang w:val="ar_AE" w:bidi="ar_AE"/>
+        </w:rPr>
+        <w:t>הַ⁠ע֤וֹד הַ⁠זֶּ֨רַע֙ בַּ⁠מְּגוּרָ֔ה</w:t>
+      </w:r>
+    </w:p>
+    <w:p>
+      <w:pPr>
+        <w:bidi/>
+      </w:pPr>
+      <w:r>
+        <w:rPr>
+          <w:lang w:val="ar_AE" w:bidi="ar_AE"/>
+        </w:rPr>
+      </w:r>
+      <w:r>
+        <w:rPr>
           <w:b/>
           <w:lang w:val="ar_AE" w:bidi="ar_AE"/>
         </w:rPr>
@@ -15757,6 +17857,22 @@
       </w:r>
       <w:r>
         <w:rPr>
+          <w:lang w:val="ar_AE" w:bidi="ar_AE"/>
+        </w:rPr>
+        <w:t>מִן־הַ⁠יּ֥וֹם הַ⁠זֶּ֖ה אֲבָרֵֽךְ</w:t>
+      </w:r>
+    </w:p>
+    <w:p>
+      <w:pPr>
+        <w:bidi/>
+      </w:pPr>
+      <w:r>
+        <w:rPr>
+          <w:lang w:val="ar_AE" w:bidi="ar_AE"/>
+        </w:rPr>
+      </w:r>
+      <w:r>
+        <w:rPr>
           <w:b/>
           <w:lang w:val="ar_AE" w:bidi="ar_AE"/>
         </w:rPr>
@@ -15863,6 +17979,22 @@
       </w:r>
       <w:r>
         <w:rPr>
+          <w:lang w:val="ar_AE" w:bidi="ar_AE"/>
+        </w:rPr>
+        <w:t>מִן־הַ⁠יּ֥וֹם הַ⁠זֶּ֖ה</w:t>
+      </w:r>
+    </w:p>
+    <w:p>
+      <w:pPr>
+        <w:bidi/>
+      </w:pPr>
+      <w:r>
+        <w:rPr>
+          <w:lang w:val="ar_AE" w:bidi="ar_AE"/>
+        </w:rPr>
+      </w:r>
+      <w:r>
+        <w:rPr>
           <w:b/>
           <w:lang w:val="ar_AE" w:bidi="ar_AE"/>
         </w:rPr>
@@ -15969,6 +18101,22 @@
       </w:r>
       <w:r>
         <w:rPr>
+          <w:lang w:val="ar_AE" w:bidi="ar_AE"/>
+        </w:rPr>
+        <w:t>וַ⁠יְהִ֨י דְבַר־יְהוָ֤ה ׀ שֵׁנִית֙ אֶל־חַגַּ֔י</w:t>
+      </w:r>
+    </w:p>
+    <w:p>
+      <w:pPr>
+        <w:bidi/>
+      </w:pPr>
+      <w:r>
+        <w:rPr>
+          <w:lang w:val="ar_AE" w:bidi="ar_AE"/>
+        </w:rPr>
+      </w:r>
+      <w:r>
+        <w:rPr>
           <w:b/>
           <w:lang w:val="ar_AE" w:bidi="ar_AE"/>
         </w:rPr>
@@ -16004,7 +18152,7 @@
         </w:rPr>
         <w:t xml:space="preserve">انظر كيف ترجمت العبارة المشابهة في </w:t>
       </w:r>
-      <w:hyperlink r:id="rId23">
+      <w:hyperlink r:id="rId25">
         <w:r>
           <w:rPr>
             <w:lang w:val="ar_AE" w:bidi="ar_AE"/>
@@ -16093,6 +18241,22 @@
       </w:r>
       <w:r>
         <w:rPr>
+          <w:lang w:val="ar_AE" w:bidi="ar_AE"/>
+        </w:rPr>
+        <w:t>שֵׁנִית֙</w:t>
+      </w:r>
+    </w:p>
+    <w:p>
+      <w:pPr>
+        <w:bidi/>
+      </w:pPr>
+      <w:r>
+        <w:rPr>
+          <w:lang w:val="ar_AE" w:bidi="ar_AE"/>
+        </w:rPr>
+      </w:r>
+      <w:r>
+        <w:rPr>
           <w:b/>
           <w:lang w:val="ar_AE" w:bidi="ar_AE"/>
         </w:rPr>
@@ -16199,6 +18363,22 @@
       </w:r>
       <w:r>
         <w:rPr>
+          <w:lang w:val="ar_AE" w:bidi="ar_AE"/>
+        </w:rPr>
+        <w:t>בְּ⁠עֶשְׂרִ֧ים וְ⁠אַרְבָּעָ֛ה לַ⁠חֹ֖דֶשׁ</w:t>
+      </w:r>
+    </w:p>
+    <w:p>
+      <w:pPr>
+        <w:bidi/>
+      </w:pPr>
+      <w:r>
+        <w:rPr>
+          <w:lang w:val="ar_AE" w:bidi="ar_AE"/>
+        </w:rPr>
+      </w:r>
+      <w:r>
+        <w:rPr>
           <w:b/>
           <w:lang w:val="ar_AE" w:bidi="ar_AE"/>
         </w:rPr>
@@ -16305,6 +18485,22 @@
       </w:r>
       <w:r>
         <w:rPr>
+          <w:lang w:val="ar_AE" w:bidi="ar_AE"/>
+        </w:rPr>
+        <w:t>בְּ⁠עֶשְׂרִ֧ים וְ⁠אַרְבָּעָ֛ה לַ⁠חֹ֖דֶשׁ</w:t>
+      </w:r>
+    </w:p>
+    <w:p>
+      <w:pPr>
+        <w:bidi/>
+      </w:pPr>
+      <w:r>
+        <w:rPr>
+          <w:lang w:val="ar_AE" w:bidi="ar_AE"/>
+        </w:rPr>
+      </w:r>
+      <w:r>
+        <w:rPr>
           <w:b/>
           <w:lang w:val="ar_AE" w:bidi="ar_AE"/>
         </w:rPr>
@@ -16446,7 +18642,7 @@
         </w:rPr>
         <w:t xml:space="preserve">لاحظ كيف ترجمت اسم الشهر العبري في </w:t>
       </w:r>
-      <w:hyperlink r:id="rId23">
+      <w:hyperlink r:id="rId25">
         <w:r>
           <w:rPr>
             <w:lang w:val="ar_AE" w:bidi="ar_AE"/>
@@ -16535,6 +18731,22 @@
       </w:r>
       <w:r>
         <w:rPr>
+          <w:lang w:val="ar_AE" w:bidi="ar_AE"/>
+        </w:rPr>
+        <w:t>אֱמֹ֕ר אֶל־זְרֻבָּבֶ֥ל פַּֽחַת־יְהוּדָ֖ה לֵ⁠אמֹ֑ר אֲנִ֣י מַרְעִ֔ישׁ אֶת־הַ⁠שָּׁמַ֖יִם וְ⁠אֶת־הָ⁠אָֽרֶץ</w:t>
+      </w:r>
+    </w:p>
+    <w:p>
+      <w:pPr>
+        <w:bidi/>
+      </w:pPr>
+      <w:r>
+        <w:rPr>
+          <w:lang w:val="ar_AE" w:bidi="ar_AE"/>
+        </w:rPr>
+      </w:r>
+      <w:r>
+        <w:rPr>
           <w:b/>
           <w:lang w:val="ar_AE" w:bidi="ar_AE"/>
         </w:rPr>
@@ -16641,6 +18853,22 @@
       </w:r>
       <w:r>
         <w:rPr>
+          <w:lang w:val="ar_AE" w:bidi="ar_AE"/>
+        </w:rPr>
+        <w:t>אֲנִ֣י מַרְעִ֔ישׁ אֶת־הַ⁠שָּׁמַ֖יִם וְ⁠אֶת־הָ⁠אָֽרֶץ</w:t>
+      </w:r>
+    </w:p>
+    <w:p>
+      <w:pPr>
+        <w:bidi/>
+      </w:pPr>
+      <w:r>
+        <w:rPr>
+          <w:lang w:val="ar_AE" w:bidi="ar_AE"/>
+        </w:rPr>
+      </w:r>
+      <w:r>
+        <w:rPr>
           <w:b/>
           <w:lang w:val="ar_AE" w:bidi="ar_AE"/>
         </w:rPr>
@@ -16676,7 +18904,7 @@
         </w:rPr>
         <w:t xml:space="preserve">انظر كيف ترجمت التعبير المشابه في </w:t>
       </w:r>
-      <w:hyperlink r:id="rId24">
+      <w:hyperlink r:id="rId26">
         <w:r>
           <w:rPr>
             <w:lang w:val="ar_AE" w:bidi="ar_AE"/>
@@ -16765,6 +18993,22 @@
       </w:r>
       <w:r>
         <w:rPr>
+          <w:lang w:val="ar_AE" w:bidi="ar_AE"/>
+        </w:rPr>
+        <w:t>אֶת־הַ⁠שָּׁמַ֖יִם וְ⁠אֶת־הָ⁠אָֽרֶץ</w:t>
+      </w:r>
+    </w:p>
+    <w:p>
+      <w:pPr>
+        <w:bidi/>
+      </w:pPr>
+      <w:r>
+        <w:rPr>
+          <w:lang w:val="ar_AE" w:bidi="ar_AE"/>
+        </w:rPr>
+      </w:r>
+      <w:r>
+        <w:rPr>
           <w:b/>
           <w:lang w:val="ar_AE" w:bidi="ar_AE"/>
         </w:rPr>
@@ -16812,7 +19056,7 @@
         </w:rPr>
         <w:t xml:space="preserve">، لتمثيل كل الخليقة. انظر كيف ترجمت التعبير المشابه في </w:t>
       </w:r>
-      <w:hyperlink r:id="rId24">
+      <w:hyperlink r:id="rId26">
         <w:r>
           <w:rPr>
             <w:lang w:val="ar_AE" w:bidi="ar_AE"/>
@@ -16901,6 +19145,22 @@
       </w:r>
       <w:r>
         <w:rPr>
+          <w:lang w:val="ar_AE" w:bidi="ar_AE"/>
+        </w:rPr>
+        <w:t>כִּסֵּ֣א מַמְלָכ֔וֹת</w:t>
+      </w:r>
+    </w:p>
+    <w:p>
+      <w:pPr>
+        <w:bidi/>
+      </w:pPr>
+      <w:r>
+        <w:rPr>
+          <w:lang w:val="ar_AE" w:bidi="ar_AE"/>
+        </w:rPr>
+      </w:r>
+      <w:r>
+        <w:rPr>
           <w:b/>
           <w:lang w:val="ar_AE" w:bidi="ar_AE"/>
         </w:rPr>
@@ -17033,6 +19293,22 @@
       </w:r>
       <w:r>
         <w:rPr>
+          <w:lang w:val="ar_AE" w:bidi="ar_AE"/>
+        </w:rPr>
+        <w:t>כִּסֵּ֣א מַמְלָכ֔וֹת</w:t>
+      </w:r>
+    </w:p>
+    <w:p>
+      <w:pPr>
+        <w:bidi/>
+      </w:pPr>
+      <w:r>
+        <w:rPr>
+          <w:lang w:val="ar_AE" w:bidi="ar_AE"/>
+        </w:rPr>
+      </w:r>
+      <w:r>
+        <w:rPr>
           <w:b/>
           <w:lang w:val="ar_AE" w:bidi="ar_AE"/>
         </w:rPr>
@@ -17125,6 +19401,22 @@
       </w:r>
       <w:r>
         <w:rPr>
+          <w:lang w:val="ar_AE" w:bidi="ar_AE"/>
+        </w:rPr>
+        <w:t>וְ⁠הָפַכְתִּ֤י מֶרְכָּבָה֙ וְ⁠רֹ֣כְבֶ֔י⁠הָ וְ⁠יָרְד֤וּ סוּסִים֙ וְ⁠רֹ֣כְבֵי⁠הֶ֔ם</w:t>
+      </w:r>
+    </w:p>
+    <w:p>
+      <w:pPr>
+        <w:bidi/>
+      </w:pPr>
+      <w:r>
+        <w:rPr>
+          <w:lang w:val="ar_AE" w:bidi="ar_AE"/>
+        </w:rPr>
+      </w:r>
+      <w:r>
+        <w:rPr>
           <w:b/>
           <w:lang w:val="ar_AE" w:bidi="ar_AE"/>
         </w:rPr>
@@ -17231,6 +19523,22 @@
       </w:r>
       <w:r>
         <w:rPr>
+          <w:lang w:val="ar_AE" w:bidi="ar_AE"/>
+        </w:rPr>
+        <w:t>מֶרְכָּבָה֙ וְ⁠רֹ֣כְבֶ֔י⁠הָ</w:t>
+      </w:r>
+    </w:p>
+    <w:p>
+      <w:pPr>
+        <w:bidi/>
+      </w:pPr>
+      <w:r>
+        <w:rPr>
+          <w:lang w:val="ar_AE" w:bidi="ar_AE"/>
+        </w:rPr>
+      </w:r>
+      <w:r>
+        <w:rPr>
           <w:b/>
           <w:lang w:val="ar_AE" w:bidi="ar_AE"/>
         </w:rPr>
@@ -17363,6 +19671,22 @@
       </w:r>
       <w:r>
         <w:rPr>
+          <w:lang w:val="ar_AE" w:bidi="ar_AE"/>
+        </w:rPr>
+        <w:t>וְ⁠יָרְד֤וּ</w:t>
+      </w:r>
+    </w:p>
+    <w:p>
+      <w:pPr>
+        <w:bidi/>
+      </w:pPr>
+      <w:r>
+        <w:rPr>
+          <w:lang w:val="ar_AE" w:bidi="ar_AE"/>
+        </w:rPr>
+      </w:r>
+      <w:r>
+        <w:rPr>
           <w:b/>
           <w:lang w:val="ar_AE" w:bidi="ar_AE"/>
         </w:rPr>
@@ -17495,6 +19819,22 @@
       </w:r>
       <w:r>
         <w:rPr>
+          <w:lang w:val="ar_AE" w:bidi="ar_AE"/>
+        </w:rPr>
+        <w:t>אִ֖ישׁ בְּ⁠חֶ֥רֶב אָחִֽי⁠ו</w:t>
+      </w:r>
+    </w:p>
+    <w:p>
+      <w:pPr>
+        <w:bidi/>
+      </w:pPr>
+      <w:r>
+        <w:rPr>
+          <w:lang w:val="ar_AE" w:bidi="ar_AE"/>
+        </w:rPr>
+      </w:r>
+      <w:r>
+        <w:rPr>
           <w:b/>
           <w:lang w:val="ar_AE" w:bidi="ar_AE"/>
         </w:rPr>
@@ -17542,7 +19882,7 @@
         </w:rPr>
         <w:t xml:space="preserve">" في </w:t>
       </w:r>
-      <w:hyperlink r:id="rId25">
+      <w:hyperlink r:id="rId27">
         <w:r>
           <w:rPr>
             <w:lang w:val="ar_AE" w:bidi="ar_AE"/>
@@ -17631,6 +19971,22 @@
       </w:r>
       <w:r>
         <w:rPr>
+          <w:lang w:val="ar_AE" w:bidi="ar_AE"/>
+        </w:rPr>
+        <w:t>אִ֖ישׁ בְּ⁠חֶ֥רֶב אָחִֽי⁠ו</w:t>
+      </w:r>
+    </w:p>
+    <w:p>
+      <w:pPr>
+        <w:bidi/>
+      </w:pPr>
+      <w:r>
+        <w:rPr>
+          <w:lang w:val="ar_AE" w:bidi="ar_AE"/>
+        </w:rPr>
+      </w:r>
+      <w:r>
+        <w:rPr>
           <w:b/>
           <w:lang w:val="ar_AE" w:bidi="ar_AE"/>
         </w:rPr>
@@ -17736,6 +20092,22 @@
       </w:r>
       <w:r>
         <w:rPr>
+          <w:lang w:val="ar_AE" w:bidi="ar_AE"/>
+        </w:rPr>
+        <w:t>אָחִֽי⁠ו</w:t>
+      </w:r>
+    </w:p>
+    <w:p>
+      <w:pPr>
+        <w:bidi/>
+      </w:pPr>
+      <w:r>
+        <w:rPr>
+          <w:lang w:val="ar_AE" w:bidi="ar_AE"/>
+        </w:rPr>
+      </w:r>
+      <w:r>
+        <w:rPr>
           <w:b/>
           <w:lang w:val="ar_AE" w:bidi="ar_AE"/>
         </w:rPr>
@@ -17841,6 +20213,22 @@
       </w:r>
       <w:r>
         <w:rPr>
+          <w:lang w:val="ar_AE" w:bidi="ar_AE"/>
+        </w:rPr>
+        <w:t>בַּ⁠יּ֣וֹם הַ⁠ה֣וּא נְאֻם־יְהוָ֣ה צְבָא֡וֹת אֶ֠קָּחֲ⁠ךָ זְרֻבָּבֶ֨ל בֶּן־שְׁאַלְתִּיאֵ֤ל עַבְדִּ⁠י֙ נְאֻם־יְהוָ֔ה וְ⁠שַׂמְתִּ֖י⁠ךָ כַּֽ⁠חוֹתָ֑ם כִּֽי־בְ⁠ךָ֣ בָחַ֔רְתִּי נְאֻ֖ם יְהוָ֥ה צְבָאֽוֹת</w:t>
+      </w:r>
+    </w:p>
+    <w:p>
+      <w:pPr>
+        <w:bidi/>
+      </w:pPr>
+      <w:r>
+        <w:rPr>
+          <w:lang w:val="ar_AE" w:bidi="ar_AE"/>
+        </w:rPr>
+      </w:r>
+      <w:r>
+        <w:rPr>
           <w:b/>
           <w:lang w:val="ar_AE" w:bidi="ar_AE"/>
         </w:rPr>
@@ -17947,6 +20335,22 @@
       </w:r>
       <w:r>
         <w:rPr>
+          <w:lang w:val="ar_AE" w:bidi="ar_AE"/>
+        </w:rPr>
+        <w:t>בַּ⁠יּ֣וֹם הַ⁠ה֣וּא</w:t>
+      </w:r>
+    </w:p>
+    <w:p>
+      <w:pPr>
+        <w:bidi/>
+      </w:pPr>
+      <w:r>
+        <w:rPr>
+          <w:lang w:val="ar_AE" w:bidi="ar_AE"/>
+        </w:rPr>
+      </w:r>
+      <w:r>
+        <w:rPr>
           <w:b/>
           <w:lang w:val="ar_AE" w:bidi="ar_AE"/>
         </w:rPr>
@@ -18052,6 +20456,22 @@
       </w:r>
       <w:r>
         <w:rPr>
+          <w:lang w:val="ar_AE" w:bidi="ar_AE"/>
+        </w:rPr>
+        <w:t>אֶ֠קָּחֲ⁠ךָ &amp; וְ⁠שַׂמְתִּ֖י⁠ךָ &amp; בְ⁠ךָ֣ בָחַ֔רְתִּי</w:t>
+      </w:r>
+    </w:p>
+    <w:p>
+      <w:pPr>
+        <w:bidi/>
+      </w:pPr>
+      <w:r>
+        <w:rPr>
+          <w:lang w:val="ar_AE" w:bidi="ar_AE"/>
+        </w:rPr>
+      </w:r>
+      <w:r>
+        <w:rPr>
           <w:b/>
           <w:lang w:val="ar_AE" w:bidi="ar_AE"/>
         </w:rPr>
@@ -18186,6 +20606,22 @@
       </w:r>
       <w:r>
         <w:rPr>
+          <w:lang w:val="ar_AE" w:bidi="ar_AE"/>
+        </w:rPr>
+        <w:t>כַּֽ⁠חוֹתָ֑ם</w:t>
+      </w:r>
+    </w:p>
+    <w:p>
+      <w:pPr>
+        <w:bidi/>
+      </w:pPr>
+      <w:r>
+        <w:rPr>
+          <w:lang w:val="ar_AE" w:bidi="ar_AE"/>
+        </w:rPr>
+      </w:r>
+      <w:r>
+        <w:rPr>
           <w:b/>
           <w:lang w:val="ar_AE" w:bidi="ar_AE"/>
         </w:rPr>
@@ -18292,6 +20728,22 @@
         <w:rPr>
           <w:lang w:val="ar_AE" w:bidi="ar_AE"/>
         </w:rPr>
+      </w:r>
+    </w:p>
+    <w:p>
+      <w:pPr>
+        <w:bidi/>
+      </w:pPr>
+      <w:r>
+        <w:rPr>
+          <w:lang w:val="ar_AE" w:bidi="ar_AE"/>
+        </w:rPr>
+      </w:r>
+      <w:r>
+        <w:rPr>
+          <w:lang w:val="ar_AE" w:bidi="ar_AE"/>
+        </w:rPr>
+        <w:t>כַּֽ⁠חוֹתָ֑ם</w:t>
       </w:r>
     </w:p>
     <w:p>

--- a/arb/docx/37.content.docx
+++ b/arb/docx/37.content.docx
@@ -871,6 +871,22 @@
       </w:r>
       <w:r>
         <w:rPr>
+          <w:lang w:val="ar_AE" w:bidi="ar_AE"/>
+        </w:rPr>
+        <w:t>בִּ⁠שְׁנַ֤ת שְׁתַּ֨יִם֙ לְ⁠דָרְיָ֣וֶשׁ הַ⁠מֶּ֔לֶךְ</w:t>
+      </w:r>
+    </w:p>
+    <w:p>
+      <w:pPr>
+        <w:bidi/>
+      </w:pPr>
+      <w:r>
+        <w:rPr>
+          <w:lang w:val="ar_AE" w:bidi="ar_AE"/>
+        </w:rPr>
+      </w:r>
+      <w:r>
+        <w:rPr>
           <w:b/>
           <w:lang w:val="ar_AE" w:bidi="ar_AE"/>
         </w:rPr>
@@ -990,6 +1006,22 @@
       </w:r>
       <w:r>
         <w:rPr>
+          <w:lang w:val="ar_AE" w:bidi="ar_AE"/>
+        </w:rPr>
+        <w:t>בִּ⁠שְׁנַ֤ת שְׁתַּ֨יִם֙ &amp; בַּ⁠חֹ֨דֶשׁ֙ הַ⁠שִּׁשִּׁ֔י בְּ⁠י֥וֹם אֶחָ֖ד לַ⁠חֹ֑דֶשׁ</w:t>
+      </w:r>
+    </w:p>
+    <w:p>
+      <w:pPr>
+        <w:bidi/>
+      </w:pPr>
+      <w:r>
+        <w:rPr>
+          <w:lang w:val="ar_AE" w:bidi="ar_AE"/>
+        </w:rPr>
+      </w:r>
+      <w:r>
+        <w:rPr>
           <w:b/>
           <w:lang w:val="ar_AE" w:bidi="ar_AE"/>
         </w:rPr>
@@ -1103,6 +1135,22 @@
       </w:r>
       <w:r>
         <w:rPr>
+          <w:lang w:val="ar_AE" w:bidi="ar_AE"/>
+        </w:rPr>
+        <w:t>בַּ⁠חֹ֨דֶשׁ֙ הַ⁠שִּׁשִּׁ֔י בְּ⁠י֥וֹם אֶחָ֖ד לַ⁠חֹ֑דֶשׁ</w:t>
+      </w:r>
+    </w:p>
+    <w:p>
+      <w:pPr>
+        <w:bidi/>
+      </w:pPr>
+      <w:r>
+        <w:rPr>
+          <w:lang w:val="ar_AE" w:bidi="ar_AE"/>
+        </w:rPr>
+      </w:r>
+      <w:r>
+        <w:rPr>
           <w:b/>
           <w:lang w:val="ar_AE" w:bidi="ar_AE"/>
         </w:rPr>
@@ -1222,6 +1270,22 @@
       </w:r>
       <w:r>
         <w:rPr>
+          <w:lang w:val="ar_AE" w:bidi="ar_AE"/>
+        </w:rPr>
+        <w:t>הָיָ֨ה דְבַר־יְהוָ֜ה בְּ⁠יַד־חַגַּ֣י הַ⁠נָּבִ֗יא</w:t>
+      </w:r>
+    </w:p>
+    <w:p>
+      <w:pPr>
+        <w:bidi/>
+      </w:pPr>
+      <w:r>
+        <w:rPr>
+          <w:lang w:val="ar_AE" w:bidi="ar_AE"/>
+        </w:rPr>
+      </w:r>
+      <w:r>
+        <w:rPr>
           <w:b/>
           <w:lang w:val="ar_AE" w:bidi="ar_AE"/>
         </w:rPr>
@@ -1341,6 +1405,22 @@
       </w:r>
       <w:r>
         <w:rPr>
+          <w:lang w:val="ar_AE" w:bidi="ar_AE"/>
+        </w:rPr>
+        <w:t>דְבַר־יְהוָ֜ה</w:t>
+      </w:r>
+    </w:p>
+    <w:p>
+      <w:pPr>
+        <w:bidi/>
+      </w:pPr>
+      <w:r>
+        <w:rPr>
+          <w:lang w:val="ar_AE" w:bidi="ar_AE"/>
+        </w:rPr>
+      </w:r>
+      <w:r>
+        <w:rPr>
           <w:b/>
           <w:lang w:val="ar_AE" w:bidi="ar_AE"/>
         </w:rPr>
@@ -1460,6 +1540,22 @@
       </w:r>
       <w:r>
         <w:rPr>
+          <w:lang w:val="ar_AE" w:bidi="ar_AE"/>
+        </w:rPr>
+        <w:t>כֹּ֥ה אָמַ֛ר יְהוָ֥ה צְבָא֖וֹת לֵ⁠אמֹ֑ר הָ⁠עָ֤ם הַ⁠זֶּה֙ אָֽמְר֔וּ לֹ֥א עֶת־בֹּ֛א עֶת־בֵּ֥ית יְהוָ֖ה לְ⁠הִבָּנֽוֹת</w:t>
+      </w:r>
+    </w:p>
+    <w:p>
+      <w:pPr>
+        <w:bidi/>
+      </w:pPr>
+      <w:r>
+        <w:rPr>
+          <w:lang w:val="ar_AE" w:bidi="ar_AE"/>
+        </w:rPr>
+      </w:r>
+      <w:r>
+        <w:rPr>
           <w:b/>
           <w:lang w:val="ar_AE" w:bidi="ar_AE"/>
         </w:rPr>
@@ -1566,6 +1662,22 @@
       </w:r>
       <w:r>
         <w:rPr>
+          <w:lang w:val="ar_AE" w:bidi="ar_AE"/>
+        </w:rPr>
+        <w:t>יְהוָ֥ה צְבָא֖וֹת</w:t>
+      </w:r>
+    </w:p>
+    <w:p>
+      <w:pPr>
+        <w:bidi/>
+      </w:pPr>
+      <w:r>
+        <w:rPr>
+          <w:lang w:val="ar_AE" w:bidi="ar_AE"/>
+        </w:rPr>
+      </w:r>
+      <w:r>
+        <w:rPr>
           <w:b/>
           <w:lang w:val="ar_AE" w:bidi="ar_AE"/>
         </w:rPr>
@@ -1658,6 +1770,22 @@
       </w:r>
       <w:r>
         <w:rPr>
+          <w:lang w:val="ar_AE" w:bidi="ar_AE"/>
+        </w:rPr>
+        <w:t>הָ⁠עָ֤ם הַ⁠זֶּה֙</w:t>
+      </w:r>
+    </w:p>
+    <w:p>
+      <w:pPr>
+        <w:bidi/>
+      </w:pPr>
+      <w:r>
+        <w:rPr>
+          <w:lang w:val="ar_AE" w:bidi="ar_AE"/>
+        </w:rPr>
+      </w:r>
+      <w:r>
+        <w:rPr>
           <w:b/>
           <w:lang w:val="ar_AE" w:bidi="ar_AE"/>
         </w:rPr>
@@ -1777,6 +1905,22 @@
       </w:r>
       <w:r>
         <w:rPr>
+          <w:lang w:val="ar_AE" w:bidi="ar_AE"/>
+        </w:rPr>
+        <w:t>עֶת־בֵּ֥ית יְהוָ֖ה</w:t>
+      </w:r>
+    </w:p>
+    <w:p>
+      <w:pPr>
+        <w:bidi/>
+      </w:pPr>
+      <w:r>
+        <w:rPr>
+          <w:lang w:val="ar_AE" w:bidi="ar_AE"/>
+        </w:rPr>
+      </w:r>
+      <w:r>
+        <w:rPr>
           <w:b/>
           <w:lang w:val="ar_AE" w:bidi="ar_AE"/>
         </w:rPr>
@@ -1883,6 +2027,22 @@
         <w:rPr>
           <w:lang w:val="ar_AE" w:bidi="ar_AE"/>
         </w:rPr>
+      </w:r>
+    </w:p>
+    <w:p>
+      <w:pPr>
+        <w:bidi/>
+      </w:pPr>
+      <w:r>
+        <w:rPr>
+          <w:lang w:val="ar_AE" w:bidi="ar_AE"/>
+        </w:rPr>
+      </w:r>
+      <w:r>
+        <w:rPr>
+          <w:lang w:val="ar_AE" w:bidi="ar_AE"/>
+        </w:rPr>
+        <w:t>וַֽ⁠יְהִי֙ דְּבַר־יְהוָ֔ה בְּ⁠יַד־חַגַּ֥י הַ⁠נָּבִ֖יא</w:t>
       </w:r>
     </w:p>
     <w:p>
@@ -2020,6 +2180,22 @@
       </w:r>
       <w:r>
         <w:rPr>
+          <w:lang w:val="ar_AE" w:bidi="ar_AE"/>
+        </w:rPr>
+        <w:t>הַ⁠עֵ֤ת לָ⁠כֶם֙ אַתֶּ֔ם לָ⁠שֶׁ֖בֶת בְּ⁠בָתֵּי⁠כֶ֣ם סְפוּנִ֑ים וְ⁠הַ⁠בַּ֥יִת הַ⁠זֶּ֖ה חָרֵֽב</w:t>
+      </w:r>
+    </w:p>
+    <w:p>
+      <w:pPr>
+        <w:bidi/>
+      </w:pPr>
+      <w:r>
+        <w:rPr>
+          <w:lang w:val="ar_AE" w:bidi="ar_AE"/>
+        </w:rPr>
+      </w:r>
+      <w:r>
+        <w:rPr>
           <w:b/>
           <w:lang w:val="ar_AE" w:bidi="ar_AE"/>
         </w:rPr>
@@ -2126,6 +2302,22 @@
       </w:r>
       <w:r>
         <w:rPr>
+          <w:lang w:val="ar_AE" w:bidi="ar_AE"/>
+        </w:rPr>
+        <w:t>לָ⁠כֶם֙ אַתֶּ֔ם &amp; בְּ⁠בָתֵּי⁠כֶ֣ם</w:t>
+      </w:r>
+    </w:p>
+    <w:p>
+      <w:pPr>
+        <w:bidi/>
+      </w:pPr>
+      <w:r>
+        <w:rPr>
+          <w:lang w:val="ar_AE" w:bidi="ar_AE"/>
+        </w:rPr>
+      </w:r>
+      <w:r>
+        <w:rPr>
           <w:b/>
           <w:lang w:val="ar_AE" w:bidi="ar_AE"/>
         </w:rPr>
@@ -2272,6 +2464,22 @@
       </w:r>
       <w:r>
         <w:rPr>
+          <w:lang w:val="ar_AE" w:bidi="ar_AE"/>
+        </w:rPr>
+        <w:t>סְפוּנִ֑ים</w:t>
+      </w:r>
+    </w:p>
+    <w:p>
+      <w:pPr>
+        <w:bidi/>
+      </w:pPr>
+      <w:r>
+        <w:rPr>
+          <w:lang w:val="ar_AE" w:bidi="ar_AE"/>
+        </w:rPr>
+      </w:r>
+      <w:r>
+        <w:rPr>
           <w:b/>
           <w:lang w:val="ar_AE" w:bidi="ar_AE"/>
         </w:rPr>
@@ -2391,6 +2599,22 @@
       </w:r>
       <w:r>
         <w:rPr>
+          <w:lang w:val="ar_AE" w:bidi="ar_AE"/>
+        </w:rPr>
+        <w:t>וְ⁠עַתָּ֕ה כֹּ֥ה אָמַ֖ר יְהוָ֣ה צְבָא֑וֹת שִׂ֥ימוּ לְבַבְ⁠כֶ֖ם עַל־דַּרְכֵי⁠כֶֽם</w:t>
+      </w:r>
+    </w:p>
+    <w:p>
+      <w:pPr>
+        <w:bidi/>
+      </w:pPr>
+      <w:r>
+        <w:rPr>
+          <w:lang w:val="ar_AE" w:bidi="ar_AE"/>
+        </w:rPr>
+      </w:r>
+      <w:r>
+        <w:rPr>
           <w:b/>
           <w:lang w:val="ar_AE" w:bidi="ar_AE"/>
         </w:rPr>
@@ -2497,6 +2721,22 @@
       </w:r>
       <w:r>
         <w:rPr>
+          <w:lang w:val="ar_AE" w:bidi="ar_AE"/>
+        </w:rPr>
+        <w:t>שִׂ֥ימוּ לְבַבְ⁠כֶ֖ם עַל־דַּרְכֵי⁠כֶֽם</w:t>
+      </w:r>
+    </w:p>
+    <w:p>
+      <w:pPr>
+        <w:bidi/>
+      </w:pPr>
+      <w:r>
+        <w:rPr>
+          <w:lang w:val="ar_AE" w:bidi="ar_AE"/>
+        </w:rPr>
+      </w:r>
+      <w:r>
+        <w:rPr>
           <w:b/>
           <w:lang w:val="ar_AE" w:bidi="ar_AE"/>
         </w:rPr>
@@ -2616,6 +2856,22 @@
       </w:r>
       <w:r>
         <w:rPr>
+          <w:lang w:val="ar_AE" w:bidi="ar_AE"/>
+        </w:rPr>
+        <w:t>לְבַבְ⁠כֶ֖ם</w:t>
+      </w:r>
+    </w:p>
+    <w:p>
+      <w:pPr>
+        <w:bidi/>
+      </w:pPr>
+      <w:r>
+        <w:rPr>
+          <w:lang w:val="ar_AE" w:bidi="ar_AE"/>
+        </w:rPr>
+      </w:r>
+      <w:r>
+        <w:rPr>
           <w:b/>
           <w:lang w:val="ar_AE" w:bidi="ar_AE"/>
         </w:rPr>
@@ -2735,6 +2991,22 @@
       </w:r>
       <w:r>
         <w:rPr>
+          <w:lang w:val="ar_AE" w:bidi="ar_AE"/>
+        </w:rPr>
+        <w:t>דַּרְכֵי⁠כֶֽם</w:t>
+      </w:r>
+    </w:p>
+    <w:p>
+      <w:pPr>
+        <w:bidi/>
+      </w:pPr>
+      <w:r>
+        <w:rPr>
+          <w:lang w:val="ar_AE" w:bidi="ar_AE"/>
+        </w:rPr>
+      </w:r>
+      <w:r>
+        <w:rPr>
           <w:b/>
           <w:lang w:val="ar_AE" w:bidi="ar_AE"/>
         </w:rPr>
@@ -2841,6 +3113,22 @@
       </w:r>
       <w:r>
         <w:rPr>
+          <w:lang w:val="ar_AE" w:bidi="ar_AE"/>
+        </w:rPr>
+        <w:t>וְ⁠אֵין־לְ⁠שָׂבְעָה֙</w:t>
+      </w:r>
+    </w:p>
+    <w:p>
+      <w:pPr>
+        <w:bidi/>
+      </w:pPr>
+      <w:r>
+        <w:rPr>
+          <w:lang w:val="ar_AE" w:bidi="ar_AE"/>
+        </w:rPr>
+      </w:r>
+      <w:r>
+        <w:rPr>
           <w:b/>
           <w:lang w:val="ar_AE" w:bidi="ar_AE"/>
         </w:rPr>
@@ -2960,6 +3248,22 @@
       </w:r>
       <w:r>
         <w:rPr>
+          <w:lang w:val="ar_AE" w:bidi="ar_AE"/>
+        </w:rPr>
+        <w:t>וְ⁠אֵין־לְ⁠שָׁכְרָ֔ה</w:t>
+      </w:r>
+    </w:p>
+    <w:p>
+      <w:pPr>
+        <w:bidi/>
+      </w:pPr>
+      <w:r>
+        <w:rPr>
+          <w:lang w:val="ar_AE" w:bidi="ar_AE"/>
+        </w:rPr>
+      </w:r>
+      <w:r>
+        <w:rPr>
           <w:b/>
           <w:lang w:val="ar_AE" w:bidi="ar_AE"/>
         </w:rPr>
@@ -3066,6 +3370,22 @@
       </w:r>
       <w:r>
         <w:rPr>
+          <w:lang w:val="ar_AE" w:bidi="ar_AE"/>
+        </w:rPr>
+        <w:t>לָב֖וֹשׁ וְ⁠אֵין־לְ⁠חֹ֣ם ל֑⁠וֹ</w:t>
+      </w:r>
+    </w:p>
+    <w:p>
+      <w:pPr>
+        <w:bidi/>
+      </w:pPr>
+      <w:r>
+        <w:rPr>
+          <w:lang w:val="ar_AE" w:bidi="ar_AE"/>
+        </w:rPr>
+      </w:r>
+      <w:r>
+        <w:rPr>
           <w:b/>
           <w:lang w:val="ar_AE" w:bidi="ar_AE"/>
         </w:rPr>
@@ -3172,6 +3492,22 @@
       </w:r>
       <w:r>
         <w:rPr>
+          <w:lang w:val="ar_AE" w:bidi="ar_AE"/>
+        </w:rPr>
+        <w:t>וְ⁠הַ֨⁠מִּשְׂתַּכֵּ֔ר מִשְׂתַּכֵּ֖ר אֶל־צְר֥וֹר נָקֽוּב</w:t>
+      </w:r>
+    </w:p>
+    <w:p>
+      <w:pPr>
+        <w:bidi/>
+      </w:pPr>
+      <w:r>
+        <w:rPr>
+          <w:lang w:val="ar_AE" w:bidi="ar_AE"/>
+        </w:rPr>
+      </w:r>
+      <w:r>
+        <w:rPr>
           <w:b/>
           <w:lang w:val="ar_AE" w:bidi="ar_AE"/>
         </w:rPr>
@@ -3278,6 +3614,22 @@
       </w:r>
       <w:r>
         <w:rPr>
+          <w:lang w:val="ar_AE" w:bidi="ar_AE"/>
+        </w:rPr>
+        <w:t>וְ⁠הַ֨⁠מִּשְׂתַּכֵּ֔ר מִשְׂתַּכֵּ֖ר אֶל־צְר֥וֹר נָקֽוּב</w:t>
+      </w:r>
+    </w:p>
+    <w:p>
+      <w:pPr>
+        <w:bidi/>
+      </w:pPr>
+      <w:r>
+        <w:rPr>
+          <w:lang w:val="ar_AE" w:bidi="ar_AE"/>
+        </w:rPr>
+      </w:r>
+      <w:r>
+        <w:rPr>
           <w:b/>
           <w:lang w:val="ar_AE" w:bidi="ar_AE"/>
         </w:rPr>
@@ -3396,6 +3748,22 @@
       </w:r>
       <w:r>
         <w:rPr>
+          <w:lang w:val="ar_AE" w:bidi="ar_AE"/>
+        </w:rPr>
+        <w:t>צְר֥וֹר נָקֽוּב</w:t>
+      </w:r>
+    </w:p>
+    <w:p>
+      <w:pPr>
+        <w:bidi/>
+      </w:pPr>
+      <w:r>
+        <w:rPr>
+          <w:lang w:val="ar_AE" w:bidi="ar_AE"/>
+        </w:rPr>
+      </w:r>
+      <w:r>
+        <w:rPr>
           <w:b/>
           <w:lang w:val="ar_AE" w:bidi="ar_AE"/>
         </w:rPr>
@@ -3502,6 +3870,22 @@
       </w:r>
       <w:r>
         <w:rPr>
+          <w:lang w:val="ar_AE" w:bidi="ar_AE"/>
+        </w:rPr>
+        <w:t>כֹּ֥ה אָמַ֖ר יְהוָ֣ה צְבָא֑וֹת שִׂ֥ימוּ לְבַבְ⁠כֶ֖ם עַל־דַּרְכֵי⁠כֶֽם</w:t>
+      </w:r>
+    </w:p>
+    <w:p>
+      <w:pPr>
+        <w:bidi/>
+      </w:pPr>
+      <w:r>
+        <w:rPr>
+          <w:lang w:val="ar_AE" w:bidi="ar_AE"/>
+        </w:rPr>
+      </w:r>
+      <w:r>
+        <w:rPr>
           <w:b/>
           <w:lang w:val="ar_AE" w:bidi="ar_AE"/>
         </w:rPr>
@@ -3595,6 +3979,22 @@
         <w:rPr>
           <w:lang w:val="ar_AE" w:bidi="ar_AE"/>
         </w:rPr>
+      </w:r>
+    </w:p>
+    <w:p>
+      <w:pPr>
+        <w:bidi/>
+      </w:pPr>
+      <w:r>
+        <w:rPr>
+          <w:lang w:val="ar_AE" w:bidi="ar_AE"/>
+        </w:rPr>
+      </w:r>
+      <w:r>
+        <w:rPr>
+          <w:lang w:val="ar_AE" w:bidi="ar_AE"/>
+        </w:rPr>
+        <w:t>שִׂ֥ימוּ לְבַבְ⁠כֶ֖ם עַל־דַּרְכֵי⁠כֶֽם</w:t>
       </w:r>
     </w:p>
     <w:p>
@@ -3718,6 +4118,22 @@
       </w:r>
       <w:r>
         <w:rPr>
+          <w:lang w:val="ar_AE" w:bidi="ar_AE"/>
+        </w:rPr>
+        <w:t>עֲל֥וּ הָ⁠הָ֛ר וַ⁠הֲבֵאתֶ֥ם עֵ֖ץ וּ⁠בְנ֣וּ הַ⁠בָּ֑יִת וְ⁠אֶרְצֶה־בּ֥⁠וֹ ו⁠אכבד אָמַ֥ר יְהוָֽה</w:t>
+      </w:r>
+    </w:p>
+    <w:p>
+      <w:pPr>
+        <w:bidi/>
+      </w:pPr>
+      <w:r>
+        <w:rPr>
+          <w:lang w:val="ar_AE" w:bidi="ar_AE"/>
+        </w:rPr>
+      </w:r>
+      <w:r>
+        <w:rPr>
           <w:b/>
           <w:lang w:val="ar_AE" w:bidi="ar_AE"/>
         </w:rPr>
@@ -3824,6 +4240,22 @@
       </w:r>
       <w:r>
         <w:rPr>
+          <w:lang w:val="ar_AE" w:bidi="ar_AE"/>
+        </w:rPr>
+        <w:t>הָ⁠הָ֛ר</w:t>
+      </w:r>
+    </w:p>
+    <w:p>
+      <w:pPr>
+        <w:bidi/>
+      </w:pPr>
+      <w:r>
+        <w:rPr>
+          <w:lang w:val="ar_AE" w:bidi="ar_AE"/>
+        </w:rPr>
+      </w:r>
+      <w:r>
+        <w:rPr>
           <w:b/>
           <w:lang w:val="ar_AE" w:bidi="ar_AE"/>
         </w:rPr>
@@ -3943,6 +4375,22 @@
       </w:r>
       <w:r>
         <w:rPr>
+          <w:lang w:val="ar_AE" w:bidi="ar_AE"/>
+        </w:rPr>
+        <w:t>ו⁠אכבד</w:t>
+      </w:r>
+    </w:p>
+    <w:p>
+      <w:pPr>
+        <w:bidi/>
+      </w:pPr>
+      <w:r>
+        <w:rPr>
+          <w:lang w:val="ar_AE" w:bidi="ar_AE"/>
+        </w:rPr>
+      </w:r>
+      <w:r>
+        <w:rPr>
           <w:b/>
           <w:lang w:val="ar_AE" w:bidi="ar_AE"/>
         </w:rPr>
@@ -4049,6 +4497,22 @@
       </w:r>
       <w:r>
         <w:rPr>
+          <w:lang w:val="ar_AE" w:bidi="ar_AE"/>
+        </w:rPr>
+        <w:t>פָּנֹ֤ה אֶל־הַרְבֵּה֙ וְ⁠הִנֵּ֣ה לִ⁠מְעָ֔ט וַ⁠הֲבֵאתֶ֥ם הַ⁠בַּ֖יִת וְ⁠נָפַ֣חְתִּי ב֑⁠וֹ יַ֣עַן מֶ֗ה נְאֻם֙ יְהוָ֣ה צְבָא֔וֹת יַ֗עַן בֵּיתִ⁠י֙ אֲשֶׁר־ה֣וּא חָרֵ֔ב וְ⁠אַתֶּ֥ם רָצִ֖ים אִ֥ישׁ לְ⁠בֵיתֽ⁠וֹ</w:t>
+      </w:r>
+    </w:p>
+    <w:p>
+      <w:pPr>
+        <w:bidi/>
+      </w:pPr>
+      <w:r>
+        <w:rPr>
+          <w:lang w:val="ar_AE" w:bidi="ar_AE"/>
+        </w:rPr>
+      </w:r>
+      <w:r>
+        <w:rPr>
           <w:b/>
           <w:lang w:val="ar_AE" w:bidi="ar_AE"/>
         </w:rPr>
@@ -4155,6 +4619,22 @@
       </w:r>
       <w:r>
         <w:rPr>
+          <w:lang w:val="ar_AE" w:bidi="ar_AE"/>
+        </w:rPr>
+        <w:t>וְ⁠הִנֵּ֣ה</w:t>
+      </w:r>
+    </w:p>
+    <w:p>
+      <w:pPr>
+        <w:bidi/>
+      </w:pPr>
+      <w:r>
+        <w:rPr>
+          <w:lang w:val="ar_AE" w:bidi="ar_AE"/>
+        </w:rPr>
+      </w:r>
+      <w:r>
+        <w:rPr>
           <w:b/>
           <w:lang w:val="ar_AE" w:bidi="ar_AE"/>
         </w:rPr>
@@ -4260,6 +4740,22 @@
       </w:r>
       <w:r>
         <w:rPr>
+          <w:lang w:val="ar_AE" w:bidi="ar_AE"/>
+        </w:rPr>
+        <w:t>וְ⁠הִנֵּ֣ה לִ⁠מְעָ֔ט</w:t>
+      </w:r>
+    </w:p>
+    <w:p>
+      <w:pPr>
+        <w:bidi/>
+      </w:pPr>
+      <w:r>
+        <w:rPr>
+          <w:lang w:val="ar_AE" w:bidi="ar_AE"/>
+        </w:rPr>
+      </w:r>
+      <w:r>
+        <w:rPr>
           <w:b/>
           <w:lang w:val="ar_AE" w:bidi="ar_AE"/>
         </w:rPr>
@@ -4366,6 +4862,22 @@
       </w:r>
       <w:r>
         <w:rPr>
+          <w:lang w:val="ar_AE" w:bidi="ar_AE"/>
+        </w:rPr>
+        <w:t>וְ⁠נָפַ֣חְתִּי ב֑⁠וֹ</w:t>
+      </w:r>
+    </w:p>
+    <w:p>
+      <w:pPr>
+        <w:bidi/>
+      </w:pPr>
+      <w:r>
+        <w:rPr>
+          <w:lang w:val="ar_AE" w:bidi="ar_AE"/>
+        </w:rPr>
+      </w:r>
+      <w:r>
+        <w:rPr>
           <w:b/>
           <w:lang w:val="ar_AE" w:bidi="ar_AE"/>
         </w:rPr>
@@ -4472,6 +4984,22 @@
       </w:r>
       <w:r>
         <w:rPr>
+          <w:lang w:val="ar_AE" w:bidi="ar_AE"/>
+        </w:rPr>
+        <w:t>יַ֣עַן מֶ֗ה &amp; יַ֗עַן בֵּיתִ⁠י֙</w:t>
+      </w:r>
+    </w:p>
+    <w:p>
+      <w:pPr>
+        <w:bidi/>
+      </w:pPr>
+      <w:r>
+        <w:rPr>
+          <w:lang w:val="ar_AE" w:bidi="ar_AE"/>
+        </w:rPr>
+      </w:r>
+      <w:r>
+        <w:rPr>
           <w:b/>
           <w:lang w:val="ar_AE" w:bidi="ar_AE"/>
         </w:rPr>
@@ -4592,6 +5120,22 @@
       </w:r>
       <w:r>
         <w:rPr>
+          <w:lang w:val="ar_AE" w:bidi="ar_AE"/>
+        </w:rPr>
+        <w:t>נְאֻם֙ יְהוָ֣ה צְבָא֔וֹת</w:t>
+      </w:r>
+    </w:p>
+    <w:p>
+      <w:pPr>
+        <w:bidi/>
+      </w:pPr>
+      <w:r>
+        <w:rPr>
+          <w:lang w:val="ar_AE" w:bidi="ar_AE"/>
+        </w:rPr>
+      </w:r>
+      <w:r>
+        <w:rPr>
           <w:b/>
           <w:lang w:val="ar_AE" w:bidi="ar_AE"/>
         </w:rPr>
@@ -4698,6 +5242,22 @@
       </w:r>
       <w:r>
         <w:rPr>
+          <w:lang w:val="ar_AE" w:bidi="ar_AE"/>
+        </w:rPr>
+        <w:t>וְ⁠אַתֶּ֥ם רָצִ֖ים אִ֥ישׁ לְ⁠בֵיתֽ⁠וֹ</w:t>
+      </w:r>
+    </w:p>
+    <w:p>
+      <w:pPr>
+        <w:bidi/>
+      </w:pPr>
+      <w:r>
+        <w:rPr>
+          <w:lang w:val="ar_AE" w:bidi="ar_AE"/>
+        </w:rPr>
+      </w:r>
+      <w:r>
+        <w:rPr>
           <w:b/>
           <w:lang w:val="ar_AE" w:bidi="ar_AE"/>
         </w:rPr>
@@ -4817,6 +5377,22 @@
       </w:r>
       <w:r>
         <w:rPr>
+          <w:lang w:val="ar_AE" w:bidi="ar_AE"/>
+        </w:rPr>
+        <w:t>וְ⁠אַתֶּ֥ם רָצִ֖ים אִ֥ישׁ לְ⁠בֵיתֽ⁠וֹ</w:t>
+      </w:r>
+    </w:p>
+    <w:p>
+      <w:pPr>
+        <w:bidi/>
+      </w:pPr>
+      <w:r>
+        <w:rPr>
+          <w:lang w:val="ar_AE" w:bidi="ar_AE"/>
+        </w:rPr>
+      </w:r>
+      <w:r>
+        <w:rPr>
           <w:b/>
           <w:lang w:val="ar_AE" w:bidi="ar_AE"/>
         </w:rPr>
@@ -4909,6 +5485,22 @@
       </w:r>
       <w:r>
         <w:rPr>
+          <w:lang w:val="ar_AE" w:bidi="ar_AE"/>
+        </w:rPr>
+        <w:t>כָּלְא֥וּ שָמַ֖יִם מִ⁠טָּ֑ל וְ⁠הָ⁠אָ֖רֶץ כָּלְאָ֥ה יְבוּלָֽ⁠הּ</w:t>
+      </w:r>
+    </w:p>
+    <w:p>
+      <w:pPr>
+        <w:bidi/>
+      </w:pPr>
+      <w:r>
+        <w:rPr>
+          <w:lang w:val="ar_AE" w:bidi="ar_AE"/>
+        </w:rPr>
+      </w:r>
+      <w:r>
+        <w:rPr>
           <w:b/>
           <w:lang w:val="ar_AE" w:bidi="ar_AE"/>
         </w:rPr>
@@ -5089,6 +5681,22 @@
       </w:r>
       <w:r>
         <w:rPr>
+          <w:lang w:val="ar_AE" w:bidi="ar_AE"/>
+        </w:rPr>
+        <w:t>עֲלֵי⁠כֶ֔ם כָּלְא֥וּ שָמַ֖יִם מִ⁠טָּ֑ל</w:t>
+      </w:r>
+    </w:p>
+    <w:p>
+      <w:pPr>
+        <w:bidi/>
+      </w:pPr>
+      <w:r>
+        <w:rPr>
+          <w:lang w:val="ar_AE" w:bidi="ar_AE"/>
+        </w:rPr>
+      </w:r>
+      <w:r>
+        <w:rPr>
           <w:b/>
           <w:lang w:val="ar_AE" w:bidi="ar_AE"/>
         </w:rPr>
@@ -5208,6 +5816,22 @@
         <w:rPr>
           <w:lang w:val="ar_AE" w:bidi="ar_AE"/>
         </w:rPr>
+      </w:r>
+    </w:p>
+    <w:p>
+      <w:pPr>
+        <w:bidi/>
+      </w:pPr>
+      <w:r>
+        <w:rPr>
+          <w:lang w:val="ar_AE" w:bidi="ar_AE"/>
+        </w:rPr>
+      </w:r>
+      <w:r>
+        <w:rPr>
+          <w:lang w:val="ar_AE" w:bidi="ar_AE"/>
+        </w:rPr>
+        <w:t>עַל־הָ⁠אָ֣רֶץ וְ⁠עַל־הֶ⁠הָרִ֗ים וְ⁠עַל־הַ⁠דָּגָן֙ וְ⁠עַל־הַ⁠תִּיר֣וֹשׁ וְ⁠עַל־הַ⁠יִּצְהָ֔ר וְ⁠עַ֛ל אֲשֶׁ֥ר תּוֹצִ֖יא הָ⁠אֲדָמָ֑ה וְ⁠עַל־הָֽ⁠אָדָם֙ וְ⁠עַל־הַ⁠בְּהֵמָ֔ה וְ⁠עַ֖ל כָּל־יְגִ֥יעַ כַּפָּֽיִם</w:t>
       </w:r>
     </w:p>
     <w:p>
@@ -5371,6 +5995,22 @@
       </w:r>
       <w:r>
         <w:rPr>
+          <w:lang w:val="ar_AE" w:bidi="ar_AE"/>
+        </w:rPr>
+        <w:t>וָ⁠אֶקְרָ֨א חֹ֜רֶב עַל־הָ⁠אָ֣רֶץ וְ⁠עַל־הֶ⁠הָרִ֗ים וְ⁠עַל־הַ⁠דָּגָן֙ וְ⁠עַל־הַ⁠תִּיר֣וֹשׁ וְ⁠עַל־הַ⁠יִּצְהָ֔ר וְ⁠עַ֛ל אֲשֶׁ֥ר תּוֹצִ֖יא הָ⁠אֲדָמָ֑ה וְ⁠עַל־הָֽ⁠אָדָם֙ וְ⁠עַל־הַ⁠בְּהֵמָ֔ה וְ⁠עַ֖ל כָּל־יְגִ֥יעַ כַּפָּֽיִם</w:t>
+      </w:r>
+    </w:p>
+    <w:p>
+      <w:pPr>
+        <w:bidi/>
+      </w:pPr>
+      <w:r>
+        <w:rPr>
+          <w:lang w:val="ar_AE" w:bidi="ar_AE"/>
+        </w:rPr>
+      </w:r>
+      <w:r>
+        <w:rPr>
           <w:b/>
           <w:lang w:val="ar_AE" w:bidi="ar_AE"/>
         </w:rPr>
@@ -5502,6 +6142,22 @@
       </w:r>
       <w:r>
         <w:rPr>
+          <w:lang w:val="ar_AE" w:bidi="ar_AE"/>
+        </w:rPr>
+        <w:t>וָ⁠אֶקְרָ֨א</w:t>
+      </w:r>
+    </w:p>
+    <w:p>
+      <w:pPr>
+        <w:bidi/>
+      </w:pPr>
+      <w:r>
+        <w:rPr>
+          <w:lang w:val="ar_AE" w:bidi="ar_AE"/>
+        </w:rPr>
+      </w:r>
+      <w:r>
+        <w:rPr>
           <w:b/>
           <w:lang w:val="ar_AE" w:bidi="ar_AE"/>
         </w:rPr>
@@ -5608,6 +6264,22 @@
       </w:r>
       <w:r>
         <w:rPr>
+          <w:lang w:val="ar_AE" w:bidi="ar_AE"/>
+        </w:rPr>
+        <w:t>וְ⁠עַל־הַ⁠דָּגָן֙ וְ⁠עַל־הַ⁠תִּיר֣וֹשׁ וְ⁠עַל־הַ⁠יִּצְהָ֔ר</w:t>
+      </w:r>
+    </w:p>
+    <w:p>
+      <w:pPr>
+        <w:bidi/>
+      </w:pPr>
+      <w:r>
+        <w:rPr>
+          <w:lang w:val="ar_AE" w:bidi="ar_AE"/>
+        </w:rPr>
+      </w:r>
+      <w:r>
+        <w:rPr>
           <w:b/>
           <w:lang w:val="ar_AE" w:bidi="ar_AE"/>
         </w:rPr>
@@ -5753,6 +6425,22 @@
       </w:r>
       <w:r>
         <w:rPr>
+          <w:lang w:val="ar_AE" w:bidi="ar_AE"/>
+        </w:rPr>
+        <w:t>וְ⁠עַל־הָֽ⁠אָדָם֙ וְ⁠עַל־הַ⁠בְּהֵמָ֔ה</w:t>
+      </w:r>
+    </w:p>
+    <w:p>
+      <w:pPr>
+        <w:bidi/>
+      </w:pPr>
+      <w:r>
+        <w:rPr>
+          <w:lang w:val="ar_AE" w:bidi="ar_AE"/>
+        </w:rPr>
+      </w:r>
+      <w:r>
+        <w:rPr>
           <w:b/>
           <w:lang w:val="ar_AE" w:bidi="ar_AE"/>
         </w:rPr>
@@ -5885,6 +6573,22 @@
       </w:r>
       <w:r>
         <w:rPr>
+          <w:lang w:val="ar_AE" w:bidi="ar_AE"/>
+        </w:rPr>
+        <w:t>כַּפָּֽיִם</w:t>
+      </w:r>
+    </w:p>
+    <w:p>
+      <w:pPr>
+        <w:bidi/>
+      </w:pPr>
+      <w:r>
+        <w:rPr>
+          <w:lang w:val="ar_AE" w:bidi="ar_AE"/>
+        </w:rPr>
+      </w:r>
+      <w:r>
+        <w:rPr>
           <w:b/>
           <w:lang w:val="ar_AE" w:bidi="ar_AE"/>
         </w:rPr>
@@ -6004,6 +6708,22 @@
       </w:r>
       <w:r>
         <w:rPr>
+          <w:lang w:val="ar_AE" w:bidi="ar_AE"/>
+        </w:rPr>
+        <w:t>וַ⁠יִּשְׁמַ֣ע &amp; בְּ⁠קוֹל֙ יְהוָ֣ה אֱלֹֽהֵי⁠הֶ֔ם וְ⁠עַל־דִּבְרֵי֙ חַגַּ֣י הַ⁠נָּבִ֔יא</w:t>
+      </w:r>
+    </w:p>
+    <w:p>
+      <w:pPr>
+        <w:bidi/>
+      </w:pPr>
+      <w:r>
+        <w:rPr>
+          <w:lang w:val="ar_AE" w:bidi="ar_AE"/>
+        </w:rPr>
+      </w:r>
+      <w:r>
+        <w:rPr>
           <w:b/>
           <w:lang w:val="ar_AE" w:bidi="ar_AE"/>
         </w:rPr>
@@ -6137,6 +6857,22 @@
       </w:r>
       <w:r>
         <w:rPr>
+          <w:lang w:val="ar_AE" w:bidi="ar_AE"/>
+        </w:rPr>
+        <w:t>וַ⁠יִּשְׁמַ֣ע &amp; בְּ⁠קוֹל֙ יְהוָ֣ה אֱלֹֽהֵי⁠הֶ֔ם וְ⁠עַל־דִּבְרֵי֙ חַגַּ֣י הַ⁠נָּבִ֔יא</w:t>
+      </w:r>
+    </w:p>
+    <w:p>
+      <w:pPr>
+        <w:bidi/>
+      </w:pPr>
+      <w:r>
+        <w:rPr>
+          <w:lang w:val="ar_AE" w:bidi="ar_AE"/>
+        </w:rPr>
+      </w:r>
+      <w:r>
+        <w:rPr>
           <w:b/>
           <w:lang w:val="ar_AE" w:bidi="ar_AE"/>
         </w:rPr>
@@ -6255,6 +6991,22 @@
       </w:r>
       <w:r>
         <w:rPr>
+          <w:lang w:val="ar_AE" w:bidi="ar_AE"/>
+        </w:rPr>
+        <w:t>בְּ⁠קוֹל֙ יְהוָ֣ה אֱלֹֽהֵי⁠הֶ֔ם וְ⁠עַל־דִּבְרֵי֙ חַגַּ֣י הַ⁠נָּבִ֔יא</w:t>
+      </w:r>
+    </w:p>
+    <w:p>
+      <w:pPr>
+        <w:bidi/>
+      </w:pPr>
+      <w:r>
+        <w:rPr>
+          <w:lang w:val="ar_AE" w:bidi="ar_AE"/>
+        </w:rPr>
+      </w:r>
+      <w:r>
+        <w:rPr>
           <w:b/>
           <w:lang w:val="ar_AE" w:bidi="ar_AE"/>
         </w:rPr>
@@ -6374,6 +7126,22 @@
       </w:r>
       <w:r>
         <w:rPr>
+          <w:lang w:val="ar_AE" w:bidi="ar_AE"/>
+        </w:rPr>
+        <w:t>וַ⁠יִּֽירְא֥וּ הָ⁠עָ֖ם מִ⁠פְּנֵ֥י יְהוָֽה</w:t>
+      </w:r>
+    </w:p>
+    <w:p>
+      <w:pPr>
+        <w:bidi/>
+      </w:pPr>
+      <w:r>
+        <w:rPr>
+          <w:lang w:val="ar_AE" w:bidi="ar_AE"/>
+        </w:rPr>
+      </w:r>
+      <w:r>
+        <w:rPr>
           <w:b/>
           <w:lang w:val="ar_AE" w:bidi="ar_AE"/>
         </w:rPr>
@@ -6493,6 +7261,22 @@
       </w:r>
       <w:r>
         <w:rPr>
+          <w:lang w:val="ar_AE" w:bidi="ar_AE"/>
+        </w:rPr>
+        <w:t>אֲנִ֥י אִתְּ⁠כֶ֖ם נְאֻם־יְהוָֽה</w:t>
+      </w:r>
+    </w:p>
+    <w:p>
+      <w:pPr>
+        <w:bidi/>
+      </w:pPr>
+      <w:r>
+        <w:rPr>
+          <w:lang w:val="ar_AE" w:bidi="ar_AE"/>
+        </w:rPr>
+      </w:r>
+      <w:r>
+        <w:rPr>
           <w:b/>
           <w:lang w:val="ar_AE" w:bidi="ar_AE"/>
         </w:rPr>
@@ -6586,6 +7370,22 @@
         <w:rPr>
           <w:lang w:val="ar_AE" w:bidi="ar_AE"/>
         </w:rPr>
+      </w:r>
+    </w:p>
+    <w:p>
+      <w:pPr>
+        <w:bidi/>
+      </w:pPr>
+      <w:r>
+        <w:rPr>
+          <w:lang w:val="ar_AE" w:bidi="ar_AE"/>
+        </w:rPr>
+      </w:r>
+      <w:r>
+        <w:rPr>
+          <w:lang w:val="ar_AE" w:bidi="ar_AE"/>
+        </w:rPr>
+        <w:t>וַ⁠יָּ֣עַר יְהוָ֡ה אֶת־רוּחַ֩ זְרֻבָּבֶ֨ל בֶּן־שַׁלְתִּיאֵ֜ל פַּחַ֣ת יְהוּדָ֗ה וְ⁠אֶת־ר֨וּחַ֙ יְהוֹשֻׁ֤עַ בֶּן־יְהוֹצָדָק֙ הַ⁠כֹּהֵ֣ן הַ⁠גָּד֔וֹל וְֽ⁠אֶת־ר֔וּחַ כֹּ֖ל שְׁאֵרִ֣ית הָ⁠עָ֑ם</w:t>
       </w:r>
     </w:p>
     <w:p>
@@ -6711,6 +7511,22 @@
       </w:r>
       <w:r>
         <w:rPr>
+          <w:lang w:val="ar_AE" w:bidi="ar_AE"/>
+        </w:rPr>
+        <w:t>וַ⁠יָּ֣עַר יְהוָ֡ה אֶת־רוּחַ֩ זְרֻבָּבֶ֨ל בֶּן־שַׁלְתִּיאֵ֜ל פַּחַ֣ת יְהוּדָ֗ה וְ⁠אֶת־ר֨וּחַ֙ יְהוֹשֻׁ֤עַ בֶּן־יְהוֹצָדָק֙ הַ⁠כֹּהֵ֣ן הַ⁠גָּד֔וֹל וְֽ⁠אֶת־ר֔וּחַ כֹּ֖ל שְׁאֵרִ֣ית הָ⁠עָ֑ם</w:t>
+      </w:r>
+    </w:p>
+    <w:p>
+      <w:pPr>
+        <w:bidi/>
+      </w:pPr>
+      <w:r>
+        <w:rPr>
+          <w:lang w:val="ar_AE" w:bidi="ar_AE"/>
+        </w:rPr>
+      </w:r>
+      <w:r>
+        <w:rPr>
           <w:b/>
           <w:lang w:val="ar_AE" w:bidi="ar_AE"/>
         </w:rPr>
@@ -6804,6 +7620,22 @@
         <w:rPr>
           <w:lang w:val="ar_AE" w:bidi="ar_AE"/>
         </w:rPr>
+      </w:r>
+    </w:p>
+    <w:p>
+      <w:pPr>
+        <w:bidi/>
+      </w:pPr>
+      <w:r>
+        <w:rPr>
+          <w:lang w:val="ar_AE" w:bidi="ar_AE"/>
+        </w:rPr>
+      </w:r>
+      <w:r>
+        <w:rPr>
+          <w:lang w:val="ar_AE" w:bidi="ar_AE"/>
+        </w:rPr>
+        <w:t>בְּ⁠י֨וֹם עֶשְׂרִ֧ים וְ⁠אַרְבָּעָ֛ה לַ⁠חֹ֖דֶשׁ בַּ⁠שִּׁשִּׁ֑י</w:t>
       </w:r>
     </w:p>
     <w:p>
@@ -6954,6 +7786,22 @@
       </w:r>
       <w:r>
         <w:rPr>
+          <w:lang w:val="ar_AE" w:bidi="ar_AE"/>
+        </w:rPr>
+        <w:t>בְּ⁠י֨וֹם עֶשְׂרִ֧ים וְ⁠אַרְבָּעָ֛ה לַ⁠חֹ֖דֶשׁ בַּ⁠שִּׁשִּׁ֑י בִּ⁠שְׁנַ֥ת שְׁתַּ֖יִם</w:t>
+      </w:r>
+    </w:p>
+    <w:p>
+      <w:pPr>
+        <w:bidi/>
+      </w:pPr>
+      <w:r>
+        <w:rPr>
+          <w:lang w:val="ar_AE" w:bidi="ar_AE"/>
+        </w:rPr>
+      </w:r>
+      <w:r>
+        <w:rPr>
           <w:b/>
           <w:lang w:val="ar_AE" w:bidi="ar_AE"/>
         </w:rPr>
@@ -7181,6 +8029,22 @@
       </w:r>
       <w:r>
         <w:rPr>
+          <w:lang w:val="ar_AE" w:bidi="ar_AE"/>
+        </w:rPr>
+        <w:t>בַּ⁠שְּׁבִיעִ֕י בְּ⁠עֶשְׂרִ֥ים וְ⁠אֶחָ֖ד לַ⁠חֹ֑דֶשׁ</w:t>
+      </w:r>
+    </w:p>
+    <w:p>
+      <w:pPr>
+        <w:bidi/>
+      </w:pPr>
+      <w:r>
+        <w:rPr>
+          <w:lang w:val="ar_AE" w:bidi="ar_AE"/>
+        </w:rPr>
+      </w:r>
+      <w:r>
+        <w:rPr>
           <w:b/>
           <w:lang w:val="ar_AE" w:bidi="ar_AE"/>
         </w:rPr>
@@ -7287,6 +8151,22 @@
       </w:r>
       <w:r>
         <w:rPr>
+          <w:lang w:val="ar_AE" w:bidi="ar_AE"/>
+        </w:rPr>
+        <w:t>בַּ⁠שְּׁבִיעִ֕י בְּ⁠עֶשְׂרִ֥ים וְ⁠אֶחָ֖ד לַ⁠חֹ֑דֶשׁ</w:t>
+      </w:r>
+    </w:p>
+    <w:p>
+      <w:pPr>
+        <w:bidi/>
+      </w:pPr>
+      <w:r>
+        <w:rPr>
+          <w:lang w:val="ar_AE" w:bidi="ar_AE"/>
+        </w:rPr>
+      </w:r>
+      <w:r>
+        <w:rPr>
           <w:b/>
           <w:lang w:val="ar_AE" w:bidi="ar_AE"/>
         </w:rPr>
@@ -7366,6 +8246,22 @@
         <w:rPr>
           <w:lang w:val="ar_AE" w:bidi="ar_AE"/>
         </w:rPr>
+      </w:r>
+    </w:p>
+    <w:p>
+      <w:pPr>
+        <w:bidi/>
+      </w:pPr>
+      <w:r>
+        <w:rPr>
+          <w:lang w:val="ar_AE" w:bidi="ar_AE"/>
+        </w:rPr>
+      </w:r>
+      <w:r>
+        <w:rPr>
+          <w:lang w:val="ar_AE" w:bidi="ar_AE"/>
+        </w:rPr>
+        <w:t>בַּ⁠שְּׁבִיעִ֕י בְּ⁠עֶשְׂרִ֥ים וְ⁠אֶחָ֖ד לַ⁠חֹ֑דֶשׁ</w:t>
       </w:r>
     </w:p>
     <w:p>
@@ -7529,6 +8425,22 @@
       </w:r>
       <w:r>
         <w:rPr>
+          <w:lang w:val="ar_AE" w:bidi="ar_AE"/>
+        </w:rPr>
+        <w:t>הָיָה֙ דְּבַר־יְהוָ֔ה בְּ⁠יַד־חַגַּ֥י הַ⁠נָּבִ֖יא</w:t>
+      </w:r>
+    </w:p>
+    <w:p>
+      <w:pPr>
+        <w:bidi/>
+      </w:pPr>
+      <w:r>
+        <w:rPr>
+          <w:lang w:val="ar_AE" w:bidi="ar_AE"/>
+        </w:rPr>
+      </w:r>
+      <w:r>
+        <w:rPr>
           <w:b/>
           <w:lang w:val="ar_AE" w:bidi="ar_AE"/>
         </w:rPr>
@@ -7653,6 +8565,22 @@
       </w:r>
       <w:r>
         <w:rPr>
+          <w:lang w:val="ar_AE" w:bidi="ar_AE"/>
+        </w:rPr>
+        <w:t>הָ⁠עָ֖ם לֵ⁠אמֹֽר</w:t>
+      </w:r>
+    </w:p>
+    <w:p>
+      <w:pPr>
+        <w:bidi/>
+      </w:pPr>
+      <w:r>
+        <w:rPr>
+          <w:lang w:val="ar_AE" w:bidi="ar_AE"/>
+        </w:rPr>
+      </w:r>
+      <w:r>
+        <w:rPr>
           <w:b/>
           <w:lang w:val="ar_AE" w:bidi="ar_AE"/>
         </w:rPr>
@@ -7759,6 +8687,22 @@
       </w:r>
       <w:r>
         <w:rPr>
+          <w:lang w:val="ar_AE" w:bidi="ar_AE"/>
+        </w:rPr>
+        <w:t>מִ֤י בָ⁠כֶם֙ הַ⁠נִּשְׁאָ֔ר אֲשֶׁ֤ר רָאָה֙ אֶת־הַ⁠בַּ֣יִת הַ⁠זֶּ֔ה בִּ⁠כְבוֹד֖⁠וֹ הָ⁠רִאשׁ֑וֹן וּ⁠מָ֨ה אַתֶּ֜ם רֹאִ֤ים אֹת⁠וֹ֙ עַ֔תָּה הֲ⁠ל֥וֹא כָמֹ֛⁠הוּ כְּ⁠אַ֖יִן בְּ⁠עֵינֵי⁠כֶֽם</w:t>
+      </w:r>
+    </w:p>
+    <w:p>
+      <w:pPr>
+        <w:bidi/>
+      </w:pPr>
+      <w:r>
+        <w:rPr>
+          <w:lang w:val="ar_AE" w:bidi="ar_AE"/>
+        </w:rPr>
+      </w:r>
+      <w:r>
+        <w:rPr>
           <w:b/>
           <w:lang w:val="ar_AE" w:bidi="ar_AE"/>
         </w:rPr>
@@ -7865,6 +8809,22 @@
       </w:r>
       <w:r>
         <w:rPr>
+          <w:lang w:val="ar_AE" w:bidi="ar_AE"/>
+        </w:rPr>
+        <w:t>מִ֤י בָ⁠כֶם֙ הַ⁠נִּשְׁאָ֔ר אֲשֶׁ֤ר רָאָה֙ אֶת־הַ⁠בַּ֣יִת הַ⁠זֶּ֔ה בִּ⁠כְבוֹד֖⁠וֹ הָ⁠רִאשׁ֑וֹן וּ⁠מָ֨ה אַתֶּ֜ם רֹאִ֤ים אֹת⁠וֹ֙ עַ֔תָּה הֲ⁠ל֥וֹא כָמֹ֛⁠הוּ כְּ⁠אַ֖יִן בְּ⁠עֵינֵי⁠כֶֽם</w:t>
+      </w:r>
+    </w:p>
+    <w:p>
+      <w:pPr>
+        <w:bidi/>
+      </w:pPr>
+      <w:r>
+        <w:rPr>
+          <w:lang w:val="ar_AE" w:bidi="ar_AE"/>
+        </w:rPr>
+      </w:r>
+      <w:r>
+        <w:rPr>
           <w:b/>
           <w:lang w:val="ar_AE" w:bidi="ar_AE"/>
         </w:rPr>
@@ -7957,6 +8917,22 @@
       </w:r>
       <w:r>
         <w:rPr>
+          <w:lang w:val="ar_AE" w:bidi="ar_AE"/>
+        </w:rPr>
+        <w:t>בָ⁠כֶם֙ הַ⁠נִּשְׁאָ֔ר אֲשֶׁ֤ר רָאָה֙ אֶת־הַ⁠בַּ֣יִת הַ⁠זֶּ֔ה</w:t>
+      </w:r>
+    </w:p>
+    <w:p>
+      <w:pPr>
+        <w:bidi/>
+      </w:pPr>
+      <w:r>
+        <w:rPr>
+          <w:lang w:val="ar_AE" w:bidi="ar_AE"/>
+        </w:rPr>
+      </w:r>
+      <w:r>
+        <w:rPr>
           <w:b/>
           <w:lang w:val="ar_AE" w:bidi="ar_AE"/>
         </w:rPr>
@@ -8063,6 +9039,22 @@
       </w:r>
       <w:r>
         <w:rPr>
+          <w:lang w:val="ar_AE" w:bidi="ar_AE"/>
+        </w:rPr>
+        <w:t>אֲשֶׁ֤ר רָאָה֙ אֶת־הַ⁠בַּ֣יִת הַ⁠זֶּ֔ה בִּ⁠כְבוֹד֖⁠וֹ הָ⁠רִאשׁ֑וֹן</w:t>
+      </w:r>
+    </w:p>
+    <w:p>
+      <w:pPr>
+        <w:bidi/>
+      </w:pPr>
+      <w:r>
+        <w:rPr>
+          <w:lang w:val="ar_AE" w:bidi="ar_AE"/>
+        </w:rPr>
+      </w:r>
+      <w:r>
+        <w:rPr>
           <w:b/>
           <w:lang w:val="ar_AE" w:bidi="ar_AE"/>
         </w:rPr>
@@ -8182,6 +9174,22 @@
       </w:r>
       <w:r>
         <w:rPr>
+          <w:lang w:val="ar_AE" w:bidi="ar_AE"/>
+        </w:rPr>
+        <w:t>כָמֹ֛⁠הוּ</w:t>
+      </w:r>
+    </w:p>
+    <w:p>
+      <w:pPr>
+        <w:bidi/>
+      </w:pPr>
+      <w:r>
+        <w:rPr>
+          <w:lang w:val="ar_AE" w:bidi="ar_AE"/>
+        </w:rPr>
+      </w:r>
+      <w:r>
+        <w:rPr>
           <w:b/>
           <w:lang w:val="ar_AE" w:bidi="ar_AE"/>
         </w:rPr>
@@ -8301,6 +9309,22 @@
       </w:r>
       <w:r>
         <w:rPr>
+          <w:lang w:val="ar_AE" w:bidi="ar_AE"/>
+        </w:rPr>
+        <w:t>הֲ⁠ל֥וֹא כָמֹ֛⁠הוּ כְּ⁠אַ֖יִן בְּ⁠עֵינֵי⁠כֶֽם</w:t>
+      </w:r>
+    </w:p>
+    <w:p>
+      <w:pPr>
+        <w:bidi/>
+      </w:pPr>
+      <w:r>
+        <w:rPr>
+          <w:lang w:val="ar_AE" w:bidi="ar_AE"/>
+        </w:rPr>
+      </w:r>
+      <w:r>
+        <w:rPr>
           <w:b/>
           <w:lang w:val="ar_AE" w:bidi="ar_AE"/>
         </w:rPr>
@@ -8420,6 +9444,22 @@
       </w:r>
       <w:r>
         <w:rPr>
+          <w:lang w:val="ar_AE" w:bidi="ar_AE"/>
+        </w:rPr>
+        <w:t>וְ⁠עַתָּ֣ה חֲזַ֣ק זְרֻבָּבֶ֣ל ׀ נְאֻם־יְהוָ֡ה וַ⁠חֲזַ֣ק יְהוֹשֻׁ֣עַ בֶּן־יְהוֹצָדָק֩ הַ⁠כֹּהֵ֨ן הַ⁠גָּד֜וֹל וַ⁠חֲזַ֨ק כָּל־עַ֥ם הָ⁠אָ֛רֶץ נְאֻם־יְהוָ֖ה וַֽ⁠עֲשׂ֑וּ כִּֽי־אֲנִ֣י אִתְּ⁠כֶ֔ם נְאֻ֖ם יְהוָ֥ה צְבָאֽוֹת</w:t>
+      </w:r>
+    </w:p>
+    <w:p>
+      <w:pPr>
+        <w:bidi/>
+      </w:pPr>
+      <w:r>
+        <w:rPr>
+          <w:lang w:val="ar_AE" w:bidi="ar_AE"/>
+        </w:rPr>
+      </w:r>
+      <w:r>
+        <w:rPr>
           <w:b/>
           <w:lang w:val="ar_AE" w:bidi="ar_AE"/>
         </w:rPr>
@@ -8513,6 +9553,22 @@
         <w:rPr>
           <w:lang w:val="ar_AE" w:bidi="ar_AE"/>
         </w:rPr>
+      </w:r>
+    </w:p>
+    <w:p>
+      <w:pPr>
+        <w:bidi/>
+      </w:pPr>
+      <w:r>
+        <w:rPr>
+          <w:lang w:val="ar_AE" w:bidi="ar_AE"/>
+        </w:rPr>
+      </w:r>
+      <w:r>
+        <w:rPr>
+          <w:lang w:val="ar_AE" w:bidi="ar_AE"/>
+        </w:rPr>
+        <w:t>כָּל־עַ֥ם הָ⁠אָ֛רֶץ</w:t>
       </w:r>
     </w:p>
     <w:p>
@@ -8654,6 +9710,22 @@
       </w:r>
       <w:r>
         <w:rPr>
+          <w:lang w:val="ar_AE" w:bidi="ar_AE"/>
+        </w:rPr>
+        <w:t>אֶֽת־הַ⁠דָּבָ֞ר אֲשֶׁר־כָּרַ֤תִּי אִתְּ⁠כֶם֙ בְּ⁠צֵאתְ⁠כֶ֣ם מִ⁠מִּצְרַ֔יִם וְ⁠רוּחִ֖⁠י עֹמֶ֣דֶת בְּ⁠תוֹכְ⁠כֶ֑ם אַל־תִּירָֽאוּ</w:t>
+      </w:r>
+    </w:p>
+    <w:p>
+      <w:pPr>
+        <w:bidi/>
+      </w:pPr>
+      <w:r>
+        <w:rPr>
+          <w:lang w:val="ar_AE" w:bidi="ar_AE"/>
+        </w:rPr>
+      </w:r>
+      <w:r>
+        <w:rPr>
           <w:b/>
           <w:lang w:val="ar_AE" w:bidi="ar_AE"/>
         </w:rPr>
@@ -8760,6 +9832,22 @@
       </w:r>
       <w:r>
         <w:rPr>
+          <w:lang w:val="ar_AE" w:bidi="ar_AE"/>
+        </w:rPr>
+        <w:t>אֶֽת־הַ⁠דָּבָ֞ר אֲשֶׁר־כָּרַ֤תִּי אִתְּ⁠כֶם֙</w:t>
+      </w:r>
+    </w:p>
+    <w:p>
+      <w:pPr>
+        <w:bidi/>
+      </w:pPr>
+      <w:r>
+        <w:rPr>
+          <w:lang w:val="ar_AE" w:bidi="ar_AE"/>
+        </w:rPr>
+      </w:r>
+      <w:r>
+        <w:rPr>
           <w:b/>
           <w:lang w:val="ar_AE" w:bidi="ar_AE"/>
         </w:rPr>
@@ -8866,6 +9954,22 @@
       </w:r>
       <w:r>
         <w:rPr>
+          <w:lang w:val="ar_AE" w:bidi="ar_AE"/>
+        </w:rPr>
+        <w:t>אֶֽת־הַ⁠דָּבָ֞ר אֲשֶׁר־כָּרַ֤תִּי אִתְּ⁠כֶם֙</w:t>
+      </w:r>
+    </w:p>
+    <w:p>
+      <w:pPr>
+        <w:bidi/>
+      </w:pPr>
+      <w:r>
+        <w:rPr>
+          <w:lang w:val="ar_AE" w:bidi="ar_AE"/>
+        </w:rPr>
+      </w:r>
+      <w:r>
+        <w:rPr>
           <w:b/>
           <w:lang w:val="ar_AE" w:bidi="ar_AE"/>
         </w:rPr>
@@ -8958,6 +10062,22 @@
         <w:rPr>
           <w:lang w:val="ar_AE" w:bidi="ar_AE"/>
         </w:rPr>
+      </w:r>
+    </w:p>
+    <w:p>
+      <w:pPr>
+        <w:bidi/>
+      </w:pPr>
+      <w:r>
+        <w:rPr>
+          <w:lang w:val="ar_AE" w:bidi="ar_AE"/>
+        </w:rPr>
+      </w:r>
+      <w:r>
+        <w:rPr>
+          <w:lang w:val="ar_AE" w:bidi="ar_AE"/>
+        </w:rPr>
+        <w:t>אֶֽת־הַ⁠דָּבָ֞ר אֲשֶׁר־כָּרַ֤תִּי אִתְּ⁠כֶם֙ בְּ⁠צֵאתְ⁠כֶ֣ם מִ⁠מִּצְרַ֔יִם</w:t>
       </w:r>
     </w:p>
     <w:p>
@@ -9134,6 +10254,22 @@
       </w:r>
       <w:r>
         <w:rPr>
+          <w:lang w:val="ar_AE" w:bidi="ar_AE"/>
+        </w:rPr>
+        <w:t>וְ⁠רוּחִ֖⁠י עֹמֶ֣דֶת בְּ⁠תוֹכְ⁠כֶ֑ם</w:t>
+      </w:r>
+    </w:p>
+    <w:p>
+      <w:pPr>
+        <w:bidi/>
+      </w:pPr>
+      <w:r>
+        <w:rPr>
+          <w:lang w:val="ar_AE" w:bidi="ar_AE"/>
+        </w:rPr>
+      </w:r>
+      <w:r>
+        <w:rPr>
           <w:b/>
           <w:lang w:val="ar_AE" w:bidi="ar_AE"/>
         </w:rPr>
@@ -9240,6 +10376,22 @@
       </w:r>
       <w:r>
         <w:rPr>
+          <w:lang w:val="ar_AE" w:bidi="ar_AE"/>
+        </w:rPr>
+        <w:t>כִּ֣י כֹ֤ה אָמַר֙ יְהוָ֣ה צְבָא֔וֹת ע֥וֹד אַחַ֖ת מְעַ֣ט הִ֑יא וַ⁠אֲנִ֗י מַרְעִישׁ֙ אֶת־הַ⁠שָּׁמַ֣יִם וְ⁠אֶת־הָ⁠אָ֔רֶץ וְ⁠אֶת־הַ⁠יָּ֖ם וְ⁠אֶת־הֶ⁠חָרָבָֽה</w:t>
+      </w:r>
+    </w:p>
+    <w:p>
+      <w:pPr>
+        <w:bidi/>
+      </w:pPr>
+      <w:r>
+        <w:rPr>
+          <w:lang w:val="ar_AE" w:bidi="ar_AE"/>
+        </w:rPr>
+      </w:r>
+      <w:r>
+        <w:rPr>
           <w:b/>
           <w:lang w:val="ar_AE" w:bidi="ar_AE"/>
         </w:rPr>
@@ -9346,6 +10498,22 @@
       </w:r>
       <w:r>
         <w:rPr>
+          <w:lang w:val="ar_AE" w:bidi="ar_AE"/>
+        </w:rPr>
+        <w:t>ע֥וֹד אַחַ֖ת מְעַ֣ט הִ֑יא וַ⁠אֲנִ֗י מַרְעִישׁ֙</w:t>
+      </w:r>
+    </w:p>
+    <w:p>
+      <w:pPr>
+        <w:bidi/>
+      </w:pPr>
+      <w:r>
+        <w:rPr>
+          <w:lang w:val="ar_AE" w:bidi="ar_AE"/>
+        </w:rPr>
+      </w:r>
+      <w:r>
+        <w:rPr>
           <w:b/>
           <w:lang w:val="ar_AE" w:bidi="ar_AE"/>
         </w:rPr>
@@ -9464,6 +10632,22 @@
       </w:r>
       <w:r>
         <w:rPr>
+          <w:lang w:val="ar_AE" w:bidi="ar_AE"/>
+        </w:rPr>
+        <w:t>וַ⁠אֲנִ֗י מַרְעִישׁ֙</w:t>
+      </w:r>
+    </w:p>
+    <w:p>
+      <w:pPr>
+        <w:bidi/>
+      </w:pPr>
+      <w:r>
+        <w:rPr>
+          <w:lang w:val="ar_AE" w:bidi="ar_AE"/>
+        </w:rPr>
+      </w:r>
+      <w:r>
+        <w:rPr>
           <w:b/>
           <w:lang w:val="ar_AE" w:bidi="ar_AE"/>
         </w:rPr>
@@ -9595,6 +10779,22 @@
       </w:r>
       <w:r>
         <w:rPr>
+          <w:lang w:val="ar_AE" w:bidi="ar_AE"/>
+        </w:rPr>
+        <w:t>אֶת־הַ⁠שָּׁמַ֣יִם וְ⁠אֶת־הָ⁠אָ֔רֶץ וְ⁠אֶת־הַ⁠יָּ֖ם וְ⁠אֶת־הֶ⁠חָרָבָֽה</w:t>
+      </w:r>
+    </w:p>
+    <w:p>
+      <w:pPr>
+        <w:bidi/>
+      </w:pPr>
+      <w:r>
+        <w:rPr>
+          <w:lang w:val="ar_AE" w:bidi="ar_AE"/>
+        </w:rPr>
+      </w:r>
+      <w:r>
+        <w:rPr>
           <w:b/>
           <w:lang w:val="ar_AE" w:bidi="ar_AE"/>
         </w:rPr>
@@ -9753,6 +10953,22 @@
       </w:r>
       <w:r>
         <w:rPr>
+          <w:lang w:val="ar_AE" w:bidi="ar_AE"/>
+        </w:rPr>
+        <w:t>וְ⁠הִרְעַשְׁתִּי֙ אֶת־כָּל־הַ⁠גּוֹיִ֔ם וּ⁠בָ֖אוּ חֶמְדַּ֣ת כָּל־הַ⁠גּוֹיִ֑ם וּ⁠מִלֵּאתִ֞י אֶת־הַ⁠בַּ֤יִת הַ⁠זֶּה֙ כָּב֔וֹד אָמַ֖ר יְהוָ֥ה צְבָאֽוֹת</w:t>
+      </w:r>
+    </w:p>
+    <w:p>
+      <w:pPr>
+        <w:bidi/>
+      </w:pPr>
+      <w:r>
+        <w:rPr>
+          <w:lang w:val="ar_AE" w:bidi="ar_AE"/>
+        </w:rPr>
+      </w:r>
+      <w:r>
+        <w:rPr>
           <w:b/>
           <w:lang w:val="ar_AE" w:bidi="ar_AE"/>
         </w:rPr>
@@ -9859,6 +11075,22 @@
       </w:r>
       <w:r>
         <w:rPr>
+          <w:lang w:val="ar_AE" w:bidi="ar_AE"/>
+        </w:rPr>
+        <w:t>וְ⁠הִרְעַשְׁתִּי֙ אֶת־כָּל־הַ⁠גּוֹיִ֔ם</w:t>
+      </w:r>
+    </w:p>
+    <w:p>
+      <w:pPr>
+        <w:bidi/>
+      </w:pPr>
+      <w:r>
+        <w:rPr>
+          <w:lang w:val="ar_AE" w:bidi="ar_AE"/>
+        </w:rPr>
+      </w:r>
+      <w:r>
+        <w:rPr>
           <w:b/>
           <w:lang w:val="ar_AE" w:bidi="ar_AE"/>
         </w:rPr>
@@ -9977,6 +11209,22 @@
       </w:r>
       <w:r>
         <w:rPr>
+          <w:lang w:val="ar_AE" w:bidi="ar_AE"/>
+        </w:rPr>
+        <w:t>וּ⁠מִלֵּאתִ֞י אֶת־הַ⁠בַּ֤יִת הַ⁠זֶּה֙ כָּב֔וֹד</w:t>
+      </w:r>
+    </w:p>
+    <w:p>
+      <w:pPr>
+        <w:bidi/>
+      </w:pPr>
+      <w:r>
+        <w:rPr>
+          <w:lang w:val="ar_AE" w:bidi="ar_AE"/>
+        </w:rPr>
+      </w:r>
+      <w:r>
+        <w:rPr>
           <w:b/>
           <w:lang w:val="ar_AE" w:bidi="ar_AE"/>
         </w:rPr>
@@ -10135,6 +11383,22 @@
       </w:r>
       <w:r>
         <w:rPr>
+          <w:lang w:val="ar_AE" w:bidi="ar_AE"/>
+        </w:rPr>
+        <w:t>לִ֥⁠י הַ⁠כֶּ֖סֶף וְ⁠לִ֣⁠י הַ⁠זָּהָ֑ב נְאֻ֖ם יְהוָ֥ה צְבָאֽוֹת</w:t>
+      </w:r>
+    </w:p>
+    <w:p>
+      <w:pPr>
+        <w:bidi/>
+      </w:pPr>
+      <w:r>
+        <w:rPr>
+          <w:lang w:val="ar_AE" w:bidi="ar_AE"/>
+        </w:rPr>
+      </w:r>
+      <w:r>
+        <w:rPr>
           <w:b/>
           <w:lang w:val="ar_AE" w:bidi="ar_AE"/>
         </w:rPr>
@@ -10241,6 +11505,22 @@
       </w:r>
       <w:r>
         <w:rPr>
+          <w:lang w:val="ar_AE" w:bidi="ar_AE"/>
+        </w:rPr>
+        <w:t>לִ֥⁠י הַ⁠כֶּ֖סֶף וְ⁠לִ֣⁠י הַ⁠זָּהָ֑ב</w:t>
+      </w:r>
+    </w:p>
+    <w:p>
+      <w:pPr>
+        <w:bidi/>
+      </w:pPr>
+      <w:r>
+        <w:rPr>
+          <w:lang w:val="ar_AE" w:bidi="ar_AE"/>
+        </w:rPr>
+      </w:r>
+      <w:r>
+        <w:rPr>
           <w:b/>
           <w:lang w:val="ar_AE" w:bidi="ar_AE"/>
         </w:rPr>
@@ -10333,6 +11613,22 @@
       </w:r>
       <w:r>
         <w:rPr>
+          <w:lang w:val="ar_AE" w:bidi="ar_AE"/>
+        </w:rPr>
+        <w:t>גָּד֣וֹל יִֽהְיֶ֡ה כְּבוֹד֩ הַ⁠בַּ֨יִת הַ⁠זֶּ֤ה הָ⁠אַֽחֲרוֹן֙ מִן־הָ֣⁠רִאשׁ֔וֹן אָמַ֖ר יְהוָ֣ה צְבָא֑וֹת וּ⁠בַ⁠מָּק֤וֹם הַ⁠זֶּה֙ אֶתֵּ֣ן שָׁל֔וֹם נְאֻ֖ם יְהוָ֥ה צְבָאֽוֹת</w:t>
+      </w:r>
+    </w:p>
+    <w:p>
+      <w:pPr>
+        <w:bidi/>
+      </w:pPr>
+      <w:r>
+        <w:rPr>
+          <w:lang w:val="ar_AE" w:bidi="ar_AE"/>
+        </w:rPr>
+      </w:r>
+      <w:r>
+        <w:rPr>
           <w:b/>
           <w:lang w:val="ar_AE" w:bidi="ar_AE"/>
         </w:rPr>
@@ -10439,6 +11735,22 @@
       </w:r>
       <w:r>
         <w:rPr>
+          <w:lang w:val="ar_AE" w:bidi="ar_AE"/>
+        </w:rPr>
+        <w:t>גָּד֣וֹל יִֽהְיֶ֡ה כְּבוֹד֩ הַ⁠בַּ֨יִת הַ⁠זֶּ֤ה הָ⁠אַֽחֲרוֹן֙ מִן־הָ֣⁠רִאשׁ֔וֹן</w:t>
+      </w:r>
+    </w:p>
+    <w:p>
+      <w:pPr>
+        <w:bidi/>
+      </w:pPr>
+      <w:r>
+        <w:rPr>
+          <w:lang w:val="ar_AE" w:bidi="ar_AE"/>
+        </w:rPr>
+      </w:r>
+      <w:r>
+        <w:rPr>
           <w:b/>
           <w:lang w:val="ar_AE" w:bidi="ar_AE"/>
         </w:rPr>
@@ -10545,6 +11857,22 @@
       </w:r>
       <w:r>
         <w:rPr>
+          <w:lang w:val="ar_AE" w:bidi="ar_AE"/>
+        </w:rPr>
+        <w:t>גָּד֣וֹל יִֽהְיֶ֡ה כְּבוֹד֩ הַ⁠בַּ֨יִת הַ⁠זֶּ֤ה הָ⁠אַֽחֲרוֹן֙ מִן־הָ֣⁠רִאשׁ֔וֹן</w:t>
+      </w:r>
+    </w:p>
+    <w:p>
+      <w:pPr>
+        <w:bidi/>
+      </w:pPr>
+      <w:r>
+        <w:rPr>
+          <w:lang w:val="ar_AE" w:bidi="ar_AE"/>
+        </w:rPr>
+      </w:r>
+      <w:r>
+        <w:rPr>
           <w:b/>
           <w:lang w:val="ar_AE" w:bidi="ar_AE"/>
         </w:rPr>
@@ -10650,6 +11978,22 @@
       </w:r>
       <w:r>
         <w:rPr>
+          <w:lang w:val="ar_AE" w:bidi="ar_AE"/>
+        </w:rPr>
+        <w:t>הַ⁠בַּ֨יִת</w:t>
+      </w:r>
+    </w:p>
+    <w:p>
+      <w:pPr>
+        <w:bidi/>
+      </w:pPr>
+      <w:r>
+        <w:rPr>
+          <w:lang w:val="ar_AE" w:bidi="ar_AE"/>
+        </w:rPr>
+      </w:r>
+      <w:r>
+        <w:rPr>
           <w:b/>
           <w:lang w:val="ar_AE" w:bidi="ar_AE"/>
         </w:rPr>
@@ -10782,6 +12126,22 @@
       </w:r>
       <w:r>
         <w:rPr>
+          <w:lang w:val="ar_AE" w:bidi="ar_AE"/>
+        </w:rPr>
+        <w:t>וּ⁠בַ⁠מָּק֤וֹם הַ⁠זֶּה֙ אֶתֵּ֣ן שָׁל֔וֹם</w:t>
+      </w:r>
+    </w:p>
+    <w:p>
+      <w:pPr>
+        <w:bidi/>
+      </w:pPr>
+      <w:r>
+        <w:rPr>
+          <w:lang w:val="ar_AE" w:bidi="ar_AE"/>
+        </w:rPr>
+      </w:r>
+      <w:r>
+        <w:rPr>
           <w:b/>
           <w:lang w:val="ar_AE" w:bidi="ar_AE"/>
         </w:rPr>
@@ -10914,6 +12274,22 @@
       </w:r>
       <w:r>
         <w:rPr>
+          <w:lang w:val="ar_AE" w:bidi="ar_AE"/>
+        </w:rPr>
+        <w:t>בְּ⁠עֶשְׂרִ֤ים וְ⁠אַרְבָּעָה֙ לַ⁠תְּשִׁיעִ֔י</w:t>
+      </w:r>
+    </w:p>
+    <w:p>
+      <w:pPr>
+        <w:bidi/>
+      </w:pPr>
+      <w:r>
+        <w:rPr>
+          <w:lang w:val="ar_AE" w:bidi="ar_AE"/>
+        </w:rPr>
+      </w:r>
+      <w:r>
+        <w:rPr>
           <w:b/>
           <w:lang w:val="ar_AE" w:bidi="ar_AE"/>
         </w:rPr>
@@ -11020,6 +12396,22 @@
       </w:r>
       <w:r>
         <w:rPr>
+          <w:lang w:val="ar_AE" w:bidi="ar_AE"/>
+        </w:rPr>
+        <w:t>בְּ⁠עֶשְׂרִ֤ים וְ⁠אַרְבָּעָה֙ לַ⁠תְּשִׁיעִ֔י בִּ⁠שְׁנַ֥ת שְׁתַּ֖יִם לְ⁠דָרְיָ֑וֶשׁ</w:t>
+      </w:r>
+    </w:p>
+    <w:p>
+      <w:pPr>
+        <w:bidi/>
+      </w:pPr>
+      <w:r>
+        <w:rPr>
+          <w:lang w:val="ar_AE" w:bidi="ar_AE"/>
+        </w:rPr>
+      </w:r>
+      <w:r>
+        <w:rPr>
           <w:b/>
           <w:lang w:val="ar_AE" w:bidi="ar_AE"/>
         </w:rPr>
@@ -11113,6 +12505,22 @@
         <w:rPr>
           <w:lang w:val="ar_AE" w:bidi="ar_AE"/>
         </w:rPr>
+      </w:r>
+    </w:p>
+    <w:p>
+      <w:pPr>
+        <w:bidi/>
+      </w:pPr>
+      <w:r>
+        <w:rPr>
+          <w:lang w:val="ar_AE" w:bidi="ar_AE"/>
+        </w:rPr>
+      </w:r>
+      <w:r>
+        <w:rPr>
+          <w:lang w:val="ar_AE" w:bidi="ar_AE"/>
+        </w:rPr>
+        <w:t>בְּ⁠עֶשְׂרִ֤ים וְ⁠אַרְבָּעָה֙ לַ⁠תְּשִׁיעִ֔י</w:t>
       </w:r>
     </w:p>
     <w:p>
@@ -11262,6 +12670,22 @@
       </w:r>
       <w:r>
         <w:rPr>
+          <w:lang w:val="ar_AE" w:bidi="ar_AE"/>
+        </w:rPr>
+        <w:t>הָיָה֙ דְּבַר־יְהוָ֔ה אֶל־חַגַּ֥י הַ⁠נָּבִ֖יא לֵ⁠אמֹֽר</w:t>
+      </w:r>
+    </w:p>
+    <w:p>
+      <w:pPr>
+        <w:bidi/>
+      </w:pPr>
+      <w:r>
+        <w:rPr>
+          <w:lang w:val="ar_AE" w:bidi="ar_AE"/>
+        </w:rPr>
+      </w:r>
+      <w:r>
+        <w:rPr>
           <w:b/>
           <w:lang w:val="ar_AE" w:bidi="ar_AE"/>
         </w:rPr>
@@ -11386,6 +12810,22 @@
       </w:r>
       <w:r>
         <w:rPr>
+          <w:lang w:val="ar_AE" w:bidi="ar_AE"/>
+        </w:rPr>
+        <w:t>כֹּ֥ה אָמַ֖ר יְהוָ֣ה צְבָא֑וֹת שְׁאַל־נָ֧א אֶת־הַ⁠כֹּהֲנִ֛ים תּוֹרָ֖ה לֵ⁠אמֹֽר</w:t>
+      </w:r>
+    </w:p>
+    <w:p>
+      <w:pPr>
+        <w:bidi/>
+      </w:pPr>
+      <w:r>
+        <w:rPr>
+          <w:lang w:val="ar_AE" w:bidi="ar_AE"/>
+        </w:rPr>
+      </w:r>
+      <w:r>
+        <w:rPr>
           <w:b/>
           <w:lang w:val="ar_AE" w:bidi="ar_AE"/>
         </w:rPr>
@@ -11492,6 +12932,22 @@
       </w:r>
       <w:r>
         <w:rPr>
+          <w:lang w:val="ar_AE" w:bidi="ar_AE"/>
+        </w:rPr>
+        <w:t>הֵ֣ן ׀ יִשָּׂא־אִ֨ישׁ בְּשַׂר־קֹ֜דֶשׁ בִּ⁠כְנַ֣ף בִּגְד֗⁠וֹ וְ⁠נָגַ֣ע בִּ֠⁠כְנָפ⁠וֹ אֶל־הַ⁠לֶּ֨חֶם וְ⁠אֶל־הַ⁠נָּזִ֜יד וְ⁠אֶל־הַ⁠יַּ֧יִן וְ⁠אֶל־שֶׁ֛מֶן וְ⁠אֶל־כָּל־מַאֲכָ֖ל הֲ⁠יִקְדָּ֑שׁ</w:t>
+      </w:r>
+    </w:p>
+    <w:p>
+      <w:pPr>
+        <w:bidi/>
+      </w:pPr>
+      <w:r>
+        <w:rPr>
+          <w:lang w:val="ar_AE" w:bidi="ar_AE"/>
+        </w:rPr>
+      </w:r>
+      <w:r>
+        <w:rPr>
           <w:b/>
           <w:lang w:val="ar_AE" w:bidi="ar_AE"/>
         </w:rPr>
@@ -11598,6 +13054,22 @@
       </w:r>
       <w:r>
         <w:rPr>
+          <w:lang w:val="ar_AE" w:bidi="ar_AE"/>
+        </w:rPr>
+        <w:t>הֵ֣ן ׀ יִשָּׂא־אִ֨ישׁ בְּשַׂר־קֹ֜דֶשׁ בִּ⁠כְנַ֣ף בִּגְד֗⁠וֹ וְ⁠נָגַ֣ע בִּ֠⁠כְנָפ⁠וֹ אֶל־הַ⁠לֶּ֨חֶם וְ⁠אֶל־הַ⁠נָּזִ֜יד וְ⁠אֶל־הַ⁠יַּ֧יִן וְ⁠אֶל־שֶׁ֛מֶן וְ⁠אֶל־כָּל־מַאֲכָ֖ל הֲ⁠יִקְדָּ֑שׁ</w:t>
+      </w:r>
+    </w:p>
+    <w:p>
+      <w:pPr>
+        <w:bidi/>
+      </w:pPr>
+      <w:r>
+        <w:rPr>
+          <w:lang w:val="ar_AE" w:bidi="ar_AE"/>
+        </w:rPr>
+      </w:r>
+      <w:r>
+        <w:rPr>
           <w:b/>
           <w:lang w:val="ar_AE" w:bidi="ar_AE"/>
         </w:rPr>
@@ -11690,6 +13162,22 @@
       </w:r>
       <w:r>
         <w:rPr>
+          <w:lang w:val="ar_AE" w:bidi="ar_AE"/>
+        </w:rPr>
+        <w:t>בְּשַׂר־קֹ֜דֶשׁ</w:t>
+      </w:r>
+    </w:p>
+    <w:p>
+      <w:pPr>
+        <w:bidi/>
+      </w:pPr>
+      <w:r>
+        <w:rPr>
+          <w:lang w:val="ar_AE" w:bidi="ar_AE"/>
+        </w:rPr>
+      </w:r>
+      <w:r>
+        <w:rPr>
           <w:b/>
           <w:lang w:val="ar_AE" w:bidi="ar_AE"/>
         </w:rPr>
@@ -11796,6 +13284,22 @@
         <w:rPr>
           <w:lang w:val="ar_AE" w:bidi="ar_AE"/>
         </w:rPr>
+      </w:r>
+    </w:p>
+    <w:p>
+      <w:pPr>
+        <w:bidi/>
+      </w:pPr>
+      <w:r>
+        <w:rPr>
+          <w:lang w:val="ar_AE" w:bidi="ar_AE"/>
+        </w:rPr>
+      </w:r>
+      <w:r>
+        <w:rPr>
+          <w:lang w:val="ar_AE" w:bidi="ar_AE"/>
+        </w:rPr>
+        <w:t>לֹֽא</w:t>
       </w:r>
     </w:p>
     <w:p>
@@ -11946,6 +13450,22 @@
       </w:r>
       <w:r>
         <w:rPr>
+          <w:lang w:val="ar_AE" w:bidi="ar_AE"/>
+        </w:rPr>
+        <w:t>טְמֵא־נֶ֛פֶשׁ</w:t>
+      </w:r>
+    </w:p>
+    <w:p>
+      <w:pPr>
+        <w:bidi/>
+      </w:pPr>
+      <w:r>
+        <w:rPr>
+          <w:lang w:val="ar_AE" w:bidi="ar_AE"/>
+        </w:rPr>
+      </w:r>
+      <w:r>
+        <w:rPr>
           <w:b/>
           <w:lang w:val="ar_AE" w:bidi="ar_AE"/>
         </w:rPr>
@@ -12065,6 +13585,22 @@
       </w:r>
       <w:r>
         <w:rPr>
+          <w:lang w:val="ar_AE" w:bidi="ar_AE"/>
+        </w:rPr>
+        <w:t>טְמֵא־נֶ֛פֶשׁ</w:t>
+      </w:r>
+    </w:p>
+    <w:p>
+      <w:pPr>
+        <w:bidi/>
+      </w:pPr>
+      <w:r>
+        <w:rPr>
+          <w:lang w:val="ar_AE" w:bidi="ar_AE"/>
+        </w:rPr>
+      </w:r>
+      <w:r>
+        <w:rPr>
           <w:b/>
           <w:lang w:val="ar_AE" w:bidi="ar_AE"/>
         </w:rPr>
@@ -12157,6 +13693,22 @@
         <w:rPr>
           <w:lang w:val="ar_AE" w:bidi="ar_AE"/>
         </w:rPr>
+      </w:r>
+    </w:p>
+    <w:p>
+      <w:pPr>
+        <w:bidi/>
+      </w:pPr>
+      <w:r>
+        <w:rPr>
+          <w:lang w:val="ar_AE" w:bidi="ar_AE"/>
+        </w:rPr>
+      </w:r>
+      <w:r>
+        <w:rPr>
+          <w:lang w:val="ar_AE" w:bidi="ar_AE"/>
+        </w:rPr>
+        <w:t>טְמֵא־נֶ֛פֶשׁ</w:t>
       </w:r>
     </w:p>
     <w:p>
@@ -12280,6 +13832,22 @@
       </w:r>
       <w:r>
         <w:rPr>
+          <w:lang w:val="ar_AE" w:bidi="ar_AE"/>
+        </w:rPr>
+        <w:t>בְּ⁠כָל־אֵ֖לֶּה הֲ⁠יִטְמָ֑א</w:t>
+      </w:r>
+    </w:p>
+    <w:p>
+      <w:pPr>
+        <w:bidi/>
+      </w:pPr>
+      <w:r>
+        <w:rPr>
+          <w:lang w:val="ar_AE" w:bidi="ar_AE"/>
+        </w:rPr>
+      </w:r>
+      <w:r>
+        <w:rPr>
           <w:b/>
           <w:lang w:val="ar_AE" w:bidi="ar_AE"/>
         </w:rPr>
@@ -12399,6 +13967,22 @@
       </w:r>
       <w:r>
         <w:rPr>
+          <w:lang w:val="ar_AE" w:bidi="ar_AE"/>
+        </w:rPr>
+        <w:t>יִטְמָֽא</w:t>
+      </w:r>
+    </w:p>
+    <w:p>
+      <w:pPr>
+        <w:bidi/>
+      </w:pPr>
+      <w:r>
+        <w:rPr>
+          <w:lang w:val="ar_AE" w:bidi="ar_AE"/>
+        </w:rPr>
+      </w:r>
+      <w:r>
+        <w:rPr>
           <w:b/>
           <w:lang w:val="ar_AE" w:bidi="ar_AE"/>
         </w:rPr>
@@ -12505,6 +14089,22 @@
       </w:r>
       <w:r>
         <w:rPr>
+          <w:lang w:val="ar_AE" w:bidi="ar_AE"/>
+        </w:rPr>
+        <w:t>כֵּ֣ן הָֽ⁠עָם־הַ֠⁠זֶּה וְ⁠כֵן־הַ⁠גּ֨וֹי הַ⁠זֶּ֤ה לְ⁠פָנַ⁠י֙ נְאֻם־יְהוָ֔ה וְ⁠כֵ֖ן כָּל־מַעֲשֵׂ֣ה יְדֵי⁠הֶ֑ם וַ⁠אֲשֶׁ֥ר יַקְרִ֛יבוּ שָׁ֖ם טָמֵ֥א הֽוּא</w:t>
+      </w:r>
+    </w:p>
+    <w:p>
+      <w:pPr>
+        <w:bidi/>
+      </w:pPr>
+      <w:r>
+        <w:rPr>
+          <w:lang w:val="ar_AE" w:bidi="ar_AE"/>
+        </w:rPr>
+      </w:r>
+      <w:r>
+        <w:rPr>
           <w:b/>
           <w:lang w:val="ar_AE" w:bidi="ar_AE"/>
         </w:rPr>
@@ -12611,6 +14211,22 @@
       </w:r>
       <w:r>
         <w:rPr>
+          <w:lang w:val="ar_AE" w:bidi="ar_AE"/>
+        </w:rPr>
+        <w:t>כֵּ֣ן הָֽ⁠עָם־הַ֠⁠זֶּה וְ⁠כֵן־הַ⁠גּ֨וֹי הַ⁠זֶּ֤ה</w:t>
+      </w:r>
+    </w:p>
+    <w:p>
+      <w:pPr>
+        <w:bidi/>
+      </w:pPr>
+      <w:r>
+        <w:rPr>
+          <w:lang w:val="ar_AE" w:bidi="ar_AE"/>
+        </w:rPr>
+      </w:r>
+      <w:r>
+        <w:rPr>
           <w:b/>
           <w:lang w:val="ar_AE" w:bidi="ar_AE"/>
         </w:rPr>
@@ -12730,6 +14346,22 @@
       </w:r>
       <w:r>
         <w:rPr>
+          <w:lang w:val="ar_AE" w:bidi="ar_AE"/>
+        </w:rPr>
+        <w:t>כֵּ֣ן הָֽ⁠עָם־הַ֠⁠זֶּה וְ⁠כֵן־הַ⁠גּ֨וֹי הַ⁠זֶּ֤ה</w:t>
+      </w:r>
+    </w:p>
+    <w:p>
+      <w:pPr>
+        <w:bidi/>
+      </w:pPr>
+      <w:r>
+        <w:rPr>
+          <w:lang w:val="ar_AE" w:bidi="ar_AE"/>
+        </w:rPr>
+      </w:r>
+      <w:r>
+        <w:rPr>
           <w:b/>
           <w:lang w:val="ar_AE" w:bidi="ar_AE"/>
         </w:rPr>
@@ -12862,6 +14494,22 @@
       </w:r>
       <w:r>
         <w:rPr>
+          <w:lang w:val="ar_AE" w:bidi="ar_AE"/>
+        </w:rPr>
+        <w:t>לְ⁠פָנַ⁠י֙</w:t>
+      </w:r>
+    </w:p>
+    <w:p>
+      <w:pPr>
+        <w:bidi/>
+      </w:pPr>
+      <w:r>
+        <w:rPr>
+          <w:lang w:val="ar_AE" w:bidi="ar_AE"/>
+        </w:rPr>
+      </w:r>
+      <w:r>
+        <w:rPr>
           <w:b/>
           <w:lang w:val="ar_AE" w:bidi="ar_AE"/>
         </w:rPr>
@@ -12981,6 +14629,22 @@
       </w:r>
       <w:r>
         <w:rPr>
+          <w:lang w:val="ar_AE" w:bidi="ar_AE"/>
+        </w:rPr>
+        <w:t>לְ⁠פָנַ⁠י֙</w:t>
+      </w:r>
+    </w:p>
+    <w:p>
+      <w:pPr>
+        <w:bidi/>
+      </w:pPr>
+      <w:r>
+        <w:rPr>
+          <w:lang w:val="ar_AE" w:bidi="ar_AE"/>
+        </w:rPr>
+      </w:r>
+      <w:r>
+        <w:rPr>
           <w:b/>
           <w:lang w:val="ar_AE" w:bidi="ar_AE"/>
         </w:rPr>
@@ -13087,6 +14751,22 @@
       </w:r>
       <w:r>
         <w:rPr>
+          <w:lang w:val="ar_AE" w:bidi="ar_AE"/>
+        </w:rPr>
+        <w:t>וְ⁠כֵ֖ן כָּל־מַעֲשֵׂ֣ה יְדֵי⁠הֶ֑ם</w:t>
+      </w:r>
+    </w:p>
+    <w:p>
+      <w:pPr>
+        <w:bidi/>
+      </w:pPr>
+      <w:r>
+        <w:rPr>
+          <w:lang w:val="ar_AE" w:bidi="ar_AE"/>
+        </w:rPr>
+      </w:r>
+      <w:r>
+        <w:rPr>
           <w:b/>
           <w:lang w:val="ar_AE" w:bidi="ar_AE"/>
         </w:rPr>
@@ -13193,6 +14873,22 @@
         <w:rPr>
           <w:lang w:val="ar_AE" w:bidi="ar_AE"/>
         </w:rPr>
+      </w:r>
+    </w:p>
+    <w:p>
+      <w:pPr>
+        <w:bidi/>
+      </w:pPr>
+      <w:r>
+        <w:rPr>
+          <w:lang w:val="ar_AE" w:bidi="ar_AE"/>
+        </w:rPr>
+      </w:r>
+      <w:r>
+        <w:rPr>
+          <w:lang w:val="ar_AE" w:bidi="ar_AE"/>
+        </w:rPr>
+        <w:t>וַ⁠אֲשֶׁ֥ר יַקְרִ֛יבוּ שָׁ֖ם טָמֵ֥א הֽוּא</w:t>
       </w:r>
     </w:p>
     <w:p>
@@ -13343,6 +15039,22 @@
       </w:r>
       <w:r>
         <w:rPr>
+          <w:lang w:val="ar_AE" w:bidi="ar_AE"/>
+        </w:rPr>
+        <w:t>שִֽׂימוּ־נָ֣א לְבַבְ⁠כֶ֔ם</w:t>
+      </w:r>
+    </w:p>
+    <w:p>
+      <w:pPr>
+        <w:bidi/>
+      </w:pPr>
+      <w:r>
+        <w:rPr>
+          <w:lang w:val="ar_AE" w:bidi="ar_AE"/>
+        </w:rPr>
+      </w:r>
+      <w:r>
+        <w:rPr>
           <w:b/>
           <w:lang w:val="ar_AE" w:bidi="ar_AE"/>
         </w:rPr>
@@ -13467,6 +15179,22 @@
       </w:r>
       <w:r>
         <w:rPr>
+          <w:lang w:val="ar_AE" w:bidi="ar_AE"/>
+        </w:rPr>
+        <w:t>מִן־הַ⁠יּ֥וֹם הַ⁠זֶּ֖ה וָ⁠מָ֑עְלָ⁠ה</w:t>
+      </w:r>
+    </w:p>
+    <w:p>
+      <w:pPr>
+        <w:bidi/>
+      </w:pPr>
+      <w:r>
+        <w:rPr>
+          <w:lang w:val="ar_AE" w:bidi="ar_AE"/>
+        </w:rPr>
+      </w:r>
+      <w:r>
+        <w:rPr>
           <w:b/>
           <w:lang w:val="ar_AE" w:bidi="ar_AE"/>
         </w:rPr>
@@ -13586,6 +15314,22 @@
       </w:r>
       <w:r>
         <w:rPr>
+          <w:lang w:val="ar_AE" w:bidi="ar_AE"/>
+        </w:rPr>
+        <w:t>מִ⁠טֶּ֧רֶם שֽׂוּם־אֶ֛בֶן אֶל־אֶ֖בֶן בְּ⁠הֵיכַ֥ל יְהוָֽה</w:t>
+      </w:r>
+    </w:p>
+    <w:p>
+      <w:pPr>
+        <w:bidi/>
+      </w:pPr>
+      <w:r>
+        <w:rPr>
+          <w:lang w:val="ar_AE" w:bidi="ar_AE"/>
+        </w:rPr>
+      </w:r>
+      <w:r>
+        <w:rPr>
           <w:b/>
           <w:lang w:val="ar_AE" w:bidi="ar_AE"/>
         </w:rPr>
@@ -13692,6 +15436,22 @@
       </w:r>
       <w:r>
         <w:rPr>
+          <w:lang w:val="ar_AE" w:bidi="ar_AE"/>
+        </w:rPr>
+        <w:t>בְּ⁠הֵיכַ֥ל יְהוָֽה</w:t>
+      </w:r>
+    </w:p>
+    <w:p>
+      <w:pPr>
+        <w:bidi/>
+      </w:pPr>
+      <w:r>
+        <w:rPr>
+          <w:lang w:val="ar_AE" w:bidi="ar_AE"/>
+        </w:rPr>
+      </w:r>
+      <w:r>
+        <w:rPr>
           <w:b/>
           <w:lang w:val="ar_AE" w:bidi="ar_AE"/>
         </w:rPr>
@@ -13798,6 +15558,22 @@
       </w:r>
       <w:r>
         <w:rPr>
+          <w:lang w:val="ar_AE" w:bidi="ar_AE"/>
+        </w:rPr>
+        <w:t>מִֽ⁠הְיוֹתָ֥⁠ם</w:t>
+      </w:r>
+    </w:p>
+    <w:p>
+      <w:pPr>
+        <w:bidi/>
+      </w:pPr>
+      <w:r>
+        <w:rPr>
+          <w:lang w:val="ar_AE" w:bidi="ar_AE"/>
+        </w:rPr>
+      </w:r>
+      <w:r>
+        <w:rPr>
           <w:b/>
           <w:lang w:val="ar_AE" w:bidi="ar_AE"/>
         </w:rPr>
@@ -13929,6 +15705,22 @@
       </w:r>
       <w:r>
         <w:rPr>
+          <w:lang w:val="ar_AE" w:bidi="ar_AE"/>
+        </w:rPr>
+        <w:t>בָּא֙ אֶל־עֲרֵמַ֣ת עֶשְׂרִ֔ים וְ⁠הָיְתָ֖ה עֲשָׂרָ֑ה</w:t>
+      </w:r>
+    </w:p>
+    <w:p>
+      <w:pPr>
+        <w:bidi/>
+      </w:pPr>
+      <w:r>
+        <w:rPr>
+          <w:lang w:val="ar_AE" w:bidi="ar_AE"/>
+        </w:rPr>
+      </w:r>
+      <w:r>
+        <w:rPr>
           <w:b/>
           <w:lang w:val="ar_AE" w:bidi="ar_AE"/>
         </w:rPr>
@@ -14035,6 +15827,22 @@
       </w:r>
       <w:r>
         <w:rPr>
+          <w:lang w:val="ar_AE" w:bidi="ar_AE"/>
+        </w:rPr>
+        <w:t>בָּא֙ אֶל־עֲרֵמַ֣ת עֶשְׂרִ֔ים וְ⁠הָיְתָ֖ה עֲשָׂרָ֑ה</w:t>
+      </w:r>
+    </w:p>
+    <w:p>
+      <w:pPr>
+        <w:bidi/>
+      </w:pPr>
+      <w:r>
+        <w:rPr>
+          <w:lang w:val="ar_AE" w:bidi="ar_AE"/>
+        </w:rPr>
+      </w:r>
+      <w:r>
+        <w:rPr>
           <w:b/>
           <w:lang w:val="ar_AE" w:bidi="ar_AE"/>
         </w:rPr>
@@ -14154,6 +15962,22 @@
       </w:r>
       <w:r>
         <w:rPr>
+          <w:lang w:val="ar_AE" w:bidi="ar_AE"/>
+        </w:rPr>
+        <w:t>בָּ֣א אֶל־הַ⁠יֶּ֗קֶב לַ⁠חְשֹׂף֙ חֲמִשִּׁ֣ים פּוּרָ֔ה וְ⁠הָיְתָ֖ה עֶשְׂרִֽים</w:t>
+      </w:r>
+    </w:p>
+    <w:p>
+      <w:pPr>
+        <w:bidi/>
+      </w:pPr>
+      <w:r>
+        <w:rPr>
+          <w:lang w:val="ar_AE" w:bidi="ar_AE"/>
+        </w:rPr>
+      </w:r>
+      <w:r>
+        <w:rPr>
           <w:b/>
           <w:lang w:val="ar_AE" w:bidi="ar_AE"/>
         </w:rPr>
@@ -14260,6 +16084,22 @@
       </w:r>
       <w:r>
         <w:rPr>
+          <w:lang w:val="ar_AE" w:bidi="ar_AE"/>
+        </w:rPr>
+        <w:t>חֲמִשִּׁ֣ים פּוּרָ֔ה</w:t>
+      </w:r>
+    </w:p>
+    <w:p>
+      <w:pPr>
+        <w:bidi/>
+      </w:pPr>
+      <w:r>
+        <w:rPr>
+          <w:lang w:val="ar_AE" w:bidi="ar_AE"/>
+        </w:rPr>
+      </w:r>
+      <w:r>
+        <w:rPr>
           <w:b/>
           <w:lang w:val="ar_AE" w:bidi="ar_AE"/>
         </w:rPr>
@@ -14379,6 +16219,22 @@
       </w:r>
       <w:r>
         <w:rPr>
+          <w:lang w:val="ar_AE" w:bidi="ar_AE"/>
+        </w:rPr>
+        <w:t>הִכֵּ֨יתִי אֶתְ⁠כֶ֜ם בַּ⁠שִּׁדָּפ֤וֹן וּ⁠בַ⁠יֵּֽרָקוֹן֙ וּ⁠בַ⁠בָּרָ֔ד אֵ֖ת כָּל־מַעֲשֵׂ֣ה יְדֵי⁠כֶ֑ם וְ⁠אֵין־אֶתְ⁠כֶ֥ם אֵלַ֖⁠י נְאֻם־יְהוָֽה</w:t>
+      </w:r>
+    </w:p>
+    <w:p>
+      <w:pPr>
+        <w:bidi/>
+      </w:pPr>
+      <w:r>
+        <w:rPr>
+          <w:lang w:val="ar_AE" w:bidi="ar_AE"/>
+        </w:rPr>
+      </w:r>
+      <w:r>
+        <w:rPr>
           <w:b/>
           <w:lang w:val="ar_AE" w:bidi="ar_AE"/>
         </w:rPr>
@@ -14485,6 +16341,22 @@
       </w:r>
       <w:r>
         <w:rPr>
+          <w:lang w:val="ar_AE" w:bidi="ar_AE"/>
+        </w:rPr>
+        <w:t>אֵ֖ת כָּל־מַעֲשֵׂ֣ה יְדֵי⁠כֶ֑ם</w:t>
+      </w:r>
+    </w:p>
+    <w:p>
+      <w:pPr>
+        <w:bidi/>
+      </w:pPr>
+      <w:r>
+        <w:rPr>
+          <w:lang w:val="ar_AE" w:bidi="ar_AE"/>
+        </w:rPr>
+      </w:r>
+      <w:r>
+        <w:rPr>
           <w:b/>
           <w:lang w:val="ar_AE" w:bidi="ar_AE"/>
         </w:rPr>
@@ -14578,6 +16450,22 @@
         <w:rPr>
           <w:lang w:val="ar_AE" w:bidi="ar_AE"/>
         </w:rPr>
+      </w:r>
+    </w:p>
+    <w:p>
+      <w:pPr>
+        <w:bidi/>
+      </w:pPr>
+      <w:r>
+        <w:rPr>
+          <w:lang w:val="ar_AE" w:bidi="ar_AE"/>
+        </w:rPr>
+      </w:r>
+      <w:r>
+        <w:rPr>
+          <w:lang w:val="ar_AE" w:bidi="ar_AE"/>
+        </w:rPr>
+        <w:t>אֵ֖ת כָּל־מַעֲשֵׂ֣ה יְדֵי⁠כֶ֑ם</w:t>
       </w:r>
     </w:p>
     <w:p>
@@ -14701,6 +16589,22 @@
       </w:r>
       <w:r>
         <w:rPr>
+          <w:lang w:val="ar_AE" w:bidi="ar_AE"/>
+        </w:rPr>
+        <w:t>וְ⁠אֵין־אֶתְ⁠כֶ֥ם אֵלַ֖⁠י</w:t>
+      </w:r>
+    </w:p>
+    <w:p>
+      <w:pPr>
+        <w:bidi/>
+      </w:pPr>
+      <w:r>
+        <w:rPr>
+          <w:lang w:val="ar_AE" w:bidi="ar_AE"/>
+        </w:rPr>
+      </w:r>
+      <w:r>
+        <w:rPr>
           <w:b/>
           <w:lang w:val="ar_AE" w:bidi="ar_AE"/>
         </w:rPr>
@@ -14794,6 +16698,22 @@
         <w:rPr>
           <w:lang w:val="ar_AE" w:bidi="ar_AE"/>
         </w:rPr>
+      </w:r>
+    </w:p>
+    <w:p>
+      <w:pPr>
+        <w:bidi/>
+      </w:pPr>
+      <w:r>
+        <w:rPr>
+          <w:lang w:val="ar_AE" w:bidi="ar_AE"/>
+        </w:rPr>
+      </w:r>
+      <w:r>
+        <w:rPr>
+          <w:lang w:val="ar_AE" w:bidi="ar_AE"/>
+        </w:rPr>
+        <w:t>שִׂימוּ &amp; לְבַבְ⁠כֶ֔ם</w:t>
       </w:r>
     </w:p>
     <w:p>
@@ -14931,6 +16851,22 @@
       </w:r>
       <w:r>
         <w:rPr>
+          <w:lang w:val="ar_AE" w:bidi="ar_AE"/>
+        </w:rPr>
+        <w:t>מִן־הַ⁠יּ֥וֹם הַ⁠זֶּ֖ה וָ⁠מָ֑עְלָ⁠ה מִ⁠יּוֹם֩ עֶשְׂרִ֨ים וְ⁠אַרְבָּעָ֜ה לַ⁠תְּשִׁיעִ֗י לְ⁠מִן־הַ⁠יּ֛וֹם אֲשֶׁר־יֻסַּ֥ד הֵֽיכַל־יְהוָ֖ה</w:t>
+      </w:r>
+    </w:p>
+    <w:p>
+      <w:pPr>
+        <w:bidi/>
+      </w:pPr>
+      <w:r>
+        <w:rPr>
+          <w:lang w:val="ar_AE" w:bidi="ar_AE"/>
+        </w:rPr>
+      </w:r>
+      <w:r>
+        <w:rPr>
           <w:b/>
           <w:lang w:val="ar_AE" w:bidi="ar_AE"/>
         </w:rPr>
@@ -15099,6 +17035,22 @@
       </w:r>
       <w:r>
         <w:rPr>
+          <w:lang w:val="ar_AE" w:bidi="ar_AE"/>
+        </w:rPr>
+        <w:t>מִ⁠יּוֹם֩ עֶשְׂרִ֨ים וְ⁠אַרְבָּעָ֜ה לַ⁠תְּשִׁיעִ֗י</w:t>
+      </w:r>
+    </w:p>
+    <w:p>
+      <w:pPr>
+        <w:bidi/>
+      </w:pPr>
+      <w:r>
+        <w:rPr>
+          <w:lang w:val="ar_AE" w:bidi="ar_AE"/>
+        </w:rPr>
+      </w:r>
+      <w:r>
+        <w:rPr>
           <w:b/>
           <w:lang w:val="ar_AE" w:bidi="ar_AE"/>
         </w:rPr>
@@ -15192,6 +17144,22 @@
         <w:rPr>
           <w:lang w:val="ar_AE" w:bidi="ar_AE"/>
         </w:rPr>
+      </w:r>
+    </w:p>
+    <w:p>
+      <w:pPr>
+        <w:bidi/>
+      </w:pPr>
+      <w:r>
+        <w:rPr>
+          <w:lang w:val="ar_AE" w:bidi="ar_AE"/>
+        </w:rPr>
+      </w:r>
+      <w:r>
+        <w:rPr>
+          <w:lang w:val="ar_AE" w:bidi="ar_AE"/>
+        </w:rPr>
+        <w:t>מִ⁠יּוֹם֩ עֶשְׂרִ֨ים וְ⁠אַרְבָּעָ֜ה לַ⁠תְּשִׁיעִ֗י</w:t>
       </w:r>
     </w:p>
     <w:p>
@@ -15315,6 +17283,22 @@
       </w:r>
       <w:r>
         <w:rPr>
+          <w:lang w:val="ar_AE" w:bidi="ar_AE"/>
+        </w:rPr>
+        <w:t>יֻסַּ֥ד הֵֽיכַל־יְהוָ֖ה</w:t>
+      </w:r>
+    </w:p>
+    <w:p>
+      <w:pPr>
+        <w:bidi/>
+      </w:pPr>
+      <w:r>
+        <w:rPr>
+          <w:lang w:val="ar_AE" w:bidi="ar_AE"/>
+        </w:rPr>
+      </w:r>
+      <w:r>
+        <w:rPr>
           <w:b/>
           <w:lang w:val="ar_AE" w:bidi="ar_AE"/>
         </w:rPr>
@@ -15421,6 +17405,22 @@
       </w:r>
       <w:r>
         <w:rPr>
+          <w:lang w:val="ar_AE" w:bidi="ar_AE"/>
+        </w:rPr>
+        <w:t>הֵֽיכַל־יְהוָ֖ה</w:t>
+      </w:r>
+    </w:p>
+    <w:p>
+      <w:pPr>
+        <w:bidi/>
+      </w:pPr>
+      <w:r>
+        <w:rPr>
+          <w:lang w:val="ar_AE" w:bidi="ar_AE"/>
+        </w:rPr>
+      </w:r>
+      <w:r>
+        <w:rPr>
           <w:b/>
           <w:lang w:val="ar_AE" w:bidi="ar_AE"/>
         </w:rPr>
@@ -15514,6 +17514,22 @@
         <w:rPr>
           <w:lang w:val="ar_AE" w:bidi="ar_AE"/>
         </w:rPr>
+      </w:r>
+    </w:p>
+    <w:p>
+      <w:pPr>
+        <w:bidi/>
+      </w:pPr>
+      <w:r>
+        <w:rPr>
+          <w:lang w:val="ar_AE" w:bidi="ar_AE"/>
+        </w:rPr>
+      </w:r>
+      <w:r>
+        <w:rPr>
+          <w:lang w:val="ar_AE" w:bidi="ar_AE"/>
+        </w:rPr>
+        <w:t>שִׂ֥ימוּ לְבַבְ⁠כֶֽם</w:t>
       </w:r>
     </w:p>
     <w:p>
@@ -15651,6 +17667,22 @@
       </w:r>
       <w:r>
         <w:rPr>
+          <w:lang w:val="ar_AE" w:bidi="ar_AE"/>
+        </w:rPr>
+        <w:t>הַ⁠ע֤וֹד הַ⁠זֶּ֨רַע֙ בַּ⁠מְּגוּרָ֔ה</w:t>
+      </w:r>
+    </w:p>
+    <w:p>
+      <w:pPr>
+        <w:bidi/>
+      </w:pPr>
+      <w:r>
+        <w:rPr>
+          <w:lang w:val="ar_AE" w:bidi="ar_AE"/>
+        </w:rPr>
+      </w:r>
+      <w:r>
+        <w:rPr>
           <w:b/>
           <w:lang w:val="ar_AE" w:bidi="ar_AE"/>
         </w:rPr>
@@ -15757,6 +17789,22 @@
       </w:r>
       <w:r>
         <w:rPr>
+          <w:lang w:val="ar_AE" w:bidi="ar_AE"/>
+        </w:rPr>
+        <w:t>מִן־הַ⁠יּ֥וֹם הַ⁠זֶּ֖ה אֲבָרֵֽךְ</w:t>
+      </w:r>
+    </w:p>
+    <w:p>
+      <w:pPr>
+        <w:bidi/>
+      </w:pPr>
+      <w:r>
+        <w:rPr>
+          <w:lang w:val="ar_AE" w:bidi="ar_AE"/>
+        </w:rPr>
+      </w:r>
+      <w:r>
+        <w:rPr>
           <w:b/>
           <w:lang w:val="ar_AE" w:bidi="ar_AE"/>
         </w:rPr>
@@ -15863,6 +17911,22 @@
       </w:r>
       <w:r>
         <w:rPr>
+          <w:lang w:val="ar_AE" w:bidi="ar_AE"/>
+        </w:rPr>
+        <w:t>מִן־הַ⁠יּ֥וֹם הַ⁠זֶּ֖ה</w:t>
+      </w:r>
+    </w:p>
+    <w:p>
+      <w:pPr>
+        <w:bidi/>
+      </w:pPr>
+      <w:r>
+        <w:rPr>
+          <w:lang w:val="ar_AE" w:bidi="ar_AE"/>
+        </w:rPr>
+      </w:r>
+      <w:r>
+        <w:rPr>
           <w:b/>
           <w:lang w:val="ar_AE" w:bidi="ar_AE"/>
         </w:rPr>
@@ -15956,6 +18020,22 @@
         <w:rPr>
           <w:lang w:val="ar_AE" w:bidi="ar_AE"/>
         </w:rPr>
+      </w:r>
+    </w:p>
+    <w:p>
+      <w:pPr>
+        <w:bidi/>
+      </w:pPr>
+      <w:r>
+        <w:rPr>
+          <w:lang w:val="ar_AE" w:bidi="ar_AE"/>
+        </w:rPr>
+      </w:r>
+      <w:r>
+        <w:rPr>
+          <w:lang w:val="ar_AE" w:bidi="ar_AE"/>
+        </w:rPr>
+        <w:t>וַ⁠יְהִ֨י דְבַר־יְהוָ֤ה ׀ שֵׁנִית֙ אֶל־חַגַּ֔י</w:t>
       </w:r>
     </w:p>
     <w:p>
@@ -16093,6 +18173,22 @@
       </w:r>
       <w:r>
         <w:rPr>
+          <w:lang w:val="ar_AE" w:bidi="ar_AE"/>
+        </w:rPr>
+        <w:t>שֵׁנִית֙</w:t>
+      </w:r>
+    </w:p>
+    <w:p>
+      <w:pPr>
+        <w:bidi/>
+      </w:pPr>
+      <w:r>
+        <w:rPr>
+          <w:lang w:val="ar_AE" w:bidi="ar_AE"/>
+        </w:rPr>
+      </w:r>
+      <w:r>
+        <w:rPr>
           <w:b/>
           <w:lang w:val="ar_AE" w:bidi="ar_AE"/>
         </w:rPr>
@@ -16199,6 +18295,22 @@
       </w:r>
       <w:r>
         <w:rPr>
+          <w:lang w:val="ar_AE" w:bidi="ar_AE"/>
+        </w:rPr>
+        <w:t>בְּ⁠עֶשְׂרִ֧ים וְ⁠אַרְבָּעָ֛ה לַ⁠חֹ֖דֶשׁ</w:t>
+      </w:r>
+    </w:p>
+    <w:p>
+      <w:pPr>
+        <w:bidi/>
+      </w:pPr>
+      <w:r>
+        <w:rPr>
+          <w:lang w:val="ar_AE" w:bidi="ar_AE"/>
+        </w:rPr>
+      </w:r>
+      <w:r>
+        <w:rPr>
           <w:b/>
           <w:lang w:val="ar_AE" w:bidi="ar_AE"/>
         </w:rPr>
@@ -16292,6 +18404,22 @@
         <w:rPr>
           <w:lang w:val="ar_AE" w:bidi="ar_AE"/>
         </w:rPr>
+      </w:r>
+    </w:p>
+    <w:p>
+      <w:pPr>
+        <w:bidi/>
+      </w:pPr>
+      <w:r>
+        <w:rPr>
+          <w:lang w:val="ar_AE" w:bidi="ar_AE"/>
+        </w:rPr>
+      </w:r>
+      <w:r>
+        <w:rPr>
+          <w:lang w:val="ar_AE" w:bidi="ar_AE"/>
+        </w:rPr>
+        <w:t>בְּ⁠עֶשְׂרִ֧ים וְ⁠אַרְבָּעָ֛ה לַ⁠חֹ֖דֶשׁ</w:t>
       </w:r>
     </w:p>
     <w:p>
@@ -16535,6 +18663,22 @@
       </w:r>
       <w:r>
         <w:rPr>
+          <w:lang w:val="ar_AE" w:bidi="ar_AE"/>
+        </w:rPr>
+        <w:t>אֱמֹ֕ר אֶל־זְרֻבָּבֶ֥ל פַּֽחַת־יְהוּדָ֖ה לֵ⁠אמֹ֑ר אֲנִ֣י מַרְעִ֔ישׁ אֶת־הַ⁠שָּׁמַ֖יִם וְ⁠אֶת־הָ⁠אָֽרֶץ</w:t>
+      </w:r>
+    </w:p>
+    <w:p>
+      <w:pPr>
+        <w:bidi/>
+      </w:pPr>
+      <w:r>
+        <w:rPr>
+          <w:lang w:val="ar_AE" w:bidi="ar_AE"/>
+        </w:rPr>
+      </w:r>
+      <w:r>
+        <w:rPr>
           <w:b/>
           <w:lang w:val="ar_AE" w:bidi="ar_AE"/>
         </w:rPr>
@@ -16628,6 +18772,22 @@
         <w:rPr>
           <w:lang w:val="ar_AE" w:bidi="ar_AE"/>
         </w:rPr>
+      </w:r>
+    </w:p>
+    <w:p>
+      <w:pPr>
+        <w:bidi/>
+      </w:pPr>
+      <w:r>
+        <w:rPr>
+          <w:lang w:val="ar_AE" w:bidi="ar_AE"/>
+        </w:rPr>
+      </w:r>
+      <w:r>
+        <w:rPr>
+          <w:lang w:val="ar_AE" w:bidi="ar_AE"/>
+        </w:rPr>
+        <w:t>אֲנִ֣י מַרְעִ֔ישׁ אֶת־הַ⁠שָּׁמַ֖יִם וְ⁠אֶת־הָ⁠אָֽרֶץ</w:t>
       </w:r>
     </w:p>
     <w:p>
@@ -16765,6 +18925,22 @@
       </w:r>
       <w:r>
         <w:rPr>
+          <w:lang w:val="ar_AE" w:bidi="ar_AE"/>
+        </w:rPr>
+        <w:t>אֶת־הַ⁠שָּׁמַ֖יִם וְ⁠אֶת־הָ⁠אָֽרֶץ</w:t>
+      </w:r>
+    </w:p>
+    <w:p>
+      <w:pPr>
+        <w:bidi/>
+      </w:pPr>
+      <w:r>
+        <w:rPr>
+          <w:lang w:val="ar_AE" w:bidi="ar_AE"/>
+        </w:rPr>
+      </w:r>
+      <w:r>
+        <w:rPr>
           <w:b/>
           <w:lang w:val="ar_AE" w:bidi="ar_AE"/>
         </w:rPr>
@@ -16901,6 +19077,22 @@
       </w:r>
       <w:r>
         <w:rPr>
+          <w:lang w:val="ar_AE" w:bidi="ar_AE"/>
+        </w:rPr>
+        <w:t>כִּסֵּ֣א מַמְלָכ֔וֹת</w:t>
+      </w:r>
+    </w:p>
+    <w:p>
+      <w:pPr>
+        <w:bidi/>
+      </w:pPr>
+      <w:r>
+        <w:rPr>
+          <w:lang w:val="ar_AE" w:bidi="ar_AE"/>
+        </w:rPr>
+      </w:r>
+      <w:r>
+        <w:rPr>
           <w:b/>
           <w:lang w:val="ar_AE" w:bidi="ar_AE"/>
         </w:rPr>
@@ -17033,6 +19225,22 @@
       </w:r>
       <w:r>
         <w:rPr>
+          <w:lang w:val="ar_AE" w:bidi="ar_AE"/>
+        </w:rPr>
+        <w:t>כִּסֵּ֣א מַמְלָכ֔וֹת</w:t>
+      </w:r>
+    </w:p>
+    <w:p>
+      <w:pPr>
+        <w:bidi/>
+      </w:pPr>
+      <w:r>
+        <w:rPr>
+          <w:lang w:val="ar_AE" w:bidi="ar_AE"/>
+        </w:rPr>
+      </w:r>
+      <w:r>
+        <w:rPr>
           <w:b/>
           <w:lang w:val="ar_AE" w:bidi="ar_AE"/>
         </w:rPr>
@@ -17125,6 +19333,22 @@
       </w:r>
       <w:r>
         <w:rPr>
+          <w:lang w:val="ar_AE" w:bidi="ar_AE"/>
+        </w:rPr>
+        <w:t>וְ⁠הָפַכְתִּ֤י מֶרְכָּבָה֙ וְ⁠רֹ֣כְבֶ֔י⁠הָ וְ⁠יָרְד֤וּ סוּסִים֙ וְ⁠רֹ֣כְבֵי⁠הֶ֔ם</w:t>
+      </w:r>
+    </w:p>
+    <w:p>
+      <w:pPr>
+        <w:bidi/>
+      </w:pPr>
+      <w:r>
+        <w:rPr>
+          <w:lang w:val="ar_AE" w:bidi="ar_AE"/>
+        </w:rPr>
+      </w:r>
+      <w:r>
+        <w:rPr>
           <w:b/>
           <w:lang w:val="ar_AE" w:bidi="ar_AE"/>
         </w:rPr>
@@ -17231,6 +19455,22 @@
       </w:r>
       <w:r>
         <w:rPr>
+          <w:lang w:val="ar_AE" w:bidi="ar_AE"/>
+        </w:rPr>
+        <w:t>מֶרְכָּבָה֙ וְ⁠רֹ֣כְבֶ֔י⁠הָ</w:t>
+      </w:r>
+    </w:p>
+    <w:p>
+      <w:pPr>
+        <w:bidi/>
+      </w:pPr>
+      <w:r>
+        <w:rPr>
+          <w:lang w:val="ar_AE" w:bidi="ar_AE"/>
+        </w:rPr>
+      </w:r>
+      <w:r>
+        <w:rPr>
           <w:b/>
           <w:lang w:val="ar_AE" w:bidi="ar_AE"/>
         </w:rPr>
@@ -17363,6 +19603,22 @@
       </w:r>
       <w:r>
         <w:rPr>
+          <w:lang w:val="ar_AE" w:bidi="ar_AE"/>
+        </w:rPr>
+        <w:t>וְ⁠יָרְד֤וּ</w:t>
+      </w:r>
+    </w:p>
+    <w:p>
+      <w:pPr>
+        <w:bidi/>
+      </w:pPr>
+      <w:r>
+        <w:rPr>
+          <w:lang w:val="ar_AE" w:bidi="ar_AE"/>
+        </w:rPr>
+      </w:r>
+      <w:r>
+        <w:rPr>
           <w:b/>
           <w:lang w:val="ar_AE" w:bidi="ar_AE"/>
         </w:rPr>
@@ -17482,6 +19738,22 @@
         <w:rPr>
           <w:lang w:val="ar_AE" w:bidi="ar_AE"/>
         </w:rPr>
+      </w:r>
+    </w:p>
+    <w:p>
+      <w:pPr>
+        <w:bidi/>
+      </w:pPr>
+      <w:r>
+        <w:rPr>
+          <w:lang w:val="ar_AE" w:bidi="ar_AE"/>
+        </w:rPr>
+      </w:r>
+      <w:r>
+        <w:rPr>
+          <w:lang w:val="ar_AE" w:bidi="ar_AE"/>
+        </w:rPr>
+        <w:t>אִ֖ישׁ בְּ⁠חֶ֥רֶב אָחִֽי⁠ו</w:t>
       </w:r>
     </w:p>
     <w:p>
@@ -17631,6 +19903,22 @@
       </w:r>
       <w:r>
         <w:rPr>
+          <w:lang w:val="ar_AE" w:bidi="ar_AE"/>
+        </w:rPr>
+        <w:t>אִ֖ישׁ בְּ⁠חֶ֥רֶב אָחִֽי⁠ו</w:t>
+      </w:r>
+    </w:p>
+    <w:p>
+      <w:pPr>
+        <w:bidi/>
+      </w:pPr>
+      <w:r>
+        <w:rPr>
+          <w:lang w:val="ar_AE" w:bidi="ar_AE"/>
+        </w:rPr>
+      </w:r>
+      <w:r>
+        <w:rPr>
           <w:b/>
           <w:lang w:val="ar_AE" w:bidi="ar_AE"/>
         </w:rPr>
@@ -17736,6 +20024,22 @@
       </w:r>
       <w:r>
         <w:rPr>
+          <w:lang w:val="ar_AE" w:bidi="ar_AE"/>
+        </w:rPr>
+        <w:t>אָחִֽי⁠ו</w:t>
+      </w:r>
+    </w:p>
+    <w:p>
+      <w:pPr>
+        <w:bidi/>
+      </w:pPr>
+      <w:r>
+        <w:rPr>
+          <w:lang w:val="ar_AE" w:bidi="ar_AE"/>
+        </w:rPr>
+      </w:r>
+      <w:r>
+        <w:rPr>
           <w:b/>
           <w:lang w:val="ar_AE" w:bidi="ar_AE"/>
         </w:rPr>
@@ -17841,6 +20145,22 @@
       </w:r>
       <w:r>
         <w:rPr>
+          <w:lang w:val="ar_AE" w:bidi="ar_AE"/>
+        </w:rPr>
+        <w:t>בַּ⁠יּ֣וֹם הַ⁠ה֣וּא נְאֻם־יְהוָ֣ה צְבָא֡וֹת אֶ֠קָּחֲ⁠ךָ זְרֻבָּבֶ֨ל בֶּן־שְׁאַלְתִּיאֵ֤ל עַבְדִּ⁠י֙ נְאֻם־יְהוָ֔ה וְ⁠שַׂמְתִּ֖י⁠ךָ כַּֽ⁠חוֹתָ֑ם כִּֽי־בְ⁠ךָ֣ בָחַ֔רְתִּי נְאֻ֖ם יְהוָ֥ה צְבָאֽוֹת</w:t>
+      </w:r>
+    </w:p>
+    <w:p>
+      <w:pPr>
+        <w:bidi/>
+      </w:pPr>
+      <w:r>
+        <w:rPr>
+          <w:lang w:val="ar_AE" w:bidi="ar_AE"/>
+        </w:rPr>
+      </w:r>
+      <w:r>
+        <w:rPr>
           <w:b/>
           <w:lang w:val="ar_AE" w:bidi="ar_AE"/>
         </w:rPr>
@@ -17947,6 +20267,22 @@
       </w:r>
       <w:r>
         <w:rPr>
+          <w:lang w:val="ar_AE" w:bidi="ar_AE"/>
+        </w:rPr>
+        <w:t>בַּ⁠יּ֣וֹם הַ⁠ה֣וּא</w:t>
+      </w:r>
+    </w:p>
+    <w:p>
+      <w:pPr>
+        <w:bidi/>
+      </w:pPr>
+      <w:r>
+        <w:rPr>
+          <w:lang w:val="ar_AE" w:bidi="ar_AE"/>
+        </w:rPr>
+      </w:r>
+      <w:r>
+        <w:rPr>
           <w:b/>
           <w:lang w:val="ar_AE" w:bidi="ar_AE"/>
         </w:rPr>
@@ -18052,6 +20388,22 @@
       </w:r>
       <w:r>
         <w:rPr>
+          <w:lang w:val="ar_AE" w:bidi="ar_AE"/>
+        </w:rPr>
+        <w:t>אֶ֠קָּחֲ⁠ךָ &amp; וְ⁠שַׂמְתִּ֖י⁠ךָ &amp; בְ⁠ךָ֣ בָחַ֔רְתִּי</w:t>
+      </w:r>
+    </w:p>
+    <w:p>
+      <w:pPr>
+        <w:bidi/>
+      </w:pPr>
+      <w:r>
+        <w:rPr>
+          <w:lang w:val="ar_AE" w:bidi="ar_AE"/>
+        </w:rPr>
+      </w:r>
+      <w:r>
+        <w:rPr>
           <w:b/>
           <w:lang w:val="ar_AE" w:bidi="ar_AE"/>
         </w:rPr>
@@ -18186,6 +20538,22 @@
       </w:r>
       <w:r>
         <w:rPr>
+          <w:lang w:val="ar_AE" w:bidi="ar_AE"/>
+        </w:rPr>
+        <w:t>כַּֽ⁠חוֹתָ֑ם</w:t>
+      </w:r>
+    </w:p>
+    <w:p>
+      <w:pPr>
+        <w:bidi/>
+      </w:pPr>
+      <w:r>
+        <w:rPr>
+          <w:lang w:val="ar_AE" w:bidi="ar_AE"/>
+        </w:rPr>
+      </w:r>
+      <w:r>
+        <w:rPr>
           <w:b/>
           <w:lang w:val="ar_AE" w:bidi="ar_AE"/>
         </w:rPr>
@@ -18292,6 +20660,22 @@
         <w:rPr>
           <w:lang w:val="ar_AE" w:bidi="ar_AE"/>
         </w:rPr>
+      </w:r>
+    </w:p>
+    <w:p>
+      <w:pPr>
+        <w:bidi/>
+      </w:pPr>
+      <w:r>
+        <w:rPr>
+          <w:lang w:val="ar_AE" w:bidi="ar_AE"/>
+        </w:rPr>
+      </w:r>
+      <w:r>
+        <w:rPr>
+          <w:lang w:val="ar_AE" w:bidi="ar_AE"/>
+        </w:rPr>
+        <w:t>כַּֽ⁠חוֹתָ֑ם</w:t>
       </w:r>
     </w:p>
     <w:p>

--- a/arb/docx/37.content.docx
+++ b/arb/docx/37.content.docx
@@ -32,51 +32,16 @@
     </w:p>
     <w:p>
       <w:pPr>
-        <w:pStyle w:val="Heading2"/>
-        <w:bidi/>
-      </w:pPr>
-      <w:r>
-        <w:rPr>
-          <w:lang w:val="ar_AE" w:bidi="ar_AE"/>
-        </w:rPr>
-        <w:t>License Information</w:t>
-      </w:r>
-      <w:r>
-        <w:rPr>
-          <w:lang w:val="ar_AE" w:bidi="ar_AE"/>
-        </w:rPr>
-      </w:r>
-    </w:p>
-    <w:p>
-      <w:pPr>
-        <w:bidi/>
-      </w:pPr>
-      <w:r>
-        <w:rPr>
-          <w:lang w:val="ar_AE" w:bidi="ar_AE"/>
-        </w:rPr>
-      </w:r>
-      <w:r>
-        <w:rPr>
-          <w:b/>
-          <w:lang w:val="ar_AE" w:bidi="ar_AE"/>
-        </w:rPr>
-        <w:t>ملاحظات الترجمة (كلمة متكشفة)</w:t>
-      </w:r>
-      <w:r>
-        <w:rPr>
-          <w:lang w:val="ar_AE" w:bidi="ar_AE"/>
-        </w:rPr>
-        <w:t xml:space="preserve"> (Arabic) is based on</w:t>
-      </w:r>
-      <w:r>
-        <w:rPr>
-          <w:lang w:val="ar_AE" w:bidi="ar_AE"/>
-        </w:rPr>
-        <w:t xml:space="preserve">: </w:t>
-      </w:r>
-      <w:r>
-        <w:rPr>
+        <w:bidi/>
+      </w:pPr>
+      <w:r>
+        <w:rPr>
+          <w:lang w:val="ar_AE" w:bidi="ar_AE"/>
+        </w:rPr>
+      </w:r>
+      <w:r>
+        <w:rPr>
+          <w:b/>
           <w:lang w:val="ar_AE" w:bidi="ar_AE"/>
         </w:rPr>
         <w:t>unfoldingWord® Translation Notes</w:t>
@@ -85,64 +50,31 @@
         <w:rPr>
           <w:lang w:val="ar_AE" w:bidi="ar_AE"/>
         </w:rPr>
-        <w:t xml:space="preserve">, </w:t>
-      </w:r>
-      <w:hyperlink r:id="rId13">
-        <w:r>
-          <w:rPr>
-            <w:lang w:val="ar_AE" w:bidi="ar_AE"/>
-          </w:rPr>
-          <w:rPr>
-            <w:color w:val="0000EE"/>
-            <w:u w:val="single"/>
-          </w:rPr>
-          <w:t>unfoldingWord</w:t>
-        </w:r>
-      </w:hyperlink>
-      <w:r>
-        <w:rPr>
-          <w:lang w:val="ar_AE" w:bidi="ar_AE"/>
-        </w:rPr>
-        <w:t xml:space="preserve">, 2022, which is licensed under a </w:t>
-      </w:r>
-      <w:hyperlink r:id="rId14">
-        <w:r>
-          <w:rPr>
-            <w:lang w:val="ar_AE" w:bidi="ar_AE"/>
-          </w:rPr>
-          <w:rPr>
-            <w:color w:val="0000EE"/>
-            <w:u w:val="single"/>
-          </w:rPr>
-          <w:t>CC BY-SA 4.0 license</w:t>
-        </w:r>
-      </w:hyperlink>
-      <w:r>
-        <w:rPr>
-          <w:lang w:val="ar_AE" w:bidi="ar_AE"/>
-        </w:rPr>
-        <w:t>.</w:t>
-      </w:r>
-      <w:r>
-        <w:rPr>
-          <w:lang w:val="ar_AE" w:bidi="ar_AE"/>
-        </w:rPr>
-      </w:r>
-    </w:p>
-    <w:p>
-      <w:pPr>
-        <w:bidi/>
-      </w:pPr>
-      <w:r>
-        <w:rPr>
-          <w:lang w:val="ar_AE" w:bidi="ar_AE"/>
-        </w:rPr>
-      </w:r>
-      <w:r>
-        <w:rPr>
-          <w:lang w:val="ar_AE" w:bidi="ar_AE"/>
-        </w:rPr>
-        <w:t>This PDF version is provided under the same license.</w:t>
+        <w:t xml:space="preserve"> © 2022 unfoldingWord. Released under CC BY-SA 4.0 license. </w:t>
+      </w:r>
+      <w:r>
+        <w:rPr>
+          <w:lang w:val="ar_AE" w:bidi="ar_AE"/>
+        </w:rPr>
+        <w:t>unfoldingWord® Translation Notes</w:t>
+      </w:r>
+      <w:r>
+        <w:rPr>
+          <w:lang w:val="ar_AE" w:bidi="ar_AE"/>
+        </w:rPr>
+        <w:t xml:space="preserve"> has been adapted in the following languages: Tok Pisin, Arabic (عربي), French (Français), Hindi (हिंदी), Indonesian (Bahasa Indonesia), Portuguese (Português), Russian (Русский), Spanish (Español), Swahili (Kiswahili), and Simplified Chinese (简体中文) from </w:t>
+      </w:r>
+      <w:r>
+        <w:rPr>
+          <w:lang w:val="ar_AE" w:bidi="ar_AE"/>
+        </w:rPr>
+        <w:t>unfoldingWord® Translation Notes</w:t>
+      </w:r>
+      <w:r>
+        <w:rPr>
+          <w:lang w:val="ar_AE" w:bidi="ar_AE"/>
+        </w:rPr>
+        <w:t xml:space="preserve"> © 2022 unfoldingWord. Released under CC BY-SA 4.0 license by Mission Mutual</w:t>
       </w:r>
       <w:r>
         <w:rPr>
@@ -2159,7 +2091,7 @@
         </w:rPr>
         <w:t xml:space="preserve">انظر كيف ترجمت هذا في </w:t>
       </w:r>
-      <w:hyperlink r:id="rId15">
+      <w:hyperlink r:id="rId13">
         <w:r>
           <w:rPr>
             <w:lang w:val="ar_AE" w:bidi="ar_AE"/>
@@ -4097,7 +4029,7 @@
         </w:rPr>
         <w:t xml:space="preserve">انظر كيف ترجمت في </w:t>
       </w:r>
-      <w:hyperlink r:id="rId16">
+      <w:hyperlink r:id="rId14">
         <w:r>
           <w:rPr>
             <w:lang w:val="ar_AE" w:bidi="ar_AE"/>
@@ -7765,7 +7697,7 @@
         </w:rPr>
         <w:t xml:space="preserve"> من التقويم العبري شهري أغسطس وسبتمبر في التقويمات الغربية. انظر كيف قررت ترجمة العبارة المماثلة إلى اليوم والشهر والسنة في </w:t>
       </w:r>
-      <w:hyperlink r:id="rId15">
+      <w:hyperlink r:id="rId13">
         <w:r>
           <w:rPr>
             <w:lang w:val="ar_AE" w:bidi="ar_AE"/>
@@ -8404,7 +8336,7 @@
         </w:rPr>
         <w:t xml:space="preserve"> في التقويم العبري يكون قريباً من منتصف أكتوبر في التقويم الغربي. انظر كيف قررت ترجمة العبارة المماثلة إلى يوم وشهر في </w:t>
       </w:r>
-      <w:hyperlink r:id="rId15">
+      <w:hyperlink r:id="rId13">
         <w:r>
           <w:rPr>
             <w:lang w:val="ar_AE" w:bidi="ar_AE"/>
@@ -8544,7 +8476,7 @@
         </w:rPr>
         <w:t xml:space="preserve">لاحظ كيف ترجمت هذه العبارة نفسها في </w:t>
       </w:r>
-      <w:hyperlink r:id="rId15">
+      <w:hyperlink r:id="rId13">
         <w:r>
           <w:rPr>
             <w:lang w:val="ar_AE" w:bidi="ar_AE"/>
@@ -9671,7 +9603,7 @@
         </w:rPr>
         <w:t xml:space="preserve">يستخدم الرب هذا التعبير للإشارة إلى اليهود الذين عادوا من السبي. حيث تعني العبارة نفس الشيء مثل مصطلح "البقية" في </w:t>
       </w:r>
-      <w:hyperlink r:id="rId17">
+      <w:hyperlink r:id="rId15">
         <w:r>
           <w:rPr>
             <w:lang w:val="ar_AE" w:bidi="ar_AE"/>
@@ -9689,7 +9621,7 @@
         </w:rPr>
         <w:t xml:space="preserve"> و</w:t>
       </w:r>
-      <w:hyperlink r:id="rId18">
+      <w:hyperlink r:id="rId16">
         <w:r>
           <w:rPr>
             <w:lang w:val="ar_AE" w:bidi="ar_AE"/>
@@ -10220,7 +10152,7 @@
         </w:rPr>
         <w:t xml:space="preserve">". فقد أعطى الرب هذا الوعد لبني إسرائيل عند خروجهم من أرض مصر. انظر، على سبيل المثال، </w:t>
       </w:r>
-      <w:hyperlink r:id="rId19">
+      <w:hyperlink r:id="rId17">
         <w:r>
           <w:rPr>
             <w:lang w:val="ar_AE" w:bidi="ar_AE"/>
@@ -12649,7 +12581,7 @@
         </w:rPr>
         <w:t xml:space="preserve"> في التقويم العبري بالقرب من منتصف ديسمبر في التقويمات الغربية. انظر كيف قررت ترجمة العبارة المشابهة إلى يوم وشهر في </w:t>
       </w:r>
-      <w:hyperlink r:id="rId15">
+      <w:hyperlink r:id="rId13">
         <w:r>
           <w:rPr>
             <w:lang w:val="ar_AE" w:bidi="ar_AE"/>
@@ -12789,7 +12721,7 @@
         </w:rPr>
         <w:t xml:space="preserve">انظر كيف ترجمت العبارة المماثلة في </w:t>
       </w:r>
-      <w:hyperlink r:id="rId15">
+      <w:hyperlink r:id="rId13">
         <w:r>
           <w:rPr>
             <w:lang w:val="ar_AE" w:bidi="ar_AE"/>
@@ -13429,7 +13361,7 @@
         </w:rPr>
         <w:t xml:space="preserve"> يجعل الإنسان "مقدسًا" (وبالتالي يمنحه بعض الامتيازات ولكنه يجعله أيضًا خاضعًا لبعض القيود، انظر </w:t>
       </w:r>
-      <w:hyperlink r:id="rId20">
+      <w:hyperlink r:id="rId18">
         <w:r>
           <w:rPr>
             <w:lang w:val="ar_AE" w:bidi="ar_AE"/>
@@ -13811,7 +13743,7 @@
         </w:rPr>
         <w:t xml:space="preserve">يشترك حجّي والكهنة في المعرفة بأنّ الإسرائيلي إذا لمس جسدًا ميتًا، أي شيئًا نجسًا من الناحية الطقسية، فإنّه يصير نجسًا هو نفسه لفترة زمنية معيّنة (انظر </w:t>
       </w:r>
-      <w:hyperlink r:id="rId21">
+      <w:hyperlink r:id="rId19">
         <w:r>
           <w:rPr>
             <w:lang w:val="ar_AE" w:bidi="ar_AE"/>
@@ -15018,7 +14950,7 @@
         </w:rPr>
         <w:t xml:space="preserve"> ضمنيًا، مذبحًا أقامه العائدون من السبي في موقع الهيكل. حيث يتم وصف ذلك في </w:t>
       </w:r>
-      <w:hyperlink r:id="rId22">
+      <w:hyperlink r:id="rId20">
         <w:r>
           <w:rPr>
             <w:lang w:val="ar_AE" w:bidi="ar_AE"/>
@@ -15158,7 +15090,7 @@
         </w:rPr>
         <w:t xml:space="preserve">انظر كيف ترجمت هذا التعبير في </w:t>
       </w:r>
-      <w:hyperlink r:id="rId16">
+      <w:hyperlink r:id="rId14">
         <w:r>
           <w:rPr>
             <w:lang w:val="ar_AE" w:bidi="ar_AE"/>
@@ -16568,7 +16500,7 @@
         </w:rPr>
         <w:t xml:space="preserve">انظر كيف ترجمت التعبير المشابه في </w:t>
       </w:r>
-      <w:hyperlink r:id="rId23">
+      <w:hyperlink r:id="rId21">
         <w:r>
           <w:rPr>
             <w:lang w:val="ar_AE" w:bidi="ar_AE"/>
@@ -16830,7 +16762,7 @@
         </w:rPr>
         <w:t xml:space="preserve">انظر كيف ترجمت العبارة المشابهة في </w:t>
       </w:r>
-      <w:hyperlink r:id="rId16">
+      <w:hyperlink r:id="rId14">
         <w:r>
           <w:rPr>
             <w:lang w:val="ar_AE" w:bidi="ar_AE"/>
@@ -16983,7 +16915,7 @@
         </w:rPr>
         <w:t xml:space="preserve">هنا كما في </w:t>
       </w:r>
-      <w:hyperlink r:id="rId24">
+      <w:hyperlink r:id="rId22">
         <w:r>
           <w:rPr>
             <w:lang w:val="ar_AE" w:bidi="ar_AE"/>
@@ -17014,7 +16946,7 @@
         </w:rPr>
         <w:t xml:space="preserve">"، في السنة الثانية من حكم داريوس، كما يشير </w:t>
       </w:r>
-      <w:hyperlink r:id="rId25">
+      <w:hyperlink r:id="rId23">
         <w:r>
           <w:rPr>
             <w:lang w:val="ar_AE" w:bidi="ar_AE"/>
@@ -17262,7 +17194,7 @@
         </w:rPr>
         <w:t xml:space="preserve">إذا كانت لغتك لا تستخدم الأعداد الترتيبية، يمكنك استخدام الأعداد الأساسية هنا. انظر إلى ما قمت به في </w:t>
       </w:r>
-      <w:hyperlink r:id="rId25">
+      <w:hyperlink r:id="rId23">
         <w:r>
           <w:rPr>
             <w:lang w:val="ar_AE" w:bidi="ar_AE"/>
@@ -17646,7 +17578,7 @@
         </w:rPr>
         <w:t xml:space="preserve">لاحظ كيف ترجمت هذه العبارة في </w:t>
       </w:r>
-      <w:hyperlink r:id="rId16">
+      <w:hyperlink r:id="rId14">
         <w:r>
           <w:rPr>
             <w:lang w:val="ar_AE" w:bidi="ar_AE"/>
@@ -18152,7 +18084,7 @@
         </w:rPr>
         <w:t xml:space="preserve">انظر كيف ترجمت العبارة المشابهة في </w:t>
       </w:r>
-      <w:hyperlink r:id="rId25">
+      <w:hyperlink r:id="rId23">
         <w:r>
           <w:rPr>
             <w:lang w:val="ar_AE" w:bidi="ar_AE"/>
@@ -18642,7 +18574,7 @@
         </w:rPr>
         <w:t xml:space="preserve">لاحظ كيف ترجمت اسم الشهر العبري في </w:t>
       </w:r>
-      <w:hyperlink r:id="rId25">
+      <w:hyperlink r:id="rId23">
         <w:r>
           <w:rPr>
             <w:lang w:val="ar_AE" w:bidi="ar_AE"/>
@@ -18904,7 +18836,7 @@
         </w:rPr>
         <w:t xml:space="preserve">انظر كيف ترجمت التعبير المشابه في </w:t>
       </w:r>
-      <w:hyperlink r:id="rId26">
+      <w:hyperlink r:id="rId24">
         <w:r>
           <w:rPr>
             <w:lang w:val="ar_AE" w:bidi="ar_AE"/>
@@ -19056,7 +18988,7 @@
         </w:rPr>
         <w:t xml:space="preserve">، لتمثيل كل الخليقة. انظر كيف ترجمت التعبير المشابه في </w:t>
       </w:r>
-      <w:hyperlink r:id="rId26">
+      <w:hyperlink r:id="rId24">
         <w:r>
           <w:rPr>
             <w:lang w:val="ar_AE" w:bidi="ar_AE"/>
@@ -19882,7 +19814,7 @@
         </w:rPr>
         <w:t xml:space="preserve">" في </w:t>
       </w:r>
-      <w:hyperlink r:id="rId27">
+      <w:hyperlink r:id="rId25">
         <w:r>
           <w:rPr>
             <w:lang w:val="ar_AE" w:bidi="ar_AE"/>

--- a/arb/docx/37.content.docx
+++ b/arb/docx/37.content.docx
@@ -152,13 +152,6 @@
         <w:rPr>
           <w:lang w:val="ar_AE" w:bidi="ar_AE"/>
         </w:rPr>
-      </w:r>
-      <w:r>
-        <w:rPr>
-          <w:i/>
-          <w:lang w:val="ar_AE" w:bidi="ar_AE"/>
-        </w:rPr>
-        <w:t>حجيّ - مقدمة, ملاحظات عامة على حجّي 1, حجّي 1: 1 (#1), حجّي 1: 1 (#2), حجّي 1: 1 (#3), حجّي 1: 1 (#4), حجّي 1: 1 (#5), حجّي 1: 2 (#1), حجّي 1: 2 (#2), حجّي 1: 2 (#3), حجّي 1: 2 (#4), حجّي 1: 3 (#1), حجّي 1: 4 (#1), حجّي 1: 4 (#2), حجّي 1: 4 (#3), حجّي 1: 5 (#1), حجّي 1: 5 (#2), حجّي 1: 5 (#3), حجّي 1: 5 (#4), حجّي 1: 6 (#1), حجّي 1: 6 (#2), حجّي 1: 6 (#3), حجّي 1: 6 (#4), حجّي 1: 6 (#5), حجّي 1: 6 (#6), حجّي 1: 7 (#1), حجّي 1: 7 (#2), حجّي 1: 8 (#1), حجّي 1: 8 (#2), حجّي 1: 8 (#3), حجّي 1: 9 (#1), حجّي 1: 9 (#2), حجّي 1: 9 (#3), حجّي 1: 9 (#4), حجّي 1: 9 (#5), حجّي 1: 9 (#6), حجّي 1: 9 (#7), حجّي 1: 9 (#8), حجّي 1: 10 (#1), حجّي 1: 10 (#2), حجّي 1: 11 (#1), حجّي 1: 11 (#2), حجّي 1: 11 (#3), حجّي 1: 11 (#4), حجّي 1: 11 (#5), حجّي 1: 11 (#6), حجّي 1: 12 (#1), حجّي 1: 12 (#2), حجّي 1: 12 (#3), حجّي 1: 12 (#4), حجّي 1: 13 (#1), حجّي 1: 14 (#1), حجّي 1: 14 (#2), حجّي 1: 15 (#1), حجّي 1: 15 (#2), ملاحظات عامة على حجّي 2, حجّي 2: 1 (#1), حجّي 2: 1 (#2), حجّي 2: 1 (#3), حجّي 2: 1 (#4), حجّي 2: 2 (#1), حجّي 2: 3 (#1), حجّي 2: 3 (#2), حجّي 2: 3 (#3), حجّي 2: 3 (#4), حجّي 2: 3 (#5), حجّي 2: 3 (#6), حجّي 2: 4 (#1), حجّي 2: 4 (#2), حجّي 2: 5 (#1), حجّي 2: 5 (#2), حجّي 2: 5 (#3), حجّي 2: 5 (#4), حجّي 2: 5 (#5), حجّي 2: 6 (#1), حجّي 2: 6 (#2), حجّي 2: 6 (#3), حجّي 2: 6 (#4), حجّي 2: 7 (#1), حجّي 2: 7 (#2), حجّي 2: 7 (#3), حجّي 2: 8 (#1), حجّي 2: 8 (#2), حجّي 2: 9 (#1), حجّي 2: 9 (#2), حجّي 2: 9 (#3), حجّي 2: 9 (#4), حجّي 2: 9 (#5), حجّي 2: 10 (#1), حجّي 2: 10 (#2), حجّي 2: 10 (#3), حجّي 2: 10 (#4), حجّي 2: 11 (#1), حجّي 2: 12 (#1), حجّي 2: 12 (#2), حجّي 2: 12 (#3), حجّي 2: 12 (#4), حجّي 2: 13 (#1), حجّي 2: 13 (#2), حجّي 2: 13 (#3), حجّي 2: 13 (#4), حجّي 2: 13 (#5), حجّي 2: 14 (#1), حجّي 2: 14 (#2), حجّي 2: 14 (#3), حجّي 2: 14 (#4), حجّي 2: 14 (#5), حجّي 2: 14 (#6), حجّي 2: 14 (#7), حجّي 2: 15 (#1), حجّي 2: 15 (#2), حجّي 2: 15 (#3), حجّي 2: 15 (#4), حجّي 2: 16 (#1), حجّي 2: 16 (#2), حجّي 2: 16 (#3), حجّي 2: 16 (#4), حجّي 2: 16 (#5), حجّي 2: 17 (#1), حجّي 2: 17 (#2), حجّي 2: 17 (#3), حجّي 2: 17 (#4), حجّي 2: 18 (#1), حجّي 2: 18 (#2), حجّي 2: 18 (#3), حجّي 2: 18 (#4), حجّي 2: 18 (#5), حجّي 2: 18 (#6), حجّي 2: 18 (#7), حجّي 2: 19 (#1), حجّي 2: 19 (#2), حجّي 2: 19 (#3), حجّي 2: 20 (#1), حجّي 2: 20 (#2), حجّي 2: 20 (#3), حجّي 2: 20 (#4), حجّي 2: 20 (#5), حجّي 2: 21 (#1), حجّي 2: 21 (#2), حجّي 2: 21 (#3), حجّي 2: 22 (#1), حجّي 2: 22 (#2), حجّي 2: 22 (#3), حجّي 2: 22 (#4), حجّي 2: 22 (#5), حجّي 2: 22 (#6), حجّي 2: 22 (#7), حجّي 2: 22 (#8), حجّي 2: 23 (#1), حجّي 2: 23 (#2), حجّي 2: 23 (#3), حجّي 2: 23 (#4), حجّي 2: 23 (#5)</w:t>
       </w:r>
       <w:r>
         <w:rPr>

--- a/arb/docx/37.content.docx
+++ b/arb/docx/37.content.docx
@@ -157,21 +157,6 @@
         <w:rPr>
           <w:lang w:val="ar_AE" w:bidi="ar_AE"/>
         </w:rPr>
-      </w:r>
-    </w:p>
-    <w:p>
-      <w:pPr>
-        <w:bidi/>
-      </w:pPr>
-      <w:r>
-        <w:rPr>
-          <w:lang w:val="ar_AE" w:bidi="ar_AE"/>
-        </w:rPr>
-      </w:r>
-      <w:r>
-        <w:rPr>
-          <w:lang w:val="ar_AE" w:bidi="ar_AE"/>
-        </w:rPr>
         <w:t xml:space="preserve"> </w:t>
       </w:r>
       <w:r>
@@ -764,56 +749,94 @@
         <w:rPr>
           <w:lang w:val="ar_AE" w:bidi="ar_AE"/>
         </w:rPr>
-        <w:t>ملاحظات عامة على حجّي 1</w:t>
-      </w:r>
-      <w:r>
-        <w:rPr>
-          <w:lang w:val="ar_AE" w:bidi="ar_AE"/>
-        </w:rPr>
-      </w:r>
-    </w:p>
-    <w:p>
-      <w:pPr>
-        <w:pStyle w:val="Heading3"/>
-        <w:bidi/>
-      </w:pPr>
-      <w:r>
-        <w:rPr>
-          <w:lang w:val="ar_AE" w:bidi="ar_AE"/>
-        </w:rPr>
-        <w:t>البنية وتنسيق النص</w:t>
-      </w:r>
-    </w:p>
-    <w:p>
-      <w:pPr>
-        <w:bidi/>
-      </w:pPr>
-      <w:r>
-        <w:rPr>
-          <w:lang w:val="ar_AE" w:bidi="ar_AE"/>
-        </w:rPr>
-      </w:r>
-      <w:r>
-        <w:rPr>
-          <w:lang w:val="ar_AE" w:bidi="ar_AE"/>
-        </w:rPr>
-        <w:t>يُقدّم هذا الإصحاح أول رسالة نبوية أعلنها حجّي باسم الرب إلى اليهود الذين عادوا من السبي البابلي.</w:t>
-      </w:r>
-    </w:p>
-    <w:p>
-      <w:pPr>
-        <w:bidi/>
-      </w:pPr>
-      <w:r>
-        <w:rPr>
-          <w:lang w:val="ar_AE" w:bidi="ar_AE"/>
-        </w:rPr>
-      </w:r>
-      <w:r>
-        <w:rPr>
-          <w:lang w:val="ar_AE" w:bidi="ar_AE"/>
-        </w:rPr>
-        <w:t>وبعض الترجمات تسهّل قراءة المقاطع الشعرية من خلال تحريكها إلى اليسار عن بقية النص.</w:t>
+        <w:t>حجّي 1: 1 (#1)</w:t>
+      </w:r>
+      <w:r>
+        <w:rPr>
+          <w:lang w:val="ar_AE" w:bidi="ar_AE"/>
+        </w:rPr>
+      </w:r>
+    </w:p>
+    <w:p>
+      <w:pPr>
+        <w:bidi/>
+      </w:pPr>
+      <w:r>
+        <w:rPr>
+          <w:lang w:val="ar_AE" w:bidi="ar_AE"/>
+        </w:rPr>
+      </w:r>
+      <w:r>
+        <w:rPr>
+          <w:b/>
+          <w:lang w:val="ar_AE" w:bidi="ar_AE"/>
+        </w:rPr>
+        <w:t>"</w:t>
+      </w:r>
+      <w:r>
+        <w:rPr>
+          <w:b/>
+          <w:lang w:val="ar_AE" w:bidi="ar_AE"/>
+        </w:rPr>
+        <w:t>في السَّنَةِ الثّانيَةِ لداريوسَ المَلِكِ</w:t>
+      </w:r>
+      <w:r>
+        <w:rPr>
+          <w:b/>
+          <w:lang w:val="ar_AE" w:bidi="ar_AE"/>
+        </w:rPr>
+        <w:t>"</w:t>
+      </w:r>
+    </w:p>
+    <w:p>
+      <w:pPr>
+        <w:bidi/>
+      </w:pPr>
+      <w:r>
+        <w:rPr>
+          <w:lang w:val="ar_AE" w:bidi="ar_AE"/>
+        </w:rPr>
+      </w:r>
+      <w:r>
+        <w:rPr>
+          <w:lang w:val="ar_AE" w:bidi="ar_AE"/>
+        </w:rPr>
+        <w:t xml:space="preserve">يشير تعبير </w:t>
+      </w:r>
+      <w:r>
+        <w:rPr>
+          <w:b/>
+          <w:lang w:val="ar_AE" w:bidi="ar_AE"/>
+        </w:rPr>
+        <w:t>"في السَّنَةِ الثّانيَةِ لداريوسَ المَلِكِ"</w:t>
+      </w:r>
+      <w:r>
+        <w:rPr>
+          <w:lang w:val="ar_AE" w:bidi="ar_AE"/>
+        </w:rPr>
+        <w:t xml:space="preserve"> ضمنيًا إلى السنة الثانية من حُكم داريوس كملك. يمكن للقارئ أن يستفيد من توضيح هذا المعنى، سواء في هذا الموضع أو في حجّي 1:15 و2:10. ترجمة بديلة: "في السنة الثانية من حكم الملك داريوس"</w:t>
+      </w:r>
+    </w:p>
+    <w:p>
+      <w:pPr>
+        <w:bidi/>
+      </w:pPr>
+      <w:r>
+        <w:rPr>
+          <w:lang w:val="ar_AE" w:bidi="ar_AE"/>
+        </w:rPr>
+      </w:r>
+      <w:r>
+        <w:rPr>
+          <w:lang w:val="ar_AE" w:bidi="ar_AE"/>
+        </w:rPr>
+        <w:t xml:space="preserve">انظر: </w:t>
+      </w:r>
+      <w:r>
+        <w:rPr>
+          <w:lang w:val="ar_AE" w:bidi="ar_AE"/>
+        </w:rPr>
+        <w:t>المعرفة المفترضة والمعلومات الضمنية</w:t>
       </w:r>
       <w:r>
         <w:rPr>
@@ -845,88 +868,66 @@
         <w:rPr>
           <w:lang w:val="ar_AE" w:bidi="ar_AE"/>
         </w:rPr>
-        <w:t>حجّي 1: 1 (#1)</w:t>
-      </w:r>
-      <w:r>
-        <w:rPr>
-          <w:lang w:val="ar_AE" w:bidi="ar_AE"/>
-        </w:rPr>
-      </w:r>
-    </w:p>
-    <w:p>
-      <w:pPr>
-        <w:bidi/>
-      </w:pPr>
-      <w:r>
-        <w:rPr>
-          <w:lang w:val="ar_AE" w:bidi="ar_AE"/>
-        </w:rPr>
-      </w:r>
-      <w:r>
-        <w:rPr>
-          <w:lang w:val="ar_AE" w:bidi="ar_AE"/>
-        </w:rPr>
-        <w:t>בִּ⁠שְׁנַ֤ת שְׁתַּ֨יִם֙ לְ⁠דָרְיָ֣וֶשׁ הַ⁠מֶּ֔לֶךְ</w:t>
-      </w:r>
-    </w:p>
-    <w:p>
-      <w:pPr>
-        <w:bidi/>
-      </w:pPr>
-      <w:r>
-        <w:rPr>
-          <w:lang w:val="ar_AE" w:bidi="ar_AE"/>
-        </w:rPr>
-      </w:r>
-      <w:r>
-        <w:rPr>
-          <w:b/>
-          <w:lang w:val="ar_AE" w:bidi="ar_AE"/>
-        </w:rPr>
-        <w:t>"</w:t>
-      </w:r>
-      <w:r>
-        <w:rPr>
-          <w:b/>
-          <w:lang w:val="ar_AE" w:bidi="ar_AE"/>
-        </w:rPr>
-        <w:t>في السَّنَةِ الثّانيَةِ لداريوسَ المَلِكِ</w:t>
-      </w:r>
-      <w:r>
-        <w:rPr>
-          <w:b/>
-          <w:lang w:val="ar_AE" w:bidi="ar_AE"/>
-        </w:rPr>
-        <w:t>"</w:t>
-      </w:r>
-    </w:p>
-    <w:p>
-      <w:pPr>
-        <w:bidi/>
-      </w:pPr>
-      <w:r>
-        <w:rPr>
-          <w:lang w:val="ar_AE" w:bidi="ar_AE"/>
-        </w:rPr>
-      </w:r>
-      <w:r>
-        <w:rPr>
-          <w:lang w:val="ar_AE" w:bidi="ar_AE"/>
-        </w:rPr>
-        <w:t xml:space="preserve">يشير تعبير </w:t>
-      </w:r>
-      <w:r>
-        <w:rPr>
-          <w:b/>
-          <w:lang w:val="ar_AE" w:bidi="ar_AE"/>
-        </w:rPr>
-        <w:t>"في السَّنَةِ الثّانيَةِ لداريوسَ المَلِكِ"</w:t>
-      </w:r>
-      <w:r>
-        <w:rPr>
-          <w:lang w:val="ar_AE" w:bidi="ar_AE"/>
-        </w:rPr>
-        <w:t xml:space="preserve"> ضمنيًا إلى السنة الثانية من حُكم داريوس كملك. يمكن للقارئ أن يستفيد من توضيح هذا المعنى، سواء في هذا الموضع أو في حجّي 1:15 و2:10. ترجمة بديلة: "في السنة الثانية من حكم الملك داريوس"</w:t>
+        <w:t>حجّي 1: 1 (#2)</w:t>
+      </w:r>
+      <w:r>
+        <w:rPr>
+          <w:lang w:val="ar_AE" w:bidi="ar_AE"/>
+        </w:rPr>
+      </w:r>
+    </w:p>
+    <w:p>
+      <w:pPr>
+        <w:bidi/>
+      </w:pPr>
+      <w:r>
+        <w:rPr>
+          <w:lang w:val="ar_AE" w:bidi="ar_AE"/>
+        </w:rPr>
+      </w:r>
+      <w:r>
+        <w:rPr>
+          <w:b/>
+          <w:lang w:val="ar_AE" w:bidi="ar_AE"/>
+        </w:rPr>
+        <w:t>في السَّنَةِ الثّانيَةِ</w:t>
+      </w:r>
+      <w:r>
+        <w:rPr>
+          <w:b/>
+          <w:lang w:val="ar_AE" w:bidi="ar_AE"/>
+        </w:rPr>
+        <w:t>" - "</w:t>
+      </w:r>
+      <w:r>
+        <w:rPr>
+          <w:b/>
+          <w:lang w:val="ar_AE" w:bidi="ar_AE"/>
+        </w:rPr>
+        <w:t>في الشَّهرِ السّادِسِ في أوَّلِ يومٍ مِنَ الشَّهرِ</w:t>
+      </w:r>
+      <w:r>
+        <w:rPr>
+          <w:b/>
+          <w:lang w:val="ar_AE" w:bidi="ar_AE"/>
+        </w:rPr>
+        <w:t>"</w:t>
+      </w:r>
+    </w:p>
+    <w:p>
+      <w:pPr>
+        <w:bidi/>
+      </w:pPr>
+      <w:r>
+        <w:rPr>
+          <w:lang w:val="ar_AE" w:bidi="ar_AE"/>
+        </w:rPr>
+      </w:r>
+      <w:r>
+        <w:rPr>
+          <w:lang w:val="ar_AE" w:bidi="ar_AE"/>
+        </w:rPr>
+        <w:t>إذا كانت لغتك لا تستخدم الأعداد الترتيبية، يمكنك في الترجمة استخدام الأعداد الأساسية أو التعبيرات المكافئة. ترجمة بديلة: "في السنة الثانية من ... في اليوم الأول من الشهر السادس"</w:t>
       </w:r>
     </w:p>
     <w:p>
@@ -948,6 +949,680 @@
         <w:rPr>
           <w:lang w:val="ar_AE" w:bidi="ar_AE"/>
         </w:rPr>
+        <w:t>الأعداد الترتيبية</w:t>
+      </w:r>
+      <w:r>
+        <w:rPr>
+          <w:lang w:val="ar_AE" w:bidi="ar_AE"/>
+        </w:rPr>
+      </w:r>
+      <w:r>
+        <w:rPr>
+          <w:lang w:val="ar_AE" w:bidi="ar_AE"/>
+        </w:rPr>
+      </w:r>
+    </w:p>
+    <w:p>
+      <w:pPr>
+        <w:bidi/>
+      </w:pPr>
+      <w:r>
+        <w:rPr>
+          <w:lang w:val="ar_AE" w:bidi="ar_AE"/>
+        </w:rPr>
+      </w:r>
+    </w:p>
+    <w:p>
+      <w:pPr>
+        <w:pStyle w:val="Heading2"/>
+        <w:bidi/>
+      </w:pPr>
+      <w:r>
+        <w:rPr>
+          <w:lang w:val="ar_AE" w:bidi="ar_AE"/>
+        </w:rPr>
+        <w:t>حجّي 1: 1 (#3)</w:t>
+      </w:r>
+      <w:r>
+        <w:rPr>
+          <w:lang w:val="ar_AE" w:bidi="ar_AE"/>
+        </w:rPr>
+      </w:r>
+    </w:p>
+    <w:p>
+      <w:pPr>
+        <w:bidi/>
+      </w:pPr>
+      <w:r>
+        <w:rPr>
+          <w:lang w:val="ar_AE" w:bidi="ar_AE"/>
+        </w:rPr>
+      </w:r>
+      <w:r>
+        <w:rPr>
+          <w:b/>
+          <w:lang w:val="ar_AE" w:bidi="ar_AE"/>
+        </w:rPr>
+        <w:t>"</w:t>
+      </w:r>
+      <w:r>
+        <w:rPr>
+          <w:b/>
+          <w:lang w:val="ar_AE" w:bidi="ar_AE"/>
+        </w:rPr>
+        <w:t>في الشَّهرِ السّادِسِ في أوَّلِ يومٍ مِنَ الشَّهرِ</w:t>
+      </w:r>
+      <w:r>
+        <w:rPr>
+          <w:b/>
+          <w:lang w:val="ar_AE" w:bidi="ar_AE"/>
+        </w:rPr>
+        <w:t>"</w:t>
+      </w:r>
+    </w:p>
+    <w:p>
+      <w:pPr>
+        <w:bidi/>
+      </w:pPr>
+      <w:r>
+        <w:rPr>
+          <w:lang w:val="ar_AE" w:bidi="ar_AE"/>
+        </w:rPr>
+      </w:r>
+      <w:r>
+        <w:rPr>
+          <w:lang w:val="ar_AE" w:bidi="ar_AE"/>
+        </w:rPr>
+        <w:t xml:space="preserve">يشمل </w:t>
+      </w:r>
+      <w:r>
+        <w:rPr>
+          <w:b/>
+          <w:lang w:val="ar_AE" w:bidi="ar_AE"/>
+        </w:rPr>
+        <w:t>الشهر السادس</w:t>
+      </w:r>
+      <w:r>
+        <w:rPr>
+          <w:lang w:val="ar_AE" w:bidi="ar_AE"/>
+        </w:rPr>
+        <w:t xml:space="preserve"> في التقويم العبري جزءًا من شهري أغسطس وسبتمبر في التقويم الغربي. راجع المقدمة العامة لسفر حجّي للاطلاع على مناقشة حول كيفية التعبير عن هذا التاريخ في الترجمة.</w:t>
+      </w:r>
+    </w:p>
+    <w:p>
+      <w:pPr>
+        <w:bidi/>
+      </w:pPr>
+      <w:r>
+        <w:rPr>
+          <w:lang w:val="ar_AE" w:bidi="ar_AE"/>
+        </w:rPr>
+      </w:r>
+      <w:r>
+        <w:rPr>
+          <w:lang w:val="ar_AE" w:bidi="ar_AE"/>
+        </w:rPr>
+        <w:t xml:space="preserve">انظر: </w:t>
+      </w:r>
+      <w:r>
+        <w:rPr>
+          <w:lang w:val="ar_AE" w:bidi="ar_AE"/>
+        </w:rPr>
+        <w:t>الأشهر العبرية</w:t>
+      </w:r>
+      <w:r>
+        <w:rPr>
+          <w:lang w:val="ar_AE" w:bidi="ar_AE"/>
+        </w:rPr>
+      </w:r>
+      <w:r>
+        <w:rPr>
+          <w:lang w:val="ar_AE" w:bidi="ar_AE"/>
+        </w:rPr>
+      </w:r>
+    </w:p>
+    <w:p>
+      <w:pPr>
+        <w:bidi/>
+      </w:pPr>
+      <w:r>
+        <w:rPr>
+          <w:lang w:val="ar_AE" w:bidi="ar_AE"/>
+        </w:rPr>
+      </w:r>
+    </w:p>
+    <w:p>
+      <w:pPr>
+        <w:pStyle w:val="Heading2"/>
+        <w:bidi/>
+      </w:pPr>
+      <w:r>
+        <w:rPr>
+          <w:lang w:val="ar_AE" w:bidi="ar_AE"/>
+        </w:rPr>
+        <w:t>حجّي 1: 1 (#4)</w:t>
+      </w:r>
+      <w:r>
+        <w:rPr>
+          <w:lang w:val="ar_AE" w:bidi="ar_AE"/>
+        </w:rPr>
+      </w:r>
+    </w:p>
+    <w:p>
+      <w:pPr>
+        <w:bidi/>
+      </w:pPr>
+      <w:r>
+        <w:rPr>
+          <w:lang w:val="ar_AE" w:bidi="ar_AE"/>
+        </w:rPr>
+      </w:r>
+      <w:r>
+        <w:rPr>
+          <w:b/>
+          <w:lang w:val="ar_AE" w:bidi="ar_AE"/>
+        </w:rPr>
+        <w:t>"</w:t>
+      </w:r>
+      <w:r>
+        <w:rPr>
+          <w:b/>
+          <w:lang w:val="ar_AE" w:bidi="ar_AE"/>
+        </w:rPr>
+        <w:t>كانتْ كلِمَةُ الرَّبِّ عن يَدِ حَجَّي النَّبيِّ</w:t>
+      </w:r>
+      <w:r>
+        <w:rPr>
+          <w:b/>
+          <w:lang w:val="ar_AE" w:bidi="ar_AE"/>
+        </w:rPr>
+        <w:t>"</w:t>
+      </w:r>
+    </w:p>
+    <w:p>
+      <w:pPr>
+        <w:bidi/>
+      </w:pPr>
+      <w:r>
+        <w:rPr>
+          <w:lang w:val="ar_AE" w:bidi="ar_AE"/>
+        </w:rPr>
+      </w:r>
+      <w:r>
+        <w:rPr>
+          <w:lang w:val="ar_AE" w:bidi="ar_AE"/>
+        </w:rPr>
+        <w:t xml:space="preserve">في هذا الموضع، تُستخدم </w:t>
+      </w:r>
+      <w:r>
+        <w:rPr>
+          <w:b/>
+          <w:lang w:val="ar_AE" w:bidi="ar_AE"/>
+        </w:rPr>
+        <w:t xml:space="preserve">يد </w:t>
+      </w:r>
+      <w:r>
+        <w:rPr>
+          <w:lang w:val="ar_AE" w:bidi="ar_AE"/>
+        </w:rPr>
+        <w:t>النبي حجّي لتُمثّل شخصه بالكامل في نقل كلمة الرب إلى المسبيّين العائدين. وإذا كان من الأفضل لقارئ لغتك، يمكنك استخدام تعبير مكافئ مألوف في ثقافتك، أو توضيح المعنى مباشرة. ترجمة بديلة: "جاء النبي حجّي بكلمة الرب".</w:t>
+      </w:r>
+    </w:p>
+    <w:p>
+      <w:pPr>
+        <w:bidi/>
+      </w:pPr>
+      <w:r>
+        <w:rPr>
+          <w:lang w:val="ar_AE" w:bidi="ar_AE"/>
+        </w:rPr>
+      </w:r>
+      <w:r>
+        <w:rPr>
+          <w:lang w:val="ar_AE" w:bidi="ar_AE"/>
+        </w:rPr>
+        <w:t xml:space="preserve">انظر: </w:t>
+      </w:r>
+      <w:r>
+        <w:rPr>
+          <w:lang w:val="ar_AE" w:bidi="ar_AE"/>
+        </w:rPr>
+        <w:t>المجاز الجزئي</w:t>
+      </w:r>
+      <w:r>
+        <w:rPr>
+          <w:lang w:val="ar_AE" w:bidi="ar_AE"/>
+        </w:rPr>
+      </w:r>
+      <w:r>
+        <w:rPr>
+          <w:lang w:val="ar_AE" w:bidi="ar_AE"/>
+        </w:rPr>
+      </w:r>
+    </w:p>
+    <w:p>
+      <w:pPr>
+        <w:bidi/>
+      </w:pPr>
+      <w:r>
+        <w:rPr>
+          <w:lang w:val="ar_AE" w:bidi="ar_AE"/>
+        </w:rPr>
+      </w:r>
+    </w:p>
+    <w:p>
+      <w:pPr>
+        <w:pStyle w:val="Heading2"/>
+        <w:bidi/>
+      </w:pPr>
+      <w:r>
+        <w:rPr>
+          <w:lang w:val="ar_AE" w:bidi="ar_AE"/>
+        </w:rPr>
+        <w:t>حجّي 1: 1 (#5)</w:t>
+      </w:r>
+      <w:r>
+        <w:rPr>
+          <w:lang w:val="ar_AE" w:bidi="ar_AE"/>
+        </w:rPr>
+      </w:r>
+    </w:p>
+    <w:p>
+      <w:pPr>
+        <w:bidi/>
+      </w:pPr>
+      <w:r>
+        <w:rPr>
+          <w:lang w:val="ar_AE" w:bidi="ar_AE"/>
+        </w:rPr>
+      </w:r>
+      <w:r>
+        <w:rPr>
+          <w:b/>
+          <w:lang w:val="ar_AE" w:bidi="ar_AE"/>
+        </w:rPr>
+        <w:t>"</w:t>
+      </w:r>
+      <w:r>
+        <w:rPr>
+          <w:b/>
+          <w:lang w:val="ar_AE" w:bidi="ar_AE"/>
+        </w:rPr>
+        <w:t>كلِمَةُ الرَّبِّ</w:t>
+      </w:r>
+      <w:r>
+        <w:rPr>
+          <w:b/>
+          <w:lang w:val="ar_AE" w:bidi="ar_AE"/>
+        </w:rPr>
+        <w:t>"</w:t>
+      </w:r>
+    </w:p>
+    <w:p>
+      <w:pPr>
+        <w:bidi/>
+      </w:pPr>
+      <w:r>
+        <w:rPr>
+          <w:lang w:val="ar_AE" w:bidi="ar_AE"/>
+        </w:rPr>
+      </w:r>
+      <w:r>
+        <w:rPr>
+          <w:lang w:val="ar_AE" w:bidi="ar_AE"/>
+        </w:rPr>
+        <w:t xml:space="preserve">يشير مصطلح </w:t>
+      </w:r>
+      <w:r>
+        <w:rPr>
+          <w:b/>
+          <w:lang w:val="ar_AE" w:bidi="ar_AE"/>
+        </w:rPr>
+        <w:t>كلمة</w:t>
+      </w:r>
+      <w:r>
+        <w:rPr>
+          <w:lang w:val="ar_AE" w:bidi="ar_AE"/>
+        </w:rPr>
+        <w:t xml:space="preserve"> إلى رسالة ينقلها الرب باستخدام الكلمات. إذا كان ذلك مفيدًا في لغتك، يمكنك توضيح المعنى ببساطة. ترجمة بديلة: "رسالة من الرب"</w:t>
+      </w:r>
+    </w:p>
+    <w:p>
+      <w:pPr>
+        <w:bidi/>
+      </w:pPr>
+      <w:r>
+        <w:rPr>
+          <w:lang w:val="ar_AE" w:bidi="ar_AE"/>
+        </w:rPr>
+      </w:r>
+      <w:r>
+        <w:rPr>
+          <w:lang w:val="ar_AE" w:bidi="ar_AE"/>
+        </w:rPr>
+        <w:t xml:space="preserve">انظر: </w:t>
+      </w:r>
+      <w:r>
+        <w:rPr>
+          <w:lang w:val="ar_AE" w:bidi="ar_AE"/>
+        </w:rPr>
+        <w:t>الكناية</w:t>
+      </w:r>
+      <w:r>
+        <w:rPr>
+          <w:lang w:val="ar_AE" w:bidi="ar_AE"/>
+        </w:rPr>
+      </w:r>
+      <w:r>
+        <w:rPr>
+          <w:lang w:val="ar_AE" w:bidi="ar_AE"/>
+        </w:rPr>
+      </w:r>
+    </w:p>
+    <w:p>
+      <w:pPr>
+        <w:bidi/>
+      </w:pPr>
+      <w:r>
+        <w:rPr>
+          <w:lang w:val="ar_AE" w:bidi="ar_AE"/>
+        </w:rPr>
+      </w:r>
+    </w:p>
+    <w:p>
+      <w:pPr>
+        <w:pStyle w:val="Heading2"/>
+        <w:bidi/>
+      </w:pPr>
+      <w:r>
+        <w:rPr>
+          <w:lang w:val="ar_AE" w:bidi="ar_AE"/>
+        </w:rPr>
+        <w:t>حجّي 1: 2 (#1)</w:t>
+      </w:r>
+      <w:r>
+        <w:rPr>
+          <w:lang w:val="ar_AE" w:bidi="ar_AE"/>
+        </w:rPr>
+      </w:r>
+    </w:p>
+    <w:p>
+      <w:pPr>
+        <w:bidi/>
+      </w:pPr>
+      <w:r>
+        <w:rPr>
+          <w:lang w:val="ar_AE" w:bidi="ar_AE"/>
+        </w:rPr>
+      </w:r>
+      <w:r>
+        <w:rPr>
+          <w:b/>
+          <w:lang w:val="ar_AE" w:bidi="ar_AE"/>
+        </w:rPr>
+        <w:t>"</w:t>
+      </w:r>
+      <w:r>
+        <w:rPr>
+          <w:b/>
+          <w:lang w:val="ar_AE" w:bidi="ar_AE"/>
+        </w:rPr>
+        <w:t>«هكذا قالَ رَبُّ الجُنودِ قائلًا: هذا الشَّعبُ قالَ إنَّ الوقتَ لم يَبلُغْ وقتَ بناءِ بَيتِ الرَّبِّ»</w:t>
+      </w:r>
+      <w:r>
+        <w:rPr>
+          <w:b/>
+          <w:lang w:val="ar_AE" w:bidi="ar_AE"/>
+        </w:rPr>
+        <w:t>"</w:t>
+      </w:r>
+    </w:p>
+    <w:p>
+      <w:pPr>
+        <w:bidi/>
+      </w:pPr>
+      <w:r>
+        <w:rPr>
+          <w:lang w:val="ar_AE" w:bidi="ar_AE"/>
+        </w:rPr>
+      </w:r>
+      <w:r>
+        <w:rPr>
+          <w:lang w:val="ar_AE" w:bidi="ar_AE"/>
+        </w:rPr>
+        <w:t>إن كان الوضوح يتطلب في لغتك تجنّب استخدام اقتباس داخل اقتباس، يمكنك إعادة صياغة الكلام لتكون المعاني مباشرة وسلسة. ترجمة بديلة: "يرى الرب القدير أن هذا الشعب يزعم أن وقت بناء بيت الرب لم يأتِ بعد".</w:t>
+      </w:r>
+    </w:p>
+    <w:p>
+      <w:pPr>
+        <w:bidi/>
+      </w:pPr>
+      <w:r>
+        <w:rPr>
+          <w:lang w:val="ar_AE" w:bidi="ar_AE"/>
+        </w:rPr>
+      </w:r>
+      <w:r>
+        <w:rPr>
+          <w:lang w:val="ar_AE" w:bidi="ar_AE"/>
+        </w:rPr>
+        <w:t xml:space="preserve">انظر: </w:t>
+      </w:r>
+      <w:r>
+        <w:rPr>
+          <w:lang w:val="ar_AE" w:bidi="ar_AE"/>
+        </w:rPr>
+        <w:t>اقتباسات داخل الاقتباسات</w:t>
+      </w:r>
+      <w:r>
+        <w:rPr>
+          <w:lang w:val="ar_AE" w:bidi="ar_AE"/>
+        </w:rPr>
+      </w:r>
+      <w:r>
+        <w:rPr>
+          <w:lang w:val="ar_AE" w:bidi="ar_AE"/>
+        </w:rPr>
+      </w:r>
+    </w:p>
+    <w:p>
+      <w:pPr>
+        <w:bidi/>
+      </w:pPr>
+      <w:r>
+        <w:rPr>
+          <w:lang w:val="ar_AE" w:bidi="ar_AE"/>
+        </w:rPr>
+      </w:r>
+    </w:p>
+    <w:p>
+      <w:pPr>
+        <w:pStyle w:val="Heading2"/>
+        <w:bidi/>
+      </w:pPr>
+      <w:r>
+        <w:rPr>
+          <w:lang w:val="ar_AE" w:bidi="ar_AE"/>
+        </w:rPr>
+        <w:t>حجّي 1: 2 (#2)</w:t>
+      </w:r>
+      <w:r>
+        <w:rPr>
+          <w:lang w:val="ar_AE" w:bidi="ar_AE"/>
+        </w:rPr>
+      </w:r>
+    </w:p>
+    <w:p>
+      <w:pPr>
+        <w:bidi/>
+      </w:pPr>
+      <w:r>
+        <w:rPr>
+          <w:lang w:val="ar_AE" w:bidi="ar_AE"/>
+        </w:rPr>
+      </w:r>
+      <w:r>
+        <w:rPr>
+          <w:b/>
+          <w:lang w:val="ar_AE" w:bidi="ar_AE"/>
+        </w:rPr>
+        <w:t>"رَبُّ الجُنودِ"</w:t>
+      </w:r>
+    </w:p>
+    <w:p>
+      <w:pPr>
+        <w:bidi/>
+      </w:pPr>
+      <w:r>
+        <w:rPr>
+          <w:lang w:val="ar_AE" w:bidi="ar_AE"/>
+        </w:rPr>
+      </w:r>
+      <w:r>
+        <w:rPr>
+          <w:lang w:val="ar_AE" w:bidi="ar_AE"/>
+        </w:rPr>
+        <w:t>تُستخدم عبارة "رب الجنود" كلقب لله، لتُظهر قوته العظيمة، حيث تصفه كقائد لجيوش السماء. إذا كانت هناك ترجمة للكتاب المقدس في منطقتك، فقد تكون لها طريقة معينة لترجمة هذه العبارة، وقد ترغب في استخدامها في ترجمتك. إذا لم تكن هناك ترجمة للكتاب المقدس في منطقتك، فقد ترغب في التعبير عن معنى هذه العبارة بطريقة أخرى، هنا وفي جميع أنحاء الكتاب. ترجمة بديلة: "يهوه القدير"</w:t>
+      </w:r>
+    </w:p>
+    <w:p>
+      <w:pPr>
+        <w:bidi/>
+      </w:pPr>
+      <w:r>
+        <w:rPr>
+          <w:lang w:val="ar_AE" w:bidi="ar_AE"/>
+        </w:rPr>
+      </w:r>
+      <w:r>
+        <w:rPr>
+          <w:lang w:val="ar_AE" w:bidi="ar_AE"/>
+        </w:rPr>
+        <w:t xml:space="preserve">انظر: </w:t>
+      </w:r>
+      <w:r>
+        <w:rPr>
+          <w:lang w:val="ar_AE" w:bidi="ar_AE"/>
+        </w:rPr>
+        <w:t>كيفية ترجمة الأسماء</w:t>
+      </w:r>
+      <w:r>
+        <w:rPr>
+          <w:lang w:val="ar_AE" w:bidi="ar_AE"/>
+        </w:rPr>
+      </w:r>
+      <w:r>
+        <w:rPr>
+          <w:lang w:val="ar_AE" w:bidi="ar_AE"/>
+        </w:rPr>
+      </w:r>
+    </w:p>
+    <w:p>
+      <w:pPr>
+        <w:bidi/>
+      </w:pPr>
+      <w:r>
+        <w:rPr>
+          <w:lang w:val="ar_AE" w:bidi="ar_AE"/>
+        </w:rPr>
+      </w:r>
+    </w:p>
+    <w:p>
+      <w:pPr>
+        <w:pStyle w:val="Heading2"/>
+        <w:bidi/>
+      </w:pPr>
+      <w:r>
+        <w:rPr>
+          <w:lang w:val="ar_AE" w:bidi="ar_AE"/>
+        </w:rPr>
+        <w:t>حجّي 1: 2 (#3)</w:t>
+      </w:r>
+      <w:r>
+        <w:rPr>
+          <w:lang w:val="ar_AE" w:bidi="ar_AE"/>
+        </w:rPr>
+      </w:r>
+    </w:p>
+    <w:p>
+      <w:pPr>
+        <w:bidi/>
+      </w:pPr>
+      <w:r>
+        <w:rPr>
+          <w:lang w:val="ar_AE" w:bidi="ar_AE"/>
+        </w:rPr>
+      </w:r>
+      <w:r>
+        <w:rPr>
+          <w:b/>
+          <w:lang w:val="ar_AE" w:bidi="ar_AE"/>
+        </w:rPr>
+        <w:t>"</w:t>
+      </w:r>
+      <w:r>
+        <w:rPr>
+          <w:b/>
+          <w:lang w:val="ar_AE" w:bidi="ar_AE"/>
+        </w:rPr>
+        <w:t>هذا الشَّعبُ</w:t>
+      </w:r>
+      <w:r>
+        <w:rPr>
+          <w:b/>
+          <w:lang w:val="ar_AE" w:bidi="ar_AE"/>
+        </w:rPr>
+        <w:t>"</w:t>
+      </w:r>
+    </w:p>
+    <w:p>
+      <w:pPr>
+        <w:bidi/>
+      </w:pPr>
+      <w:r>
+        <w:rPr>
+          <w:lang w:val="ar_AE" w:bidi="ar_AE"/>
+        </w:rPr>
+      </w:r>
+      <w:r>
+        <w:rPr>
+          <w:lang w:val="ar_AE" w:bidi="ar_AE"/>
+        </w:rPr>
+        <w:t xml:space="preserve">تشير عبارة </w:t>
+      </w:r>
+      <w:r>
+        <w:rPr>
+          <w:b/>
+          <w:lang w:val="ar_AE" w:bidi="ar_AE"/>
+        </w:rPr>
+        <w:t>"هذا الشَّعبُ"</w:t>
+      </w:r>
+      <w:r>
+        <w:rPr>
+          <w:lang w:val="ar_AE" w:bidi="ar_AE"/>
+        </w:rPr>
+        <w:t xml:space="preserve"> إلى شعب يهوذا الذين عادوا من السبي في بابل. يمكنك الإشارة إلى ذلك في ترجمتك إذا كان ذلك سيفيد قراءك. ترجمة بديلة: "هؤلاء الذين عادوا من السبي"</w:t>
+      </w:r>
+    </w:p>
+    <w:p>
+      <w:pPr>
+        <w:bidi/>
+      </w:pPr>
+      <w:r>
+        <w:rPr>
+          <w:lang w:val="ar_AE" w:bidi="ar_AE"/>
+        </w:rPr>
+      </w:r>
+      <w:r>
+        <w:rPr>
+          <w:lang w:val="ar_AE" w:bidi="ar_AE"/>
+        </w:rPr>
+        <w:t xml:space="preserve">انظر: </w:t>
+      </w:r>
+      <w:r>
+        <w:rPr>
+          <w:lang w:val="ar_AE" w:bidi="ar_AE"/>
+        </w:rPr>
         <w:t>المعرفة المفترضة والمعلومات الضمنية</w:t>
       </w:r>
       <w:r>
@@ -980,82 +1655,72 @@
         <w:rPr>
           <w:lang w:val="ar_AE" w:bidi="ar_AE"/>
         </w:rPr>
-        <w:t>حجّي 1: 1 (#2)</w:t>
-      </w:r>
-      <w:r>
-        <w:rPr>
-          <w:lang w:val="ar_AE" w:bidi="ar_AE"/>
-        </w:rPr>
-      </w:r>
-    </w:p>
-    <w:p>
-      <w:pPr>
-        <w:bidi/>
-      </w:pPr>
-      <w:r>
-        <w:rPr>
-          <w:lang w:val="ar_AE" w:bidi="ar_AE"/>
-        </w:rPr>
-      </w:r>
-      <w:r>
-        <w:rPr>
-          <w:lang w:val="ar_AE" w:bidi="ar_AE"/>
-        </w:rPr>
-        <w:t>בִּ⁠שְׁנַ֤ת שְׁתַּ֨יִם֙ &amp; בַּ⁠חֹ֨דֶשׁ֙ הַ⁠שִּׁשִּׁ֔י בְּ⁠י֥וֹם אֶחָ֖ד לַ⁠חֹ֑דֶשׁ</w:t>
-      </w:r>
-    </w:p>
-    <w:p>
-      <w:pPr>
-        <w:bidi/>
-      </w:pPr>
-      <w:r>
-        <w:rPr>
-          <w:lang w:val="ar_AE" w:bidi="ar_AE"/>
-        </w:rPr>
-      </w:r>
-      <w:r>
-        <w:rPr>
-          <w:b/>
-          <w:lang w:val="ar_AE" w:bidi="ar_AE"/>
-        </w:rPr>
-        <w:t>في السَّنَةِ الثّانيَةِ</w:t>
-      </w:r>
-      <w:r>
-        <w:rPr>
-          <w:b/>
-          <w:lang w:val="ar_AE" w:bidi="ar_AE"/>
-        </w:rPr>
-        <w:t>" - "</w:t>
-      </w:r>
-      <w:r>
-        <w:rPr>
-          <w:b/>
-          <w:lang w:val="ar_AE" w:bidi="ar_AE"/>
-        </w:rPr>
-        <w:t>في الشَّهرِ السّادِسِ في أوَّلِ يومٍ مِنَ الشَّهرِ</w:t>
-      </w:r>
-      <w:r>
-        <w:rPr>
-          <w:b/>
-          <w:lang w:val="ar_AE" w:bidi="ar_AE"/>
-        </w:rPr>
-        <w:t>"</w:t>
-      </w:r>
-    </w:p>
-    <w:p>
-      <w:pPr>
-        <w:bidi/>
-      </w:pPr>
-      <w:r>
-        <w:rPr>
-          <w:lang w:val="ar_AE" w:bidi="ar_AE"/>
-        </w:rPr>
-      </w:r>
-      <w:r>
-        <w:rPr>
-          <w:lang w:val="ar_AE" w:bidi="ar_AE"/>
-        </w:rPr>
-        <w:t>إذا كانت لغتك لا تستخدم الأعداد الترتيبية، يمكنك في الترجمة استخدام الأعداد الأساسية أو التعبيرات المكافئة. ترجمة بديلة: "في السنة الثانية من ... في اليوم الأول من الشهر السادس"</w:t>
+        <w:t>حجّي 1: 2 (#4)</w:t>
+      </w:r>
+      <w:r>
+        <w:rPr>
+          <w:lang w:val="ar_AE" w:bidi="ar_AE"/>
+        </w:rPr>
+      </w:r>
+    </w:p>
+    <w:p>
+      <w:pPr>
+        <w:bidi/>
+      </w:pPr>
+      <w:r>
+        <w:rPr>
+          <w:lang w:val="ar_AE" w:bidi="ar_AE"/>
+        </w:rPr>
+      </w:r>
+      <w:r>
+        <w:rPr>
+          <w:b/>
+          <w:lang w:val="ar_AE" w:bidi="ar_AE"/>
+        </w:rPr>
+        <w:t>"</w:t>
+      </w:r>
+      <w:r>
+        <w:rPr>
+          <w:b/>
+          <w:lang w:val="ar_AE" w:bidi="ar_AE"/>
+        </w:rPr>
+        <w:t>بَيتِ الرَّبِّ</w:t>
+      </w:r>
+      <w:r>
+        <w:rPr>
+          <w:b/>
+          <w:lang w:val="ar_AE" w:bidi="ar_AE"/>
+        </w:rPr>
+        <w:t>"</w:t>
+      </w:r>
+    </w:p>
+    <w:p>
+      <w:pPr>
+        <w:bidi/>
+      </w:pPr>
+      <w:r>
+        <w:rPr>
+          <w:lang w:val="ar_AE" w:bidi="ar_AE"/>
+        </w:rPr>
+      </w:r>
+      <w:r>
+        <w:rPr>
+          <w:lang w:val="ar_AE" w:bidi="ar_AE"/>
+        </w:rPr>
+        <w:t xml:space="preserve">كما ناقشت المقدمة العامة لسفر حجّي، تُستخدم كلمة </w:t>
+      </w:r>
+      <w:r>
+        <w:rPr>
+          <w:b/>
+          <w:lang w:val="ar_AE" w:bidi="ar_AE"/>
+        </w:rPr>
+        <w:t xml:space="preserve">بيت </w:t>
+      </w:r>
+      <w:r>
+        <w:rPr>
+          <w:lang w:val="ar_AE" w:bidi="ar_AE"/>
+        </w:rPr>
+        <w:t>هنا، وغالبًا في مواضع أخرى من السفر، بمعنى "الهيكل". حيث كان الشعب يتحدث عن الهيكل وكأنه بيتٌ يسكن فيه الله، لأن حضوره الإلهي يحلّ فيه. ترجمة بديلة ممكنة: "هيكل الرب".</w:t>
       </w:r>
     </w:p>
     <w:p>
@@ -1077,7 +1742,7 @@
         <w:rPr>
           <w:lang w:val="ar_AE" w:bidi="ar_AE"/>
         </w:rPr>
-        <w:t>الأعداد الترتيبية</w:t>
+        <w:t>الاستعارة</w:t>
       </w:r>
       <w:r>
         <w:rPr>
@@ -1109,933 +1774,12 @@
         <w:rPr>
           <w:lang w:val="ar_AE" w:bidi="ar_AE"/>
         </w:rPr>
-        <w:t>حجّي 1: 1 (#3)</w:t>
-      </w:r>
-      <w:r>
-        <w:rPr>
-          <w:lang w:val="ar_AE" w:bidi="ar_AE"/>
-        </w:rPr>
-      </w:r>
-    </w:p>
-    <w:p>
-      <w:pPr>
-        <w:bidi/>
-      </w:pPr>
-      <w:r>
-        <w:rPr>
-          <w:lang w:val="ar_AE" w:bidi="ar_AE"/>
-        </w:rPr>
-      </w:r>
-      <w:r>
-        <w:rPr>
-          <w:lang w:val="ar_AE" w:bidi="ar_AE"/>
-        </w:rPr>
-        <w:t>בַּ⁠חֹ֨דֶשׁ֙ הַ⁠שִּׁשִּׁ֔י בְּ⁠י֥וֹם אֶחָ֖ד לַ⁠חֹ֑דֶשׁ</w:t>
-      </w:r>
-    </w:p>
-    <w:p>
-      <w:pPr>
-        <w:bidi/>
-      </w:pPr>
-      <w:r>
-        <w:rPr>
-          <w:lang w:val="ar_AE" w:bidi="ar_AE"/>
-        </w:rPr>
-      </w:r>
-      <w:r>
-        <w:rPr>
-          <w:b/>
-          <w:lang w:val="ar_AE" w:bidi="ar_AE"/>
-        </w:rPr>
-        <w:t>"</w:t>
-      </w:r>
-      <w:r>
-        <w:rPr>
-          <w:b/>
-          <w:lang w:val="ar_AE" w:bidi="ar_AE"/>
-        </w:rPr>
-        <w:t>في الشَّهرِ السّادِسِ في أوَّلِ يومٍ مِنَ الشَّهرِ</w:t>
-      </w:r>
-      <w:r>
-        <w:rPr>
-          <w:b/>
-          <w:lang w:val="ar_AE" w:bidi="ar_AE"/>
-        </w:rPr>
-        <w:t>"</w:t>
-      </w:r>
-    </w:p>
-    <w:p>
-      <w:pPr>
-        <w:bidi/>
-      </w:pPr>
-      <w:r>
-        <w:rPr>
-          <w:lang w:val="ar_AE" w:bidi="ar_AE"/>
-        </w:rPr>
-      </w:r>
-      <w:r>
-        <w:rPr>
-          <w:lang w:val="ar_AE" w:bidi="ar_AE"/>
-        </w:rPr>
-        <w:t xml:space="preserve">يشمل </w:t>
-      </w:r>
-      <w:r>
-        <w:rPr>
-          <w:b/>
-          <w:lang w:val="ar_AE" w:bidi="ar_AE"/>
-        </w:rPr>
-        <w:t>الشهر السادس</w:t>
-      </w:r>
-      <w:r>
-        <w:rPr>
-          <w:lang w:val="ar_AE" w:bidi="ar_AE"/>
-        </w:rPr>
-        <w:t xml:space="preserve"> في التقويم العبري جزءًا من شهري أغسطس وسبتمبر في التقويم الغربي. راجع المقدمة العامة لسفر حجّي للاطلاع على مناقشة حول كيفية التعبير عن هذا التاريخ في الترجمة.</w:t>
-      </w:r>
-    </w:p>
-    <w:p>
-      <w:pPr>
-        <w:bidi/>
-      </w:pPr>
-      <w:r>
-        <w:rPr>
-          <w:lang w:val="ar_AE" w:bidi="ar_AE"/>
-        </w:rPr>
-      </w:r>
-      <w:r>
-        <w:rPr>
-          <w:lang w:val="ar_AE" w:bidi="ar_AE"/>
-        </w:rPr>
-        <w:t xml:space="preserve">انظر: </w:t>
-      </w:r>
-      <w:r>
-        <w:rPr>
-          <w:lang w:val="ar_AE" w:bidi="ar_AE"/>
-        </w:rPr>
-        <w:t>الأشهر العبرية</w:t>
-      </w:r>
-      <w:r>
-        <w:rPr>
-          <w:lang w:val="ar_AE" w:bidi="ar_AE"/>
-        </w:rPr>
-      </w:r>
-      <w:r>
-        <w:rPr>
-          <w:lang w:val="ar_AE" w:bidi="ar_AE"/>
-        </w:rPr>
-      </w:r>
-    </w:p>
-    <w:p>
-      <w:pPr>
-        <w:bidi/>
-      </w:pPr>
-      <w:r>
-        <w:rPr>
-          <w:lang w:val="ar_AE" w:bidi="ar_AE"/>
-        </w:rPr>
-      </w:r>
-    </w:p>
-    <w:p>
-      <w:pPr>
-        <w:pStyle w:val="Heading2"/>
-        <w:bidi/>
-      </w:pPr>
-      <w:r>
-        <w:rPr>
-          <w:lang w:val="ar_AE" w:bidi="ar_AE"/>
-        </w:rPr>
-        <w:t>حجّي 1: 1 (#4)</w:t>
-      </w:r>
-      <w:r>
-        <w:rPr>
-          <w:lang w:val="ar_AE" w:bidi="ar_AE"/>
-        </w:rPr>
-      </w:r>
-    </w:p>
-    <w:p>
-      <w:pPr>
-        <w:bidi/>
-      </w:pPr>
-      <w:r>
-        <w:rPr>
-          <w:lang w:val="ar_AE" w:bidi="ar_AE"/>
-        </w:rPr>
-      </w:r>
-      <w:r>
-        <w:rPr>
-          <w:lang w:val="ar_AE" w:bidi="ar_AE"/>
-        </w:rPr>
-        <w:t>הָיָ֨ה דְבַר־יְהוָ֜ה בְּ⁠יַד־חַגַּ֣י הַ⁠נָּבִ֗יא</w:t>
-      </w:r>
-    </w:p>
-    <w:p>
-      <w:pPr>
-        <w:bidi/>
-      </w:pPr>
-      <w:r>
-        <w:rPr>
-          <w:lang w:val="ar_AE" w:bidi="ar_AE"/>
-        </w:rPr>
-      </w:r>
-      <w:r>
-        <w:rPr>
-          <w:b/>
-          <w:lang w:val="ar_AE" w:bidi="ar_AE"/>
-        </w:rPr>
-        <w:t>"</w:t>
-      </w:r>
-      <w:r>
-        <w:rPr>
-          <w:b/>
-          <w:lang w:val="ar_AE" w:bidi="ar_AE"/>
-        </w:rPr>
-        <w:t>كانتْ كلِمَةُ الرَّبِّ عن يَدِ حَجَّي النَّبيِّ</w:t>
-      </w:r>
-      <w:r>
-        <w:rPr>
-          <w:b/>
-          <w:lang w:val="ar_AE" w:bidi="ar_AE"/>
-        </w:rPr>
-        <w:t>"</w:t>
-      </w:r>
-    </w:p>
-    <w:p>
-      <w:pPr>
-        <w:bidi/>
-      </w:pPr>
-      <w:r>
-        <w:rPr>
-          <w:lang w:val="ar_AE" w:bidi="ar_AE"/>
-        </w:rPr>
-      </w:r>
-      <w:r>
-        <w:rPr>
-          <w:lang w:val="ar_AE" w:bidi="ar_AE"/>
-        </w:rPr>
-        <w:t xml:space="preserve">في هذا الموضع، تُستخدم </w:t>
-      </w:r>
-      <w:r>
-        <w:rPr>
-          <w:b/>
-          <w:lang w:val="ar_AE" w:bidi="ar_AE"/>
-        </w:rPr>
-        <w:t xml:space="preserve">يد </w:t>
-      </w:r>
-      <w:r>
-        <w:rPr>
-          <w:lang w:val="ar_AE" w:bidi="ar_AE"/>
-        </w:rPr>
-        <w:t>النبي حجّي لتُمثّل شخصه بالكامل في نقل كلمة الرب إلى المسبيّين العائدين. وإذا كان من الأفضل لقارئ لغتك، يمكنك استخدام تعبير مكافئ مألوف في ثقافتك، أو توضيح المعنى مباشرة. ترجمة بديلة: "جاء النبي حجّي بكلمة الرب".</w:t>
-      </w:r>
-    </w:p>
-    <w:p>
-      <w:pPr>
-        <w:bidi/>
-      </w:pPr>
-      <w:r>
-        <w:rPr>
-          <w:lang w:val="ar_AE" w:bidi="ar_AE"/>
-        </w:rPr>
-      </w:r>
-      <w:r>
-        <w:rPr>
-          <w:lang w:val="ar_AE" w:bidi="ar_AE"/>
-        </w:rPr>
-        <w:t xml:space="preserve">انظر: </w:t>
-      </w:r>
-      <w:r>
-        <w:rPr>
-          <w:lang w:val="ar_AE" w:bidi="ar_AE"/>
-        </w:rPr>
-        <w:t>المجاز الجزئي</w:t>
-      </w:r>
-      <w:r>
-        <w:rPr>
-          <w:lang w:val="ar_AE" w:bidi="ar_AE"/>
-        </w:rPr>
-      </w:r>
-      <w:r>
-        <w:rPr>
-          <w:lang w:val="ar_AE" w:bidi="ar_AE"/>
-        </w:rPr>
-      </w:r>
-    </w:p>
-    <w:p>
-      <w:pPr>
-        <w:bidi/>
-      </w:pPr>
-      <w:r>
-        <w:rPr>
-          <w:lang w:val="ar_AE" w:bidi="ar_AE"/>
-        </w:rPr>
-      </w:r>
-    </w:p>
-    <w:p>
-      <w:pPr>
-        <w:pStyle w:val="Heading2"/>
-        <w:bidi/>
-      </w:pPr>
-      <w:r>
-        <w:rPr>
-          <w:lang w:val="ar_AE" w:bidi="ar_AE"/>
-        </w:rPr>
-        <w:t>حجّي 1: 1 (#5)</w:t>
-      </w:r>
-      <w:r>
-        <w:rPr>
-          <w:lang w:val="ar_AE" w:bidi="ar_AE"/>
-        </w:rPr>
-      </w:r>
-    </w:p>
-    <w:p>
-      <w:pPr>
-        <w:bidi/>
-      </w:pPr>
-      <w:r>
-        <w:rPr>
-          <w:lang w:val="ar_AE" w:bidi="ar_AE"/>
-        </w:rPr>
-      </w:r>
-      <w:r>
-        <w:rPr>
-          <w:lang w:val="ar_AE" w:bidi="ar_AE"/>
-        </w:rPr>
-        <w:t>דְבַר־יְהוָ֜ה</w:t>
-      </w:r>
-    </w:p>
-    <w:p>
-      <w:pPr>
-        <w:bidi/>
-      </w:pPr>
-      <w:r>
-        <w:rPr>
-          <w:lang w:val="ar_AE" w:bidi="ar_AE"/>
-        </w:rPr>
-      </w:r>
-      <w:r>
-        <w:rPr>
-          <w:b/>
-          <w:lang w:val="ar_AE" w:bidi="ar_AE"/>
-        </w:rPr>
-        <w:t>"</w:t>
-      </w:r>
-      <w:r>
-        <w:rPr>
-          <w:b/>
-          <w:lang w:val="ar_AE" w:bidi="ar_AE"/>
-        </w:rPr>
-        <w:t>كلِمَةُ الرَّبِّ</w:t>
-      </w:r>
-      <w:r>
-        <w:rPr>
-          <w:b/>
-          <w:lang w:val="ar_AE" w:bidi="ar_AE"/>
-        </w:rPr>
-        <w:t>"</w:t>
-      </w:r>
-    </w:p>
-    <w:p>
-      <w:pPr>
-        <w:bidi/>
-      </w:pPr>
-      <w:r>
-        <w:rPr>
-          <w:lang w:val="ar_AE" w:bidi="ar_AE"/>
-        </w:rPr>
-      </w:r>
-      <w:r>
-        <w:rPr>
-          <w:lang w:val="ar_AE" w:bidi="ar_AE"/>
-        </w:rPr>
-        <w:t xml:space="preserve">يشير مصطلح </w:t>
-      </w:r>
-      <w:r>
-        <w:rPr>
-          <w:b/>
-          <w:lang w:val="ar_AE" w:bidi="ar_AE"/>
-        </w:rPr>
-        <w:t>كلمة</w:t>
-      </w:r>
-      <w:r>
-        <w:rPr>
-          <w:lang w:val="ar_AE" w:bidi="ar_AE"/>
-        </w:rPr>
-        <w:t xml:space="preserve"> إلى رسالة ينقلها الرب باستخدام الكلمات. إذا كان ذلك مفيدًا في لغتك، يمكنك توضيح المعنى ببساطة. ترجمة بديلة: "رسالة من الرب"</w:t>
-      </w:r>
-    </w:p>
-    <w:p>
-      <w:pPr>
-        <w:bidi/>
-      </w:pPr>
-      <w:r>
-        <w:rPr>
-          <w:lang w:val="ar_AE" w:bidi="ar_AE"/>
-        </w:rPr>
-      </w:r>
-      <w:r>
-        <w:rPr>
-          <w:lang w:val="ar_AE" w:bidi="ar_AE"/>
-        </w:rPr>
-        <w:t xml:space="preserve">انظر: </w:t>
-      </w:r>
-      <w:r>
-        <w:rPr>
-          <w:lang w:val="ar_AE" w:bidi="ar_AE"/>
-        </w:rPr>
-        <w:t>الكناية</w:t>
-      </w:r>
-      <w:r>
-        <w:rPr>
-          <w:lang w:val="ar_AE" w:bidi="ar_AE"/>
-        </w:rPr>
-      </w:r>
-      <w:r>
-        <w:rPr>
-          <w:lang w:val="ar_AE" w:bidi="ar_AE"/>
-        </w:rPr>
-      </w:r>
-    </w:p>
-    <w:p>
-      <w:pPr>
-        <w:bidi/>
-      </w:pPr>
-      <w:r>
-        <w:rPr>
-          <w:lang w:val="ar_AE" w:bidi="ar_AE"/>
-        </w:rPr>
-      </w:r>
-    </w:p>
-    <w:p>
-      <w:pPr>
-        <w:pStyle w:val="Heading2"/>
-        <w:bidi/>
-      </w:pPr>
-      <w:r>
-        <w:rPr>
-          <w:lang w:val="ar_AE" w:bidi="ar_AE"/>
-        </w:rPr>
-        <w:t>حجّي 1: 2 (#1)</w:t>
-      </w:r>
-      <w:r>
-        <w:rPr>
-          <w:lang w:val="ar_AE" w:bidi="ar_AE"/>
-        </w:rPr>
-      </w:r>
-    </w:p>
-    <w:p>
-      <w:pPr>
-        <w:bidi/>
-      </w:pPr>
-      <w:r>
-        <w:rPr>
-          <w:lang w:val="ar_AE" w:bidi="ar_AE"/>
-        </w:rPr>
-      </w:r>
-      <w:r>
-        <w:rPr>
-          <w:lang w:val="ar_AE" w:bidi="ar_AE"/>
-        </w:rPr>
-        <w:t>כֹּ֥ה אָמַ֛ר יְהוָ֥ה צְבָא֖וֹת לֵ⁠אמֹ֑ר הָ⁠עָ֤ם הַ⁠זֶּה֙ אָֽמְר֔וּ לֹ֥א עֶת־בֹּ֛א עֶת־בֵּ֥ית יְהוָ֖ה לְ⁠הִבָּנֽוֹת</w:t>
-      </w:r>
-    </w:p>
-    <w:p>
-      <w:pPr>
-        <w:bidi/>
-      </w:pPr>
-      <w:r>
-        <w:rPr>
-          <w:lang w:val="ar_AE" w:bidi="ar_AE"/>
-        </w:rPr>
-      </w:r>
-      <w:r>
-        <w:rPr>
-          <w:b/>
-          <w:lang w:val="ar_AE" w:bidi="ar_AE"/>
-        </w:rPr>
-        <w:t>"</w:t>
-      </w:r>
-      <w:r>
-        <w:rPr>
-          <w:b/>
-          <w:lang w:val="ar_AE" w:bidi="ar_AE"/>
-        </w:rPr>
-        <w:t>«هكذا قالَ رَبُّ الجُنودِ قائلًا: هذا الشَّعبُ قالَ إنَّ الوقتَ لم يَبلُغْ وقتَ بناءِ بَيتِ الرَّبِّ»</w:t>
-      </w:r>
-      <w:r>
-        <w:rPr>
-          <w:b/>
-          <w:lang w:val="ar_AE" w:bidi="ar_AE"/>
-        </w:rPr>
-        <w:t>"</w:t>
-      </w:r>
-    </w:p>
-    <w:p>
-      <w:pPr>
-        <w:bidi/>
-      </w:pPr>
-      <w:r>
-        <w:rPr>
-          <w:lang w:val="ar_AE" w:bidi="ar_AE"/>
-        </w:rPr>
-      </w:r>
-      <w:r>
-        <w:rPr>
-          <w:lang w:val="ar_AE" w:bidi="ar_AE"/>
-        </w:rPr>
-        <w:t>إن كان الوضوح يتطلب في لغتك تجنّب استخدام اقتباس داخل اقتباس، يمكنك إعادة صياغة الكلام لتكون المعاني مباشرة وسلسة. ترجمة بديلة: "يرى الرب القدير أن هذا الشعب يزعم أن وقت بناء بيت الرب لم يأتِ بعد".</w:t>
-      </w:r>
-    </w:p>
-    <w:p>
-      <w:pPr>
-        <w:bidi/>
-      </w:pPr>
-      <w:r>
-        <w:rPr>
-          <w:lang w:val="ar_AE" w:bidi="ar_AE"/>
-        </w:rPr>
-      </w:r>
-      <w:r>
-        <w:rPr>
-          <w:lang w:val="ar_AE" w:bidi="ar_AE"/>
-        </w:rPr>
-        <w:t xml:space="preserve">انظر: </w:t>
-      </w:r>
-      <w:r>
-        <w:rPr>
-          <w:lang w:val="ar_AE" w:bidi="ar_AE"/>
-        </w:rPr>
-        <w:t>اقتباسات داخل الاقتباسات</w:t>
-      </w:r>
-      <w:r>
-        <w:rPr>
-          <w:lang w:val="ar_AE" w:bidi="ar_AE"/>
-        </w:rPr>
-      </w:r>
-      <w:r>
-        <w:rPr>
-          <w:lang w:val="ar_AE" w:bidi="ar_AE"/>
-        </w:rPr>
-      </w:r>
-    </w:p>
-    <w:p>
-      <w:pPr>
-        <w:bidi/>
-      </w:pPr>
-      <w:r>
-        <w:rPr>
-          <w:lang w:val="ar_AE" w:bidi="ar_AE"/>
-        </w:rPr>
-      </w:r>
-    </w:p>
-    <w:p>
-      <w:pPr>
-        <w:pStyle w:val="Heading2"/>
-        <w:bidi/>
-      </w:pPr>
-      <w:r>
-        <w:rPr>
-          <w:lang w:val="ar_AE" w:bidi="ar_AE"/>
-        </w:rPr>
-        <w:t>حجّي 1: 2 (#2)</w:t>
-      </w:r>
-      <w:r>
-        <w:rPr>
-          <w:lang w:val="ar_AE" w:bidi="ar_AE"/>
-        </w:rPr>
-      </w:r>
-    </w:p>
-    <w:p>
-      <w:pPr>
-        <w:bidi/>
-      </w:pPr>
-      <w:r>
-        <w:rPr>
-          <w:lang w:val="ar_AE" w:bidi="ar_AE"/>
-        </w:rPr>
-      </w:r>
-      <w:r>
-        <w:rPr>
-          <w:lang w:val="ar_AE" w:bidi="ar_AE"/>
-        </w:rPr>
-        <w:t>יְהוָ֥ה צְבָא֖וֹת</w:t>
-      </w:r>
-    </w:p>
-    <w:p>
-      <w:pPr>
-        <w:bidi/>
-      </w:pPr>
-      <w:r>
-        <w:rPr>
-          <w:lang w:val="ar_AE" w:bidi="ar_AE"/>
-        </w:rPr>
-      </w:r>
-      <w:r>
-        <w:rPr>
-          <w:b/>
-          <w:lang w:val="ar_AE" w:bidi="ar_AE"/>
-        </w:rPr>
-        <w:t>"رَبُّ الجُنودِ"</w:t>
-      </w:r>
-    </w:p>
-    <w:p>
-      <w:pPr>
-        <w:bidi/>
-      </w:pPr>
-      <w:r>
-        <w:rPr>
-          <w:lang w:val="ar_AE" w:bidi="ar_AE"/>
-        </w:rPr>
-      </w:r>
-      <w:r>
-        <w:rPr>
-          <w:lang w:val="ar_AE" w:bidi="ar_AE"/>
-        </w:rPr>
-        <w:t>تُستخدم عبارة "رب الجنود" كلقب لله، لتُظهر قوته العظيمة، حيث تصفه كقائد لجيوش السماء. إذا كانت هناك ترجمة للكتاب المقدس في منطقتك، فقد تكون لها طريقة معينة لترجمة هذه العبارة، وقد ترغب في استخدامها في ترجمتك. إذا لم تكن هناك ترجمة للكتاب المقدس في منطقتك، فقد ترغب في التعبير عن معنى هذه العبارة بطريقة أخرى، هنا وفي جميع أنحاء الكتاب. ترجمة بديلة: "يهوه القدير"</w:t>
-      </w:r>
-    </w:p>
-    <w:p>
-      <w:pPr>
-        <w:bidi/>
-      </w:pPr>
-      <w:r>
-        <w:rPr>
-          <w:lang w:val="ar_AE" w:bidi="ar_AE"/>
-        </w:rPr>
-      </w:r>
-      <w:r>
-        <w:rPr>
-          <w:lang w:val="ar_AE" w:bidi="ar_AE"/>
-        </w:rPr>
-        <w:t xml:space="preserve">انظر: </w:t>
-      </w:r>
-      <w:r>
-        <w:rPr>
-          <w:lang w:val="ar_AE" w:bidi="ar_AE"/>
-        </w:rPr>
-        <w:t>كيفية ترجمة الأسماء</w:t>
-      </w:r>
-      <w:r>
-        <w:rPr>
-          <w:lang w:val="ar_AE" w:bidi="ar_AE"/>
-        </w:rPr>
-      </w:r>
-      <w:r>
-        <w:rPr>
-          <w:lang w:val="ar_AE" w:bidi="ar_AE"/>
-        </w:rPr>
-      </w:r>
-    </w:p>
-    <w:p>
-      <w:pPr>
-        <w:bidi/>
-      </w:pPr>
-      <w:r>
-        <w:rPr>
-          <w:lang w:val="ar_AE" w:bidi="ar_AE"/>
-        </w:rPr>
-      </w:r>
-    </w:p>
-    <w:p>
-      <w:pPr>
-        <w:pStyle w:val="Heading2"/>
-        <w:bidi/>
-      </w:pPr>
-      <w:r>
-        <w:rPr>
-          <w:lang w:val="ar_AE" w:bidi="ar_AE"/>
-        </w:rPr>
-        <w:t>حجّي 1: 2 (#3)</w:t>
-      </w:r>
-      <w:r>
-        <w:rPr>
-          <w:lang w:val="ar_AE" w:bidi="ar_AE"/>
-        </w:rPr>
-      </w:r>
-    </w:p>
-    <w:p>
-      <w:pPr>
-        <w:bidi/>
-      </w:pPr>
-      <w:r>
-        <w:rPr>
-          <w:lang w:val="ar_AE" w:bidi="ar_AE"/>
-        </w:rPr>
-      </w:r>
-      <w:r>
-        <w:rPr>
-          <w:lang w:val="ar_AE" w:bidi="ar_AE"/>
-        </w:rPr>
-        <w:t>הָ⁠עָ֤ם הַ⁠זֶּה֙</w:t>
-      </w:r>
-    </w:p>
-    <w:p>
-      <w:pPr>
-        <w:bidi/>
-      </w:pPr>
-      <w:r>
-        <w:rPr>
-          <w:lang w:val="ar_AE" w:bidi="ar_AE"/>
-        </w:rPr>
-      </w:r>
-      <w:r>
-        <w:rPr>
-          <w:b/>
-          <w:lang w:val="ar_AE" w:bidi="ar_AE"/>
-        </w:rPr>
-        <w:t>"</w:t>
-      </w:r>
-      <w:r>
-        <w:rPr>
-          <w:b/>
-          <w:lang w:val="ar_AE" w:bidi="ar_AE"/>
-        </w:rPr>
-        <w:t>هذا الشَّعبُ</w:t>
-      </w:r>
-      <w:r>
-        <w:rPr>
-          <w:b/>
-          <w:lang w:val="ar_AE" w:bidi="ar_AE"/>
-        </w:rPr>
-        <w:t>"</w:t>
-      </w:r>
-    </w:p>
-    <w:p>
-      <w:pPr>
-        <w:bidi/>
-      </w:pPr>
-      <w:r>
-        <w:rPr>
-          <w:lang w:val="ar_AE" w:bidi="ar_AE"/>
-        </w:rPr>
-      </w:r>
-      <w:r>
-        <w:rPr>
-          <w:lang w:val="ar_AE" w:bidi="ar_AE"/>
-        </w:rPr>
-        <w:t xml:space="preserve">تشير عبارة </w:t>
-      </w:r>
-      <w:r>
-        <w:rPr>
-          <w:b/>
-          <w:lang w:val="ar_AE" w:bidi="ar_AE"/>
-        </w:rPr>
-        <w:t>"هذا الشَّعبُ"</w:t>
-      </w:r>
-      <w:r>
-        <w:rPr>
-          <w:lang w:val="ar_AE" w:bidi="ar_AE"/>
-        </w:rPr>
-        <w:t xml:space="preserve"> إلى شعب يهوذا الذين عادوا من السبي في بابل. يمكنك الإشارة إلى ذلك في ترجمتك إذا كان ذلك سيفيد قراءك. ترجمة بديلة: "هؤلاء الذين عادوا من السبي"</w:t>
-      </w:r>
-    </w:p>
-    <w:p>
-      <w:pPr>
-        <w:bidi/>
-      </w:pPr>
-      <w:r>
-        <w:rPr>
-          <w:lang w:val="ar_AE" w:bidi="ar_AE"/>
-        </w:rPr>
-      </w:r>
-      <w:r>
-        <w:rPr>
-          <w:lang w:val="ar_AE" w:bidi="ar_AE"/>
-        </w:rPr>
-        <w:t xml:space="preserve">انظر: </w:t>
-      </w:r>
-      <w:r>
-        <w:rPr>
-          <w:lang w:val="ar_AE" w:bidi="ar_AE"/>
-        </w:rPr>
-        <w:t>المعرفة المفترضة والمعلومات الضمنية</w:t>
-      </w:r>
-      <w:r>
-        <w:rPr>
-          <w:lang w:val="ar_AE" w:bidi="ar_AE"/>
-        </w:rPr>
-      </w:r>
-      <w:r>
-        <w:rPr>
-          <w:lang w:val="ar_AE" w:bidi="ar_AE"/>
-        </w:rPr>
-      </w:r>
-    </w:p>
-    <w:p>
-      <w:pPr>
-        <w:bidi/>
-      </w:pPr>
-      <w:r>
-        <w:rPr>
-          <w:lang w:val="ar_AE" w:bidi="ar_AE"/>
-        </w:rPr>
-      </w:r>
-    </w:p>
-    <w:p>
-      <w:pPr>
-        <w:pStyle w:val="Heading2"/>
-        <w:bidi/>
-      </w:pPr>
-      <w:r>
-        <w:rPr>
-          <w:lang w:val="ar_AE" w:bidi="ar_AE"/>
-        </w:rPr>
-        <w:t>حجّي 1: 2 (#4)</w:t>
-      </w:r>
-      <w:r>
-        <w:rPr>
-          <w:lang w:val="ar_AE" w:bidi="ar_AE"/>
-        </w:rPr>
-      </w:r>
-    </w:p>
-    <w:p>
-      <w:pPr>
-        <w:bidi/>
-      </w:pPr>
-      <w:r>
-        <w:rPr>
-          <w:lang w:val="ar_AE" w:bidi="ar_AE"/>
-        </w:rPr>
-      </w:r>
-      <w:r>
-        <w:rPr>
-          <w:lang w:val="ar_AE" w:bidi="ar_AE"/>
-        </w:rPr>
-        <w:t>עֶת־בֵּ֥ית יְהוָ֖ה</w:t>
-      </w:r>
-    </w:p>
-    <w:p>
-      <w:pPr>
-        <w:bidi/>
-      </w:pPr>
-      <w:r>
-        <w:rPr>
-          <w:lang w:val="ar_AE" w:bidi="ar_AE"/>
-        </w:rPr>
-      </w:r>
-      <w:r>
-        <w:rPr>
-          <w:b/>
-          <w:lang w:val="ar_AE" w:bidi="ar_AE"/>
-        </w:rPr>
-        <w:t>"</w:t>
-      </w:r>
-      <w:r>
-        <w:rPr>
-          <w:b/>
-          <w:lang w:val="ar_AE" w:bidi="ar_AE"/>
-        </w:rPr>
-        <w:t>بَيتِ الرَّبِّ</w:t>
-      </w:r>
-      <w:r>
-        <w:rPr>
-          <w:b/>
-          <w:lang w:val="ar_AE" w:bidi="ar_AE"/>
-        </w:rPr>
-        <w:t>"</w:t>
-      </w:r>
-    </w:p>
-    <w:p>
-      <w:pPr>
-        <w:bidi/>
-      </w:pPr>
-      <w:r>
-        <w:rPr>
-          <w:lang w:val="ar_AE" w:bidi="ar_AE"/>
-        </w:rPr>
-      </w:r>
-      <w:r>
-        <w:rPr>
-          <w:lang w:val="ar_AE" w:bidi="ar_AE"/>
-        </w:rPr>
-        <w:t xml:space="preserve">كما ناقشت المقدمة العامة لسفر حجّي، تُستخدم كلمة </w:t>
-      </w:r>
-      <w:r>
-        <w:rPr>
-          <w:b/>
-          <w:lang w:val="ar_AE" w:bidi="ar_AE"/>
-        </w:rPr>
-        <w:t xml:space="preserve">بيت </w:t>
-      </w:r>
-      <w:r>
-        <w:rPr>
-          <w:lang w:val="ar_AE" w:bidi="ar_AE"/>
-        </w:rPr>
-        <w:t>هنا، وغالبًا في مواضع أخرى من السفر، بمعنى "الهيكل". حيث كان الشعب يتحدث عن الهيكل وكأنه بيتٌ يسكن فيه الله، لأن حضوره الإلهي يحلّ فيه. ترجمة بديلة ممكنة: "هيكل الرب".</w:t>
-      </w:r>
-    </w:p>
-    <w:p>
-      <w:pPr>
-        <w:bidi/>
-      </w:pPr>
-      <w:r>
-        <w:rPr>
-          <w:lang w:val="ar_AE" w:bidi="ar_AE"/>
-        </w:rPr>
-      </w:r>
-      <w:r>
-        <w:rPr>
-          <w:lang w:val="ar_AE" w:bidi="ar_AE"/>
-        </w:rPr>
-        <w:t xml:space="preserve">انظر: </w:t>
-      </w:r>
-      <w:r>
-        <w:rPr>
-          <w:lang w:val="ar_AE" w:bidi="ar_AE"/>
-        </w:rPr>
-        <w:t>الاستعارة</w:t>
-      </w:r>
-      <w:r>
-        <w:rPr>
-          <w:lang w:val="ar_AE" w:bidi="ar_AE"/>
-        </w:rPr>
-      </w:r>
-      <w:r>
-        <w:rPr>
-          <w:lang w:val="ar_AE" w:bidi="ar_AE"/>
-        </w:rPr>
-      </w:r>
-    </w:p>
-    <w:p>
-      <w:pPr>
-        <w:bidi/>
-      </w:pPr>
-      <w:r>
-        <w:rPr>
-          <w:lang w:val="ar_AE" w:bidi="ar_AE"/>
-        </w:rPr>
-      </w:r>
-    </w:p>
-    <w:p>
-      <w:pPr>
-        <w:pStyle w:val="Heading2"/>
-        <w:bidi/>
-      </w:pPr>
-      <w:r>
-        <w:rPr>
-          <w:lang w:val="ar_AE" w:bidi="ar_AE"/>
-        </w:rPr>
         <w:t>حجّي 1: 3 (#1)</w:t>
       </w:r>
       <w:r>
         <w:rPr>
           <w:lang w:val="ar_AE" w:bidi="ar_AE"/>
         </w:rPr>
-      </w:r>
-    </w:p>
-    <w:p>
-      <w:pPr>
-        <w:bidi/>
-      </w:pPr>
-      <w:r>
-        <w:rPr>
-          <w:lang w:val="ar_AE" w:bidi="ar_AE"/>
-        </w:rPr>
-      </w:r>
-      <w:r>
-        <w:rPr>
-          <w:lang w:val="ar_AE" w:bidi="ar_AE"/>
-        </w:rPr>
-        <w:t>וַֽ⁠יְהִי֙ דְּבַר־יְהוָ֔ה בְּ⁠יַד־חַגַּ֥י הַ⁠נָּבִ֖יא</w:t>
       </w:r>
     </w:p>
     <w:p>
@@ -2173,22 +1917,6 @@
       </w:r>
       <w:r>
         <w:rPr>
-          <w:lang w:val="ar_AE" w:bidi="ar_AE"/>
-        </w:rPr>
-        <w:t>הַ⁠עֵ֤ת לָ⁠כֶם֙ אַתֶּ֔ם לָ⁠שֶׁ֖בֶת בְּ⁠בָתֵּי⁠כֶ֣ם סְפוּנִ֑ים וְ⁠הַ⁠בַּ֥יִת הַ⁠זֶּ֖ה חָרֵֽב</w:t>
-      </w:r>
-    </w:p>
-    <w:p>
-      <w:pPr>
-        <w:bidi/>
-      </w:pPr>
-      <w:r>
-        <w:rPr>
-          <w:lang w:val="ar_AE" w:bidi="ar_AE"/>
-        </w:rPr>
-      </w:r>
-      <w:r>
-        <w:rPr>
           <w:b/>
           <w:lang w:val="ar_AE" w:bidi="ar_AE"/>
         </w:rPr>
@@ -2295,22 +2023,6 @@
       </w:r>
       <w:r>
         <w:rPr>
-          <w:lang w:val="ar_AE" w:bidi="ar_AE"/>
-        </w:rPr>
-        <w:t>לָ⁠כֶם֙ אַתֶּ֔ם &amp; בְּ⁠בָתֵּי⁠כֶ֣ם</w:t>
-      </w:r>
-    </w:p>
-    <w:p>
-      <w:pPr>
-        <w:bidi/>
-      </w:pPr>
-      <w:r>
-        <w:rPr>
-          <w:lang w:val="ar_AE" w:bidi="ar_AE"/>
-        </w:rPr>
-      </w:r>
-      <w:r>
-        <w:rPr>
           <w:b/>
           <w:lang w:val="ar_AE" w:bidi="ar_AE"/>
         </w:rPr>
@@ -2457,22 +2169,6 @@
       </w:r>
       <w:r>
         <w:rPr>
-          <w:lang w:val="ar_AE" w:bidi="ar_AE"/>
-        </w:rPr>
-        <w:t>סְפוּנִ֑ים</w:t>
-      </w:r>
-    </w:p>
-    <w:p>
-      <w:pPr>
-        <w:bidi/>
-      </w:pPr>
-      <w:r>
-        <w:rPr>
-          <w:lang w:val="ar_AE" w:bidi="ar_AE"/>
-        </w:rPr>
-      </w:r>
-      <w:r>
-        <w:rPr>
           <w:b/>
           <w:lang w:val="ar_AE" w:bidi="ar_AE"/>
         </w:rPr>
@@ -2592,22 +2288,6 @@
       </w:r>
       <w:r>
         <w:rPr>
-          <w:lang w:val="ar_AE" w:bidi="ar_AE"/>
-        </w:rPr>
-        <w:t>וְ⁠עַתָּ֕ה כֹּ֥ה אָמַ֖ר יְהוָ֣ה צְבָא֑וֹת שִׂ֥ימוּ לְבַבְ⁠כֶ֖ם עַל־דַּרְכֵי⁠כֶֽם</w:t>
-      </w:r>
-    </w:p>
-    <w:p>
-      <w:pPr>
-        <w:bidi/>
-      </w:pPr>
-      <w:r>
-        <w:rPr>
-          <w:lang w:val="ar_AE" w:bidi="ar_AE"/>
-        </w:rPr>
-      </w:r>
-      <w:r>
-        <w:rPr>
           <w:b/>
           <w:lang w:val="ar_AE" w:bidi="ar_AE"/>
         </w:rPr>
@@ -2714,22 +2394,6 @@
       </w:r>
       <w:r>
         <w:rPr>
-          <w:lang w:val="ar_AE" w:bidi="ar_AE"/>
-        </w:rPr>
-        <w:t>שִׂ֥ימוּ לְבַבְ⁠כֶ֖ם עַל־דַּרְכֵי⁠כֶֽם</w:t>
-      </w:r>
-    </w:p>
-    <w:p>
-      <w:pPr>
-        <w:bidi/>
-      </w:pPr>
-      <w:r>
-        <w:rPr>
-          <w:lang w:val="ar_AE" w:bidi="ar_AE"/>
-        </w:rPr>
-      </w:r>
-      <w:r>
-        <w:rPr>
           <w:b/>
           <w:lang w:val="ar_AE" w:bidi="ar_AE"/>
         </w:rPr>
@@ -2849,22 +2513,6 @@
       </w:r>
       <w:r>
         <w:rPr>
-          <w:lang w:val="ar_AE" w:bidi="ar_AE"/>
-        </w:rPr>
-        <w:t>לְבַבְ⁠כֶ֖ם</w:t>
-      </w:r>
-    </w:p>
-    <w:p>
-      <w:pPr>
-        <w:bidi/>
-      </w:pPr>
-      <w:r>
-        <w:rPr>
-          <w:lang w:val="ar_AE" w:bidi="ar_AE"/>
-        </w:rPr>
-      </w:r>
-      <w:r>
-        <w:rPr>
           <w:b/>
           <w:lang w:val="ar_AE" w:bidi="ar_AE"/>
         </w:rPr>
@@ -2984,22 +2632,6 @@
       </w:r>
       <w:r>
         <w:rPr>
-          <w:lang w:val="ar_AE" w:bidi="ar_AE"/>
-        </w:rPr>
-        <w:t>דַּרְכֵי⁠כֶֽם</w:t>
-      </w:r>
-    </w:p>
-    <w:p>
-      <w:pPr>
-        <w:bidi/>
-      </w:pPr>
-      <w:r>
-        <w:rPr>
-          <w:lang w:val="ar_AE" w:bidi="ar_AE"/>
-        </w:rPr>
-      </w:r>
-      <w:r>
-        <w:rPr>
           <w:b/>
           <w:lang w:val="ar_AE" w:bidi="ar_AE"/>
         </w:rPr>
@@ -3106,22 +2738,6 @@
       </w:r>
       <w:r>
         <w:rPr>
-          <w:lang w:val="ar_AE" w:bidi="ar_AE"/>
-        </w:rPr>
-        <w:t>וְ⁠אֵין־לְ⁠שָׂבְעָה֙</w:t>
-      </w:r>
-    </w:p>
-    <w:p>
-      <w:pPr>
-        <w:bidi/>
-      </w:pPr>
-      <w:r>
-        <w:rPr>
-          <w:lang w:val="ar_AE" w:bidi="ar_AE"/>
-        </w:rPr>
-      </w:r>
-      <w:r>
-        <w:rPr>
           <w:b/>
           <w:lang w:val="ar_AE" w:bidi="ar_AE"/>
         </w:rPr>
@@ -3241,22 +2857,6 @@
       </w:r>
       <w:r>
         <w:rPr>
-          <w:lang w:val="ar_AE" w:bidi="ar_AE"/>
-        </w:rPr>
-        <w:t>וְ⁠אֵין־לְ⁠שָׁכְרָ֔ה</w:t>
-      </w:r>
-    </w:p>
-    <w:p>
-      <w:pPr>
-        <w:bidi/>
-      </w:pPr>
-      <w:r>
-        <w:rPr>
-          <w:lang w:val="ar_AE" w:bidi="ar_AE"/>
-        </w:rPr>
-      </w:r>
-      <w:r>
-        <w:rPr>
           <w:b/>
           <w:lang w:val="ar_AE" w:bidi="ar_AE"/>
         </w:rPr>
@@ -3363,22 +2963,6 @@
       </w:r>
       <w:r>
         <w:rPr>
-          <w:lang w:val="ar_AE" w:bidi="ar_AE"/>
-        </w:rPr>
-        <w:t>לָב֖וֹשׁ וְ⁠אֵין־לְ⁠חֹ֣ם ל֑⁠וֹ</w:t>
-      </w:r>
-    </w:p>
-    <w:p>
-      <w:pPr>
-        <w:bidi/>
-      </w:pPr>
-      <w:r>
-        <w:rPr>
-          <w:lang w:val="ar_AE" w:bidi="ar_AE"/>
-        </w:rPr>
-      </w:r>
-      <w:r>
-        <w:rPr>
           <w:b/>
           <w:lang w:val="ar_AE" w:bidi="ar_AE"/>
         </w:rPr>
@@ -3485,22 +3069,6 @@
       </w:r>
       <w:r>
         <w:rPr>
-          <w:lang w:val="ar_AE" w:bidi="ar_AE"/>
-        </w:rPr>
-        <w:t>וְ⁠הַ֨⁠מִּשְׂתַּכֵּ֔ר מִשְׂתַּכֵּ֖ר אֶל־צְר֥וֹר נָקֽוּב</w:t>
-      </w:r>
-    </w:p>
-    <w:p>
-      <w:pPr>
-        <w:bidi/>
-      </w:pPr>
-      <w:r>
-        <w:rPr>
-          <w:lang w:val="ar_AE" w:bidi="ar_AE"/>
-        </w:rPr>
-      </w:r>
-      <w:r>
-        <w:rPr>
           <w:b/>
           <w:lang w:val="ar_AE" w:bidi="ar_AE"/>
         </w:rPr>
@@ -3607,22 +3175,6 @@
       </w:r>
       <w:r>
         <w:rPr>
-          <w:lang w:val="ar_AE" w:bidi="ar_AE"/>
-        </w:rPr>
-        <w:t>וְ⁠הַ֨⁠מִּשְׂתַּכֵּ֔ר מִשְׂתַּכֵּ֖ר אֶל־צְר֥וֹר נָקֽוּב</w:t>
-      </w:r>
-    </w:p>
-    <w:p>
-      <w:pPr>
-        <w:bidi/>
-      </w:pPr>
-      <w:r>
-        <w:rPr>
-          <w:lang w:val="ar_AE" w:bidi="ar_AE"/>
-        </w:rPr>
-      </w:r>
-      <w:r>
-        <w:rPr>
           <w:b/>
           <w:lang w:val="ar_AE" w:bidi="ar_AE"/>
         </w:rPr>
@@ -3741,22 +3293,6 @@
       </w:r>
       <w:r>
         <w:rPr>
-          <w:lang w:val="ar_AE" w:bidi="ar_AE"/>
-        </w:rPr>
-        <w:t>צְר֥וֹר נָקֽוּב</w:t>
-      </w:r>
-    </w:p>
-    <w:p>
-      <w:pPr>
-        <w:bidi/>
-      </w:pPr>
-      <w:r>
-        <w:rPr>
-          <w:lang w:val="ar_AE" w:bidi="ar_AE"/>
-        </w:rPr>
-      </w:r>
-      <w:r>
-        <w:rPr>
           <w:b/>
           <w:lang w:val="ar_AE" w:bidi="ar_AE"/>
         </w:rPr>
@@ -3863,22 +3399,6 @@
       </w:r>
       <w:r>
         <w:rPr>
-          <w:lang w:val="ar_AE" w:bidi="ar_AE"/>
-        </w:rPr>
-        <w:t>כֹּ֥ה אָמַ֖ר יְהוָ֣ה צְבָא֑וֹת שִׂ֥ימוּ לְבַבְ⁠כֶ֖ם עַל־דַּרְכֵי⁠כֶֽם</w:t>
-      </w:r>
-    </w:p>
-    <w:p>
-      <w:pPr>
-        <w:bidi/>
-      </w:pPr>
-      <w:r>
-        <w:rPr>
-          <w:lang w:val="ar_AE" w:bidi="ar_AE"/>
-        </w:rPr>
-      </w:r>
-      <w:r>
-        <w:rPr>
           <w:b/>
           <w:lang w:val="ar_AE" w:bidi="ar_AE"/>
         </w:rPr>
@@ -3972,22 +3492,6 @@
         <w:rPr>
           <w:lang w:val="ar_AE" w:bidi="ar_AE"/>
         </w:rPr>
-      </w:r>
-    </w:p>
-    <w:p>
-      <w:pPr>
-        <w:bidi/>
-      </w:pPr>
-      <w:r>
-        <w:rPr>
-          <w:lang w:val="ar_AE" w:bidi="ar_AE"/>
-        </w:rPr>
-      </w:r>
-      <w:r>
-        <w:rPr>
-          <w:lang w:val="ar_AE" w:bidi="ar_AE"/>
-        </w:rPr>
-        <w:t>שִׂ֥ימוּ לְבַבְ⁠כֶ֖ם עַל־דַּרְכֵי⁠כֶֽם</w:t>
       </w:r>
     </w:p>
     <w:p>
@@ -4111,22 +3615,6 @@
       </w:r>
       <w:r>
         <w:rPr>
-          <w:lang w:val="ar_AE" w:bidi="ar_AE"/>
-        </w:rPr>
-        <w:t>עֲל֥וּ הָ⁠הָ֛ר וַ⁠הֲבֵאתֶ֥ם עֵ֖ץ וּ⁠בְנ֣וּ הַ⁠בָּ֑יִת וְ⁠אֶרְצֶה־בּ֥⁠וֹ ו⁠אכבד אָמַ֥ר יְהוָֽה</w:t>
-      </w:r>
-    </w:p>
-    <w:p>
-      <w:pPr>
-        <w:bidi/>
-      </w:pPr>
-      <w:r>
-        <w:rPr>
-          <w:lang w:val="ar_AE" w:bidi="ar_AE"/>
-        </w:rPr>
-      </w:r>
-      <w:r>
-        <w:rPr>
           <w:b/>
           <w:lang w:val="ar_AE" w:bidi="ar_AE"/>
         </w:rPr>
@@ -4233,22 +3721,6 @@
       </w:r>
       <w:r>
         <w:rPr>
-          <w:lang w:val="ar_AE" w:bidi="ar_AE"/>
-        </w:rPr>
-        <w:t>הָ⁠הָ֛ר</w:t>
-      </w:r>
-    </w:p>
-    <w:p>
-      <w:pPr>
-        <w:bidi/>
-      </w:pPr>
-      <w:r>
-        <w:rPr>
-          <w:lang w:val="ar_AE" w:bidi="ar_AE"/>
-        </w:rPr>
-      </w:r>
-      <w:r>
-        <w:rPr>
           <w:b/>
           <w:lang w:val="ar_AE" w:bidi="ar_AE"/>
         </w:rPr>
@@ -4368,22 +3840,6 @@
       </w:r>
       <w:r>
         <w:rPr>
-          <w:lang w:val="ar_AE" w:bidi="ar_AE"/>
-        </w:rPr>
-        <w:t>ו⁠אכבד</w:t>
-      </w:r>
-    </w:p>
-    <w:p>
-      <w:pPr>
-        <w:bidi/>
-      </w:pPr>
-      <w:r>
-        <w:rPr>
-          <w:lang w:val="ar_AE" w:bidi="ar_AE"/>
-        </w:rPr>
-      </w:r>
-      <w:r>
-        <w:rPr>
           <w:b/>
           <w:lang w:val="ar_AE" w:bidi="ar_AE"/>
         </w:rPr>
@@ -4490,22 +3946,6 @@
       </w:r>
       <w:r>
         <w:rPr>
-          <w:lang w:val="ar_AE" w:bidi="ar_AE"/>
-        </w:rPr>
-        <w:t>פָּנֹ֤ה אֶל־הַרְבֵּה֙ וְ⁠הִנֵּ֣ה לִ⁠מְעָ֔ט וַ⁠הֲבֵאתֶ֥ם הַ⁠בַּ֖יִת וְ⁠נָפַ֣חְתִּי ב֑⁠וֹ יַ֣עַן מֶ֗ה נְאֻם֙ יְהוָ֣ה צְבָא֔וֹת יַ֗עַן בֵּיתִ⁠י֙ אֲשֶׁר־ה֣וּא חָרֵ֔ב וְ⁠אַתֶּ֥ם רָצִ֖ים אִ֥ישׁ לְ⁠בֵיתֽ⁠וֹ</w:t>
-      </w:r>
-    </w:p>
-    <w:p>
-      <w:pPr>
-        <w:bidi/>
-      </w:pPr>
-      <w:r>
-        <w:rPr>
-          <w:lang w:val="ar_AE" w:bidi="ar_AE"/>
-        </w:rPr>
-      </w:r>
-      <w:r>
-        <w:rPr>
           <w:b/>
           <w:lang w:val="ar_AE" w:bidi="ar_AE"/>
         </w:rPr>
@@ -4612,22 +4052,6 @@
       </w:r>
       <w:r>
         <w:rPr>
-          <w:lang w:val="ar_AE" w:bidi="ar_AE"/>
-        </w:rPr>
-        <w:t>וְ⁠הִנֵּ֣ה</w:t>
-      </w:r>
-    </w:p>
-    <w:p>
-      <w:pPr>
-        <w:bidi/>
-      </w:pPr>
-      <w:r>
-        <w:rPr>
-          <w:lang w:val="ar_AE" w:bidi="ar_AE"/>
-        </w:rPr>
-      </w:r>
-      <w:r>
-        <w:rPr>
           <w:b/>
           <w:lang w:val="ar_AE" w:bidi="ar_AE"/>
         </w:rPr>
@@ -4733,22 +4157,6 @@
       </w:r>
       <w:r>
         <w:rPr>
-          <w:lang w:val="ar_AE" w:bidi="ar_AE"/>
-        </w:rPr>
-        <w:t>וְ⁠הִנֵּ֣ה לִ⁠מְעָ֔ט</w:t>
-      </w:r>
-    </w:p>
-    <w:p>
-      <w:pPr>
-        <w:bidi/>
-      </w:pPr>
-      <w:r>
-        <w:rPr>
-          <w:lang w:val="ar_AE" w:bidi="ar_AE"/>
-        </w:rPr>
-      </w:r>
-      <w:r>
-        <w:rPr>
           <w:b/>
           <w:lang w:val="ar_AE" w:bidi="ar_AE"/>
         </w:rPr>
@@ -4855,22 +4263,6 @@
       </w:r>
       <w:r>
         <w:rPr>
-          <w:lang w:val="ar_AE" w:bidi="ar_AE"/>
-        </w:rPr>
-        <w:t>וְ⁠נָפַ֣חְתִּי ב֑⁠וֹ</w:t>
-      </w:r>
-    </w:p>
-    <w:p>
-      <w:pPr>
-        <w:bidi/>
-      </w:pPr>
-      <w:r>
-        <w:rPr>
-          <w:lang w:val="ar_AE" w:bidi="ar_AE"/>
-        </w:rPr>
-      </w:r>
-      <w:r>
-        <w:rPr>
           <w:b/>
           <w:lang w:val="ar_AE" w:bidi="ar_AE"/>
         </w:rPr>
@@ -4977,22 +4369,6 @@
       </w:r>
       <w:r>
         <w:rPr>
-          <w:lang w:val="ar_AE" w:bidi="ar_AE"/>
-        </w:rPr>
-        <w:t>יַ֣עַן מֶ֗ה &amp; יַ֗עַן בֵּיתִ⁠י֙</w:t>
-      </w:r>
-    </w:p>
-    <w:p>
-      <w:pPr>
-        <w:bidi/>
-      </w:pPr>
-      <w:r>
-        <w:rPr>
-          <w:lang w:val="ar_AE" w:bidi="ar_AE"/>
-        </w:rPr>
-      </w:r>
-      <w:r>
-        <w:rPr>
           <w:b/>
           <w:lang w:val="ar_AE" w:bidi="ar_AE"/>
         </w:rPr>
@@ -5113,22 +4489,6 @@
       </w:r>
       <w:r>
         <w:rPr>
-          <w:lang w:val="ar_AE" w:bidi="ar_AE"/>
-        </w:rPr>
-        <w:t>נְאֻם֙ יְהוָ֣ה צְבָא֔וֹת</w:t>
-      </w:r>
-    </w:p>
-    <w:p>
-      <w:pPr>
-        <w:bidi/>
-      </w:pPr>
-      <w:r>
-        <w:rPr>
-          <w:lang w:val="ar_AE" w:bidi="ar_AE"/>
-        </w:rPr>
-      </w:r>
-      <w:r>
-        <w:rPr>
           <w:b/>
           <w:lang w:val="ar_AE" w:bidi="ar_AE"/>
         </w:rPr>
@@ -5235,22 +4595,6 @@
       </w:r>
       <w:r>
         <w:rPr>
-          <w:lang w:val="ar_AE" w:bidi="ar_AE"/>
-        </w:rPr>
-        <w:t>וְ⁠אַתֶּ֥ם רָצִ֖ים אִ֥ישׁ לְ⁠בֵיתֽ⁠וֹ</w:t>
-      </w:r>
-    </w:p>
-    <w:p>
-      <w:pPr>
-        <w:bidi/>
-      </w:pPr>
-      <w:r>
-        <w:rPr>
-          <w:lang w:val="ar_AE" w:bidi="ar_AE"/>
-        </w:rPr>
-      </w:r>
-      <w:r>
-        <w:rPr>
           <w:b/>
           <w:lang w:val="ar_AE" w:bidi="ar_AE"/>
         </w:rPr>
@@ -5370,22 +4714,6 @@
       </w:r>
       <w:r>
         <w:rPr>
-          <w:lang w:val="ar_AE" w:bidi="ar_AE"/>
-        </w:rPr>
-        <w:t>וְ⁠אַתֶּ֥ם רָצִ֖ים אִ֥ישׁ לְ⁠בֵיתֽ⁠וֹ</w:t>
-      </w:r>
-    </w:p>
-    <w:p>
-      <w:pPr>
-        <w:bidi/>
-      </w:pPr>
-      <w:r>
-        <w:rPr>
-          <w:lang w:val="ar_AE" w:bidi="ar_AE"/>
-        </w:rPr>
-      </w:r>
-      <w:r>
-        <w:rPr>
           <w:b/>
           <w:lang w:val="ar_AE" w:bidi="ar_AE"/>
         </w:rPr>
@@ -5478,22 +4806,6 @@
       </w:r>
       <w:r>
         <w:rPr>
-          <w:lang w:val="ar_AE" w:bidi="ar_AE"/>
-        </w:rPr>
-        <w:t>כָּלְא֥וּ שָמַ֖יִם מִ⁠טָּ֑ל וְ⁠הָ⁠אָ֖רֶץ כָּלְאָ֥ה יְבוּלָֽ⁠הּ</w:t>
-      </w:r>
-    </w:p>
-    <w:p>
-      <w:pPr>
-        <w:bidi/>
-      </w:pPr>
-      <w:r>
-        <w:rPr>
-          <w:lang w:val="ar_AE" w:bidi="ar_AE"/>
-        </w:rPr>
-      </w:r>
-      <w:r>
-        <w:rPr>
           <w:b/>
           <w:lang w:val="ar_AE" w:bidi="ar_AE"/>
         </w:rPr>
@@ -5674,22 +4986,6 @@
       </w:r>
       <w:r>
         <w:rPr>
-          <w:lang w:val="ar_AE" w:bidi="ar_AE"/>
-        </w:rPr>
-        <w:t>עֲלֵי⁠כֶ֔ם כָּלְא֥וּ שָמַ֖יִם מִ⁠טָּ֑ל</w:t>
-      </w:r>
-    </w:p>
-    <w:p>
-      <w:pPr>
-        <w:bidi/>
-      </w:pPr>
-      <w:r>
-        <w:rPr>
-          <w:lang w:val="ar_AE" w:bidi="ar_AE"/>
-        </w:rPr>
-      </w:r>
-      <w:r>
-        <w:rPr>
           <w:b/>
           <w:lang w:val="ar_AE" w:bidi="ar_AE"/>
         </w:rPr>
@@ -5809,22 +5105,6 @@
         <w:rPr>
           <w:lang w:val="ar_AE" w:bidi="ar_AE"/>
         </w:rPr>
-      </w:r>
-    </w:p>
-    <w:p>
-      <w:pPr>
-        <w:bidi/>
-      </w:pPr>
-      <w:r>
-        <w:rPr>
-          <w:lang w:val="ar_AE" w:bidi="ar_AE"/>
-        </w:rPr>
-      </w:r>
-      <w:r>
-        <w:rPr>
-          <w:lang w:val="ar_AE" w:bidi="ar_AE"/>
-        </w:rPr>
-        <w:t>עַל־הָ⁠אָ֣רֶץ וְ⁠עַל־הֶ⁠הָרִ֗ים וְ⁠עַל־הַ⁠דָּגָן֙ וְ⁠עַל־הַ⁠תִּיר֣וֹשׁ וְ⁠עַל־הַ⁠יִּצְהָ֔ר וְ⁠עַ֛ל אֲשֶׁ֥ר תּוֹצִ֖יא הָ⁠אֲדָמָ֑ה וְ⁠עַל־הָֽ⁠אָדָם֙ וְ⁠עַל־הַ⁠בְּהֵמָ֔ה וְ⁠עַ֖ל כָּל־יְגִ֥יעַ כַּפָּֽיִם</w:t>
       </w:r>
     </w:p>
     <w:p>
@@ -5988,22 +5268,6 @@
       </w:r>
       <w:r>
         <w:rPr>
-          <w:lang w:val="ar_AE" w:bidi="ar_AE"/>
-        </w:rPr>
-        <w:t>וָ⁠אֶקְרָ֨א חֹ֜רֶב עַל־הָ⁠אָ֣רֶץ וְ⁠עַל־הֶ⁠הָרִ֗ים וְ⁠עַל־הַ⁠דָּגָן֙ וְ⁠עַל־הַ⁠תִּיר֣וֹשׁ וְ⁠עַל־הַ⁠יִּצְהָ֔ר וְ⁠עַ֛ל אֲשֶׁ֥ר תּוֹצִ֖יא הָ⁠אֲדָמָ֑ה וְ⁠עַל־הָֽ⁠אָדָם֙ וְ⁠עַל־הַ⁠בְּהֵמָ֔ה וְ⁠עַ֖ל כָּל־יְגִ֥יעַ כַּפָּֽיִם</w:t>
-      </w:r>
-    </w:p>
-    <w:p>
-      <w:pPr>
-        <w:bidi/>
-      </w:pPr>
-      <w:r>
-        <w:rPr>
-          <w:lang w:val="ar_AE" w:bidi="ar_AE"/>
-        </w:rPr>
-      </w:r>
-      <w:r>
-        <w:rPr>
           <w:b/>
           <w:lang w:val="ar_AE" w:bidi="ar_AE"/>
         </w:rPr>
@@ -6135,22 +5399,6 @@
       </w:r>
       <w:r>
         <w:rPr>
-          <w:lang w:val="ar_AE" w:bidi="ar_AE"/>
-        </w:rPr>
-        <w:t>וָ⁠אֶקְרָ֨א</w:t>
-      </w:r>
-    </w:p>
-    <w:p>
-      <w:pPr>
-        <w:bidi/>
-      </w:pPr>
-      <w:r>
-        <w:rPr>
-          <w:lang w:val="ar_AE" w:bidi="ar_AE"/>
-        </w:rPr>
-      </w:r>
-      <w:r>
-        <w:rPr>
           <w:b/>
           <w:lang w:val="ar_AE" w:bidi="ar_AE"/>
         </w:rPr>
@@ -6257,22 +5505,6 @@
       </w:r>
       <w:r>
         <w:rPr>
-          <w:lang w:val="ar_AE" w:bidi="ar_AE"/>
-        </w:rPr>
-        <w:t>וְ⁠עַל־הַ⁠דָּגָן֙ וְ⁠עַל־הַ⁠תִּיר֣וֹשׁ וְ⁠עַל־הַ⁠יִּצְהָ֔ר</w:t>
-      </w:r>
-    </w:p>
-    <w:p>
-      <w:pPr>
-        <w:bidi/>
-      </w:pPr>
-      <w:r>
-        <w:rPr>
-          <w:lang w:val="ar_AE" w:bidi="ar_AE"/>
-        </w:rPr>
-      </w:r>
-      <w:r>
-        <w:rPr>
           <w:b/>
           <w:lang w:val="ar_AE" w:bidi="ar_AE"/>
         </w:rPr>
@@ -6418,22 +5650,6 @@
       </w:r>
       <w:r>
         <w:rPr>
-          <w:lang w:val="ar_AE" w:bidi="ar_AE"/>
-        </w:rPr>
-        <w:t>וְ⁠עַל־הָֽ⁠אָדָם֙ וְ⁠עַל־הַ⁠בְּהֵמָ֔ה</w:t>
-      </w:r>
-    </w:p>
-    <w:p>
-      <w:pPr>
-        <w:bidi/>
-      </w:pPr>
-      <w:r>
-        <w:rPr>
-          <w:lang w:val="ar_AE" w:bidi="ar_AE"/>
-        </w:rPr>
-      </w:r>
-      <w:r>
-        <w:rPr>
           <w:b/>
           <w:lang w:val="ar_AE" w:bidi="ar_AE"/>
         </w:rPr>
@@ -6566,22 +5782,6 @@
       </w:r>
       <w:r>
         <w:rPr>
-          <w:lang w:val="ar_AE" w:bidi="ar_AE"/>
-        </w:rPr>
-        <w:t>כַּפָּֽיִם</w:t>
-      </w:r>
-    </w:p>
-    <w:p>
-      <w:pPr>
-        <w:bidi/>
-      </w:pPr>
-      <w:r>
-        <w:rPr>
-          <w:lang w:val="ar_AE" w:bidi="ar_AE"/>
-        </w:rPr>
-      </w:r>
-      <w:r>
-        <w:rPr>
           <w:b/>
           <w:lang w:val="ar_AE" w:bidi="ar_AE"/>
         </w:rPr>
@@ -6701,22 +5901,6 @@
       </w:r>
       <w:r>
         <w:rPr>
-          <w:lang w:val="ar_AE" w:bidi="ar_AE"/>
-        </w:rPr>
-        <w:t>וַ⁠יִּשְׁמַ֣ע &amp; בְּ⁠קוֹל֙ יְהוָ֣ה אֱלֹֽהֵי⁠הֶ֔ם וְ⁠עַל־דִּבְרֵי֙ חַגַּ֣י הַ⁠נָּבִ֔יא</w:t>
-      </w:r>
-    </w:p>
-    <w:p>
-      <w:pPr>
-        <w:bidi/>
-      </w:pPr>
-      <w:r>
-        <w:rPr>
-          <w:lang w:val="ar_AE" w:bidi="ar_AE"/>
-        </w:rPr>
-      </w:r>
-      <w:r>
-        <w:rPr>
           <w:b/>
           <w:lang w:val="ar_AE" w:bidi="ar_AE"/>
         </w:rPr>
@@ -6850,22 +6034,6 @@
       </w:r>
       <w:r>
         <w:rPr>
-          <w:lang w:val="ar_AE" w:bidi="ar_AE"/>
-        </w:rPr>
-        <w:t>וַ⁠יִּשְׁמַ֣ע &amp; בְּ⁠קוֹל֙ יְהוָ֣ה אֱלֹֽהֵי⁠הֶ֔ם וְ⁠עַל־דִּבְרֵי֙ חַגַּ֣י הַ⁠נָּבִ֔יא</w:t>
-      </w:r>
-    </w:p>
-    <w:p>
-      <w:pPr>
-        <w:bidi/>
-      </w:pPr>
-      <w:r>
-        <w:rPr>
-          <w:lang w:val="ar_AE" w:bidi="ar_AE"/>
-        </w:rPr>
-      </w:r>
-      <w:r>
-        <w:rPr>
           <w:b/>
           <w:lang w:val="ar_AE" w:bidi="ar_AE"/>
         </w:rPr>
@@ -6984,22 +6152,6 @@
       </w:r>
       <w:r>
         <w:rPr>
-          <w:lang w:val="ar_AE" w:bidi="ar_AE"/>
-        </w:rPr>
-        <w:t>בְּ⁠קוֹל֙ יְהוָ֣ה אֱלֹֽהֵי⁠הֶ֔ם וְ⁠עַל־דִּבְרֵי֙ חַגַּ֣י הַ⁠נָּבִ֔יא</w:t>
-      </w:r>
-    </w:p>
-    <w:p>
-      <w:pPr>
-        <w:bidi/>
-      </w:pPr>
-      <w:r>
-        <w:rPr>
-          <w:lang w:val="ar_AE" w:bidi="ar_AE"/>
-        </w:rPr>
-      </w:r>
-      <w:r>
-        <w:rPr>
           <w:b/>
           <w:lang w:val="ar_AE" w:bidi="ar_AE"/>
         </w:rPr>
@@ -7119,22 +6271,6 @@
       </w:r>
       <w:r>
         <w:rPr>
-          <w:lang w:val="ar_AE" w:bidi="ar_AE"/>
-        </w:rPr>
-        <w:t>וַ⁠יִּֽירְא֥וּ הָ⁠עָ֖ם מִ⁠פְּנֵ֥י יְהוָֽה</w:t>
-      </w:r>
-    </w:p>
-    <w:p>
-      <w:pPr>
-        <w:bidi/>
-      </w:pPr>
-      <w:r>
-        <w:rPr>
-          <w:lang w:val="ar_AE" w:bidi="ar_AE"/>
-        </w:rPr>
-      </w:r>
-      <w:r>
-        <w:rPr>
           <w:b/>
           <w:lang w:val="ar_AE" w:bidi="ar_AE"/>
         </w:rPr>
@@ -7254,22 +6390,6 @@
       </w:r>
       <w:r>
         <w:rPr>
-          <w:lang w:val="ar_AE" w:bidi="ar_AE"/>
-        </w:rPr>
-        <w:t>אֲנִ֥י אִתְּ⁠כֶ֖ם נְאֻם־יְהוָֽה</w:t>
-      </w:r>
-    </w:p>
-    <w:p>
-      <w:pPr>
-        <w:bidi/>
-      </w:pPr>
-      <w:r>
-        <w:rPr>
-          <w:lang w:val="ar_AE" w:bidi="ar_AE"/>
-        </w:rPr>
-      </w:r>
-      <w:r>
-        <w:rPr>
           <w:b/>
           <w:lang w:val="ar_AE" w:bidi="ar_AE"/>
         </w:rPr>
@@ -7363,22 +6483,6 @@
         <w:rPr>
           <w:lang w:val="ar_AE" w:bidi="ar_AE"/>
         </w:rPr>
-      </w:r>
-    </w:p>
-    <w:p>
-      <w:pPr>
-        <w:bidi/>
-      </w:pPr>
-      <w:r>
-        <w:rPr>
-          <w:lang w:val="ar_AE" w:bidi="ar_AE"/>
-        </w:rPr>
-      </w:r>
-      <w:r>
-        <w:rPr>
-          <w:lang w:val="ar_AE" w:bidi="ar_AE"/>
-        </w:rPr>
-        <w:t>וַ⁠יָּ֣עַר יְהוָ֡ה אֶת־רוּחַ֩ זְרֻבָּבֶ֨ל בֶּן־שַׁלְתִּיאֵ֜ל פַּחַ֣ת יְהוּדָ֗ה וְ⁠אֶת־ר֨וּחַ֙ יְהוֹשֻׁ֤עַ בֶּן־יְהוֹצָדָק֙ הַ⁠כֹּהֵ֣ן הַ⁠גָּד֔וֹל וְֽ⁠אֶת־ר֔וּחַ כֹּ֖ל שְׁאֵרִ֣ית הָ⁠עָ֑ם</w:t>
       </w:r>
     </w:p>
     <w:p>
@@ -7504,22 +6608,6 @@
       </w:r>
       <w:r>
         <w:rPr>
-          <w:lang w:val="ar_AE" w:bidi="ar_AE"/>
-        </w:rPr>
-        <w:t>וַ⁠יָּ֣עַר יְהוָ֡ה אֶת־רוּחַ֩ זְרֻבָּבֶ֨ל בֶּן־שַׁלְתִּיאֵ֜ל פַּחַ֣ת יְהוּדָ֗ה וְ⁠אֶת־ר֨וּחַ֙ יְהוֹשֻׁ֤עַ בֶּן־יְהוֹצָדָק֙ הַ⁠כֹּהֵ֣ן הַ⁠גָּד֔וֹל וְֽ⁠אֶת־ר֔וּחַ כֹּ֖ל שְׁאֵרִ֣ית הָ⁠עָ֑ם</w:t>
-      </w:r>
-    </w:p>
-    <w:p>
-      <w:pPr>
-        <w:bidi/>
-      </w:pPr>
-      <w:r>
-        <w:rPr>
-          <w:lang w:val="ar_AE" w:bidi="ar_AE"/>
-        </w:rPr>
-      </w:r>
-      <w:r>
-        <w:rPr>
           <w:b/>
           <w:lang w:val="ar_AE" w:bidi="ar_AE"/>
         </w:rPr>
@@ -7613,22 +6701,6 @@
         <w:rPr>
           <w:lang w:val="ar_AE" w:bidi="ar_AE"/>
         </w:rPr>
-      </w:r>
-    </w:p>
-    <w:p>
-      <w:pPr>
-        <w:bidi/>
-      </w:pPr>
-      <w:r>
-        <w:rPr>
-          <w:lang w:val="ar_AE" w:bidi="ar_AE"/>
-        </w:rPr>
-      </w:r>
-      <w:r>
-        <w:rPr>
-          <w:lang w:val="ar_AE" w:bidi="ar_AE"/>
-        </w:rPr>
-        <w:t>בְּ⁠י֨וֹם עֶשְׂרִ֧ים וְ⁠אַרְבָּעָ֛ה לַ⁠חֹ֖דֶשׁ בַּ⁠שִּׁשִּׁ֑י</w:t>
       </w:r>
     </w:p>
     <w:p>
@@ -7779,22 +6851,6 @@
       </w:r>
       <w:r>
         <w:rPr>
-          <w:lang w:val="ar_AE" w:bidi="ar_AE"/>
-        </w:rPr>
-        <w:t>בְּ⁠י֨וֹם עֶשְׂרִ֧ים וְ⁠אַרְבָּעָ֛ה לַ⁠חֹ֖דֶשׁ בַּ⁠שִּׁשִּׁ֑י בִּ⁠שְׁנַ֥ת שְׁתַּ֖יִם</w:t>
-      </w:r>
-    </w:p>
-    <w:p>
-      <w:pPr>
-        <w:bidi/>
-      </w:pPr>
-      <w:r>
-        <w:rPr>
-          <w:lang w:val="ar_AE" w:bidi="ar_AE"/>
-        </w:rPr>
-      </w:r>
-      <w:r>
-        <w:rPr>
           <w:b/>
           <w:lang w:val="ar_AE" w:bidi="ar_AE"/>
         </w:rPr>
@@ -7882,96 +6938,81 @@
         <w:rPr>
           <w:lang w:val="ar_AE" w:bidi="ar_AE"/>
         </w:rPr>
-        <w:t>ملاحظات عامة على حجّي 2</w:t>
-      </w:r>
-      <w:r>
-        <w:rPr>
-          <w:lang w:val="ar_AE" w:bidi="ar_AE"/>
-        </w:rPr>
-      </w:r>
-    </w:p>
-    <w:p>
-      <w:pPr>
-        <w:pStyle w:val="Heading3"/>
-        <w:bidi/>
-      </w:pPr>
-      <w:r>
-        <w:rPr>
-          <w:lang w:val="ar_AE" w:bidi="ar_AE"/>
-        </w:rPr>
-        <w:t>البنية وتنسيق النص</w:t>
-      </w:r>
-    </w:p>
-    <w:p>
-      <w:pPr>
-        <w:bidi/>
-      </w:pPr>
-      <w:r>
-        <w:rPr>
-          <w:lang w:val="ar_AE" w:bidi="ar_AE"/>
-        </w:rPr>
-      </w:r>
-      <w:r>
-        <w:rPr>
-          <w:lang w:val="ar_AE" w:bidi="ar_AE"/>
-        </w:rPr>
-        <w:t>يتضمن هذا الإصحاح ثلاث نبوّات ألقاها حجّي على اليهود الذين عادوا من السبي: النبوّة الثانية (الآيات 1–9)، والثالثة (الآيات 10–19)، والرابعة (الآيات 20–23).</w:t>
-      </w:r>
-    </w:p>
-    <w:p>
-      <w:pPr>
-        <w:bidi/>
-      </w:pPr>
-      <w:r>
-        <w:rPr>
-          <w:lang w:val="ar_AE" w:bidi="ar_AE"/>
-        </w:rPr>
-      </w:r>
-      <w:r>
-        <w:rPr>
-          <w:lang w:val="ar_AE" w:bidi="ar_AE"/>
-        </w:rPr>
-        <w:t>بعض الترجمات تضع كل سطر من الشعر بعيدًا إلى اليسار مقارنة ببقية النص لتسهيل قراءته.</w:t>
-      </w:r>
-    </w:p>
-    <w:p>
-      <w:pPr>
-        <w:pStyle w:val="Heading3"/>
-        <w:bidi/>
-      </w:pPr>
-      <w:r>
-        <w:rPr>
-          <w:lang w:val="ar_AE" w:bidi="ar_AE"/>
-        </w:rPr>
-        <w:t>إشكالية الترجمة في هذا الإصحاح</w:t>
-      </w:r>
-    </w:p>
-    <w:p>
-      <w:pPr>
-        <w:pStyle w:val="Heading4"/>
-        <w:bidi/>
-      </w:pPr>
-      <w:r>
-        <w:rPr>
-          <w:lang w:val="ar_AE" w:bidi="ar_AE"/>
-        </w:rPr>
-        <w:t>مثال على التعليم بشأن النجاسة (الآيات 12–14)</w:t>
-      </w:r>
-    </w:p>
-    <w:p>
-      <w:pPr>
-        <w:bidi/>
-      </w:pPr>
-      <w:r>
-        <w:rPr>
-          <w:lang w:val="ar_AE" w:bidi="ar_AE"/>
-        </w:rPr>
-      </w:r>
-      <w:r>
-        <w:rPr>
-          <w:lang w:val="ar_AE" w:bidi="ar_AE"/>
-        </w:rPr>
-        <w:t>في النبوة الثالثة، يستخدم الرب حوارًا تعليميًا مع الكهنة ليكشف عمق خطية الشعب. يسأل حجّي: هل الشخص الطاهر يجعل الطعام الذي يلمسه مقدّسًا؟ والجواب: لا. ثم: هل الشخص النجس يجعل الطعام الذي يلمسه نجسًا؟ والجواب: نعم. ومن هنا، يخبر حجّي الناس أن الرب يعتبرهم في حالة نجاسة روحية، لأنهم لم يطيعوا الله ولم يعيدوا بناء الهيكل، وبالتالي فإن ذبائحهم نجسة وغير مقبولة. لقد نقلوا تلك النجاسة إلى الأطعمة التي قدموها كذبيحة، ولذلك فإن تلك الذبائح غير مقبولة لدى الرب. وبصورة أوضح: الرسالة من هذا المثال أن التقدمات التي يقدّمها الشعب لا تعوّض عن عصيانهم في عدم بناء الهيكل. بل إن عصيانهم هو ما يجعل تقدماتهم غير مقبولة. ملاحظات الآيات 11–14 ستقترح طرقًا تُبيّن هذا المعنى في الترجمة.</w:t>
+        <w:t>حجّي 2: 1 (#1)</w:t>
+      </w:r>
+      <w:r>
+        <w:rPr>
+          <w:lang w:val="ar_AE" w:bidi="ar_AE"/>
+        </w:rPr>
+      </w:r>
+    </w:p>
+    <w:p>
+      <w:pPr>
+        <w:bidi/>
+      </w:pPr>
+      <w:r>
+        <w:rPr>
+          <w:lang w:val="ar_AE" w:bidi="ar_AE"/>
+        </w:rPr>
+      </w:r>
+      <w:r>
+        <w:rPr>
+          <w:b/>
+          <w:lang w:val="ar_AE" w:bidi="ar_AE"/>
+        </w:rPr>
+        <w:t>"</w:t>
+      </w:r>
+      <w:r>
+        <w:rPr>
+          <w:b/>
+          <w:lang w:val="ar_AE" w:bidi="ar_AE"/>
+        </w:rPr>
+        <w:t>في الشَّهرِ السّابِعِ في الحادي والعِشرينَ مِنَ الشَّهرِ</w:t>
+      </w:r>
+      <w:r>
+        <w:rPr>
+          <w:b/>
+          <w:lang w:val="ar_AE" w:bidi="ar_AE"/>
+        </w:rPr>
+        <w:t>"</w:t>
+      </w:r>
+    </w:p>
+    <w:p>
+      <w:pPr>
+        <w:bidi/>
+      </w:pPr>
+      <w:r>
+        <w:rPr>
+          <w:lang w:val="ar_AE" w:bidi="ar_AE"/>
+        </w:rPr>
+      </w:r>
+      <w:r>
+        <w:rPr>
+          <w:lang w:val="ar_AE" w:bidi="ar_AE"/>
+        </w:rPr>
+        <w:t>لا تُستَخدَم هنا بعض الكلمات التي تحتاجها الجملة في العديد من اللغات لتكون مكتملة. يمكنك استنتاج هذه الكلمات من السياق إذا كان ذلك أوضح في لغتك. ترجمة بديلة: "في الشهر السابع، في اليوم الحادي والعشرين من الشهر"</w:t>
+      </w:r>
+    </w:p>
+    <w:p>
+      <w:pPr>
+        <w:bidi/>
+      </w:pPr>
+      <w:r>
+        <w:rPr>
+          <w:lang w:val="ar_AE" w:bidi="ar_AE"/>
+        </w:rPr>
+      </w:r>
+      <w:r>
+        <w:rPr>
+          <w:lang w:val="ar_AE" w:bidi="ar_AE"/>
+        </w:rPr>
+        <w:t xml:space="preserve">انظر: </w:t>
+      </w:r>
+      <w:r>
+        <w:rPr>
+          <w:lang w:val="ar_AE" w:bidi="ar_AE"/>
+        </w:rPr>
+        <w:t>الحذف</w:t>
       </w:r>
       <w:r>
         <w:rPr>
@@ -8003,75 +7044,45 @@
         <w:rPr>
           <w:lang w:val="ar_AE" w:bidi="ar_AE"/>
         </w:rPr>
-        <w:t>حجّي 2: 1 (#1)</w:t>
-      </w:r>
-      <w:r>
-        <w:rPr>
-          <w:lang w:val="ar_AE" w:bidi="ar_AE"/>
-        </w:rPr>
-      </w:r>
-    </w:p>
-    <w:p>
-      <w:pPr>
-        <w:bidi/>
-      </w:pPr>
-      <w:r>
-        <w:rPr>
-          <w:lang w:val="ar_AE" w:bidi="ar_AE"/>
-        </w:rPr>
-      </w:r>
-      <w:r>
-        <w:rPr>
-          <w:lang w:val="ar_AE" w:bidi="ar_AE"/>
-        </w:rPr>
-        <w:t>בַּ⁠שְּׁבִיעִ֕י בְּ⁠עֶשְׂרִ֥ים וְ⁠אֶחָ֖ד לַ⁠חֹ֑דֶשׁ</w:t>
-      </w:r>
-    </w:p>
-    <w:p>
-      <w:pPr>
-        <w:bidi/>
-      </w:pPr>
-      <w:r>
-        <w:rPr>
-          <w:lang w:val="ar_AE" w:bidi="ar_AE"/>
-        </w:rPr>
-      </w:r>
-      <w:r>
-        <w:rPr>
-          <w:b/>
-          <w:lang w:val="ar_AE" w:bidi="ar_AE"/>
-        </w:rPr>
-        <w:t>"</w:t>
-      </w:r>
-      <w:r>
-        <w:rPr>
-          <w:b/>
-          <w:lang w:val="ar_AE" w:bidi="ar_AE"/>
-        </w:rPr>
-        <w:t>في الشَّهرِ السّابِعِ في الحادي والعِشرينَ مِنَ الشَّهرِ</w:t>
-      </w:r>
-      <w:r>
-        <w:rPr>
-          <w:b/>
-          <w:lang w:val="ar_AE" w:bidi="ar_AE"/>
-        </w:rPr>
-        <w:t>"</w:t>
-      </w:r>
-    </w:p>
-    <w:p>
-      <w:pPr>
-        <w:bidi/>
-      </w:pPr>
-      <w:r>
-        <w:rPr>
-          <w:lang w:val="ar_AE" w:bidi="ar_AE"/>
-        </w:rPr>
-      </w:r>
-      <w:r>
-        <w:rPr>
-          <w:lang w:val="ar_AE" w:bidi="ar_AE"/>
-        </w:rPr>
-        <w:t>لا تُستَخدَم هنا بعض الكلمات التي تحتاجها الجملة في العديد من اللغات لتكون مكتملة. يمكنك استنتاج هذه الكلمات من السياق إذا كان ذلك أوضح في لغتك. ترجمة بديلة: "في الشهر السابع، في اليوم الحادي والعشرين من الشهر"</w:t>
+        <w:t>حجّي 2: 1 (#2)</w:t>
+      </w:r>
+      <w:r>
+        <w:rPr>
+          <w:lang w:val="ar_AE" w:bidi="ar_AE"/>
+        </w:rPr>
+      </w:r>
+    </w:p>
+    <w:p>
+      <w:pPr>
+        <w:bidi/>
+      </w:pPr>
+      <w:r>
+        <w:rPr>
+          <w:lang w:val="ar_AE" w:bidi="ar_AE"/>
+        </w:rPr>
+      </w:r>
+      <w:r>
+        <w:rPr>
+          <w:b/>
+          <w:lang w:val="ar_AE" w:bidi="ar_AE"/>
+        </w:rPr>
+        <w:t>"في الشَّهرِ السّابِعِ في الحادي والعِشرينَ مِنَ الشَّهرِ"</w:t>
+      </w:r>
+    </w:p>
+    <w:p>
+      <w:pPr>
+        <w:bidi/>
+      </w:pPr>
+      <w:r>
+        <w:rPr>
+          <w:lang w:val="ar_AE" w:bidi="ar_AE"/>
+        </w:rPr>
+      </w:r>
+      <w:r>
+        <w:rPr>
+          <w:lang w:val="ar_AE" w:bidi="ar_AE"/>
+        </w:rPr>
+        <w:t>إذا كانت لغتك لا تستخدم الأعداد الترتيبية، يمكنك استخدام الأعداد الأساسية هنا.</w:t>
       </w:r>
     </w:p>
     <w:p>
@@ -8093,7 +7104,7 @@
         <w:rPr>
           <w:lang w:val="ar_AE" w:bidi="ar_AE"/>
         </w:rPr>
-        <w:t>الحذف</w:t>
+        <w:t>الأعداد الترتيبية</w:t>
       </w:r>
       <w:r>
         <w:rPr>
@@ -8125,136 +7136,12 @@
         <w:rPr>
           <w:lang w:val="ar_AE" w:bidi="ar_AE"/>
         </w:rPr>
-        <w:t>حجّي 2: 1 (#2)</w:t>
-      </w:r>
-      <w:r>
-        <w:rPr>
-          <w:lang w:val="ar_AE" w:bidi="ar_AE"/>
-        </w:rPr>
-      </w:r>
-    </w:p>
-    <w:p>
-      <w:pPr>
-        <w:bidi/>
-      </w:pPr>
-      <w:r>
-        <w:rPr>
-          <w:lang w:val="ar_AE" w:bidi="ar_AE"/>
-        </w:rPr>
-      </w:r>
-      <w:r>
-        <w:rPr>
-          <w:lang w:val="ar_AE" w:bidi="ar_AE"/>
-        </w:rPr>
-        <w:t>בַּ⁠שְּׁבִיעִ֕י בְּ⁠עֶשְׂרִ֥ים וְ⁠אֶחָ֖ד לַ⁠חֹ֑דֶשׁ</w:t>
-      </w:r>
-    </w:p>
-    <w:p>
-      <w:pPr>
-        <w:bidi/>
-      </w:pPr>
-      <w:r>
-        <w:rPr>
-          <w:lang w:val="ar_AE" w:bidi="ar_AE"/>
-        </w:rPr>
-      </w:r>
-      <w:r>
-        <w:rPr>
-          <w:b/>
-          <w:lang w:val="ar_AE" w:bidi="ar_AE"/>
-        </w:rPr>
-        <w:t>"في الشَّهرِ السّابِعِ في الحادي والعِشرينَ مِنَ الشَّهرِ"</w:t>
-      </w:r>
-    </w:p>
-    <w:p>
-      <w:pPr>
-        <w:bidi/>
-      </w:pPr>
-      <w:r>
-        <w:rPr>
-          <w:lang w:val="ar_AE" w:bidi="ar_AE"/>
-        </w:rPr>
-      </w:r>
-      <w:r>
-        <w:rPr>
-          <w:lang w:val="ar_AE" w:bidi="ar_AE"/>
-        </w:rPr>
-        <w:t>إذا كانت لغتك لا تستخدم الأعداد الترتيبية، يمكنك استخدام الأعداد الأساسية هنا.</w:t>
-      </w:r>
-    </w:p>
-    <w:p>
-      <w:pPr>
-        <w:bidi/>
-      </w:pPr>
-      <w:r>
-        <w:rPr>
-          <w:lang w:val="ar_AE" w:bidi="ar_AE"/>
-        </w:rPr>
-      </w:r>
-      <w:r>
-        <w:rPr>
-          <w:lang w:val="ar_AE" w:bidi="ar_AE"/>
-        </w:rPr>
-        <w:t xml:space="preserve">انظر: </w:t>
-      </w:r>
-      <w:r>
-        <w:rPr>
-          <w:lang w:val="ar_AE" w:bidi="ar_AE"/>
-        </w:rPr>
-        <w:t>الأعداد الترتيبية</w:t>
-      </w:r>
-      <w:r>
-        <w:rPr>
-          <w:lang w:val="ar_AE" w:bidi="ar_AE"/>
-        </w:rPr>
-      </w:r>
-      <w:r>
-        <w:rPr>
-          <w:lang w:val="ar_AE" w:bidi="ar_AE"/>
-        </w:rPr>
-      </w:r>
-    </w:p>
-    <w:p>
-      <w:pPr>
-        <w:bidi/>
-      </w:pPr>
-      <w:r>
-        <w:rPr>
-          <w:lang w:val="ar_AE" w:bidi="ar_AE"/>
-        </w:rPr>
-      </w:r>
-    </w:p>
-    <w:p>
-      <w:pPr>
-        <w:pStyle w:val="Heading2"/>
-        <w:bidi/>
-      </w:pPr>
-      <w:r>
-        <w:rPr>
-          <w:lang w:val="ar_AE" w:bidi="ar_AE"/>
-        </w:rPr>
         <w:t>حجّي 2: 1 (#3)</w:t>
       </w:r>
       <w:r>
         <w:rPr>
           <w:lang w:val="ar_AE" w:bidi="ar_AE"/>
         </w:rPr>
-      </w:r>
-    </w:p>
-    <w:p>
-      <w:pPr>
-        <w:bidi/>
-      </w:pPr>
-      <w:r>
-        <w:rPr>
-          <w:lang w:val="ar_AE" w:bidi="ar_AE"/>
-        </w:rPr>
-      </w:r>
-      <w:r>
-        <w:rPr>
-          <w:lang w:val="ar_AE" w:bidi="ar_AE"/>
-        </w:rPr>
-        <w:t>בַּ⁠שְּׁבִיעִ֕י בְּ⁠עֶשְׂרִ֥ים וְ⁠אֶחָ֖ד לַ⁠חֹ֑דֶשׁ</w:t>
       </w:r>
     </w:p>
     <w:p>
@@ -8418,22 +7305,6 @@
       </w:r>
       <w:r>
         <w:rPr>
-          <w:lang w:val="ar_AE" w:bidi="ar_AE"/>
-        </w:rPr>
-        <w:t>הָיָה֙ דְּבַר־יְהוָ֔ה בְּ⁠יַד־חַגַּ֥י הַ⁠נָּבִ֖יא</w:t>
-      </w:r>
-    </w:p>
-    <w:p>
-      <w:pPr>
-        <w:bidi/>
-      </w:pPr>
-      <w:r>
-        <w:rPr>
-          <w:lang w:val="ar_AE" w:bidi="ar_AE"/>
-        </w:rPr>
-      </w:r>
-      <w:r>
-        <w:rPr>
           <w:b/>
           <w:lang w:val="ar_AE" w:bidi="ar_AE"/>
         </w:rPr>
@@ -8558,22 +7429,6 @@
       </w:r>
       <w:r>
         <w:rPr>
-          <w:lang w:val="ar_AE" w:bidi="ar_AE"/>
-        </w:rPr>
-        <w:t>הָ⁠עָ֖ם לֵ⁠אמֹֽר</w:t>
-      </w:r>
-    </w:p>
-    <w:p>
-      <w:pPr>
-        <w:bidi/>
-      </w:pPr>
-      <w:r>
-        <w:rPr>
-          <w:lang w:val="ar_AE" w:bidi="ar_AE"/>
-        </w:rPr>
-      </w:r>
-      <w:r>
-        <w:rPr>
           <w:b/>
           <w:lang w:val="ar_AE" w:bidi="ar_AE"/>
         </w:rPr>
@@ -8680,22 +7535,6 @@
       </w:r>
       <w:r>
         <w:rPr>
-          <w:lang w:val="ar_AE" w:bidi="ar_AE"/>
-        </w:rPr>
-        <w:t>מִ֤י בָ⁠כֶם֙ הַ⁠נִּשְׁאָ֔ר אֲשֶׁ֤ר רָאָה֙ אֶת־הַ⁠בַּ֣יִת הַ⁠זֶּ֔ה בִּ⁠כְבוֹד֖⁠וֹ הָ⁠רִאשׁ֑וֹן וּ⁠מָ֨ה אַתֶּ֜ם רֹאִ֤ים אֹת⁠וֹ֙ עַ֔תָּה הֲ⁠ל֥וֹא כָמֹ֛⁠הוּ כְּ⁠אַ֖יִן בְּ⁠עֵינֵי⁠כֶֽם</w:t>
-      </w:r>
-    </w:p>
-    <w:p>
-      <w:pPr>
-        <w:bidi/>
-      </w:pPr>
-      <w:r>
-        <w:rPr>
-          <w:lang w:val="ar_AE" w:bidi="ar_AE"/>
-        </w:rPr>
-      </w:r>
-      <w:r>
-        <w:rPr>
           <w:b/>
           <w:lang w:val="ar_AE" w:bidi="ar_AE"/>
         </w:rPr>
@@ -8802,22 +7641,6 @@
       </w:r>
       <w:r>
         <w:rPr>
-          <w:lang w:val="ar_AE" w:bidi="ar_AE"/>
-        </w:rPr>
-        <w:t>מִ֤י בָ⁠כֶם֙ הַ⁠נִּשְׁאָ֔ר אֲשֶׁ֤ר רָאָה֙ אֶת־הַ⁠בַּ֣יִת הַ⁠זֶּ֔ה בִּ⁠כְבוֹד֖⁠וֹ הָ⁠רִאשׁ֑וֹן וּ⁠מָ֨ה אַתֶּ֜ם רֹאִ֤ים אֹת⁠וֹ֙ עַ֔תָּה הֲ⁠ל֥וֹא כָמֹ֛⁠הוּ כְּ⁠אַ֖יִן בְּ⁠עֵינֵי⁠כֶֽם</w:t>
-      </w:r>
-    </w:p>
-    <w:p>
-      <w:pPr>
-        <w:bidi/>
-      </w:pPr>
-      <w:r>
-        <w:rPr>
-          <w:lang w:val="ar_AE" w:bidi="ar_AE"/>
-        </w:rPr>
-      </w:r>
-      <w:r>
-        <w:rPr>
           <w:b/>
           <w:lang w:val="ar_AE" w:bidi="ar_AE"/>
         </w:rPr>
@@ -8910,22 +7733,6 @@
       </w:r>
       <w:r>
         <w:rPr>
-          <w:lang w:val="ar_AE" w:bidi="ar_AE"/>
-        </w:rPr>
-        <w:t>בָ⁠כֶם֙ הַ⁠נִּשְׁאָ֔ר אֲשֶׁ֤ר רָאָה֙ אֶת־הַ⁠בַּ֣יִת הַ⁠זֶּ֔ה</w:t>
-      </w:r>
-    </w:p>
-    <w:p>
-      <w:pPr>
-        <w:bidi/>
-      </w:pPr>
-      <w:r>
-        <w:rPr>
-          <w:lang w:val="ar_AE" w:bidi="ar_AE"/>
-        </w:rPr>
-      </w:r>
-      <w:r>
-        <w:rPr>
           <w:b/>
           <w:lang w:val="ar_AE" w:bidi="ar_AE"/>
         </w:rPr>
@@ -9032,22 +7839,6 @@
       </w:r>
       <w:r>
         <w:rPr>
-          <w:lang w:val="ar_AE" w:bidi="ar_AE"/>
-        </w:rPr>
-        <w:t>אֲשֶׁ֤ר רָאָה֙ אֶת־הַ⁠בַּ֣יִת הַ⁠זֶּ֔ה בִּ⁠כְבוֹד֖⁠וֹ הָ⁠רִאשׁ֑וֹן</w:t>
-      </w:r>
-    </w:p>
-    <w:p>
-      <w:pPr>
-        <w:bidi/>
-      </w:pPr>
-      <w:r>
-        <w:rPr>
-          <w:lang w:val="ar_AE" w:bidi="ar_AE"/>
-        </w:rPr>
-      </w:r>
-      <w:r>
-        <w:rPr>
           <w:b/>
           <w:lang w:val="ar_AE" w:bidi="ar_AE"/>
         </w:rPr>
@@ -9167,22 +7958,6 @@
       </w:r>
       <w:r>
         <w:rPr>
-          <w:lang w:val="ar_AE" w:bidi="ar_AE"/>
-        </w:rPr>
-        <w:t>כָמֹ֛⁠הוּ</w:t>
-      </w:r>
-    </w:p>
-    <w:p>
-      <w:pPr>
-        <w:bidi/>
-      </w:pPr>
-      <w:r>
-        <w:rPr>
-          <w:lang w:val="ar_AE" w:bidi="ar_AE"/>
-        </w:rPr>
-      </w:r>
-      <w:r>
-        <w:rPr>
           <w:b/>
           <w:lang w:val="ar_AE" w:bidi="ar_AE"/>
         </w:rPr>
@@ -9302,22 +8077,6 @@
       </w:r>
       <w:r>
         <w:rPr>
-          <w:lang w:val="ar_AE" w:bidi="ar_AE"/>
-        </w:rPr>
-        <w:t>הֲ⁠ל֥וֹא כָמֹ֛⁠הוּ כְּ⁠אַ֖יִן בְּ⁠עֵינֵי⁠כֶֽם</w:t>
-      </w:r>
-    </w:p>
-    <w:p>
-      <w:pPr>
-        <w:bidi/>
-      </w:pPr>
-      <w:r>
-        <w:rPr>
-          <w:lang w:val="ar_AE" w:bidi="ar_AE"/>
-        </w:rPr>
-      </w:r>
-      <w:r>
-        <w:rPr>
           <w:b/>
           <w:lang w:val="ar_AE" w:bidi="ar_AE"/>
         </w:rPr>
@@ -9437,22 +8196,6 @@
       </w:r>
       <w:r>
         <w:rPr>
-          <w:lang w:val="ar_AE" w:bidi="ar_AE"/>
-        </w:rPr>
-        <w:t>וְ⁠עַתָּ֣ה חֲזַ֣ק זְרֻבָּבֶ֣ל ׀ נְאֻם־יְהוָ֡ה וַ⁠חֲזַ֣ק יְהוֹשֻׁ֣עַ בֶּן־יְהוֹצָדָק֩ הַ⁠כֹּהֵ֨ן הַ⁠גָּד֜וֹל וַ⁠חֲזַ֨ק כָּל־עַ֥ם הָ⁠אָ֛רֶץ נְאֻם־יְהוָ֖ה וַֽ⁠עֲשׂ֑וּ כִּֽי־אֲנִ֣י אִתְּ⁠כֶ֔ם נְאֻ֖ם יְהוָ֥ה צְבָאֽוֹת</w:t>
-      </w:r>
-    </w:p>
-    <w:p>
-      <w:pPr>
-        <w:bidi/>
-      </w:pPr>
-      <w:r>
-        <w:rPr>
-          <w:lang w:val="ar_AE" w:bidi="ar_AE"/>
-        </w:rPr>
-      </w:r>
-      <w:r>
-        <w:rPr>
           <w:b/>
           <w:lang w:val="ar_AE" w:bidi="ar_AE"/>
         </w:rPr>
@@ -9546,22 +8289,6 @@
         <w:rPr>
           <w:lang w:val="ar_AE" w:bidi="ar_AE"/>
         </w:rPr>
-      </w:r>
-    </w:p>
-    <w:p>
-      <w:pPr>
-        <w:bidi/>
-      </w:pPr>
-      <w:r>
-        <w:rPr>
-          <w:lang w:val="ar_AE" w:bidi="ar_AE"/>
-        </w:rPr>
-      </w:r>
-      <w:r>
-        <w:rPr>
-          <w:lang w:val="ar_AE" w:bidi="ar_AE"/>
-        </w:rPr>
-        <w:t>כָּל־עַ֥ם הָ⁠אָ֛רֶץ</w:t>
       </w:r>
     </w:p>
     <w:p>
@@ -9703,22 +8430,6 @@
       </w:r>
       <w:r>
         <w:rPr>
-          <w:lang w:val="ar_AE" w:bidi="ar_AE"/>
-        </w:rPr>
-        <w:t>אֶֽת־הַ⁠דָּבָ֞ר אֲשֶׁר־כָּרַ֤תִּי אִתְּ⁠כֶם֙ בְּ⁠צֵאתְ⁠כֶ֣ם מִ⁠מִּצְרַ֔יִם וְ⁠רוּחִ֖⁠י עֹמֶ֣דֶת בְּ⁠תוֹכְ⁠כֶ֑ם אַל־תִּירָֽאוּ</w:t>
-      </w:r>
-    </w:p>
-    <w:p>
-      <w:pPr>
-        <w:bidi/>
-      </w:pPr>
-      <w:r>
-        <w:rPr>
-          <w:lang w:val="ar_AE" w:bidi="ar_AE"/>
-        </w:rPr>
-      </w:r>
-      <w:r>
-        <w:rPr>
           <w:b/>
           <w:lang w:val="ar_AE" w:bidi="ar_AE"/>
         </w:rPr>
@@ -9825,22 +8536,6 @@
       </w:r>
       <w:r>
         <w:rPr>
-          <w:lang w:val="ar_AE" w:bidi="ar_AE"/>
-        </w:rPr>
-        <w:t>אֶֽת־הַ⁠דָּבָ֞ר אֲשֶׁר־כָּרַ֤תִּי אִתְּ⁠כֶם֙</w:t>
-      </w:r>
-    </w:p>
-    <w:p>
-      <w:pPr>
-        <w:bidi/>
-      </w:pPr>
-      <w:r>
-        <w:rPr>
-          <w:lang w:val="ar_AE" w:bidi="ar_AE"/>
-        </w:rPr>
-      </w:r>
-      <w:r>
-        <w:rPr>
           <w:b/>
           <w:lang w:val="ar_AE" w:bidi="ar_AE"/>
         </w:rPr>
@@ -9947,22 +8642,6 @@
       </w:r>
       <w:r>
         <w:rPr>
-          <w:lang w:val="ar_AE" w:bidi="ar_AE"/>
-        </w:rPr>
-        <w:t>אֶֽת־הַ⁠דָּבָ֞ר אֲשֶׁר־כָּרַ֤תִּי אִתְּ⁠כֶם֙</w:t>
-      </w:r>
-    </w:p>
-    <w:p>
-      <w:pPr>
-        <w:bidi/>
-      </w:pPr>
-      <w:r>
-        <w:rPr>
-          <w:lang w:val="ar_AE" w:bidi="ar_AE"/>
-        </w:rPr>
-      </w:r>
-      <w:r>
-        <w:rPr>
           <w:b/>
           <w:lang w:val="ar_AE" w:bidi="ar_AE"/>
         </w:rPr>
@@ -10055,22 +8734,6 @@
         <w:rPr>
           <w:lang w:val="ar_AE" w:bidi="ar_AE"/>
         </w:rPr>
-      </w:r>
-    </w:p>
-    <w:p>
-      <w:pPr>
-        <w:bidi/>
-      </w:pPr>
-      <w:r>
-        <w:rPr>
-          <w:lang w:val="ar_AE" w:bidi="ar_AE"/>
-        </w:rPr>
-      </w:r>
-      <w:r>
-        <w:rPr>
-          <w:lang w:val="ar_AE" w:bidi="ar_AE"/>
-        </w:rPr>
-        <w:t>אֶֽת־הַ⁠דָּבָ֞ר אֲשֶׁר־כָּרַ֤תִּי אִתְּ⁠כֶם֙ בְּ⁠צֵאתְ⁠כֶ֣ם מִ⁠מִּצְרַ֔יִם</w:t>
       </w:r>
     </w:p>
     <w:p>
@@ -10247,22 +8910,6 @@
       </w:r>
       <w:r>
         <w:rPr>
-          <w:lang w:val="ar_AE" w:bidi="ar_AE"/>
-        </w:rPr>
-        <w:t>וְ⁠רוּחִ֖⁠י עֹמֶ֣דֶת בְּ⁠תוֹכְ⁠כֶ֑ם</w:t>
-      </w:r>
-    </w:p>
-    <w:p>
-      <w:pPr>
-        <w:bidi/>
-      </w:pPr>
-      <w:r>
-        <w:rPr>
-          <w:lang w:val="ar_AE" w:bidi="ar_AE"/>
-        </w:rPr>
-      </w:r>
-      <w:r>
-        <w:rPr>
           <w:b/>
           <w:lang w:val="ar_AE" w:bidi="ar_AE"/>
         </w:rPr>
@@ -10369,22 +9016,6 @@
       </w:r>
       <w:r>
         <w:rPr>
-          <w:lang w:val="ar_AE" w:bidi="ar_AE"/>
-        </w:rPr>
-        <w:t>כִּ֣י כֹ֤ה אָמַר֙ יְהוָ֣ה צְבָא֔וֹת ע֥וֹד אַחַ֖ת מְעַ֣ט הִ֑יא וַ⁠אֲנִ֗י מַרְעִישׁ֙ אֶת־הַ⁠שָּׁמַ֣יִם וְ⁠אֶת־הָ⁠אָ֔רֶץ וְ⁠אֶת־הַ⁠יָּ֖ם וְ⁠אֶת־הֶ⁠חָרָבָֽה</w:t>
-      </w:r>
-    </w:p>
-    <w:p>
-      <w:pPr>
-        <w:bidi/>
-      </w:pPr>
-      <w:r>
-        <w:rPr>
-          <w:lang w:val="ar_AE" w:bidi="ar_AE"/>
-        </w:rPr>
-      </w:r>
-      <w:r>
-        <w:rPr>
           <w:b/>
           <w:lang w:val="ar_AE" w:bidi="ar_AE"/>
         </w:rPr>
@@ -10491,22 +9122,6 @@
       </w:r>
       <w:r>
         <w:rPr>
-          <w:lang w:val="ar_AE" w:bidi="ar_AE"/>
-        </w:rPr>
-        <w:t>ע֥וֹד אַחַ֖ת מְעַ֣ט הִ֑יא וַ⁠אֲנִ֗י מַרְעִישׁ֙</w:t>
-      </w:r>
-    </w:p>
-    <w:p>
-      <w:pPr>
-        <w:bidi/>
-      </w:pPr>
-      <w:r>
-        <w:rPr>
-          <w:lang w:val="ar_AE" w:bidi="ar_AE"/>
-        </w:rPr>
-      </w:r>
-      <w:r>
-        <w:rPr>
           <w:b/>
           <w:lang w:val="ar_AE" w:bidi="ar_AE"/>
         </w:rPr>
@@ -10625,22 +9240,6 @@
       </w:r>
       <w:r>
         <w:rPr>
-          <w:lang w:val="ar_AE" w:bidi="ar_AE"/>
-        </w:rPr>
-        <w:t>וַ⁠אֲנִ֗י מַרְעִישׁ֙</w:t>
-      </w:r>
-    </w:p>
-    <w:p>
-      <w:pPr>
-        <w:bidi/>
-      </w:pPr>
-      <w:r>
-        <w:rPr>
-          <w:lang w:val="ar_AE" w:bidi="ar_AE"/>
-        </w:rPr>
-      </w:r>
-      <w:r>
-        <w:rPr>
           <w:b/>
           <w:lang w:val="ar_AE" w:bidi="ar_AE"/>
         </w:rPr>
@@ -10772,22 +9371,6 @@
       </w:r>
       <w:r>
         <w:rPr>
-          <w:lang w:val="ar_AE" w:bidi="ar_AE"/>
-        </w:rPr>
-        <w:t>אֶת־הַ⁠שָּׁמַ֣יִם וְ⁠אֶת־הָ⁠אָ֔רֶץ וְ⁠אֶת־הַ⁠יָּ֖ם וְ⁠אֶת־הֶ⁠חָרָבָֽה</w:t>
-      </w:r>
-    </w:p>
-    <w:p>
-      <w:pPr>
-        <w:bidi/>
-      </w:pPr>
-      <w:r>
-        <w:rPr>
-          <w:lang w:val="ar_AE" w:bidi="ar_AE"/>
-        </w:rPr>
-      </w:r>
-      <w:r>
-        <w:rPr>
           <w:b/>
           <w:lang w:val="ar_AE" w:bidi="ar_AE"/>
         </w:rPr>
@@ -10946,22 +9529,6 @@
       </w:r>
       <w:r>
         <w:rPr>
-          <w:lang w:val="ar_AE" w:bidi="ar_AE"/>
-        </w:rPr>
-        <w:t>וְ⁠הִרְעַשְׁתִּי֙ אֶת־כָּל־הַ⁠גּוֹיִ֔ם וּ⁠בָ֖אוּ חֶמְדַּ֣ת כָּל־הַ⁠גּוֹיִ֑ם וּ⁠מִלֵּאתִ֞י אֶת־הַ⁠בַּ֤יִת הַ⁠זֶּה֙ כָּב֔וֹד אָמַ֖ר יְהוָ֥ה צְבָאֽוֹת</w:t>
-      </w:r>
-    </w:p>
-    <w:p>
-      <w:pPr>
-        <w:bidi/>
-      </w:pPr>
-      <w:r>
-        <w:rPr>
-          <w:lang w:val="ar_AE" w:bidi="ar_AE"/>
-        </w:rPr>
-      </w:r>
-      <w:r>
-        <w:rPr>
           <w:b/>
           <w:lang w:val="ar_AE" w:bidi="ar_AE"/>
         </w:rPr>
@@ -11068,22 +9635,6 @@
       </w:r>
       <w:r>
         <w:rPr>
-          <w:lang w:val="ar_AE" w:bidi="ar_AE"/>
-        </w:rPr>
-        <w:t>וְ⁠הִרְעַשְׁתִּי֙ אֶת־כָּל־הַ⁠גּוֹיִ֔ם</w:t>
-      </w:r>
-    </w:p>
-    <w:p>
-      <w:pPr>
-        <w:bidi/>
-      </w:pPr>
-      <w:r>
-        <w:rPr>
-          <w:lang w:val="ar_AE" w:bidi="ar_AE"/>
-        </w:rPr>
-      </w:r>
-      <w:r>
-        <w:rPr>
           <w:b/>
           <w:lang w:val="ar_AE" w:bidi="ar_AE"/>
         </w:rPr>
@@ -11202,22 +9753,6 @@
       </w:r>
       <w:r>
         <w:rPr>
-          <w:lang w:val="ar_AE" w:bidi="ar_AE"/>
-        </w:rPr>
-        <w:t>וּ⁠מִלֵּאתִ֞י אֶת־הַ⁠בַּ֤יִת הַ⁠זֶּה֙ כָּב֔וֹד</w:t>
-      </w:r>
-    </w:p>
-    <w:p>
-      <w:pPr>
-        <w:bidi/>
-      </w:pPr>
-      <w:r>
-        <w:rPr>
-          <w:lang w:val="ar_AE" w:bidi="ar_AE"/>
-        </w:rPr>
-      </w:r>
-      <w:r>
-        <w:rPr>
           <w:b/>
           <w:lang w:val="ar_AE" w:bidi="ar_AE"/>
         </w:rPr>
@@ -11376,22 +9911,6 @@
       </w:r>
       <w:r>
         <w:rPr>
-          <w:lang w:val="ar_AE" w:bidi="ar_AE"/>
-        </w:rPr>
-        <w:t>לִ֥⁠י הַ⁠כֶּ֖סֶף וְ⁠לִ֣⁠י הַ⁠זָּהָ֑ב נְאֻ֖ם יְהוָ֥ה צְבָאֽוֹת</w:t>
-      </w:r>
-    </w:p>
-    <w:p>
-      <w:pPr>
-        <w:bidi/>
-      </w:pPr>
-      <w:r>
-        <w:rPr>
-          <w:lang w:val="ar_AE" w:bidi="ar_AE"/>
-        </w:rPr>
-      </w:r>
-      <w:r>
-        <w:rPr>
           <w:b/>
           <w:lang w:val="ar_AE" w:bidi="ar_AE"/>
         </w:rPr>
@@ -11498,22 +10017,6 @@
       </w:r>
       <w:r>
         <w:rPr>
-          <w:lang w:val="ar_AE" w:bidi="ar_AE"/>
-        </w:rPr>
-        <w:t>לִ֥⁠י הַ⁠כֶּ֖סֶף וְ⁠לִ֣⁠י הַ⁠זָּהָ֑ב</w:t>
-      </w:r>
-    </w:p>
-    <w:p>
-      <w:pPr>
-        <w:bidi/>
-      </w:pPr>
-      <w:r>
-        <w:rPr>
-          <w:lang w:val="ar_AE" w:bidi="ar_AE"/>
-        </w:rPr>
-      </w:r>
-      <w:r>
-        <w:rPr>
           <w:b/>
           <w:lang w:val="ar_AE" w:bidi="ar_AE"/>
         </w:rPr>
@@ -11606,22 +10109,6 @@
       </w:r>
       <w:r>
         <w:rPr>
-          <w:lang w:val="ar_AE" w:bidi="ar_AE"/>
-        </w:rPr>
-        <w:t>גָּד֣וֹל יִֽהְיֶ֡ה כְּבוֹד֩ הַ⁠בַּ֨יִת הַ⁠זֶּ֤ה הָ⁠אַֽחֲרוֹן֙ מִן־הָ֣⁠רִאשׁ֔וֹן אָמַ֖ר יְהוָ֣ה צְבָא֑וֹת וּ⁠בַ⁠מָּק֤וֹם הַ⁠זֶּה֙ אֶתֵּ֣ן שָׁל֔וֹם נְאֻ֖ם יְהוָ֥ה צְבָאֽוֹת</w:t>
-      </w:r>
-    </w:p>
-    <w:p>
-      <w:pPr>
-        <w:bidi/>
-      </w:pPr>
-      <w:r>
-        <w:rPr>
-          <w:lang w:val="ar_AE" w:bidi="ar_AE"/>
-        </w:rPr>
-      </w:r>
-      <w:r>
-        <w:rPr>
           <w:b/>
           <w:lang w:val="ar_AE" w:bidi="ar_AE"/>
         </w:rPr>
@@ -11728,22 +10215,6 @@
       </w:r>
       <w:r>
         <w:rPr>
-          <w:lang w:val="ar_AE" w:bidi="ar_AE"/>
-        </w:rPr>
-        <w:t>גָּד֣וֹל יִֽהְיֶ֡ה כְּבוֹד֩ הַ⁠בַּ֨יִת הַ⁠זֶּ֤ה הָ⁠אַֽחֲרוֹן֙ מִן־הָ֣⁠רִאשׁ֔וֹן</w:t>
-      </w:r>
-    </w:p>
-    <w:p>
-      <w:pPr>
-        <w:bidi/>
-      </w:pPr>
-      <w:r>
-        <w:rPr>
-          <w:lang w:val="ar_AE" w:bidi="ar_AE"/>
-        </w:rPr>
-      </w:r>
-      <w:r>
-        <w:rPr>
           <w:b/>
           <w:lang w:val="ar_AE" w:bidi="ar_AE"/>
         </w:rPr>
@@ -11850,22 +10321,6 @@
       </w:r>
       <w:r>
         <w:rPr>
-          <w:lang w:val="ar_AE" w:bidi="ar_AE"/>
-        </w:rPr>
-        <w:t>גָּד֣וֹל יִֽהְיֶ֡ה כְּבוֹד֩ הַ⁠בַּ֨יִת הַ⁠זֶּ֤ה הָ⁠אַֽחֲרוֹן֙ מִן־הָ֣⁠רִאשׁ֔וֹן</w:t>
-      </w:r>
-    </w:p>
-    <w:p>
-      <w:pPr>
-        <w:bidi/>
-      </w:pPr>
-      <w:r>
-        <w:rPr>
-          <w:lang w:val="ar_AE" w:bidi="ar_AE"/>
-        </w:rPr>
-      </w:r>
-      <w:r>
-        <w:rPr>
           <w:b/>
           <w:lang w:val="ar_AE" w:bidi="ar_AE"/>
         </w:rPr>
@@ -11971,22 +10426,6 @@
       </w:r>
       <w:r>
         <w:rPr>
-          <w:lang w:val="ar_AE" w:bidi="ar_AE"/>
-        </w:rPr>
-        <w:t>הַ⁠בַּ֨יִת</w:t>
-      </w:r>
-    </w:p>
-    <w:p>
-      <w:pPr>
-        <w:bidi/>
-      </w:pPr>
-      <w:r>
-        <w:rPr>
-          <w:lang w:val="ar_AE" w:bidi="ar_AE"/>
-        </w:rPr>
-      </w:r>
-      <w:r>
-        <w:rPr>
           <w:b/>
           <w:lang w:val="ar_AE" w:bidi="ar_AE"/>
         </w:rPr>
@@ -12119,22 +10558,6 @@
       </w:r>
       <w:r>
         <w:rPr>
-          <w:lang w:val="ar_AE" w:bidi="ar_AE"/>
-        </w:rPr>
-        <w:t>וּ⁠בַ⁠מָּק֤וֹם הַ⁠זֶּה֙ אֶתֵּ֣ן שָׁל֔וֹם</w:t>
-      </w:r>
-    </w:p>
-    <w:p>
-      <w:pPr>
-        <w:bidi/>
-      </w:pPr>
-      <w:r>
-        <w:rPr>
-          <w:lang w:val="ar_AE" w:bidi="ar_AE"/>
-        </w:rPr>
-      </w:r>
-      <w:r>
-        <w:rPr>
           <w:b/>
           <w:lang w:val="ar_AE" w:bidi="ar_AE"/>
         </w:rPr>
@@ -12267,22 +10690,6 @@
       </w:r>
       <w:r>
         <w:rPr>
-          <w:lang w:val="ar_AE" w:bidi="ar_AE"/>
-        </w:rPr>
-        <w:t>בְּ⁠עֶשְׂרִ֤ים וְ⁠אַרְבָּעָה֙ לַ⁠תְּשִׁיעִ֔י</w:t>
-      </w:r>
-    </w:p>
-    <w:p>
-      <w:pPr>
-        <w:bidi/>
-      </w:pPr>
-      <w:r>
-        <w:rPr>
-          <w:lang w:val="ar_AE" w:bidi="ar_AE"/>
-        </w:rPr>
-      </w:r>
-      <w:r>
-        <w:rPr>
           <w:b/>
           <w:lang w:val="ar_AE" w:bidi="ar_AE"/>
         </w:rPr>
@@ -12389,22 +10796,6 @@
       </w:r>
       <w:r>
         <w:rPr>
-          <w:lang w:val="ar_AE" w:bidi="ar_AE"/>
-        </w:rPr>
-        <w:t>בְּ⁠עֶשְׂרִ֤ים וְ⁠אַרְבָּעָה֙ לַ⁠תְּשִׁיעִ֔י בִּ⁠שְׁנַ֥ת שְׁתַּ֖יִם לְ⁠דָרְיָ֑וֶשׁ</w:t>
-      </w:r>
-    </w:p>
-    <w:p>
-      <w:pPr>
-        <w:bidi/>
-      </w:pPr>
-      <w:r>
-        <w:rPr>
-          <w:lang w:val="ar_AE" w:bidi="ar_AE"/>
-        </w:rPr>
-      </w:r>
-      <w:r>
-        <w:rPr>
           <w:b/>
           <w:lang w:val="ar_AE" w:bidi="ar_AE"/>
         </w:rPr>
@@ -12498,22 +10889,6 @@
         <w:rPr>
           <w:lang w:val="ar_AE" w:bidi="ar_AE"/>
         </w:rPr>
-      </w:r>
-    </w:p>
-    <w:p>
-      <w:pPr>
-        <w:bidi/>
-      </w:pPr>
-      <w:r>
-        <w:rPr>
-          <w:lang w:val="ar_AE" w:bidi="ar_AE"/>
-        </w:rPr>
-      </w:r>
-      <w:r>
-        <w:rPr>
-          <w:lang w:val="ar_AE" w:bidi="ar_AE"/>
-        </w:rPr>
-        <w:t>בְּ⁠עֶשְׂרִ֤ים וְ⁠אַרְבָּעָה֙ לַ⁠תְּשִׁיעִ֔י</w:t>
       </w:r>
     </w:p>
     <w:p>
@@ -12663,22 +11038,6 @@
       </w:r>
       <w:r>
         <w:rPr>
-          <w:lang w:val="ar_AE" w:bidi="ar_AE"/>
-        </w:rPr>
-        <w:t>הָיָה֙ דְּבַר־יְהוָ֔ה אֶל־חַגַּ֥י הַ⁠נָּבִ֖יא לֵ⁠אמֹֽר</w:t>
-      </w:r>
-    </w:p>
-    <w:p>
-      <w:pPr>
-        <w:bidi/>
-      </w:pPr>
-      <w:r>
-        <w:rPr>
-          <w:lang w:val="ar_AE" w:bidi="ar_AE"/>
-        </w:rPr>
-      </w:r>
-      <w:r>
-        <w:rPr>
           <w:b/>
           <w:lang w:val="ar_AE" w:bidi="ar_AE"/>
         </w:rPr>
@@ -12803,22 +11162,6 @@
       </w:r>
       <w:r>
         <w:rPr>
-          <w:lang w:val="ar_AE" w:bidi="ar_AE"/>
-        </w:rPr>
-        <w:t>כֹּ֥ה אָמַ֖ר יְהוָ֣ה צְבָא֑וֹת שְׁאַל־נָ֧א אֶת־הַ⁠כֹּהֲנִ֛ים תּוֹרָ֖ה לֵ⁠אמֹֽר</w:t>
-      </w:r>
-    </w:p>
-    <w:p>
-      <w:pPr>
-        <w:bidi/>
-      </w:pPr>
-      <w:r>
-        <w:rPr>
-          <w:lang w:val="ar_AE" w:bidi="ar_AE"/>
-        </w:rPr>
-      </w:r>
-      <w:r>
-        <w:rPr>
           <w:b/>
           <w:lang w:val="ar_AE" w:bidi="ar_AE"/>
         </w:rPr>
@@ -12925,22 +11268,6 @@
       </w:r>
       <w:r>
         <w:rPr>
-          <w:lang w:val="ar_AE" w:bidi="ar_AE"/>
-        </w:rPr>
-        <w:t>הֵ֣ן ׀ יִשָּׂא־אִ֨ישׁ בְּשַׂר־קֹ֜דֶשׁ בִּ⁠כְנַ֣ף בִּגְד֗⁠וֹ וְ⁠נָגַ֣ע בִּ֠⁠כְנָפ⁠וֹ אֶל־הַ⁠לֶּ֨חֶם וְ⁠אֶל־הַ⁠נָּזִ֜יד וְ⁠אֶל־הַ⁠יַּ֧יִן וְ⁠אֶל־שֶׁ֛מֶן וְ⁠אֶל־כָּל־מַאֲכָ֖ל הֲ⁠יִקְדָּ֑שׁ</w:t>
-      </w:r>
-    </w:p>
-    <w:p>
-      <w:pPr>
-        <w:bidi/>
-      </w:pPr>
-      <w:r>
-        <w:rPr>
-          <w:lang w:val="ar_AE" w:bidi="ar_AE"/>
-        </w:rPr>
-      </w:r>
-      <w:r>
-        <w:rPr>
           <w:b/>
           <w:lang w:val="ar_AE" w:bidi="ar_AE"/>
         </w:rPr>
@@ -13047,22 +11374,6 @@
       </w:r>
       <w:r>
         <w:rPr>
-          <w:lang w:val="ar_AE" w:bidi="ar_AE"/>
-        </w:rPr>
-        <w:t>הֵ֣ן ׀ יִשָּׂא־אִ֨ישׁ בְּשַׂר־קֹ֜דֶשׁ בִּ⁠כְנַ֣ף בִּגְד֗⁠וֹ וְ⁠נָגַ֣ע בִּ֠⁠כְנָפ⁠וֹ אֶל־הַ⁠לֶּ֨חֶם וְ⁠אֶל־הַ⁠נָּזִ֜יד וְ⁠אֶל־הַ⁠יַּ֧יִן וְ⁠אֶל־שֶׁ֛מֶן וְ⁠אֶל־כָּל־מַאֲכָ֖ל הֲ⁠יִקְדָּ֑שׁ</w:t>
-      </w:r>
-    </w:p>
-    <w:p>
-      <w:pPr>
-        <w:bidi/>
-      </w:pPr>
-      <w:r>
-        <w:rPr>
-          <w:lang w:val="ar_AE" w:bidi="ar_AE"/>
-        </w:rPr>
-      </w:r>
-      <w:r>
-        <w:rPr>
           <w:b/>
           <w:lang w:val="ar_AE" w:bidi="ar_AE"/>
         </w:rPr>
@@ -13155,22 +11466,6 @@
       </w:r>
       <w:r>
         <w:rPr>
-          <w:lang w:val="ar_AE" w:bidi="ar_AE"/>
-        </w:rPr>
-        <w:t>בְּשַׂר־קֹ֜דֶשׁ</w:t>
-      </w:r>
-    </w:p>
-    <w:p>
-      <w:pPr>
-        <w:bidi/>
-      </w:pPr>
-      <w:r>
-        <w:rPr>
-          <w:lang w:val="ar_AE" w:bidi="ar_AE"/>
-        </w:rPr>
-      </w:r>
-      <w:r>
-        <w:rPr>
           <w:b/>
           <w:lang w:val="ar_AE" w:bidi="ar_AE"/>
         </w:rPr>
@@ -13277,22 +11572,6 @@
         <w:rPr>
           <w:lang w:val="ar_AE" w:bidi="ar_AE"/>
         </w:rPr>
-      </w:r>
-    </w:p>
-    <w:p>
-      <w:pPr>
-        <w:bidi/>
-      </w:pPr>
-      <w:r>
-        <w:rPr>
-          <w:lang w:val="ar_AE" w:bidi="ar_AE"/>
-        </w:rPr>
-      </w:r>
-      <w:r>
-        <w:rPr>
-          <w:lang w:val="ar_AE" w:bidi="ar_AE"/>
-        </w:rPr>
-        <w:t>לֹֽא</w:t>
       </w:r>
     </w:p>
     <w:p>
@@ -13443,22 +11722,6 @@
       </w:r>
       <w:r>
         <w:rPr>
-          <w:lang w:val="ar_AE" w:bidi="ar_AE"/>
-        </w:rPr>
-        <w:t>טְמֵא־נֶ֛פֶשׁ</w:t>
-      </w:r>
-    </w:p>
-    <w:p>
-      <w:pPr>
-        <w:bidi/>
-      </w:pPr>
-      <w:r>
-        <w:rPr>
-          <w:lang w:val="ar_AE" w:bidi="ar_AE"/>
-        </w:rPr>
-      </w:r>
-      <w:r>
-        <w:rPr>
           <w:b/>
           <w:lang w:val="ar_AE" w:bidi="ar_AE"/>
         </w:rPr>
@@ -13578,22 +11841,6 @@
       </w:r>
       <w:r>
         <w:rPr>
-          <w:lang w:val="ar_AE" w:bidi="ar_AE"/>
-        </w:rPr>
-        <w:t>טְמֵא־נֶ֛פֶשׁ</w:t>
-      </w:r>
-    </w:p>
-    <w:p>
-      <w:pPr>
-        <w:bidi/>
-      </w:pPr>
-      <w:r>
-        <w:rPr>
-          <w:lang w:val="ar_AE" w:bidi="ar_AE"/>
-        </w:rPr>
-      </w:r>
-      <w:r>
-        <w:rPr>
           <w:b/>
           <w:lang w:val="ar_AE" w:bidi="ar_AE"/>
         </w:rPr>
@@ -13686,22 +11933,6 @@
         <w:rPr>
           <w:lang w:val="ar_AE" w:bidi="ar_AE"/>
         </w:rPr>
-      </w:r>
-    </w:p>
-    <w:p>
-      <w:pPr>
-        <w:bidi/>
-      </w:pPr>
-      <w:r>
-        <w:rPr>
-          <w:lang w:val="ar_AE" w:bidi="ar_AE"/>
-        </w:rPr>
-      </w:r>
-      <w:r>
-        <w:rPr>
-          <w:lang w:val="ar_AE" w:bidi="ar_AE"/>
-        </w:rPr>
-        <w:t>טְמֵא־נֶ֛פֶשׁ</w:t>
       </w:r>
     </w:p>
     <w:p>
@@ -13825,22 +12056,6 @@
       </w:r>
       <w:r>
         <w:rPr>
-          <w:lang w:val="ar_AE" w:bidi="ar_AE"/>
-        </w:rPr>
-        <w:t>בְּ⁠כָל־אֵ֖לֶּה הֲ⁠יִטְמָ֑א</w:t>
-      </w:r>
-    </w:p>
-    <w:p>
-      <w:pPr>
-        <w:bidi/>
-      </w:pPr>
-      <w:r>
-        <w:rPr>
-          <w:lang w:val="ar_AE" w:bidi="ar_AE"/>
-        </w:rPr>
-      </w:r>
-      <w:r>
-        <w:rPr>
           <w:b/>
           <w:lang w:val="ar_AE" w:bidi="ar_AE"/>
         </w:rPr>
@@ -13960,22 +12175,6 @@
       </w:r>
       <w:r>
         <w:rPr>
-          <w:lang w:val="ar_AE" w:bidi="ar_AE"/>
-        </w:rPr>
-        <w:t>יִטְמָֽא</w:t>
-      </w:r>
-    </w:p>
-    <w:p>
-      <w:pPr>
-        <w:bidi/>
-      </w:pPr>
-      <w:r>
-        <w:rPr>
-          <w:lang w:val="ar_AE" w:bidi="ar_AE"/>
-        </w:rPr>
-      </w:r>
-      <w:r>
-        <w:rPr>
           <w:b/>
           <w:lang w:val="ar_AE" w:bidi="ar_AE"/>
         </w:rPr>
@@ -14082,22 +12281,6 @@
       </w:r>
       <w:r>
         <w:rPr>
-          <w:lang w:val="ar_AE" w:bidi="ar_AE"/>
-        </w:rPr>
-        <w:t>כֵּ֣ן הָֽ⁠עָם־הַ֠⁠זֶּה וְ⁠כֵן־הַ⁠גּ֨וֹי הַ⁠זֶּ֤ה לְ⁠פָנַ⁠י֙ נְאֻם־יְהוָ֔ה וְ⁠כֵ֖ן כָּל־מַעֲשֵׂ֣ה יְדֵי⁠הֶ֑ם וַ⁠אֲשֶׁ֥ר יַקְרִ֛יבוּ שָׁ֖ם טָמֵ֥א הֽוּא</w:t>
-      </w:r>
-    </w:p>
-    <w:p>
-      <w:pPr>
-        <w:bidi/>
-      </w:pPr>
-      <w:r>
-        <w:rPr>
-          <w:lang w:val="ar_AE" w:bidi="ar_AE"/>
-        </w:rPr>
-      </w:r>
-      <w:r>
-        <w:rPr>
           <w:b/>
           <w:lang w:val="ar_AE" w:bidi="ar_AE"/>
         </w:rPr>
@@ -14204,22 +12387,6 @@
       </w:r>
       <w:r>
         <w:rPr>
-          <w:lang w:val="ar_AE" w:bidi="ar_AE"/>
-        </w:rPr>
-        <w:t>כֵּ֣ן הָֽ⁠עָם־הַ֠⁠זֶּה וְ⁠כֵן־הַ⁠גּ֨וֹי הַ⁠זֶּ֤ה</w:t>
-      </w:r>
-    </w:p>
-    <w:p>
-      <w:pPr>
-        <w:bidi/>
-      </w:pPr>
-      <w:r>
-        <w:rPr>
-          <w:lang w:val="ar_AE" w:bidi="ar_AE"/>
-        </w:rPr>
-      </w:r>
-      <w:r>
-        <w:rPr>
           <w:b/>
           <w:lang w:val="ar_AE" w:bidi="ar_AE"/>
         </w:rPr>
@@ -14339,22 +12506,6 @@
       </w:r>
       <w:r>
         <w:rPr>
-          <w:lang w:val="ar_AE" w:bidi="ar_AE"/>
-        </w:rPr>
-        <w:t>כֵּ֣ן הָֽ⁠עָם־הַ֠⁠זֶּה וְ⁠כֵן־הַ⁠גּ֨וֹי הַ⁠זֶּ֤ה</w:t>
-      </w:r>
-    </w:p>
-    <w:p>
-      <w:pPr>
-        <w:bidi/>
-      </w:pPr>
-      <w:r>
-        <w:rPr>
-          <w:lang w:val="ar_AE" w:bidi="ar_AE"/>
-        </w:rPr>
-      </w:r>
-      <w:r>
-        <w:rPr>
           <w:b/>
           <w:lang w:val="ar_AE" w:bidi="ar_AE"/>
         </w:rPr>
@@ -14487,22 +12638,6 @@
       </w:r>
       <w:r>
         <w:rPr>
-          <w:lang w:val="ar_AE" w:bidi="ar_AE"/>
-        </w:rPr>
-        <w:t>לְ⁠פָנַ⁠י֙</w:t>
-      </w:r>
-    </w:p>
-    <w:p>
-      <w:pPr>
-        <w:bidi/>
-      </w:pPr>
-      <w:r>
-        <w:rPr>
-          <w:lang w:val="ar_AE" w:bidi="ar_AE"/>
-        </w:rPr>
-      </w:r>
-      <w:r>
-        <w:rPr>
           <w:b/>
           <w:lang w:val="ar_AE" w:bidi="ar_AE"/>
         </w:rPr>
@@ -14622,22 +12757,6 @@
       </w:r>
       <w:r>
         <w:rPr>
-          <w:lang w:val="ar_AE" w:bidi="ar_AE"/>
-        </w:rPr>
-        <w:t>לְ⁠פָנַ⁠י֙</w:t>
-      </w:r>
-    </w:p>
-    <w:p>
-      <w:pPr>
-        <w:bidi/>
-      </w:pPr>
-      <w:r>
-        <w:rPr>
-          <w:lang w:val="ar_AE" w:bidi="ar_AE"/>
-        </w:rPr>
-      </w:r>
-      <w:r>
-        <w:rPr>
           <w:b/>
           <w:lang w:val="ar_AE" w:bidi="ar_AE"/>
         </w:rPr>
@@ -14744,22 +12863,6 @@
       </w:r>
       <w:r>
         <w:rPr>
-          <w:lang w:val="ar_AE" w:bidi="ar_AE"/>
-        </w:rPr>
-        <w:t>וְ⁠כֵ֖ן כָּל־מַעֲשֵׂ֣ה יְדֵי⁠הֶ֑ם</w:t>
-      </w:r>
-    </w:p>
-    <w:p>
-      <w:pPr>
-        <w:bidi/>
-      </w:pPr>
-      <w:r>
-        <w:rPr>
-          <w:lang w:val="ar_AE" w:bidi="ar_AE"/>
-        </w:rPr>
-      </w:r>
-      <w:r>
-        <w:rPr>
           <w:b/>
           <w:lang w:val="ar_AE" w:bidi="ar_AE"/>
         </w:rPr>
@@ -14866,22 +12969,6 @@
         <w:rPr>
           <w:lang w:val="ar_AE" w:bidi="ar_AE"/>
         </w:rPr>
-      </w:r>
-    </w:p>
-    <w:p>
-      <w:pPr>
-        <w:bidi/>
-      </w:pPr>
-      <w:r>
-        <w:rPr>
-          <w:lang w:val="ar_AE" w:bidi="ar_AE"/>
-        </w:rPr>
-      </w:r>
-      <w:r>
-        <w:rPr>
-          <w:lang w:val="ar_AE" w:bidi="ar_AE"/>
-        </w:rPr>
-        <w:t>וַ⁠אֲשֶׁ֥ר יַקְרִ֛יבוּ שָׁ֖ם טָמֵ֥א הֽוּא</w:t>
       </w:r>
     </w:p>
     <w:p>
@@ -15032,22 +13119,6 @@
       </w:r>
       <w:r>
         <w:rPr>
-          <w:lang w:val="ar_AE" w:bidi="ar_AE"/>
-        </w:rPr>
-        <w:t>שִֽׂימוּ־נָ֣א לְבַבְ⁠כֶ֔ם</w:t>
-      </w:r>
-    </w:p>
-    <w:p>
-      <w:pPr>
-        <w:bidi/>
-      </w:pPr>
-      <w:r>
-        <w:rPr>
-          <w:lang w:val="ar_AE" w:bidi="ar_AE"/>
-        </w:rPr>
-      </w:r>
-      <w:r>
-        <w:rPr>
           <w:b/>
           <w:lang w:val="ar_AE" w:bidi="ar_AE"/>
         </w:rPr>
@@ -15172,22 +13243,6 @@
       </w:r>
       <w:r>
         <w:rPr>
-          <w:lang w:val="ar_AE" w:bidi="ar_AE"/>
-        </w:rPr>
-        <w:t>מִן־הַ⁠יּ֥וֹם הַ⁠זֶּ֖ה וָ⁠מָ֑עְלָ⁠ה</w:t>
-      </w:r>
-    </w:p>
-    <w:p>
-      <w:pPr>
-        <w:bidi/>
-      </w:pPr>
-      <w:r>
-        <w:rPr>
-          <w:lang w:val="ar_AE" w:bidi="ar_AE"/>
-        </w:rPr>
-      </w:r>
-      <w:r>
-        <w:rPr>
           <w:b/>
           <w:lang w:val="ar_AE" w:bidi="ar_AE"/>
         </w:rPr>
@@ -15307,22 +13362,6 @@
       </w:r>
       <w:r>
         <w:rPr>
-          <w:lang w:val="ar_AE" w:bidi="ar_AE"/>
-        </w:rPr>
-        <w:t>מִ⁠טֶּ֧רֶם שֽׂוּם־אֶ֛בֶן אֶל־אֶ֖בֶן בְּ⁠הֵיכַ֥ל יְהוָֽה</w:t>
-      </w:r>
-    </w:p>
-    <w:p>
-      <w:pPr>
-        <w:bidi/>
-      </w:pPr>
-      <w:r>
-        <w:rPr>
-          <w:lang w:val="ar_AE" w:bidi="ar_AE"/>
-        </w:rPr>
-      </w:r>
-      <w:r>
-        <w:rPr>
           <w:b/>
           <w:lang w:val="ar_AE" w:bidi="ar_AE"/>
         </w:rPr>
@@ -15429,22 +13468,6 @@
       </w:r>
       <w:r>
         <w:rPr>
-          <w:lang w:val="ar_AE" w:bidi="ar_AE"/>
-        </w:rPr>
-        <w:t>בְּ⁠הֵיכַ֥ל יְהוָֽה</w:t>
-      </w:r>
-    </w:p>
-    <w:p>
-      <w:pPr>
-        <w:bidi/>
-      </w:pPr>
-      <w:r>
-        <w:rPr>
-          <w:lang w:val="ar_AE" w:bidi="ar_AE"/>
-        </w:rPr>
-      </w:r>
-      <w:r>
-        <w:rPr>
           <w:b/>
           <w:lang w:val="ar_AE" w:bidi="ar_AE"/>
         </w:rPr>
@@ -15551,22 +13574,6 @@
       </w:r>
       <w:r>
         <w:rPr>
-          <w:lang w:val="ar_AE" w:bidi="ar_AE"/>
-        </w:rPr>
-        <w:t>מִֽ⁠הְיוֹתָ֥⁠ם</w:t>
-      </w:r>
-    </w:p>
-    <w:p>
-      <w:pPr>
-        <w:bidi/>
-      </w:pPr>
-      <w:r>
-        <w:rPr>
-          <w:lang w:val="ar_AE" w:bidi="ar_AE"/>
-        </w:rPr>
-      </w:r>
-      <w:r>
-        <w:rPr>
           <w:b/>
           <w:lang w:val="ar_AE" w:bidi="ar_AE"/>
         </w:rPr>
@@ -15698,22 +13705,6 @@
       </w:r>
       <w:r>
         <w:rPr>
-          <w:lang w:val="ar_AE" w:bidi="ar_AE"/>
-        </w:rPr>
-        <w:t>בָּא֙ אֶל־עֲרֵמַ֣ת עֶשְׂרִ֔ים וְ⁠הָיְתָ֖ה עֲשָׂרָ֑ה</w:t>
-      </w:r>
-    </w:p>
-    <w:p>
-      <w:pPr>
-        <w:bidi/>
-      </w:pPr>
-      <w:r>
-        <w:rPr>
-          <w:lang w:val="ar_AE" w:bidi="ar_AE"/>
-        </w:rPr>
-      </w:r>
-      <w:r>
-        <w:rPr>
           <w:b/>
           <w:lang w:val="ar_AE" w:bidi="ar_AE"/>
         </w:rPr>
@@ -15820,22 +13811,6 @@
       </w:r>
       <w:r>
         <w:rPr>
-          <w:lang w:val="ar_AE" w:bidi="ar_AE"/>
-        </w:rPr>
-        <w:t>בָּא֙ אֶל־עֲרֵמַ֣ת עֶשְׂרִ֔ים וְ⁠הָיְתָ֖ה עֲשָׂרָ֑ה</w:t>
-      </w:r>
-    </w:p>
-    <w:p>
-      <w:pPr>
-        <w:bidi/>
-      </w:pPr>
-      <w:r>
-        <w:rPr>
-          <w:lang w:val="ar_AE" w:bidi="ar_AE"/>
-        </w:rPr>
-      </w:r>
-      <w:r>
-        <w:rPr>
           <w:b/>
           <w:lang w:val="ar_AE" w:bidi="ar_AE"/>
         </w:rPr>
@@ -15955,22 +13930,6 @@
       </w:r>
       <w:r>
         <w:rPr>
-          <w:lang w:val="ar_AE" w:bidi="ar_AE"/>
-        </w:rPr>
-        <w:t>בָּ֣א אֶל־הַ⁠יֶּ֗קֶב לַ⁠חְשֹׂף֙ חֲמִשִּׁ֣ים פּוּרָ֔ה וְ⁠הָיְתָ֖ה עֶשְׂרִֽים</w:t>
-      </w:r>
-    </w:p>
-    <w:p>
-      <w:pPr>
-        <w:bidi/>
-      </w:pPr>
-      <w:r>
-        <w:rPr>
-          <w:lang w:val="ar_AE" w:bidi="ar_AE"/>
-        </w:rPr>
-      </w:r>
-      <w:r>
-        <w:rPr>
           <w:b/>
           <w:lang w:val="ar_AE" w:bidi="ar_AE"/>
         </w:rPr>
@@ -16077,22 +14036,6 @@
       </w:r>
       <w:r>
         <w:rPr>
-          <w:lang w:val="ar_AE" w:bidi="ar_AE"/>
-        </w:rPr>
-        <w:t>חֲמִשִּׁ֣ים פּוּרָ֔ה</w:t>
-      </w:r>
-    </w:p>
-    <w:p>
-      <w:pPr>
-        <w:bidi/>
-      </w:pPr>
-      <w:r>
-        <w:rPr>
-          <w:lang w:val="ar_AE" w:bidi="ar_AE"/>
-        </w:rPr>
-      </w:r>
-      <w:r>
-        <w:rPr>
           <w:b/>
           <w:lang w:val="ar_AE" w:bidi="ar_AE"/>
         </w:rPr>
@@ -16212,22 +14155,6 @@
       </w:r>
       <w:r>
         <w:rPr>
-          <w:lang w:val="ar_AE" w:bidi="ar_AE"/>
-        </w:rPr>
-        <w:t>הִכֵּ֨יתִי אֶתְ⁠כֶ֜ם בַּ⁠שִּׁדָּפ֤וֹן וּ⁠בַ⁠יֵּֽרָקוֹן֙ וּ⁠בַ⁠בָּרָ֔ד אֵ֖ת כָּל־מַעֲשֵׂ֣ה יְדֵי⁠כֶ֑ם וְ⁠אֵין־אֶתְ⁠כֶ֥ם אֵלַ֖⁠י נְאֻם־יְהוָֽה</w:t>
-      </w:r>
-    </w:p>
-    <w:p>
-      <w:pPr>
-        <w:bidi/>
-      </w:pPr>
-      <w:r>
-        <w:rPr>
-          <w:lang w:val="ar_AE" w:bidi="ar_AE"/>
-        </w:rPr>
-      </w:r>
-      <w:r>
-        <w:rPr>
           <w:b/>
           <w:lang w:val="ar_AE" w:bidi="ar_AE"/>
         </w:rPr>
@@ -16334,22 +14261,6 @@
       </w:r>
       <w:r>
         <w:rPr>
-          <w:lang w:val="ar_AE" w:bidi="ar_AE"/>
-        </w:rPr>
-        <w:t>אֵ֖ת כָּל־מַעֲשֵׂ֣ה יְדֵי⁠כֶ֑ם</w:t>
-      </w:r>
-    </w:p>
-    <w:p>
-      <w:pPr>
-        <w:bidi/>
-      </w:pPr>
-      <w:r>
-        <w:rPr>
-          <w:lang w:val="ar_AE" w:bidi="ar_AE"/>
-        </w:rPr>
-      </w:r>
-      <w:r>
-        <w:rPr>
           <w:b/>
           <w:lang w:val="ar_AE" w:bidi="ar_AE"/>
         </w:rPr>
@@ -16443,22 +14354,6 @@
         <w:rPr>
           <w:lang w:val="ar_AE" w:bidi="ar_AE"/>
         </w:rPr>
-      </w:r>
-    </w:p>
-    <w:p>
-      <w:pPr>
-        <w:bidi/>
-      </w:pPr>
-      <w:r>
-        <w:rPr>
-          <w:lang w:val="ar_AE" w:bidi="ar_AE"/>
-        </w:rPr>
-      </w:r>
-      <w:r>
-        <w:rPr>
-          <w:lang w:val="ar_AE" w:bidi="ar_AE"/>
-        </w:rPr>
-        <w:t>אֵ֖ת כָּל־מַעֲשֵׂ֣ה יְדֵי⁠כֶ֑ם</w:t>
       </w:r>
     </w:p>
     <w:p>
@@ -16582,22 +14477,6 @@
       </w:r>
       <w:r>
         <w:rPr>
-          <w:lang w:val="ar_AE" w:bidi="ar_AE"/>
-        </w:rPr>
-        <w:t>וְ⁠אֵין־אֶתְ⁠כֶ֥ם אֵלַ֖⁠י</w:t>
-      </w:r>
-    </w:p>
-    <w:p>
-      <w:pPr>
-        <w:bidi/>
-      </w:pPr>
-      <w:r>
-        <w:rPr>
-          <w:lang w:val="ar_AE" w:bidi="ar_AE"/>
-        </w:rPr>
-      </w:r>
-      <w:r>
-        <w:rPr>
           <w:b/>
           <w:lang w:val="ar_AE" w:bidi="ar_AE"/>
         </w:rPr>
@@ -16691,22 +14570,6 @@
         <w:rPr>
           <w:lang w:val="ar_AE" w:bidi="ar_AE"/>
         </w:rPr>
-      </w:r>
-    </w:p>
-    <w:p>
-      <w:pPr>
-        <w:bidi/>
-      </w:pPr>
-      <w:r>
-        <w:rPr>
-          <w:lang w:val="ar_AE" w:bidi="ar_AE"/>
-        </w:rPr>
-      </w:r>
-      <w:r>
-        <w:rPr>
-          <w:lang w:val="ar_AE" w:bidi="ar_AE"/>
-        </w:rPr>
-        <w:t>שִׂימוּ &amp; לְבַבְ⁠כֶ֔ם</w:t>
       </w:r>
     </w:p>
     <w:p>
@@ -16844,22 +14707,6 @@
       </w:r>
       <w:r>
         <w:rPr>
-          <w:lang w:val="ar_AE" w:bidi="ar_AE"/>
-        </w:rPr>
-        <w:t>מִן־הַ⁠יּ֥וֹם הַ⁠זֶּ֖ה וָ⁠מָ֑עְלָ⁠ה מִ⁠יּוֹם֩ עֶשְׂרִ֨ים וְ⁠אַרְבָּעָ֜ה לַ⁠תְּשִׁיעִ֗י לְ⁠מִן־הַ⁠יּ֛וֹם אֲשֶׁר־יֻסַּ֥ד הֵֽיכַל־יְהוָ֖ה</w:t>
-      </w:r>
-    </w:p>
-    <w:p>
-      <w:pPr>
-        <w:bidi/>
-      </w:pPr>
-      <w:r>
-        <w:rPr>
-          <w:lang w:val="ar_AE" w:bidi="ar_AE"/>
-        </w:rPr>
-      </w:r>
-      <w:r>
-        <w:rPr>
           <w:b/>
           <w:lang w:val="ar_AE" w:bidi="ar_AE"/>
         </w:rPr>
@@ -17028,22 +14875,6 @@
       </w:r>
       <w:r>
         <w:rPr>
-          <w:lang w:val="ar_AE" w:bidi="ar_AE"/>
-        </w:rPr>
-        <w:t>מִ⁠יּוֹם֩ עֶשְׂרִ֨ים וְ⁠אַרְבָּעָ֜ה לַ⁠תְּשִׁיעִ֗י</w:t>
-      </w:r>
-    </w:p>
-    <w:p>
-      <w:pPr>
-        <w:bidi/>
-      </w:pPr>
-      <w:r>
-        <w:rPr>
-          <w:lang w:val="ar_AE" w:bidi="ar_AE"/>
-        </w:rPr>
-      </w:r>
-      <w:r>
-        <w:rPr>
           <w:b/>
           <w:lang w:val="ar_AE" w:bidi="ar_AE"/>
         </w:rPr>
@@ -17137,22 +14968,6 @@
         <w:rPr>
           <w:lang w:val="ar_AE" w:bidi="ar_AE"/>
         </w:rPr>
-      </w:r>
-    </w:p>
-    <w:p>
-      <w:pPr>
-        <w:bidi/>
-      </w:pPr>
-      <w:r>
-        <w:rPr>
-          <w:lang w:val="ar_AE" w:bidi="ar_AE"/>
-        </w:rPr>
-      </w:r>
-      <w:r>
-        <w:rPr>
-          <w:lang w:val="ar_AE" w:bidi="ar_AE"/>
-        </w:rPr>
-        <w:t>מִ⁠יּוֹם֩ עֶשְׂרִ֨ים וְ⁠אַרְבָּעָ֜ה לַ⁠תְּשִׁיעִ֗י</w:t>
       </w:r>
     </w:p>
     <w:p>
@@ -17276,22 +15091,6 @@
       </w:r>
       <w:r>
         <w:rPr>
-          <w:lang w:val="ar_AE" w:bidi="ar_AE"/>
-        </w:rPr>
-        <w:t>יֻסַּ֥ד הֵֽיכַל־יְהוָ֖ה</w:t>
-      </w:r>
-    </w:p>
-    <w:p>
-      <w:pPr>
-        <w:bidi/>
-      </w:pPr>
-      <w:r>
-        <w:rPr>
-          <w:lang w:val="ar_AE" w:bidi="ar_AE"/>
-        </w:rPr>
-      </w:r>
-      <w:r>
-        <w:rPr>
           <w:b/>
           <w:lang w:val="ar_AE" w:bidi="ar_AE"/>
         </w:rPr>
@@ -17398,22 +15197,6 @@
       </w:r>
       <w:r>
         <w:rPr>
-          <w:lang w:val="ar_AE" w:bidi="ar_AE"/>
-        </w:rPr>
-        <w:t>הֵֽיכַל־יְהוָ֖ה</w:t>
-      </w:r>
-    </w:p>
-    <w:p>
-      <w:pPr>
-        <w:bidi/>
-      </w:pPr>
-      <w:r>
-        <w:rPr>
-          <w:lang w:val="ar_AE" w:bidi="ar_AE"/>
-        </w:rPr>
-      </w:r>
-      <w:r>
-        <w:rPr>
           <w:b/>
           <w:lang w:val="ar_AE" w:bidi="ar_AE"/>
         </w:rPr>
@@ -17507,22 +15290,6 @@
         <w:rPr>
           <w:lang w:val="ar_AE" w:bidi="ar_AE"/>
         </w:rPr>
-      </w:r>
-    </w:p>
-    <w:p>
-      <w:pPr>
-        <w:bidi/>
-      </w:pPr>
-      <w:r>
-        <w:rPr>
-          <w:lang w:val="ar_AE" w:bidi="ar_AE"/>
-        </w:rPr>
-      </w:r>
-      <w:r>
-        <w:rPr>
-          <w:lang w:val="ar_AE" w:bidi="ar_AE"/>
-        </w:rPr>
-        <w:t>שִׂ֥ימוּ לְבַבְ⁠כֶֽם</w:t>
       </w:r>
     </w:p>
     <w:p>
@@ -17660,22 +15427,6 @@
       </w:r>
       <w:r>
         <w:rPr>
-          <w:lang w:val="ar_AE" w:bidi="ar_AE"/>
-        </w:rPr>
-        <w:t>הַ⁠ע֤וֹד הַ⁠זֶּ֨רַע֙ בַּ⁠מְּגוּרָ֔ה</w:t>
-      </w:r>
-    </w:p>
-    <w:p>
-      <w:pPr>
-        <w:bidi/>
-      </w:pPr>
-      <w:r>
-        <w:rPr>
-          <w:lang w:val="ar_AE" w:bidi="ar_AE"/>
-        </w:rPr>
-      </w:r>
-      <w:r>
-        <w:rPr>
           <w:b/>
           <w:lang w:val="ar_AE" w:bidi="ar_AE"/>
         </w:rPr>
@@ -17782,22 +15533,6 @@
       </w:r>
       <w:r>
         <w:rPr>
-          <w:lang w:val="ar_AE" w:bidi="ar_AE"/>
-        </w:rPr>
-        <w:t>מִן־הַ⁠יּ֥וֹם הַ⁠זֶּ֖ה אֲבָרֵֽךְ</w:t>
-      </w:r>
-    </w:p>
-    <w:p>
-      <w:pPr>
-        <w:bidi/>
-      </w:pPr>
-      <w:r>
-        <w:rPr>
-          <w:lang w:val="ar_AE" w:bidi="ar_AE"/>
-        </w:rPr>
-      </w:r>
-      <w:r>
-        <w:rPr>
           <w:b/>
           <w:lang w:val="ar_AE" w:bidi="ar_AE"/>
         </w:rPr>
@@ -17904,22 +15639,6 @@
       </w:r>
       <w:r>
         <w:rPr>
-          <w:lang w:val="ar_AE" w:bidi="ar_AE"/>
-        </w:rPr>
-        <w:t>מִן־הַ⁠יּ֥וֹם הַ⁠זֶּ֖ה</w:t>
-      </w:r>
-    </w:p>
-    <w:p>
-      <w:pPr>
-        <w:bidi/>
-      </w:pPr>
-      <w:r>
-        <w:rPr>
-          <w:lang w:val="ar_AE" w:bidi="ar_AE"/>
-        </w:rPr>
-      </w:r>
-      <w:r>
-        <w:rPr>
           <w:b/>
           <w:lang w:val="ar_AE" w:bidi="ar_AE"/>
         </w:rPr>
@@ -18013,22 +15732,6 @@
         <w:rPr>
           <w:lang w:val="ar_AE" w:bidi="ar_AE"/>
         </w:rPr>
-      </w:r>
-    </w:p>
-    <w:p>
-      <w:pPr>
-        <w:bidi/>
-      </w:pPr>
-      <w:r>
-        <w:rPr>
-          <w:lang w:val="ar_AE" w:bidi="ar_AE"/>
-        </w:rPr>
-      </w:r>
-      <w:r>
-        <w:rPr>
-          <w:lang w:val="ar_AE" w:bidi="ar_AE"/>
-        </w:rPr>
-        <w:t>וַ⁠יְהִ֨י דְבַר־יְהוָ֤ה ׀ שֵׁנִית֙ אֶל־חַגַּ֔י</w:t>
       </w:r>
     </w:p>
     <w:p>
@@ -18166,22 +15869,6 @@
       </w:r>
       <w:r>
         <w:rPr>
-          <w:lang w:val="ar_AE" w:bidi="ar_AE"/>
-        </w:rPr>
-        <w:t>שֵׁנִית֙</w:t>
-      </w:r>
-    </w:p>
-    <w:p>
-      <w:pPr>
-        <w:bidi/>
-      </w:pPr>
-      <w:r>
-        <w:rPr>
-          <w:lang w:val="ar_AE" w:bidi="ar_AE"/>
-        </w:rPr>
-      </w:r>
-      <w:r>
-        <w:rPr>
           <w:b/>
           <w:lang w:val="ar_AE" w:bidi="ar_AE"/>
         </w:rPr>
@@ -18288,22 +15975,6 @@
       </w:r>
       <w:r>
         <w:rPr>
-          <w:lang w:val="ar_AE" w:bidi="ar_AE"/>
-        </w:rPr>
-        <w:t>בְּ⁠עֶשְׂרִ֧ים וְ⁠אַרְבָּעָ֛ה לַ⁠חֹ֖דֶשׁ</w:t>
-      </w:r>
-    </w:p>
-    <w:p>
-      <w:pPr>
-        <w:bidi/>
-      </w:pPr>
-      <w:r>
-        <w:rPr>
-          <w:lang w:val="ar_AE" w:bidi="ar_AE"/>
-        </w:rPr>
-      </w:r>
-      <w:r>
-        <w:rPr>
           <w:b/>
           <w:lang w:val="ar_AE" w:bidi="ar_AE"/>
         </w:rPr>
@@ -18397,22 +16068,6 @@
         <w:rPr>
           <w:lang w:val="ar_AE" w:bidi="ar_AE"/>
         </w:rPr>
-      </w:r>
-    </w:p>
-    <w:p>
-      <w:pPr>
-        <w:bidi/>
-      </w:pPr>
-      <w:r>
-        <w:rPr>
-          <w:lang w:val="ar_AE" w:bidi="ar_AE"/>
-        </w:rPr>
-      </w:r>
-      <w:r>
-        <w:rPr>
-          <w:lang w:val="ar_AE" w:bidi="ar_AE"/>
-        </w:rPr>
-        <w:t>בְּ⁠עֶשְׂרִ֧ים וְ⁠אַרְבָּעָ֛ה לַ⁠חֹ֖דֶשׁ</w:t>
       </w:r>
     </w:p>
     <w:p>
@@ -18656,22 +16311,6 @@
       </w:r>
       <w:r>
         <w:rPr>
-          <w:lang w:val="ar_AE" w:bidi="ar_AE"/>
-        </w:rPr>
-        <w:t>אֱמֹ֕ר אֶל־זְרֻבָּבֶ֥ל פַּֽחַת־יְהוּדָ֖ה לֵ⁠אמֹ֑ר אֲנִ֣י מַרְעִ֔ישׁ אֶת־הַ⁠שָּׁמַ֖יִם וְ⁠אֶת־הָ⁠אָֽרֶץ</w:t>
-      </w:r>
-    </w:p>
-    <w:p>
-      <w:pPr>
-        <w:bidi/>
-      </w:pPr>
-      <w:r>
-        <w:rPr>
-          <w:lang w:val="ar_AE" w:bidi="ar_AE"/>
-        </w:rPr>
-      </w:r>
-      <w:r>
-        <w:rPr>
           <w:b/>
           <w:lang w:val="ar_AE" w:bidi="ar_AE"/>
         </w:rPr>
@@ -18765,22 +16404,6 @@
         <w:rPr>
           <w:lang w:val="ar_AE" w:bidi="ar_AE"/>
         </w:rPr>
-      </w:r>
-    </w:p>
-    <w:p>
-      <w:pPr>
-        <w:bidi/>
-      </w:pPr>
-      <w:r>
-        <w:rPr>
-          <w:lang w:val="ar_AE" w:bidi="ar_AE"/>
-        </w:rPr>
-      </w:r>
-      <w:r>
-        <w:rPr>
-          <w:lang w:val="ar_AE" w:bidi="ar_AE"/>
-        </w:rPr>
-        <w:t>אֲנִ֣י מַרְעִ֔ישׁ אֶת־הַ⁠שָּׁמַ֖יִם וְ⁠אֶת־הָ⁠אָֽרֶץ</w:t>
       </w:r>
     </w:p>
     <w:p>
@@ -18918,22 +16541,6 @@
       </w:r>
       <w:r>
         <w:rPr>
-          <w:lang w:val="ar_AE" w:bidi="ar_AE"/>
-        </w:rPr>
-        <w:t>אֶת־הַ⁠שָּׁמַ֖יִם וְ⁠אֶת־הָ⁠אָֽרֶץ</w:t>
-      </w:r>
-    </w:p>
-    <w:p>
-      <w:pPr>
-        <w:bidi/>
-      </w:pPr>
-      <w:r>
-        <w:rPr>
-          <w:lang w:val="ar_AE" w:bidi="ar_AE"/>
-        </w:rPr>
-      </w:r>
-      <w:r>
-        <w:rPr>
           <w:b/>
           <w:lang w:val="ar_AE" w:bidi="ar_AE"/>
         </w:rPr>
@@ -19070,22 +16677,6 @@
       </w:r>
       <w:r>
         <w:rPr>
-          <w:lang w:val="ar_AE" w:bidi="ar_AE"/>
-        </w:rPr>
-        <w:t>כִּסֵּ֣א מַמְלָכ֔וֹת</w:t>
-      </w:r>
-    </w:p>
-    <w:p>
-      <w:pPr>
-        <w:bidi/>
-      </w:pPr>
-      <w:r>
-        <w:rPr>
-          <w:lang w:val="ar_AE" w:bidi="ar_AE"/>
-        </w:rPr>
-      </w:r>
-      <w:r>
-        <w:rPr>
           <w:b/>
           <w:lang w:val="ar_AE" w:bidi="ar_AE"/>
         </w:rPr>
@@ -19218,22 +16809,6 @@
       </w:r>
       <w:r>
         <w:rPr>
-          <w:lang w:val="ar_AE" w:bidi="ar_AE"/>
-        </w:rPr>
-        <w:t>כִּסֵּ֣א מַמְלָכ֔וֹת</w:t>
-      </w:r>
-    </w:p>
-    <w:p>
-      <w:pPr>
-        <w:bidi/>
-      </w:pPr>
-      <w:r>
-        <w:rPr>
-          <w:lang w:val="ar_AE" w:bidi="ar_AE"/>
-        </w:rPr>
-      </w:r>
-      <w:r>
-        <w:rPr>
           <w:b/>
           <w:lang w:val="ar_AE" w:bidi="ar_AE"/>
         </w:rPr>
@@ -19326,22 +16901,6 @@
       </w:r>
       <w:r>
         <w:rPr>
-          <w:lang w:val="ar_AE" w:bidi="ar_AE"/>
-        </w:rPr>
-        <w:t>וְ⁠הָפַכְתִּ֤י מֶרְכָּבָה֙ וְ⁠רֹ֣כְבֶ֔י⁠הָ וְ⁠יָרְד֤וּ סוּסִים֙ וְ⁠רֹ֣כְבֵי⁠הֶ֔ם</w:t>
-      </w:r>
-    </w:p>
-    <w:p>
-      <w:pPr>
-        <w:bidi/>
-      </w:pPr>
-      <w:r>
-        <w:rPr>
-          <w:lang w:val="ar_AE" w:bidi="ar_AE"/>
-        </w:rPr>
-      </w:r>
-      <w:r>
-        <w:rPr>
           <w:b/>
           <w:lang w:val="ar_AE" w:bidi="ar_AE"/>
         </w:rPr>
@@ -19448,22 +17007,6 @@
       </w:r>
       <w:r>
         <w:rPr>
-          <w:lang w:val="ar_AE" w:bidi="ar_AE"/>
-        </w:rPr>
-        <w:t>מֶרְכָּבָה֙ וְ⁠רֹ֣כְבֶ֔י⁠הָ</w:t>
-      </w:r>
-    </w:p>
-    <w:p>
-      <w:pPr>
-        <w:bidi/>
-      </w:pPr>
-      <w:r>
-        <w:rPr>
-          <w:lang w:val="ar_AE" w:bidi="ar_AE"/>
-        </w:rPr>
-      </w:r>
-      <w:r>
-        <w:rPr>
           <w:b/>
           <w:lang w:val="ar_AE" w:bidi="ar_AE"/>
         </w:rPr>
@@ -19596,22 +17139,6 @@
       </w:r>
       <w:r>
         <w:rPr>
-          <w:lang w:val="ar_AE" w:bidi="ar_AE"/>
-        </w:rPr>
-        <w:t>וְ⁠יָרְד֤וּ</w:t>
-      </w:r>
-    </w:p>
-    <w:p>
-      <w:pPr>
-        <w:bidi/>
-      </w:pPr>
-      <w:r>
-        <w:rPr>
-          <w:lang w:val="ar_AE" w:bidi="ar_AE"/>
-        </w:rPr>
-      </w:r>
-      <w:r>
-        <w:rPr>
           <w:b/>
           <w:lang w:val="ar_AE" w:bidi="ar_AE"/>
         </w:rPr>
@@ -19731,22 +17258,6 @@
         <w:rPr>
           <w:lang w:val="ar_AE" w:bidi="ar_AE"/>
         </w:rPr>
-      </w:r>
-    </w:p>
-    <w:p>
-      <w:pPr>
-        <w:bidi/>
-      </w:pPr>
-      <w:r>
-        <w:rPr>
-          <w:lang w:val="ar_AE" w:bidi="ar_AE"/>
-        </w:rPr>
-      </w:r>
-      <w:r>
-        <w:rPr>
-          <w:lang w:val="ar_AE" w:bidi="ar_AE"/>
-        </w:rPr>
-        <w:t>אִ֖ישׁ בְּ⁠חֶ֥רֶב אָחִֽי⁠ו</w:t>
       </w:r>
     </w:p>
     <w:p>
@@ -19896,22 +17407,6 @@
       </w:r>
       <w:r>
         <w:rPr>
-          <w:lang w:val="ar_AE" w:bidi="ar_AE"/>
-        </w:rPr>
-        <w:t>אִ֖ישׁ בְּ⁠חֶ֥רֶב אָחִֽי⁠ו</w:t>
-      </w:r>
-    </w:p>
-    <w:p>
-      <w:pPr>
-        <w:bidi/>
-      </w:pPr>
-      <w:r>
-        <w:rPr>
-          <w:lang w:val="ar_AE" w:bidi="ar_AE"/>
-        </w:rPr>
-      </w:r>
-      <w:r>
-        <w:rPr>
           <w:b/>
           <w:lang w:val="ar_AE" w:bidi="ar_AE"/>
         </w:rPr>
@@ -20017,22 +17512,6 @@
       </w:r>
       <w:r>
         <w:rPr>
-          <w:lang w:val="ar_AE" w:bidi="ar_AE"/>
-        </w:rPr>
-        <w:t>אָחִֽי⁠ו</w:t>
-      </w:r>
-    </w:p>
-    <w:p>
-      <w:pPr>
-        <w:bidi/>
-      </w:pPr>
-      <w:r>
-        <w:rPr>
-          <w:lang w:val="ar_AE" w:bidi="ar_AE"/>
-        </w:rPr>
-      </w:r>
-      <w:r>
-        <w:rPr>
           <w:b/>
           <w:lang w:val="ar_AE" w:bidi="ar_AE"/>
         </w:rPr>
@@ -20138,22 +17617,6 @@
       </w:r>
       <w:r>
         <w:rPr>
-          <w:lang w:val="ar_AE" w:bidi="ar_AE"/>
-        </w:rPr>
-        <w:t>בַּ⁠יּ֣וֹם הַ⁠ה֣וּא נְאֻם־יְהוָ֣ה צְבָא֡וֹת אֶ֠קָּחֲ⁠ךָ זְרֻבָּבֶ֨ל בֶּן־שְׁאַלְתִּיאֵ֤ל עַבְדִּ⁠י֙ נְאֻם־יְהוָ֔ה וְ⁠שַׂמְתִּ֖י⁠ךָ כַּֽ⁠חוֹתָ֑ם כִּֽי־בְ⁠ךָ֣ בָחַ֔רְתִּי נְאֻ֖ם יְהוָ֥ה צְבָאֽוֹת</w:t>
-      </w:r>
-    </w:p>
-    <w:p>
-      <w:pPr>
-        <w:bidi/>
-      </w:pPr>
-      <w:r>
-        <w:rPr>
-          <w:lang w:val="ar_AE" w:bidi="ar_AE"/>
-        </w:rPr>
-      </w:r>
-      <w:r>
-        <w:rPr>
           <w:b/>
           <w:lang w:val="ar_AE" w:bidi="ar_AE"/>
         </w:rPr>
@@ -20260,22 +17723,6 @@
       </w:r>
       <w:r>
         <w:rPr>
-          <w:lang w:val="ar_AE" w:bidi="ar_AE"/>
-        </w:rPr>
-        <w:t>בַּ⁠יּ֣וֹם הַ⁠ה֣וּא</w:t>
-      </w:r>
-    </w:p>
-    <w:p>
-      <w:pPr>
-        <w:bidi/>
-      </w:pPr>
-      <w:r>
-        <w:rPr>
-          <w:lang w:val="ar_AE" w:bidi="ar_AE"/>
-        </w:rPr>
-      </w:r>
-      <w:r>
-        <w:rPr>
           <w:b/>
           <w:lang w:val="ar_AE" w:bidi="ar_AE"/>
         </w:rPr>
@@ -20381,22 +17828,6 @@
       </w:r>
       <w:r>
         <w:rPr>
-          <w:lang w:val="ar_AE" w:bidi="ar_AE"/>
-        </w:rPr>
-        <w:t>אֶ֠קָּחֲ⁠ךָ &amp; וְ⁠שַׂמְתִּ֖י⁠ךָ &amp; בְ⁠ךָ֣ בָחַ֔רְתִּי</w:t>
-      </w:r>
-    </w:p>
-    <w:p>
-      <w:pPr>
-        <w:bidi/>
-      </w:pPr>
-      <w:r>
-        <w:rPr>
-          <w:lang w:val="ar_AE" w:bidi="ar_AE"/>
-        </w:rPr>
-      </w:r>
-      <w:r>
-        <w:rPr>
           <w:b/>
           <w:lang w:val="ar_AE" w:bidi="ar_AE"/>
         </w:rPr>
@@ -20531,22 +17962,6 @@
       </w:r>
       <w:r>
         <w:rPr>
-          <w:lang w:val="ar_AE" w:bidi="ar_AE"/>
-        </w:rPr>
-        <w:t>כַּֽ⁠חוֹתָ֑ם</w:t>
-      </w:r>
-    </w:p>
-    <w:p>
-      <w:pPr>
-        <w:bidi/>
-      </w:pPr>
-      <w:r>
-        <w:rPr>
-          <w:lang w:val="ar_AE" w:bidi="ar_AE"/>
-        </w:rPr>
-      </w:r>
-      <w:r>
-        <w:rPr>
           <w:b/>
           <w:lang w:val="ar_AE" w:bidi="ar_AE"/>
         </w:rPr>
@@ -20666,22 +18081,6 @@
       </w:r>
       <w:r>
         <w:rPr>
-          <w:lang w:val="ar_AE" w:bidi="ar_AE"/>
-        </w:rPr>
-        <w:t>כַּֽ⁠חוֹתָ֑ם</w:t>
-      </w:r>
-    </w:p>
-    <w:p>
-      <w:pPr>
-        <w:bidi/>
-      </w:pPr>
-      <w:r>
-        <w:rPr>
-          <w:lang w:val="ar_AE" w:bidi="ar_AE"/>
-        </w:rPr>
-      </w:r>
-      <w:r>
-        <w:rPr>
           <w:b/>
           <w:lang w:val="ar_AE" w:bidi="ar_AE"/>
         </w:rPr>
@@ -20750,6 +18149,208 @@
           <w:lang w:val="ar_AE" w:bidi="ar_AE"/>
         </w:rPr>
         <w:t>التشبيه</w:t>
+      </w:r>
+      <w:r>
+        <w:rPr>
+          <w:lang w:val="ar_AE" w:bidi="ar_AE"/>
+        </w:rPr>
+      </w:r>
+      <w:r>
+        <w:rPr>
+          <w:lang w:val="ar_AE" w:bidi="ar_AE"/>
+        </w:rPr>
+      </w:r>
+    </w:p>
+    <w:p>
+      <w:pPr>
+        <w:bidi/>
+      </w:pPr>
+      <w:r>
+        <w:rPr>
+          <w:lang w:val="ar_AE" w:bidi="ar_AE"/>
+        </w:rPr>
+      </w:r>
+    </w:p>
+    <w:p>
+      <w:pPr>
+        <w:pStyle w:val="Heading2"/>
+        <w:bidi/>
+      </w:pPr>
+      <w:r>
+        <w:rPr>
+          <w:lang w:val="ar_AE" w:bidi="ar_AE"/>
+        </w:rPr>
+        <w:t>ملاحظات عامة على حجّي 1</w:t>
+      </w:r>
+      <w:r>
+        <w:rPr>
+          <w:lang w:val="ar_AE" w:bidi="ar_AE"/>
+        </w:rPr>
+      </w:r>
+    </w:p>
+    <w:p>
+      <w:pPr>
+        <w:pStyle w:val="Heading3"/>
+        <w:bidi/>
+      </w:pPr>
+      <w:r>
+        <w:rPr>
+          <w:lang w:val="ar_AE" w:bidi="ar_AE"/>
+        </w:rPr>
+        <w:t>البنية وتنسيق النص</w:t>
+      </w:r>
+    </w:p>
+    <w:p>
+      <w:pPr>
+        <w:bidi/>
+      </w:pPr>
+      <w:r>
+        <w:rPr>
+          <w:lang w:val="ar_AE" w:bidi="ar_AE"/>
+        </w:rPr>
+      </w:r>
+      <w:r>
+        <w:rPr>
+          <w:lang w:val="ar_AE" w:bidi="ar_AE"/>
+        </w:rPr>
+        <w:t>يُقدّم هذا الإصحاح أول رسالة نبوية أعلنها حجّي باسم الرب إلى اليهود الذين عادوا من السبي البابلي.</w:t>
+      </w:r>
+    </w:p>
+    <w:p>
+      <w:pPr>
+        <w:bidi/>
+      </w:pPr>
+      <w:r>
+        <w:rPr>
+          <w:lang w:val="ar_AE" w:bidi="ar_AE"/>
+        </w:rPr>
+      </w:r>
+      <w:r>
+        <w:rPr>
+          <w:lang w:val="ar_AE" w:bidi="ar_AE"/>
+        </w:rPr>
+        <w:t>وبعض الترجمات تسهّل قراءة المقاطع الشعرية من خلال تحريكها إلى اليسار عن بقية النص.</w:t>
+      </w:r>
+      <w:r>
+        <w:rPr>
+          <w:lang w:val="ar_AE" w:bidi="ar_AE"/>
+        </w:rPr>
+      </w:r>
+      <w:r>
+        <w:rPr>
+          <w:lang w:val="ar_AE" w:bidi="ar_AE"/>
+        </w:rPr>
+      </w:r>
+    </w:p>
+    <w:p>
+      <w:pPr>
+        <w:bidi/>
+      </w:pPr>
+      <w:r>
+        <w:rPr>
+          <w:lang w:val="ar_AE" w:bidi="ar_AE"/>
+        </w:rPr>
+      </w:r>
+    </w:p>
+    <w:p>
+      <w:pPr>
+        <w:pStyle w:val="Heading2"/>
+        <w:bidi/>
+      </w:pPr>
+      <w:r>
+        <w:rPr>
+          <w:lang w:val="ar_AE" w:bidi="ar_AE"/>
+        </w:rPr>
+        <w:t>ملاحظات عامة على حجّي 2</w:t>
+      </w:r>
+      <w:r>
+        <w:rPr>
+          <w:lang w:val="ar_AE" w:bidi="ar_AE"/>
+        </w:rPr>
+      </w:r>
+    </w:p>
+    <w:p>
+      <w:pPr>
+        <w:pStyle w:val="Heading3"/>
+        <w:bidi/>
+      </w:pPr>
+      <w:r>
+        <w:rPr>
+          <w:lang w:val="ar_AE" w:bidi="ar_AE"/>
+        </w:rPr>
+        <w:t>البنية وتنسيق النص</w:t>
+      </w:r>
+    </w:p>
+    <w:p>
+      <w:pPr>
+        <w:bidi/>
+      </w:pPr>
+      <w:r>
+        <w:rPr>
+          <w:lang w:val="ar_AE" w:bidi="ar_AE"/>
+        </w:rPr>
+      </w:r>
+      <w:r>
+        <w:rPr>
+          <w:lang w:val="ar_AE" w:bidi="ar_AE"/>
+        </w:rPr>
+        <w:t>يتضمن هذا الإصحاح ثلاث نبوّات ألقاها حجّي على اليهود الذين عادوا من السبي: النبوّة الثانية (الآيات 1–9)، والثالثة (الآيات 10–19)، والرابعة (الآيات 20–23).</w:t>
+      </w:r>
+    </w:p>
+    <w:p>
+      <w:pPr>
+        <w:bidi/>
+      </w:pPr>
+      <w:r>
+        <w:rPr>
+          <w:lang w:val="ar_AE" w:bidi="ar_AE"/>
+        </w:rPr>
+      </w:r>
+      <w:r>
+        <w:rPr>
+          <w:lang w:val="ar_AE" w:bidi="ar_AE"/>
+        </w:rPr>
+        <w:t>بعض الترجمات تضع كل سطر من الشعر بعيدًا إلى اليسار مقارنة ببقية النص لتسهيل قراءته.</w:t>
+      </w:r>
+    </w:p>
+    <w:p>
+      <w:pPr>
+        <w:pStyle w:val="Heading3"/>
+        <w:bidi/>
+      </w:pPr>
+      <w:r>
+        <w:rPr>
+          <w:lang w:val="ar_AE" w:bidi="ar_AE"/>
+        </w:rPr>
+        <w:t>إشكالية الترجمة في هذا الإصحاح</w:t>
+      </w:r>
+    </w:p>
+    <w:p>
+      <w:pPr>
+        <w:pStyle w:val="Heading4"/>
+        <w:bidi/>
+      </w:pPr>
+      <w:r>
+        <w:rPr>
+          <w:lang w:val="ar_AE" w:bidi="ar_AE"/>
+        </w:rPr>
+        <w:t>مثال على التعليم بشأن النجاسة (الآيات 12–14)</w:t>
+      </w:r>
+    </w:p>
+    <w:p>
+      <w:pPr>
+        <w:bidi/>
+      </w:pPr>
+      <w:r>
+        <w:rPr>
+          <w:lang w:val="ar_AE" w:bidi="ar_AE"/>
+        </w:rPr>
+      </w:r>
+      <w:r>
+        <w:rPr>
+          <w:lang w:val="ar_AE" w:bidi="ar_AE"/>
+        </w:rPr>
+        <w:t>في النبوة الثالثة، يستخدم الرب حوارًا تعليميًا مع الكهنة ليكشف عمق خطية الشعب. يسأل حجّي: هل الشخص الطاهر يجعل الطعام الذي يلمسه مقدّسًا؟ والجواب: لا. ثم: هل الشخص النجس يجعل الطعام الذي يلمسه نجسًا؟ والجواب: نعم. ومن هنا، يخبر حجّي الناس أن الرب يعتبرهم في حالة نجاسة روحية، لأنهم لم يطيعوا الله ولم يعيدوا بناء الهيكل، وبالتالي فإن ذبائحهم نجسة وغير مقبولة. لقد نقلوا تلك النجاسة إلى الأطعمة التي قدموها كذبيحة، ولذلك فإن تلك الذبائح غير مقبولة لدى الرب. وبصورة أوضح: الرسالة من هذا المثال أن التقدمات التي يقدّمها الشعب لا تعوّض عن عصيانهم في عدم بناء الهيكل. بل إن عصيانهم هو ما يجعل تقدماتهم غير مقبولة. ملاحظات الآيات 11–14 ستقترح طرقًا تُبيّن هذا المعنى في الترجمة.</w:t>
       </w:r>
       <w:r>
         <w:rPr>

--- a/arb/docx/37.content.docx
+++ b/arb/docx/37.content.docx
@@ -22,7 +22,7 @@
         <w:rPr>
           <w:lang w:val="ar_AE" w:bidi="ar_AE"/>
         </w:rPr>
-        <w:t>Resource: ملاحظات الترجمة (كلمة متكشفة)</w:t>
+        <w:t>Resource: unfoldingWord® Translation Notes</w:t>
       </w:r>
       <w:r>
         <w:rPr>
@@ -96,7 +96,7 @@
         <w:rPr>
           <w:lang w:val="ar_AE" w:bidi="ar_AE"/>
         </w:rPr>
-        <w:t>ملاحظات الترجمة (كلمة متكشفة)</w:t>
+        <w:t>unfoldingWord® Translation Notes</w:t>
       </w:r>
     </w:p>
     <w:p>

--- a/arb/docx/37.content.docx
+++ b/arb/docx/37.content.docx
@@ -768,6 +768,22 @@
       </w:r>
       <w:r>
         <w:rPr>
+          <w:lang w:val="ar_AE" w:bidi="ar_AE"/>
+        </w:rPr>
+        <w:t>בִּ⁠שְׁנַ֤ת שְׁתַּ֨יִם֙ לְ⁠דָרְיָ֣וֶשׁ הַ⁠מֶּ֔לֶךְ</w:t>
+      </w:r>
+    </w:p>
+    <w:p>
+      <w:pPr>
+        <w:bidi/>
+      </w:pPr>
+      <w:r>
+        <w:rPr>
+          <w:lang w:val="ar_AE" w:bidi="ar_AE"/>
+        </w:rPr>
+      </w:r>
+      <w:r>
+        <w:rPr>
           <w:b/>
           <w:lang w:val="ar_AE" w:bidi="ar_AE"/>
         </w:rPr>
@@ -887,6 +903,22 @@
       </w:r>
       <w:r>
         <w:rPr>
+          <w:lang w:val="ar_AE" w:bidi="ar_AE"/>
+        </w:rPr>
+        <w:t>בִּ⁠שְׁנַ֤ת שְׁתַּ֨יִם֙ &amp; בַּ⁠חֹ֨דֶשׁ֙ הַ⁠שִּׁשִּׁ֔י בְּ⁠י֥וֹם אֶחָ֖ד לַ⁠חֹ֑דֶשׁ</w:t>
+      </w:r>
+    </w:p>
+    <w:p>
+      <w:pPr>
+        <w:bidi/>
+      </w:pPr>
+      <w:r>
+        <w:rPr>
+          <w:lang w:val="ar_AE" w:bidi="ar_AE"/>
+        </w:rPr>
+      </w:r>
+      <w:r>
+        <w:rPr>
           <w:b/>
           <w:lang w:val="ar_AE" w:bidi="ar_AE"/>
         </w:rPr>
@@ -1000,6 +1032,22 @@
       </w:r>
       <w:r>
         <w:rPr>
+          <w:lang w:val="ar_AE" w:bidi="ar_AE"/>
+        </w:rPr>
+        <w:t>בַּ⁠חֹ֨דֶשׁ֙ הַ⁠שִּׁשִּׁ֔י בְּ⁠י֥וֹם אֶחָ֖ד לַ⁠חֹ֑דֶשׁ</w:t>
+      </w:r>
+    </w:p>
+    <w:p>
+      <w:pPr>
+        <w:bidi/>
+      </w:pPr>
+      <w:r>
+        <w:rPr>
+          <w:lang w:val="ar_AE" w:bidi="ar_AE"/>
+        </w:rPr>
+      </w:r>
+      <w:r>
+        <w:rPr>
           <w:b/>
           <w:lang w:val="ar_AE" w:bidi="ar_AE"/>
         </w:rPr>
@@ -1119,6 +1167,22 @@
       </w:r>
       <w:r>
         <w:rPr>
+          <w:lang w:val="ar_AE" w:bidi="ar_AE"/>
+        </w:rPr>
+        <w:t>הָיָ֨ה דְבַר־יְהוָ֜ה בְּ⁠יַד־חַגַּ֣י הַ⁠נָּבִ֗יא</w:t>
+      </w:r>
+    </w:p>
+    <w:p>
+      <w:pPr>
+        <w:bidi/>
+      </w:pPr>
+      <w:r>
+        <w:rPr>
+          <w:lang w:val="ar_AE" w:bidi="ar_AE"/>
+        </w:rPr>
+      </w:r>
+      <w:r>
+        <w:rPr>
           <w:b/>
           <w:lang w:val="ar_AE" w:bidi="ar_AE"/>
         </w:rPr>
@@ -1238,6 +1302,22 @@
       </w:r>
       <w:r>
         <w:rPr>
+          <w:lang w:val="ar_AE" w:bidi="ar_AE"/>
+        </w:rPr>
+        <w:t>דְבַר־יְהוָ֜ה</w:t>
+      </w:r>
+    </w:p>
+    <w:p>
+      <w:pPr>
+        <w:bidi/>
+      </w:pPr>
+      <w:r>
+        <w:rPr>
+          <w:lang w:val="ar_AE" w:bidi="ar_AE"/>
+        </w:rPr>
+      </w:r>
+      <w:r>
+        <w:rPr>
           <w:b/>
           <w:lang w:val="ar_AE" w:bidi="ar_AE"/>
         </w:rPr>
@@ -1357,6 +1437,22 @@
       </w:r>
       <w:r>
         <w:rPr>
+          <w:lang w:val="ar_AE" w:bidi="ar_AE"/>
+        </w:rPr>
+        <w:t>כֹּ֥ה אָמַ֛ר יְהוָ֥ה צְבָא֖וֹת לֵ⁠אמֹ֑ר הָ⁠עָ֤ם הַ⁠זֶּה֙ אָֽמְר֔וּ לֹ֥א עֶת־בֹּ֛א עֶת־בֵּ֥ית יְהוָ֖ה לְ⁠הִבָּנֽוֹת</w:t>
+      </w:r>
+    </w:p>
+    <w:p>
+      <w:pPr>
+        <w:bidi/>
+      </w:pPr>
+      <w:r>
+        <w:rPr>
+          <w:lang w:val="ar_AE" w:bidi="ar_AE"/>
+        </w:rPr>
+      </w:r>
+      <w:r>
+        <w:rPr>
           <w:b/>
           <w:lang w:val="ar_AE" w:bidi="ar_AE"/>
         </w:rPr>
@@ -1463,6 +1559,22 @@
       </w:r>
       <w:r>
         <w:rPr>
+          <w:lang w:val="ar_AE" w:bidi="ar_AE"/>
+        </w:rPr>
+        <w:t>יְהוָ֥ה צְבָא֖וֹת</w:t>
+      </w:r>
+    </w:p>
+    <w:p>
+      <w:pPr>
+        <w:bidi/>
+      </w:pPr>
+      <w:r>
+        <w:rPr>
+          <w:lang w:val="ar_AE" w:bidi="ar_AE"/>
+        </w:rPr>
+      </w:r>
+      <w:r>
+        <w:rPr>
           <w:b/>
           <w:lang w:val="ar_AE" w:bidi="ar_AE"/>
         </w:rPr>
@@ -1555,6 +1667,22 @@
       </w:r>
       <w:r>
         <w:rPr>
+          <w:lang w:val="ar_AE" w:bidi="ar_AE"/>
+        </w:rPr>
+        <w:t>הָ⁠עָ֤ם הַ⁠זֶּה֙</w:t>
+      </w:r>
+    </w:p>
+    <w:p>
+      <w:pPr>
+        <w:bidi/>
+      </w:pPr>
+      <w:r>
+        <w:rPr>
+          <w:lang w:val="ar_AE" w:bidi="ar_AE"/>
+        </w:rPr>
+      </w:r>
+      <w:r>
+        <w:rPr>
           <w:b/>
           <w:lang w:val="ar_AE" w:bidi="ar_AE"/>
         </w:rPr>
@@ -1674,6 +1802,22 @@
       </w:r>
       <w:r>
         <w:rPr>
+          <w:lang w:val="ar_AE" w:bidi="ar_AE"/>
+        </w:rPr>
+        <w:t>עֶת־בֵּ֥ית יְהוָ֖ה</w:t>
+      </w:r>
+    </w:p>
+    <w:p>
+      <w:pPr>
+        <w:bidi/>
+      </w:pPr>
+      <w:r>
+        <w:rPr>
+          <w:lang w:val="ar_AE" w:bidi="ar_AE"/>
+        </w:rPr>
+      </w:r>
+      <w:r>
+        <w:rPr>
           <w:b/>
           <w:lang w:val="ar_AE" w:bidi="ar_AE"/>
         </w:rPr>
@@ -1780,6 +1924,22 @@
         <w:rPr>
           <w:lang w:val="ar_AE" w:bidi="ar_AE"/>
         </w:rPr>
+      </w:r>
+    </w:p>
+    <w:p>
+      <w:pPr>
+        <w:bidi/>
+      </w:pPr>
+      <w:r>
+        <w:rPr>
+          <w:lang w:val="ar_AE" w:bidi="ar_AE"/>
+        </w:rPr>
+      </w:r>
+      <w:r>
+        <w:rPr>
+          <w:lang w:val="ar_AE" w:bidi="ar_AE"/>
+        </w:rPr>
+        <w:t>וַֽ⁠יְהִי֙ דְּבַר־יְהוָ֔ה בְּ⁠יַד־חַגַּ֥י הַ⁠נָּבִ֖יא</w:t>
       </w:r>
     </w:p>
     <w:p>
@@ -1917,6 +2077,22 @@
       </w:r>
       <w:r>
         <w:rPr>
+          <w:lang w:val="ar_AE" w:bidi="ar_AE"/>
+        </w:rPr>
+        <w:t>הַ⁠עֵ֤ת לָ⁠כֶם֙ אַתֶּ֔ם לָ⁠שֶׁ֖בֶת בְּ⁠בָתֵּי⁠כֶ֣ם סְפוּנִ֑ים וְ⁠הַ⁠בַּ֥יִת הַ⁠זֶּ֖ה חָרֵֽב</w:t>
+      </w:r>
+    </w:p>
+    <w:p>
+      <w:pPr>
+        <w:bidi/>
+      </w:pPr>
+      <w:r>
+        <w:rPr>
+          <w:lang w:val="ar_AE" w:bidi="ar_AE"/>
+        </w:rPr>
+      </w:r>
+      <w:r>
+        <w:rPr>
           <w:b/>
           <w:lang w:val="ar_AE" w:bidi="ar_AE"/>
         </w:rPr>
@@ -2023,6 +2199,22 @@
       </w:r>
       <w:r>
         <w:rPr>
+          <w:lang w:val="ar_AE" w:bidi="ar_AE"/>
+        </w:rPr>
+        <w:t>לָ⁠כֶם֙ אַתֶּ֔ם &amp; בְּ⁠בָתֵּי⁠כֶ֣ם</w:t>
+      </w:r>
+    </w:p>
+    <w:p>
+      <w:pPr>
+        <w:bidi/>
+      </w:pPr>
+      <w:r>
+        <w:rPr>
+          <w:lang w:val="ar_AE" w:bidi="ar_AE"/>
+        </w:rPr>
+      </w:r>
+      <w:r>
+        <w:rPr>
           <w:b/>
           <w:lang w:val="ar_AE" w:bidi="ar_AE"/>
         </w:rPr>
@@ -2169,6 +2361,22 @@
       </w:r>
       <w:r>
         <w:rPr>
+          <w:lang w:val="ar_AE" w:bidi="ar_AE"/>
+        </w:rPr>
+        <w:t>סְפוּנִ֑ים</w:t>
+      </w:r>
+    </w:p>
+    <w:p>
+      <w:pPr>
+        <w:bidi/>
+      </w:pPr>
+      <w:r>
+        <w:rPr>
+          <w:lang w:val="ar_AE" w:bidi="ar_AE"/>
+        </w:rPr>
+      </w:r>
+      <w:r>
+        <w:rPr>
           <w:b/>
           <w:lang w:val="ar_AE" w:bidi="ar_AE"/>
         </w:rPr>
@@ -2288,6 +2496,22 @@
       </w:r>
       <w:r>
         <w:rPr>
+          <w:lang w:val="ar_AE" w:bidi="ar_AE"/>
+        </w:rPr>
+        <w:t>וְ⁠עַתָּ֕ה כֹּ֥ה אָמַ֖ר יְהוָ֣ה צְבָא֑וֹת שִׂ֥ימוּ לְבַבְ⁠כֶ֖ם עַל־דַּרְכֵי⁠כֶֽם</w:t>
+      </w:r>
+    </w:p>
+    <w:p>
+      <w:pPr>
+        <w:bidi/>
+      </w:pPr>
+      <w:r>
+        <w:rPr>
+          <w:lang w:val="ar_AE" w:bidi="ar_AE"/>
+        </w:rPr>
+      </w:r>
+      <w:r>
+        <w:rPr>
           <w:b/>
           <w:lang w:val="ar_AE" w:bidi="ar_AE"/>
         </w:rPr>
@@ -2394,6 +2618,22 @@
       </w:r>
       <w:r>
         <w:rPr>
+          <w:lang w:val="ar_AE" w:bidi="ar_AE"/>
+        </w:rPr>
+        <w:t>שִׂ֥ימוּ לְבַבְ⁠כֶ֖ם עַל־דַּרְכֵי⁠כֶֽם</w:t>
+      </w:r>
+    </w:p>
+    <w:p>
+      <w:pPr>
+        <w:bidi/>
+      </w:pPr>
+      <w:r>
+        <w:rPr>
+          <w:lang w:val="ar_AE" w:bidi="ar_AE"/>
+        </w:rPr>
+      </w:r>
+      <w:r>
+        <w:rPr>
           <w:b/>
           <w:lang w:val="ar_AE" w:bidi="ar_AE"/>
         </w:rPr>
@@ -2513,6 +2753,22 @@
       </w:r>
       <w:r>
         <w:rPr>
+          <w:lang w:val="ar_AE" w:bidi="ar_AE"/>
+        </w:rPr>
+        <w:t>לְבַבְ⁠כֶ֖ם</w:t>
+      </w:r>
+    </w:p>
+    <w:p>
+      <w:pPr>
+        <w:bidi/>
+      </w:pPr>
+      <w:r>
+        <w:rPr>
+          <w:lang w:val="ar_AE" w:bidi="ar_AE"/>
+        </w:rPr>
+      </w:r>
+      <w:r>
+        <w:rPr>
           <w:b/>
           <w:lang w:val="ar_AE" w:bidi="ar_AE"/>
         </w:rPr>
@@ -2632,6 +2888,22 @@
       </w:r>
       <w:r>
         <w:rPr>
+          <w:lang w:val="ar_AE" w:bidi="ar_AE"/>
+        </w:rPr>
+        <w:t>דַּרְכֵי⁠כֶֽם</w:t>
+      </w:r>
+    </w:p>
+    <w:p>
+      <w:pPr>
+        <w:bidi/>
+      </w:pPr>
+      <w:r>
+        <w:rPr>
+          <w:lang w:val="ar_AE" w:bidi="ar_AE"/>
+        </w:rPr>
+      </w:r>
+      <w:r>
+        <w:rPr>
           <w:b/>
           <w:lang w:val="ar_AE" w:bidi="ar_AE"/>
         </w:rPr>
@@ -2738,6 +3010,22 @@
       </w:r>
       <w:r>
         <w:rPr>
+          <w:lang w:val="ar_AE" w:bidi="ar_AE"/>
+        </w:rPr>
+        <w:t>וְ⁠אֵין־לְ⁠שָׂבְעָה֙</w:t>
+      </w:r>
+    </w:p>
+    <w:p>
+      <w:pPr>
+        <w:bidi/>
+      </w:pPr>
+      <w:r>
+        <w:rPr>
+          <w:lang w:val="ar_AE" w:bidi="ar_AE"/>
+        </w:rPr>
+      </w:r>
+      <w:r>
+        <w:rPr>
           <w:b/>
           <w:lang w:val="ar_AE" w:bidi="ar_AE"/>
         </w:rPr>
@@ -2857,6 +3145,22 @@
       </w:r>
       <w:r>
         <w:rPr>
+          <w:lang w:val="ar_AE" w:bidi="ar_AE"/>
+        </w:rPr>
+        <w:t>וְ⁠אֵין־לְ⁠שָׁכְרָ֔ה</w:t>
+      </w:r>
+    </w:p>
+    <w:p>
+      <w:pPr>
+        <w:bidi/>
+      </w:pPr>
+      <w:r>
+        <w:rPr>
+          <w:lang w:val="ar_AE" w:bidi="ar_AE"/>
+        </w:rPr>
+      </w:r>
+      <w:r>
+        <w:rPr>
           <w:b/>
           <w:lang w:val="ar_AE" w:bidi="ar_AE"/>
         </w:rPr>
@@ -2963,6 +3267,22 @@
       </w:r>
       <w:r>
         <w:rPr>
+          <w:lang w:val="ar_AE" w:bidi="ar_AE"/>
+        </w:rPr>
+        <w:t>לָב֖וֹשׁ וְ⁠אֵין־לְ⁠חֹ֣ם ל֑⁠וֹ</w:t>
+      </w:r>
+    </w:p>
+    <w:p>
+      <w:pPr>
+        <w:bidi/>
+      </w:pPr>
+      <w:r>
+        <w:rPr>
+          <w:lang w:val="ar_AE" w:bidi="ar_AE"/>
+        </w:rPr>
+      </w:r>
+      <w:r>
+        <w:rPr>
           <w:b/>
           <w:lang w:val="ar_AE" w:bidi="ar_AE"/>
         </w:rPr>
@@ -3069,6 +3389,22 @@
       </w:r>
       <w:r>
         <w:rPr>
+          <w:lang w:val="ar_AE" w:bidi="ar_AE"/>
+        </w:rPr>
+        <w:t>וְ⁠הַ֨⁠מִּשְׂתַּכֵּ֔ר מִשְׂתַּכֵּ֖ר אֶל־צְר֥וֹר נָקֽוּב</w:t>
+      </w:r>
+    </w:p>
+    <w:p>
+      <w:pPr>
+        <w:bidi/>
+      </w:pPr>
+      <w:r>
+        <w:rPr>
+          <w:lang w:val="ar_AE" w:bidi="ar_AE"/>
+        </w:rPr>
+      </w:r>
+      <w:r>
+        <w:rPr>
           <w:b/>
           <w:lang w:val="ar_AE" w:bidi="ar_AE"/>
         </w:rPr>
@@ -3175,6 +3511,22 @@
       </w:r>
       <w:r>
         <w:rPr>
+          <w:lang w:val="ar_AE" w:bidi="ar_AE"/>
+        </w:rPr>
+        <w:t>וְ⁠הַ֨⁠מִּשְׂתַּכֵּ֔ר מִשְׂתַּכֵּ֖ר אֶל־צְר֥וֹר נָקֽוּב</w:t>
+      </w:r>
+    </w:p>
+    <w:p>
+      <w:pPr>
+        <w:bidi/>
+      </w:pPr>
+      <w:r>
+        <w:rPr>
+          <w:lang w:val="ar_AE" w:bidi="ar_AE"/>
+        </w:rPr>
+      </w:r>
+      <w:r>
+        <w:rPr>
           <w:b/>
           <w:lang w:val="ar_AE" w:bidi="ar_AE"/>
         </w:rPr>
@@ -3293,6 +3645,22 @@
       </w:r>
       <w:r>
         <w:rPr>
+          <w:lang w:val="ar_AE" w:bidi="ar_AE"/>
+        </w:rPr>
+        <w:t>צְר֥וֹר נָקֽוּב</w:t>
+      </w:r>
+    </w:p>
+    <w:p>
+      <w:pPr>
+        <w:bidi/>
+      </w:pPr>
+      <w:r>
+        <w:rPr>
+          <w:lang w:val="ar_AE" w:bidi="ar_AE"/>
+        </w:rPr>
+      </w:r>
+      <w:r>
+        <w:rPr>
           <w:b/>
           <w:lang w:val="ar_AE" w:bidi="ar_AE"/>
         </w:rPr>
@@ -3399,6 +3767,22 @@
       </w:r>
       <w:r>
         <w:rPr>
+          <w:lang w:val="ar_AE" w:bidi="ar_AE"/>
+        </w:rPr>
+        <w:t>כֹּ֥ה אָמַ֖ר יְהוָ֣ה צְבָא֑וֹת שִׂ֥ימוּ לְבַבְ⁠כֶ֖ם עַל־דַּרְכֵי⁠כֶֽם</w:t>
+      </w:r>
+    </w:p>
+    <w:p>
+      <w:pPr>
+        <w:bidi/>
+      </w:pPr>
+      <w:r>
+        <w:rPr>
+          <w:lang w:val="ar_AE" w:bidi="ar_AE"/>
+        </w:rPr>
+      </w:r>
+      <w:r>
+        <w:rPr>
           <w:b/>
           <w:lang w:val="ar_AE" w:bidi="ar_AE"/>
         </w:rPr>
@@ -3492,6 +3876,22 @@
         <w:rPr>
           <w:lang w:val="ar_AE" w:bidi="ar_AE"/>
         </w:rPr>
+      </w:r>
+    </w:p>
+    <w:p>
+      <w:pPr>
+        <w:bidi/>
+      </w:pPr>
+      <w:r>
+        <w:rPr>
+          <w:lang w:val="ar_AE" w:bidi="ar_AE"/>
+        </w:rPr>
+      </w:r>
+      <w:r>
+        <w:rPr>
+          <w:lang w:val="ar_AE" w:bidi="ar_AE"/>
+        </w:rPr>
+        <w:t>שִׂ֥ימוּ לְבַבְ⁠כֶ֖ם עַל־דַּרְכֵי⁠כֶֽם</w:t>
       </w:r>
     </w:p>
     <w:p>
@@ -3615,6 +4015,22 @@
       </w:r>
       <w:r>
         <w:rPr>
+          <w:lang w:val="ar_AE" w:bidi="ar_AE"/>
+        </w:rPr>
+        <w:t>עֲל֥וּ הָ⁠הָ֛ר וַ⁠הֲבֵאתֶ֥ם עֵ֖ץ וּ⁠בְנ֣וּ הַ⁠בָּ֑יִת וְ⁠אֶרְצֶה־בּ֥⁠וֹ ו⁠אכבד אָמַ֥ר יְהוָֽה</w:t>
+      </w:r>
+    </w:p>
+    <w:p>
+      <w:pPr>
+        <w:bidi/>
+      </w:pPr>
+      <w:r>
+        <w:rPr>
+          <w:lang w:val="ar_AE" w:bidi="ar_AE"/>
+        </w:rPr>
+      </w:r>
+      <w:r>
+        <w:rPr>
           <w:b/>
           <w:lang w:val="ar_AE" w:bidi="ar_AE"/>
         </w:rPr>
@@ -3721,6 +4137,22 @@
       </w:r>
       <w:r>
         <w:rPr>
+          <w:lang w:val="ar_AE" w:bidi="ar_AE"/>
+        </w:rPr>
+        <w:t>הָ⁠הָ֛ר</w:t>
+      </w:r>
+    </w:p>
+    <w:p>
+      <w:pPr>
+        <w:bidi/>
+      </w:pPr>
+      <w:r>
+        <w:rPr>
+          <w:lang w:val="ar_AE" w:bidi="ar_AE"/>
+        </w:rPr>
+      </w:r>
+      <w:r>
+        <w:rPr>
           <w:b/>
           <w:lang w:val="ar_AE" w:bidi="ar_AE"/>
         </w:rPr>
@@ -3840,6 +4272,22 @@
       </w:r>
       <w:r>
         <w:rPr>
+          <w:lang w:val="ar_AE" w:bidi="ar_AE"/>
+        </w:rPr>
+        <w:t>ו⁠אכבד</w:t>
+      </w:r>
+    </w:p>
+    <w:p>
+      <w:pPr>
+        <w:bidi/>
+      </w:pPr>
+      <w:r>
+        <w:rPr>
+          <w:lang w:val="ar_AE" w:bidi="ar_AE"/>
+        </w:rPr>
+      </w:r>
+      <w:r>
+        <w:rPr>
           <w:b/>
           <w:lang w:val="ar_AE" w:bidi="ar_AE"/>
         </w:rPr>
@@ -3946,6 +4394,22 @@
       </w:r>
       <w:r>
         <w:rPr>
+          <w:lang w:val="ar_AE" w:bidi="ar_AE"/>
+        </w:rPr>
+        <w:t>פָּנֹ֤ה אֶל־הַרְבֵּה֙ וְ⁠הִנֵּ֣ה לִ⁠מְעָ֔ט וַ⁠הֲבֵאתֶ֥ם הַ⁠בַּ֖יִת וְ⁠נָפַ֣חְתִּי ב֑⁠וֹ יַ֣עַן מֶ֗ה נְאֻם֙ יְהוָ֣ה צְבָא֔וֹת יַ֗עַן בֵּיתִ⁠י֙ אֲשֶׁר־ה֣וּא חָרֵ֔ב וְ⁠אַתֶּ֥ם רָצִ֖ים אִ֥ישׁ לְ⁠בֵיתֽ⁠וֹ</w:t>
+      </w:r>
+    </w:p>
+    <w:p>
+      <w:pPr>
+        <w:bidi/>
+      </w:pPr>
+      <w:r>
+        <w:rPr>
+          <w:lang w:val="ar_AE" w:bidi="ar_AE"/>
+        </w:rPr>
+      </w:r>
+      <w:r>
+        <w:rPr>
           <w:b/>
           <w:lang w:val="ar_AE" w:bidi="ar_AE"/>
         </w:rPr>
@@ -4052,6 +4516,22 @@
       </w:r>
       <w:r>
         <w:rPr>
+          <w:lang w:val="ar_AE" w:bidi="ar_AE"/>
+        </w:rPr>
+        <w:t>וְ⁠הִנֵּ֣ה</w:t>
+      </w:r>
+    </w:p>
+    <w:p>
+      <w:pPr>
+        <w:bidi/>
+      </w:pPr>
+      <w:r>
+        <w:rPr>
+          <w:lang w:val="ar_AE" w:bidi="ar_AE"/>
+        </w:rPr>
+      </w:r>
+      <w:r>
+        <w:rPr>
           <w:b/>
           <w:lang w:val="ar_AE" w:bidi="ar_AE"/>
         </w:rPr>
@@ -4157,6 +4637,22 @@
       </w:r>
       <w:r>
         <w:rPr>
+          <w:lang w:val="ar_AE" w:bidi="ar_AE"/>
+        </w:rPr>
+        <w:t>וְ⁠הִנֵּ֣ה לִ⁠מְעָ֔ט</w:t>
+      </w:r>
+    </w:p>
+    <w:p>
+      <w:pPr>
+        <w:bidi/>
+      </w:pPr>
+      <w:r>
+        <w:rPr>
+          <w:lang w:val="ar_AE" w:bidi="ar_AE"/>
+        </w:rPr>
+      </w:r>
+      <w:r>
+        <w:rPr>
           <w:b/>
           <w:lang w:val="ar_AE" w:bidi="ar_AE"/>
         </w:rPr>
@@ -4263,6 +4759,22 @@
       </w:r>
       <w:r>
         <w:rPr>
+          <w:lang w:val="ar_AE" w:bidi="ar_AE"/>
+        </w:rPr>
+        <w:t>וְ⁠נָפַ֣חְתִּי ב֑⁠וֹ</w:t>
+      </w:r>
+    </w:p>
+    <w:p>
+      <w:pPr>
+        <w:bidi/>
+      </w:pPr>
+      <w:r>
+        <w:rPr>
+          <w:lang w:val="ar_AE" w:bidi="ar_AE"/>
+        </w:rPr>
+      </w:r>
+      <w:r>
+        <w:rPr>
           <w:b/>
           <w:lang w:val="ar_AE" w:bidi="ar_AE"/>
         </w:rPr>
@@ -4369,6 +4881,22 @@
       </w:r>
       <w:r>
         <w:rPr>
+          <w:lang w:val="ar_AE" w:bidi="ar_AE"/>
+        </w:rPr>
+        <w:t>יַ֣עַן מֶ֗ה &amp; יַ֗עַן בֵּיתִ⁠י֙</w:t>
+      </w:r>
+    </w:p>
+    <w:p>
+      <w:pPr>
+        <w:bidi/>
+      </w:pPr>
+      <w:r>
+        <w:rPr>
+          <w:lang w:val="ar_AE" w:bidi="ar_AE"/>
+        </w:rPr>
+      </w:r>
+      <w:r>
+        <w:rPr>
           <w:b/>
           <w:lang w:val="ar_AE" w:bidi="ar_AE"/>
         </w:rPr>
@@ -4489,6 +5017,22 @@
       </w:r>
       <w:r>
         <w:rPr>
+          <w:lang w:val="ar_AE" w:bidi="ar_AE"/>
+        </w:rPr>
+        <w:t>נְאֻם֙ יְהוָ֣ה צְבָא֔וֹת</w:t>
+      </w:r>
+    </w:p>
+    <w:p>
+      <w:pPr>
+        <w:bidi/>
+      </w:pPr>
+      <w:r>
+        <w:rPr>
+          <w:lang w:val="ar_AE" w:bidi="ar_AE"/>
+        </w:rPr>
+      </w:r>
+      <w:r>
+        <w:rPr>
           <w:b/>
           <w:lang w:val="ar_AE" w:bidi="ar_AE"/>
         </w:rPr>
@@ -4595,6 +5139,22 @@
       </w:r>
       <w:r>
         <w:rPr>
+          <w:lang w:val="ar_AE" w:bidi="ar_AE"/>
+        </w:rPr>
+        <w:t>וְ⁠אַתֶּ֥ם רָצִ֖ים אִ֥ישׁ לְ⁠בֵיתֽ⁠וֹ</w:t>
+      </w:r>
+    </w:p>
+    <w:p>
+      <w:pPr>
+        <w:bidi/>
+      </w:pPr>
+      <w:r>
+        <w:rPr>
+          <w:lang w:val="ar_AE" w:bidi="ar_AE"/>
+        </w:rPr>
+      </w:r>
+      <w:r>
+        <w:rPr>
           <w:b/>
           <w:lang w:val="ar_AE" w:bidi="ar_AE"/>
         </w:rPr>
@@ -4714,6 +5274,22 @@
       </w:r>
       <w:r>
         <w:rPr>
+          <w:lang w:val="ar_AE" w:bidi="ar_AE"/>
+        </w:rPr>
+        <w:t>וְ⁠אַתֶּ֥ם רָצִ֖ים אִ֥ישׁ לְ⁠בֵיתֽ⁠וֹ</w:t>
+      </w:r>
+    </w:p>
+    <w:p>
+      <w:pPr>
+        <w:bidi/>
+      </w:pPr>
+      <w:r>
+        <w:rPr>
+          <w:lang w:val="ar_AE" w:bidi="ar_AE"/>
+        </w:rPr>
+      </w:r>
+      <w:r>
+        <w:rPr>
           <w:b/>
           <w:lang w:val="ar_AE" w:bidi="ar_AE"/>
         </w:rPr>
@@ -4806,6 +5382,22 @@
       </w:r>
       <w:r>
         <w:rPr>
+          <w:lang w:val="ar_AE" w:bidi="ar_AE"/>
+        </w:rPr>
+        <w:t>כָּלְא֥וּ שָמַ֖יִם מִ⁠טָּ֑ל וְ⁠הָ⁠אָ֖רֶץ כָּלְאָ֥ה יְבוּלָֽ⁠הּ</w:t>
+      </w:r>
+    </w:p>
+    <w:p>
+      <w:pPr>
+        <w:bidi/>
+      </w:pPr>
+      <w:r>
+        <w:rPr>
+          <w:lang w:val="ar_AE" w:bidi="ar_AE"/>
+        </w:rPr>
+      </w:r>
+      <w:r>
+        <w:rPr>
           <w:b/>
           <w:lang w:val="ar_AE" w:bidi="ar_AE"/>
         </w:rPr>
@@ -4986,6 +5578,22 @@
       </w:r>
       <w:r>
         <w:rPr>
+          <w:lang w:val="ar_AE" w:bidi="ar_AE"/>
+        </w:rPr>
+        <w:t>עֲלֵי⁠כֶ֔ם כָּלְא֥וּ שָמַ֖יִם מִ⁠טָּ֑ל</w:t>
+      </w:r>
+    </w:p>
+    <w:p>
+      <w:pPr>
+        <w:bidi/>
+      </w:pPr>
+      <w:r>
+        <w:rPr>
+          <w:lang w:val="ar_AE" w:bidi="ar_AE"/>
+        </w:rPr>
+      </w:r>
+      <w:r>
+        <w:rPr>
           <w:b/>
           <w:lang w:val="ar_AE" w:bidi="ar_AE"/>
         </w:rPr>
@@ -5105,6 +5713,22 @@
         <w:rPr>
           <w:lang w:val="ar_AE" w:bidi="ar_AE"/>
         </w:rPr>
+      </w:r>
+    </w:p>
+    <w:p>
+      <w:pPr>
+        <w:bidi/>
+      </w:pPr>
+      <w:r>
+        <w:rPr>
+          <w:lang w:val="ar_AE" w:bidi="ar_AE"/>
+        </w:rPr>
+      </w:r>
+      <w:r>
+        <w:rPr>
+          <w:lang w:val="ar_AE" w:bidi="ar_AE"/>
+        </w:rPr>
+        <w:t>עַל־הָ⁠אָ֣רֶץ וְ⁠עַל־הֶ⁠הָרִ֗ים וְ⁠עַל־הַ⁠דָּגָן֙ וְ⁠עַל־הַ⁠תִּיר֣וֹשׁ וְ⁠עַל־הַ⁠יִּצְהָ֔ר וְ⁠עַ֛ל אֲשֶׁ֥ר תּוֹצִ֖יא הָ⁠אֲדָמָ֑ה וְ⁠עַל־הָֽ⁠אָדָם֙ וְ⁠עַל־הַ⁠בְּהֵמָ֔ה וְ⁠עַ֖ל כָּל־יְגִ֥יעַ כַּפָּֽיִם</w:t>
       </w:r>
     </w:p>
     <w:p>
@@ -5268,6 +5892,22 @@
       </w:r>
       <w:r>
         <w:rPr>
+          <w:lang w:val="ar_AE" w:bidi="ar_AE"/>
+        </w:rPr>
+        <w:t>וָ⁠אֶקְרָ֨א חֹ֜רֶב עַל־הָ⁠אָ֣רֶץ וְ⁠עַל־הֶ⁠הָרִ֗ים וְ⁠עַל־הַ⁠דָּגָן֙ וְ⁠עַל־הַ⁠תִּיר֣וֹשׁ וְ⁠עַל־הַ⁠יִּצְהָ֔ר וְ⁠עַ֛ל אֲשֶׁ֥ר תּוֹצִ֖יא הָ⁠אֲדָמָ֑ה וְ⁠עַל־הָֽ⁠אָדָם֙ וְ⁠עַל־הַ⁠בְּהֵמָ֔ה וְ⁠עַ֖ל כָּל־יְגִ֥יעַ כַּפָּֽיִם</w:t>
+      </w:r>
+    </w:p>
+    <w:p>
+      <w:pPr>
+        <w:bidi/>
+      </w:pPr>
+      <w:r>
+        <w:rPr>
+          <w:lang w:val="ar_AE" w:bidi="ar_AE"/>
+        </w:rPr>
+      </w:r>
+      <w:r>
+        <w:rPr>
           <w:b/>
           <w:lang w:val="ar_AE" w:bidi="ar_AE"/>
         </w:rPr>
@@ -5399,6 +6039,22 @@
       </w:r>
       <w:r>
         <w:rPr>
+          <w:lang w:val="ar_AE" w:bidi="ar_AE"/>
+        </w:rPr>
+        <w:t>וָ⁠אֶקְרָ֨א</w:t>
+      </w:r>
+    </w:p>
+    <w:p>
+      <w:pPr>
+        <w:bidi/>
+      </w:pPr>
+      <w:r>
+        <w:rPr>
+          <w:lang w:val="ar_AE" w:bidi="ar_AE"/>
+        </w:rPr>
+      </w:r>
+      <w:r>
+        <w:rPr>
           <w:b/>
           <w:lang w:val="ar_AE" w:bidi="ar_AE"/>
         </w:rPr>
@@ -5505,6 +6161,22 @@
       </w:r>
       <w:r>
         <w:rPr>
+          <w:lang w:val="ar_AE" w:bidi="ar_AE"/>
+        </w:rPr>
+        <w:t>וְ⁠עַל־הַ⁠דָּגָן֙ וְ⁠עַל־הַ⁠תִּיר֣וֹשׁ וְ⁠עַל־הַ⁠יִּצְהָ֔ר</w:t>
+      </w:r>
+    </w:p>
+    <w:p>
+      <w:pPr>
+        <w:bidi/>
+      </w:pPr>
+      <w:r>
+        <w:rPr>
+          <w:lang w:val="ar_AE" w:bidi="ar_AE"/>
+        </w:rPr>
+      </w:r>
+      <w:r>
+        <w:rPr>
           <w:b/>
           <w:lang w:val="ar_AE" w:bidi="ar_AE"/>
         </w:rPr>
@@ -5650,6 +6322,22 @@
       </w:r>
       <w:r>
         <w:rPr>
+          <w:lang w:val="ar_AE" w:bidi="ar_AE"/>
+        </w:rPr>
+        <w:t>וְ⁠עַל־הָֽ⁠אָדָם֙ וְ⁠עַל־הַ⁠בְּהֵמָ֔ה</w:t>
+      </w:r>
+    </w:p>
+    <w:p>
+      <w:pPr>
+        <w:bidi/>
+      </w:pPr>
+      <w:r>
+        <w:rPr>
+          <w:lang w:val="ar_AE" w:bidi="ar_AE"/>
+        </w:rPr>
+      </w:r>
+      <w:r>
+        <w:rPr>
           <w:b/>
           <w:lang w:val="ar_AE" w:bidi="ar_AE"/>
         </w:rPr>
@@ -5782,6 +6470,22 @@
       </w:r>
       <w:r>
         <w:rPr>
+          <w:lang w:val="ar_AE" w:bidi="ar_AE"/>
+        </w:rPr>
+        <w:t>כַּפָּֽיִם</w:t>
+      </w:r>
+    </w:p>
+    <w:p>
+      <w:pPr>
+        <w:bidi/>
+      </w:pPr>
+      <w:r>
+        <w:rPr>
+          <w:lang w:val="ar_AE" w:bidi="ar_AE"/>
+        </w:rPr>
+      </w:r>
+      <w:r>
+        <w:rPr>
           <w:b/>
           <w:lang w:val="ar_AE" w:bidi="ar_AE"/>
         </w:rPr>
@@ -5901,6 +6605,22 @@
       </w:r>
       <w:r>
         <w:rPr>
+          <w:lang w:val="ar_AE" w:bidi="ar_AE"/>
+        </w:rPr>
+        <w:t>וַ⁠יִּשְׁמַ֣ע &amp; בְּ⁠קוֹל֙ יְהוָ֣ה אֱלֹֽהֵי⁠הֶ֔ם וְ⁠עַל־דִּבְרֵי֙ חַגַּ֣י הַ⁠נָּבִ֔יא</w:t>
+      </w:r>
+    </w:p>
+    <w:p>
+      <w:pPr>
+        <w:bidi/>
+      </w:pPr>
+      <w:r>
+        <w:rPr>
+          <w:lang w:val="ar_AE" w:bidi="ar_AE"/>
+        </w:rPr>
+      </w:r>
+      <w:r>
+        <w:rPr>
           <w:b/>
           <w:lang w:val="ar_AE" w:bidi="ar_AE"/>
         </w:rPr>
@@ -6034,6 +6754,22 @@
       </w:r>
       <w:r>
         <w:rPr>
+          <w:lang w:val="ar_AE" w:bidi="ar_AE"/>
+        </w:rPr>
+        <w:t>וַ⁠יִּשְׁמַ֣ע &amp; בְּ⁠קוֹל֙ יְהוָ֣ה אֱלֹֽהֵי⁠הֶ֔ם וְ⁠עַל־דִּבְרֵי֙ חַגַּ֣י הַ⁠נָּבִ֔יא</w:t>
+      </w:r>
+    </w:p>
+    <w:p>
+      <w:pPr>
+        <w:bidi/>
+      </w:pPr>
+      <w:r>
+        <w:rPr>
+          <w:lang w:val="ar_AE" w:bidi="ar_AE"/>
+        </w:rPr>
+      </w:r>
+      <w:r>
+        <w:rPr>
           <w:b/>
           <w:lang w:val="ar_AE" w:bidi="ar_AE"/>
         </w:rPr>
@@ -6152,6 +6888,22 @@
       </w:r>
       <w:r>
         <w:rPr>
+          <w:lang w:val="ar_AE" w:bidi="ar_AE"/>
+        </w:rPr>
+        <w:t>בְּ⁠קוֹל֙ יְהוָ֣ה אֱלֹֽהֵי⁠הֶ֔ם וְ⁠עַל־דִּבְרֵי֙ חַגַּ֣י הַ⁠נָּבִ֔יא</w:t>
+      </w:r>
+    </w:p>
+    <w:p>
+      <w:pPr>
+        <w:bidi/>
+      </w:pPr>
+      <w:r>
+        <w:rPr>
+          <w:lang w:val="ar_AE" w:bidi="ar_AE"/>
+        </w:rPr>
+      </w:r>
+      <w:r>
+        <w:rPr>
           <w:b/>
           <w:lang w:val="ar_AE" w:bidi="ar_AE"/>
         </w:rPr>
@@ -6271,6 +7023,22 @@
       </w:r>
       <w:r>
         <w:rPr>
+          <w:lang w:val="ar_AE" w:bidi="ar_AE"/>
+        </w:rPr>
+        <w:t>וַ⁠יִּֽירְא֥וּ הָ⁠עָ֖ם מִ⁠פְּנֵ֥י יְהוָֽה</w:t>
+      </w:r>
+    </w:p>
+    <w:p>
+      <w:pPr>
+        <w:bidi/>
+      </w:pPr>
+      <w:r>
+        <w:rPr>
+          <w:lang w:val="ar_AE" w:bidi="ar_AE"/>
+        </w:rPr>
+      </w:r>
+      <w:r>
+        <w:rPr>
           <w:b/>
           <w:lang w:val="ar_AE" w:bidi="ar_AE"/>
         </w:rPr>
@@ -6390,6 +7158,22 @@
       </w:r>
       <w:r>
         <w:rPr>
+          <w:lang w:val="ar_AE" w:bidi="ar_AE"/>
+        </w:rPr>
+        <w:t>אֲנִ֥י אִתְּ⁠כֶ֖ם נְאֻם־יְהוָֽה</w:t>
+      </w:r>
+    </w:p>
+    <w:p>
+      <w:pPr>
+        <w:bidi/>
+      </w:pPr>
+      <w:r>
+        <w:rPr>
+          <w:lang w:val="ar_AE" w:bidi="ar_AE"/>
+        </w:rPr>
+      </w:r>
+      <w:r>
+        <w:rPr>
           <w:b/>
           <w:lang w:val="ar_AE" w:bidi="ar_AE"/>
         </w:rPr>
@@ -6483,6 +7267,22 @@
         <w:rPr>
           <w:lang w:val="ar_AE" w:bidi="ar_AE"/>
         </w:rPr>
+      </w:r>
+    </w:p>
+    <w:p>
+      <w:pPr>
+        <w:bidi/>
+      </w:pPr>
+      <w:r>
+        <w:rPr>
+          <w:lang w:val="ar_AE" w:bidi="ar_AE"/>
+        </w:rPr>
+      </w:r>
+      <w:r>
+        <w:rPr>
+          <w:lang w:val="ar_AE" w:bidi="ar_AE"/>
+        </w:rPr>
+        <w:t>וַ⁠יָּ֣עַר יְהוָ֡ה אֶת־רוּחַ֩ זְרֻבָּבֶ֨ל בֶּן־שַׁלְתִּיאֵ֜ל פַּחַ֣ת יְהוּדָ֗ה וְ⁠אֶת־ר֨וּחַ֙ יְהוֹשֻׁ֤עַ בֶּן־יְהוֹצָדָק֙ הַ⁠כֹּהֵ֣ן הַ⁠גָּד֔וֹל וְֽ⁠אֶת־ר֔וּחַ כֹּ֖ל שְׁאֵרִ֣ית הָ⁠עָ֑ם</w:t>
       </w:r>
     </w:p>
     <w:p>
@@ -6608,6 +7408,22 @@
       </w:r>
       <w:r>
         <w:rPr>
+          <w:lang w:val="ar_AE" w:bidi="ar_AE"/>
+        </w:rPr>
+        <w:t>וַ⁠יָּ֣עַר יְהוָ֡ה אֶת־רוּחַ֩ זְרֻבָּבֶ֨ל בֶּן־שַׁלְתִּיאֵ֜ל פַּחַ֣ת יְהוּדָ֗ה וְ⁠אֶת־ר֨וּחַ֙ יְהוֹשֻׁ֤עַ בֶּן־יְהוֹצָדָק֙ הַ⁠כֹּהֵ֣ן הַ⁠גָּד֔וֹל וְֽ⁠אֶת־ר֔וּחַ כֹּ֖ל שְׁאֵרִ֣ית הָ⁠עָ֑ם</w:t>
+      </w:r>
+    </w:p>
+    <w:p>
+      <w:pPr>
+        <w:bidi/>
+      </w:pPr>
+      <w:r>
+        <w:rPr>
+          <w:lang w:val="ar_AE" w:bidi="ar_AE"/>
+        </w:rPr>
+      </w:r>
+      <w:r>
+        <w:rPr>
           <w:b/>
           <w:lang w:val="ar_AE" w:bidi="ar_AE"/>
         </w:rPr>
@@ -6701,6 +7517,22 @@
         <w:rPr>
           <w:lang w:val="ar_AE" w:bidi="ar_AE"/>
         </w:rPr>
+      </w:r>
+    </w:p>
+    <w:p>
+      <w:pPr>
+        <w:bidi/>
+      </w:pPr>
+      <w:r>
+        <w:rPr>
+          <w:lang w:val="ar_AE" w:bidi="ar_AE"/>
+        </w:rPr>
+      </w:r>
+      <w:r>
+        <w:rPr>
+          <w:lang w:val="ar_AE" w:bidi="ar_AE"/>
+        </w:rPr>
+        <w:t>בְּ⁠י֨וֹם עֶשְׂרִ֧ים וְ⁠אַרְבָּעָ֛ה לַ⁠חֹ֖דֶשׁ בַּ⁠שִּׁשִּׁ֑י</w:t>
       </w:r>
     </w:p>
     <w:p>
@@ -6851,6 +7683,22 @@
       </w:r>
       <w:r>
         <w:rPr>
+          <w:lang w:val="ar_AE" w:bidi="ar_AE"/>
+        </w:rPr>
+        <w:t>בְּ⁠י֨וֹם עֶשְׂרִ֧ים וְ⁠אַרְבָּעָ֛ה לַ⁠חֹ֖דֶשׁ בַּ⁠שִּׁשִּׁ֑י בִּ⁠שְׁנַ֥ת שְׁתַּ֖יִם</w:t>
+      </w:r>
+    </w:p>
+    <w:p>
+      <w:pPr>
+        <w:bidi/>
+      </w:pPr>
+      <w:r>
+        <w:rPr>
+          <w:lang w:val="ar_AE" w:bidi="ar_AE"/>
+        </w:rPr>
+      </w:r>
+      <w:r>
+        <w:rPr>
           <w:b/>
           <w:lang w:val="ar_AE" w:bidi="ar_AE"/>
         </w:rPr>
@@ -6957,6 +7805,22 @@
       </w:r>
       <w:r>
         <w:rPr>
+          <w:lang w:val="ar_AE" w:bidi="ar_AE"/>
+        </w:rPr>
+        <w:t>בַּ⁠שְּׁבִיעִ֕י בְּ⁠עֶשְׂרִ֥ים וְ⁠אֶחָ֖ד לַ⁠חֹ֑דֶשׁ</w:t>
+      </w:r>
+    </w:p>
+    <w:p>
+      <w:pPr>
+        <w:bidi/>
+      </w:pPr>
+      <w:r>
+        <w:rPr>
+          <w:lang w:val="ar_AE" w:bidi="ar_AE"/>
+        </w:rPr>
+      </w:r>
+      <w:r>
+        <w:rPr>
           <w:b/>
           <w:lang w:val="ar_AE" w:bidi="ar_AE"/>
         </w:rPr>
@@ -7063,6 +7927,22 @@
       </w:r>
       <w:r>
         <w:rPr>
+          <w:lang w:val="ar_AE" w:bidi="ar_AE"/>
+        </w:rPr>
+        <w:t>בַּ⁠שְּׁבִיעִ֕י בְּ⁠עֶשְׂרִ֥ים וְ⁠אֶחָ֖ד לַ⁠חֹ֑דֶשׁ</w:t>
+      </w:r>
+    </w:p>
+    <w:p>
+      <w:pPr>
+        <w:bidi/>
+      </w:pPr>
+      <w:r>
+        <w:rPr>
+          <w:lang w:val="ar_AE" w:bidi="ar_AE"/>
+        </w:rPr>
+      </w:r>
+      <w:r>
+        <w:rPr>
           <w:b/>
           <w:lang w:val="ar_AE" w:bidi="ar_AE"/>
         </w:rPr>
@@ -7142,6 +8022,22 @@
         <w:rPr>
           <w:lang w:val="ar_AE" w:bidi="ar_AE"/>
         </w:rPr>
+      </w:r>
+    </w:p>
+    <w:p>
+      <w:pPr>
+        <w:bidi/>
+      </w:pPr>
+      <w:r>
+        <w:rPr>
+          <w:lang w:val="ar_AE" w:bidi="ar_AE"/>
+        </w:rPr>
+      </w:r>
+      <w:r>
+        <w:rPr>
+          <w:lang w:val="ar_AE" w:bidi="ar_AE"/>
+        </w:rPr>
+        <w:t>בַּ⁠שְּׁבִיעִ֕י בְּ⁠עֶשְׂרִ֥ים וְ⁠אֶחָ֖ד לַ⁠חֹ֑דֶשׁ</w:t>
       </w:r>
     </w:p>
     <w:p>
@@ -7305,6 +8201,22 @@
       </w:r>
       <w:r>
         <w:rPr>
+          <w:lang w:val="ar_AE" w:bidi="ar_AE"/>
+        </w:rPr>
+        <w:t>הָיָה֙ דְּבַר־יְהוָ֔ה בְּ⁠יַד־חַגַּ֥י הַ⁠נָּבִ֖יא</w:t>
+      </w:r>
+    </w:p>
+    <w:p>
+      <w:pPr>
+        <w:bidi/>
+      </w:pPr>
+      <w:r>
+        <w:rPr>
+          <w:lang w:val="ar_AE" w:bidi="ar_AE"/>
+        </w:rPr>
+      </w:r>
+      <w:r>
+        <w:rPr>
           <w:b/>
           <w:lang w:val="ar_AE" w:bidi="ar_AE"/>
         </w:rPr>
@@ -7429,6 +8341,22 @@
       </w:r>
       <w:r>
         <w:rPr>
+          <w:lang w:val="ar_AE" w:bidi="ar_AE"/>
+        </w:rPr>
+        <w:t>הָ⁠עָ֖ם לֵ⁠אמֹֽר</w:t>
+      </w:r>
+    </w:p>
+    <w:p>
+      <w:pPr>
+        <w:bidi/>
+      </w:pPr>
+      <w:r>
+        <w:rPr>
+          <w:lang w:val="ar_AE" w:bidi="ar_AE"/>
+        </w:rPr>
+      </w:r>
+      <w:r>
+        <w:rPr>
           <w:b/>
           <w:lang w:val="ar_AE" w:bidi="ar_AE"/>
         </w:rPr>
@@ -7535,6 +8463,22 @@
       </w:r>
       <w:r>
         <w:rPr>
+          <w:lang w:val="ar_AE" w:bidi="ar_AE"/>
+        </w:rPr>
+        <w:t>מִ֤י בָ⁠כֶם֙ הַ⁠נִּשְׁאָ֔ר אֲשֶׁ֤ר רָאָה֙ אֶת־הַ⁠בַּ֣יִת הַ⁠זֶּ֔ה בִּ⁠כְבוֹד֖⁠וֹ הָ⁠רִאשׁ֑וֹן וּ⁠מָ֨ה אַתֶּ֜ם רֹאִ֤ים אֹת⁠וֹ֙ עַ֔תָּה הֲ⁠ל֥וֹא כָמֹ֛⁠הוּ כְּ⁠אַ֖יִן בְּ⁠עֵינֵי⁠כֶֽם</w:t>
+      </w:r>
+    </w:p>
+    <w:p>
+      <w:pPr>
+        <w:bidi/>
+      </w:pPr>
+      <w:r>
+        <w:rPr>
+          <w:lang w:val="ar_AE" w:bidi="ar_AE"/>
+        </w:rPr>
+      </w:r>
+      <w:r>
+        <w:rPr>
           <w:b/>
           <w:lang w:val="ar_AE" w:bidi="ar_AE"/>
         </w:rPr>
@@ -7641,6 +8585,22 @@
       </w:r>
       <w:r>
         <w:rPr>
+          <w:lang w:val="ar_AE" w:bidi="ar_AE"/>
+        </w:rPr>
+        <w:t>מִ֤י בָ⁠כֶם֙ הַ⁠נִּשְׁאָ֔ר אֲשֶׁ֤ר רָאָה֙ אֶת־הַ⁠בַּ֣יִת הַ⁠זֶּ֔ה בִּ⁠כְבוֹד֖⁠וֹ הָ⁠רִאשׁ֑וֹן וּ⁠מָ֨ה אַתֶּ֜ם רֹאִ֤ים אֹת⁠וֹ֙ עַ֔תָּה הֲ⁠ל֥וֹא כָמֹ֛⁠הוּ כְּ⁠אַ֖יִן בְּ⁠עֵינֵי⁠כֶֽם</w:t>
+      </w:r>
+    </w:p>
+    <w:p>
+      <w:pPr>
+        <w:bidi/>
+      </w:pPr>
+      <w:r>
+        <w:rPr>
+          <w:lang w:val="ar_AE" w:bidi="ar_AE"/>
+        </w:rPr>
+      </w:r>
+      <w:r>
+        <w:rPr>
           <w:b/>
           <w:lang w:val="ar_AE" w:bidi="ar_AE"/>
         </w:rPr>
@@ -7733,6 +8693,22 @@
       </w:r>
       <w:r>
         <w:rPr>
+          <w:lang w:val="ar_AE" w:bidi="ar_AE"/>
+        </w:rPr>
+        <w:t>בָ⁠כֶם֙ הַ⁠נִּשְׁאָ֔ר אֲשֶׁ֤ר רָאָה֙ אֶת־הַ⁠בַּ֣יִת הַ⁠זֶּ֔ה</w:t>
+      </w:r>
+    </w:p>
+    <w:p>
+      <w:pPr>
+        <w:bidi/>
+      </w:pPr>
+      <w:r>
+        <w:rPr>
+          <w:lang w:val="ar_AE" w:bidi="ar_AE"/>
+        </w:rPr>
+      </w:r>
+      <w:r>
+        <w:rPr>
           <w:b/>
           <w:lang w:val="ar_AE" w:bidi="ar_AE"/>
         </w:rPr>
@@ -7839,6 +8815,22 @@
       </w:r>
       <w:r>
         <w:rPr>
+          <w:lang w:val="ar_AE" w:bidi="ar_AE"/>
+        </w:rPr>
+        <w:t>אֲשֶׁ֤ר רָאָה֙ אֶת־הַ⁠בַּ֣יִת הַ⁠זֶּ֔ה בִּ⁠כְבוֹד֖⁠וֹ הָ⁠רִאשׁ֑וֹן</w:t>
+      </w:r>
+    </w:p>
+    <w:p>
+      <w:pPr>
+        <w:bidi/>
+      </w:pPr>
+      <w:r>
+        <w:rPr>
+          <w:lang w:val="ar_AE" w:bidi="ar_AE"/>
+        </w:rPr>
+      </w:r>
+      <w:r>
+        <w:rPr>
           <w:b/>
           <w:lang w:val="ar_AE" w:bidi="ar_AE"/>
         </w:rPr>
@@ -7958,6 +8950,22 @@
       </w:r>
       <w:r>
         <w:rPr>
+          <w:lang w:val="ar_AE" w:bidi="ar_AE"/>
+        </w:rPr>
+        <w:t>כָמֹ֛⁠הוּ</w:t>
+      </w:r>
+    </w:p>
+    <w:p>
+      <w:pPr>
+        <w:bidi/>
+      </w:pPr>
+      <w:r>
+        <w:rPr>
+          <w:lang w:val="ar_AE" w:bidi="ar_AE"/>
+        </w:rPr>
+      </w:r>
+      <w:r>
+        <w:rPr>
           <w:b/>
           <w:lang w:val="ar_AE" w:bidi="ar_AE"/>
         </w:rPr>
@@ -8077,6 +9085,22 @@
       </w:r>
       <w:r>
         <w:rPr>
+          <w:lang w:val="ar_AE" w:bidi="ar_AE"/>
+        </w:rPr>
+        <w:t>הֲ⁠ל֥וֹא כָמֹ֛⁠הוּ כְּ⁠אַ֖יִן בְּ⁠עֵינֵי⁠כֶֽם</w:t>
+      </w:r>
+    </w:p>
+    <w:p>
+      <w:pPr>
+        <w:bidi/>
+      </w:pPr>
+      <w:r>
+        <w:rPr>
+          <w:lang w:val="ar_AE" w:bidi="ar_AE"/>
+        </w:rPr>
+      </w:r>
+      <w:r>
+        <w:rPr>
           <w:b/>
           <w:lang w:val="ar_AE" w:bidi="ar_AE"/>
         </w:rPr>
@@ -8196,6 +9220,22 @@
       </w:r>
       <w:r>
         <w:rPr>
+          <w:lang w:val="ar_AE" w:bidi="ar_AE"/>
+        </w:rPr>
+        <w:t>וְ⁠עַתָּ֣ה חֲזַ֣ק זְרֻבָּבֶ֣ל ׀ נְאֻם־יְהוָ֡ה וַ⁠חֲזַ֣ק יְהוֹשֻׁ֣עַ בֶּן־יְהוֹצָדָק֩ הַ⁠כֹּהֵ֨ן הַ⁠גָּד֜וֹל וַ⁠חֲזַ֨ק כָּל־עַ֥ם הָ⁠אָ֛רֶץ נְאֻם־יְהוָ֖ה וַֽ⁠עֲשׂ֑וּ כִּֽי־אֲנִ֣י אִתְּ⁠כֶ֔ם נְאֻ֖ם יְהוָ֥ה צְבָאֽוֹת</w:t>
+      </w:r>
+    </w:p>
+    <w:p>
+      <w:pPr>
+        <w:bidi/>
+      </w:pPr>
+      <w:r>
+        <w:rPr>
+          <w:lang w:val="ar_AE" w:bidi="ar_AE"/>
+        </w:rPr>
+      </w:r>
+      <w:r>
+        <w:rPr>
           <w:b/>
           <w:lang w:val="ar_AE" w:bidi="ar_AE"/>
         </w:rPr>
@@ -8289,6 +9329,22 @@
         <w:rPr>
           <w:lang w:val="ar_AE" w:bidi="ar_AE"/>
         </w:rPr>
+      </w:r>
+    </w:p>
+    <w:p>
+      <w:pPr>
+        <w:bidi/>
+      </w:pPr>
+      <w:r>
+        <w:rPr>
+          <w:lang w:val="ar_AE" w:bidi="ar_AE"/>
+        </w:rPr>
+      </w:r>
+      <w:r>
+        <w:rPr>
+          <w:lang w:val="ar_AE" w:bidi="ar_AE"/>
+        </w:rPr>
+        <w:t>כָּל־עַ֥ם הָ⁠אָ֛רֶץ</w:t>
       </w:r>
     </w:p>
     <w:p>
@@ -8430,6 +9486,22 @@
       </w:r>
       <w:r>
         <w:rPr>
+          <w:lang w:val="ar_AE" w:bidi="ar_AE"/>
+        </w:rPr>
+        <w:t>אֶֽת־הַ⁠דָּבָ֞ר אֲשֶׁר־כָּרַ֤תִּי אִתְּ⁠כֶם֙ בְּ⁠צֵאתְ⁠כֶ֣ם מִ⁠מִּצְרַ֔יִם וְ⁠רוּחִ֖⁠י עֹמֶ֣דֶת בְּ⁠תוֹכְ⁠כֶ֑ם אַל־תִּירָֽאוּ</w:t>
+      </w:r>
+    </w:p>
+    <w:p>
+      <w:pPr>
+        <w:bidi/>
+      </w:pPr>
+      <w:r>
+        <w:rPr>
+          <w:lang w:val="ar_AE" w:bidi="ar_AE"/>
+        </w:rPr>
+      </w:r>
+      <w:r>
+        <w:rPr>
           <w:b/>
           <w:lang w:val="ar_AE" w:bidi="ar_AE"/>
         </w:rPr>
@@ -8536,6 +9608,22 @@
       </w:r>
       <w:r>
         <w:rPr>
+          <w:lang w:val="ar_AE" w:bidi="ar_AE"/>
+        </w:rPr>
+        <w:t>אֶֽת־הַ⁠דָּבָ֞ר אֲשֶׁר־כָּרַ֤תִּי אִתְּ⁠כֶם֙</w:t>
+      </w:r>
+    </w:p>
+    <w:p>
+      <w:pPr>
+        <w:bidi/>
+      </w:pPr>
+      <w:r>
+        <w:rPr>
+          <w:lang w:val="ar_AE" w:bidi="ar_AE"/>
+        </w:rPr>
+      </w:r>
+      <w:r>
+        <w:rPr>
           <w:b/>
           <w:lang w:val="ar_AE" w:bidi="ar_AE"/>
         </w:rPr>
@@ -8642,6 +9730,22 @@
       </w:r>
       <w:r>
         <w:rPr>
+          <w:lang w:val="ar_AE" w:bidi="ar_AE"/>
+        </w:rPr>
+        <w:t>אֶֽת־הַ⁠דָּבָ֞ר אֲשֶׁר־כָּרַ֤תִּי אִתְּ⁠כֶם֙</w:t>
+      </w:r>
+    </w:p>
+    <w:p>
+      <w:pPr>
+        <w:bidi/>
+      </w:pPr>
+      <w:r>
+        <w:rPr>
+          <w:lang w:val="ar_AE" w:bidi="ar_AE"/>
+        </w:rPr>
+      </w:r>
+      <w:r>
+        <w:rPr>
           <w:b/>
           <w:lang w:val="ar_AE" w:bidi="ar_AE"/>
         </w:rPr>
@@ -8734,6 +9838,22 @@
         <w:rPr>
           <w:lang w:val="ar_AE" w:bidi="ar_AE"/>
         </w:rPr>
+      </w:r>
+    </w:p>
+    <w:p>
+      <w:pPr>
+        <w:bidi/>
+      </w:pPr>
+      <w:r>
+        <w:rPr>
+          <w:lang w:val="ar_AE" w:bidi="ar_AE"/>
+        </w:rPr>
+      </w:r>
+      <w:r>
+        <w:rPr>
+          <w:lang w:val="ar_AE" w:bidi="ar_AE"/>
+        </w:rPr>
+        <w:t>אֶֽת־הַ⁠דָּבָ֞ר אֲשֶׁר־כָּרַ֤תִּי אִתְּ⁠כֶם֙ בְּ⁠צֵאתְ⁠כֶ֣ם מִ⁠מִּצְרַ֔יִם</w:t>
       </w:r>
     </w:p>
     <w:p>
@@ -8910,6 +10030,22 @@
       </w:r>
       <w:r>
         <w:rPr>
+          <w:lang w:val="ar_AE" w:bidi="ar_AE"/>
+        </w:rPr>
+        <w:t>וְ⁠רוּחִ֖⁠י עֹמֶ֣דֶת בְּ⁠תוֹכְ⁠כֶ֑ם</w:t>
+      </w:r>
+    </w:p>
+    <w:p>
+      <w:pPr>
+        <w:bidi/>
+      </w:pPr>
+      <w:r>
+        <w:rPr>
+          <w:lang w:val="ar_AE" w:bidi="ar_AE"/>
+        </w:rPr>
+      </w:r>
+      <w:r>
+        <w:rPr>
           <w:b/>
           <w:lang w:val="ar_AE" w:bidi="ar_AE"/>
         </w:rPr>
@@ -9016,6 +10152,22 @@
       </w:r>
       <w:r>
         <w:rPr>
+          <w:lang w:val="ar_AE" w:bidi="ar_AE"/>
+        </w:rPr>
+        <w:t>כִּ֣י כֹ֤ה אָמַר֙ יְהוָ֣ה צְבָא֔וֹת ע֥וֹד אַחַ֖ת מְעַ֣ט הִ֑יא וַ⁠אֲנִ֗י מַרְעִישׁ֙ אֶת־הַ⁠שָּׁמַ֣יִם וְ⁠אֶת־הָ⁠אָ֔רֶץ וְ⁠אֶת־הַ⁠יָּ֖ם וְ⁠אֶת־הֶ⁠חָרָבָֽה</w:t>
+      </w:r>
+    </w:p>
+    <w:p>
+      <w:pPr>
+        <w:bidi/>
+      </w:pPr>
+      <w:r>
+        <w:rPr>
+          <w:lang w:val="ar_AE" w:bidi="ar_AE"/>
+        </w:rPr>
+      </w:r>
+      <w:r>
+        <w:rPr>
           <w:b/>
           <w:lang w:val="ar_AE" w:bidi="ar_AE"/>
         </w:rPr>
@@ -9122,6 +10274,22 @@
       </w:r>
       <w:r>
         <w:rPr>
+          <w:lang w:val="ar_AE" w:bidi="ar_AE"/>
+        </w:rPr>
+        <w:t>ע֥וֹד אַחַ֖ת מְעַ֣ט הִ֑יא וַ⁠אֲנִ֗י מַרְעִישׁ֙</w:t>
+      </w:r>
+    </w:p>
+    <w:p>
+      <w:pPr>
+        <w:bidi/>
+      </w:pPr>
+      <w:r>
+        <w:rPr>
+          <w:lang w:val="ar_AE" w:bidi="ar_AE"/>
+        </w:rPr>
+      </w:r>
+      <w:r>
+        <w:rPr>
           <w:b/>
           <w:lang w:val="ar_AE" w:bidi="ar_AE"/>
         </w:rPr>
@@ -9240,6 +10408,22 @@
       </w:r>
       <w:r>
         <w:rPr>
+          <w:lang w:val="ar_AE" w:bidi="ar_AE"/>
+        </w:rPr>
+        <w:t>וַ⁠אֲנִ֗י מַרְעִישׁ֙</w:t>
+      </w:r>
+    </w:p>
+    <w:p>
+      <w:pPr>
+        <w:bidi/>
+      </w:pPr>
+      <w:r>
+        <w:rPr>
+          <w:lang w:val="ar_AE" w:bidi="ar_AE"/>
+        </w:rPr>
+      </w:r>
+      <w:r>
+        <w:rPr>
           <w:b/>
           <w:lang w:val="ar_AE" w:bidi="ar_AE"/>
         </w:rPr>
@@ -9371,6 +10555,22 @@
       </w:r>
       <w:r>
         <w:rPr>
+          <w:lang w:val="ar_AE" w:bidi="ar_AE"/>
+        </w:rPr>
+        <w:t>אֶת־הַ⁠שָּׁמַ֣יִם וְ⁠אֶת־הָ⁠אָ֔רֶץ וְ⁠אֶת־הַ⁠יָּ֖ם וְ⁠אֶת־הֶ⁠חָרָבָֽה</w:t>
+      </w:r>
+    </w:p>
+    <w:p>
+      <w:pPr>
+        <w:bidi/>
+      </w:pPr>
+      <w:r>
+        <w:rPr>
+          <w:lang w:val="ar_AE" w:bidi="ar_AE"/>
+        </w:rPr>
+      </w:r>
+      <w:r>
+        <w:rPr>
           <w:b/>
           <w:lang w:val="ar_AE" w:bidi="ar_AE"/>
         </w:rPr>
@@ -9529,6 +10729,22 @@
       </w:r>
       <w:r>
         <w:rPr>
+          <w:lang w:val="ar_AE" w:bidi="ar_AE"/>
+        </w:rPr>
+        <w:t>וְ⁠הִרְעַשְׁתִּי֙ אֶת־כָּל־הַ⁠גּוֹיִ֔ם וּ⁠בָ֖אוּ חֶמְדַּ֣ת כָּל־הַ⁠גּוֹיִ֑ם וּ⁠מִלֵּאתִ֞י אֶת־הַ⁠בַּ֤יִת הַ⁠זֶּה֙ כָּב֔וֹד אָמַ֖ר יְהוָ֥ה צְבָאֽוֹת</w:t>
+      </w:r>
+    </w:p>
+    <w:p>
+      <w:pPr>
+        <w:bidi/>
+      </w:pPr>
+      <w:r>
+        <w:rPr>
+          <w:lang w:val="ar_AE" w:bidi="ar_AE"/>
+        </w:rPr>
+      </w:r>
+      <w:r>
+        <w:rPr>
           <w:b/>
           <w:lang w:val="ar_AE" w:bidi="ar_AE"/>
         </w:rPr>
@@ -9635,6 +10851,22 @@
       </w:r>
       <w:r>
         <w:rPr>
+          <w:lang w:val="ar_AE" w:bidi="ar_AE"/>
+        </w:rPr>
+        <w:t>וְ⁠הִרְעַשְׁתִּי֙ אֶת־כָּל־הַ⁠גּוֹיִ֔ם</w:t>
+      </w:r>
+    </w:p>
+    <w:p>
+      <w:pPr>
+        <w:bidi/>
+      </w:pPr>
+      <w:r>
+        <w:rPr>
+          <w:lang w:val="ar_AE" w:bidi="ar_AE"/>
+        </w:rPr>
+      </w:r>
+      <w:r>
+        <w:rPr>
           <w:b/>
           <w:lang w:val="ar_AE" w:bidi="ar_AE"/>
         </w:rPr>
@@ -9753,6 +10985,22 @@
       </w:r>
       <w:r>
         <w:rPr>
+          <w:lang w:val="ar_AE" w:bidi="ar_AE"/>
+        </w:rPr>
+        <w:t>וּ⁠מִלֵּאתִ֞י אֶת־הַ⁠בַּ֤יִת הַ⁠זֶּה֙ כָּב֔וֹד</w:t>
+      </w:r>
+    </w:p>
+    <w:p>
+      <w:pPr>
+        <w:bidi/>
+      </w:pPr>
+      <w:r>
+        <w:rPr>
+          <w:lang w:val="ar_AE" w:bidi="ar_AE"/>
+        </w:rPr>
+      </w:r>
+      <w:r>
+        <w:rPr>
           <w:b/>
           <w:lang w:val="ar_AE" w:bidi="ar_AE"/>
         </w:rPr>
@@ -9911,6 +11159,22 @@
       </w:r>
       <w:r>
         <w:rPr>
+          <w:lang w:val="ar_AE" w:bidi="ar_AE"/>
+        </w:rPr>
+        <w:t>לִ֥⁠י הַ⁠כֶּ֖סֶף וְ⁠לִ֣⁠י הַ⁠זָּהָ֑ב נְאֻ֖ם יְהוָ֥ה צְבָאֽוֹת</w:t>
+      </w:r>
+    </w:p>
+    <w:p>
+      <w:pPr>
+        <w:bidi/>
+      </w:pPr>
+      <w:r>
+        <w:rPr>
+          <w:lang w:val="ar_AE" w:bidi="ar_AE"/>
+        </w:rPr>
+      </w:r>
+      <w:r>
+        <w:rPr>
           <w:b/>
           <w:lang w:val="ar_AE" w:bidi="ar_AE"/>
         </w:rPr>
@@ -10017,6 +11281,22 @@
       </w:r>
       <w:r>
         <w:rPr>
+          <w:lang w:val="ar_AE" w:bidi="ar_AE"/>
+        </w:rPr>
+        <w:t>לִ֥⁠י הַ⁠כֶּ֖סֶף וְ⁠לִ֣⁠י הַ⁠זָּהָ֑ב</w:t>
+      </w:r>
+    </w:p>
+    <w:p>
+      <w:pPr>
+        <w:bidi/>
+      </w:pPr>
+      <w:r>
+        <w:rPr>
+          <w:lang w:val="ar_AE" w:bidi="ar_AE"/>
+        </w:rPr>
+      </w:r>
+      <w:r>
+        <w:rPr>
           <w:b/>
           <w:lang w:val="ar_AE" w:bidi="ar_AE"/>
         </w:rPr>
@@ -10109,6 +11389,22 @@
       </w:r>
       <w:r>
         <w:rPr>
+          <w:lang w:val="ar_AE" w:bidi="ar_AE"/>
+        </w:rPr>
+        <w:t>גָּד֣וֹל יִֽהְיֶ֡ה כְּבוֹד֩ הַ⁠בַּ֨יִת הַ⁠זֶּ֤ה הָ⁠אַֽחֲרוֹן֙ מִן־הָ֣⁠רִאשׁ֔וֹן אָמַ֖ר יְהוָ֣ה צְבָא֑וֹת וּ⁠בַ⁠מָּק֤וֹם הַ⁠זֶּה֙ אֶתֵּ֣ן שָׁל֔וֹם נְאֻ֖ם יְהוָ֥ה צְבָאֽוֹת</w:t>
+      </w:r>
+    </w:p>
+    <w:p>
+      <w:pPr>
+        <w:bidi/>
+      </w:pPr>
+      <w:r>
+        <w:rPr>
+          <w:lang w:val="ar_AE" w:bidi="ar_AE"/>
+        </w:rPr>
+      </w:r>
+      <w:r>
+        <w:rPr>
           <w:b/>
           <w:lang w:val="ar_AE" w:bidi="ar_AE"/>
         </w:rPr>
@@ -10215,6 +11511,22 @@
       </w:r>
       <w:r>
         <w:rPr>
+          <w:lang w:val="ar_AE" w:bidi="ar_AE"/>
+        </w:rPr>
+        <w:t>גָּד֣וֹל יִֽהְיֶ֡ה כְּבוֹד֩ הַ⁠בַּ֨יִת הַ⁠זֶּ֤ה הָ⁠אַֽחֲרוֹן֙ מִן־הָ֣⁠רִאשׁ֔וֹן</w:t>
+      </w:r>
+    </w:p>
+    <w:p>
+      <w:pPr>
+        <w:bidi/>
+      </w:pPr>
+      <w:r>
+        <w:rPr>
+          <w:lang w:val="ar_AE" w:bidi="ar_AE"/>
+        </w:rPr>
+      </w:r>
+      <w:r>
+        <w:rPr>
           <w:b/>
           <w:lang w:val="ar_AE" w:bidi="ar_AE"/>
         </w:rPr>
@@ -10321,6 +11633,22 @@
       </w:r>
       <w:r>
         <w:rPr>
+          <w:lang w:val="ar_AE" w:bidi="ar_AE"/>
+        </w:rPr>
+        <w:t>גָּד֣וֹל יִֽהְיֶ֡ה כְּבוֹד֩ הַ⁠בַּ֨יִת הַ⁠זֶּ֤ה הָ⁠אַֽחֲרוֹן֙ מִן־הָ֣⁠רִאשׁ֔וֹן</w:t>
+      </w:r>
+    </w:p>
+    <w:p>
+      <w:pPr>
+        <w:bidi/>
+      </w:pPr>
+      <w:r>
+        <w:rPr>
+          <w:lang w:val="ar_AE" w:bidi="ar_AE"/>
+        </w:rPr>
+      </w:r>
+      <w:r>
+        <w:rPr>
           <w:b/>
           <w:lang w:val="ar_AE" w:bidi="ar_AE"/>
         </w:rPr>
@@ -10426,6 +11754,22 @@
       </w:r>
       <w:r>
         <w:rPr>
+          <w:lang w:val="ar_AE" w:bidi="ar_AE"/>
+        </w:rPr>
+        <w:t>הַ⁠בַּ֨יִת</w:t>
+      </w:r>
+    </w:p>
+    <w:p>
+      <w:pPr>
+        <w:bidi/>
+      </w:pPr>
+      <w:r>
+        <w:rPr>
+          <w:lang w:val="ar_AE" w:bidi="ar_AE"/>
+        </w:rPr>
+      </w:r>
+      <w:r>
+        <w:rPr>
           <w:b/>
           <w:lang w:val="ar_AE" w:bidi="ar_AE"/>
         </w:rPr>
@@ -10558,6 +11902,22 @@
       </w:r>
       <w:r>
         <w:rPr>
+          <w:lang w:val="ar_AE" w:bidi="ar_AE"/>
+        </w:rPr>
+        <w:t>וּ⁠בַ⁠מָּק֤וֹם הַ⁠זֶּה֙ אֶתֵּ֣ן שָׁל֔וֹם</w:t>
+      </w:r>
+    </w:p>
+    <w:p>
+      <w:pPr>
+        <w:bidi/>
+      </w:pPr>
+      <w:r>
+        <w:rPr>
+          <w:lang w:val="ar_AE" w:bidi="ar_AE"/>
+        </w:rPr>
+      </w:r>
+      <w:r>
+        <w:rPr>
           <w:b/>
           <w:lang w:val="ar_AE" w:bidi="ar_AE"/>
         </w:rPr>
@@ -10690,6 +12050,22 @@
       </w:r>
       <w:r>
         <w:rPr>
+          <w:lang w:val="ar_AE" w:bidi="ar_AE"/>
+        </w:rPr>
+        <w:t>בְּ⁠עֶשְׂרִ֤ים וְ⁠אַרְבָּעָה֙ לַ⁠תְּשִׁיעִ֔י</w:t>
+      </w:r>
+    </w:p>
+    <w:p>
+      <w:pPr>
+        <w:bidi/>
+      </w:pPr>
+      <w:r>
+        <w:rPr>
+          <w:lang w:val="ar_AE" w:bidi="ar_AE"/>
+        </w:rPr>
+      </w:r>
+      <w:r>
+        <w:rPr>
           <w:b/>
           <w:lang w:val="ar_AE" w:bidi="ar_AE"/>
         </w:rPr>
@@ -10796,6 +12172,22 @@
       </w:r>
       <w:r>
         <w:rPr>
+          <w:lang w:val="ar_AE" w:bidi="ar_AE"/>
+        </w:rPr>
+        <w:t>בְּ⁠עֶשְׂרִ֤ים וְ⁠אַרְבָּעָה֙ לַ⁠תְּשִׁיעִ֔י בִּ⁠שְׁנַ֥ת שְׁתַּ֖יִם לְ⁠דָרְיָ֑וֶשׁ</w:t>
+      </w:r>
+    </w:p>
+    <w:p>
+      <w:pPr>
+        <w:bidi/>
+      </w:pPr>
+      <w:r>
+        <w:rPr>
+          <w:lang w:val="ar_AE" w:bidi="ar_AE"/>
+        </w:rPr>
+      </w:r>
+      <w:r>
+        <w:rPr>
           <w:b/>
           <w:lang w:val="ar_AE" w:bidi="ar_AE"/>
         </w:rPr>
@@ -10889,6 +12281,22 @@
         <w:rPr>
           <w:lang w:val="ar_AE" w:bidi="ar_AE"/>
         </w:rPr>
+      </w:r>
+    </w:p>
+    <w:p>
+      <w:pPr>
+        <w:bidi/>
+      </w:pPr>
+      <w:r>
+        <w:rPr>
+          <w:lang w:val="ar_AE" w:bidi="ar_AE"/>
+        </w:rPr>
+      </w:r>
+      <w:r>
+        <w:rPr>
+          <w:lang w:val="ar_AE" w:bidi="ar_AE"/>
+        </w:rPr>
+        <w:t>בְּ⁠עֶשְׂרִ֤ים וְ⁠אַרְבָּעָה֙ לַ⁠תְּשִׁיעִ֔י</w:t>
       </w:r>
     </w:p>
     <w:p>
@@ -11038,6 +12446,22 @@
       </w:r>
       <w:r>
         <w:rPr>
+          <w:lang w:val="ar_AE" w:bidi="ar_AE"/>
+        </w:rPr>
+        <w:t>הָיָה֙ דְּבַר־יְהוָ֔ה אֶל־חַגַּ֥י הַ⁠נָּבִ֖יא לֵ⁠אמֹֽר</w:t>
+      </w:r>
+    </w:p>
+    <w:p>
+      <w:pPr>
+        <w:bidi/>
+      </w:pPr>
+      <w:r>
+        <w:rPr>
+          <w:lang w:val="ar_AE" w:bidi="ar_AE"/>
+        </w:rPr>
+      </w:r>
+      <w:r>
+        <w:rPr>
           <w:b/>
           <w:lang w:val="ar_AE" w:bidi="ar_AE"/>
         </w:rPr>
@@ -11162,6 +12586,22 @@
       </w:r>
       <w:r>
         <w:rPr>
+          <w:lang w:val="ar_AE" w:bidi="ar_AE"/>
+        </w:rPr>
+        <w:t>כֹּ֥ה אָמַ֖ר יְהוָ֣ה צְבָא֑וֹת שְׁאַל־נָ֧א אֶת־הַ⁠כֹּהֲנִ֛ים תּוֹרָ֖ה לֵ⁠אמֹֽר</w:t>
+      </w:r>
+    </w:p>
+    <w:p>
+      <w:pPr>
+        <w:bidi/>
+      </w:pPr>
+      <w:r>
+        <w:rPr>
+          <w:lang w:val="ar_AE" w:bidi="ar_AE"/>
+        </w:rPr>
+      </w:r>
+      <w:r>
+        <w:rPr>
           <w:b/>
           <w:lang w:val="ar_AE" w:bidi="ar_AE"/>
         </w:rPr>
@@ -11268,6 +12708,22 @@
       </w:r>
       <w:r>
         <w:rPr>
+          <w:lang w:val="ar_AE" w:bidi="ar_AE"/>
+        </w:rPr>
+        <w:t>הֵ֣ן ׀ יִשָּׂא־אִ֨ישׁ בְּשַׂר־קֹ֜דֶשׁ בִּ⁠כְנַ֣ף בִּגְד֗⁠וֹ וְ⁠נָגַ֣ע בִּ֠⁠כְנָפ⁠וֹ אֶל־הַ⁠לֶּ֨חֶם וְ⁠אֶל־הַ⁠נָּזִ֜יד וְ⁠אֶל־הַ⁠יַּ֧יִן וְ⁠אֶל־שֶׁ֛מֶן וְ⁠אֶל־כָּל־מַאֲכָ֖ל הֲ⁠יִקְדָּ֑שׁ</w:t>
+      </w:r>
+    </w:p>
+    <w:p>
+      <w:pPr>
+        <w:bidi/>
+      </w:pPr>
+      <w:r>
+        <w:rPr>
+          <w:lang w:val="ar_AE" w:bidi="ar_AE"/>
+        </w:rPr>
+      </w:r>
+      <w:r>
+        <w:rPr>
           <w:b/>
           <w:lang w:val="ar_AE" w:bidi="ar_AE"/>
         </w:rPr>
@@ -11374,6 +12830,22 @@
       </w:r>
       <w:r>
         <w:rPr>
+          <w:lang w:val="ar_AE" w:bidi="ar_AE"/>
+        </w:rPr>
+        <w:t>הֵ֣ן ׀ יִשָּׂא־אִ֨ישׁ בְּשַׂר־קֹ֜דֶשׁ בִּ⁠כְנַ֣ף בִּגְד֗⁠וֹ וְ⁠נָגַ֣ע בִּ֠⁠כְנָפ⁠וֹ אֶל־הַ⁠לֶּ֨חֶם וְ⁠אֶל־הַ⁠נָּזִ֜יד וְ⁠אֶל־הַ⁠יַּ֧יִן וְ⁠אֶל־שֶׁ֛מֶן וְ⁠אֶל־כָּל־מַאֲכָ֖ל הֲ⁠יִקְדָּ֑שׁ</w:t>
+      </w:r>
+    </w:p>
+    <w:p>
+      <w:pPr>
+        <w:bidi/>
+      </w:pPr>
+      <w:r>
+        <w:rPr>
+          <w:lang w:val="ar_AE" w:bidi="ar_AE"/>
+        </w:rPr>
+      </w:r>
+      <w:r>
+        <w:rPr>
           <w:b/>
           <w:lang w:val="ar_AE" w:bidi="ar_AE"/>
         </w:rPr>
@@ -11466,6 +12938,22 @@
       </w:r>
       <w:r>
         <w:rPr>
+          <w:lang w:val="ar_AE" w:bidi="ar_AE"/>
+        </w:rPr>
+        <w:t>בְּשַׂר־קֹ֜דֶשׁ</w:t>
+      </w:r>
+    </w:p>
+    <w:p>
+      <w:pPr>
+        <w:bidi/>
+      </w:pPr>
+      <w:r>
+        <w:rPr>
+          <w:lang w:val="ar_AE" w:bidi="ar_AE"/>
+        </w:rPr>
+      </w:r>
+      <w:r>
+        <w:rPr>
           <w:b/>
           <w:lang w:val="ar_AE" w:bidi="ar_AE"/>
         </w:rPr>
@@ -11572,6 +13060,22 @@
         <w:rPr>
           <w:lang w:val="ar_AE" w:bidi="ar_AE"/>
         </w:rPr>
+      </w:r>
+    </w:p>
+    <w:p>
+      <w:pPr>
+        <w:bidi/>
+      </w:pPr>
+      <w:r>
+        <w:rPr>
+          <w:lang w:val="ar_AE" w:bidi="ar_AE"/>
+        </w:rPr>
+      </w:r>
+      <w:r>
+        <w:rPr>
+          <w:lang w:val="ar_AE" w:bidi="ar_AE"/>
+        </w:rPr>
+        <w:t>לֹֽא</w:t>
       </w:r>
     </w:p>
     <w:p>
@@ -11722,6 +13226,22 @@
       </w:r>
       <w:r>
         <w:rPr>
+          <w:lang w:val="ar_AE" w:bidi="ar_AE"/>
+        </w:rPr>
+        <w:t>טְמֵא־נֶ֛פֶשׁ</w:t>
+      </w:r>
+    </w:p>
+    <w:p>
+      <w:pPr>
+        <w:bidi/>
+      </w:pPr>
+      <w:r>
+        <w:rPr>
+          <w:lang w:val="ar_AE" w:bidi="ar_AE"/>
+        </w:rPr>
+      </w:r>
+      <w:r>
+        <w:rPr>
           <w:b/>
           <w:lang w:val="ar_AE" w:bidi="ar_AE"/>
         </w:rPr>
@@ -11841,6 +13361,22 @@
       </w:r>
       <w:r>
         <w:rPr>
+          <w:lang w:val="ar_AE" w:bidi="ar_AE"/>
+        </w:rPr>
+        <w:t>טְמֵא־נֶ֛פֶשׁ</w:t>
+      </w:r>
+    </w:p>
+    <w:p>
+      <w:pPr>
+        <w:bidi/>
+      </w:pPr>
+      <w:r>
+        <w:rPr>
+          <w:lang w:val="ar_AE" w:bidi="ar_AE"/>
+        </w:rPr>
+      </w:r>
+      <w:r>
+        <w:rPr>
           <w:b/>
           <w:lang w:val="ar_AE" w:bidi="ar_AE"/>
         </w:rPr>
@@ -11933,6 +13469,22 @@
         <w:rPr>
           <w:lang w:val="ar_AE" w:bidi="ar_AE"/>
         </w:rPr>
+      </w:r>
+    </w:p>
+    <w:p>
+      <w:pPr>
+        <w:bidi/>
+      </w:pPr>
+      <w:r>
+        <w:rPr>
+          <w:lang w:val="ar_AE" w:bidi="ar_AE"/>
+        </w:rPr>
+      </w:r>
+      <w:r>
+        <w:rPr>
+          <w:lang w:val="ar_AE" w:bidi="ar_AE"/>
+        </w:rPr>
+        <w:t>טְמֵא־נֶ֛פֶשׁ</w:t>
       </w:r>
     </w:p>
     <w:p>
@@ -12056,6 +13608,22 @@
       </w:r>
       <w:r>
         <w:rPr>
+          <w:lang w:val="ar_AE" w:bidi="ar_AE"/>
+        </w:rPr>
+        <w:t>בְּ⁠כָל־אֵ֖לֶּה הֲ⁠יִטְמָ֑א</w:t>
+      </w:r>
+    </w:p>
+    <w:p>
+      <w:pPr>
+        <w:bidi/>
+      </w:pPr>
+      <w:r>
+        <w:rPr>
+          <w:lang w:val="ar_AE" w:bidi="ar_AE"/>
+        </w:rPr>
+      </w:r>
+      <w:r>
+        <w:rPr>
           <w:b/>
           <w:lang w:val="ar_AE" w:bidi="ar_AE"/>
         </w:rPr>
@@ -12175,6 +13743,22 @@
       </w:r>
       <w:r>
         <w:rPr>
+          <w:lang w:val="ar_AE" w:bidi="ar_AE"/>
+        </w:rPr>
+        <w:t>יִטְמָֽא</w:t>
+      </w:r>
+    </w:p>
+    <w:p>
+      <w:pPr>
+        <w:bidi/>
+      </w:pPr>
+      <w:r>
+        <w:rPr>
+          <w:lang w:val="ar_AE" w:bidi="ar_AE"/>
+        </w:rPr>
+      </w:r>
+      <w:r>
+        <w:rPr>
           <w:b/>
           <w:lang w:val="ar_AE" w:bidi="ar_AE"/>
         </w:rPr>
@@ -12281,6 +13865,22 @@
       </w:r>
       <w:r>
         <w:rPr>
+          <w:lang w:val="ar_AE" w:bidi="ar_AE"/>
+        </w:rPr>
+        <w:t>כֵּ֣ן הָֽ⁠עָם־הַ֠⁠זֶּה וְ⁠כֵן־הַ⁠גּ֨וֹי הַ⁠זֶּ֤ה לְ⁠פָנַ⁠י֙ נְאֻם־יְהוָ֔ה וְ⁠כֵ֖ן כָּל־מַעֲשֵׂ֣ה יְדֵי⁠הֶ֑ם וַ⁠אֲשֶׁ֥ר יַקְרִ֛יבוּ שָׁ֖ם טָמֵ֥א הֽוּא</w:t>
+      </w:r>
+    </w:p>
+    <w:p>
+      <w:pPr>
+        <w:bidi/>
+      </w:pPr>
+      <w:r>
+        <w:rPr>
+          <w:lang w:val="ar_AE" w:bidi="ar_AE"/>
+        </w:rPr>
+      </w:r>
+      <w:r>
+        <w:rPr>
           <w:b/>
           <w:lang w:val="ar_AE" w:bidi="ar_AE"/>
         </w:rPr>
@@ -12387,6 +13987,22 @@
       </w:r>
       <w:r>
         <w:rPr>
+          <w:lang w:val="ar_AE" w:bidi="ar_AE"/>
+        </w:rPr>
+        <w:t>כֵּ֣ן הָֽ⁠עָם־הַ֠⁠זֶּה וְ⁠כֵן־הַ⁠גּ֨וֹי הַ⁠זֶּ֤ה</w:t>
+      </w:r>
+    </w:p>
+    <w:p>
+      <w:pPr>
+        <w:bidi/>
+      </w:pPr>
+      <w:r>
+        <w:rPr>
+          <w:lang w:val="ar_AE" w:bidi="ar_AE"/>
+        </w:rPr>
+      </w:r>
+      <w:r>
+        <w:rPr>
           <w:b/>
           <w:lang w:val="ar_AE" w:bidi="ar_AE"/>
         </w:rPr>
@@ -12506,6 +14122,22 @@
       </w:r>
       <w:r>
         <w:rPr>
+          <w:lang w:val="ar_AE" w:bidi="ar_AE"/>
+        </w:rPr>
+        <w:t>כֵּ֣ן הָֽ⁠עָם־הַ֠⁠זֶּה וְ⁠כֵן־הַ⁠גּ֨וֹי הַ⁠זֶּ֤ה</w:t>
+      </w:r>
+    </w:p>
+    <w:p>
+      <w:pPr>
+        <w:bidi/>
+      </w:pPr>
+      <w:r>
+        <w:rPr>
+          <w:lang w:val="ar_AE" w:bidi="ar_AE"/>
+        </w:rPr>
+      </w:r>
+      <w:r>
+        <w:rPr>
           <w:b/>
           <w:lang w:val="ar_AE" w:bidi="ar_AE"/>
         </w:rPr>
@@ -12638,6 +14270,22 @@
       </w:r>
       <w:r>
         <w:rPr>
+          <w:lang w:val="ar_AE" w:bidi="ar_AE"/>
+        </w:rPr>
+        <w:t>לְ⁠פָנַ⁠י֙</w:t>
+      </w:r>
+    </w:p>
+    <w:p>
+      <w:pPr>
+        <w:bidi/>
+      </w:pPr>
+      <w:r>
+        <w:rPr>
+          <w:lang w:val="ar_AE" w:bidi="ar_AE"/>
+        </w:rPr>
+      </w:r>
+      <w:r>
+        <w:rPr>
           <w:b/>
           <w:lang w:val="ar_AE" w:bidi="ar_AE"/>
         </w:rPr>
@@ -12757,6 +14405,22 @@
       </w:r>
       <w:r>
         <w:rPr>
+          <w:lang w:val="ar_AE" w:bidi="ar_AE"/>
+        </w:rPr>
+        <w:t>לְ⁠פָנַ⁠י֙</w:t>
+      </w:r>
+    </w:p>
+    <w:p>
+      <w:pPr>
+        <w:bidi/>
+      </w:pPr>
+      <w:r>
+        <w:rPr>
+          <w:lang w:val="ar_AE" w:bidi="ar_AE"/>
+        </w:rPr>
+      </w:r>
+      <w:r>
+        <w:rPr>
           <w:b/>
           <w:lang w:val="ar_AE" w:bidi="ar_AE"/>
         </w:rPr>
@@ -12863,6 +14527,22 @@
       </w:r>
       <w:r>
         <w:rPr>
+          <w:lang w:val="ar_AE" w:bidi="ar_AE"/>
+        </w:rPr>
+        <w:t>וְ⁠כֵ֖ן כָּל־מַעֲשֵׂ֣ה יְדֵי⁠הֶ֑ם</w:t>
+      </w:r>
+    </w:p>
+    <w:p>
+      <w:pPr>
+        <w:bidi/>
+      </w:pPr>
+      <w:r>
+        <w:rPr>
+          <w:lang w:val="ar_AE" w:bidi="ar_AE"/>
+        </w:rPr>
+      </w:r>
+      <w:r>
+        <w:rPr>
           <w:b/>
           <w:lang w:val="ar_AE" w:bidi="ar_AE"/>
         </w:rPr>
@@ -12969,6 +14649,22 @@
         <w:rPr>
           <w:lang w:val="ar_AE" w:bidi="ar_AE"/>
         </w:rPr>
+      </w:r>
+    </w:p>
+    <w:p>
+      <w:pPr>
+        <w:bidi/>
+      </w:pPr>
+      <w:r>
+        <w:rPr>
+          <w:lang w:val="ar_AE" w:bidi="ar_AE"/>
+        </w:rPr>
+      </w:r>
+      <w:r>
+        <w:rPr>
+          <w:lang w:val="ar_AE" w:bidi="ar_AE"/>
+        </w:rPr>
+        <w:t>וַ⁠אֲשֶׁ֥ר יַקְרִ֛יבוּ שָׁ֖ם טָמֵ֥א הֽוּא</w:t>
       </w:r>
     </w:p>
     <w:p>
@@ -13119,6 +14815,22 @@
       </w:r>
       <w:r>
         <w:rPr>
+          <w:lang w:val="ar_AE" w:bidi="ar_AE"/>
+        </w:rPr>
+        <w:t>שִֽׂימוּ־נָ֣א לְבַבְ⁠כֶ֔ם</w:t>
+      </w:r>
+    </w:p>
+    <w:p>
+      <w:pPr>
+        <w:bidi/>
+      </w:pPr>
+      <w:r>
+        <w:rPr>
+          <w:lang w:val="ar_AE" w:bidi="ar_AE"/>
+        </w:rPr>
+      </w:r>
+      <w:r>
+        <w:rPr>
           <w:b/>
           <w:lang w:val="ar_AE" w:bidi="ar_AE"/>
         </w:rPr>
@@ -13243,6 +14955,22 @@
       </w:r>
       <w:r>
         <w:rPr>
+          <w:lang w:val="ar_AE" w:bidi="ar_AE"/>
+        </w:rPr>
+        <w:t>מִן־הַ⁠יּ֥וֹם הַ⁠זֶּ֖ה וָ⁠מָ֑עְלָ⁠ה</w:t>
+      </w:r>
+    </w:p>
+    <w:p>
+      <w:pPr>
+        <w:bidi/>
+      </w:pPr>
+      <w:r>
+        <w:rPr>
+          <w:lang w:val="ar_AE" w:bidi="ar_AE"/>
+        </w:rPr>
+      </w:r>
+      <w:r>
+        <w:rPr>
           <w:b/>
           <w:lang w:val="ar_AE" w:bidi="ar_AE"/>
         </w:rPr>
@@ -13362,6 +15090,22 @@
       </w:r>
       <w:r>
         <w:rPr>
+          <w:lang w:val="ar_AE" w:bidi="ar_AE"/>
+        </w:rPr>
+        <w:t>מִ⁠טֶּ֧רֶם שֽׂוּם־אֶ֛בֶן אֶל־אֶ֖בֶן בְּ⁠הֵיכַ֥ל יְהוָֽה</w:t>
+      </w:r>
+    </w:p>
+    <w:p>
+      <w:pPr>
+        <w:bidi/>
+      </w:pPr>
+      <w:r>
+        <w:rPr>
+          <w:lang w:val="ar_AE" w:bidi="ar_AE"/>
+        </w:rPr>
+      </w:r>
+      <w:r>
+        <w:rPr>
           <w:b/>
           <w:lang w:val="ar_AE" w:bidi="ar_AE"/>
         </w:rPr>
@@ -13468,6 +15212,22 @@
       </w:r>
       <w:r>
         <w:rPr>
+          <w:lang w:val="ar_AE" w:bidi="ar_AE"/>
+        </w:rPr>
+        <w:t>בְּ⁠הֵיכַ֥ל יְהוָֽה</w:t>
+      </w:r>
+    </w:p>
+    <w:p>
+      <w:pPr>
+        <w:bidi/>
+      </w:pPr>
+      <w:r>
+        <w:rPr>
+          <w:lang w:val="ar_AE" w:bidi="ar_AE"/>
+        </w:rPr>
+      </w:r>
+      <w:r>
+        <w:rPr>
           <w:b/>
           <w:lang w:val="ar_AE" w:bidi="ar_AE"/>
         </w:rPr>
@@ -13574,6 +15334,22 @@
       </w:r>
       <w:r>
         <w:rPr>
+          <w:lang w:val="ar_AE" w:bidi="ar_AE"/>
+        </w:rPr>
+        <w:t>מִֽ⁠הְיוֹתָ֥⁠ם</w:t>
+      </w:r>
+    </w:p>
+    <w:p>
+      <w:pPr>
+        <w:bidi/>
+      </w:pPr>
+      <w:r>
+        <w:rPr>
+          <w:lang w:val="ar_AE" w:bidi="ar_AE"/>
+        </w:rPr>
+      </w:r>
+      <w:r>
+        <w:rPr>
           <w:b/>
           <w:lang w:val="ar_AE" w:bidi="ar_AE"/>
         </w:rPr>
@@ -13705,6 +15481,22 @@
       </w:r>
       <w:r>
         <w:rPr>
+          <w:lang w:val="ar_AE" w:bidi="ar_AE"/>
+        </w:rPr>
+        <w:t>בָּא֙ אֶל־עֲרֵמַ֣ת עֶשְׂרִ֔ים וְ⁠הָיְתָ֖ה עֲשָׂרָ֑ה</w:t>
+      </w:r>
+    </w:p>
+    <w:p>
+      <w:pPr>
+        <w:bidi/>
+      </w:pPr>
+      <w:r>
+        <w:rPr>
+          <w:lang w:val="ar_AE" w:bidi="ar_AE"/>
+        </w:rPr>
+      </w:r>
+      <w:r>
+        <w:rPr>
           <w:b/>
           <w:lang w:val="ar_AE" w:bidi="ar_AE"/>
         </w:rPr>
@@ -13811,6 +15603,22 @@
       </w:r>
       <w:r>
         <w:rPr>
+          <w:lang w:val="ar_AE" w:bidi="ar_AE"/>
+        </w:rPr>
+        <w:t>בָּא֙ אֶל־עֲרֵמַ֣ת עֶשְׂרִ֔ים וְ⁠הָיְתָ֖ה עֲשָׂרָ֑ה</w:t>
+      </w:r>
+    </w:p>
+    <w:p>
+      <w:pPr>
+        <w:bidi/>
+      </w:pPr>
+      <w:r>
+        <w:rPr>
+          <w:lang w:val="ar_AE" w:bidi="ar_AE"/>
+        </w:rPr>
+      </w:r>
+      <w:r>
+        <w:rPr>
           <w:b/>
           <w:lang w:val="ar_AE" w:bidi="ar_AE"/>
         </w:rPr>
@@ -13930,6 +15738,22 @@
       </w:r>
       <w:r>
         <w:rPr>
+          <w:lang w:val="ar_AE" w:bidi="ar_AE"/>
+        </w:rPr>
+        <w:t>בָּ֣א אֶל־הַ⁠יֶּ֗קֶב לַ⁠חְשֹׂף֙ חֲמִשִּׁ֣ים פּוּרָ֔ה וְ⁠הָיְתָ֖ה עֶשְׂרִֽים</w:t>
+      </w:r>
+    </w:p>
+    <w:p>
+      <w:pPr>
+        <w:bidi/>
+      </w:pPr>
+      <w:r>
+        <w:rPr>
+          <w:lang w:val="ar_AE" w:bidi="ar_AE"/>
+        </w:rPr>
+      </w:r>
+      <w:r>
+        <w:rPr>
           <w:b/>
           <w:lang w:val="ar_AE" w:bidi="ar_AE"/>
         </w:rPr>
@@ -14036,6 +15860,22 @@
       </w:r>
       <w:r>
         <w:rPr>
+          <w:lang w:val="ar_AE" w:bidi="ar_AE"/>
+        </w:rPr>
+        <w:t>חֲמִשִּׁ֣ים פּוּרָ֔ה</w:t>
+      </w:r>
+    </w:p>
+    <w:p>
+      <w:pPr>
+        <w:bidi/>
+      </w:pPr>
+      <w:r>
+        <w:rPr>
+          <w:lang w:val="ar_AE" w:bidi="ar_AE"/>
+        </w:rPr>
+      </w:r>
+      <w:r>
+        <w:rPr>
           <w:b/>
           <w:lang w:val="ar_AE" w:bidi="ar_AE"/>
         </w:rPr>
@@ -14155,6 +15995,22 @@
       </w:r>
       <w:r>
         <w:rPr>
+          <w:lang w:val="ar_AE" w:bidi="ar_AE"/>
+        </w:rPr>
+        <w:t>הִכֵּ֨יתִי אֶתְ⁠כֶ֜ם בַּ⁠שִּׁדָּפ֤וֹן וּ⁠בַ⁠יֵּֽרָקוֹן֙ וּ⁠בַ⁠בָּרָ֔ד אֵ֖ת כָּל־מַעֲשֵׂ֣ה יְדֵי⁠כֶ֑ם וְ⁠אֵין־אֶתְ⁠כֶ֥ם אֵלַ֖⁠י נְאֻם־יְהוָֽה</w:t>
+      </w:r>
+    </w:p>
+    <w:p>
+      <w:pPr>
+        <w:bidi/>
+      </w:pPr>
+      <w:r>
+        <w:rPr>
+          <w:lang w:val="ar_AE" w:bidi="ar_AE"/>
+        </w:rPr>
+      </w:r>
+      <w:r>
+        <w:rPr>
           <w:b/>
           <w:lang w:val="ar_AE" w:bidi="ar_AE"/>
         </w:rPr>
@@ -14261,6 +16117,22 @@
       </w:r>
       <w:r>
         <w:rPr>
+          <w:lang w:val="ar_AE" w:bidi="ar_AE"/>
+        </w:rPr>
+        <w:t>אֵ֖ת כָּל־מַעֲשֵׂ֣ה יְדֵי⁠כֶ֑ם</w:t>
+      </w:r>
+    </w:p>
+    <w:p>
+      <w:pPr>
+        <w:bidi/>
+      </w:pPr>
+      <w:r>
+        <w:rPr>
+          <w:lang w:val="ar_AE" w:bidi="ar_AE"/>
+        </w:rPr>
+      </w:r>
+      <w:r>
+        <w:rPr>
           <w:b/>
           <w:lang w:val="ar_AE" w:bidi="ar_AE"/>
         </w:rPr>
@@ -14354,6 +16226,22 @@
         <w:rPr>
           <w:lang w:val="ar_AE" w:bidi="ar_AE"/>
         </w:rPr>
+      </w:r>
+    </w:p>
+    <w:p>
+      <w:pPr>
+        <w:bidi/>
+      </w:pPr>
+      <w:r>
+        <w:rPr>
+          <w:lang w:val="ar_AE" w:bidi="ar_AE"/>
+        </w:rPr>
+      </w:r>
+      <w:r>
+        <w:rPr>
+          <w:lang w:val="ar_AE" w:bidi="ar_AE"/>
+        </w:rPr>
+        <w:t>אֵ֖ת כָּל־מַעֲשֵׂ֣ה יְדֵי⁠כֶ֑ם</w:t>
       </w:r>
     </w:p>
     <w:p>
@@ -14477,6 +16365,22 @@
       </w:r>
       <w:r>
         <w:rPr>
+          <w:lang w:val="ar_AE" w:bidi="ar_AE"/>
+        </w:rPr>
+        <w:t>וְ⁠אֵין־אֶתְ⁠כֶ֥ם אֵלַ֖⁠י</w:t>
+      </w:r>
+    </w:p>
+    <w:p>
+      <w:pPr>
+        <w:bidi/>
+      </w:pPr>
+      <w:r>
+        <w:rPr>
+          <w:lang w:val="ar_AE" w:bidi="ar_AE"/>
+        </w:rPr>
+      </w:r>
+      <w:r>
+        <w:rPr>
           <w:b/>
           <w:lang w:val="ar_AE" w:bidi="ar_AE"/>
         </w:rPr>
@@ -14570,6 +16474,22 @@
         <w:rPr>
           <w:lang w:val="ar_AE" w:bidi="ar_AE"/>
         </w:rPr>
+      </w:r>
+    </w:p>
+    <w:p>
+      <w:pPr>
+        <w:bidi/>
+      </w:pPr>
+      <w:r>
+        <w:rPr>
+          <w:lang w:val="ar_AE" w:bidi="ar_AE"/>
+        </w:rPr>
+      </w:r>
+      <w:r>
+        <w:rPr>
+          <w:lang w:val="ar_AE" w:bidi="ar_AE"/>
+        </w:rPr>
+        <w:t>שִׂימוּ &amp; לְבַבְ⁠כֶ֔ם</w:t>
       </w:r>
     </w:p>
     <w:p>
@@ -14707,6 +16627,22 @@
       </w:r>
       <w:r>
         <w:rPr>
+          <w:lang w:val="ar_AE" w:bidi="ar_AE"/>
+        </w:rPr>
+        <w:t>מִן־הַ⁠יּ֥וֹם הַ⁠זֶּ֖ה וָ⁠מָ֑עְלָ⁠ה מִ⁠יּוֹם֩ עֶשְׂרִ֨ים וְ⁠אַרְבָּעָ֜ה לַ⁠תְּשִׁיעִ֗י לְ⁠מִן־הַ⁠יּ֛וֹם אֲשֶׁר־יֻסַּ֥ד הֵֽיכַל־יְהוָ֖ה</w:t>
+      </w:r>
+    </w:p>
+    <w:p>
+      <w:pPr>
+        <w:bidi/>
+      </w:pPr>
+      <w:r>
+        <w:rPr>
+          <w:lang w:val="ar_AE" w:bidi="ar_AE"/>
+        </w:rPr>
+      </w:r>
+      <w:r>
+        <w:rPr>
           <w:b/>
           <w:lang w:val="ar_AE" w:bidi="ar_AE"/>
         </w:rPr>
@@ -14875,6 +16811,22 @@
       </w:r>
       <w:r>
         <w:rPr>
+          <w:lang w:val="ar_AE" w:bidi="ar_AE"/>
+        </w:rPr>
+        <w:t>מִ⁠יּוֹם֩ עֶשְׂרִ֨ים וְ⁠אַרְבָּעָ֜ה לַ⁠תְּשִׁיעִ֗י</w:t>
+      </w:r>
+    </w:p>
+    <w:p>
+      <w:pPr>
+        <w:bidi/>
+      </w:pPr>
+      <w:r>
+        <w:rPr>
+          <w:lang w:val="ar_AE" w:bidi="ar_AE"/>
+        </w:rPr>
+      </w:r>
+      <w:r>
+        <w:rPr>
           <w:b/>
           <w:lang w:val="ar_AE" w:bidi="ar_AE"/>
         </w:rPr>
@@ -14968,6 +16920,22 @@
         <w:rPr>
           <w:lang w:val="ar_AE" w:bidi="ar_AE"/>
         </w:rPr>
+      </w:r>
+    </w:p>
+    <w:p>
+      <w:pPr>
+        <w:bidi/>
+      </w:pPr>
+      <w:r>
+        <w:rPr>
+          <w:lang w:val="ar_AE" w:bidi="ar_AE"/>
+        </w:rPr>
+      </w:r>
+      <w:r>
+        <w:rPr>
+          <w:lang w:val="ar_AE" w:bidi="ar_AE"/>
+        </w:rPr>
+        <w:t>מִ⁠יּוֹם֩ עֶשְׂרִ֨ים וְ⁠אַרְבָּעָ֜ה לַ⁠תְּשִׁיעִ֗י</w:t>
       </w:r>
     </w:p>
     <w:p>
@@ -15091,6 +17059,22 @@
       </w:r>
       <w:r>
         <w:rPr>
+          <w:lang w:val="ar_AE" w:bidi="ar_AE"/>
+        </w:rPr>
+        <w:t>יֻסַּ֥ד הֵֽיכַל־יְהוָ֖ה</w:t>
+      </w:r>
+    </w:p>
+    <w:p>
+      <w:pPr>
+        <w:bidi/>
+      </w:pPr>
+      <w:r>
+        <w:rPr>
+          <w:lang w:val="ar_AE" w:bidi="ar_AE"/>
+        </w:rPr>
+      </w:r>
+      <w:r>
+        <w:rPr>
           <w:b/>
           <w:lang w:val="ar_AE" w:bidi="ar_AE"/>
         </w:rPr>
@@ -15197,6 +17181,22 @@
       </w:r>
       <w:r>
         <w:rPr>
+          <w:lang w:val="ar_AE" w:bidi="ar_AE"/>
+        </w:rPr>
+        <w:t>הֵֽיכַל־יְהוָ֖ה</w:t>
+      </w:r>
+    </w:p>
+    <w:p>
+      <w:pPr>
+        <w:bidi/>
+      </w:pPr>
+      <w:r>
+        <w:rPr>
+          <w:lang w:val="ar_AE" w:bidi="ar_AE"/>
+        </w:rPr>
+      </w:r>
+      <w:r>
+        <w:rPr>
           <w:b/>
           <w:lang w:val="ar_AE" w:bidi="ar_AE"/>
         </w:rPr>
@@ -15290,6 +17290,22 @@
         <w:rPr>
           <w:lang w:val="ar_AE" w:bidi="ar_AE"/>
         </w:rPr>
+      </w:r>
+    </w:p>
+    <w:p>
+      <w:pPr>
+        <w:bidi/>
+      </w:pPr>
+      <w:r>
+        <w:rPr>
+          <w:lang w:val="ar_AE" w:bidi="ar_AE"/>
+        </w:rPr>
+      </w:r>
+      <w:r>
+        <w:rPr>
+          <w:lang w:val="ar_AE" w:bidi="ar_AE"/>
+        </w:rPr>
+        <w:t>שִׂ֥ימוּ לְבַבְ⁠כֶֽם</w:t>
       </w:r>
     </w:p>
     <w:p>
@@ -15427,6 +17443,22 @@
       </w:r>
       <w:r>
         <w:rPr>
+          <w:lang w:val="ar_AE" w:bidi="ar_AE"/>
+        </w:rPr>
+        <w:t>הַ⁠ע֤וֹד הַ⁠זֶּ֨רַע֙ בַּ⁠מְּגוּרָ֔ה</w:t>
+      </w:r>
+    </w:p>
+    <w:p>
+      <w:pPr>
+        <w:bidi/>
+      </w:pPr>
+      <w:r>
+        <w:rPr>
+          <w:lang w:val="ar_AE" w:bidi="ar_AE"/>
+        </w:rPr>
+      </w:r>
+      <w:r>
+        <w:rPr>
           <w:b/>
           <w:lang w:val="ar_AE" w:bidi="ar_AE"/>
         </w:rPr>
@@ -15533,6 +17565,22 @@
       </w:r>
       <w:r>
         <w:rPr>
+          <w:lang w:val="ar_AE" w:bidi="ar_AE"/>
+        </w:rPr>
+        <w:t>מִן־הַ⁠יּ֥וֹם הַ⁠זֶּ֖ה אֲבָרֵֽךְ</w:t>
+      </w:r>
+    </w:p>
+    <w:p>
+      <w:pPr>
+        <w:bidi/>
+      </w:pPr>
+      <w:r>
+        <w:rPr>
+          <w:lang w:val="ar_AE" w:bidi="ar_AE"/>
+        </w:rPr>
+      </w:r>
+      <w:r>
+        <w:rPr>
           <w:b/>
           <w:lang w:val="ar_AE" w:bidi="ar_AE"/>
         </w:rPr>
@@ -15639,6 +17687,22 @@
       </w:r>
       <w:r>
         <w:rPr>
+          <w:lang w:val="ar_AE" w:bidi="ar_AE"/>
+        </w:rPr>
+        <w:t>מִן־הַ⁠יּ֥וֹם הַ⁠זֶּ֖ה</w:t>
+      </w:r>
+    </w:p>
+    <w:p>
+      <w:pPr>
+        <w:bidi/>
+      </w:pPr>
+      <w:r>
+        <w:rPr>
+          <w:lang w:val="ar_AE" w:bidi="ar_AE"/>
+        </w:rPr>
+      </w:r>
+      <w:r>
+        <w:rPr>
           <w:b/>
           <w:lang w:val="ar_AE" w:bidi="ar_AE"/>
         </w:rPr>
@@ -15732,6 +17796,22 @@
         <w:rPr>
           <w:lang w:val="ar_AE" w:bidi="ar_AE"/>
         </w:rPr>
+      </w:r>
+    </w:p>
+    <w:p>
+      <w:pPr>
+        <w:bidi/>
+      </w:pPr>
+      <w:r>
+        <w:rPr>
+          <w:lang w:val="ar_AE" w:bidi="ar_AE"/>
+        </w:rPr>
+      </w:r>
+      <w:r>
+        <w:rPr>
+          <w:lang w:val="ar_AE" w:bidi="ar_AE"/>
+        </w:rPr>
+        <w:t>וַ⁠יְהִ֨י דְבַר־יְהוָ֤ה ׀ שֵׁנִית֙ אֶל־חַגַּ֔י</w:t>
       </w:r>
     </w:p>
     <w:p>
@@ -15869,6 +17949,22 @@
       </w:r>
       <w:r>
         <w:rPr>
+          <w:lang w:val="ar_AE" w:bidi="ar_AE"/>
+        </w:rPr>
+        <w:t>שֵׁנִית֙</w:t>
+      </w:r>
+    </w:p>
+    <w:p>
+      <w:pPr>
+        <w:bidi/>
+      </w:pPr>
+      <w:r>
+        <w:rPr>
+          <w:lang w:val="ar_AE" w:bidi="ar_AE"/>
+        </w:rPr>
+      </w:r>
+      <w:r>
+        <w:rPr>
           <w:b/>
           <w:lang w:val="ar_AE" w:bidi="ar_AE"/>
         </w:rPr>
@@ -15975,6 +18071,22 @@
       </w:r>
       <w:r>
         <w:rPr>
+          <w:lang w:val="ar_AE" w:bidi="ar_AE"/>
+        </w:rPr>
+        <w:t>בְּ⁠עֶשְׂרִ֧ים וְ⁠אַרְבָּעָ֛ה לַ⁠חֹ֖דֶשׁ</w:t>
+      </w:r>
+    </w:p>
+    <w:p>
+      <w:pPr>
+        <w:bidi/>
+      </w:pPr>
+      <w:r>
+        <w:rPr>
+          <w:lang w:val="ar_AE" w:bidi="ar_AE"/>
+        </w:rPr>
+      </w:r>
+      <w:r>
+        <w:rPr>
           <w:b/>
           <w:lang w:val="ar_AE" w:bidi="ar_AE"/>
         </w:rPr>
@@ -16068,6 +18180,22 @@
         <w:rPr>
           <w:lang w:val="ar_AE" w:bidi="ar_AE"/>
         </w:rPr>
+      </w:r>
+    </w:p>
+    <w:p>
+      <w:pPr>
+        <w:bidi/>
+      </w:pPr>
+      <w:r>
+        <w:rPr>
+          <w:lang w:val="ar_AE" w:bidi="ar_AE"/>
+        </w:rPr>
+      </w:r>
+      <w:r>
+        <w:rPr>
+          <w:lang w:val="ar_AE" w:bidi="ar_AE"/>
+        </w:rPr>
+        <w:t>בְּ⁠עֶשְׂרִ֧ים וְ⁠אַרְבָּעָ֛ה לַ⁠חֹ֖דֶשׁ</w:t>
       </w:r>
     </w:p>
     <w:p>
@@ -16311,6 +18439,22 @@
       </w:r>
       <w:r>
         <w:rPr>
+          <w:lang w:val="ar_AE" w:bidi="ar_AE"/>
+        </w:rPr>
+        <w:t>אֱמֹ֕ר אֶל־זְרֻבָּבֶ֥ל פַּֽחַת־יְהוּדָ֖ה לֵ⁠אמֹ֑ר אֲנִ֣י מַרְעִ֔ישׁ אֶת־הַ⁠שָּׁמַ֖יִם וְ⁠אֶת־הָ⁠אָֽרֶץ</w:t>
+      </w:r>
+    </w:p>
+    <w:p>
+      <w:pPr>
+        <w:bidi/>
+      </w:pPr>
+      <w:r>
+        <w:rPr>
+          <w:lang w:val="ar_AE" w:bidi="ar_AE"/>
+        </w:rPr>
+      </w:r>
+      <w:r>
+        <w:rPr>
           <w:b/>
           <w:lang w:val="ar_AE" w:bidi="ar_AE"/>
         </w:rPr>
@@ -16404,6 +18548,22 @@
         <w:rPr>
           <w:lang w:val="ar_AE" w:bidi="ar_AE"/>
         </w:rPr>
+      </w:r>
+    </w:p>
+    <w:p>
+      <w:pPr>
+        <w:bidi/>
+      </w:pPr>
+      <w:r>
+        <w:rPr>
+          <w:lang w:val="ar_AE" w:bidi="ar_AE"/>
+        </w:rPr>
+      </w:r>
+      <w:r>
+        <w:rPr>
+          <w:lang w:val="ar_AE" w:bidi="ar_AE"/>
+        </w:rPr>
+        <w:t>אֲנִ֣י מַרְעִ֔ישׁ אֶת־הַ⁠שָּׁמַ֖יִם וְ⁠אֶת־הָ⁠אָֽרֶץ</w:t>
       </w:r>
     </w:p>
     <w:p>
@@ -16541,6 +18701,22 @@
       </w:r>
       <w:r>
         <w:rPr>
+          <w:lang w:val="ar_AE" w:bidi="ar_AE"/>
+        </w:rPr>
+        <w:t>אֶת־הַ⁠שָּׁמַ֖יִם וְ⁠אֶת־הָ⁠אָֽרֶץ</w:t>
+      </w:r>
+    </w:p>
+    <w:p>
+      <w:pPr>
+        <w:bidi/>
+      </w:pPr>
+      <w:r>
+        <w:rPr>
+          <w:lang w:val="ar_AE" w:bidi="ar_AE"/>
+        </w:rPr>
+      </w:r>
+      <w:r>
+        <w:rPr>
           <w:b/>
           <w:lang w:val="ar_AE" w:bidi="ar_AE"/>
         </w:rPr>
@@ -16677,6 +18853,22 @@
       </w:r>
       <w:r>
         <w:rPr>
+          <w:lang w:val="ar_AE" w:bidi="ar_AE"/>
+        </w:rPr>
+        <w:t>כִּסֵּ֣א מַמְלָכ֔וֹת</w:t>
+      </w:r>
+    </w:p>
+    <w:p>
+      <w:pPr>
+        <w:bidi/>
+      </w:pPr>
+      <w:r>
+        <w:rPr>
+          <w:lang w:val="ar_AE" w:bidi="ar_AE"/>
+        </w:rPr>
+      </w:r>
+      <w:r>
+        <w:rPr>
           <w:b/>
           <w:lang w:val="ar_AE" w:bidi="ar_AE"/>
         </w:rPr>
@@ -16809,6 +19001,22 @@
       </w:r>
       <w:r>
         <w:rPr>
+          <w:lang w:val="ar_AE" w:bidi="ar_AE"/>
+        </w:rPr>
+        <w:t>כִּסֵּ֣א מַמְלָכ֔וֹת</w:t>
+      </w:r>
+    </w:p>
+    <w:p>
+      <w:pPr>
+        <w:bidi/>
+      </w:pPr>
+      <w:r>
+        <w:rPr>
+          <w:lang w:val="ar_AE" w:bidi="ar_AE"/>
+        </w:rPr>
+      </w:r>
+      <w:r>
+        <w:rPr>
           <w:b/>
           <w:lang w:val="ar_AE" w:bidi="ar_AE"/>
         </w:rPr>
@@ -16901,6 +19109,22 @@
       </w:r>
       <w:r>
         <w:rPr>
+          <w:lang w:val="ar_AE" w:bidi="ar_AE"/>
+        </w:rPr>
+        <w:t>וְ⁠הָפַכְתִּ֤י מֶרְכָּבָה֙ וְ⁠רֹ֣כְבֶ֔י⁠הָ וְ⁠יָרְד֤וּ סוּסִים֙ וְ⁠רֹ֣כְבֵי⁠הֶ֔ם</w:t>
+      </w:r>
+    </w:p>
+    <w:p>
+      <w:pPr>
+        <w:bidi/>
+      </w:pPr>
+      <w:r>
+        <w:rPr>
+          <w:lang w:val="ar_AE" w:bidi="ar_AE"/>
+        </w:rPr>
+      </w:r>
+      <w:r>
+        <w:rPr>
           <w:b/>
           <w:lang w:val="ar_AE" w:bidi="ar_AE"/>
         </w:rPr>
@@ -17007,6 +19231,22 @@
       </w:r>
       <w:r>
         <w:rPr>
+          <w:lang w:val="ar_AE" w:bidi="ar_AE"/>
+        </w:rPr>
+        <w:t>מֶרְכָּבָה֙ וְ⁠רֹ֣כְבֶ֔י⁠הָ</w:t>
+      </w:r>
+    </w:p>
+    <w:p>
+      <w:pPr>
+        <w:bidi/>
+      </w:pPr>
+      <w:r>
+        <w:rPr>
+          <w:lang w:val="ar_AE" w:bidi="ar_AE"/>
+        </w:rPr>
+      </w:r>
+      <w:r>
+        <w:rPr>
           <w:b/>
           <w:lang w:val="ar_AE" w:bidi="ar_AE"/>
         </w:rPr>
@@ -17139,6 +19379,22 @@
       </w:r>
       <w:r>
         <w:rPr>
+          <w:lang w:val="ar_AE" w:bidi="ar_AE"/>
+        </w:rPr>
+        <w:t>וְ⁠יָרְד֤וּ</w:t>
+      </w:r>
+    </w:p>
+    <w:p>
+      <w:pPr>
+        <w:bidi/>
+      </w:pPr>
+      <w:r>
+        <w:rPr>
+          <w:lang w:val="ar_AE" w:bidi="ar_AE"/>
+        </w:rPr>
+      </w:r>
+      <w:r>
+        <w:rPr>
           <w:b/>
           <w:lang w:val="ar_AE" w:bidi="ar_AE"/>
         </w:rPr>
@@ -17258,6 +19514,22 @@
         <w:rPr>
           <w:lang w:val="ar_AE" w:bidi="ar_AE"/>
         </w:rPr>
+      </w:r>
+    </w:p>
+    <w:p>
+      <w:pPr>
+        <w:bidi/>
+      </w:pPr>
+      <w:r>
+        <w:rPr>
+          <w:lang w:val="ar_AE" w:bidi="ar_AE"/>
+        </w:rPr>
+      </w:r>
+      <w:r>
+        <w:rPr>
+          <w:lang w:val="ar_AE" w:bidi="ar_AE"/>
+        </w:rPr>
+        <w:t>אִ֖ישׁ בְּ⁠חֶ֥רֶב אָחִֽי⁠ו</w:t>
       </w:r>
     </w:p>
     <w:p>
@@ -17407,6 +19679,22 @@
       </w:r>
       <w:r>
         <w:rPr>
+          <w:lang w:val="ar_AE" w:bidi="ar_AE"/>
+        </w:rPr>
+        <w:t>אִ֖ישׁ בְּ⁠חֶ֥רֶב אָחִֽי⁠ו</w:t>
+      </w:r>
+    </w:p>
+    <w:p>
+      <w:pPr>
+        <w:bidi/>
+      </w:pPr>
+      <w:r>
+        <w:rPr>
+          <w:lang w:val="ar_AE" w:bidi="ar_AE"/>
+        </w:rPr>
+      </w:r>
+      <w:r>
+        <w:rPr>
           <w:b/>
           <w:lang w:val="ar_AE" w:bidi="ar_AE"/>
         </w:rPr>
@@ -17512,6 +19800,22 @@
       </w:r>
       <w:r>
         <w:rPr>
+          <w:lang w:val="ar_AE" w:bidi="ar_AE"/>
+        </w:rPr>
+        <w:t>אָחִֽי⁠ו</w:t>
+      </w:r>
+    </w:p>
+    <w:p>
+      <w:pPr>
+        <w:bidi/>
+      </w:pPr>
+      <w:r>
+        <w:rPr>
+          <w:lang w:val="ar_AE" w:bidi="ar_AE"/>
+        </w:rPr>
+      </w:r>
+      <w:r>
+        <w:rPr>
           <w:b/>
           <w:lang w:val="ar_AE" w:bidi="ar_AE"/>
         </w:rPr>
@@ -17617,6 +19921,22 @@
       </w:r>
       <w:r>
         <w:rPr>
+          <w:lang w:val="ar_AE" w:bidi="ar_AE"/>
+        </w:rPr>
+        <w:t>בַּ⁠יּ֣וֹם הַ⁠ה֣וּא נְאֻם־יְהוָ֣ה צְבָא֡וֹת אֶ֠קָּחֲ⁠ךָ זְרֻבָּבֶ֨ל בֶּן־שְׁאַלְתִּיאֵ֤ל עַבְדִּ⁠י֙ נְאֻם־יְהוָ֔ה וְ⁠שַׂמְתִּ֖י⁠ךָ כַּֽ⁠חוֹתָ֑ם כִּֽי־בְ⁠ךָ֣ בָחַ֔רְתִּי נְאֻ֖ם יְהוָ֥ה צְבָאֽוֹת</w:t>
+      </w:r>
+    </w:p>
+    <w:p>
+      <w:pPr>
+        <w:bidi/>
+      </w:pPr>
+      <w:r>
+        <w:rPr>
+          <w:lang w:val="ar_AE" w:bidi="ar_AE"/>
+        </w:rPr>
+      </w:r>
+      <w:r>
+        <w:rPr>
           <w:b/>
           <w:lang w:val="ar_AE" w:bidi="ar_AE"/>
         </w:rPr>
@@ -17723,6 +20043,22 @@
       </w:r>
       <w:r>
         <w:rPr>
+          <w:lang w:val="ar_AE" w:bidi="ar_AE"/>
+        </w:rPr>
+        <w:t>בַּ⁠יּ֣וֹם הַ⁠ה֣וּא</w:t>
+      </w:r>
+    </w:p>
+    <w:p>
+      <w:pPr>
+        <w:bidi/>
+      </w:pPr>
+      <w:r>
+        <w:rPr>
+          <w:lang w:val="ar_AE" w:bidi="ar_AE"/>
+        </w:rPr>
+      </w:r>
+      <w:r>
+        <w:rPr>
           <w:b/>
           <w:lang w:val="ar_AE" w:bidi="ar_AE"/>
         </w:rPr>
@@ -17828,6 +20164,22 @@
       </w:r>
       <w:r>
         <w:rPr>
+          <w:lang w:val="ar_AE" w:bidi="ar_AE"/>
+        </w:rPr>
+        <w:t>אֶ֠קָּחֲ⁠ךָ &amp; וְ⁠שַׂמְתִּ֖י⁠ךָ &amp; בְ⁠ךָ֣ בָחַ֔רְתִּי</w:t>
+      </w:r>
+    </w:p>
+    <w:p>
+      <w:pPr>
+        <w:bidi/>
+      </w:pPr>
+      <w:r>
+        <w:rPr>
+          <w:lang w:val="ar_AE" w:bidi="ar_AE"/>
+        </w:rPr>
+      </w:r>
+      <w:r>
+        <w:rPr>
           <w:b/>
           <w:lang w:val="ar_AE" w:bidi="ar_AE"/>
         </w:rPr>
@@ -17962,6 +20314,22 @@
       </w:r>
       <w:r>
         <w:rPr>
+          <w:lang w:val="ar_AE" w:bidi="ar_AE"/>
+        </w:rPr>
+        <w:t>כַּֽ⁠חוֹתָ֑ם</w:t>
+      </w:r>
+    </w:p>
+    <w:p>
+      <w:pPr>
+        <w:bidi/>
+      </w:pPr>
+      <w:r>
+        <w:rPr>
+          <w:lang w:val="ar_AE" w:bidi="ar_AE"/>
+        </w:rPr>
+      </w:r>
+      <w:r>
+        <w:rPr>
           <w:b/>
           <w:lang w:val="ar_AE" w:bidi="ar_AE"/>
         </w:rPr>
@@ -18068,6 +20436,22 @@
         <w:rPr>
           <w:lang w:val="ar_AE" w:bidi="ar_AE"/>
         </w:rPr>
+      </w:r>
+    </w:p>
+    <w:p>
+      <w:pPr>
+        <w:bidi/>
+      </w:pPr>
+      <w:r>
+        <w:rPr>
+          <w:lang w:val="ar_AE" w:bidi="ar_AE"/>
+        </w:rPr>
+      </w:r>
+      <w:r>
+        <w:rPr>
+          <w:lang w:val="ar_AE" w:bidi="ar_AE"/>
+        </w:rPr>
+        <w:t>כַּֽ⁠חוֹתָ֑ם</w:t>
       </w:r>
     </w:p>
     <w:p>

--- a/arb/docx/37.content.docx
+++ b/arb/docx/37.content.docx
@@ -770,7 +770,7 @@
         <w:rPr>
           <w:lang w:val="ar_AE" w:bidi="ar_AE"/>
         </w:rPr>
-        <w:t>בִּ⁠שְׁנַ֤ת שְׁתַּ֨יִם֙ לְ⁠דָרְיָ֣וֶשׁ הַ⁠מֶּ֔לֶךְ</w:t>
+        <w:t>בִּ⁠שְׁנַ֤ת שְׁתַּ֨יִם֙ לְ⁠דָרְיָ֣וֶשׁ הַ⁠מֶּ֔לֶךְ</w:t>
       </w:r>
     </w:p>
     <w:p>
@@ -905,7 +905,7 @@
         <w:rPr>
           <w:lang w:val="ar_AE" w:bidi="ar_AE"/>
         </w:rPr>
-        <w:t>בִּ⁠שְׁנַ֤ת שְׁתַּ֨יִם֙ &amp; בַּ⁠חֹ֨דֶשׁ֙ הַ⁠שִּׁשִּׁ֔י בְּ⁠י֥וֹם אֶחָ֖ד לַ⁠חֹ֑דֶשׁ</w:t>
+        <w:t>בִּ⁠שְׁנַ֤ת שְׁתַּ֨יִם֙ &amp; בַּ⁠חֹ֨דֶשׁ֙ הַ⁠שִּׁשִּׁ֔י בְּ⁠י֥וֹם אֶחָ֖ד לַ⁠חֹ֑דֶשׁ</w:t>
       </w:r>
     </w:p>
     <w:p>
@@ -1034,7 +1034,7 @@
         <w:rPr>
           <w:lang w:val="ar_AE" w:bidi="ar_AE"/>
         </w:rPr>
-        <w:t>בַּ⁠חֹ֨דֶשׁ֙ הַ⁠שִּׁשִּׁ֔י בְּ⁠י֥וֹם אֶחָ֖ד לַ⁠חֹ֑דֶשׁ</w:t>
+        <w:t>בַּ⁠חֹ֨דֶשׁ֙ הַ⁠שִּׁשִּׁ֔י בְּ⁠י֥וֹם אֶחָ֖ד לַ⁠חֹ֑דֶשׁ</w:t>
       </w:r>
     </w:p>
     <w:p>
@@ -1169,7 +1169,7 @@
         <w:rPr>
           <w:lang w:val="ar_AE" w:bidi="ar_AE"/>
         </w:rPr>
-        <w:t>הָיָ֨ה דְבַר־יְהוָ֜ה בְּ⁠יַד־חַגַּ֣י הַ⁠נָּבִ֗יא</w:t>
+        <w:t>הָיָ֨ה דְבַר־יְהוָ֜ה בְּ⁠יַד־חַגַּ֣י הַ⁠נָּבִ֗יא</w:t>
       </w:r>
     </w:p>
     <w:p>
@@ -1439,7 +1439,7 @@
         <w:rPr>
           <w:lang w:val="ar_AE" w:bidi="ar_AE"/>
         </w:rPr>
-        <w:t>כֹּ֥ה אָמַ֛ר יְהוָ֥ה צְבָא֖וֹת לֵ⁠אמֹ֑ר הָ⁠עָ֤ם הַ⁠זֶּה֙ אָֽמְר֔וּ לֹ֥א עֶת־בֹּ֛א עֶת־בֵּ֥ית יְהוָ֖ה לְ⁠הִבָּנֽוֹת</w:t>
+        <w:t>כֹּ֥ה אָמַ֛ר יְהוָ֥ה צְבָא֖וֹת לֵ⁠אמֹ֑ר הָ⁠עָ֤ם הַ⁠זֶּה֙ אָֽמְר֔וּ לֹ֥א עֶת־בֹּ֛א עֶת־בֵּ֥ית יְהוָ֖ה לְ⁠הִבָּנֽוֹת</w:t>
       </w:r>
     </w:p>
     <w:p>
@@ -1669,7 +1669,7 @@
         <w:rPr>
           <w:lang w:val="ar_AE" w:bidi="ar_AE"/>
         </w:rPr>
-        <w:t>הָ⁠עָ֤ם הַ⁠זֶּה֙</w:t>
+        <w:t>הָ⁠עָ֤ם הַ⁠זֶּה֙</w:t>
       </w:r>
     </w:p>
     <w:p>
@@ -1804,7 +1804,7 @@
         <w:rPr>
           <w:lang w:val="ar_AE" w:bidi="ar_AE"/>
         </w:rPr>
-        <w:t>עֶת־בֵּ֥ית יְהוָ֖ה</w:t>
+        <w:t>עֶת־בֵּ֥ית יְהוָ֖ה</w:t>
       </w:r>
     </w:p>
     <w:p>
@@ -1939,7 +1939,7 @@
         <w:rPr>
           <w:lang w:val="ar_AE" w:bidi="ar_AE"/>
         </w:rPr>
-        <w:t>וַֽ⁠יְהִי֙ דְּבַר־יְהוָ֔ה בְּ⁠יַד־חַגַּ֥י הַ⁠נָּבִ֖יא</w:t>
+        <w:t>וַֽ⁠יְהִי֙ דְּבַר־יְהוָ֔ה בְּ⁠יַד־חַגַּ֥י הַ⁠נָּבִ֖יא</w:t>
       </w:r>
     </w:p>
     <w:p>
@@ -2079,7 +2079,7 @@
         <w:rPr>
           <w:lang w:val="ar_AE" w:bidi="ar_AE"/>
         </w:rPr>
-        <w:t>הַ⁠עֵ֤ת לָ⁠כֶם֙ אַתֶּ֔ם לָ⁠שֶׁ֖בֶת בְּ⁠בָתֵּי⁠כֶ֣ם סְפוּנִ֑ים וְ⁠הַ⁠בַּ֥יִת הַ⁠זֶּ֖ה חָרֵֽב</w:t>
+        <w:t>הַ⁠עֵ֤ת לָ⁠כֶם֙ אַתֶּ֔ם לָ⁠שֶׁ֖בֶת בְּ⁠בָתֵּי⁠כֶ֣ם סְפוּנִ֑ים וְ⁠הַ⁠בַּ֥יִת הַ⁠זֶּ֖ה חָרֵֽב</w:t>
       </w:r>
     </w:p>
     <w:p>
@@ -2201,7 +2201,7 @@
         <w:rPr>
           <w:lang w:val="ar_AE" w:bidi="ar_AE"/>
         </w:rPr>
-        <w:t>לָ⁠כֶם֙ אַתֶּ֔ם &amp; בְּ⁠בָתֵּי⁠כֶ֣ם</w:t>
+        <w:t>לָ⁠כֶם֙ אַתֶּ֔ם &amp; בְּ⁠בָתֵּי⁠כֶ֣ם</w:t>
       </w:r>
     </w:p>
     <w:p>
@@ -2498,7 +2498,7 @@
         <w:rPr>
           <w:lang w:val="ar_AE" w:bidi="ar_AE"/>
         </w:rPr>
-        <w:t>וְ⁠עַתָּ֕ה כֹּ֥ה אָמַ֖ר יְהוָ֣ה צְבָא֑וֹת שִׂ֥ימוּ לְבַבְ⁠כֶ֖ם עַל־דַּרְכֵי⁠כֶֽם</w:t>
+        <w:t>וְ⁠עַתָּ֕ה כֹּ֥ה אָמַ֖ר יְהוָ֣ה צְבָא֑וֹת שִׂ֥ימוּ לְבַבְ⁠כֶ֖ם עַל־דַּרְכֵי⁠כֶֽם</w:t>
       </w:r>
     </w:p>
     <w:p>
@@ -2620,7 +2620,7 @@
         <w:rPr>
           <w:lang w:val="ar_AE" w:bidi="ar_AE"/>
         </w:rPr>
-        <w:t>שִׂ֥ימוּ לְבַבְ⁠כֶ֖ם עַל־דַּרְכֵי⁠כֶֽם</w:t>
+        <w:t>שִׂ֥ימוּ לְבַבְ⁠כֶ֖ם עַל־דַּרְכֵי⁠כֶֽם</w:t>
       </w:r>
     </w:p>
     <w:p>
@@ -2890,7 +2890,7 @@
         <w:rPr>
           <w:lang w:val="ar_AE" w:bidi="ar_AE"/>
         </w:rPr>
-        <w:t>דַּרְכֵי⁠כֶֽם</w:t>
+        <w:t>דַּרְכֵי⁠כֶֽם</w:t>
       </w:r>
     </w:p>
     <w:p>
@@ -3012,7 +3012,7 @@
         <w:rPr>
           <w:lang w:val="ar_AE" w:bidi="ar_AE"/>
         </w:rPr>
-        <w:t>וְ⁠אֵין־לְ⁠שָׂבְעָה֙</w:t>
+        <w:t>וְ⁠אֵין־לְ⁠שָׂבְעָה֙</w:t>
       </w:r>
     </w:p>
     <w:p>
@@ -3147,7 +3147,7 @@
         <w:rPr>
           <w:lang w:val="ar_AE" w:bidi="ar_AE"/>
         </w:rPr>
-        <w:t>וְ⁠אֵין־לְ⁠שָׁכְרָ֔ה</w:t>
+        <w:t>וְ⁠אֵין־לְ⁠שָׁכְרָ֔ה</w:t>
       </w:r>
     </w:p>
     <w:p>
@@ -3391,7 +3391,7 @@
         <w:rPr>
           <w:lang w:val="ar_AE" w:bidi="ar_AE"/>
         </w:rPr>
-        <w:t>וְ⁠הַ֨⁠מִּשְׂתַּכֵּ֔ר מִשְׂתַּכֵּ֖ר אֶל־צְר֥וֹר נָקֽוּב</w:t>
+        <w:t>וְ⁠הַ֨⁠מִּשְׂתַּכֵּ֔ר מִשְׂתַּכֵּ֖ר אֶל־צְר֥וֹר נָקֽוּב</w:t>
       </w:r>
     </w:p>
     <w:p>
@@ -3513,7 +3513,7 @@
         <w:rPr>
           <w:lang w:val="ar_AE" w:bidi="ar_AE"/>
         </w:rPr>
-        <w:t>וְ⁠הַ֨⁠מִּשְׂתַּכֵּ֔ר מִשְׂתַּכֵּ֖ר אֶל־צְר֥וֹר נָקֽוּב</w:t>
+        <w:t>וְ⁠הַ֨⁠מִּשְׂתַּכֵּ֔ר מִשְׂתַּכֵּ֖ר אֶל־צְר֥וֹר נָקֽוּב</w:t>
       </w:r>
     </w:p>
     <w:p>
@@ -3769,7 +3769,7 @@
         <w:rPr>
           <w:lang w:val="ar_AE" w:bidi="ar_AE"/>
         </w:rPr>
-        <w:t>כֹּ֥ה אָמַ֖ר יְהוָ֣ה צְבָא֑וֹת שִׂ֥ימוּ לְבַבְ⁠כֶ֖ם עַל־דַּרְכֵי⁠כֶֽם</w:t>
+        <w:t>כֹּ֥ה אָמַ֖ר יְהוָ֣ה צְבָא֑וֹת שִׂ֥ימוּ לְבַבְ⁠כֶ֖ם עַל־דַּרְכֵי⁠כֶֽם</w:t>
       </w:r>
     </w:p>
     <w:p>
@@ -3891,7 +3891,7 @@
         <w:rPr>
           <w:lang w:val="ar_AE" w:bidi="ar_AE"/>
         </w:rPr>
-        <w:t>שִׂ֥ימוּ לְבַבְ⁠כֶ֖ם עַל־דַּרְכֵי⁠כֶֽם</w:t>
+        <w:t>שִׂ֥ימוּ לְבַבְ⁠כֶ֖ם עַל־דַּרְכֵי⁠כֶֽם</w:t>
       </w:r>
     </w:p>
     <w:p>
@@ -4017,7 +4017,7 @@
         <w:rPr>
           <w:lang w:val="ar_AE" w:bidi="ar_AE"/>
         </w:rPr>
-        <w:t>עֲל֥וּ הָ⁠הָ֛ר וַ⁠הֲבֵאתֶ֥ם עֵ֖ץ וּ⁠בְנ֣וּ הַ⁠בָּ֑יִת וְ⁠אֶרְצֶה־בּ֥⁠וֹ ו⁠אכבד אָמַ֥ר יְהוָֽה</w:t>
+        <w:t>עֲל֥וּ הָ⁠הָ֛ר וַ⁠הֲבֵאתֶ֥ם עֵ֖ץ וּ⁠בְנ֣וּ הַ⁠בָּ֑יִת וְ⁠אֶרְצֶה־בּ֥⁠וֹ ו⁠אכבד אָמַ֥ר יְהוָֽה</w:t>
       </w:r>
     </w:p>
     <w:p>
@@ -4396,7 +4396,7 @@
         <w:rPr>
           <w:lang w:val="ar_AE" w:bidi="ar_AE"/>
         </w:rPr>
-        <w:t>פָּנֹ֤ה אֶל־הַרְבֵּה֙ וְ⁠הִנֵּ֣ה לִ⁠מְעָ֔ט וַ⁠הֲבֵאתֶ֥ם הַ⁠בַּ֖יִת וְ⁠נָפַ֣חְתִּי ב֑⁠וֹ יַ֣עַן מֶ֗ה נְאֻם֙ יְהוָ֣ה צְבָא֔וֹת יַ֗עַן בֵּיתִ⁠י֙ אֲשֶׁר־ה֣וּא חָרֵ֔ב וְ⁠אַתֶּ֥ם רָצִ֖ים אִ֥ישׁ לְ⁠בֵיתֽ⁠וֹ</w:t>
+        <w:t>פָּנֹ֤ה אֶל־הַרְבֵּה֙ וְ⁠הִנֵּ֣ה לִ⁠מְעָ֔ט וַ⁠הֲבֵאתֶ֥ם הַ⁠בַּ֖יִת וְ⁠נָפַ֣חְתִּי ב֑⁠וֹ יַ֣עַן מֶ֗ה נְאֻם֙ יְהוָ֣ה צְבָא֔וֹת יַ֗עַן בֵּיתִ⁠י֙ אֲשֶׁר־ה֣וּא חָרֵ֔ב וְ⁠אַתֶּ֥ם רָצִ֖ים אִ֥ישׁ לְ⁠בֵיתֽ⁠וֹ</w:t>
       </w:r>
     </w:p>
     <w:p>
@@ -4518,7 +4518,7 @@
         <w:rPr>
           <w:lang w:val="ar_AE" w:bidi="ar_AE"/>
         </w:rPr>
-        <w:t>וְ⁠הִנֵּ֣ה</w:t>
+        <w:t>וְ⁠הִנֵּ֣ה</w:t>
       </w:r>
     </w:p>
     <w:p>
@@ -4639,7 +4639,7 @@
         <w:rPr>
           <w:lang w:val="ar_AE" w:bidi="ar_AE"/>
         </w:rPr>
-        <w:t>וְ⁠הִנֵּ֣ה לִ⁠מְעָ֔ט</w:t>
+        <w:t>וְ⁠הִנֵּ֣ה לִ⁠מְעָ֔ט</w:t>
       </w:r>
     </w:p>
     <w:p>
@@ -4761,7 +4761,7 @@
         <w:rPr>
           <w:lang w:val="ar_AE" w:bidi="ar_AE"/>
         </w:rPr>
-        <w:t>וְ⁠נָפַ֣חְתִּי ב֑⁠וֹ</w:t>
+        <w:t>וְ⁠נָפַ֣חְתִּי ב֑⁠וֹ</w:t>
       </w:r>
     </w:p>
     <w:p>
@@ -4883,7 +4883,7 @@
         <w:rPr>
           <w:lang w:val="ar_AE" w:bidi="ar_AE"/>
         </w:rPr>
-        <w:t>יַ֣עַן מֶ֗ה &amp; יַ֗עַן בֵּיתִ⁠י֙</w:t>
+        <w:t>יַ֣עַן מֶ֗ה &amp; יַ֗עַן בֵּיתִ⁠י֙</w:t>
       </w:r>
     </w:p>
     <w:p>
@@ -5141,7 +5141,7 @@
         <w:rPr>
           <w:lang w:val="ar_AE" w:bidi="ar_AE"/>
         </w:rPr>
-        <w:t>וְ⁠אַתֶּ֥ם רָצִ֖ים אִ֥ישׁ לְ⁠בֵיתֽ⁠וֹ</w:t>
+        <w:t>וְ⁠אַתֶּ֥ם רָצִ֖ים אִ֥ישׁ לְ⁠בֵיתֽ⁠וֹ</w:t>
       </w:r>
     </w:p>
     <w:p>
@@ -5276,7 +5276,7 @@
         <w:rPr>
           <w:lang w:val="ar_AE" w:bidi="ar_AE"/>
         </w:rPr>
-        <w:t>וְ⁠אַתֶּ֥ם רָצִ֖ים אִ֥ישׁ לְ⁠בֵיתֽ⁠וֹ</w:t>
+        <w:t>וְ⁠אַתֶּ֥ם רָצִ֖ים אִ֥ישׁ לְ⁠בֵיתֽ⁠וֹ</w:t>
       </w:r>
     </w:p>
     <w:p>
@@ -5384,7 +5384,7 @@
         <w:rPr>
           <w:lang w:val="ar_AE" w:bidi="ar_AE"/>
         </w:rPr>
-        <w:t>כָּלְא֥וּ שָמַ֖יִם מִ⁠טָּ֑ל וְ⁠הָ⁠אָ֖רֶץ כָּלְאָ֥ה יְבוּלָֽ⁠הּ</w:t>
+        <w:t>כָּלְא֥וּ שָמַ֖יִם מִ⁠טָּ֑ל וְ⁠הָ⁠אָ֖רֶץ כָּלְאָ֥ה יְבוּלָֽ⁠הּ</w:t>
       </w:r>
     </w:p>
     <w:p>
@@ -5580,7 +5580,7 @@
         <w:rPr>
           <w:lang w:val="ar_AE" w:bidi="ar_AE"/>
         </w:rPr>
-        <w:t>עֲלֵי⁠כֶ֔ם כָּלְא֥וּ שָמַ֖יִם מִ⁠טָּ֑ל</w:t>
+        <w:t>עֲלֵי⁠כֶ֔ם כָּלְא֥וּ שָמַ֖יִם מִ⁠טָּ֑ל</w:t>
       </w:r>
     </w:p>
     <w:p>
@@ -5728,7 +5728,7 @@
         <w:rPr>
           <w:lang w:val="ar_AE" w:bidi="ar_AE"/>
         </w:rPr>
-        <w:t>עַל־הָ⁠אָ֣רֶץ וְ⁠עַל־הֶ⁠הָרִ֗ים וְ⁠עַל־הַ⁠דָּגָן֙ וְ⁠עַל־הַ⁠תִּיר֣וֹשׁ וְ⁠עַל־הַ⁠יִּצְהָ֔ר וְ⁠עַ֛ל אֲשֶׁ֥ר תּוֹצִ֖יא הָ⁠אֲדָמָ֑ה וְ⁠עַל־הָֽ⁠אָדָם֙ וְ⁠עַל־הַ⁠בְּהֵמָ֔ה וְ⁠עַ֖ל כָּל־יְגִ֥יעַ כַּפָּֽיִם</w:t>
+        <w:t>עַל־הָ⁠אָ֣רֶץ וְ⁠עַל־הֶ⁠הָרִ֗ים וְ⁠עַל־הַ⁠דָּגָן֙ וְ⁠עַל־הַ⁠תִּיר֣וֹשׁ וְ⁠עַל־הַ⁠יִּצְהָ֔ר וְ⁠עַ֛ל אֲשֶׁ֥ר תּוֹצִ֖יא הָ⁠אֲדָמָ֑ה וְ⁠עַל־הָֽ⁠אָדָם֙ וְ⁠עַל־הַ⁠בְּהֵמָ֔ה וְ⁠עַ֖ל כָּל־יְגִ֥יעַ כַּפָּֽיִם</w:t>
       </w:r>
     </w:p>
     <w:p>
@@ -5894,7 +5894,7 @@
         <w:rPr>
           <w:lang w:val="ar_AE" w:bidi="ar_AE"/>
         </w:rPr>
-        <w:t>וָ⁠אֶקְרָ֨א חֹ֜רֶב עַל־הָ⁠אָ֣רֶץ וְ⁠עַל־הֶ⁠הָרִ֗ים וְ⁠עַל־הַ⁠דָּגָן֙ וְ⁠עַל־הַ⁠תִּיר֣וֹשׁ וְ⁠עַל־הַ⁠יִּצְהָ֔ר וְ⁠עַ֛ל אֲשֶׁ֥ר תּוֹצִ֖יא הָ⁠אֲדָמָ֑ה וְ⁠עַל־הָֽ⁠אָדָם֙ וְ⁠עַל־הַ⁠בְּהֵמָ֔ה וְ⁠עַ֖ל כָּל־יְגִ֥יעַ כַּפָּֽיִם</w:t>
+        <w:t>וָ⁠אֶקְרָ֨א חֹ֜רֶב עַל־הָ⁠אָ֣רֶץ וְ⁠עַל־הֶ⁠הָרִ֗ים וְ⁠עַל־הַ⁠דָּגָן֙ וְ⁠עַל־הַ⁠תִּיר֣וֹשׁ וְ⁠עַל־הַ⁠יִּצְהָ֔ר וְ⁠עַ֛ל אֲשֶׁ֥ר תּוֹצִ֖יא הָ⁠אֲדָמָ֑ה וְ⁠עַל־הָֽ⁠אָדָם֙ וְ⁠עַל־הַ⁠בְּהֵמָ֔ה וְ⁠עַ֖ל כָּל־יְגִ֥יעַ כַּפָּֽיִם</w:t>
       </w:r>
     </w:p>
     <w:p>
@@ -6163,7 +6163,7 @@
         <w:rPr>
           <w:lang w:val="ar_AE" w:bidi="ar_AE"/>
         </w:rPr>
-        <w:t>וְ⁠עַל־הַ⁠דָּגָן֙ וְ⁠עַל־הַ⁠תִּיר֣וֹשׁ וְ⁠עַל־הַ⁠יִּצְהָ֔ר</w:t>
+        <w:t>וְ⁠עַל־הַ⁠דָּגָן֙ וְ⁠עַל־הַ⁠תִּיר֣וֹשׁ וְ⁠עַל־הַ⁠יִּצְהָ֔ר</w:t>
       </w:r>
     </w:p>
     <w:p>
@@ -6324,7 +6324,7 @@
         <w:rPr>
           <w:lang w:val="ar_AE" w:bidi="ar_AE"/>
         </w:rPr>
-        <w:t>וְ⁠עַל־הָֽ⁠אָדָם֙ וְ⁠עַל־הַ⁠בְּהֵמָ֔ה</w:t>
+        <w:t>וְ⁠עַל־הָֽ⁠אָדָם֙ וְ⁠עַל־הַ⁠בְּהֵמָ֔ה</w:t>
       </w:r>
     </w:p>
     <w:p>
@@ -6472,7 +6472,7 @@
         <w:rPr>
           <w:lang w:val="ar_AE" w:bidi="ar_AE"/>
         </w:rPr>
-        <w:t>כַּפָּֽיִם</w:t>
+        <w:t>כַּפָּֽיִם</w:t>
       </w:r>
     </w:p>
     <w:p>
@@ -6607,7 +6607,7 @@
         <w:rPr>
           <w:lang w:val="ar_AE" w:bidi="ar_AE"/>
         </w:rPr>
-        <w:t>וַ⁠יִּשְׁמַ֣ע &amp; בְּ⁠קוֹל֙ יְהוָ֣ה אֱלֹֽהֵי⁠הֶ֔ם וְ⁠עַל־דִּבְרֵי֙ חַגַּ֣י הַ⁠נָּבִ֔יא</w:t>
+        <w:t>וַ⁠יִּשְׁמַ֣ע &amp; בְּ⁠קוֹל֙ יְהוָ֣ה אֱלֹֽהֵי⁠הֶ֔ם וְ⁠עַל־דִּבְרֵי֙ חַגַּ֣י הַ⁠נָּבִ֔יא</w:t>
       </w:r>
     </w:p>
     <w:p>
@@ -6756,7 +6756,7 @@
         <w:rPr>
           <w:lang w:val="ar_AE" w:bidi="ar_AE"/>
         </w:rPr>
-        <w:t>וַ⁠יִּשְׁמַ֣ע &amp; בְּ⁠קוֹל֙ יְהוָ֣ה אֱלֹֽהֵי⁠הֶ֔ם וְ⁠עַל־דִּבְרֵי֙ חַגַּ֣י הַ⁠נָּבִ֔יא</w:t>
+        <w:t>וַ⁠יִּשְׁמַ֣ע &amp; בְּ⁠קוֹל֙ יְהוָ֣ה אֱלֹֽהֵי⁠הֶ֔ם וְ⁠עַל־דִּבְרֵי֙ חַגַּ֣י הַ⁠נָּבִ֔יא</w:t>
       </w:r>
     </w:p>
     <w:p>
@@ -6890,7 +6890,7 @@
         <w:rPr>
           <w:lang w:val="ar_AE" w:bidi="ar_AE"/>
         </w:rPr>
-        <w:t>בְּ⁠קוֹל֙ יְהוָ֣ה אֱלֹֽהֵי⁠הֶ֔ם וְ⁠עַל־דִּבְרֵי֙ חַגַּ֣י הַ⁠נָּבִ֔יא</w:t>
+        <w:t>בְּ⁠קוֹל֙ יְהוָ֣ה אֱלֹֽהֵי⁠הֶ֔ם וְ⁠עַל־דִּבְרֵי֙ חַגַּ֣י הַ⁠נָּבִ֔יא</w:t>
       </w:r>
     </w:p>
     <w:p>
@@ -7025,7 +7025,7 @@
         <w:rPr>
           <w:lang w:val="ar_AE" w:bidi="ar_AE"/>
         </w:rPr>
-        <w:t>וַ⁠יִּֽירְא֥וּ הָ⁠עָ֖ם מִ⁠פְּנֵ֥י יְהוָֽה</w:t>
+        <w:t>וַ⁠יִּֽירְא֥וּ הָ⁠עָ֖ם מִ⁠פְּנֵ֥י יְהוָֽה</w:t>
       </w:r>
     </w:p>
     <w:p>
@@ -7160,7 +7160,7 @@
         <w:rPr>
           <w:lang w:val="ar_AE" w:bidi="ar_AE"/>
         </w:rPr>
-        <w:t>אֲנִ֥י אִתְּ⁠כֶ֖ם נְאֻם־יְהוָֽה</w:t>
+        <w:t>אֲנִ֥י אִתְּ⁠כֶ֖ם נְאֻם־יְהוָֽה</w:t>
       </w:r>
     </w:p>
     <w:p>
@@ -7282,7 +7282,7 @@
         <w:rPr>
           <w:lang w:val="ar_AE" w:bidi="ar_AE"/>
         </w:rPr>
-        <w:t>וַ⁠יָּ֣עַר יְהוָ֡ה אֶת־רוּחַ֩ זְרֻבָּבֶ֨ל בֶּן־שַׁלְתִּיאֵ֜ל פַּחַ֣ת יְהוּדָ֗ה וְ⁠אֶת־ר֨וּחַ֙ יְהוֹשֻׁ֤עַ בֶּן־יְהוֹצָדָק֙ הַ⁠כֹּהֵ֣ן הַ⁠גָּד֔וֹל וְֽ⁠אֶת־ר֔וּחַ כֹּ֖ל שְׁאֵרִ֣ית הָ⁠עָ֑ם</w:t>
+        <w:t>וַ⁠יָּ֣עַר יְהוָ֡ה אֶת־רוּחַ֩ זְרֻבָּבֶ֨ל בֶּן־שַׁלְתִּיאֵ֜ל פַּחַ֣ת יְהוּדָ֗ה וְ⁠אֶת־ר֨וּחַ֙ יְהוֹשֻׁ֤עַ בֶּן־יְהוֹצָדָק֙ הַ⁠כֹּהֵ֣ן הַ⁠גָּד֔וֹל וְֽ⁠אֶת־ר֔וּחַ כֹּ֖ל שְׁאֵרִ֣ית הָ⁠עָ֑ם</w:t>
       </w:r>
     </w:p>
     <w:p>
@@ -7410,7 +7410,7 @@
         <w:rPr>
           <w:lang w:val="ar_AE" w:bidi="ar_AE"/>
         </w:rPr>
-        <w:t>וַ⁠יָּ֣עַר יְהוָ֡ה אֶת־רוּחַ֩ זְרֻבָּבֶ֨ל בֶּן־שַׁלְתִּיאֵ֜ל פַּחַ֣ת יְהוּדָ֗ה וְ⁠אֶת־ר֨וּחַ֙ יְהוֹשֻׁ֤עַ בֶּן־יְהוֹצָדָק֙ הַ⁠כֹּהֵ֣ן הַ⁠גָּד֔וֹל וְֽ⁠אֶת־ר֔וּחַ כֹּ֖ל שְׁאֵרִ֣ית הָ⁠עָ֑ם</w:t>
+        <w:t>וַ⁠יָּ֣עַר יְהוָ֡ה אֶת־רוּחַ֩ זְרֻבָּבֶ֨ל בֶּן־שַׁלְתִּיאֵ֜ל פַּחַ֣ת יְהוּדָ֗ה וְ⁠אֶת־ר֨וּחַ֙ יְהוֹשֻׁ֤עַ בֶּן־יְהוֹצָדָק֙ הַ⁠כֹּהֵ֣ן הַ⁠גָּד֔וֹל וְֽ⁠אֶת־ר֔וּחַ כֹּ֖ל שְׁאֵרִ֣ית הָ⁠עָ֑ם</w:t>
       </w:r>
     </w:p>
     <w:p>
@@ -7532,7 +7532,7 @@
         <w:rPr>
           <w:lang w:val="ar_AE" w:bidi="ar_AE"/>
         </w:rPr>
-        <w:t>בְּ⁠י֨וֹם עֶשְׂרִ֧ים וְ⁠אַרְבָּעָ֛ה לַ⁠חֹ֖דֶשׁ בַּ⁠שִּׁשִּׁ֑י</w:t>
+        <w:t>בְּ⁠י֨וֹם עֶשְׂרִ֧ים וְ⁠אַרְבָּעָ֛ה לַ⁠חֹ֖דֶשׁ בַּ⁠שִּׁשִּׁ֑י</w:t>
       </w:r>
     </w:p>
     <w:p>
@@ -7685,7 +7685,7 @@
         <w:rPr>
           <w:lang w:val="ar_AE" w:bidi="ar_AE"/>
         </w:rPr>
-        <w:t>בְּ⁠י֨וֹם עֶשְׂרִ֧ים וְ⁠אַרְבָּעָ֛ה לַ⁠חֹ֖דֶשׁ בַּ⁠שִּׁשִּׁ֑י בִּ⁠שְׁנַ֥ת שְׁתַּ֖יִם</w:t>
+        <w:t>בְּ⁠י֨וֹם עֶשְׂרִ֧ים וְ⁠אַרְבָּעָ֛ה לַ⁠חֹ֖דֶשׁ בַּ⁠שִּׁשִּׁ֑י בִּ⁠שְׁנַ֥ת שְׁתַּ֖יִם</w:t>
       </w:r>
     </w:p>
     <w:p>
@@ -7807,7 +7807,7 @@
         <w:rPr>
           <w:lang w:val="ar_AE" w:bidi="ar_AE"/>
         </w:rPr>
-        <w:t>בַּ⁠שְּׁבִיעִ֕י בְּ⁠עֶשְׂרִ֥ים וְ⁠אֶחָ֖ד לַ⁠חֹ֑דֶשׁ</w:t>
+        <w:t>בַּ⁠שְּׁבִיעִ֕י בְּ⁠עֶשְׂרִ֥ים וְ⁠אֶחָ֖ד לַ⁠חֹ֑דֶשׁ</w:t>
       </w:r>
     </w:p>
     <w:p>
@@ -7929,7 +7929,7 @@
         <w:rPr>
           <w:lang w:val="ar_AE" w:bidi="ar_AE"/>
         </w:rPr>
-        <w:t>בַּ⁠שְּׁבִיעִ֕י בְּ⁠עֶשְׂרִ֥ים וְ⁠אֶחָ֖ד לַ⁠חֹ֑דֶשׁ</w:t>
+        <w:t>בַּ⁠שְּׁבִיעִ֕י בְּ⁠עֶשְׂרִ֥ים וְ⁠אֶחָ֖ד לַ⁠חֹ֑דֶשׁ</w:t>
       </w:r>
     </w:p>
     <w:p>
@@ -8037,7 +8037,7 @@
         <w:rPr>
           <w:lang w:val="ar_AE" w:bidi="ar_AE"/>
         </w:rPr>
-        <w:t>בַּ⁠שְּׁבִיעִ֕י בְּ⁠עֶשְׂרִ֥ים וְ⁠אֶחָ֖ד לַ⁠חֹ֑דֶשׁ</w:t>
+        <w:t>בַּ⁠שְּׁבִיעִ֕י בְּ⁠עֶשְׂרִ֥ים וְ⁠אֶחָ֖ד לַ⁠חֹ֑דֶשׁ</w:t>
       </w:r>
     </w:p>
     <w:p>
@@ -8203,7 +8203,7 @@
         <w:rPr>
           <w:lang w:val="ar_AE" w:bidi="ar_AE"/>
         </w:rPr>
-        <w:t>הָיָה֙ דְּבַר־יְהוָ֔ה בְּ⁠יַד־חַגַּ֥י הַ⁠נָּבִ֖יא</w:t>
+        <w:t>הָיָה֙ דְּבַר־יְהוָ֔ה בְּ⁠יַד־חַגַּ֥י הַ⁠נָּבִ֖יא</w:t>
       </w:r>
     </w:p>
     <w:p>
@@ -8465,7 +8465,7 @@
         <w:rPr>
           <w:lang w:val="ar_AE" w:bidi="ar_AE"/>
         </w:rPr>
-        <w:t>מִ֤י בָ⁠כֶם֙ הַ⁠נִּשְׁאָ֔ר אֲשֶׁ֤ר רָאָה֙ אֶת־הַ⁠בַּ֣יִת הַ⁠זֶּ֔ה בִּ⁠כְבוֹד֖⁠וֹ הָ⁠רִאשׁ֑וֹן וּ⁠מָ֨ה אַתֶּ֜ם רֹאִ֤ים אֹת⁠וֹ֙ עַ֔תָּה הֲ⁠ל֥וֹא כָמֹ֛⁠הוּ כְּ⁠אַ֖יִן בְּ⁠עֵינֵי⁠כֶֽם</w:t>
+        <w:t>מִ֤י בָ⁠כֶם֙ הַ⁠נִּשְׁאָ֔ר אֲשֶׁ֤ר רָאָה֙ אֶת־הַ⁠בַּ֣יִת הַ⁠זֶּ֔ה בִּ⁠כְבוֹד֖⁠וֹ הָ⁠רִאשׁ֑וֹן וּ⁠מָ֨ה אַתֶּ֜ם רֹאִ֤ים אֹת⁠וֹ֙ עַ֔תָּה הֲ⁠ל֥וֹא כָמֹ֛⁠הוּ כְּ⁠אַ֖יִן בְּ⁠עֵינֵי⁠כֶֽם</w:t>
       </w:r>
     </w:p>
     <w:p>
@@ -8587,7 +8587,7 @@
         <w:rPr>
           <w:lang w:val="ar_AE" w:bidi="ar_AE"/>
         </w:rPr>
-        <w:t>מִ֤י בָ⁠כֶם֙ הַ⁠נִּשְׁאָ֔ר אֲשֶׁ֤ר רָאָה֙ אֶת־הַ⁠בַּ֣יִת הַ⁠זֶּ֔ה בִּ⁠כְבוֹד֖⁠וֹ הָ⁠רִאשׁ֑וֹן וּ⁠מָ֨ה אַתֶּ֜ם רֹאִ֤ים אֹת⁠וֹ֙ עַ֔תָּה הֲ⁠ל֥וֹא כָמֹ֛⁠הוּ כְּ⁠אַ֖יִן בְּ⁠עֵינֵי⁠כֶֽם</w:t>
+        <w:t>מִ֤י בָ⁠כֶם֙ הַ⁠נִּשְׁאָ֔ר אֲשֶׁ֤ר רָאָה֙ אֶת־הַ⁠בַּ֣יִת הַ⁠זֶּ֔ה בִּ⁠כְבוֹד֖⁠וֹ הָ⁠רִאשׁ֑וֹן וּ⁠מָ֨ה אַתֶּ֜ם רֹאִ֤ים אֹת⁠וֹ֙ עַ֔תָּה הֲ⁠ל֥וֹא כָמֹ֛⁠הוּ כְּ⁠אַ֖יִן בְּ⁠עֵינֵי⁠כֶֽם</w:t>
       </w:r>
     </w:p>
     <w:p>
@@ -8695,7 +8695,7 @@
         <w:rPr>
           <w:lang w:val="ar_AE" w:bidi="ar_AE"/>
         </w:rPr>
-        <w:t>בָ⁠כֶם֙ הַ⁠נִּשְׁאָ֔ר אֲשֶׁ֤ר רָאָה֙ אֶת־הַ⁠בַּ֣יִת הַ⁠זֶּ֔ה</w:t>
+        <w:t>בָ⁠כֶם֙ הַ⁠נִּשְׁאָ֔ר אֲשֶׁ֤ר רָאָה֙ אֶת־הַ⁠בַּ֣יִת הַ⁠זֶּ֔ה</w:t>
       </w:r>
     </w:p>
     <w:p>
@@ -8817,7 +8817,7 @@
         <w:rPr>
           <w:lang w:val="ar_AE" w:bidi="ar_AE"/>
         </w:rPr>
-        <w:t>אֲשֶׁ֤ר רָאָה֙ אֶת־הַ⁠בַּ֣יִת הַ⁠זֶּ֔ה בִּ⁠כְבוֹד֖⁠וֹ הָ⁠רִאשׁ֑וֹן</w:t>
+        <w:t>אֲשֶׁ֤ר רָאָה֙ אֶת־הַ⁠בַּ֣יִת הַ⁠זֶּ֔ה בִּ⁠כְבוֹד֖⁠וֹ הָ⁠רִאשׁ֑וֹן</w:t>
       </w:r>
     </w:p>
     <w:p>
@@ -9087,7 +9087,7 @@
         <w:rPr>
           <w:lang w:val="ar_AE" w:bidi="ar_AE"/>
         </w:rPr>
-        <w:t>הֲ⁠ל֥וֹא כָמֹ֛⁠הוּ כְּ⁠אַ֖יִן בְּ⁠עֵינֵי⁠כֶֽם</w:t>
+        <w:t>הֲ⁠ל֥וֹא כָמֹ֛⁠הוּ כְּ⁠אַ֖יִן בְּ⁠עֵינֵי⁠כֶֽם</w:t>
       </w:r>
     </w:p>
     <w:p>
@@ -9222,7 +9222,7 @@
         <w:rPr>
           <w:lang w:val="ar_AE" w:bidi="ar_AE"/>
         </w:rPr>
-        <w:t>וְ⁠עַתָּ֣ה חֲזַ֣ק זְרֻבָּבֶ֣ל ׀ נְאֻם־יְהוָ֡ה וַ⁠חֲזַ֣ק יְהוֹשֻׁ֣עַ בֶּן־יְהוֹצָדָק֩ הַ⁠כֹּהֵ֨ן הַ⁠גָּד֜וֹל וַ⁠חֲזַ֨ק כָּל־עַ֥ם הָ⁠אָ֛רֶץ נְאֻם־יְהוָ֖ה וַֽ⁠עֲשׂ֑וּ כִּֽי־אֲנִ֣י אִתְּ⁠כֶ֔ם נְאֻ֖ם יְהוָ֥ה צְבָאֽוֹת</w:t>
+        <w:t>וְ⁠עַתָּ֣ה חֲזַ֣ק זְרֻבָּבֶ֣ל ׀ נְאֻם־יְהוָ֡ה וַ⁠חֲזַ֣ק יְהוֹשֻׁ֣עַ בֶּן־יְהוֹצָדָק֩ הַ⁠כֹּהֵ֨ן הַ⁠גָּד֜וֹל וַ⁠חֲזַ֨ק כָּל־עַ֥ם הָ⁠אָ֛רֶץ נְאֻם־יְהוָ֖ה וַֽ⁠עֲשׂ֑וּ כִּֽי־אֲנִ֣י אִתְּ⁠כֶ֔ם נְאֻ֖ם יְהוָ֥ה צְבָאֽוֹת</w:t>
       </w:r>
     </w:p>
     <w:p>
@@ -9344,7 +9344,7 @@
         <w:rPr>
           <w:lang w:val="ar_AE" w:bidi="ar_AE"/>
         </w:rPr>
-        <w:t>כָּל־עַ֥ם הָ⁠אָ֛רֶץ</w:t>
+        <w:t>כָּל־עַ֥ם הָ⁠אָ֛רֶץ</w:t>
       </w:r>
     </w:p>
     <w:p>
@@ -9488,7 +9488,7 @@
         <w:rPr>
           <w:lang w:val="ar_AE" w:bidi="ar_AE"/>
         </w:rPr>
-        <w:t>אֶֽת־הַ⁠דָּבָ֞ר אֲשֶׁר־כָּרַ֤תִּי אִתְּ⁠כֶם֙ בְּ⁠צֵאתְ⁠כֶ֣ם מִ⁠מִּצְרַ֔יִם וְ⁠רוּחִ֖⁠י עֹמֶ֣דֶת בְּ⁠תוֹכְ⁠כֶ֑ם אַל־תִּירָֽאוּ</w:t>
+        <w:t>אֶֽת־הַ⁠דָּבָ֞ר אֲשֶׁר־כָּרַ֤תִּי אִתְּ⁠כֶם֙ בְּ⁠צֵאתְ⁠כֶ֣ם מִ⁠מִּצְרַ֔יִם וְ⁠רוּחִ֖⁠י עֹמֶ֣דֶת בְּ⁠תוֹכְ⁠כֶ֑ם אַל־תִּירָֽאוּ</w:t>
       </w:r>
     </w:p>
     <w:p>
@@ -9610,7 +9610,7 @@
         <w:rPr>
           <w:lang w:val="ar_AE" w:bidi="ar_AE"/>
         </w:rPr>
-        <w:t>אֶֽת־הַ⁠דָּבָ֞ר אֲשֶׁר־כָּרַ֤תִּי אִתְּ⁠כֶם֙</w:t>
+        <w:t>אֶֽת־הַ⁠דָּבָ֞ר אֲשֶׁר־כָּרַ֤תִּי אִתְּ⁠כֶם֙</w:t>
       </w:r>
     </w:p>
     <w:p>
@@ -9732,7 +9732,7 @@
         <w:rPr>
           <w:lang w:val="ar_AE" w:bidi="ar_AE"/>
         </w:rPr>
-        <w:t>אֶֽת־הַ⁠דָּבָ֞ר אֲשֶׁר־כָּרַ֤תִּי אִתְּ⁠כֶם֙</w:t>
+        <w:t>אֶֽת־הַ⁠דָּבָ֞ר אֲשֶׁר־כָּרַ֤תִּי אִתְּ⁠כֶם֙</w:t>
       </w:r>
     </w:p>
     <w:p>
@@ -9853,7 +9853,7 @@
         <w:rPr>
           <w:lang w:val="ar_AE" w:bidi="ar_AE"/>
         </w:rPr>
-        <w:t>אֶֽת־הַ⁠דָּבָ֞ר אֲשֶׁר־כָּרַ֤תִּי אִתְּ⁠כֶם֙ בְּ⁠צֵאתְ⁠כֶ֣ם מִ⁠מִּצְרַ֔יִם</w:t>
+        <w:t>אֶֽת־הַ⁠דָּבָ֞ר אֲשֶׁר־כָּרַ֤תִּי אִתְּ⁠כֶם֙ בְּ⁠צֵאתְ⁠כֶ֣ם מִ⁠מִּצְרַ֔יִם</w:t>
       </w:r>
     </w:p>
     <w:p>
@@ -10032,7 +10032,7 @@
         <w:rPr>
           <w:lang w:val="ar_AE" w:bidi="ar_AE"/>
         </w:rPr>
-        <w:t>וְ⁠רוּחִ֖⁠י עֹמֶ֣דֶת בְּ⁠תוֹכְ⁠כֶ֑ם</w:t>
+        <w:t>וְ⁠רוּחִ֖⁠י עֹמֶ֣דֶת בְּ⁠תוֹכְ⁠כֶ֑ם</w:t>
       </w:r>
     </w:p>
     <w:p>
@@ -10154,7 +10154,7 @@
         <w:rPr>
           <w:lang w:val="ar_AE" w:bidi="ar_AE"/>
         </w:rPr>
-        <w:t>כִּ֣י כֹ֤ה אָמַר֙ יְהוָ֣ה צְבָא֔וֹת ע֥וֹד אַחַ֖ת מְעַ֣ט הִ֑יא וַ⁠אֲנִ֗י מַרְעִישׁ֙ אֶת־הַ⁠שָּׁמַ֣יִם וְ⁠אֶת־הָ⁠אָ֔רֶץ וְ⁠אֶת־הַ⁠יָּ֖ם וְ⁠אֶת־הֶ⁠חָרָבָֽה</w:t>
+        <w:t>כִּ֣י כֹ֤ה אָמַר֙ יְהוָ֣ה צְבָא֔וֹת ע֥וֹד אַחַ֖ת מְעַ֣ט הִ֑יא וַ⁠אֲנִ֗י מַרְעִישׁ֙ אֶת־הַ⁠שָּׁמַ֣יִם וְ⁠אֶת־הָ⁠אָ֔רֶץ וְ⁠אֶת־הַ⁠יָּ֖ם וְ⁠אֶת־הֶ⁠חָרָבָֽה</w:t>
       </w:r>
     </w:p>
     <w:p>
@@ -10557,7 +10557,7 @@
         <w:rPr>
           <w:lang w:val="ar_AE" w:bidi="ar_AE"/>
         </w:rPr>
-        <w:t>אֶת־הַ⁠שָּׁמַ֣יִם וְ⁠אֶת־הָ⁠אָ֔רֶץ וְ⁠אֶת־הַ⁠יָּ֖ם וְ⁠אֶת־הֶ⁠חָרָבָֽה</w:t>
+        <w:t>אֶת־הַ⁠שָּׁמַ֣יִם וְ⁠אֶת־הָ⁠אָ֔רֶץ וְ⁠אֶת־הַ⁠יָּ֖ם וְ⁠אֶת־הֶ⁠חָרָבָֽה</w:t>
       </w:r>
     </w:p>
     <w:p>
@@ -10731,7 +10731,7 @@
         <w:rPr>
           <w:lang w:val="ar_AE" w:bidi="ar_AE"/>
         </w:rPr>
-        <w:t>וְ⁠הִרְעַשְׁתִּי֙ אֶת־כָּל־הַ⁠גּוֹיִ֔ם וּ⁠בָ֖אוּ חֶמְדַּ֣ת כָּל־הַ⁠גּוֹיִ֑ם וּ⁠מִלֵּאתִ֞י אֶת־הַ⁠בַּ֤יִת הַ⁠זֶּה֙ כָּב֔וֹד אָמַ֖ר יְהוָ֥ה צְבָאֽוֹת</w:t>
+        <w:t>וְ⁠הִרְעַשְׁתִּי֙ אֶת־כָּל־הַ⁠גּוֹיִ֔ם וּ⁠בָ֖אוּ חֶמְדַּ֣ת כָּל־הַ⁠גּוֹיִ֑ם וּ⁠מִלֵּאתִ֞י אֶת־הַ⁠בַּ֤יִת הַ⁠זֶּה֙ כָּב֔וֹד אָמַ֖ר יְהוָ֥ה צְבָאֽוֹת</w:t>
       </w:r>
     </w:p>
     <w:p>
@@ -10853,7 +10853,7 @@
         <w:rPr>
           <w:lang w:val="ar_AE" w:bidi="ar_AE"/>
         </w:rPr>
-        <w:t>וְ⁠הִרְעַשְׁתִּי֙ אֶת־כָּל־הַ⁠גּוֹיִ֔ם</w:t>
+        <w:t>וְ⁠הִרְעַשְׁתִּי֙ אֶת־כָּל־הַ⁠גּוֹיִ֔ם</w:t>
       </w:r>
     </w:p>
     <w:p>
@@ -10987,7 +10987,7 @@
         <w:rPr>
           <w:lang w:val="ar_AE" w:bidi="ar_AE"/>
         </w:rPr>
-        <w:t>וּ⁠מִלֵּאתִ֞י אֶת־הַ⁠בַּ֤יִת הַ⁠זֶּה֙ כָּב֔וֹד</w:t>
+        <w:t>וּ⁠מִלֵּאתִ֞י אֶת־הַ⁠בַּ֤יִת הַ⁠זֶּה֙ כָּב֔וֹד</w:t>
       </w:r>
     </w:p>
     <w:p>
@@ -11161,7 +11161,7 @@
         <w:rPr>
           <w:lang w:val="ar_AE" w:bidi="ar_AE"/>
         </w:rPr>
-        <w:t>לִ֥⁠י הַ⁠כֶּ֖סֶף וְ⁠לִ֣⁠י הַ⁠זָּהָ֑ב נְאֻ֖ם יְהוָ֥ה צְבָאֽוֹת</w:t>
+        <w:t>לִ֥⁠י הַ⁠כֶּ֖סֶף וְ⁠לִ֣⁠י הַ⁠זָּהָ֑ב נְאֻ֖ם יְהוָ֥ה צְבָאֽוֹת</w:t>
       </w:r>
     </w:p>
     <w:p>
@@ -11283,7 +11283,7 @@
         <w:rPr>
           <w:lang w:val="ar_AE" w:bidi="ar_AE"/>
         </w:rPr>
-        <w:t>לִ֥⁠י הַ⁠כֶּ֖סֶף וְ⁠לִ֣⁠י הַ⁠זָּהָ֑ב</w:t>
+        <w:t>לִ֥⁠י הַ⁠כֶּ֖סֶף וְ⁠לִ֣⁠י הַ⁠זָּהָ֑ב</w:t>
       </w:r>
     </w:p>
     <w:p>
@@ -11391,7 +11391,7 @@
         <w:rPr>
           <w:lang w:val="ar_AE" w:bidi="ar_AE"/>
         </w:rPr>
-        <w:t>גָּד֣וֹל יִֽהְיֶ֡ה כְּבוֹד֩ הַ⁠בַּ֨יִת הַ⁠זֶּ֤ה הָ⁠אַֽחֲרוֹן֙ מִן־הָ֣⁠רִאשׁ֔וֹן אָמַ֖ר יְהוָ֣ה צְבָא֑וֹת וּ⁠בַ⁠מָּק֤וֹם הַ⁠זֶּה֙ אֶתֵּ֣ן שָׁל֔וֹם נְאֻ֖ם יְהוָ֥ה צְבָאֽוֹת</w:t>
+        <w:t>גָּד֣וֹל יִֽהְיֶ֡ה כְּבוֹד֩ הַ⁠בַּ֨יִת הַ⁠זֶּ֤ה הָ⁠אַֽחֲרוֹן֙ מִן־הָ֣⁠רִאשׁ֔וֹן אָמַ֖ר יְהוָ֣ה צְבָא֑וֹת וּ⁠בַ⁠מָּק֤וֹם הַ⁠זֶּה֙ אֶתֵּ֣ן שָׁל֔וֹם נְאֻ֖ם יְהוָ֥ה צְבָאֽוֹת</w:t>
       </w:r>
     </w:p>
     <w:p>
@@ -11513,7 +11513,7 @@
         <w:rPr>
           <w:lang w:val="ar_AE" w:bidi="ar_AE"/>
         </w:rPr>
-        <w:t>גָּד֣וֹל יִֽהְיֶ֡ה כְּבוֹד֩ הַ⁠בַּ֨יִת הַ⁠זֶּ֤ה הָ⁠אַֽחֲרוֹן֙ מִן־הָ֣⁠רִאשׁ֔וֹן</w:t>
+        <w:t>גָּד֣וֹל יִֽהְיֶ֡ה כְּבוֹד֩ הַ⁠בַּ֨יִת הַ⁠זֶּ֤ה הָ⁠אַֽחֲרוֹן֙ מִן־הָ֣⁠רִאשׁ֔וֹן</w:t>
       </w:r>
     </w:p>
     <w:p>
@@ -11635,7 +11635,7 @@
         <w:rPr>
           <w:lang w:val="ar_AE" w:bidi="ar_AE"/>
         </w:rPr>
-        <w:t>גָּד֣וֹל יִֽהְיֶ֡ה כְּבוֹד֩ הַ⁠בַּ֨יִת הַ⁠זֶּ֤ה הָ⁠אַֽחֲרוֹן֙ מִן־הָ֣⁠רִאשׁ֔וֹן</w:t>
+        <w:t>גָּד֣וֹל יִֽהְיֶ֡ה כְּבוֹד֩ הַ⁠בַּ֨יִת הַ⁠זֶּ֤ה הָ⁠אַֽחֲרוֹן֙ מִן־הָ֣⁠רִאשׁ֔וֹן</w:t>
       </w:r>
     </w:p>
     <w:p>
@@ -11756,7 +11756,7 @@
         <w:rPr>
           <w:lang w:val="ar_AE" w:bidi="ar_AE"/>
         </w:rPr>
-        <w:t>הַ⁠בַּ֨יִת</w:t>
+        <w:t>הַ⁠בַּ֨יִת</w:t>
       </w:r>
     </w:p>
     <w:p>
@@ -11904,7 +11904,7 @@
         <w:rPr>
           <w:lang w:val="ar_AE" w:bidi="ar_AE"/>
         </w:rPr>
-        <w:t>וּ⁠בַ⁠מָּק֤וֹם הַ⁠זֶּה֙ אֶתֵּ֣ן שָׁל֔וֹם</w:t>
+        <w:t>וּ⁠בַ⁠מָּק֤וֹם הַ⁠זֶּה֙ אֶתֵּ֣ן שָׁל֔וֹם</w:t>
       </w:r>
     </w:p>
     <w:p>
@@ -12052,7 +12052,7 @@
         <w:rPr>
           <w:lang w:val="ar_AE" w:bidi="ar_AE"/>
         </w:rPr>
-        <w:t>בְּ⁠עֶשְׂרִ֤ים וְ⁠אַרְבָּעָה֙ לַ⁠תְּשִׁיעִ֔י</w:t>
+        <w:t>בְּ⁠עֶשְׂרִ֤ים וְ⁠אַרְבָּעָה֙ לַ⁠תְּשִׁיעִ֔י</w:t>
       </w:r>
     </w:p>
     <w:p>
@@ -12174,7 +12174,7 @@
         <w:rPr>
           <w:lang w:val="ar_AE" w:bidi="ar_AE"/>
         </w:rPr>
-        <w:t>בְּ⁠עֶשְׂרִ֤ים וְ⁠אַרְבָּעָה֙ לַ⁠תְּשִׁיעִ֔י בִּ⁠שְׁנַ֥ת שְׁתַּ֖יִם לְ⁠דָרְיָ֑וֶשׁ</w:t>
+        <w:t>בְּ⁠עֶשְׂרִ֤ים וְ⁠אַרְבָּעָה֙ לַ⁠תְּשִׁיעִ֔י בִּ⁠שְׁנַ֥ת שְׁתַּ֖יִם לְ⁠דָרְיָ֑וֶשׁ</w:t>
       </w:r>
     </w:p>
     <w:p>
@@ -12296,7 +12296,7 @@
         <w:rPr>
           <w:lang w:val="ar_AE" w:bidi="ar_AE"/>
         </w:rPr>
-        <w:t>בְּ⁠עֶשְׂרִ֤ים וְ⁠אַרְבָּעָה֙ לַ⁠תְּשִׁיעִ֔י</w:t>
+        <w:t>בְּ⁠עֶשְׂרִ֤ים וְ⁠אַרְבָּעָה֙ לַ⁠תְּשִׁיעִ֔י</w:t>
       </w:r>
     </w:p>
     <w:p>
@@ -12448,7 +12448,7 @@
         <w:rPr>
           <w:lang w:val="ar_AE" w:bidi="ar_AE"/>
         </w:rPr>
-        <w:t>הָיָה֙ דְּבַר־יְהוָ֔ה אֶל־חַגַּ֥י הַ⁠נָּבִ֖יא לֵ⁠אמֹֽר</w:t>
+        <w:t>הָיָה֙ דְּבַר־יְהוָ֔ה אֶל־חַגַּ֥י הַ⁠נָּבִ֖יא לֵ⁠אמֹֽר</w:t>
       </w:r>
     </w:p>
     <w:p>
@@ -12588,7 +12588,7 @@
         <w:rPr>
           <w:lang w:val="ar_AE" w:bidi="ar_AE"/>
         </w:rPr>
-        <w:t>כֹּ֥ה אָמַ֖ר יְהוָ֣ה צְבָא֑וֹת שְׁאַל־נָ֧א אֶת־הַ⁠כֹּהֲנִ֛ים תּוֹרָ֖ה לֵ⁠אמֹֽר</w:t>
+        <w:t>כֹּ֥ה אָמַ֖ר יְהוָ֣ה צְבָא֑וֹת שְׁאַל־נָ֧א אֶת־הַ⁠כֹּהֲנִ֛ים תּוֹרָ֖ה לֵ⁠אמֹֽר</w:t>
       </w:r>
     </w:p>
     <w:p>
@@ -12710,7 +12710,7 @@
         <w:rPr>
           <w:lang w:val="ar_AE" w:bidi="ar_AE"/>
         </w:rPr>
-        <w:t>הֵ֣ן ׀ יִשָּׂא־אִ֨ישׁ בְּשַׂר־קֹ֜דֶשׁ בִּ⁠כְנַ֣ף בִּגְד֗⁠וֹ וְ⁠נָגַ֣ע בִּ֠⁠כְנָפ⁠וֹ אֶל־הַ⁠לֶּ֨חֶם וְ⁠אֶל־הַ⁠נָּזִ֜יד וְ⁠אֶל־הַ⁠יַּ֧יִן וְ⁠אֶל־שֶׁ֛מֶן וְ⁠אֶל־כָּל־מַאֲכָ֖ל הֲ⁠יִקְדָּ֑שׁ</w:t>
+        <w:t>הֵ֣ן ׀ יִשָּׂא־אִ֨ישׁ בְּשַׂר־קֹ֜דֶשׁ בִּ⁠כְנַ֣ף בִּגְד֗⁠וֹ וְ⁠נָגַ֣ע בִּ֠⁠כְנָפ⁠וֹ אֶל־הַ⁠לֶּ֨חֶם וְ⁠אֶל־הַ⁠נָּזִ֜יד וְ⁠אֶל־הַ⁠יַּ֧יִן וְ⁠אֶל־שֶׁ֛מֶן וְ⁠אֶל־כָּל־מַאֲכָ֖ל הֲ⁠יִקְדָּ֑שׁ</w:t>
       </w:r>
     </w:p>
     <w:p>
@@ -12832,7 +12832,7 @@
         <w:rPr>
           <w:lang w:val="ar_AE" w:bidi="ar_AE"/>
         </w:rPr>
-        <w:t>הֵ֣ן ׀ יִשָּׂא־אִ֨ישׁ בְּשַׂר־קֹ֜דֶשׁ בִּ⁠כְנַ֣ף בִּגְד֗⁠וֹ וְ⁠נָגַ֣ע בִּ֠⁠כְנָפ⁠וֹ אֶל־הַ⁠לֶּ֨חֶם וְ⁠אֶל־הַ⁠נָּזִ֜יד וְ⁠אֶל־הַ⁠יַּ֧יִן וְ⁠אֶל־שֶׁ֛מֶן וְ⁠אֶל־כָּל־מַאֲכָ֖ל הֲ⁠יִקְדָּ֑שׁ</w:t>
+        <w:t>הֵ֣ן ׀ יִשָּׂא־אִ֨ישׁ בְּשַׂר־קֹ֜דֶשׁ בִּ⁠כְנַ֣ף בִּגְד֗⁠וֹ וְ⁠נָגַ֣ע בִּ֠⁠כְנָפ⁠וֹ אֶל־הַ⁠לֶּ֨חֶם וְ⁠אֶל־הַ⁠נָּזִ֜יד וְ⁠אֶל־הַ⁠יַּ֧יִן וְ⁠אֶל־שֶׁ֛מֶן וְ⁠אֶל־כָּל־מַאֲכָ֖ל הֲ⁠יִקְדָּ֑שׁ</w:t>
       </w:r>
     </w:p>
     <w:p>
@@ -12940,7 +12940,7 @@
         <w:rPr>
           <w:lang w:val="ar_AE" w:bidi="ar_AE"/>
         </w:rPr>
-        <w:t>בְּשַׂר־קֹ֜דֶשׁ</w:t>
+        <w:t>בְּשַׂר־קֹ֜דֶשׁ</w:t>
       </w:r>
     </w:p>
     <w:p>
@@ -13610,7 +13610,7 @@
         <w:rPr>
           <w:lang w:val="ar_AE" w:bidi="ar_AE"/>
         </w:rPr>
-        <w:t>בְּ⁠כָל־אֵ֖לֶּה הֲ⁠יִטְמָ֑א</w:t>
+        <w:t>בְּ⁠כָל־אֵ֖לֶּה הֲ⁠יִטְמָ֑א</w:t>
       </w:r>
     </w:p>
     <w:p>
@@ -13867,7 +13867,7 @@
         <w:rPr>
           <w:lang w:val="ar_AE" w:bidi="ar_AE"/>
         </w:rPr>
-        <w:t>כֵּ֣ן הָֽ⁠עָם־הַ֠⁠זֶּה וְ⁠כֵן־הַ⁠גּ֨וֹי הַ⁠זֶּ֤ה לְ⁠פָנַ⁠י֙ נְאֻם־יְהוָ֔ה וְ⁠כֵ֖ן כָּל־מַעֲשֵׂ֣ה יְדֵי⁠הֶ֑ם וַ⁠אֲשֶׁ֥ר יַקְרִ֛יבוּ שָׁ֖ם טָמֵ֥א הֽוּא</w:t>
+        <w:t>כֵּ֣ן הָֽ⁠עָם־הַ֠⁠זֶּה וְ⁠כֵן־הַ⁠גּ֨וֹי הַ⁠זֶּ֤ה לְ⁠פָנַ⁠י֙ נְאֻם־יְהוָ֔ה וְ⁠כֵ֖ן כָּל־מַעֲשֵׂ֣ה יְדֵי⁠הֶ֑ם וַ⁠אֲשֶׁ֥ר יַקְרִ֛יבוּ שָׁ֖ם טָמֵ֥א הֽוּא</w:t>
       </w:r>
     </w:p>
     <w:p>
@@ -13989,7 +13989,7 @@
         <w:rPr>
           <w:lang w:val="ar_AE" w:bidi="ar_AE"/>
         </w:rPr>
-        <w:t>כֵּ֣ן הָֽ⁠עָם־הַ֠⁠זֶּה וְ⁠כֵן־הַ⁠גּ֨וֹי הַ⁠זֶּ֤ה</w:t>
+        <w:t>כֵּ֣ן הָֽ⁠עָם־הַ֠⁠זֶּה וְ⁠כֵן־הַ⁠גּ֨וֹי הַ⁠זֶּ֤ה</w:t>
       </w:r>
     </w:p>
     <w:p>
@@ -14124,7 +14124,7 @@
         <w:rPr>
           <w:lang w:val="ar_AE" w:bidi="ar_AE"/>
         </w:rPr>
-        <w:t>כֵּ֣ן הָֽ⁠עָם־הַ֠⁠זֶּה וְ⁠כֵן־הַ⁠גּ֨וֹי הַ⁠זֶּ֤ה</w:t>
+        <w:t>כֵּ֣ן הָֽ⁠עָם־הַ֠⁠זֶּה וְ⁠כֵן־הַ⁠גּ֨וֹי הַ⁠זֶּ֤ה</w:t>
       </w:r>
     </w:p>
     <w:p>
@@ -14529,7 +14529,7 @@
         <w:rPr>
           <w:lang w:val="ar_AE" w:bidi="ar_AE"/>
         </w:rPr>
-        <w:t>וְ⁠כֵ֖ן כָּל־מַעֲשֵׂ֣ה יְדֵי⁠הֶ֑ם</w:t>
+        <w:t>וְ⁠כֵ֖ן כָּל־מַעֲשֵׂ֣ה יְדֵי⁠הֶ֑ם</w:t>
       </w:r>
     </w:p>
     <w:p>
@@ -14664,7 +14664,7 @@
         <w:rPr>
           <w:lang w:val="ar_AE" w:bidi="ar_AE"/>
         </w:rPr>
-        <w:t>וַ⁠אֲשֶׁ֥ר יַקְרִ֛יבוּ שָׁ֖ם טָמֵ֥א הֽוּא</w:t>
+        <w:t>וַ⁠אֲשֶׁ֥ר יַקְרִ֛יבוּ שָׁ֖ם טָמֵ֥א הֽוּא</w:t>
       </w:r>
     </w:p>
     <w:p>
@@ -14817,7 +14817,7 @@
         <w:rPr>
           <w:lang w:val="ar_AE" w:bidi="ar_AE"/>
         </w:rPr>
-        <w:t>שִֽׂימוּ־נָ֣א לְבַבְ⁠כֶ֔ם</w:t>
+        <w:t>שִֽׂימוּ־נָ֣א לְבַבְ⁠כֶ֔ם</w:t>
       </w:r>
     </w:p>
     <w:p>
@@ -14957,7 +14957,7 @@
         <w:rPr>
           <w:lang w:val="ar_AE" w:bidi="ar_AE"/>
         </w:rPr>
-        <w:t>מִן־הַ⁠יּ֥וֹם הַ⁠זֶּ֖ה וָ⁠מָ֑עְלָ⁠ה</w:t>
+        <w:t>מִן־הַ⁠יּ֥וֹם הַ⁠זֶּ֖ה וָ⁠מָ֑עְלָ⁠ה</w:t>
       </w:r>
     </w:p>
     <w:p>
@@ -15092,7 +15092,7 @@
         <w:rPr>
           <w:lang w:val="ar_AE" w:bidi="ar_AE"/>
         </w:rPr>
-        <w:t>מִ⁠טֶּ֧רֶם שֽׂוּם־אֶ֛בֶן אֶל־אֶ֖בֶן בְּ⁠הֵיכַ֥ל יְהוָֽה</w:t>
+        <w:t>מִ⁠טֶּ֧רֶם שֽׂוּם־אֶ֛בֶן אֶל־אֶ֖בֶן בְּ⁠הֵיכַ֥ל יְהוָֽה</w:t>
       </w:r>
     </w:p>
     <w:p>
@@ -15214,7 +15214,7 @@
         <w:rPr>
           <w:lang w:val="ar_AE" w:bidi="ar_AE"/>
         </w:rPr>
-        <w:t>בְּ⁠הֵיכַ֥ל יְהוָֽה</w:t>
+        <w:t>בְּ⁠הֵיכַ֥ל יְהוָֽה</w:t>
       </w:r>
     </w:p>
     <w:p>
@@ -15483,7 +15483,7 @@
         <w:rPr>
           <w:lang w:val="ar_AE" w:bidi="ar_AE"/>
         </w:rPr>
-        <w:t>בָּא֙ אֶל־עֲרֵמַ֣ת עֶשְׂרִ֔ים וְ⁠הָיְתָ֖ה עֲשָׂרָ֑ה</w:t>
+        <w:t>בָּא֙ אֶל־עֲרֵמַ֣ת עֶשְׂרִ֔ים וְ⁠הָיְתָ֖ה עֲשָׂרָ֑ה</w:t>
       </w:r>
     </w:p>
     <w:p>
@@ -15605,7 +15605,7 @@
         <w:rPr>
           <w:lang w:val="ar_AE" w:bidi="ar_AE"/>
         </w:rPr>
-        <w:t>בָּא֙ אֶל־עֲרֵמַ֣ת עֶשְׂרִ֔ים וְ⁠הָיְתָ֖ה עֲשָׂרָ֑ה</w:t>
+        <w:t>בָּא֙ אֶל־עֲרֵמַ֣ת עֶשְׂרִ֔ים וְ⁠הָיְתָ֖ה עֲשָׂרָ֑ה</w:t>
       </w:r>
     </w:p>
     <w:p>
@@ -15740,7 +15740,7 @@
         <w:rPr>
           <w:lang w:val="ar_AE" w:bidi="ar_AE"/>
         </w:rPr>
-        <w:t>בָּ֣א אֶל־הַ⁠יֶּ֗קֶב לַ⁠חְשֹׂף֙ חֲמִשִּׁ֣ים פּוּרָ֔ה וְ⁠הָיְתָ֖ה עֶשְׂרִֽים</w:t>
+        <w:t>בָּ֣א אֶל־הַ⁠יֶּ֗קֶב לַ⁠חְשֹׂף֙ חֲמִשִּׁ֣ים פּוּרָ֔ה וְ⁠הָיְתָ֖ה עֶשְׂרִֽים</w:t>
       </w:r>
     </w:p>
     <w:p>
@@ -15862,7 +15862,7 @@
         <w:rPr>
           <w:lang w:val="ar_AE" w:bidi="ar_AE"/>
         </w:rPr>
-        <w:t>חֲמִשִּׁ֣ים פּוּרָ֔ה</w:t>
+        <w:t>חֲמִשִּׁ֣ים פּוּרָ֔ה</w:t>
       </w:r>
     </w:p>
     <w:p>
@@ -15997,7 +15997,7 @@
         <w:rPr>
           <w:lang w:val="ar_AE" w:bidi="ar_AE"/>
         </w:rPr>
-        <w:t>הִכֵּ֨יתִי אֶתְ⁠כֶ֜ם בַּ⁠שִּׁדָּפ֤וֹן וּ⁠בַ⁠יֵּֽרָקוֹן֙ וּ⁠בַ⁠בָּרָ֔ד אֵ֖ת כָּל־מַעֲשֵׂ֣ה יְדֵי⁠כֶ֑ם וְ⁠אֵין־אֶתְ⁠כֶ֥ם אֵלַ֖⁠י נְאֻם־יְהוָֽה</w:t>
+        <w:t>הִכֵּ֨יתִי אֶתְ⁠כֶ֜ם בַּ⁠שִּׁדָּפ֤וֹן וּ⁠בַ⁠יֵּֽרָקוֹן֙ וּ⁠בַ⁠בָּרָ֔ד אֵ֖ת כָּל־מַעֲשֵׂ֣ה יְדֵי⁠כֶ֑ם וְ⁠אֵין־אֶתְ⁠כֶ֥ם אֵלַ֖⁠י נְאֻם־יְהוָֽה</w:t>
       </w:r>
     </w:p>
     <w:p>
@@ -16119,7 +16119,7 @@
         <w:rPr>
           <w:lang w:val="ar_AE" w:bidi="ar_AE"/>
         </w:rPr>
-        <w:t>אֵ֖ת כָּל־מַעֲשֵׂ֣ה יְדֵי⁠כֶ֑ם</w:t>
+        <w:t>אֵ֖ת כָּל־מַעֲשֵׂ֣ה יְדֵי⁠כֶ֑ם</w:t>
       </w:r>
     </w:p>
     <w:p>
@@ -16241,7 +16241,7 @@
         <w:rPr>
           <w:lang w:val="ar_AE" w:bidi="ar_AE"/>
         </w:rPr>
-        <w:t>אֵ֖ת כָּל־מַעֲשֵׂ֣ה יְדֵי⁠כֶ֑ם</w:t>
+        <w:t>אֵ֖ת כָּל־מַעֲשֵׂ֣ה יְדֵי⁠כֶ֑ם</w:t>
       </w:r>
     </w:p>
     <w:p>
@@ -16489,7 +16489,7 @@
         <w:rPr>
           <w:lang w:val="ar_AE" w:bidi="ar_AE"/>
         </w:rPr>
-        <w:t>שִׂימוּ &amp; לְבַבְ⁠כֶ֔ם</w:t>
+        <w:t>שִׂימוּ &amp; לְבַבְ⁠כֶ֔ם</w:t>
       </w:r>
     </w:p>
     <w:p>
@@ -16629,7 +16629,7 @@
         <w:rPr>
           <w:lang w:val="ar_AE" w:bidi="ar_AE"/>
         </w:rPr>
-        <w:t>מִן־הַ⁠יּ֥וֹם הַ⁠זֶּ֖ה וָ⁠מָ֑עְלָ⁠ה מִ⁠יּוֹם֩ עֶשְׂרִ֨ים וְ⁠אַרְבָּעָ֜ה לַ⁠תְּשִׁיעִ֗י לְ⁠מִן־הַ⁠יּ֛וֹם אֲשֶׁר־יֻסַּ֥ד הֵֽיכַל־יְהוָ֖ה</w:t>
+        <w:t>מִן־הַ⁠יּ֥וֹם הַ⁠זֶּ֖ה וָ⁠מָ֑עְלָ⁠ה מִ⁠יּוֹם֩ עֶשְׂרִ֨ים וְ⁠אַרְבָּעָ֜ה לַ⁠תְּשִׁיעִ֗י לְ⁠מִן־הַ⁠יּ֛וֹם אֲשֶׁר־יֻסַּ֥ד הֵֽיכַל־יְהוָ֖ה</w:t>
       </w:r>
     </w:p>
     <w:p>
@@ -16813,7 +16813,7 @@
         <w:rPr>
           <w:lang w:val="ar_AE" w:bidi="ar_AE"/>
         </w:rPr>
-        <w:t>מִ⁠יּוֹם֩ עֶשְׂרִ֨ים וְ⁠אַרְבָּעָ֜ה לַ⁠תְּשִׁיעִ֗י</w:t>
+        <w:t>מִ⁠יּוֹם֩ עֶשְׂרִ֨ים וְ⁠אַרְבָּעָ֜ה לַ⁠תְּשִׁיעִ֗י</w:t>
       </w:r>
     </w:p>
     <w:p>
@@ -16935,7 +16935,7 @@
         <w:rPr>
           <w:lang w:val="ar_AE" w:bidi="ar_AE"/>
         </w:rPr>
-        <w:t>מִ⁠יּוֹם֩ עֶשְׂרִ֨ים וְ⁠אַרְבָּעָ֜ה לַ⁠תְּשִׁיעִ֗י</w:t>
+        <w:t>מִ⁠יּוֹם֩ עֶשְׂרִ֨ים וְ⁠אַרְבָּעָ֜ה לַ⁠תְּשִׁיעִ֗י</w:t>
       </w:r>
     </w:p>
     <w:p>
@@ -17061,7 +17061,7 @@
         <w:rPr>
           <w:lang w:val="ar_AE" w:bidi="ar_AE"/>
         </w:rPr>
-        <w:t>יֻסַּ֥ד הֵֽיכַל־יְהוָ֖ה</w:t>
+        <w:t>יֻסַּ֥ד הֵֽיכַל־יְהוָ֖ה</w:t>
       </w:r>
     </w:p>
     <w:p>
@@ -17305,7 +17305,7 @@
         <w:rPr>
           <w:lang w:val="ar_AE" w:bidi="ar_AE"/>
         </w:rPr>
-        <w:t>שִׂ֥ימוּ לְבַבְ⁠כֶֽם</w:t>
+        <w:t>שִׂ֥ימוּ לְבַבְ⁠כֶֽם</w:t>
       </w:r>
     </w:p>
     <w:p>
@@ -17445,7 +17445,7 @@
         <w:rPr>
           <w:lang w:val="ar_AE" w:bidi="ar_AE"/>
         </w:rPr>
-        <w:t>הַ⁠ע֤וֹד הַ⁠זֶּ֨רַע֙ בַּ⁠מְּגוּרָ֔ה</w:t>
+        <w:t>הַ⁠ע֤וֹד הַ⁠זֶּ֨רַע֙ בַּ⁠מְּגוּרָ֔ה</w:t>
       </w:r>
     </w:p>
     <w:p>
@@ -17567,7 +17567,7 @@
         <w:rPr>
           <w:lang w:val="ar_AE" w:bidi="ar_AE"/>
         </w:rPr>
-        <w:t>מִן־הַ⁠יּ֥וֹם הַ⁠זֶּ֖ה אֲבָרֵֽךְ</w:t>
+        <w:t>מִן־הַ⁠יּ֥וֹם הַ⁠זֶּ֖ה אֲבָרֵֽךְ</w:t>
       </w:r>
     </w:p>
     <w:p>
@@ -17689,7 +17689,7 @@
         <w:rPr>
           <w:lang w:val="ar_AE" w:bidi="ar_AE"/>
         </w:rPr>
-        <w:t>מִן־הַ⁠יּ֥וֹם הַ⁠זֶּ֖ה</w:t>
+        <w:t>מִן־הַ⁠יּ֥וֹם הַ⁠זֶּ֖ה</w:t>
       </w:r>
     </w:p>
     <w:p>
@@ -17811,7 +17811,7 @@
         <w:rPr>
           <w:lang w:val="ar_AE" w:bidi="ar_AE"/>
         </w:rPr>
-        <w:t>וַ⁠יְהִ֨י דְבַר־יְהוָ֤ה ׀ שֵׁנִית֙ אֶל־חַגַּ֔י</w:t>
+        <w:t>וַ⁠יְהִ֨י דְבַר־יְהוָ֤ה ׀ שֵׁנִית֙ אֶל־חַגַּ֔י</w:t>
       </w:r>
     </w:p>
     <w:p>
@@ -17951,7 +17951,7 @@
         <w:rPr>
           <w:lang w:val="ar_AE" w:bidi="ar_AE"/>
         </w:rPr>
-        <w:t>שֵׁנִית֙</w:t>
+        <w:t>שֵׁנִית֙</w:t>
       </w:r>
     </w:p>
     <w:p>
@@ -18073,7 +18073,7 @@
         <w:rPr>
           <w:lang w:val="ar_AE" w:bidi="ar_AE"/>
         </w:rPr>
-        <w:t>בְּ⁠עֶשְׂרִ֧ים וְ⁠אַרְבָּעָ֛ה לַ⁠חֹ֖דֶשׁ</w:t>
+        <w:t>בְּ⁠עֶשְׂרִ֧ים וְ⁠אַרְבָּעָ֛ה לַ⁠חֹ֖דֶשׁ</w:t>
       </w:r>
     </w:p>
     <w:p>
@@ -18195,7 +18195,7 @@
         <w:rPr>
           <w:lang w:val="ar_AE" w:bidi="ar_AE"/>
         </w:rPr>
-        <w:t>בְּ⁠עֶשְׂרִ֧ים וְ⁠אַרְבָּעָ֛ה לַ⁠חֹ֖דֶשׁ</w:t>
+        <w:t>בְּ⁠עֶשְׂרִ֧ים וְ⁠אַרְבָּעָ֛ה לַ⁠חֹ֖דֶשׁ</w:t>
       </w:r>
     </w:p>
     <w:p>
@@ -18441,7 +18441,7 @@
         <w:rPr>
           <w:lang w:val="ar_AE" w:bidi="ar_AE"/>
         </w:rPr>
-        <w:t>אֱמֹ֕ר אֶל־זְרֻבָּבֶ֥ל פַּֽחַת־יְהוּדָ֖ה לֵ⁠אמֹ֑ר אֲנִ֣י מַרְעִ֔ישׁ אֶת־הַ⁠שָּׁמַ֖יִם וְ⁠אֶת־הָ⁠אָֽרֶץ</w:t>
+        <w:t>אֱמֹ֕ר אֶל־זְרֻבָּבֶ֥ל פַּֽחַת־יְהוּדָ֖ה לֵ⁠אמֹ֑ר אֲנִ֣י מַרְעִ֔ישׁ אֶת־הַ⁠שָּׁמַ֖יִם וְ⁠אֶת־הָ⁠אָֽרֶץ</w:t>
       </w:r>
     </w:p>
     <w:p>
@@ -18563,7 +18563,7 @@
         <w:rPr>
           <w:lang w:val="ar_AE" w:bidi="ar_AE"/>
         </w:rPr>
-        <w:t>אֲנִ֣י מַרְעִ֔ישׁ אֶת־הַ⁠שָּׁמַ֖יִם וְ⁠אֶת־הָ⁠אָֽרֶץ</w:t>
+        <w:t>אֲנִ֣י מַרְעִ֔ישׁ אֶת־הַ⁠שָּׁמַ֖יִם וְ⁠אֶת־הָ⁠אָֽרֶץ</w:t>
       </w:r>
     </w:p>
     <w:p>
@@ -18703,7 +18703,7 @@
         <w:rPr>
           <w:lang w:val="ar_AE" w:bidi="ar_AE"/>
         </w:rPr>
-        <w:t>אֶת־הַ⁠שָּׁמַ֖יִם וְ⁠אֶת־הָ⁠אָֽרֶץ</w:t>
+        <w:t>אֶת־הַ⁠שָּׁמַ֖יִם וְ⁠אֶת־הָ⁠אָֽרֶץ</w:t>
       </w:r>
     </w:p>
     <w:p>
@@ -18855,7 +18855,7 @@
         <w:rPr>
           <w:lang w:val="ar_AE" w:bidi="ar_AE"/>
         </w:rPr>
-        <w:t>כִּסֵּ֣א מַמְלָכ֔וֹת</w:t>
+        <w:t>כִּסֵּ֣א מַמְלָכ֔וֹת</w:t>
       </w:r>
     </w:p>
     <w:p>
@@ -19003,7 +19003,7 @@
         <w:rPr>
           <w:lang w:val="ar_AE" w:bidi="ar_AE"/>
         </w:rPr>
-        <w:t>כִּסֵּ֣א מַמְלָכ֔וֹת</w:t>
+        <w:t>כִּסֵּ֣א מַמְלָכ֔וֹת</w:t>
       </w:r>
     </w:p>
     <w:p>
@@ -19111,7 +19111,7 @@
         <w:rPr>
           <w:lang w:val="ar_AE" w:bidi="ar_AE"/>
         </w:rPr>
-        <w:t>וְ⁠הָפַכְתִּ֤י מֶרְכָּבָה֙ וְ⁠רֹ֣כְבֶ֔י⁠הָ וְ⁠יָרְד֤וּ סוּסִים֙ וְ⁠רֹ֣כְבֵי⁠הֶ֔ם</w:t>
+        <w:t>וְ⁠הָפַכְתִּ֤י מֶרְכָּבָה֙ וְ⁠רֹ֣כְבֶ֔י⁠הָ וְ⁠יָרְד֤וּ סוּסִים֙ וְ⁠רֹ֣כְבֵי⁠הֶ֔ם</w:t>
       </w:r>
     </w:p>
     <w:p>
@@ -19233,7 +19233,7 @@
         <w:rPr>
           <w:lang w:val="ar_AE" w:bidi="ar_AE"/>
         </w:rPr>
-        <w:t>מֶרְכָּבָה֙ וְ⁠רֹ֣כְבֶ֔י⁠הָ</w:t>
+        <w:t>מֶרְכָּבָה֙ וְ⁠רֹ֣כְבֶ֔י⁠הָ</w:t>
       </w:r>
     </w:p>
     <w:p>
@@ -19529,7 +19529,7 @@
         <w:rPr>
           <w:lang w:val="ar_AE" w:bidi="ar_AE"/>
         </w:rPr>
-        <w:t>אִ֖ישׁ בְּ⁠חֶ֥רֶב אָחִֽי⁠ו</w:t>
+        <w:t>אִ֖ישׁ בְּ⁠חֶ֥רֶב אָחִֽי⁠ו</w:t>
       </w:r>
     </w:p>
     <w:p>
@@ -19681,7 +19681,7 @@
         <w:rPr>
           <w:lang w:val="ar_AE" w:bidi="ar_AE"/>
         </w:rPr>
-        <w:t>אִ֖ישׁ בְּ⁠חֶ֥רֶב אָחִֽי⁠ו</w:t>
+        <w:t>אִ֖ישׁ בְּ⁠חֶ֥רֶב אָחִֽי⁠ו</w:t>
       </w:r>
     </w:p>
     <w:p>
@@ -19923,7 +19923,7 @@
         <w:rPr>
           <w:lang w:val="ar_AE" w:bidi="ar_AE"/>
         </w:rPr>
-        <w:t>בַּ⁠יּ֣וֹם הַ⁠ה֣וּא נְאֻם־יְהוָ֣ה צְבָא֡וֹת אֶ֠קָּחֲ⁠ךָ זְרֻבָּבֶ֨ל בֶּן־שְׁאַלְתִּיאֵ֤ל עַבְדִּ⁠י֙ נְאֻם־יְהוָ֔ה וְ⁠שַׂמְתִּ֖י⁠ךָ כַּֽ⁠חוֹתָ֑ם כִּֽי־בְ⁠ךָ֣ בָחַ֔רְתִּי נְאֻ֖ם יְהוָ֥ה צְבָאֽוֹת</w:t>
+        <w:t>בַּ⁠יּ֣וֹם הַ⁠ה֣וּא נְאֻם־יְהוָ֣ה צְבָא֡וֹת אֶ֠קָּחֲ⁠ךָ זְרֻבָּבֶ֨ל בֶּן־שְׁאַלְתִּיאֵ֤ל עַבְדִּ⁠י֙ נְאֻם־יְהוָ֔ה וְ⁠שַׂמְתִּ֖י⁠ךָ כַּֽ⁠חוֹתָ֑ם כִּֽי־בְ⁠ךָ֣ בָחַ֔רְתִּי נְאֻ֖ם יְהוָ֥ה צְבָאֽוֹת</w:t>
       </w:r>
     </w:p>
     <w:p>
@@ -20045,7 +20045,7 @@
         <w:rPr>
           <w:lang w:val="ar_AE" w:bidi="ar_AE"/>
         </w:rPr>
-        <w:t>בַּ⁠יּ֣וֹם הַ⁠ה֣וּא</w:t>
+        <w:t>בַּ⁠יּ֣וֹם הַ⁠ה֣וּא</w:t>
       </w:r>
     </w:p>
     <w:p>
@@ -20166,7 +20166,7 @@
         <w:rPr>
           <w:lang w:val="ar_AE" w:bidi="ar_AE"/>
         </w:rPr>
-        <w:t>אֶ֠קָּחֲ⁠ךָ &amp; וְ⁠שַׂמְתִּ֖י⁠ךָ &amp; בְ⁠ךָ֣ בָחַ֔רְתִּי</w:t>
+        <w:t>אֶ֠קָּחֲ⁠ךָ &amp; וְ⁠שַׂמְתִּ֖י⁠ךָ &amp; בְ⁠ךָ֣ בָחַ֔רְתִּי</w:t>
       </w:r>
     </w:p>
     <w:p>
@@ -20316,7 +20316,7 @@
         <w:rPr>
           <w:lang w:val="ar_AE" w:bidi="ar_AE"/>
         </w:rPr>
-        <w:t>כַּֽ⁠חוֹתָ֑ם</w:t>
+        <w:t>כַּֽ⁠חוֹתָ֑ם</w:t>
       </w:r>
     </w:p>
     <w:p>
@@ -20451,7 +20451,7 @@
         <w:rPr>
           <w:lang w:val="ar_AE" w:bidi="ar_AE"/>
         </w:rPr>
-        <w:t>כַּֽ⁠חוֹתָ֑ם</w:t>
+        <w:t>כַּֽ⁠חוֹתָ֑ם</w:t>
       </w:r>
     </w:p>
     <w:p>

--- a/arb/docx/37.content.docx
+++ b/arb/docx/37.content.docx
@@ -749,6 +749,87 @@
         <w:rPr>
           <w:lang w:val="ar_AE" w:bidi="ar_AE"/>
         </w:rPr>
+        <w:t>ملاحظات عامة على حجّي 1</w:t>
+      </w:r>
+      <w:r>
+        <w:rPr>
+          <w:lang w:val="ar_AE" w:bidi="ar_AE"/>
+        </w:rPr>
+      </w:r>
+    </w:p>
+    <w:p>
+      <w:pPr>
+        <w:pStyle w:val="Heading3"/>
+        <w:bidi/>
+      </w:pPr>
+      <w:r>
+        <w:rPr>
+          <w:lang w:val="ar_AE" w:bidi="ar_AE"/>
+        </w:rPr>
+        <w:t>البنية وتنسيق النص</w:t>
+      </w:r>
+    </w:p>
+    <w:p>
+      <w:pPr>
+        <w:bidi/>
+      </w:pPr>
+      <w:r>
+        <w:rPr>
+          <w:lang w:val="ar_AE" w:bidi="ar_AE"/>
+        </w:rPr>
+      </w:r>
+      <w:r>
+        <w:rPr>
+          <w:lang w:val="ar_AE" w:bidi="ar_AE"/>
+        </w:rPr>
+        <w:t>يُقدّم هذا الإصحاح أول رسالة نبوية أعلنها حجّي باسم الرب إلى اليهود الذين عادوا من السبي البابلي.</w:t>
+      </w:r>
+    </w:p>
+    <w:p>
+      <w:pPr>
+        <w:bidi/>
+      </w:pPr>
+      <w:r>
+        <w:rPr>
+          <w:lang w:val="ar_AE" w:bidi="ar_AE"/>
+        </w:rPr>
+      </w:r>
+      <w:r>
+        <w:rPr>
+          <w:lang w:val="ar_AE" w:bidi="ar_AE"/>
+        </w:rPr>
+        <w:t>وبعض الترجمات تسهّل قراءة المقاطع الشعرية من خلال تحريكها إلى اليسار عن بقية النص.</w:t>
+      </w:r>
+      <w:r>
+        <w:rPr>
+          <w:lang w:val="ar_AE" w:bidi="ar_AE"/>
+        </w:rPr>
+      </w:r>
+      <w:r>
+        <w:rPr>
+          <w:lang w:val="ar_AE" w:bidi="ar_AE"/>
+        </w:rPr>
+      </w:r>
+    </w:p>
+    <w:p>
+      <w:pPr>
+        <w:bidi/>
+      </w:pPr>
+      <w:r>
+        <w:rPr>
+          <w:lang w:val="ar_AE" w:bidi="ar_AE"/>
+        </w:rPr>
+      </w:r>
+    </w:p>
+    <w:p>
+      <w:pPr>
+        <w:pStyle w:val="Heading2"/>
+        <w:bidi/>
+      </w:pPr>
+      <w:r>
+        <w:rPr>
+          <w:lang w:val="ar_AE" w:bidi="ar_AE"/>
+        </w:rPr>
         <w:t>حجّي 1: 1 (#1)</w:t>
       </w:r>
       <w:r>
@@ -7786,6 +7867,127 @@
         <w:rPr>
           <w:lang w:val="ar_AE" w:bidi="ar_AE"/>
         </w:rPr>
+        <w:t>ملاحظات عامة على حجّي 2</w:t>
+      </w:r>
+      <w:r>
+        <w:rPr>
+          <w:lang w:val="ar_AE" w:bidi="ar_AE"/>
+        </w:rPr>
+      </w:r>
+    </w:p>
+    <w:p>
+      <w:pPr>
+        <w:pStyle w:val="Heading3"/>
+        <w:bidi/>
+      </w:pPr>
+      <w:r>
+        <w:rPr>
+          <w:lang w:val="ar_AE" w:bidi="ar_AE"/>
+        </w:rPr>
+        <w:t>البنية وتنسيق النص</w:t>
+      </w:r>
+    </w:p>
+    <w:p>
+      <w:pPr>
+        <w:bidi/>
+      </w:pPr>
+      <w:r>
+        <w:rPr>
+          <w:lang w:val="ar_AE" w:bidi="ar_AE"/>
+        </w:rPr>
+      </w:r>
+      <w:r>
+        <w:rPr>
+          <w:lang w:val="ar_AE" w:bidi="ar_AE"/>
+        </w:rPr>
+        <w:t>يتضمن هذا الإصحاح ثلاث نبوّات ألقاها حجّي على اليهود الذين عادوا من السبي: النبوّة الثانية (الآيات 1–9)، والثالثة (الآيات 10–19)، والرابعة (الآيات 20–23).</w:t>
+      </w:r>
+    </w:p>
+    <w:p>
+      <w:pPr>
+        <w:bidi/>
+      </w:pPr>
+      <w:r>
+        <w:rPr>
+          <w:lang w:val="ar_AE" w:bidi="ar_AE"/>
+        </w:rPr>
+      </w:r>
+      <w:r>
+        <w:rPr>
+          <w:lang w:val="ar_AE" w:bidi="ar_AE"/>
+        </w:rPr>
+        <w:t>بعض الترجمات تضع كل سطر من الشعر بعيدًا إلى اليسار مقارنة ببقية النص لتسهيل قراءته.</w:t>
+      </w:r>
+    </w:p>
+    <w:p>
+      <w:pPr>
+        <w:pStyle w:val="Heading3"/>
+        <w:bidi/>
+      </w:pPr>
+      <w:r>
+        <w:rPr>
+          <w:lang w:val="ar_AE" w:bidi="ar_AE"/>
+        </w:rPr>
+        <w:t>إشكالية الترجمة في هذا الإصحاح</w:t>
+      </w:r>
+    </w:p>
+    <w:p>
+      <w:pPr>
+        <w:pStyle w:val="Heading4"/>
+        <w:bidi/>
+      </w:pPr>
+      <w:r>
+        <w:rPr>
+          <w:lang w:val="ar_AE" w:bidi="ar_AE"/>
+        </w:rPr>
+        <w:t>مثال على التعليم بشأن النجاسة (الآيات 12–14)</w:t>
+      </w:r>
+    </w:p>
+    <w:p>
+      <w:pPr>
+        <w:bidi/>
+      </w:pPr>
+      <w:r>
+        <w:rPr>
+          <w:lang w:val="ar_AE" w:bidi="ar_AE"/>
+        </w:rPr>
+      </w:r>
+      <w:r>
+        <w:rPr>
+          <w:lang w:val="ar_AE" w:bidi="ar_AE"/>
+        </w:rPr>
+        <w:t>في النبوة الثالثة، يستخدم الرب حوارًا تعليميًا مع الكهنة ليكشف عمق خطية الشعب. يسأل حجّي: هل الشخص الطاهر يجعل الطعام الذي يلمسه مقدّسًا؟ والجواب: لا. ثم: هل الشخص النجس يجعل الطعام الذي يلمسه نجسًا؟ والجواب: نعم. ومن هنا، يخبر حجّي الناس أن الرب يعتبرهم في حالة نجاسة روحية، لأنهم لم يطيعوا الله ولم يعيدوا بناء الهيكل، وبالتالي فإن ذبائحهم نجسة وغير مقبولة. لقد نقلوا تلك النجاسة إلى الأطعمة التي قدموها كذبيحة، ولذلك فإن تلك الذبائح غير مقبولة لدى الرب. وبصورة أوضح: الرسالة من هذا المثال أن التقدمات التي يقدّمها الشعب لا تعوّض عن عصيانهم في عدم بناء الهيكل. بل إن عصيانهم هو ما يجعل تقدماتهم غير مقبولة. ملاحظات الآيات 11–14 ستقترح طرقًا تُبيّن هذا المعنى في الترجمة.</w:t>
+      </w:r>
+      <w:r>
+        <w:rPr>
+          <w:lang w:val="ar_AE" w:bidi="ar_AE"/>
+        </w:rPr>
+      </w:r>
+      <w:r>
+        <w:rPr>
+          <w:lang w:val="ar_AE" w:bidi="ar_AE"/>
+        </w:rPr>
+      </w:r>
+    </w:p>
+    <w:p>
+      <w:pPr>
+        <w:bidi/>
+      </w:pPr>
+      <w:r>
+        <w:rPr>
+          <w:lang w:val="ar_AE" w:bidi="ar_AE"/>
+        </w:rPr>
+      </w:r>
+    </w:p>
+    <w:p>
+      <w:pPr>
+        <w:pStyle w:val="Heading2"/>
+        <w:bidi/>
+      </w:pPr>
+      <w:r>
+        <w:rPr>
+          <w:lang w:val="ar_AE" w:bidi="ar_AE"/>
+        </w:rPr>
         <w:t>حجّي 2: 1 (#1)</w:t>
       </w:r>
       <w:r>
@@ -20533,208 +20735,6 @@
           <w:lang w:val="ar_AE" w:bidi="ar_AE"/>
         </w:rPr>
         <w:t>التشبيه</w:t>
-      </w:r>
-      <w:r>
-        <w:rPr>
-          <w:lang w:val="ar_AE" w:bidi="ar_AE"/>
-        </w:rPr>
-      </w:r>
-      <w:r>
-        <w:rPr>
-          <w:lang w:val="ar_AE" w:bidi="ar_AE"/>
-        </w:rPr>
-      </w:r>
-    </w:p>
-    <w:p>
-      <w:pPr>
-        <w:bidi/>
-      </w:pPr>
-      <w:r>
-        <w:rPr>
-          <w:lang w:val="ar_AE" w:bidi="ar_AE"/>
-        </w:rPr>
-      </w:r>
-    </w:p>
-    <w:p>
-      <w:pPr>
-        <w:pStyle w:val="Heading2"/>
-        <w:bidi/>
-      </w:pPr>
-      <w:r>
-        <w:rPr>
-          <w:lang w:val="ar_AE" w:bidi="ar_AE"/>
-        </w:rPr>
-        <w:t>ملاحظات عامة على حجّي 1</w:t>
-      </w:r>
-      <w:r>
-        <w:rPr>
-          <w:lang w:val="ar_AE" w:bidi="ar_AE"/>
-        </w:rPr>
-      </w:r>
-    </w:p>
-    <w:p>
-      <w:pPr>
-        <w:pStyle w:val="Heading3"/>
-        <w:bidi/>
-      </w:pPr>
-      <w:r>
-        <w:rPr>
-          <w:lang w:val="ar_AE" w:bidi="ar_AE"/>
-        </w:rPr>
-        <w:t>البنية وتنسيق النص</w:t>
-      </w:r>
-    </w:p>
-    <w:p>
-      <w:pPr>
-        <w:bidi/>
-      </w:pPr>
-      <w:r>
-        <w:rPr>
-          <w:lang w:val="ar_AE" w:bidi="ar_AE"/>
-        </w:rPr>
-      </w:r>
-      <w:r>
-        <w:rPr>
-          <w:lang w:val="ar_AE" w:bidi="ar_AE"/>
-        </w:rPr>
-        <w:t>يُقدّم هذا الإصحاح أول رسالة نبوية أعلنها حجّي باسم الرب إلى اليهود الذين عادوا من السبي البابلي.</w:t>
-      </w:r>
-    </w:p>
-    <w:p>
-      <w:pPr>
-        <w:bidi/>
-      </w:pPr>
-      <w:r>
-        <w:rPr>
-          <w:lang w:val="ar_AE" w:bidi="ar_AE"/>
-        </w:rPr>
-      </w:r>
-      <w:r>
-        <w:rPr>
-          <w:lang w:val="ar_AE" w:bidi="ar_AE"/>
-        </w:rPr>
-        <w:t>وبعض الترجمات تسهّل قراءة المقاطع الشعرية من خلال تحريكها إلى اليسار عن بقية النص.</w:t>
-      </w:r>
-      <w:r>
-        <w:rPr>
-          <w:lang w:val="ar_AE" w:bidi="ar_AE"/>
-        </w:rPr>
-      </w:r>
-      <w:r>
-        <w:rPr>
-          <w:lang w:val="ar_AE" w:bidi="ar_AE"/>
-        </w:rPr>
-      </w:r>
-    </w:p>
-    <w:p>
-      <w:pPr>
-        <w:bidi/>
-      </w:pPr>
-      <w:r>
-        <w:rPr>
-          <w:lang w:val="ar_AE" w:bidi="ar_AE"/>
-        </w:rPr>
-      </w:r>
-    </w:p>
-    <w:p>
-      <w:pPr>
-        <w:pStyle w:val="Heading2"/>
-        <w:bidi/>
-      </w:pPr>
-      <w:r>
-        <w:rPr>
-          <w:lang w:val="ar_AE" w:bidi="ar_AE"/>
-        </w:rPr>
-        <w:t>ملاحظات عامة على حجّي 2</w:t>
-      </w:r>
-      <w:r>
-        <w:rPr>
-          <w:lang w:val="ar_AE" w:bidi="ar_AE"/>
-        </w:rPr>
-      </w:r>
-    </w:p>
-    <w:p>
-      <w:pPr>
-        <w:pStyle w:val="Heading3"/>
-        <w:bidi/>
-      </w:pPr>
-      <w:r>
-        <w:rPr>
-          <w:lang w:val="ar_AE" w:bidi="ar_AE"/>
-        </w:rPr>
-        <w:t>البنية وتنسيق النص</w:t>
-      </w:r>
-    </w:p>
-    <w:p>
-      <w:pPr>
-        <w:bidi/>
-      </w:pPr>
-      <w:r>
-        <w:rPr>
-          <w:lang w:val="ar_AE" w:bidi="ar_AE"/>
-        </w:rPr>
-      </w:r>
-      <w:r>
-        <w:rPr>
-          <w:lang w:val="ar_AE" w:bidi="ar_AE"/>
-        </w:rPr>
-        <w:t>يتضمن هذا الإصحاح ثلاث نبوّات ألقاها حجّي على اليهود الذين عادوا من السبي: النبوّة الثانية (الآيات 1–9)، والثالثة (الآيات 10–19)، والرابعة (الآيات 20–23).</w:t>
-      </w:r>
-    </w:p>
-    <w:p>
-      <w:pPr>
-        <w:bidi/>
-      </w:pPr>
-      <w:r>
-        <w:rPr>
-          <w:lang w:val="ar_AE" w:bidi="ar_AE"/>
-        </w:rPr>
-      </w:r>
-      <w:r>
-        <w:rPr>
-          <w:lang w:val="ar_AE" w:bidi="ar_AE"/>
-        </w:rPr>
-        <w:t>بعض الترجمات تضع كل سطر من الشعر بعيدًا إلى اليسار مقارنة ببقية النص لتسهيل قراءته.</w:t>
-      </w:r>
-    </w:p>
-    <w:p>
-      <w:pPr>
-        <w:pStyle w:val="Heading3"/>
-        <w:bidi/>
-      </w:pPr>
-      <w:r>
-        <w:rPr>
-          <w:lang w:val="ar_AE" w:bidi="ar_AE"/>
-        </w:rPr>
-        <w:t>إشكالية الترجمة في هذا الإصحاح</w:t>
-      </w:r>
-    </w:p>
-    <w:p>
-      <w:pPr>
-        <w:pStyle w:val="Heading4"/>
-        <w:bidi/>
-      </w:pPr>
-      <w:r>
-        <w:rPr>
-          <w:lang w:val="ar_AE" w:bidi="ar_AE"/>
-        </w:rPr>
-        <w:t>مثال على التعليم بشأن النجاسة (الآيات 12–14)</w:t>
-      </w:r>
-    </w:p>
-    <w:p>
-      <w:pPr>
-        <w:bidi/>
-      </w:pPr>
-      <w:r>
-        <w:rPr>
-          <w:lang w:val="ar_AE" w:bidi="ar_AE"/>
-        </w:rPr>
-      </w:r>
-      <w:r>
-        <w:rPr>
-          <w:lang w:val="ar_AE" w:bidi="ar_AE"/>
-        </w:rPr>
-        <w:t>في النبوة الثالثة، يستخدم الرب حوارًا تعليميًا مع الكهنة ليكشف عمق خطية الشعب. يسأل حجّي: هل الشخص الطاهر يجعل الطعام الذي يلمسه مقدّسًا؟ والجواب: لا. ثم: هل الشخص النجس يجعل الطعام الذي يلمسه نجسًا؟ والجواب: نعم. ومن هنا، يخبر حجّي الناس أن الرب يعتبرهم في حالة نجاسة روحية، لأنهم لم يطيعوا الله ولم يعيدوا بناء الهيكل، وبالتالي فإن ذبائحهم نجسة وغير مقبولة. لقد نقلوا تلك النجاسة إلى الأطعمة التي قدموها كذبيحة، ولذلك فإن تلك الذبائح غير مقبولة لدى الرب. وبصورة أوضح: الرسالة من هذا المثال أن التقدمات التي يقدّمها الشعب لا تعوّض عن عصيانهم في عدم بناء الهيكل. بل إن عصيانهم هو ما يجعل تقدماتهم غير مقبولة. ملاحظات الآيات 11–14 ستقترح طرقًا تُبيّن هذا المعنى في الترجمة.</w:t>
       </w:r>
       <w:r>
         <w:rPr>

--- a/arb/docx/37.content.docx
+++ b/arb/docx/37.content.docx
@@ -984,22 +984,6 @@
       </w:r>
       <w:r>
         <w:rPr>
-          <w:lang w:val="ar_AE" w:bidi="ar_AE"/>
-        </w:rPr>
-        <w:t>בִּ⁠שְׁנַ֤ת שְׁתַּ֨יִם֙ &amp; בַּ⁠חֹ֨דֶשׁ֙ הַ⁠שִּׁשִּׁ֔י בְּ⁠י֥וֹם אֶחָ֖ד לַ⁠חֹ֑דֶשׁ</w:t>
-      </w:r>
-    </w:p>
-    <w:p>
-      <w:pPr>
-        <w:bidi/>
-      </w:pPr>
-      <w:r>
-        <w:rPr>
-          <w:lang w:val="ar_AE" w:bidi="ar_AE"/>
-        </w:rPr>
-      </w:r>
-      <w:r>
-        <w:rPr>
           <w:b/>
           <w:lang w:val="ar_AE" w:bidi="ar_AE"/>
         </w:rPr>
@@ -1113,22 +1097,6 @@
       </w:r>
       <w:r>
         <w:rPr>
-          <w:lang w:val="ar_AE" w:bidi="ar_AE"/>
-        </w:rPr>
-        <w:t>בַּ⁠חֹ֨דֶשׁ֙ הַ⁠שִּׁשִּׁ֔י בְּ⁠י֥וֹם אֶחָ֖ד לַ⁠חֹ֑דֶשׁ</w:t>
-      </w:r>
-    </w:p>
-    <w:p>
-      <w:pPr>
-        <w:bidi/>
-      </w:pPr>
-      <w:r>
-        <w:rPr>
-          <w:lang w:val="ar_AE" w:bidi="ar_AE"/>
-        </w:rPr>
-      </w:r>
-      <w:r>
-        <w:rPr>
           <w:b/>
           <w:lang w:val="ar_AE" w:bidi="ar_AE"/>
         </w:rPr>
@@ -1248,22 +1216,6 @@
       </w:r>
       <w:r>
         <w:rPr>
-          <w:lang w:val="ar_AE" w:bidi="ar_AE"/>
-        </w:rPr>
-        <w:t>הָיָ֨ה דְבַר־יְהוָ֜ה בְּ⁠יַד־חַגַּ֣י הַ⁠נָּבִ֗יא</w:t>
-      </w:r>
-    </w:p>
-    <w:p>
-      <w:pPr>
-        <w:bidi/>
-      </w:pPr>
-      <w:r>
-        <w:rPr>
-          <w:lang w:val="ar_AE" w:bidi="ar_AE"/>
-        </w:rPr>
-      </w:r>
-      <w:r>
-        <w:rPr>
           <w:b/>
           <w:lang w:val="ar_AE" w:bidi="ar_AE"/>
         </w:rPr>
@@ -1518,22 +1470,6 @@
       </w:r>
       <w:r>
         <w:rPr>
-          <w:lang w:val="ar_AE" w:bidi="ar_AE"/>
-        </w:rPr>
-        <w:t>כֹּ֥ה אָמַ֛ר יְהוָ֥ה צְבָא֖וֹת לֵ⁠אמֹ֑ר הָ⁠עָ֤ם הַ⁠זֶּה֙ אָֽמְר֔וּ לֹ֥א עֶת־בֹּ֛א עֶת־בֵּ֥ית יְהוָ֖ה לְ⁠הִבָּנֽוֹת</w:t>
-      </w:r>
-    </w:p>
-    <w:p>
-      <w:pPr>
-        <w:bidi/>
-      </w:pPr>
-      <w:r>
-        <w:rPr>
-          <w:lang w:val="ar_AE" w:bidi="ar_AE"/>
-        </w:rPr>
-      </w:r>
-      <w:r>
-        <w:rPr>
           <w:b/>
           <w:lang w:val="ar_AE" w:bidi="ar_AE"/>
         </w:rPr>
@@ -2005,22 +1941,6 @@
         <w:rPr>
           <w:lang w:val="ar_AE" w:bidi="ar_AE"/>
         </w:rPr>
-      </w:r>
-    </w:p>
-    <w:p>
-      <w:pPr>
-        <w:bidi/>
-      </w:pPr>
-      <w:r>
-        <w:rPr>
-          <w:lang w:val="ar_AE" w:bidi="ar_AE"/>
-        </w:rPr>
-      </w:r>
-      <w:r>
-        <w:rPr>
-          <w:lang w:val="ar_AE" w:bidi="ar_AE"/>
-        </w:rPr>
-        <w:t>וַֽ⁠יְהִי֙ דְּבַר־יְהוָ֔ה בְּ⁠יַד־חַגַּ֥י הַ⁠נָּבִ֖יא</w:t>
       </w:r>
     </w:p>
     <w:p>
@@ -2158,22 +2078,6 @@
       </w:r>
       <w:r>
         <w:rPr>
-          <w:lang w:val="ar_AE" w:bidi="ar_AE"/>
-        </w:rPr>
-        <w:t>הַ⁠עֵ֤ת לָ⁠כֶם֙ אַתֶּ֔ם לָ⁠שֶׁ֖בֶת בְּ⁠בָתֵּי⁠כֶ֣ם סְפוּנִ֑ים וְ⁠הַ⁠בַּ֥יִת הַ⁠זֶּ֖ה חָרֵֽב</w:t>
-      </w:r>
-    </w:p>
-    <w:p>
-      <w:pPr>
-        <w:bidi/>
-      </w:pPr>
-      <w:r>
-        <w:rPr>
-          <w:lang w:val="ar_AE" w:bidi="ar_AE"/>
-        </w:rPr>
-      </w:r>
-      <w:r>
-        <w:rPr>
           <w:b/>
           <w:lang w:val="ar_AE" w:bidi="ar_AE"/>
         </w:rPr>
@@ -2577,22 +2481,6 @@
       </w:r>
       <w:r>
         <w:rPr>
-          <w:lang w:val="ar_AE" w:bidi="ar_AE"/>
-        </w:rPr>
-        <w:t>וְ⁠עַתָּ֕ה כֹּ֥ה אָמַ֖ר יְהוָ֣ה צְבָא֑וֹת שִׂ֥ימוּ לְבַבְ⁠כֶ֖ם עַל־דַּרְכֵי⁠כֶֽם</w:t>
-      </w:r>
-    </w:p>
-    <w:p>
-      <w:pPr>
-        <w:bidi/>
-      </w:pPr>
-      <w:r>
-        <w:rPr>
-          <w:lang w:val="ar_AE" w:bidi="ar_AE"/>
-        </w:rPr>
-      </w:r>
-      <w:r>
-        <w:rPr>
           <w:b/>
           <w:lang w:val="ar_AE" w:bidi="ar_AE"/>
         </w:rPr>
@@ -3348,22 +3236,6 @@
       </w:r>
       <w:r>
         <w:rPr>
-          <w:lang w:val="ar_AE" w:bidi="ar_AE"/>
-        </w:rPr>
-        <w:t>לָב֖וֹשׁ וְ⁠אֵין־לְ⁠חֹ֣ם ל֑⁠וֹ</w:t>
-      </w:r>
-    </w:p>
-    <w:p>
-      <w:pPr>
-        <w:bidi/>
-      </w:pPr>
-      <w:r>
-        <w:rPr>
-          <w:lang w:val="ar_AE" w:bidi="ar_AE"/>
-        </w:rPr>
-      </w:r>
-      <w:r>
-        <w:rPr>
           <w:b/>
           <w:lang w:val="ar_AE" w:bidi="ar_AE"/>
         </w:rPr>
@@ -3470,6 +3342,112 @@
       </w:r>
       <w:r>
         <w:rPr>
+          <w:b/>
+          <w:lang w:val="ar_AE" w:bidi="ar_AE"/>
+        </w:rPr>
+        <w:t>"</w:t>
+      </w:r>
+      <w:r>
+        <w:rPr>
+          <w:b/>
+          <w:lang w:val="ar_AE" w:bidi="ar_AE"/>
+        </w:rPr>
+        <w:t>والآخِذُ أُجرَةً يأخُذُ أُجرَةً لكيسٍ مَنقوبٍ</w:t>
+      </w:r>
+      <w:r>
+        <w:rPr>
+          <w:b/>
+          <w:lang w:val="ar_AE" w:bidi="ar_AE"/>
+        </w:rPr>
+        <w:t>"</w:t>
+      </w:r>
+    </w:p>
+    <w:p>
+      <w:pPr>
+        <w:bidi/>
+      </w:pPr>
+      <w:r>
+        <w:rPr>
+          <w:lang w:val="ar_AE" w:bidi="ar_AE"/>
+        </w:rPr>
+      </w:r>
+      <w:r>
+        <w:rPr>
+          <w:lang w:val="ar_AE" w:bidi="ar_AE"/>
+        </w:rPr>
+        <w:t>لا يستخدم الرب بعض الكلمات التي تحتاجها الجملة في العديد من اللغات لتكون مكتملة. يمكنك استنتاج هذه الكلمات من السياق إذا كان ذلك أوضح في لغتك. ترجمة بديلة: "ويكسب الأجير أجرته فقط ليضعها في كيس مثقوب"</w:t>
+      </w:r>
+    </w:p>
+    <w:p>
+      <w:pPr>
+        <w:bidi/>
+      </w:pPr>
+      <w:r>
+        <w:rPr>
+          <w:lang w:val="ar_AE" w:bidi="ar_AE"/>
+        </w:rPr>
+      </w:r>
+      <w:r>
+        <w:rPr>
+          <w:lang w:val="ar_AE" w:bidi="ar_AE"/>
+        </w:rPr>
+        <w:t xml:space="preserve">انظر: </w:t>
+      </w:r>
+      <w:r>
+        <w:rPr>
+          <w:lang w:val="ar_AE" w:bidi="ar_AE"/>
+        </w:rPr>
+        <w:t>الحذف</w:t>
+      </w:r>
+      <w:r>
+        <w:rPr>
+          <w:lang w:val="ar_AE" w:bidi="ar_AE"/>
+        </w:rPr>
+      </w:r>
+      <w:r>
+        <w:rPr>
+          <w:lang w:val="ar_AE" w:bidi="ar_AE"/>
+        </w:rPr>
+      </w:r>
+    </w:p>
+    <w:p>
+      <w:pPr>
+        <w:bidi/>
+      </w:pPr>
+      <w:r>
+        <w:rPr>
+          <w:lang w:val="ar_AE" w:bidi="ar_AE"/>
+        </w:rPr>
+      </w:r>
+    </w:p>
+    <w:p>
+      <w:pPr>
+        <w:pStyle w:val="Heading2"/>
+        <w:bidi/>
+      </w:pPr>
+      <w:r>
+        <w:rPr>
+          <w:lang w:val="ar_AE" w:bidi="ar_AE"/>
+        </w:rPr>
+        <w:t>حجّي 1: 6 (#5)</w:t>
+      </w:r>
+      <w:r>
+        <w:rPr>
+          <w:lang w:val="ar_AE" w:bidi="ar_AE"/>
+        </w:rPr>
+      </w:r>
+    </w:p>
+    <w:p>
+      <w:pPr>
+        <w:bidi/>
+      </w:pPr>
+      <w:r>
+        <w:rPr>
+          <w:lang w:val="ar_AE" w:bidi="ar_AE"/>
+        </w:rPr>
+      </w:r>
+      <w:r>
+        <w:rPr>
           <w:lang w:val="ar_AE" w:bidi="ar_AE"/>
         </w:rPr>
         <w:t>וְ⁠הַ֨⁠מִּשְׂתַּכֵּ֔ר מִשְׂתַּכֵּ֖ר אֶל־צְר֥וֹר נָקֽוּב</w:t>
@@ -3489,6 +3467,140 @@
           <w:b/>
           <w:lang w:val="ar_AE" w:bidi="ar_AE"/>
         </w:rPr>
+        <w:t>"والآخِذُ أُجرَةً يأخُذُ أُجرَةً لكيسٍ مَنقوبٍ"</w:t>
+      </w:r>
+    </w:p>
+    <w:p>
+      <w:pPr>
+        <w:bidi/>
+      </w:pPr>
+      <w:r>
+        <w:rPr>
+          <w:lang w:val="ar_AE" w:bidi="ar_AE"/>
+        </w:rPr>
+      </w:r>
+      <w:r>
+        <w:rPr>
+          <w:lang w:val="ar_AE" w:bidi="ar_AE"/>
+        </w:rPr>
+        <w:t xml:space="preserve">يتحدث الرب كما لو أن العائدين من السبي يضعون </w:t>
+      </w:r>
+      <w:r>
+        <w:rPr>
+          <w:b/>
+          <w:lang w:val="ar_AE" w:bidi="ar_AE"/>
+        </w:rPr>
+        <w:t>أجورهم</w:t>
+      </w:r>
+      <w:r>
+        <w:rPr>
+          <w:lang w:val="ar_AE" w:bidi="ar_AE"/>
+        </w:rPr>
+        <w:t xml:space="preserve"> في </w:t>
+      </w:r>
+      <w:r>
+        <w:rPr>
+          <w:b/>
+          <w:lang w:val="ar_AE" w:bidi="ar_AE"/>
+        </w:rPr>
+        <w:t>كيس مثقوب</w:t>
+      </w:r>
+      <w:r>
+        <w:rPr>
+          <w:lang w:val="ar_AE" w:bidi="ar_AE"/>
+        </w:rPr>
+        <w:t>. حيث تشير الصورة إلى أنه عندما تكون لديهم نفقات، لا يتوفر لديهم المال الكافي لتلبيتها. إذا كان ذلك أوضح في لغتك، يمكنك توضيح المعنى ببساطة. ترجمة بديلة: "والمال الذي تكسبونه يختفي بسرعة"</w:t>
+      </w:r>
+    </w:p>
+    <w:p>
+      <w:pPr>
+        <w:bidi/>
+      </w:pPr>
+      <w:r>
+        <w:rPr>
+          <w:lang w:val="ar_AE" w:bidi="ar_AE"/>
+        </w:rPr>
+      </w:r>
+      <w:r>
+        <w:rPr>
+          <w:lang w:val="ar_AE" w:bidi="ar_AE"/>
+        </w:rPr>
+        <w:t xml:space="preserve">انظر: </w:t>
+      </w:r>
+      <w:r>
+        <w:rPr>
+          <w:lang w:val="ar_AE" w:bidi="ar_AE"/>
+        </w:rPr>
+        <w:t>الاستعارة</w:t>
+      </w:r>
+      <w:r>
+        <w:rPr>
+          <w:lang w:val="ar_AE" w:bidi="ar_AE"/>
+        </w:rPr>
+      </w:r>
+      <w:r>
+        <w:rPr>
+          <w:lang w:val="ar_AE" w:bidi="ar_AE"/>
+        </w:rPr>
+      </w:r>
+    </w:p>
+    <w:p>
+      <w:pPr>
+        <w:bidi/>
+      </w:pPr>
+      <w:r>
+        <w:rPr>
+          <w:lang w:val="ar_AE" w:bidi="ar_AE"/>
+        </w:rPr>
+      </w:r>
+    </w:p>
+    <w:p>
+      <w:pPr>
+        <w:pStyle w:val="Heading2"/>
+        <w:bidi/>
+      </w:pPr>
+      <w:r>
+        <w:rPr>
+          <w:lang w:val="ar_AE" w:bidi="ar_AE"/>
+        </w:rPr>
+        <w:t>حجّي 1: 6 (#6)</w:t>
+      </w:r>
+      <w:r>
+        <w:rPr>
+          <w:lang w:val="ar_AE" w:bidi="ar_AE"/>
+        </w:rPr>
+      </w:r>
+    </w:p>
+    <w:p>
+      <w:pPr>
+        <w:bidi/>
+      </w:pPr>
+      <w:r>
+        <w:rPr>
+          <w:lang w:val="ar_AE" w:bidi="ar_AE"/>
+        </w:rPr>
+      </w:r>
+      <w:r>
+        <w:rPr>
+          <w:lang w:val="ar_AE" w:bidi="ar_AE"/>
+        </w:rPr>
+        <w:t>צְר֥וֹר נָקֽוּב</w:t>
+      </w:r>
+    </w:p>
+    <w:p>
+      <w:pPr>
+        <w:bidi/>
+      </w:pPr>
+      <w:r>
+        <w:rPr>
+          <w:lang w:val="ar_AE" w:bidi="ar_AE"/>
+        </w:rPr>
+      </w:r>
+      <w:r>
+        <w:rPr>
+          <w:b/>
+          <w:lang w:val="ar_AE" w:bidi="ar_AE"/>
+        </w:rPr>
         <w:t>"</w:t>
       </w:r>
       <w:r>
@@ -3496,7 +3608,7 @@
           <w:b/>
           <w:lang w:val="ar_AE" w:bidi="ar_AE"/>
         </w:rPr>
-        <w:t>والآخِذُ أُجرَةً يأخُذُ أُجرَةً لكيسٍ مَنقوبٍ</w:t>
+        <w:t>لكيسٍ مَنقوبٍ</w:t>
       </w:r>
       <w:r>
         <w:rPr>
@@ -3519,7 +3631,7 @@
         <w:rPr>
           <w:lang w:val="ar_AE" w:bidi="ar_AE"/>
         </w:rPr>
-        <w:t>لا يستخدم الرب بعض الكلمات التي تحتاجها الجملة في العديد من اللغات لتكون مكتملة. يمكنك استنتاج هذه الكلمات من السياق إذا كان ذلك أوضح في لغتك. ترجمة بديلة: "ويكسب الأجير أجرته فقط ليضعها في كيس مثقوب"</w:t>
+        <w:t>إذا كانت لغتك لا تستخدم صيغة المبني للمجهول، يمكنك التعبير عن الفكرة بصيغة المبني للمعلوم أو بطريقة أخرى تكون طبيعية في لغتك. ترجمة بديلة: "لكيس قام شخص ما بثقبه" أو "لحقيبة تحتوي على ثقب"</w:t>
       </w:r>
     </w:p>
     <w:p>
@@ -3541,7 +3653,7 @@
         <w:rPr>
           <w:lang w:val="ar_AE" w:bidi="ar_AE"/>
         </w:rPr>
-        <w:t>الحذف</w:t>
+        <w:t>المبني للمعلوم أو المبني للمجهول</w:t>
       </w:r>
       <w:r>
         <w:rPr>
@@ -3573,87 +3685,59 @@
         <w:rPr>
           <w:lang w:val="ar_AE" w:bidi="ar_AE"/>
         </w:rPr>
-        <w:t>حجّي 1: 6 (#5)</w:t>
-      </w:r>
-      <w:r>
-        <w:rPr>
-          <w:lang w:val="ar_AE" w:bidi="ar_AE"/>
-        </w:rPr>
-      </w:r>
-    </w:p>
-    <w:p>
-      <w:pPr>
-        <w:bidi/>
-      </w:pPr>
-      <w:r>
-        <w:rPr>
-          <w:lang w:val="ar_AE" w:bidi="ar_AE"/>
-        </w:rPr>
-      </w:r>
-      <w:r>
-        <w:rPr>
-          <w:lang w:val="ar_AE" w:bidi="ar_AE"/>
-        </w:rPr>
-        <w:t>וְ⁠הַ֨⁠מִּשְׂתַּכֵּ֔ר מִשְׂתַּכֵּ֖ר אֶל־צְר֥וֹר נָקֽוּב</w:t>
-      </w:r>
-    </w:p>
-    <w:p>
-      <w:pPr>
-        <w:bidi/>
-      </w:pPr>
-      <w:r>
-        <w:rPr>
-          <w:lang w:val="ar_AE" w:bidi="ar_AE"/>
-        </w:rPr>
-      </w:r>
-      <w:r>
-        <w:rPr>
-          <w:b/>
-          <w:lang w:val="ar_AE" w:bidi="ar_AE"/>
-        </w:rPr>
-        <w:t>"والآخِذُ أُجرَةً يأخُذُ أُجرَةً لكيسٍ مَنقوبٍ"</w:t>
-      </w:r>
-    </w:p>
-    <w:p>
-      <w:pPr>
-        <w:bidi/>
-      </w:pPr>
-      <w:r>
-        <w:rPr>
-          <w:lang w:val="ar_AE" w:bidi="ar_AE"/>
-        </w:rPr>
-      </w:r>
-      <w:r>
-        <w:rPr>
-          <w:lang w:val="ar_AE" w:bidi="ar_AE"/>
-        </w:rPr>
-        <w:t xml:space="preserve">يتحدث الرب كما لو أن العائدين من السبي يضعون </w:t>
-      </w:r>
-      <w:r>
-        <w:rPr>
-          <w:b/>
-          <w:lang w:val="ar_AE" w:bidi="ar_AE"/>
-        </w:rPr>
-        <w:t>أجورهم</w:t>
-      </w:r>
-      <w:r>
-        <w:rPr>
-          <w:lang w:val="ar_AE" w:bidi="ar_AE"/>
-        </w:rPr>
-        <w:t xml:space="preserve"> في </w:t>
-      </w:r>
-      <w:r>
-        <w:rPr>
-          <w:b/>
-          <w:lang w:val="ar_AE" w:bidi="ar_AE"/>
-        </w:rPr>
-        <w:t>كيس مثقوب</w:t>
-      </w:r>
-      <w:r>
-        <w:rPr>
-          <w:lang w:val="ar_AE" w:bidi="ar_AE"/>
-        </w:rPr>
-        <w:t>. حيث تشير الصورة إلى أنه عندما تكون لديهم نفقات، لا يتوفر لديهم المال الكافي لتلبيتها. إذا كان ذلك أوضح في لغتك، يمكنك توضيح المعنى ببساطة. ترجمة بديلة: "والمال الذي تكسبونه يختفي بسرعة"</w:t>
+        <w:t>حجّي 1: 7 (#1)</w:t>
+      </w:r>
+      <w:r>
+        <w:rPr>
+          <w:lang w:val="ar_AE" w:bidi="ar_AE"/>
+        </w:rPr>
+      </w:r>
+    </w:p>
+    <w:p>
+      <w:pPr>
+        <w:bidi/>
+      </w:pPr>
+      <w:r>
+        <w:rPr>
+          <w:lang w:val="ar_AE" w:bidi="ar_AE"/>
+        </w:rPr>
+      </w:r>
+      <w:r>
+        <w:rPr>
+          <w:b/>
+          <w:lang w:val="ar_AE" w:bidi="ar_AE"/>
+        </w:rPr>
+        <w:t>"</w:t>
+      </w:r>
+      <w:r>
+        <w:rPr>
+          <w:b/>
+          <w:lang w:val="ar_AE" w:bidi="ar_AE"/>
+        </w:rPr>
+        <w:t>هكذا قالَ رَبُّ الجُنودِ: اجعَلوا قَلبَكُمْ علَى طُرُقِكُمْ</w:t>
+      </w:r>
+      <w:r>
+        <w:rPr>
+          <w:b/>
+          <w:lang w:val="ar_AE" w:bidi="ar_AE"/>
+        </w:rPr>
+        <w:t>"</w:t>
+      </w:r>
+    </w:p>
+    <w:p>
+      <w:pPr>
+        <w:bidi/>
+      </w:pPr>
+      <w:r>
+        <w:rPr>
+          <w:lang w:val="ar_AE" w:bidi="ar_AE"/>
+        </w:rPr>
+      </w:r>
+      <w:r>
+        <w:rPr>
+          <w:lang w:val="ar_AE" w:bidi="ar_AE"/>
+        </w:rPr>
+        <w:t>إذا كان ذلك أوضح في لغتك، يمكنك ترجمة هذا بحيث لا يكون هناك اقتباس داخل اقتباس. ترجمة بديلة: "يخبركم رب الجنود أن تجعلوا قلبكم على طرقكم"</w:t>
       </w:r>
     </w:p>
     <w:p>
@@ -3675,7 +3759,7 @@
         <w:rPr>
           <w:lang w:val="ar_AE" w:bidi="ar_AE"/>
         </w:rPr>
-        <w:t>الاستعارة</w:t>
+        <w:t>اقتباسات داخل اقتباسات</w:t>
       </w:r>
       <w:r>
         <w:rPr>
@@ -3707,272 +3791,12 @@
         <w:rPr>
           <w:lang w:val="ar_AE" w:bidi="ar_AE"/>
         </w:rPr>
-        <w:t>حجّي 1: 6 (#6)</w:t>
-      </w:r>
-      <w:r>
-        <w:rPr>
-          <w:lang w:val="ar_AE" w:bidi="ar_AE"/>
-        </w:rPr>
-      </w:r>
-    </w:p>
-    <w:p>
-      <w:pPr>
-        <w:bidi/>
-      </w:pPr>
-      <w:r>
-        <w:rPr>
-          <w:lang w:val="ar_AE" w:bidi="ar_AE"/>
-        </w:rPr>
-      </w:r>
-      <w:r>
-        <w:rPr>
-          <w:lang w:val="ar_AE" w:bidi="ar_AE"/>
-        </w:rPr>
-        <w:t>צְר֥וֹר נָקֽוּב</w:t>
-      </w:r>
-    </w:p>
-    <w:p>
-      <w:pPr>
-        <w:bidi/>
-      </w:pPr>
-      <w:r>
-        <w:rPr>
-          <w:lang w:val="ar_AE" w:bidi="ar_AE"/>
-        </w:rPr>
-      </w:r>
-      <w:r>
-        <w:rPr>
-          <w:b/>
-          <w:lang w:val="ar_AE" w:bidi="ar_AE"/>
-        </w:rPr>
-        <w:t>"</w:t>
-      </w:r>
-      <w:r>
-        <w:rPr>
-          <w:b/>
-          <w:lang w:val="ar_AE" w:bidi="ar_AE"/>
-        </w:rPr>
-        <w:t>لكيسٍ مَنقوبٍ</w:t>
-      </w:r>
-      <w:r>
-        <w:rPr>
-          <w:b/>
-          <w:lang w:val="ar_AE" w:bidi="ar_AE"/>
-        </w:rPr>
-        <w:t>"</w:t>
-      </w:r>
-    </w:p>
-    <w:p>
-      <w:pPr>
-        <w:bidi/>
-      </w:pPr>
-      <w:r>
-        <w:rPr>
-          <w:lang w:val="ar_AE" w:bidi="ar_AE"/>
-        </w:rPr>
-      </w:r>
-      <w:r>
-        <w:rPr>
-          <w:lang w:val="ar_AE" w:bidi="ar_AE"/>
-        </w:rPr>
-        <w:t>إذا كانت لغتك لا تستخدم صيغة المبني للمجهول، يمكنك التعبير عن الفكرة بصيغة المبني للمعلوم أو بطريقة أخرى تكون طبيعية في لغتك. ترجمة بديلة: "لكيس قام شخص ما بثقبه" أو "لحقيبة تحتوي على ثقب"</w:t>
-      </w:r>
-    </w:p>
-    <w:p>
-      <w:pPr>
-        <w:bidi/>
-      </w:pPr>
-      <w:r>
-        <w:rPr>
-          <w:lang w:val="ar_AE" w:bidi="ar_AE"/>
-        </w:rPr>
-      </w:r>
-      <w:r>
-        <w:rPr>
-          <w:lang w:val="ar_AE" w:bidi="ar_AE"/>
-        </w:rPr>
-        <w:t xml:space="preserve">انظر: </w:t>
-      </w:r>
-      <w:r>
-        <w:rPr>
-          <w:lang w:val="ar_AE" w:bidi="ar_AE"/>
-        </w:rPr>
-        <w:t>المبني للمعلوم أو المبني للمجهول</w:t>
-      </w:r>
-      <w:r>
-        <w:rPr>
-          <w:lang w:val="ar_AE" w:bidi="ar_AE"/>
-        </w:rPr>
-      </w:r>
-      <w:r>
-        <w:rPr>
-          <w:lang w:val="ar_AE" w:bidi="ar_AE"/>
-        </w:rPr>
-      </w:r>
-    </w:p>
-    <w:p>
-      <w:pPr>
-        <w:bidi/>
-      </w:pPr>
-      <w:r>
-        <w:rPr>
-          <w:lang w:val="ar_AE" w:bidi="ar_AE"/>
-        </w:rPr>
-      </w:r>
-    </w:p>
-    <w:p>
-      <w:pPr>
-        <w:pStyle w:val="Heading2"/>
-        <w:bidi/>
-      </w:pPr>
-      <w:r>
-        <w:rPr>
-          <w:lang w:val="ar_AE" w:bidi="ar_AE"/>
-        </w:rPr>
-        <w:t>حجّي 1: 7 (#1)</w:t>
-      </w:r>
-      <w:r>
-        <w:rPr>
-          <w:lang w:val="ar_AE" w:bidi="ar_AE"/>
-        </w:rPr>
-      </w:r>
-    </w:p>
-    <w:p>
-      <w:pPr>
-        <w:bidi/>
-      </w:pPr>
-      <w:r>
-        <w:rPr>
-          <w:lang w:val="ar_AE" w:bidi="ar_AE"/>
-        </w:rPr>
-      </w:r>
-      <w:r>
-        <w:rPr>
-          <w:lang w:val="ar_AE" w:bidi="ar_AE"/>
-        </w:rPr>
-        <w:t>כֹּ֥ה אָמַ֖ר יְהוָ֣ה צְבָא֑וֹת שִׂ֥ימוּ לְבַבְ⁠כֶ֖ם עַל־דַּרְכֵי⁠כֶֽם</w:t>
-      </w:r>
-    </w:p>
-    <w:p>
-      <w:pPr>
-        <w:bidi/>
-      </w:pPr>
-      <w:r>
-        <w:rPr>
-          <w:lang w:val="ar_AE" w:bidi="ar_AE"/>
-        </w:rPr>
-      </w:r>
-      <w:r>
-        <w:rPr>
-          <w:b/>
-          <w:lang w:val="ar_AE" w:bidi="ar_AE"/>
-        </w:rPr>
-        <w:t>"</w:t>
-      </w:r>
-      <w:r>
-        <w:rPr>
-          <w:b/>
-          <w:lang w:val="ar_AE" w:bidi="ar_AE"/>
-        </w:rPr>
-        <w:t>هكذا قالَ رَبُّ الجُنودِ: اجعَلوا قَلبَكُمْ علَى طُرُقِكُمْ</w:t>
-      </w:r>
-      <w:r>
-        <w:rPr>
-          <w:b/>
-          <w:lang w:val="ar_AE" w:bidi="ar_AE"/>
-        </w:rPr>
-        <w:t>"</w:t>
-      </w:r>
-    </w:p>
-    <w:p>
-      <w:pPr>
-        <w:bidi/>
-      </w:pPr>
-      <w:r>
-        <w:rPr>
-          <w:lang w:val="ar_AE" w:bidi="ar_AE"/>
-        </w:rPr>
-      </w:r>
-      <w:r>
-        <w:rPr>
-          <w:lang w:val="ar_AE" w:bidi="ar_AE"/>
-        </w:rPr>
-        <w:t>إذا كان ذلك أوضح في لغتك، يمكنك ترجمة هذا بحيث لا يكون هناك اقتباس داخل اقتباس. ترجمة بديلة: "يخبركم رب الجنود أن تجعلوا قلبكم على طرقكم"</w:t>
-      </w:r>
-    </w:p>
-    <w:p>
-      <w:pPr>
-        <w:bidi/>
-      </w:pPr>
-      <w:r>
-        <w:rPr>
-          <w:lang w:val="ar_AE" w:bidi="ar_AE"/>
-        </w:rPr>
-      </w:r>
-      <w:r>
-        <w:rPr>
-          <w:lang w:val="ar_AE" w:bidi="ar_AE"/>
-        </w:rPr>
-        <w:t xml:space="preserve">انظر: </w:t>
-      </w:r>
-      <w:r>
-        <w:rPr>
-          <w:lang w:val="ar_AE" w:bidi="ar_AE"/>
-        </w:rPr>
-        <w:t>اقتباسات داخل اقتباسات</w:t>
-      </w:r>
-      <w:r>
-        <w:rPr>
-          <w:lang w:val="ar_AE" w:bidi="ar_AE"/>
-        </w:rPr>
-      </w:r>
-      <w:r>
-        <w:rPr>
-          <w:lang w:val="ar_AE" w:bidi="ar_AE"/>
-        </w:rPr>
-      </w:r>
-    </w:p>
-    <w:p>
-      <w:pPr>
-        <w:bidi/>
-      </w:pPr>
-      <w:r>
-        <w:rPr>
-          <w:lang w:val="ar_AE" w:bidi="ar_AE"/>
-        </w:rPr>
-      </w:r>
-    </w:p>
-    <w:p>
-      <w:pPr>
-        <w:pStyle w:val="Heading2"/>
-        <w:bidi/>
-      </w:pPr>
-      <w:r>
-        <w:rPr>
-          <w:lang w:val="ar_AE" w:bidi="ar_AE"/>
-        </w:rPr>
         <w:t>حجّي 1: 7 (#2)</w:t>
       </w:r>
       <w:r>
         <w:rPr>
           <w:lang w:val="ar_AE" w:bidi="ar_AE"/>
         </w:rPr>
-      </w:r>
-    </w:p>
-    <w:p>
-      <w:pPr>
-        <w:bidi/>
-      </w:pPr>
-      <w:r>
-        <w:rPr>
-          <w:lang w:val="ar_AE" w:bidi="ar_AE"/>
-        </w:rPr>
-      </w:r>
-      <w:r>
-        <w:rPr>
-          <w:lang w:val="ar_AE" w:bidi="ar_AE"/>
-        </w:rPr>
-        <w:t>שִׂ֥ימוּ לְבַבְ⁠כֶ֖ם עַל־דַּרְכֵי⁠כֶֽם</w:t>
       </w:r>
     </w:p>
     <w:p>
@@ -4096,22 +3920,6 @@
       </w:r>
       <w:r>
         <w:rPr>
-          <w:lang w:val="ar_AE" w:bidi="ar_AE"/>
-        </w:rPr>
-        <w:t>עֲל֥וּ הָ⁠הָ֛ר וַ⁠הֲבֵאתֶ֥ם עֵ֖ץ וּ⁠בְנ֣וּ הַ⁠בָּ֑יִת וְ⁠אֶרְצֶה־בּ֥⁠וֹ ו⁠אכבד אָמַ֥ר יְהוָֽה</w:t>
-      </w:r>
-    </w:p>
-    <w:p>
-      <w:pPr>
-        <w:bidi/>
-      </w:pPr>
-      <w:r>
-        <w:rPr>
-          <w:lang w:val="ar_AE" w:bidi="ar_AE"/>
-        </w:rPr>
-      </w:r>
-      <w:r>
-        <w:rPr>
           <w:b/>
           <w:lang w:val="ar_AE" w:bidi="ar_AE"/>
         </w:rPr>
@@ -4475,22 +4283,6 @@
       </w:r>
       <w:r>
         <w:rPr>
-          <w:lang w:val="ar_AE" w:bidi="ar_AE"/>
-        </w:rPr>
-        <w:t>פָּנֹ֤ה אֶל־הַרְבֵּה֙ וְ⁠הִנֵּ֣ה לִ⁠מְעָ֔ט וַ⁠הֲבֵאתֶ֥ם הַ⁠בַּ֖יִת וְ⁠נָפַ֣חְתִּי ב֑⁠וֹ יַ֣עַן מֶ֗ה נְאֻם֙ יְהוָ֣ה צְבָא֔וֹת יַ֗עַן בֵּיתִ⁠י֙ אֲשֶׁר־ה֣וּא חָרֵ֔ב וְ⁠אַתֶּ֥ם רָצִ֖ים אִ֥ישׁ לְ⁠בֵיתֽ⁠וֹ</w:t>
-      </w:r>
-    </w:p>
-    <w:p>
-      <w:pPr>
-        <w:bidi/>
-      </w:pPr>
-      <w:r>
-        <w:rPr>
-          <w:lang w:val="ar_AE" w:bidi="ar_AE"/>
-        </w:rPr>
-      </w:r>
-      <w:r>
-        <w:rPr>
           <w:b/>
           <w:lang w:val="ar_AE" w:bidi="ar_AE"/>
         </w:rPr>
@@ -5463,22 +5255,6 @@
       </w:r>
       <w:r>
         <w:rPr>
-          <w:lang w:val="ar_AE" w:bidi="ar_AE"/>
-        </w:rPr>
-        <w:t>כָּלְא֥וּ שָמַ֖יִם מִ⁠טָּ֑ל וְ⁠הָ⁠אָ֖רֶץ כָּלְאָ֥ה יְבוּלָֽ⁠הּ</w:t>
-      </w:r>
-    </w:p>
-    <w:p>
-      <w:pPr>
-        <w:bidi/>
-      </w:pPr>
-      <w:r>
-        <w:rPr>
-          <w:lang w:val="ar_AE" w:bidi="ar_AE"/>
-        </w:rPr>
-      </w:r>
-      <w:r>
-        <w:rPr>
           <w:b/>
           <w:lang w:val="ar_AE" w:bidi="ar_AE"/>
         </w:rPr>
@@ -5794,22 +5570,6 @@
         <w:rPr>
           <w:lang w:val="ar_AE" w:bidi="ar_AE"/>
         </w:rPr>
-      </w:r>
-    </w:p>
-    <w:p>
-      <w:pPr>
-        <w:bidi/>
-      </w:pPr>
-      <w:r>
-        <w:rPr>
-          <w:lang w:val="ar_AE" w:bidi="ar_AE"/>
-        </w:rPr>
-      </w:r>
-      <w:r>
-        <w:rPr>
-          <w:lang w:val="ar_AE" w:bidi="ar_AE"/>
-        </w:rPr>
-        <w:t>עַל־הָ⁠אָ֣רֶץ וְ⁠עַל־הֶ⁠הָרִ֗ים וְ⁠עַל־הַ⁠דָּגָן֙ וְ⁠עַל־הַ⁠תִּיר֣וֹשׁ וְ⁠עַל־הַ⁠יִּצְהָ֔ר וְ⁠עַ֛ל אֲשֶׁ֥ר תּוֹצִ֖יא הָ⁠אֲדָמָ֑ה וְ⁠עַל־הָֽ⁠אָדָם֙ וְ⁠עַל־הַ⁠בְּהֵמָ֔ה וְ⁠עַ֖ל כָּל־יְגִ֥יעַ כַּפָּֽיִם</w:t>
       </w:r>
     </w:p>
     <w:p>
@@ -5973,22 +5733,6 @@
       </w:r>
       <w:r>
         <w:rPr>
-          <w:lang w:val="ar_AE" w:bidi="ar_AE"/>
-        </w:rPr>
-        <w:t>וָ⁠אֶקְרָ֨א חֹ֜רֶב עַל־הָ⁠אָ֣רֶץ וְ⁠עַל־הֶ⁠הָרִ֗ים וְ⁠עַל־הַ⁠דָּגָן֙ וְ⁠עַל־הַ⁠תִּיר֣וֹשׁ וְ⁠עַל־הַ⁠יִּצְהָ֔ר וְ⁠עַ֛ל אֲשֶׁ֥ר תּוֹצִ֖יא הָ⁠אֲדָמָ֑ה וְ⁠עַל־הָֽ⁠אָדָם֙ וְ⁠עַל־הַ⁠בְּהֵמָ֔ה וְ⁠עַ֖ל כָּל־יְגִ֥יעַ כַּפָּֽיִם</w:t>
-      </w:r>
-    </w:p>
-    <w:p>
-      <w:pPr>
-        <w:bidi/>
-      </w:pPr>
-      <w:r>
-        <w:rPr>
-          <w:lang w:val="ar_AE" w:bidi="ar_AE"/>
-        </w:rPr>
-      </w:r>
-      <w:r>
-        <w:rPr>
           <w:b/>
           <w:lang w:val="ar_AE" w:bidi="ar_AE"/>
         </w:rPr>
@@ -6242,22 +5986,6 @@
       </w:r>
       <w:r>
         <w:rPr>
-          <w:lang w:val="ar_AE" w:bidi="ar_AE"/>
-        </w:rPr>
-        <w:t>וְ⁠עַל־הַ⁠דָּגָן֙ וְ⁠עַל־הַ⁠תִּיר֣וֹשׁ וְ⁠עַל־הַ⁠יִּצְהָ֔ר</w:t>
-      </w:r>
-    </w:p>
-    <w:p>
-      <w:pPr>
-        <w:bidi/>
-      </w:pPr>
-      <w:r>
-        <w:rPr>
-          <w:lang w:val="ar_AE" w:bidi="ar_AE"/>
-        </w:rPr>
-      </w:r>
-      <w:r>
-        <w:rPr>
           <w:b/>
           <w:lang w:val="ar_AE" w:bidi="ar_AE"/>
         </w:rPr>
@@ -6835,22 +6563,6 @@
       </w:r>
       <w:r>
         <w:rPr>
-          <w:lang w:val="ar_AE" w:bidi="ar_AE"/>
-        </w:rPr>
-        <w:t>וַ⁠יִּשְׁמַ֣ע &amp; בְּ⁠קוֹל֙ יְהוָ֣ה אֱלֹֽהֵי⁠הֶ֔ם וְ⁠עַל־דִּבְרֵי֙ חַגַּ֣י הַ⁠נָּבִ֔יא</w:t>
-      </w:r>
-    </w:p>
-    <w:p>
-      <w:pPr>
-        <w:bidi/>
-      </w:pPr>
-      <w:r>
-        <w:rPr>
-          <w:lang w:val="ar_AE" w:bidi="ar_AE"/>
-        </w:rPr>
-      </w:r>
-      <w:r>
-        <w:rPr>
           <w:b/>
           <w:lang w:val="ar_AE" w:bidi="ar_AE"/>
         </w:rPr>
@@ -6969,22 +6681,6 @@
       </w:r>
       <w:r>
         <w:rPr>
-          <w:lang w:val="ar_AE" w:bidi="ar_AE"/>
-        </w:rPr>
-        <w:t>בְּ⁠קוֹל֙ יְהוָ֣ה אֱלֹֽהֵי⁠הֶ֔ם וְ⁠עַל־דִּבְרֵי֙ חַגַּ֣י הַ⁠נָּבִ֔יא</w:t>
-      </w:r>
-    </w:p>
-    <w:p>
-      <w:pPr>
-        <w:bidi/>
-      </w:pPr>
-      <w:r>
-        <w:rPr>
-          <w:lang w:val="ar_AE" w:bidi="ar_AE"/>
-        </w:rPr>
-      </w:r>
-      <w:r>
-        <w:rPr>
           <w:b/>
           <w:lang w:val="ar_AE" w:bidi="ar_AE"/>
         </w:rPr>
@@ -7104,22 +6800,6 @@
       </w:r>
       <w:r>
         <w:rPr>
-          <w:lang w:val="ar_AE" w:bidi="ar_AE"/>
-        </w:rPr>
-        <w:t>וַ⁠יִּֽירְא֥וּ הָ⁠עָ֖ם מִ⁠פְּנֵ֥י יְהוָֽה</w:t>
-      </w:r>
-    </w:p>
-    <w:p>
-      <w:pPr>
-        <w:bidi/>
-      </w:pPr>
-      <w:r>
-        <w:rPr>
-          <w:lang w:val="ar_AE" w:bidi="ar_AE"/>
-        </w:rPr>
-      </w:r>
-      <w:r>
-        <w:rPr>
           <w:b/>
           <w:lang w:val="ar_AE" w:bidi="ar_AE"/>
         </w:rPr>
@@ -7239,22 +6919,6 @@
       </w:r>
       <w:r>
         <w:rPr>
-          <w:lang w:val="ar_AE" w:bidi="ar_AE"/>
-        </w:rPr>
-        <w:t>אֲנִ֥י אִתְּ⁠כֶ֖ם נְאֻם־יְהוָֽה</w:t>
-      </w:r>
-    </w:p>
-    <w:p>
-      <w:pPr>
-        <w:bidi/>
-      </w:pPr>
-      <w:r>
-        <w:rPr>
-          <w:lang w:val="ar_AE" w:bidi="ar_AE"/>
-        </w:rPr>
-      </w:r>
-      <w:r>
-        <w:rPr>
           <w:b/>
           <w:lang w:val="ar_AE" w:bidi="ar_AE"/>
         </w:rPr>
@@ -7348,22 +7012,6 @@
         <w:rPr>
           <w:lang w:val="ar_AE" w:bidi="ar_AE"/>
         </w:rPr>
-      </w:r>
-    </w:p>
-    <w:p>
-      <w:pPr>
-        <w:bidi/>
-      </w:pPr>
-      <w:r>
-        <w:rPr>
-          <w:lang w:val="ar_AE" w:bidi="ar_AE"/>
-        </w:rPr>
-      </w:r>
-      <w:r>
-        <w:rPr>
-          <w:lang w:val="ar_AE" w:bidi="ar_AE"/>
-        </w:rPr>
-        <w:t>וַ⁠יָּ֣עַר יְהוָ֡ה אֶת־רוּחַ֩ זְרֻבָּבֶ֨ל בֶּן־שַׁלְתִּיאֵ֜ל פַּחַ֣ת יְהוּדָ֗ה וְ⁠אֶת־ר֨וּחַ֙ יְהוֹשֻׁ֤עַ בֶּן־יְהוֹצָדָק֙ הַ⁠כֹּהֵ֣ן הַ⁠גָּד֔וֹל וְֽ⁠אֶת־ר֔וּחַ כֹּ֖ל שְׁאֵרִ֣ית הָ⁠עָ֑ם</w:t>
       </w:r>
     </w:p>
     <w:p>
@@ -7489,22 +7137,6 @@
       </w:r>
       <w:r>
         <w:rPr>
-          <w:lang w:val="ar_AE" w:bidi="ar_AE"/>
-        </w:rPr>
-        <w:t>וַ⁠יָּ֣עַר יְהוָ֡ה אֶת־רוּחַ֩ זְרֻבָּבֶ֨ל בֶּן־שַׁלְתִּיאֵ֜ל פַּחַ֣ת יְהוּדָ֗ה וְ⁠אֶת־ר֨וּחַ֙ יְהוֹשֻׁ֤עַ בֶּן־יְהוֹצָדָק֙ הַ⁠כֹּהֵ֣ן הַ⁠גָּד֔וֹל וְֽ⁠אֶת־ר֔וּחַ כֹּ֖ל שְׁאֵרִ֣ית הָ⁠עָ֑ם</w:t>
-      </w:r>
-    </w:p>
-    <w:p>
-      <w:pPr>
-        <w:bidi/>
-      </w:pPr>
-      <w:r>
-        <w:rPr>
-          <w:lang w:val="ar_AE" w:bidi="ar_AE"/>
-        </w:rPr>
-      </w:r>
-      <w:r>
-        <w:rPr>
           <w:b/>
           <w:lang w:val="ar_AE" w:bidi="ar_AE"/>
         </w:rPr>
@@ -7598,22 +7230,6 @@
         <w:rPr>
           <w:lang w:val="ar_AE" w:bidi="ar_AE"/>
         </w:rPr>
-      </w:r>
-    </w:p>
-    <w:p>
-      <w:pPr>
-        <w:bidi/>
-      </w:pPr>
-      <w:r>
-        <w:rPr>
-          <w:lang w:val="ar_AE" w:bidi="ar_AE"/>
-        </w:rPr>
-      </w:r>
-      <w:r>
-        <w:rPr>
-          <w:lang w:val="ar_AE" w:bidi="ar_AE"/>
-        </w:rPr>
-        <w:t>בְּ⁠י֨וֹם עֶשְׂרִ֧ים וְ⁠אַרְבָּעָ֛ה לַ⁠חֹ֖דֶשׁ בַּ⁠שִּׁשִּׁ֑י</w:t>
       </w:r>
     </w:p>
     <w:p>
@@ -7764,22 +7380,6 @@
       </w:r>
       <w:r>
         <w:rPr>
-          <w:lang w:val="ar_AE" w:bidi="ar_AE"/>
-        </w:rPr>
-        <w:t>בְּ⁠י֨וֹם עֶשְׂרִ֧ים וְ⁠אַרְבָּעָ֛ה לַ⁠חֹ֖דֶשׁ בַּ⁠שִּׁשִּׁ֑י בִּ⁠שְׁנַ֥ת שְׁתַּ֖יִם</w:t>
-      </w:r>
-    </w:p>
-    <w:p>
-      <w:pPr>
-        <w:bidi/>
-      </w:pPr>
-      <w:r>
-        <w:rPr>
-          <w:lang w:val="ar_AE" w:bidi="ar_AE"/>
-        </w:rPr>
-      </w:r>
-      <w:r>
-        <w:rPr>
           <w:b/>
           <w:lang w:val="ar_AE" w:bidi="ar_AE"/>
         </w:rPr>
@@ -8007,22 +7607,6 @@
       </w:r>
       <w:r>
         <w:rPr>
-          <w:lang w:val="ar_AE" w:bidi="ar_AE"/>
-        </w:rPr>
-        <w:t>בַּ⁠שְּׁבִיעִ֕י בְּ⁠עֶשְׂרִ֥ים וְ⁠אֶחָ֖ד לַ⁠חֹ֑דֶשׁ</w:t>
-      </w:r>
-    </w:p>
-    <w:p>
-      <w:pPr>
-        <w:bidi/>
-      </w:pPr>
-      <w:r>
-        <w:rPr>
-          <w:lang w:val="ar_AE" w:bidi="ar_AE"/>
-        </w:rPr>
-      </w:r>
-      <w:r>
-        <w:rPr>
           <w:b/>
           <w:lang w:val="ar_AE" w:bidi="ar_AE"/>
         </w:rPr>
@@ -8129,22 +7713,6 @@
       </w:r>
       <w:r>
         <w:rPr>
-          <w:lang w:val="ar_AE" w:bidi="ar_AE"/>
-        </w:rPr>
-        <w:t>בַּ⁠שְּׁבִיעִ֕י בְּ⁠עֶשְׂרִ֥ים וְ⁠אֶחָ֖ד לַ⁠חֹ֑דֶשׁ</w:t>
-      </w:r>
-    </w:p>
-    <w:p>
-      <w:pPr>
-        <w:bidi/>
-      </w:pPr>
-      <w:r>
-        <w:rPr>
-          <w:lang w:val="ar_AE" w:bidi="ar_AE"/>
-        </w:rPr>
-      </w:r>
-      <w:r>
-        <w:rPr>
           <w:b/>
           <w:lang w:val="ar_AE" w:bidi="ar_AE"/>
         </w:rPr>
@@ -8224,22 +7792,6 @@
         <w:rPr>
           <w:lang w:val="ar_AE" w:bidi="ar_AE"/>
         </w:rPr>
-      </w:r>
-    </w:p>
-    <w:p>
-      <w:pPr>
-        <w:bidi/>
-      </w:pPr>
-      <w:r>
-        <w:rPr>
-          <w:lang w:val="ar_AE" w:bidi="ar_AE"/>
-        </w:rPr>
-      </w:r>
-      <w:r>
-        <w:rPr>
-          <w:lang w:val="ar_AE" w:bidi="ar_AE"/>
-        </w:rPr>
-        <w:t>בַּ⁠שְּׁבִיעִ֕י בְּ⁠עֶשְׂרִ֥ים וְ⁠אֶחָ֖ד לַ⁠חֹ֑דֶשׁ</w:t>
       </w:r>
     </w:p>
     <w:p>
@@ -8403,22 +7955,6 @@
       </w:r>
       <w:r>
         <w:rPr>
-          <w:lang w:val="ar_AE" w:bidi="ar_AE"/>
-        </w:rPr>
-        <w:t>הָיָה֙ דְּבַר־יְהוָ֔ה בְּ⁠יַד־חַגַּ֥י הַ⁠נָּבִ֖יא</w:t>
-      </w:r>
-    </w:p>
-    <w:p>
-      <w:pPr>
-        <w:bidi/>
-      </w:pPr>
-      <w:r>
-        <w:rPr>
-          <w:lang w:val="ar_AE" w:bidi="ar_AE"/>
-        </w:rPr>
-      </w:r>
-      <w:r>
-        <w:rPr>
           <w:b/>
           <w:lang w:val="ar_AE" w:bidi="ar_AE"/>
         </w:rPr>
@@ -8665,22 +8201,6 @@
       </w:r>
       <w:r>
         <w:rPr>
-          <w:lang w:val="ar_AE" w:bidi="ar_AE"/>
-        </w:rPr>
-        <w:t>מִ֤י בָ⁠כֶם֙ הַ⁠נִּשְׁאָ֔ר אֲשֶׁ֤ר רָאָה֙ אֶת־הַ⁠בַּ֣יִת הַ⁠זֶּ֔ה בִּ⁠כְבוֹד֖⁠וֹ הָ⁠רִאשׁ֑וֹן וּ⁠מָ֨ה אַתֶּ֜ם רֹאִ֤ים אֹת⁠וֹ֙ עַ֔תָּה הֲ⁠ל֥וֹא כָמֹ֛⁠הוּ כְּ⁠אַ֖יִן בְּ⁠עֵינֵי⁠כֶֽם</w:t>
-      </w:r>
-    </w:p>
-    <w:p>
-      <w:pPr>
-        <w:bidi/>
-      </w:pPr>
-      <w:r>
-        <w:rPr>
-          <w:lang w:val="ar_AE" w:bidi="ar_AE"/>
-        </w:rPr>
-      </w:r>
-      <w:r>
-        <w:rPr>
           <w:b/>
           <w:lang w:val="ar_AE" w:bidi="ar_AE"/>
         </w:rPr>
@@ -8787,22 +8307,6 @@
       </w:r>
       <w:r>
         <w:rPr>
-          <w:lang w:val="ar_AE" w:bidi="ar_AE"/>
-        </w:rPr>
-        <w:t>מִ֤י בָ⁠כֶם֙ הַ⁠נִּשְׁאָ֔ר אֲשֶׁ֤ר רָאָה֙ אֶת־הַ⁠בַּ֣יִת הַ⁠זֶּ֔ה בִּ⁠כְבוֹד֖⁠וֹ הָ⁠רִאשׁ֑וֹן וּ⁠מָ֨ה אַתֶּ֜ם רֹאִ֤ים אֹת⁠וֹ֙ עַ֔תָּה הֲ⁠ל֥וֹא כָמֹ֛⁠הוּ כְּ⁠אַ֖יִן בְּ⁠עֵינֵי⁠כֶֽם</w:t>
-      </w:r>
-    </w:p>
-    <w:p>
-      <w:pPr>
-        <w:bidi/>
-      </w:pPr>
-      <w:r>
-        <w:rPr>
-          <w:lang w:val="ar_AE" w:bidi="ar_AE"/>
-        </w:rPr>
-      </w:r>
-      <w:r>
-        <w:rPr>
           <w:b/>
           <w:lang w:val="ar_AE" w:bidi="ar_AE"/>
         </w:rPr>
@@ -8895,22 +8399,6 @@
       </w:r>
       <w:r>
         <w:rPr>
-          <w:lang w:val="ar_AE" w:bidi="ar_AE"/>
-        </w:rPr>
-        <w:t>בָ⁠כֶם֙ הַ⁠נִּשְׁאָ֔ר אֲשֶׁ֤ר רָאָה֙ אֶת־הַ⁠בַּ֣יִת הַ⁠זֶּ֔ה</w:t>
-      </w:r>
-    </w:p>
-    <w:p>
-      <w:pPr>
-        <w:bidi/>
-      </w:pPr>
-      <w:r>
-        <w:rPr>
-          <w:lang w:val="ar_AE" w:bidi="ar_AE"/>
-        </w:rPr>
-      </w:r>
-      <w:r>
-        <w:rPr>
           <w:b/>
           <w:lang w:val="ar_AE" w:bidi="ar_AE"/>
         </w:rPr>
@@ -9017,22 +8505,6 @@
       </w:r>
       <w:r>
         <w:rPr>
-          <w:lang w:val="ar_AE" w:bidi="ar_AE"/>
-        </w:rPr>
-        <w:t>אֲשֶׁ֤ר רָאָה֙ אֶת־הַ⁠בַּ֣יִת הַ⁠זֶּ֔ה בִּ⁠כְבוֹד֖⁠וֹ הָ⁠רִאשׁ֑וֹן</w:t>
-      </w:r>
-    </w:p>
-    <w:p>
-      <w:pPr>
-        <w:bidi/>
-      </w:pPr>
-      <w:r>
-        <w:rPr>
-          <w:lang w:val="ar_AE" w:bidi="ar_AE"/>
-        </w:rPr>
-      </w:r>
-      <w:r>
-        <w:rPr>
           <w:b/>
           <w:lang w:val="ar_AE" w:bidi="ar_AE"/>
         </w:rPr>
@@ -9287,22 +8759,6 @@
       </w:r>
       <w:r>
         <w:rPr>
-          <w:lang w:val="ar_AE" w:bidi="ar_AE"/>
-        </w:rPr>
-        <w:t>הֲ⁠ל֥וֹא כָמֹ֛⁠הוּ כְּ⁠אַ֖יִן בְּ⁠עֵינֵי⁠כֶֽם</w:t>
-      </w:r>
-    </w:p>
-    <w:p>
-      <w:pPr>
-        <w:bidi/>
-      </w:pPr>
-      <w:r>
-        <w:rPr>
-          <w:lang w:val="ar_AE" w:bidi="ar_AE"/>
-        </w:rPr>
-      </w:r>
-      <w:r>
-        <w:rPr>
           <w:b/>
           <w:lang w:val="ar_AE" w:bidi="ar_AE"/>
         </w:rPr>
@@ -9409,22 +8865,6 @@
         <w:rPr>
           <w:lang w:val="ar_AE" w:bidi="ar_AE"/>
         </w:rPr>
-      </w:r>
-    </w:p>
-    <w:p>
-      <w:pPr>
-        <w:bidi/>
-      </w:pPr>
-      <w:r>
-        <w:rPr>
-          <w:lang w:val="ar_AE" w:bidi="ar_AE"/>
-        </w:rPr>
-      </w:r>
-      <w:r>
-        <w:rPr>
-          <w:lang w:val="ar_AE" w:bidi="ar_AE"/>
-        </w:rPr>
-        <w:t>וְ⁠עַתָּ֣ה חֲזַ֣ק זְרֻבָּבֶ֣ל ׀ נְאֻם־יְהוָ֡ה וַ⁠חֲזַ֣ק יְהוֹשֻׁ֣עַ בֶּן־יְהוֹצָדָק֩ הַ⁠כֹּהֵ֨ן הַ⁠גָּד֜וֹל וַ⁠חֲזַ֨ק כָּל־עַ֥ם הָ⁠אָ֛רֶץ נְאֻם־יְהוָ֖ה וַֽ⁠עֲשׂ֑וּ כִּֽי־אֲנִ֣י אִתְּ⁠כֶ֔ם נְאֻ֖ם יְהוָ֥ה צְבָאֽוֹת</w:t>
       </w:r>
     </w:p>
     <w:p>
@@ -9688,22 +9128,6 @@
       </w:r>
       <w:r>
         <w:rPr>
-          <w:lang w:val="ar_AE" w:bidi="ar_AE"/>
-        </w:rPr>
-        <w:t>אֶֽת־הַ⁠דָּבָ֞ר אֲשֶׁר־כָּרַ֤תִּי אִתְּ⁠כֶם֙ בְּ⁠צֵאתְ⁠כֶ֣ם מִ⁠מִּצְרַ֔יִם וְ⁠רוּחִ֖⁠י עֹמֶ֣דֶת בְּ⁠תוֹכְ⁠כֶ֑ם אַל־תִּירָֽאוּ</w:t>
-      </w:r>
-    </w:p>
-    <w:p>
-      <w:pPr>
-        <w:bidi/>
-      </w:pPr>
-      <w:r>
-        <w:rPr>
-          <w:lang w:val="ar_AE" w:bidi="ar_AE"/>
-        </w:rPr>
-      </w:r>
-      <w:r>
-        <w:rPr>
           <w:b/>
           <w:lang w:val="ar_AE" w:bidi="ar_AE"/>
         </w:rPr>
@@ -10354,22 +9778,6 @@
       </w:r>
       <w:r>
         <w:rPr>
-          <w:lang w:val="ar_AE" w:bidi="ar_AE"/>
-        </w:rPr>
-        <w:t>כִּ֣י כֹ֤ה אָמַר֙ יְהוָ֣ה צְבָא֔וֹת ע֥וֹד אַחַ֖ת מְעַ֣ט הִ֑יא וַ⁠אֲנִ֗י מַרְעִישׁ֙ אֶת־הַ⁠שָּׁמַ֣יִם וְ⁠אֶת־הָ⁠אָ֔רֶץ וְ⁠אֶת־הַ⁠יָּ֖ם וְ⁠אֶת־הֶ⁠חָרָבָֽה</w:t>
-      </w:r>
-    </w:p>
-    <w:p>
-      <w:pPr>
-        <w:bidi/>
-      </w:pPr>
-      <w:r>
-        <w:rPr>
-          <w:lang w:val="ar_AE" w:bidi="ar_AE"/>
-        </w:rPr>
-      </w:r>
-      <w:r>
-        <w:rPr>
           <w:b/>
           <w:lang w:val="ar_AE" w:bidi="ar_AE"/>
         </w:rPr>
@@ -10931,22 +10339,6 @@
       </w:r>
       <w:r>
         <w:rPr>
-          <w:lang w:val="ar_AE" w:bidi="ar_AE"/>
-        </w:rPr>
-        <w:t>וְ⁠הִרְעַשְׁתִּי֙ אֶת־כָּל־הַ⁠גּוֹיִ֔ם וּ⁠בָ֖אוּ חֶמְדַּ֣ת כָּל־הַ⁠גּוֹיִ֑ם וּ⁠מִלֵּאתִ֞י אֶת־הַ⁠בַּ֤יִת הַ⁠זֶּה֙ כָּב֔וֹד אָמַ֖ר יְהוָ֥ה צְבָאֽוֹת</w:t>
-      </w:r>
-    </w:p>
-    <w:p>
-      <w:pPr>
-        <w:bidi/>
-      </w:pPr>
-      <w:r>
-        <w:rPr>
-          <w:lang w:val="ar_AE" w:bidi="ar_AE"/>
-        </w:rPr>
-      </w:r>
-      <w:r>
-        <w:rPr>
           <w:b/>
           <w:lang w:val="ar_AE" w:bidi="ar_AE"/>
         </w:rPr>
@@ -11361,22 +10753,6 @@
       </w:r>
       <w:r>
         <w:rPr>
-          <w:lang w:val="ar_AE" w:bidi="ar_AE"/>
-        </w:rPr>
-        <w:t>לִ֥⁠י הַ⁠כֶּ֖סֶף וְ⁠לִ֣⁠י הַ⁠זָּהָ֑ב נְאֻ֖ם יְהוָ֥ה צְבָאֽוֹת</w:t>
-      </w:r>
-    </w:p>
-    <w:p>
-      <w:pPr>
-        <w:bidi/>
-      </w:pPr>
-      <w:r>
-        <w:rPr>
-          <w:lang w:val="ar_AE" w:bidi="ar_AE"/>
-        </w:rPr>
-      </w:r>
-      <w:r>
-        <w:rPr>
           <w:b/>
           <w:lang w:val="ar_AE" w:bidi="ar_AE"/>
         </w:rPr>
@@ -11591,22 +10967,6 @@
       </w:r>
       <w:r>
         <w:rPr>
-          <w:lang w:val="ar_AE" w:bidi="ar_AE"/>
-        </w:rPr>
-        <w:t>גָּד֣וֹל יִֽהְיֶ֡ה כְּבוֹד֩ הַ⁠בַּ֨יִת הַ⁠זֶּ֤ה הָ⁠אַֽחֲרוֹן֙ מִן־הָ֣⁠רִאשׁ֔וֹן אָמַ֖ר יְהוָ֣ה צְבָא֑וֹת וּ⁠בַ⁠מָּק֤וֹם הַ⁠זֶּה֙ אֶתֵּ֣ן שָׁל֔וֹם נְאֻ֖ם יְהוָ֥ה צְבָאֽוֹת</w:t>
-      </w:r>
-    </w:p>
-    <w:p>
-      <w:pPr>
-        <w:bidi/>
-      </w:pPr>
-      <w:r>
-        <w:rPr>
-          <w:lang w:val="ar_AE" w:bidi="ar_AE"/>
-        </w:rPr>
-      </w:r>
-      <w:r>
-        <w:rPr>
           <w:b/>
           <w:lang w:val="ar_AE" w:bidi="ar_AE"/>
         </w:rPr>
@@ -11835,22 +11195,6 @@
       </w:r>
       <w:r>
         <w:rPr>
-          <w:lang w:val="ar_AE" w:bidi="ar_AE"/>
-        </w:rPr>
-        <w:t>גָּד֣וֹל יִֽהְיֶ֡ה כְּבוֹד֩ הַ⁠בַּ֨יִת הַ⁠זֶּ֤ה הָ⁠אַֽחֲרוֹן֙ מִן־הָ֣⁠רִאשׁ֔וֹן</w:t>
-      </w:r>
-    </w:p>
-    <w:p>
-      <w:pPr>
-        <w:bidi/>
-      </w:pPr>
-      <w:r>
-        <w:rPr>
-          <w:lang w:val="ar_AE" w:bidi="ar_AE"/>
-        </w:rPr>
-      </w:r>
-      <w:r>
-        <w:rPr>
           <w:b/>
           <w:lang w:val="ar_AE" w:bidi="ar_AE"/>
         </w:rPr>
@@ -12374,22 +11718,6 @@
       </w:r>
       <w:r>
         <w:rPr>
-          <w:lang w:val="ar_AE" w:bidi="ar_AE"/>
-        </w:rPr>
-        <w:t>בְּ⁠עֶשְׂרִ֤ים וְ⁠אַרְבָּעָה֙ לַ⁠תְּשִׁיעִ֔י בִּ⁠שְׁנַ֥ת שְׁתַּ֖יִם לְ⁠דָרְיָ֑וֶשׁ</w:t>
-      </w:r>
-    </w:p>
-    <w:p>
-      <w:pPr>
-        <w:bidi/>
-      </w:pPr>
-      <w:r>
-        <w:rPr>
-          <w:lang w:val="ar_AE" w:bidi="ar_AE"/>
-        </w:rPr>
-      </w:r>
-      <w:r>
-        <w:rPr>
           <w:b/>
           <w:lang w:val="ar_AE" w:bidi="ar_AE"/>
         </w:rPr>
@@ -12483,22 +11811,6 @@
         <w:rPr>
           <w:lang w:val="ar_AE" w:bidi="ar_AE"/>
         </w:rPr>
-      </w:r>
-    </w:p>
-    <w:p>
-      <w:pPr>
-        <w:bidi/>
-      </w:pPr>
-      <w:r>
-        <w:rPr>
-          <w:lang w:val="ar_AE" w:bidi="ar_AE"/>
-        </w:rPr>
-      </w:r>
-      <w:r>
-        <w:rPr>
-          <w:lang w:val="ar_AE" w:bidi="ar_AE"/>
-        </w:rPr>
-        <w:t>בְּ⁠עֶשְׂרִ֤ים וְ⁠אַרְבָּעָה֙ לַ⁠תְּשִׁיעִ֔י</w:t>
       </w:r>
     </w:p>
     <w:p>
@@ -12648,22 +11960,6 @@
       </w:r>
       <w:r>
         <w:rPr>
-          <w:lang w:val="ar_AE" w:bidi="ar_AE"/>
-        </w:rPr>
-        <w:t>הָיָה֙ דְּבַר־יְהוָ֔ה אֶל־חַגַּ֥י הַ⁠נָּבִ֖יא לֵ⁠אמֹֽר</w:t>
-      </w:r>
-    </w:p>
-    <w:p>
-      <w:pPr>
-        <w:bidi/>
-      </w:pPr>
-      <w:r>
-        <w:rPr>
-          <w:lang w:val="ar_AE" w:bidi="ar_AE"/>
-        </w:rPr>
-      </w:r>
-      <w:r>
-        <w:rPr>
           <w:b/>
           <w:lang w:val="ar_AE" w:bidi="ar_AE"/>
         </w:rPr>
@@ -12788,22 +12084,6 @@
       </w:r>
       <w:r>
         <w:rPr>
-          <w:lang w:val="ar_AE" w:bidi="ar_AE"/>
-        </w:rPr>
-        <w:t>כֹּ֥ה אָמַ֖ר יְהוָ֣ה צְבָא֑וֹת שְׁאַל־נָ֧א אֶת־הַ⁠כֹּהֲנִ֛ים תּוֹרָ֖ה לֵ⁠אמֹֽר</w:t>
-      </w:r>
-    </w:p>
-    <w:p>
-      <w:pPr>
-        <w:bidi/>
-      </w:pPr>
-      <w:r>
-        <w:rPr>
-          <w:lang w:val="ar_AE" w:bidi="ar_AE"/>
-        </w:rPr>
-      </w:r>
-      <w:r>
-        <w:rPr>
           <w:b/>
           <w:lang w:val="ar_AE" w:bidi="ar_AE"/>
         </w:rPr>
@@ -12910,22 +12190,6 @@
       </w:r>
       <w:r>
         <w:rPr>
-          <w:lang w:val="ar_AE" w:bidi="ar_AE"/>
-        </w:rPr>
-        <w:t>הֵ֣ן ׀ יִשָּׂא־אִ֨ישׁ בְּשַׂר־קֹ֜דֶשׁ בִּ⁠כְנַ֣ף בִּגְד֗⁠וֹ וְ⁠נָגַ֣ע בִּ֠⁠כְנָפ⁠וֹ אֶל־הַ⁠לֶּ֨חֶם וְ⁠אֶל־הַ⁠נָּזִ֜יד וְ⁠אֶל־הַ⁠יַּ֧יִן וְ⁠אֶל־שֶׁ֛מֶן וְ⁠אֶל־כָּל־מַאֲכָ֖ל הֲ⁠יִקְדָּ֑שׁ</w:t>
-      </w:r>
-    </w:p>
-    <w:p>
-      <w:pPr>
-        <w:bidi/>
-      </w:pPr>
-      <w:r>
-        <w:rPr>
-          <w:lang w:val="ar_AE" w:bidi="ar_AE"/>
-        </w:rPr>
-      </w:r>
-      <w:r>
-        <w:rPr>
           <w:b/>
           <w:lang w:val="ar_AE" w:bidi="ar_AE"/>
         </w:rPr>
@@ -13019,22 +12283,6 @@
         <w:rPr>
           <w:lang w:val="ar_AE" w:bidi="ar_AE"/>
         </w:rPr>
-      </w:r>
-    </w:p>
-    <w:p>
-      <w:pPr>
-        <w:bidi/>
-      </w:pPr>
-      <w:r>
-        <w:rPr>
-          <w:lang w:val="ar_AE" w:bidi="ar_AE"/>
-        </w:rPr>
-      </w:r>
-      <w:r>
-        <w:rPr>
-          <w:lang w:val="ar_AE" w:bidi="ar_AE"/>
-        </w:rPr>
-        <w:t>הֵ֣ן ׀ יִשָּׂא־אִ֨ישׁ בְּשַׂר־קֹ֜דֶשׁ בִּ⁠כְנַ֣ף בִּגְד֗⁠וֹ וְ⁠נָגַ֣ע בִּ֠⁠כְנָפ⁠וֹ אֶל־הַ⁠לֶּ֨חֶם וְ⁠אֶל־הַ⁠נָּזִ֜יד וְ⁠אֶל־הַ⁠יַּ֧יִן וְ⁠אֶל־שֶׁ֛מֶן וְ⁠אֶל־כָּל־מַאֲכָ֖ל הֲ⁠יִקְדָּ֑שׁ</w:t>
       </w:r>
     </w:p>
     <w:p>
@@ -14067,22 +13315,6 @@
       </w:r>
       <w:r>
         <w:rPr>
-          <w:lang w:val="ar_AE" w:bidi="ar_AE"/>
-        </w:rPr>
-        <w:t>כֵּ֣ן הָֽ⁠עָם־הַ֠⁠זֶּה וְ⁠כֵן־הַ⁠גּ֨וֹי הַ⁠זֶּ֤ה לְ⁠פָנַ⁠י֙ נְאֻם־יְהוָ֔ה וְ⁠כֵ֖ן כָּל־מַעֲשֵׂ֣ה יְדֵי⁠הֶ֑ם וַ⁠אֲשֶׁ֥ר יַקְרִ֛יבוּ שָׁ֖ם טָמֵ֥א הֽוּא</w:t>
-      </w:r>
-    </w:p>
-    <w:p>
-      <w:pPr>
-        <w:bidi/>
-      </w:pPr>
-      <w:r>
-        <w:rPr>
-          <w:lang w:val="ar_AE" w:bidi="ar_AE"/>
-        </w:rPr>
-      </w:r>
-      <w:r>
-        <w:rPr>
           <w:b/>
           <w:lang w:val="ar_AE" w:bidi="ar_AE"/>
         </w:rPr>
@@ -14176,22 +13408,6 @@
         <w:rPr>
           <w:lang w:val="ar_AE" w:bidi="ar_AE"/>
         </w:rPr>
-      </w:r>
-    </w:p>
-    <w:p>
-      <w:pPr>
-        <w:bidi/>
-      </w:pPr>
-      <w:r>
-        <w:rPr>
-          <w:lang w:val="ar_AE" w:bidi="ar_AE"/>
-        </w:rPr>
-      </w:r>
-      <w:r>
-        <w:rPr>
-          <w:lang w:val="ar_AE" w:bidi="ar_AE"/>
-        </w:rPr>
-        <w:t>כֵּ֣ן הָֽ⁠עָם־הַ֠⁠זֶּה וְ⁠כֵן־הַ⁠גּ֨וֹי הַ⁠זֶּ֤ה</w:t>
       </w:r>
     </w:p>
     <w:p>
@@ -15017,22 +14233,6 @@
       </w:r>
       <w:r>
         <w:rPr>
-          <w:lang w:val="ar_AE" w:bidi="ar_AE"/>
-        </w:rPr>
-        <w:t>שִֽׂימוּ־נָ֣א לְבַבְ⁠כֶ֔ם</w:t>
-      </w:r>
-    </w:p>
-    <w:p>
-      <w:pPr>
-        <w:bidi/>
-      </w:pPr>
-      <w:r>
-        <w:rPr>
-          <w:lang w:val="ar_AE" w:bidi="ar_AE"/>
-        </w:rPr>
-      </w:r>
-      <w:r>
-        <w:rPr>
           <w:b/>
           <w:lang w:val="ar_AE" w:bidi="ar_AE"/>
         </w:rPr>
@@ -15292,22 +14492,6 @@
       </w:r>
       <w:r>
         <w:rPr>
-          <w:lang w:val="ar_AE" w:bidi="ar_AE"/>
-        </w:rPr>
-        <w:t>מִ⁠טֶּ֧רֶם שֽׂוּם־אֶ֛בֶן אֶל־אֶ֖בֶן בְּ⁠הֵיכַ֥ל יְהוָֽה</w:t>
-      </w:r>
-    </w:p>
-    <w:p>
-      <w:pPr>
-        <w:bidi/>
-      </w:pPr>
-      <w:r>
-        <w:rPr>
-          <w:lang w:val="ar_AE" w:bidi="ar_AE"/>
-        </w:rPr>
-      </w:r>
-      <w:r>
-        <w:rPr>
           <w:b/>
           <w:lang w:val="ar_AE" w:bidi="ar_AE"/>
         </w:rPr>
@@ -15940,22 +15124,6 @@
       </w:r>
       <w:r>
         <w:rPr>
-          <w:lang w:val="ar_AE" w:bidi="ar_AE"/>
-        </w:rPr>
-        <w:t>בָּ֣א אֶל־הַ⁠יֶּ֗קֶב לַ⁠חְשֹׂף֙ חֲמִשִּׁ֣ים פּוּרָ֔ה וְ⁠הָיְתָ֖ה עֶשְׂרִֽים</w:t>
-      </w:r>
-    </w:p>
-    <w:p>
-      <w:pPr>
-        <w:bidi/>
-      </w:pPr>
-      <w:r>
-        <w:rPr>
-          <w:lang w:val="ar_AE" w:bidi="ar_AE"/>
-        </w:rPr>
-      </w:r>
-      <w:r>
-        <w:rPr>
           <w:b/>
           <w:lang w:val="ar_AE" w:bidi="ar_AE"/>
         </w:rPr>
@@ -16197,22 +15365,6 @@
       </w:r>
       <w:r>
         <w:rPr>
-          <w:lang w:val="ar_AE" w:bidi="ar_AE"/>
-        </w:rPr>
-        <w:t>הִכֵּ֨יתִי אֶתְ⁠כֶ֜ם בַּ⁠שִּׁדָּפ֤וֹן וּ⁠בַ⁠יֵּֽרָקוֹן֙ וּ⁠בַ⁠בָּרָ֔ד אֵ֖ת כָּל־מַעֲשֵׂ֣ה יְדֵי⁠כֶ֑ם וְ⁠אֵין־אֶתְ⁠כֶ֥ם אֵלַ֖⁠י נְאֻם־יְהוָֽה</w:t>
-      </w:r>
-    </w:p>
-    <w:p>
-      <w:pPr>
-        <w:bidi/>
-      </w:pPr>
-      <w:r>
-        <w:rPr>
-          <w:lang w:val="ar_AE" w:bidi="ar_AE"/>
-        </w:rPr>
-      </w:r>
-      <w:r>
-        <w:rPr>
           <w:b/>
           <w:lang w:val="ar_AE" w:bidi="ar_AE"/>
         </w:rPr>
@@ -16428,22 +15580,6 @@
         <w:rPr>
           <w:lang w:val="ar_AE" w:bidi="ar_AE"/>
         </w:rPr>
-      </w:r>
-    </w:p>
-    <w:p>
-      <w:pPr>
-        <w:bidi/>
-      </w:pPr>
-      <w:r>
-        <w:rPr>
-          <w:lang w:val="ar_AE" w:bidi="ar_AE"/>
-        </w:rPr>
-      </w:r>
-      <w:r>
-        <w:rPr>
-          <w:lang w:val="ar_AE" w:bidi="ar_AE"/>
-        </w:rPr>
-        <w:t>אֵ֖ת כָּל־מַעֲשֵׂ֣ה יְדֵי⁠כֶ֑ם</w:t>
       </w:r>
     </w:p>
     <w:p>
@@ -16829,22 +15965,6 @@
       </w:r>
       <w:r>
         <w:rPr>
-          <w:lang w:val="ar_AE" w:bidi="ar_AE"/>
-        </w:rPr>
-        <w:t>מִן־הַ⁠יּ֥וֹם הַ⁠זֶּ֖ה וָ⁠מָ֑עְלָ⁠ה מִ⁠יּוֹם֩ עֶשְׂרִ֨ים וְ⁠אַרְבָּעָ֜ה לַ⁠תְּשִׁיעִ֗י לְ⁠מִן־הַ⁠יּ֛וֹם אֲשֶׁר־יֻסַּ֥ד הֵֽיכַל־יְהוָ֖ה</w:t>
-      </w:r>
-    </w:p>
-    <w:p>
-      <w:pPr>
-        <w:bidi/>
-      </w:pPr>
-      <w:r>
-        <w:rPr>
-          <w:lang w:val="ar_AE" w:bidi="ar_AE"/>
-        </w:rPr>
-      </w:r>
-      <w:r>
-        <w:rPr>
           <w:b/>
           <w:lang w:val="ar_AE" w:bidi="ar_AE"/>
         </w:rPr>
@@ -17135,22 +16255,6 @@
       </w:r>
       <w:r>
         <w:rPr>
-          <w:lang w:val="ar_AE" w:bidi="ar_AE"/>
-        </w:rPr>
-        <w:t>מִ⁠יּוֹם֩ עֶשְׂרִ֨ים וְ⁠אַרְבָּעָ֜ה לַ⁠תְּשִׁיעִ֗י</w:t>
-      </w:r>
-    </w:p>
-    <w:p>
-      <w:pPr>
-        <w:bidi/>
-      </w:pPr>
-      <w:r>
-        <w:rPr>
-          <w:lang w:val="ar_AE" w:bidi="ar_AE"/>
-        </w:rPr>
-      </w:r>
-      <w:r>
-        <w:rPr>
           <w:b/>
           <w:lang w:val="ar_AE" w:bidi="ar_AE"/>
         </w:rPr>
@@ -17505,22 +16609,6 @@
       </w:r>
       <w:r>
         <w:rPr>
-          <w:lang w:val="ar_AE" w:bidi="ar_AE"/>
-        </w:rPr>
-        <w:t>שִׂ֥ימוּ לְבַבְ⁠כֶֽם</w:t>
-      </w:r>
-    </w:p>
-    <w:p>
-      <w:pPr>
-        <w:bidi/>
-      </w:pPr>
-      <w:r>
-        <w:rPr>
-          <w:lang w:val="ar_AE" w:bidi="ar_AE"/>
-        </w:rPr>
-      </w:r>
-      <w:r>
-        <w:rPr>
           <w:b/>
           <w:lang w:val="ar_AE" w:bidi="ar_AE"/>
         </w:rPr>
@@ -18011,22 +17099,6 @@
       </w:r>
       <w:r>
         <w:rPr>
-          <w:lang w:val="ar_AE" w:bidi="ar_AE"/>
-        </w:rPr>
-        <w:t>וַ⁠יְהִ֨י דְבַר־יְהוָ֤ה ׀ שֵׁנִית֙ אֶל־חַגַּ֔י</w:t>
-      </w:r>
-    </w:p>
-    <w:p>
-      <w:pPr>
-        <w:bidi/>
-      </w:pPr>
-      <w:r>
-        <w:rPr>
-          <w:lang w:val="ar_AE" w:bidi="ar_AE"/>
-        </w:rPr>
-      </w:r>
-      <w:r>
-        <w:rPr>
           <w:b/>
           <w:lang w:val="ar_AE" w:bidi="ar_AE"/>
         </w:rPr>
@@ -18395,22 +17467,6 @@
       </w:r>
       <w:r>
         <w:rPr>
-          <w:lang w:val="ar_AE" w:bidi="ar_AE"/>
-        </w:rPr>
-        <w:t>בְּ⁠עֶשְׂרִ֧ים וְ⁠אַרְבָּעָ֛ה לַ⁠חֹ֖דֶשׁ</w:t>
-      </w:r>
-    </w:p>
-    <w:p>
-      <w:pPr>
-        <w:bidi/>
-      </w:pPr>
-      <w:r>
-        <w:rPr>
-          <w:lang w:val="ar_AE" w:bidi="ar_AE"/>
-        </w:rPr>
-      </w:r>
-      <w:r>
-        <w:rPr>
           <w:b/>
           <w:lang w:val="ar_AE" w:bidi="ar_AE"/>
         </w:rPr>
@@ -18641,22 +17697,6 @@
       </w:r>
       <w:r>
         <w:rPr>
-          <w:lang w:val="ar_AE" w:bidi="ar_AE"/>
-        </w:rPr>
-        <w:t>אֱמֹ֕ר אֶל־זְרֻבָּבֶ֥ל פַּֽחַת־יְהוּדָ֖ה לֵ⁠אמֹ֑ר אֲנִ֣י מַרְעִ֔ישׁ אֶת־הַ⁠שָּׁמַ֖יִם וְ⁠אֶת־הָ⁠אָֽרֶץ</w:t>
-      </w:r>
-    </w:p>
-    <w:p>
-      <w:pPr>
-        <w:bidi/>
-      </w:pPr>
-      <w:r>
-        <w:rPr>
-          <w:lang w:val="ar_AE" w:bidi="ar_AE"/>
-        </w:rPr>
-      </w:r>
-      <w:r>
-        <w:rPr>
           <w:b/>
           <w:lang w:val="ar_AE" w:bidi="ar_AE"/>
         </w:rPr>
@@ -18750,22 +17790,6 @@
         <w:rPr>
           <w:lang w:val="ar_AE" w:bidi="ar_AE"/>
         </w:rPr>
-      </w:r>
-    </w:p>
-    <w:p>
-      <w:pPr>
-        <w:bidi/>
-      </w:pPr>
-      <w:r>
-        <w:rPr>
-          <w:lang w:val="ar_AE" w:bidi="ar_AE"/>
-        </w:rPr>
-      </w:r>
-      <w:r>
-        <w:rPr>
-          <w:lang w:val="ar_AE" w:bidi="ar_AE"/>
-        </w:rPr>
-        <w:t>אֲנִ֣י מַרְעִ֔ישׁ אֶת־הַ⁠שָּׁמַ֖יִם וְ⁠אֶת־הָ⁠אָֽרֶץ</w:t>
       </w:r>
     </w:p>
     <w:p>
@@ -19311,22 +18335,6 @@
       </w:r>
       <w:r>
         <w:rPr>
-          <w:lang w:val="ar_AE" w:bidi="ar_AE"/>
-        </w:rPr>
-        <w:t>וְ⁠הָפַכְתִּ֤י מֶרְכָּבָה֙ וְ⁠רֹ֣כְבֶ֔י⁠הָ וְ⁠יָרְד֤וּ סוּסִים֙ וְ⁠רֹ֣כְבֵי⁠הֶ֔ם</w:t>
-      </w:r>
-    </w:p>
-    <w:p>
-      <w:pPr>
-        <w:bidi/>
-      </w:pPr>
-      <w:r>
-        <w:rPr>
-          <w:lang w:val="ar_AE" w:bidi="ar_AE"/>
-        </w:rPr>
-      </w:r>
-      <w:r>
-        <w:rPr>
           <w:b/>
           <w:lang w:val="ar_AE" w:bidi="ar_AE"/>
         </w:rPr>
@@ -19716,22 +18724,6 @@
         <w:rPr>
           <w:lang w:val="ar_AE" w:bidi="ar_AE"/>
         </w:rPr>
-      </w:r>
-    </w:p>
-    <w:p>
-      <w:pPr>
-        <w:bidi/>
-      </w:pPr>
-      <w:r>
-        <w:rPr>
-          <w:lang w:val="ar_AE" w:bidi="ar_AE"/>
-        </w:rPr>
-      </w:r>
-      <w:r>
-        <w:rPr>
-          <w:lang w:val="ar_AE" w:bidi="ar_AE"/>
-        </w:rPr>
-        <w:t>אִ֖ישׁ בְּ⁠חֶ֥רֶב אָחִֽי⁠ו</w:t>
       </w:r>
     </w:p>
     <w:p>
@@ -20123,22 +19115,6 @@
       </w:r>
       <w:r>
         <w:rPr>
-          <w:lang w:val="ar_AE" w:bidi="ar_AE"/>
-        </w:rPr>
-        <w:t>בַּ⁠יּ֣וֹם הַ⁠ה֣וּא נְאֻם־יְהוָ֣ה צְבָא֡וֹת אֶ֠קָּחֲ⁠ךָ זְרֻבָּבֶ֨ל בֶּן־שְׁאַלְתִּיאֵ֤ל עַבְדִּ⁠י֙ נְאֻם־יְהוָ֔ה וְ⁠שַׂמְתִּ֖י⁠ךָ כַּֽ⁠חוֹתָ֑ם כִּֽי־בְ⁠ךָ֣ בָחַ֔רְתִּי נְאֻ֖ם יְהוָ֥ה צְבָאֽוֹת</w:t>
-      </w:r>
-    </w:p>
-    <w:p>
-      <w:pPr>
-        <w:bidi/>
-      </w:pPr>
-      <w:r>
-        <w:rPr>
-          <w:lang w:val="ar_AE" w:bidi="ar_AE"/>
-        </w:rPr>
-      </w:r>
-      <w:r>
-        <w:rPr>
           <w:b/>
           <w:lang w:val="ar_AE" w:bidi="ar_AE"/>
         </w:rPr>
@@ -20353,22 +19329,6 @@
         <w:rPr>
           <w:lang w:val="ar_AE" w:bidi="ar_AE"/>
         </w:rPr>
-      </w:r>
-    </w:p>
-    <w:p>
-      <w:pPr>
-        <w:bidi/>
-      </w:pPr>
-      <w:r>
-        <w:rPr>
-          <w:lang w:val="ar_AE" w:bidi="ar_AE"/>
-        </w:rPr>
-      </w:r>
-      <w:r>
-        <w:rPr>
-          <w:lang w:val="ar_AE" w:bidi="ar_AE"/>
-        </w:rPr>
-        <w:t>אֶ֠קָּחֲ⁠ךָ &amp; וְ⁠שַׂמְתִּ֖י⁠ךָ &amp; בְ⁠ךָ֣ בָחַ֔רְתִּי</w:t>
       </w:r>
     </w:p>
     <w:p>

--- a/arb/docx/37.content.docx
+++ b/arb/docx/37.content.docx
@@ -984,6 +984,22 @@
       </w:r>
       <w:r>
         <w:rPr>
+          <w:lang w:val="ar_AE" w:bidi="ar_AE"/>
+        </w:rPr>
+        <w:t>בִּ⁠שְׁנַ֤ת שְׁתַּ֨יִם֙ &amp; בַּ⁠חֹ֨דֶשׁ֙ הַ⁠שִּׁשִּׁ֔י בְּ⁠י֥וֹם אֶחָ֖ד לַ⁠חֹ֑דֶשׁ</w:t>
+      </w:r>
+    </w:p>
+    <w:p>
+      <w:pPr>
+        <w:bidi/>
+      </w:pPr>
+      <w:r>
+        <w:rPr>
+          <w:lang w:val="ar_AE" w:bidi="ar_AE"/>
+        </w:rPr>
+      </w:r>
+      <w:r>
+        <w:rPr>
           <w:b/>
           <w:lang w:val="ar_AE" w:bidi="ar_AE"/>
         </w:rPr>
@@ -1097,6 +1113,22 @@
       </w:r>
       <w:r>
         <w:rPr>
+          <w:lang w:val="ar_AE" w:bidi="ar_AE"/>
+        </w:rPr>
+        <w:t>בַּ⁠חֹ֨דֶשׁ֙ הַ⁠שִּׁשִּׁ֔י בְּ⁠י֥וֹם אֶחָ֖ד לַ⁠חֹ֑דֶשׁ</w:t>
+      </w:r>
+    </w:p>
+    <w:p>
+      <w:pPr>
+        <w:bidi/>
+      </w:pPr>
+      <w:r>
+        <w:rPr>
+          <w:lang w:val="ar_AE" w:bidi="ar_AE"/>
+        </w:rPr>
+      </w:r>
+      <w:r>
+        <w:rPr>
           <w:b/>
           <w:lang w:val="ar_AE" w:bidi="ar_AE"/>
         </w:rPr>
@@ -1216,6 +1248,22 @@
       </w:r>
       <w:r>
         <w:rPr>
+          <w:lang w:val="ar_AE" w:bidi="ar_AE"/>
+        </w:rPr>
+        <w:t>הָיָ֨ה דְבַר־יְהוָ֜ה בְּ⁠יַד־חַגַּ֣י הַ⁠נָּבִ֗יא</w:t>
+      </w:r>
+    </w:p>
+    <w:p>
+      <w:pPr>
+        <w:bidi/>
+      </w:pPr>
+      <w:r>
+        <w:rPr>
+          <w:lang w:val="ar_AE" w:bidi="ar_AE"/>
+        </w:rPr>
+      </w:r>
+      <w:r>
+        <w:rPr>
           <w:b/>
           <w:lang w:val="ar_AE" w:bidi="ar_AE"/>
         </w:rPr>
@@ -1470,6 +1518,22 @@
       </w:r>
       <w:r>
         <w:rPr>
+          <w:lang w:val="ar_AE" w:bidi="ar_AE"/>
+        </w:rPr>
+        <w:t>כֹּ֥ה אָמַ֛ר יְהוָ֥ה צְבָא֖וֹת לֵ⁠אמֹ֑ר הָ⁠עָ֤ם הַ⁠זֶּה֙ אָֽמְר֔וּ לֹ֥א עֶת־בֹּ֛א עֶת־בֵּ֥ית יְהוָ֖ה לְ⁠הִבָּנֽוֹת</w:t>
+      </w:r>
+    </w:p>
+    <w:p>
+      <w:pPr>
+        <w:bidi/>
+      </w:pPr>
+      <w:r>
+        <w:rPr>
+          <w:lang w:val="ar_AE" w:bidi="ar_AE"/>
+        </w:rPr>
+      </w:r>
+      <w:r>
+        <w:rPr>
           <w:b/>
           <w:lang w:val="ar_AE" w:bidi="ar_AE"/>
         </w:rPr>
@@ -1941,6 +2005,22 @@
         <w:rPr>
           <w:lang w:val="ar_AE" w:bidi="ar_AE"/>
         </w:rPr>
+      </w:r>
+    </w:p>
+    <w:p>
+      <w:pPr>
+        <w:bidi/>
+      </w:pPr>
+      <w:r>
+        <w:rPr>
+          <w:lang w:val="ar_AE" w:bidi="ar_AE"/>
+        </w:rPr>
+      </w:r>
+      <w:r>
+        <w:rPr>
+          <w:lang w:val="ar_AE" w:bidi="ar_AE"/>
+        </w:rPr>
+        <w:t>וַֽ⁠יְהִי֙ דְּבַר־יְהוָ֔ה בְּ⁠יַד־חַגַּ֥י הַ⁠נָּבִ֖יא</w:t>
       </w:r>
     </w:p>
     <w:p>
@@ -2078,6 +2158,22 @@
       </w:r>
       <w:r>
         <w:rPr>
+          <w:lang w:val="ar_AE" w:bidi="ar_AE"/>
+        </w:rPr>
+        <w:t>הַ⁠עֵ֤ת לָ⁠כֶם֙ אַתֶּ֔ם לָ⁠שֶׁ֖בֶת בְּ⁠בָתֵּי⁠כֶ֣ם סְפוּנִ֑ים וְ⁠הַ⁠בַּ֥יִת הַ⁠זֶּ֖ה חָרֵֽב</w:t>
+      </w:r>
+    </w:p>
+    <w:p>
+      <w:pPr>
+        <w:bidi/>
+      </w:pPr>
+      <w:r>
+        <w:rPr>
+          <w:lang w:val="ar_AE" w:bidi="ar_AE"/>
+        </w:rPr>
+      </w:r>
+      <w:r>
+        <w:rPr>
           <w:b/>
           <w:lang w:val="ar_AE" w:bidi="ar_AE"/>
         </w:rPr>
@@ -2481,6 +2577,22 @@
       </w:r>
       <w:r>
         <w:rPr>
+          <w:lang w:val="ar_AE" w:bidi="ar_AE"/>
+        </w:rPr>
+        <w:t>וְ⁠עַתָּ֕ה כֹּ֥ה אָמַ֖ר יְהוָ֣ה צְבָא֑וֹת שִׂ֥ימוּ לְבַבְ⁠כֶ֖ם עַל־דַּרְכֵי⁠כֶֽם</w:t>
+      </w:r>
+    </w:p>
+    <w:p>
+      <w:pPr>
+        <w:bidi/>
+      </w:pPr>
+      <w:r>
+        <w:rPr>
+          <w:lang w:val="ar_AE" w:bidi="ar_AE"/>
+        </w:rPr>
+      </w:r>
+      <w:r>
+        <w:rPr>
           <w:b/>
           <w:lang w:val="ar_AE" w:bidi="ar_AE"/>
         </w:rPr>
@@ -3236,6 +3348,22 @@
       </w:r>
       <w:r>
         <w:rPr>
+          <w:lang w:val="ar_AE" w:bidi="ar_AE"/>
+        </w:rPr>
+        <w:t>לָב֖וֹשׁ וְ⁠אֵין־לְ⁠חֹ֣ם ל֑⁠וֹ</w:t>
+      </w:r>
+    </w:p>
+    <w:p>
+      <w:pPr>
+        <w:bidi/>
+      </w:pPr>
+      <w:r>
+        <w:rPr>
+          <w:lang w:val="ar_AE" w:bidi="ar_AE"/>
+        </w:rPr>
+      </w:r>
+      <w:r>
+        <w:rPr>
           <w:b/>
           <w:lang w:val="ar_AE" w:bidi="ar_AE"/>
         </w:rPr>
@@ -3342,6 +3470,22 @@
       </w:r>
       <w:r>
         <w:rPr>
+          <w:lang w:val="ar_AE" w:bidi="ar_AE"/>
+        </w:rPr>
+        <w:t>וְ⁠הַ֨⁠מִּשְׂתַּכֵּ֔ר מִשְׂתַּכֵּ֖ר אֶל־צְר֥וֹר נָקֽוּב</w:t>
+      </w:r>
+    </w:p>
+    <w:p>
+      <w:pPr>
+        <w:bidi/>
+      </w:pPr>
+      <w:r>
+        <w:rPr>
+          <w:lang w:val="ar_AE" w:bidi="ar_AE"/>
+        </w:rPr>
+      </w:r>
+      <w:r>
+        <w:rPr>
           <w:b/>
           <w:lang w:val="ar_AE" w:bidi="ar_AE"/>
         </w:rPr>
@@ -3704,6 +3848,22 @@
       </w:r>
       <w:r>
         <w:rPr>
+          <w:lang w:val="ar_AE" w:bidi="ar_AE"/>
+        </w:rPr>
+        <w:t>כֹּ֥ה אָמַ֖ר יְהוָ֣ה צְבָא֑וֹת שִׂ֥ימוּ לְבַבְ⁠כֶ֖ם עַל־דַּרְכֵי⁠כֶֽם</w:t>
+      </w:r>
+    </w:p>
+    <w:p>
+      <w:pPr>
+        <w:bidi/>
+      </w:pPr>
+      <w:r>
+        <w:rPr>
+          <w:lang w:val="ar_AE" w:bidi="ar_AE"/>
+        </w:rPr>
+      </w:r>
+      <w:r>
+        <w:rPr>
           <w:b/>
           <w:lang w:val="ar_AE" w:bidi="ar_AE"/>
         </w:rPr>
@@ -3797,6 +3957,22 @@
         <w:rPr>
           <w:lang w:val="ar_AE" w:bidi="ar_AE"/>
         </w:rPr>
+      </w:r>
+    </w:p>
+    <w:p>
+      <w:pPr>
+        <w:bidi/>
+      </w:pPr>
+      <w:r>
+        <w:rPr>
+          <w:lang w:val="ar_AE" w:bidi="ar_AE"/>
+        </w:rPr>
+      </w:r>
+      <w:r>
+        <w:rPr>
+          <w:lang w:val="ar_AE" w:bidi="ar_AE"/>
+        </w:rPr>
+        <w:t>שִׂ֥ימוּ לְבַבְ⁠כֶ֖ם עַל־דַּרְכֵי⁠כֶֽם</w:t>
       </w:r>
     </w:p>
     <w:p>
@@ -3920,6 +4096,22 @@
       </w:r>
       <w:r>
         <w:rPr>
+          <w:lang w:val="ar_AE" w:bidi="ar_AE"/>
+        </w:rPr>
+        <w:t>עֲל֥וּ הָ⁠הָ֛ר וַ⁠הֲבֵאתֶ֥ם עֵ֖ץ וּ⁠בְנ֣וּ הַ⁠בָּ֑יִת וְ⁠אֶרְצֶה־בּ֥⁠וֹ ו⁠אכבד אָמַ֥ר יְהוָֽה</w:t>
+      </w:r>
+    </w:p>
+    <w:p>
+      <w:pPr>
+        <w:bidi/>
+      </w:pPr>
+      <w:r>
+        <w:rPr>
+          <w:lang w:val="ar_AE" w:bidi="ar_AE"/>
+        </w:rPr>
+      </w:r>
+      <w:r>
+        <w:rPr>
           <w:b/>
           <w:lang w:val="ar_AE" w:bidi="ar_AE"/>
         </w:rPr>
@@ -4283,6 +4475,22 @@
       </w:r>
       <w:r>
         <w:rPr>
+          <w:lang w:val="ar_AE" w:bidi="ar_AE"/>
+        </w:rPr>
+        <w:t>פָּנֹ֤ה אֶל־הַרְבֵּה֙ וְ⁠הִנֵּ֣ה לִ⁠מְעָ֔ט וַ⁠הֲבֵאתֶ֥ם הַ⁠בַּ֖יִת וְ⁠נָפַ֣חְתִּי ב֑⁠וֹ יַ֣עַן מֶ֗ה נְאֻם֙ יְהוָ֣ה צְבָא֔וֹת יַ֗עַן בֵּיתִ⁠י֙ אֲשֶׁר־ה֣וּא חָרֵ֔ב וְ⁠אַתֶּ֥ם רָצִ֖ים אִ֥ישׁ לְ⁠בֵיתֽ⁠וֹ</w:t>
+      </w:r>
+    </w:p>
+    <w:p>
+      <w:pPr>
+        <w:bidi/>
+      </w:pPr>
+      <w:r>
+        <w:rPr>
+          <w:lang w:val="ar_AE" w:bidi="ar_AE"/>
+        </w:rPr>
+      </w:r>
+      <w:r>
+        <w:rPr>
           <w:b/>
           <w:lang w:val="ar_AE" w:bidi="ar_AE"/>
         </w:rPr>
@@ -5255,6 +5463,22 @@
       </w:r>
       <w:r>
         <w:rPr>
+          <w:lang w:val="ar_AE" w:bidi="ar_AE"/>
+        </w:rPr>
+        <w:t>כָּלְא֥וּ שָמַ֖יִם מִ⁠טָּ֑ל וְ⁠הָ⁠אָ֖רֶץ כָּלְאָ֥ה יְבוּלָֽ⁠הּ</w:t>
+      </w:r>
+    </w:p>
+    <w:p>
+      <w:pPr>
+        <w:bidi/>
+      </w:pPr>
+      <w:r>
+        <w:rPr>
+          <w:lang w:val="ar_AE" w:bidi="ar_AE"/>
+        </w:rPr>
+      </w:r>
+      <w:r>
+        <w:rPr>
           <w:b/>
           <w:lang w:val="ar_AE" w:bidi="ar_AE"/>
         </w:rPr>
@@ -5570,6 +5794,22 @@
         <w:rPr>
           <w:lang w:val="ar_AE" w:bidi="ar_AE"/>
         </w:rPr>
+      </w:r>
+    </w:p>
+    <w:p>
+      <w:pPr>
+        <w:bidi/>
+      </w:pPr>
+      <w:r>
+        <w:rPr>
+          <w:lang w:val="ar_AE" w:bidi="ar_AE"/>
+        </w:rPr>
+      </w:r>
+      <w:r>
+        <w:rPr>
+          <w:lang w:val="ar_AE" w:bidi="ar_AE"/>
+        </w:rPr>
+        <w:t>עַל־הָ⁠אָ֣רֶץ וְ⁠עַל־הֶ⁠הָרִ֗ים וְ⁠עַל־הַ⁠דָּגָן֙ וְ⁠עַל־הַ⁠תִּיר֣וֹשׁ וְ⁠עַל־הַ⁠יִּצְהָ֔ר וְ⁠עַ֛ל אֲשֶׁ֥ר תּוֹצִ֖יא הָ⁠אֲדָמָ֑ה וְ⁠עַל־הָֽ⁠אָדָם֙ וְ⁠עַל־הַ⁠בְּהֵמָ֔ה וְ⁠עַ֖ל כָּל־יְגִ֥יעַ כַּפָּֽיִם</w:t>
       </w:r>
     </w:p>
     <w:p>
@@ -5733,6 +5973,22 @@
       </w:r>
       <w:r>
         <w:rPr>
+          <w:lang w:val="ar_AE" w:bidi="ar_AE"/>
+        </w:rPr>
+        <w:t>וָ⁠אֶקְרָ֨א חֹ֜רֶב עַל־הָ⁠אָ֣רֶץ וְ⁠עַל־הֶ⁠הָרִ֗ים וְ⁠עַל־הַ⁠דָּגָן֙ וְ⁠עַל־הַ⁠תִּיר֣וֹשׁ וְ⁠עַל־הַ⁠יִּצְהָ֔ר וְ⁠עַ֛ל אֲשֶׁ֥ר תּוֹצִ֖יא הָ⁠אֲדָמָ֑ה וְ⁠עַל־הָֽ⁠אָדָם֙ וְ⁠עַל־הַ⁠בְּהֵמָ֔ה וְ⁠עַ֖ל כָּל־יְגִ֥יעַ כַּפָּֽיִם</w:t>
+      </w:r>
+    </w:p>
+    <w:p>
+      <w:pPr>
+        <w:bidi/>
+      </w:pPr>
+      <w:r>
+        <w:rPr>
+          <w:lang w:val="ar_AE" w:bidi="ar_AE"/>
+        </w:rPr>
+      </w:r>
+      <w:r>
+        <w:rPr>
           <w:b/>
           <w:lang w:val="ar_AE" w:bidi="ar_AE"/>
         </w:rPr>
@@ -5986,6 +6242,22 @@
       </w:r>
       <w:r>
         <w:rPr>
+          <w:lang w:val="ar_AE" w:bidi="ar_AE"/>
+        </w:rPr>
+        <w:t>וְ⁠עַל־הַ⁠דָּגָן֙ וְ⁠עַל־הַ⁠תִּיר֣וֹשׁ וְ⁠עַל־הַ⁠יִּצְהָ֔ר</w:t>
+      </w:r>
+    </w:p>
+    <w:p>
+      <w:pPr>
+        <w:bidi/>
+      </w:pPr>
+      <w:r>
+        <w:rPr>
+          <w:lang w:val="ar_AE" w:bidi="ar_AE"/>
+        </w:rPr>
+      </w:r>
+      <w:r>
+        <w:rPr>
           <w:b/>
           <w:lang w:val="ar_AE" w:bidi="ar_AE"/>
         </w:rPr>
@@ -6563,6 +6835,22 @@
       </w:r>
       <w:r>
         <w:rPr>
+          <w:lang w:val="ar_AE" w:bidi="ar_AE"/>
+        </w:rPr>
+        <w:t>וַ⁠יִּשְׁמַ֣ע &amp; בְּ⁠קוֹל֙ יְהוָ֣ה אֱלֹֽהֵי⁠הֶ֔ם וְ⁠עַל־דִּבְרֵי֙ חַגַּ֣י הַ⁠נָּבִ֔יא</w:t>
+      </w:r>
+    </w:p>
+    <w:p>
+      <w:pPr>
+        <w:bidi/>
+      </w:pPr>
+      <w:r>
+        <w:rPr>
+          <w:lang w:val="ar_AE" w:bidi="ar_AE"/>
+        </w:rPr>
+      </w:r>
+      <w:r>
+        <w:rPr>
           <w:b/>
           <w:lang w:val="ar_AE" w:bidi="ar_AE"/>
         </w:rPr>
@@ -6681,6 +6969,22 @@
       </w:r>
       <w:r>
         <w:rPr>
+          <w:lang w:val="ar_AE" w:bidi="ar_AE"/>
+        </w:rPr>
+        <w:t>בְּ⁠קוֹל֙ יְהוָ֣ה אֱלֹֽהֵי⁠הֶ֔ם וְ⁠עַל־דִּבְרֵי֙ חַגַּ֣י הַ⁠נָּבִ֔יא</w:t>
+      </w:r>
+    </w:p>
+    <w:p>
+      <w:pPr>
+        <w:bidi/>
+      </w:pPr>
+      <w:r>
+        <w:rPr>
+          <w:lang w:val="ar_AE" w:bidi="ar_AE"/>
+        </w:rPr>
+      </w:r>
+      <w:r>
+        <w:rPr>
           <w:b/>
           <w:lang w:val="ar_AE" w:bidi="ar_AE"/>
         </w:rPr>
@@ -6800,6 +7104,22 @@
       </w:r>
       <w:r>
         <w:rPr>
+          <w:lang w:val="ar_AE" w:bidi="ar_AE"/>
+        </w:rPr>
+        <w:t>וַ⁠יִּֽירְא֥וּ הָ⁠עָ֖ם מִ⁠פְּנֵ֥י יְהוָֽה</w:t>
+      </w:r>
+    </w:p>
+    <w:p>
+      <w:pPr>
+        <w:bidi/>
+      </w:pPr>
+      <w:r>
+        <w:rPr>
+          <w:lang w:val="ar_AE" w:bidi="ar_AE"/>
+        </w:rPr>
+      </w:r>
+      <w:r>
+        <w:rPr>
           <w:b/>
           <w:lang w:val="ar_AE" w:bidi="ar_AE"/>
         </w:rPr>
@@ -6919,6 +7239,22 @@
       </w:r>
       <w:r>
         <w:rPr>
+          <w:lang w:val="ar_AE" w:bidi="ar_AE"/>
+        </w:rPr>
+        <w:t>אֲנִ֥י אִתְּ⁠כֶ֖ם נְאֻם־יְהוָֽה</w:t>
+      </w:r>
+    </w:p>
+    <w:p>
+      <w:pPr>
+        <w:bidi/>
+      </w:pPr>
+      <w:r>
+        <w:rPr>
+          <w:lang w:val="ar_AE" w:bidi="ar_AE"/>
+        </w:rPr>
+      </w:r>
+      <w:r>
+        <w:rPr>
           <w:b/>
           <w:lang w:val="ar_AE" w:bidi="ar_AE"/>
         </w:rPr>
@@ -7012,6 +7348,22 @@
         <w:rPr>
           <w:lang w:val="ar_AE" w:bidi="ar_AE"/>
         </w:rPr>
+      </w:r>
+    </w:p>
+    <w:p>
+      <w:pPr>
+        <w:bidi/>
+      </w:pPr>
+      <w:r>
+        <w:rPr>
+          <w:lang w:val="ar_AE" w:bidi="ar_AE"/>
+        </w:rPr>
+      </w:r>
+      <w:r>
+        <w:rPr>
+          <w:lang w:val="ar_AE" w:bidi="ar_AE"/>
+        </w:rPr>
+        <w:t>וַ⁠יָּ֣עַר יְהוָ֡ה אֶת־רוּחַ֩ זְרֻבָּבֶ֨ל בֶּן־שַׁלְתִּיאֵ֜ל פַּחַ֣ת יְהוּדָ֗ה וְ⁠אֶת־ר֨וּחַ֙ יְהוֹשֻׁ֤עַ בֶּן־יְהוֹצָדָק֙ הַ⁠כֹּהֵ֣ן הַ⁠גָּד֔וֹל וְֽ⁠אֶת־ר֔וּחַ כֹּ֖ל שְׁאֵרִ֣ית הָ⁠עָ֑ם</w:t>
       </w:r>
     </w:p>
     <w:p>
@@ -7137,6 +7489,22 @@
       </w:r>
       <w:r>
         <w:rPr>
+          <w:lang w:val="ar_AE" w:bidi="ar_AE"/>
+        </w:rPr>
+        <w:t>וַ⁠יָּ֣עַר יְהוָ֡ה אֶת־רוּחַ֩ זְרֻבָּבֶ֨ל בֶּן־שַׁלְתִּיאֵ֜ל פַּחַ֣ת יְהוּדָ֗ה וְ⁠אֶת־ר֨וּחַ֙ יְהוֹשֻׁ֤עַ בֶּן־יְהוֹצָדָק֙ הַ⁠כֹּהֵ֣ן הַ⁠גָּד֔וֹל וְֽ⁠אֶת־ר֔וּחַ כֹּ֖ל שְׁאֵרִ֣ית הָ⁠עָ֑ם</w:t>
+      </w:r>
+    </w:p>
+    <w:p>
+      <w:pPr>
+        <w:bidi/>
+      </w:pPr>
+      <w:r>
+        <w:rPr>
+          <w:lang w:val="ar_AE" w:bidi="ar_AE"/>
+        </w:rPr>
+      </w:r>
+      <w:r>
+        <w:rPr>
           <w:b/>
           <w:lang w:val="ar_AE" w:bidi="ar_AE"/>
         </w:rPr>
@@ -7230,6 +7598,22 @@
         <w:rPr>
           <w:lang w:val="ar_AE" w:bidi="ar_AE"/>
         </w:rPr>
+      </w:r>
+    </w:p>
+    <w:p>
+      <w:pPr>
+        <w:bidi/>
+      </w:pPr>
+      <w:r>
+        <w:rPr>
+          <w:lang w:val="ar_AE" w:bidi="ar_AE"/>
+        </w:rPr>
+      </w:r>
+      <w:r>
+        <w:rPr>
+          <w:lang w:val="ar_AE" w:bidi="ar_AE"/>
+        </w:rPr>
+        <w:t>בְּ⁠י֨וֹם עֶשְׂרִ֧ים וְ⁠אַרְבָּעָ֛ה לַ⁠חֹ֖דֶשׁ בַּ⁠שִּׁשִּׁ֑י</w:t>
       </w:r>
     </w:p>
     <w:p>
@@ -7380,6 +7764,22 @@
       </w:r>
       <w:r>
         <w:rPr>
+          <w:lang w:val="ar_AE" w:bidi="ar_AE"/>
+        </w:rPr>
+        <w:t>בְּ⁠י֨וֹם עֶשְׂרִ֧ים וְ⁠אַרְבָּעָ֛ה לַ⁠חֹ֖דֶשׁ בַּ⁠שִּׁשִּׁ֑י בִּ⁠שְׁנַ֥ת שְׁתַּ֖יִם</w:t>
+      </w:r>
+    </w:p>
+    <w:p>
+      <w:pPr>
+        <w:bidi/>
+      </w:pPr>
+      <w:r>
+        <w:rPr>
+          <w:lang w:val="ar_AE" w:bidi="ar_AE"/>
+        </w:rPr>
+      </w:r>
+      <w:r>
+        <w:rPr>
           <w:b/>
           <w:lang w:val="ar_AE" w:bidi="ar_AE"/>
         </w:rPr>
@@ -7607,6 +8007,22 @@
       </w:r>
       <w:r>
         <w:rPr>
+          <w:lang w:val="ar_AE" w:bidi="ar_AE"/>
+        </w:rPr>
+        <w:t>בַּ⁠שְּׁבִיעִ֕י בְּ⁠עֶשְׂרִ֥ים וְ⁠אֶחָ֖ד לַ⁠חֹ֑דֶשׁ</w:t>
+      </w:r>
+    </w:p>
+    <w:p>
+      <w:pPr>
+        <w:bidi/>
+      </w:pPr>
+      <w:r>
+        <w:rPr>
+          <w:lang w:val="ar_AE" w:bidi="ar_AE"/>
+        </w:rPr>
+      </w:r>
+      <w:r>
+        <w:rPr>
           <w:b/>
           <w:lang w:val="ar_AE" w:bidi="ar_AE"/>
         </w:rPr>
@@ -7713,6 +8129,22 @@
       </w:r>
       <w:r>
         <w:rPr>
+          <w:lang w:val="ar_AE" w:bidi="ar_AE"/>
+        </w:rPr>
+        <w:t>בַּ⁠שְּׁבִיעִ֕י בְּ⁠עֶשְׂרִ֥ים וְ⁠אֶחָ֖ד לַ⁠חֹ֑דֶשׁ</w:t>
+      </w:r>
+    </w:p>
+    <w:p>
+      <w:pPr>
+        <w:bidi/>
+      </w:pPr>
+      <w:r>
+        <w:rPr>
+          <w:lang w:val="ar_AE" w:bidi="ar_AE"/>
+        </w:rPr>
+      </w:r>
+      <w:r>
+        <w:rPr>
           <w:b/>
           <w:lang w:val="ar_AE" w:bidi="ar_AE"/>
         </w:rPr>
@@ -7792,6 +8224,22 @@
         <w:rPr>
           <w:lang w:val="ar_AE" w:bidi="ar_AE"/>
         </w:rPr>
+      </w:r>
+    </w:p>
+    <w:p>
+      <w:pPr>
+        <w:bidi/>
+      </w:pPr>
+      <w:r>
+        <w:rPr>
+          <w:lang w:val="ar_AE" w:bidi="ar_AE"/>
+        </w:rPr>
+      </w:r>
+      <w:r>
+        <w:rPr>
+          <w:lang w:val="ar_AE" w:bidi="ar_AE"/>
+        </w:rPr>
+        <w:t>בַּ⁠שְּׁבִיעִ֕י בְּ⁠עֶשְׂרִ֥ים וְ⁠אֶחָ֖ד לַ⁠חֹ֑דֶשׁ</w:t>
       </w:r>
     </w:p>
     <w:p>
@@ -7955,6 +8403,22 @@
       </w:r>
       <w:r>
         <w:rPr>
+          <w:lang w:val="ar_AE" w:bidi="ar_AE"/>
+        </w:rPr>
+        <w:t>הָיָה֙ דְּבַר־יְהוָ֔ה בְּ⁠יַד־חַגַּ֥י הַ⁠נָּבִ֖יא</w:t>
+      </w:r>
+    </w:p>
+    <w:p>
+      <w:pPr>
+        <w:bidi/>
+      </w:pPr>
+      <w:r>
+        <w:rPr>
+          <w:lang w:val="ar_AE" w:bidi="ar_AE"/>
+        </w:rPr>
+      </w:r>
+      <w:r>
+        <w:rPr>
           <w:b/>
           <w:lang w:val="ar_AE" w:bidi="ar_AE"/>
         </w:rPr>
@@ -8201,6 +8665,22 @@
       </w:r>
       <w:r>
         <w:rPr>
+          <w:lang w:val="ar_AE" w:bidi="ar_AE"/>
+        </w:rPr>
+        <w:t>מִ֤י בָ⁠כֶם֙ הַ⁠נִּשְׁאָ֔ר אֲשֶׁ֤ר רָאָה֙ אֶת־הַ⁠בַּ֣יִת הַ⁠זֶּ֔ה בִּ⁠כְבוֹד֖⁠וֹ הָ⁠רִאשׁ֑וֹן וּ⁠מָ֨ה אַתֶּ֜ם רֹאִ֤ים אֹת⁠וֹ֙ עַ֔תָּה הֲ⁠ל֥וֹא כָמֹ֛⁠הוּ כְּ⁠אַ֖יִן בְּ⁠עֵינֵי⁠כֶֽם</w:t>
+      </w:r>
+    </w:p>
+    <w:p>
+      <w:pPr>
+        <w:bidi/>
+      </w:pPr>
+      <w:r>
+        <w:rPr>
+          <w:lang w:val="ar_AE" w:bidi="ar_AE"/>
+        </w:rPr>
+      </w:r>
+      <w:r>
+        <w:rPr>
           <w:b/>
           <w:lang w:val="ar_AE" w:bidi="ar_AE"/>
         </w:rPr>
@@ -8307,6 +8787,22 @@
       </w:r>
       <w:r>
         <w:rPr>
+          <w:lang w:val="ar_AE" w:bidi="ar_AE"/>
+        </w:rPr>
+        <w:t>מִ֤י בָ⁠כֶם֙ הַ⁠נִּשְׁאָ֔ר אֲשֶׁ֤ר רָאָה֙ אֶת־הַ⁠בַּ֣יִת הַ⁠זֶּ֔ה בִּ⁠כְבוֹד֖⁠וֹ הָ⁠רִאשׁ֑וֹן וּ⁠מָ֨ה אַתֶּ֜ם רֹאִ֤ים אֹת⁠וֹ֙ עַ֔תָּה הֲ⁠ל֥וֹא כָמֹ֛⁠הוּ כְּ⁠אַ֖יִן בְּ⁠עֵינֵי⁠כֶֽם</w:t>
+      </w:r>
+    </w:p>
+    <w:p>
+      <w:pPr>
+        <w:bidi/>
+      </w:pPr>
+      <w:r>
+        <w:rPr>
+          <w:lang w:val="ar_AE" w:bidi="ar_AE"/>
+        </w:rPr>
+      </w:r>
+      <w:r>
+        <w:rPr>
           <w:b/>
           <w:lang w:val="ar_AE" w:bidi="ar_AE"/>
         </w:rPr>
@@ -8399,6 +8895,22 @@
       </w:r>
       <w:r>
         <w:rPr>
+          <w:lang w:val="ar_AE" w:bidi="ar_AE"/>
+        </w:rPr>
+        <w:t>בָ⁠כֶם֙ הַ⁠נִּשְׁאָ֔ר אֲשֶׁ֤ר רָאָה֙ אֶת־הַ⁠בַּ֣יִת הַ⁠זֶּ֔ה</w:t>
+      </w:r>
+    </w:p>
+    <w:p>
+      <w:pPr>
+        <w:bidi/>
+      </w:pPr>
+      <w:r>
+        <w:rPr>
+          <w:lang w:val="ar_AE" w:bidi="ar_AE"/>
+        </w:rPr>
+      </w:r>
+      <w:r>
+        <w:rPr>
           <w:b/>
           <w:lang w:val="ar_AE" w:bidi="ar_AE"/>
         </w:rPr>
@@ -8505,6 +9017,22 @@
       </w:r>
       <w:r>
         <w:rPr>
+          <w:lang w:val="ar_AE" w:bidi="ar_AE"/>
+        </w:rPr>
+        <w:t>אֲשֶׁ֤ר רָאָה֙ אֶת־הַ⁠בַּ֣יִת הַ⁠זֶּ֔ה בִּ⁠כְבוֹד֖⁠וֹ הָ⁠רִאשׁ֑וֹן</w:t>
+      </w:r>
+    </w:p>
+    <w:p>
+      <w:pPr>
+        <w:bidi/>
+      </w:pPr>
+      <w:r>
+        <w:rPr>
+          <w:lang w:val="ar_AE" w:bidi="ar_AE"/>
+        </w:rPr>
+      </w:r>
+      <w:r>
+        <w:rPr>
           <w:b/>
           <w:lang w:val="ar_AE" w:bidi="ar_AE"/>
         </w:rPr>
@@ -8759,6 +9287,22 @@
       </w:r>
       <w:r>
         <w:rPr>
+          <w:lang w:val="ar_AE" w:bidi="ar_AE"/>
+        </w:rPr>
+        <w:t>הֲ⁠ל֥וֹא כָמֹ֛⁠הוּ כְּ⁠אַ֖יִן בְּ⁠עֵינֵי⁠כֶֽם</w:t>
+      </w:r>
+    </w:p>
+    <w:p>
+      <w:pPr>
+        <w:bidi/>
+      </w:pPr>
+      <w:r>
+        <w:rPr>
+          <w:lang w:val="ar_AE" w:bidi="ar_AE"/>
+        </w:rPr>
+      </w:r>
+      <w:r>
+        <w:rPr>
           <w:b/>
           <w:lang w:val="ar_AE" w:bidi="ar_AE"/>
         </w:rPr>
@@ -8865,6 +9409,22 @@
         <w:rPr>
           <w:lang w:val="ar_AE" w:bidi="ar_AE"/>
         </w:rPr>
+      </w:r>
+    </w:p>
+    <w:p>
+      <w:pPr>
+        <w:bidi/>
+      </w:pPr>
+      <w:r>
+        <w:rPr>
+          <w:lang w:val="ar_AE" w:bidi="ar_AE"/>
+        </w:rPr>
+      </w:r>
+      <w:r>
+        <w:rPr>
+          <w:lang w:val="ar_AE" w:bidi="ar_AE"/>
+        </w:rPr>
+        <w:t>וְ⁠עַתָּ֣ה חֲזַ֣ק זְרֻבָּבֶ֣ל ׀ נְאֻם־יְהוָ֡ה וַ⁠חֲזַ֣ק יְהוֹשֻׁ֣עַ בֶּן־יְהוֹצָדָק֩ הַ⁠כֹּהֵ֨ן הַ⁠גָּד֜וֹל וַ⁠חֲזַ֨ק כָּל־עַ֥ם הָ⁠אָ֛רֶץ נְאֻם־יְהוָ֖ה וַֽ⁠עֲשׂ֑וּ כִּֽי־אֲנִ֣י אִתְּ⁠כֶ֔ם נְאֻ֖ם יְהוָ֥ה צְבָאֽוֹת</w:t>
       </w:r>
     </w:p>
     <w:p>
@@ -9128,6 +9688,22 @@
       </w:r>
       <w:r>
         <w:rPr>
+          <w:lang w:val="ar_AE" w:bidi="ar_AE"/>
+        </w:rPr>
+        <w:t>אֶֽת־הַ⁠דָּבָ֞ר אֲשֶׁר־כָּרַ֤תִּי אִתְּ⁠כֶם֙ בְּ⁠צֵאתְ⁠כֶ֣ם מִ⁠מִּצְרַ֔יִם וְ⁠רוּחִ֖⁠י עֹמֶ֣דֶת בְּ⁠תוֹכְ⁠כֶ֑ם אַל־תִּירָֽאוּ</w:t>
+      </w:r>
+    </w:p>
+    <w:p>
+      <w:pPr>
+        <w:bidi/>
+      </w:pPr>
+      <w:r>
+        <w:rPr>
+          <w:lang w:val="ar_AE" w:bidi="ar_AE"/>
+        </w:rPr>
+      </w:r>
+      <w:r>
+        <w:rPr>
           <w:b/>
           <w:lang w:val="ar_AE" w:bidi="ar_AE"/>
         </w:rPr>
@@ -9778,6 +10354,22 @@
       </w:r>
       <w:r>
         <w:rPr>
+          <w:lang w:val="ar_AE" w:bidi="ar_AE"/>
+        </w:rPr>
+        <w:t>כִּ֣י כֹ֤ה אָמַר֙ יְהוָ֣ה צְבָא֔וֹת ע֥וֹד אַחַ֖ת מְעַ֣ט הִ֑יא וַ⁠אֲנִ֗י מַרְעִישׁ֙ אֶת־הַ⁠שָּׁמַ֣יִם וְ⁠אֶת־הָ⁠אָ֔רֶץ וְ⁠אֶת־הַ⁠יָּ֖ם וְ⁠אֶת־הֶ⁠חָרָבָֽה</w:t>
+      </w:r>
+    </w:p>
+    <w:p>
+      <w:pPr>
+        <w:bidi/>
+      </w:pPr>
+      <w:r>
+        <w:rPr>
+          <w:lang w:val="ar_AE" w:bidi="ar_AE"/>
+        </w:rPr>
+      </w:r>
+      <w:r>
+        <w:rPr>
           <w:b/>
           <w:lang w:val="ar_AE" w:bidi="ar_AE"/>
         </w:rPr>
@@ -10339,6 +10931,22 @@
       </w:r>
       <w:r>
         <w:rPr>
+          <w:lang w:val="ar_AE" w:bidi="ar_AE"/>
+        </w:rPr>
+        <w:t>וְ⁠הִרְעַשְׁתִּי֙ אֶת־כָּל־הַ⁠גּוֹיִ֔ם וּ⁠בָ֖אוּ חֶמְדַּ֣ת כָּל־הַ⁠גּוֹיִ֑ם וּ⁠מִלֵּאתִ֞י אֶת־הַ⁠בַּ֤יִת הַ⁠זֶּה֙ כָּב֔וֹד אָמַ֖ר יְהוָ֥ה צְבָאֽוֹת</w:t>
+      </w:r>
+    </w:p>
+    <w:p>
+      <w:pPr>
+        <w:bidi/>
+      </w:pPr>
+      <w:r>
+        <w:rPr>
+          <w:lang w:val="ar_AE" w:bidi="ar_AE"/>
+        </w:rPr>
+      </w:r>
+      <w:r>
+        <w:rPr>
           <w:b/>
           <w:lang w:val="ar_AE" w:bidi="ar_AE"/>
         </w:rPr>
@@ -10753,6 +11361,22 @@
       </w:r>
       <w:r>
         <w:rPr>
+          <w:lang w:val="ar_AE" w:bidi="ar_AE"/>
+        </w:rPr>
+        <w:t>לִ֥⁠י הַ⁠כֶּ֖סֶף וְ⁠לִ֣⁠י הַ⁠זָּהָ֑ב נְאֻ֖ם יְהוָ֥ה צְבָאֽוֹת</w:t>
+      </w:r>
+    </w:p>
+    <w:p>
+      <w:pPr>
+        <w:bidi/>
+      </w:pPr>
+      <w:r>
+        <w:rPr>
+          <w:lang w:val="ar_AE" w:bidi="ar_AE"/>
+        </w:rPr>
+      </w:r>
+      <w:r>
+        <w:rPr>
           <w:b/>
           <w:lang w:val="ar_AE" w:bidi="ar_AE"/>
         </w:rPr>
@@ -10967,6 +11591,22 @@
       </w:r>
       <w:r>
         <w:rPr>
+          <w:lang w:val="ar_AE" w:bidi="ar_AE"/>
+        </w:rPr>
+        <w:t>גָּד֣וֹל יִֽהְיֶ֡ה כְּבוֹד֩ הַ⁠בַּ֨יִת הַ⁠זֶּ֤ה הָ⁠אַֽחֲרוֹן֙ מִן־הָ֣⁠רִאשׁ֔וֹן אָמַ֖ר יְהוָ֣ה צְבָא֑וֹת וּ⁠בַ⁠מָּק֤וֹם הַ⁠זֶּה֙ אֶתֵּ֣ן שָׁל֔וֹם נְאֻ֖ם יְהוָ֥ה צְבָאֽוֹת</w:t>
+      </w:r>
+    </w:p>
+    <w:p>
+      <w:pPr>
+        <w:bidi/>
+      </w:pPr>
+      <w:r>
+        <w:rPr>
+          <w:lang w:val="ar_AE" w:bidi="ar_AE"/>
+        </w:rPr>
+      </w:r>
+      <w:r>
+        <w:rPr>
           <w:b/>
           <w:lang w:val="ar_AE" w:bidi="ar_AE"/>
         </w:rPr>
@@ -11195,6 +11835,22 @@
       </w:r>
       <w:r>
         <w:rPr>
+          <w:lang w:val="ar_AE" w:bidi="ar_AE"/>
+        </w:rPr>
+        <w:t>גָּד֣וֹל יִֽהְיֶ֡ה כְּבוֹד֩ הַ⁠בַּ֨יִת הַ⁠זֶּ֤ה הָ⁠אַֽחֲרוֹן֙ מִן־הָ֣⁠רִאשׁ֔וֹן</w:t>
+      </w:r>
+    </w:p>
+    <w:p>
+      <w:pPr>
+        <w:bidi/>
+      </w:pPr>
+      <w:r>
+        <w:rPr>
+          <w:lang w:val="ar_AE" w:bidi="ar_AE"/>
+        </w:rPr>
+      </w:r>
+      <w:r>
+        <w:rPr>
           <w:b/>
           <w:lang w:val="ar_AE" w:bidi="ar_AE"/>
         </w:rPr>
@@ -11718,6 +12374,22 @@
       </w:r>
       <w:r>
         <w:rPr>
+          <w:lang w:val="ar_AE" w:bidi="ar_AE"/>
+        </w:rPr>
+        <w:t>בְּ⁠עֶשְׂרִ֤ים וְ⁠אַרְבָּעָה֙ לַ⁠תְּשִׁיעִ֔י בִּ⁠שְׁנַ֥ת שְׁתַּ֖יִם לְ⁠דָרְיָ֑וֶשׁ</w:t>
+      </w:r>
+    </w:p>
+    <w:p>
+      <w:pPr>
+        <w:bidi/>
+      </w:pPr>
+      <w:r>
+        <w:rPr>
+          <w:lang w:val="ar_AE" w:bidi="ar_AE"/>
+        </w:rPr>
+      </w:r>
+      <w:r>
+        <w:rPr>
           <w:b/>
           <w:lang w:val="ar_AE" w:bidi="ar_AE"/>
         </w:rPr>
@@ -11811,6 +12483,22 @@
         <w:rPr>
           <w:lang w:val="ar_AE" w:bidi="ar_AE"/>
         </w:rPr>
+      </w:r>
+    </w:p>
+    <w:p>
+      <w:pPr>
+        <w:bidi/>
+      </w:pPr>
+      <w:r>
+        <w:rPr>
+          <w:lang w:val="ar_AE" w:bidi="ar_AE"/>
+        </w:rPr>
+      </w:r>
+      <w:r>
+        <w:rPr>
+          <w:lang w:val="ar_AE" w:bidi="ar_AE"/>
+        </w:rPr>
+        <w:t>בְּ⁠עֶשְׂרִ֤ים וְ⁠אַרְבָּעָה֙ לַ⁠תְּשִׁיעִ֔י</w:t>
       </w:r>
     </w:p>
     <w:p>
@@ -11960,6 +12648,22 @@
       </w:r>
       <w:r>
         <w:rPr>
+          <w:lang w:val="ar_AE" w:bidi="ar_AE"/>
+        </w:rPr>
+        <w:t>הָיָה֙ דְּבַר־יְהוָ֔ה אֶל־חַגַּ֥י הַ⁠נָּבִ֖יא לֵ⁠אמֹֽר</w:t>
+      </w:r>
+    </w:p>
+    <w:p>
+      <w:pPr>
+        <w:bidi/>
+      </w:pPr>
+      <w:r>
+        <w:rPr>
+          <w:lang w:val="ar_AE" w:bidi="ar_AE"/>
+        </w:rPr>
+      </w:r>
+      <w:r>
+        <w:rPr>
           <w:b/>
           <w:lang w:val="ar_AE" w:bidi="ar_AE"/>
         </w:rPr>
@@ -12084,6 +12788,22 @@
       </w:r>
       <w:r>
         <w:rPr>
+          <w:lang w:val="ar_AE" w:bidi="ar_AE"/>
+        </w:rPr>
+        <w:t>כֹּ֥ה אָמַ֖ר יְהוָ֣ה צְבָא֑וֹת שְׁאַל־נָ֧א אֶת־הַ⁠כֹּהֲנִ֛ים תּוֹרָ֖ה לֵ⁠אמֹֽר</w:t>
+      </w:r>
+    </w:p>
+    <w:p>
+      <w:pPr>
+        <w:bidi/>
+      </w:pPr>
+      <w:r>
+        <w:rPr>
+          <w:lang w:val="ar_AE" w:bidi="ar_AE"/>
+        </w:rPr>
+      </w:r>
+      <w:r>
+        <w:rPr>
           <w:b/>
           <w:lang w:val="ar_AE" w:bidi="ar_AE"/>
         </w:rPr>
@@ -12190,6 +12910,22 @@
       </w:r>
       <w:r>
         <w:rPr>
+          <w:lang w:val="ar_AE" w:bidi="ar_AE"/>
+        </w:rPr>
+        <w:t>הֵ֣ן ׀ יִשָּׂא־אִ֨ישׁ בְּשַׂר־קֹ֜דֶשׁ בִּ⁠כְנַ֣ף בִּגְד֗⁠וֹ וְ⁠נָגַ֣ע בִּ֠⁠כְנָפ⁠וֹ אֶל־הַ⁠לֶּ֨חֶם וְ⁠אֶל־הַ⁠נָּזִ֜יד וְ⁠אֶל־הַ⁠יַּ֧יִן וְ⁠אֶל־שֶׁ֛מֶן וְ⁠אֶל־כָּל־מַאֲכָ֖ל הֲ⁠יִקְדָּ֑שׁ</w:t>
+      </w:r>
+    </w:p>
+    <w:p>
+      <w:pPr>
+        <w:bidi/>
+      </w:pPr>
+      <w:r>
+        <w:rPr>
+          <w:lang w:val="ar_AE" w:bidi="ar_AE"/>
+        </w:rPr>
+      </w:r>
+      <w:r>
+        <w:rPr>
           <w:b/>
           <w:lang w:val="ar_AE" w:bidi="ar_AE"/>
         </w:rPr>
@@ -12283,6 +13019,22 @@
         <w:rPr>
           <w:lang w:val="ar_AE" w:bidi="ar_AE"/>
         </w:rPr>
+      </w:r>
+    </w:p>
+    <w:p>
+      <w:pPr>
+        <w:bidi/>
+      </w:pPr>
+      <w:r>
+        <w:rPr>
+          <w:lang w:val="ar_AE" w:bidi="ar_AE"/>
+        </w:rPr>
+      </w:r>
+      <w:r>
+        <w:rPr>
+          <w:lang w:val="ar_AE" w:bidi="ar_AE"/>
+        </w:rPr>
+        <w:t>הֵ֣ן ׀ יִשָּׂא־אִ֨ישׁ בְּשַׂר־קֹ֜דֶשׁ בִּ⁠כְנַ֣ף בִּגְד֗⁠וֹ וְ⁠נָגַ֣ע בִּ֠⁠כְנָפ⁠וֹ אֶל־הַ⁠לֶּ֨חֶם וְ⁠אֶל־הַ⁠נָּזִ֜יד וְ⁠אֶל־הַ⁠יַּ֧יִן וְ⁠אֶל־שֶׁ֛מֶן וְ⁠אֶל־כָּל־מַאֲכָ֖ל הֲ⁠יִקְדָּ֑שׁ</w:t>
       </w:r>
     </w:p>
     <w:p>
@@ -13315,6 +14067,22 @@
       </w:r>
       <w:r>
         <w:rPr>
+          <w:lang w:val="ar_AE" w:bidi="ar_AE"/>
+        </w:rPr>
+        <w:t>כֵּ֣ן הָֽ⁠עָם־הַ֠⁠זֶּה וְ⁠כֵן־הַ⁠גּ֨וֹי הַ⁠זֶּ֤ה לְ⁠פָנַ⁠י֙ נְאֻם־יְהוָ֔ה וְ⁠כֵ֖ן כָּל־מַעֲשֵׂ֣ה יְדֵי⁠הֶ֑ם וַ⁠אֲשֶׁ֥ר יַקְרִ֛יבוּ שָׁ֖ם טָמֵ֥א הֽוּא</w:t>
+      </w:r>
+    </w:p>
+    <w:p>
+      <w:pPr>
+        <w:bidi/>
+      </w:pPr>
+      <w:r>
+        <w:rPr>
+          <w:lang w:val="ar_AE" w:bidi="ar_AE"/>
+        </w:rPr>
+      </w:r>
+      <w:r>
+        <w:rPr>
           <w:b/>
           <w:lang w:val="ar_AE" w:bidi="ar_AE"/>
         </w:rPr>
@@ -13408,6 +14176,22 @@
         <w:rPr>
           <w:lang w:val="ar_AE" w:bidi="ar_AE"/>
         </w:rPr>
+      </w:r>
+    </w:p>
+    <w:p>
+      <w:pPr>
+        <w:bidi/>
+      </w:pPr>
+      <w:r>
+        <w:rPr>
+          <w:lang w:val="ar_AE" w:bidi="ar_AE"/>
+        </w:rPr>
+      </w:r>
+      <w:r>
+        <w:rPr>
+          <w:lang w:val="ar_AE" w:bidi="ar_AE"/>
+        </w:rPr>
+        <w:t>כֵּ֣ן הָֽ⁠עָם־הַ֠⁠זֶּה וְ⁠כֵן־הַ⁠גּ֨וֹי הַ⁠זֶּ֤ה</w:t>
       </w:r>
     </w:p>
     <w:p>
@@ -14233,6 +15017,22 @@
       </w:r>
       <w:r>
         <w:rPr>
+          <w:lang w:val="ar_AE" w:bidi="ar_AE"/>
+        </w:rPr>
+        <w:t>שִֽׂימוּ־נָ֣א לְבַבְ⁠כֶ֔ם</w:t>
+      </w:r>
+    </w:p>
+    <w:p>
+      <w:pPr>
+        <w:bidi/>
+      </w:pPr>
+      <w:r>
+        <w:rPr>
+          <w:lang w:val="ar_AE" w:bidi="ar_AE"/>
+        </w:rPr>
+      </w:r>
+      <w:r>
+        <w:rPr>
           <w:b/>
           <w:lang w:val="ar_AE" w:bidi="ar_AE"/>
         </w:rPr>
@@ -14492,6 +15292,22 @@
       </w:r>
       <w:r>
         <w:rPr>
+          <w:lang w:val="ar_AE" w:bidi="ar_AE"/>
+        </w:rPr>
+        <w:t>מִ⁠טֶּ֧רֶם שֽׂוּם־אֶ֛בֶן אֶל־אֶ֖בֶן בְּ⁠הֵיכַ֥ל יְהוָֽה</w:t>
+      </w:r>
+    </w:p>
+    <w:p>
+      <w:pPr>
+        <w:bidi/>
+      </w:pPr>
+      <w:r>
+        <w:rPr>
+          <w:lang w:val="ar_AE" w:bidi="ar_AE"/>
+        </w:rPr>
+      </w:r>
+      <w:r>
+        <w:rPr>
           <w:b/>
           <w:lang w:val="ar_AE" w:bidi="ar_AE"/>
         </w:rPr>
@@ -15124,6 +15940,22 @@
       </w:r>
       <w:r>
         <w:rPr>
+          <w:lang w:val="ar_AE" w:bidi="ar_AE"/>
+        </w:rPr>
+        <w:t>בָּ֣א אֶל־הַ⁠יֶּ֗קֶב לַ⁠חְשֹׂף֙ חֲמִשִּׁ֣ים פּוּרָ֔ה וְ⁠הָיְתָ֖ה עֶשְׂרִֽים</w:t>
+      </w:r>
+    </w:p>
+    <w:p>
+      <w:pPr>
+        <w:bidi/>
+      </w:pPr>
+      <w:r>
+        <w:rPr>
+          <w:lang w:val="ar_AE" w:bidi="ar_AE"/>
+        </w:rPr>
+      </w:r>
+      <w:r>
+        <w:rPr>
           <w:b/>
           <w:lang w:val="ar_AE" w:bidi="ar_AE"/>
         </w:rPr>
@@ -15365,6 +16197,22 @@
       </w:r>
       <w:r>
         <w:rPr>
+          <w:lang w:val="ar_AE" w:bidi="ar_AE"/>
+        </w:rPr>
+        <w:t>הִכֵּ֨יתִי אֶתְ⁠כֶ֜ם בַּ⁠שִּׁדָּפ֤וֹן וּ⁠בַ⁠יֵּֽרָקוֹן֙ וּ⁠בַ⁠בָּרָ֔ד אֵ֖ת כָּל־מַעֲשֵׂ֣ה יְדֵי⁠כֶ֑ם וְ⁠אֵין־אֶתְ⁠כֶ֥ם אֵלַ֖⁠י נְאֻם־יְהוָֽה</w:t>
+      </w:r>
+    </w:p>
+    <w:p>
+      <w:pPr>
+        <w:bidi/>
+      </w:pPr>
+      <w:r>
+        <w:rPr>
+          <w:lang w:val="ar_AE" w:bidi="ar_AE"/>
+        </w:rPr>
+      </w:r>
+      <w:r>
+        <w:rPr>
           <w:b/>
           <w:lang w:val="ar_AE" w:bidi="ar_AE"/>
         </w:rPr>
@@ -15580,6 +16428,22 @@
         <w:rPr>
           <w:lang w:val="ar_AE" w:bidi="ar_AE"/>
         </w:rPr>
+      </w:r>
+    </w:p>
+    <w:p>
+      <w:pPr>
+        <w:bidi/>
+      </w:pPr>
+      <w:r>
+        <w:rPr>
+          <w:lang w:val="ar_AE" w:bidi="ar_AE"/>
+        </w:rPr>
+      </w:r>
+      <w:r>
+        <w:rPr>
+          <w:lang w:val="ar_AE" w:bidi="ar_AE"/>
+        </w:rPr>
+        <w:t>אֵ֖ת כָּל־מַעֲשֵׂ֣ה יְדֵי⁠כֶ֑ם</w:t>
       </w:r>
     </w:p>
     <w:p>
@@ -15965,6 +16829,22 @@
       </w:r>
       <w:r>
         <w:rPr>
+          <w:lang w:val="ar_AE" w:bidi="ar_AE"/>
+        </w:rPr>
+        <w:t>מִן־הַ⁠יּ֥וֹם הַ⁠זֶּ֖ה וָ⁠מָ֑עְלָ⁠ה מִ⁠יּוֹם֩ עֶשְׂרִ֨ים וְ⁠אַרְבָּעָ֜ה לַ⁠תְּשִׁיעִ֗י לְ⁠מִן־הַ⁠יּ֛וֹם אֲשֶׁר־יֻסַּ֥ד הֵֽיכַל־יְהוָ֖ה</w:t>
+      </w:r>
+    </w:p>
+    <w:p>
+      <w:pPr>
+        <w:bidi/>
+      </w:pPr>
+      <w:r>
+        <w:rPr>
+          <w:lang w:val="ar_AE" w:bidi="ar_AE"/>
+        </w:rPr>
+      </w:r>
+      <w:r>
+        <w:rPr>
           <w:b/>
           <w:lang w:val="ar_AE" w:bidi="ar_AE"/>
         </w:rPr>
@@ -16255,6 +17135,22 @@
       </w:r>
       <w:r>
         <w:rPr>
+          <w:lang w:val="ar_AE" w:bidi="ar_AE"/>
+        </w:rPr>
+        <w:t>מִ⁠יּוֹם֩ עֶשְׂרִ֨ים וְ⁠אַרְבָּעָ֜ה לַ⁠תְּשִׁיעִ֗י</w:t>
+      </w:r>
+    </w:p>
+    <w:p>
+      <w:pPr>
+        <w:bidi/>
+      </w:pPr>
+      <w:r>
+        <w:rPr>
+          <w:lang w:val="ar_AE" w:bidi="ar_AE"/>
+        </w:rPr>
+      </w:r>
+      <w:r>
+        <w:rPr>
           <w:b/>
           <w:lang w:val="ar_AE" w:bidi="ar_AE"/>
         </w:rPr>
@@ -16609,6 +17505,22 @@
       </w:r>
       <w:r>
         <w:rPr>
+          <w:lang w:val="ar_AE" w:bidi="ar_AE"/>
+        </w:rPr>
+        <w:t>שִׂ֥ימוּ לְבַבְ⁠כֶֽם</w:t>
+      </w:r>
+    </w:p>
+    <w:p>
+      <w:pPr>
+        <w:bidi/>
+      </w:pPr>
+      <w:r>
+        <w:rPr>
+          <w:lang w:val="ar_AE" w:bidi="ar_AE"/>
+        </w:rPr>
+      </w:r>
+      <w:r>
+        <w:rPr>
           <w:b/>
           <w:lang w:val="ar_AE" w:bidi="ar_AE"/>
         </w:rPr>
@@ -17099,6 +18011,22 @@
       </w:r>
       <w:r>
         <w:rPr>
+          <w:lang w:val="ar_AE" w:bidi="ar_AE"/>
+        </w:rPr>
+        <w:t>וַ⁠יְהִ֨י דְבַר־יְהוָ֤ה ׀ שֵׁנִית֙ אֶל־חַגַּ֔י</w:t>
+      </w:r>
+    </w:p>
+    <w:p>
+      <w:pPr>
+        <w:bidi/>
+      </w:pPr>
+      <w:r>
+        <w:rPr>
+          <w:lang w:val="ar_AE" w:bidi="ar_AE"/>
+        </w:rPr>
+      </w:r>
+      <w:r>
+        <w:rPr>
           <w:b/>
           <w:lang w:val="ar_AE" w:bidi="ar_AE"/>
         </w:rPr>
@@ -17467,6 +18395,22 @@
       </w:r>
       <w:r>
         <w:rPr>
+          <w:lang w:val="ar_AE" w:bidi="ar_AE"/>
+        </w:rPr>
+        <w:t>בְּ⁠עֶשְׂרִ֧ים וְ⁠אַרְבָּעָ֛ה לַ⁠חֹ֖דֶשׁ</w:t>
+      </w:r>
+    </w:p>
+    <w:p>
+      <w:pPr>
+        <w:bidi/>
+      </w:pPr>
+      <w:r>
+        <w:rPr>
+          <w:lang w:val="ar_AE" w:bidi="ar_AE"/>
+        </w:rPr>
+      </w:r>
+      <w:r>
+        <w:rPr>
           <w:b/>
           <w:lang w:val="ar_AE" w:bidi="ar_AE"/>
         </w:rPr>
@@ -17560,6 +18504,22 @@
         <w:rPr>
           <w:lang w:val="ar_AE" w:bidi="ar_AE"/>
         </w:rPr>
+      </w:r>
+    </w:p>
+    <w:p>
+      <w:pPr>
+        <w:bidi/>
+      </w:pPr>
+      <w:r>
+        <w:rPr>
+          <w:lang w:val="ar_AE" w:bidi="ar_AE"/>
+        </w:rPr>
+      </w:r>
+      <w:r>
+        <w:rPr>
+          <w:lang w:val="ar_AE" w:bidi="ar_AE"/>
+        </w:rPr>
+        <w:t>בְּ⁠עֶשְׂרִ֧ים וְ⁠אַרְבָּעָ֛ה לַ⁠חֹ֖דֶשׁ</w:t>
       </w:r>
     </w:p>
     <w:p>
@@ -17697,6 +18657,22 @@
       </w:r>
       <w:r>
         <w:rPr>
+          <w:lang w:val="ar_AE" w:bidi="ar_AE"/>
+        </w:rPr>
+        <w:t>אֱמֹ֕ר אֶל־זְרֻבָּבֶ֥ל פַּֽחַת־יְהוּדָ֖ה לֵ⁠אמֹ֑ר אֲנִ֣י מַרְעִ֔ישׁ אֶת־הַ⁠שָּׁמַ֖יִם וְ⁠אֶת־הָ⁠אָֽרֶץ</w:t>
+      </w:r>
+    </w:p>
+    <w:p>
+      <w:pPr>
+        <w:bidi/>
+      </w:pPr>
+      <w:r>
+        <w:rPr>
+          <w:lang w:val="ar_AE" w:bidi="ar_AE"/>
+        </w:rPr>
+      </w:r>
+      <w:r>
+        <w:rPr>
           <w:b/>
           <w:lang w:val="ar_AE" w:bidi="ar_AE"/>
         </w:rPr>
@@ -17790,6 +18766,22 @@
         <w:rPr>
           <w:lang w:val="ar_AE" w:bidi="ar_AE"/>
         </w:rPr>
+      </w:r>
+    </w:p>
+    <w:p>
+      <w:pPr>
+        <w:bidi/>
+      </w:pPr>
+      <w:r>
+        <w:rPr>
+          <w:lang w:val="ar_AE" w:bidi="ar_AE"/>
+        </w:rPr>
+      </w:r>
+      <w:r>
+        <w:rPr>
+          <w:lang w:val="ar_AE" w:bidi="ar_AE"/>
+        </w:rPr>
+        <w:t>אֲנִ֣י מַרְעִ֔ישׁ אֶת־הַ⁠שָּׁמַ֖יִם וְ⁠אֶת־הָ⁠אָֽרֶץ</w:t>
       </w:r>
     </w:p>
     <w:p>
@@ -18335,6 +19327,22 @@
       </w:r>
       <w:r>
         <w:rPr>
+          <w:lang w:val="ar_AE" w:bidi="ar_AE"/>
+        </w:rPr>
+        <w:t>וְ⁠הָפַכְתִּ֤י מֶרְכָּבָה֙ וְ⁠רֹ֣כְבֶ֔י⁠הָ וְ⁠יָרְד֤וּ סוּסִים֙ וְ⁠רֹ֣כְבֵי⁠הֶ֔ם</w:t>
+      </w:r>
+    </w:p>
+    <w:p>
+      <w:pPr>
+        <w:bidi/>
+      </w:pPr>
+      <w:r>
+        <w:rPr>
+          <w:lang w:val="ar_AE" w:bidi="ar_AE"/>
+        </w:rPr>
+      </w:r>
+      <w:r>
+        <w:rPr>
           <w:b/>
           <w:lang w:val="ar_AE" w:bidi="ar_AE"/>
         </w:rPr>
@@ -18724,6 +19732,22 @@
         <w:rPr>
           <w:lang w:val="ar_AE" w:bidi="ar_AE"/>
         </w:rPr>
+      </w:r>
+    </w:p>
+    <w:p>
+      <w:pPr>
+        <w:bidi/>
+      </w:pPr>
+      <w:r>
+        <w:rPr>
+          <w:lang w:val="ar_AE" w:bidi="ar_AE"/>
+        </w:rPr>
+      </w:r>
+      <w:r>
+        <w:rPr>
+          <w:lang w:val="ar_AE" w:bidi="ar_AE"/>
+        </w:rPr>
+        <w:t>אִ֖ישׁ בְּ⁠חֶ֥רֶב אָחִֽי⁠ו</w:t>
       </w:r>
     </w:p>
     <w:p>
@@ -19115,6 +20139,22 @@
       </w:r>
       <w:r>
         <w:rPr>
+          <w:lang w:val="ar_AE" w:bidi="ar_AE"/>
+        </w:rPr>
+        <w:t>בַּ⁠יּ֣וֹם הַ⁠ה֣וּא נְאֻם־יְהוָ֣ה צְבָא֡וֹת אֶ֠קָּחֲ⁠ךָ זְרֻבָּבֶ֨ל בֶּן־שְׁאַלְתִּיאֵ֤ל עַבְדִּ⁠י֙ נְאֻם־יְהוָ֔ה וְ⁠שַׂמְתִּ֖י⁠ךָ כַּֽ⁠חוֹתָ֑ם כִּֽי־בְ⁠ךָ֣ בָחַ֔רְתִּי נְאֻ֖ם יְהוָ֥ה צְבָאֽוֹת</w:t>
+      </w:r>
+    </w:p>
+    <w:p>
+      <w:pPr>
+        <w:bidi/>
+      </w:pPr>
+      <w:r>
+        <w:rPr>
+          <w:lang w:val="ar_AE" w:bidi="ar_AE"/>
+        </w:rPr>
+      </w:r>
+      <w:r>
+        <w:rPr>
           <w:b/>
           <w:lang w:val="ar_AE" w:bidi="ar_AE"/>
         </w:rPr>
@@ -19329,6 +20369,22 @@
         <w:rPr>
           <w:lang w:val="ar_AE" w:bidi="ar_AE"/>
         </w:rPr>
+      </w:r>
+    </w:p>
+    <w:p>
+      <w:pPr>
+        <w:bidi/>
+      </w:pPr>
+      <w:r>
+        <w:rPr>
+          <w:lang w:val="ar_AE" w:bidi="ar_AE"/>
+        </w:rPr>
+      </w:r>
+      <w:r>
+        <w:rPr>
+          <w:lang w:val="ar_AE" w:bidi="ar_AE"/>
+        </w:rPr>
+        <w:t>אֶ֠קָּחֲ⁠ךָ &amp; וְ⁠שַׂמְתִּ֖י⁠ךָ &amp; בְ⁠ךָ֣ בָחַ֔רְתִּי</w:t>
       </w:r>
     </w:p>
     <w:p>
